--- a/ove/public/docs/ove75-reestr.docx
+++ b/ove/public/docs/ove75-reestr.docx
@@ -34,7 +34,7 @@
           <w:color w:val="666666"/>
           <w:sz w:val="20"/>
         </w:rPr>
-        <w:t xml:space="preserve">Основание: ТЗ на БИ v3.6 и приложения №1–7. Составлено 13.08.2026. Каждая позиция — две дословные цитаты из документов Заказчика; все цитаты проверены программно на дословное вхождение в исходники.</w:t>
+        <w:t xml:space="preserve">Основание: ТЗ на БИ v3.6 и приложения №1–7. Составлено 14.08.2026. Каждая позиция — две дословные цитаты из документов Заказчика; все цитаты проверены программно на дословное вхождение в исходники.</w:t>
       </w:r>
     </w:p>
     <w:p>

--- a/ove/public/docs/ove75-reestr.docx
+++ b/ove/public/docs/ove75-reestr.docx
@@ -34,7 +34,7 @@
           <w:color w:val="666666"/>
           <w:sz w:val="20"/>
         </w:rPr>
-        <w:t xml:space="preserve">Основание: ТЗ на БИ v3.6 и приложения №1–7. Составлено 14.08.2026. Каждая позиция — две дословные цитаты из документов Заказчика; все цитаты проверены программно на дословное вхождение в исходники.</w:t>
+        <w:t xml:space="preserve">Основание: ТЗ на БИ v3.6 и приложения №1–7. Составлено 15.08.2026. Каждая позиция — две дословные цитаты из документов Заказчика; все цитаты проверены программно на дословное вхождение в исходники.</w:t>
       </w:r>
     </w:p>
     <w:p>

--- a/ove/public/docs/ove75-reestr.docx
+++ b/ove/public/docs/ove75-reestr.docx
@@ -53,7 +53,7 @@
         <w:t xml:space="preserve">Сводка: </w:t>
       </w:r>
       <w:r>
-        <w:t xml:space="preserve">расхождений 93 — блокирующих 7, существенных 35, формальных 51; решено 0. Плюс 8 общих вопросов без парных цитат.</w:t>
+        <w:t xml:space="preserve">расхождений 93 — блокирующих 7, существенных 35, формальных 51; решено 0. Плюс 9 общих вопросов без парных цитат.</w:t>
       </w:r>
     </w:p>
     <w:p>
@@ -14440,7 +14440,7 @@
         <w:pStyle w:val="Heading1"/>
       </w:pPr>
       <w:r>
-        <w:t xml:space="preserve">4. Общие вопросы Заказчику (8)</w:t>
+        <w:t xml:space="preserve">4. Общие вопросы Заказчику (9)</w:t>
       </w:r>
     </w:p>
     <w:p>
@@ -14636,6 +14636,31 @@
       </w:r>
       <w:r>
         <w:t xml:space="preserve">Подтверждается ли использование существующего подъёмно-транспортного оборудования ЦЭМ после модернизации, и кто определяет объём этой модернизации?</w:t>
+      </w:r>
+    </w:p>
+    <w:p>
+      <w:r>
+        <w:rPr>
+          <w:b/>
+        </w:rPr>
+        <w:t xml:space="preserve">Ответ: </w:t>
+      </w:r>
+      <w:r>
+        <w:rPr>
+          <w:color w:val="888888"/>
+        </w:rPr>
+        <w:t xml:space="preserve">____________________________________________________________</w:t>
+      </w:r>
+    </w:p>
+    <w:p>
+      <w:r>
+        <w:rPr>
+          <w:b/>
+        </w:rPr>
+        <w:t xml:space="preserve">Q-09. </w:t>
+      </w:r>
+      <w:r>
+        <w:t xml:space="preserve">Подтвердить базис размещения Лотов №2–4: ТЗ (п.2.8.5) и Приложение №6 исходят из существующих зданий ЦЭМ/ГМУ, однако зданий под размещение нет — закладываем новое строительство (корпус ЭЭ 36×190 м, купорос, склад). При этом Прил.№6 не применяется, в состав БИ добавляются посадка на генплан и полные строительные нагрузки новых корпусов, CAPEX +7–10 млрд ₽, срок +18–24 мес. Какой сценарий фиксируем в БИ? (ТЗ Лота №3 само пишет «в проектируемом здании» — противоречие с Прил.№6.)</w:t>
       </w:r>
     </w:p>
     <w:p>

--- a/ove/public/docs/ove75-reestr.docx
+++ b/ove/public/docs/ove75-reestr.docx
@@ -34,7 +34,7 @@
           <w:color w:val="666666"/>
           <w:sz w:val="20"/>
         </w:rPr>
-        <w:t xml:space="preserve">Основание: ТЗ на БИ v3.6 и приложения №1–7. Составлено 15.08.2026. Каждая позиция — две дословные цитаты из документов Заказчика; все цитаты проверены программно на дословное вхождение в исходники.</w:t>
+        <w:t xml:space="preserve">Основание: ТЗ на БИ v4.1 от 25.08.2026, ТЗ на ЦИМ ред.2 и приложения; реестр сверен с новой редакцией (снятые позиции помечены, новые расхождения v4.1 — C-94…C-101; адреса цитат в исторических позициях — по v3.6). Составлено 25.08.2026. Каждая позиция — две дословные цитаты из документов Заказчика; все цитаты проверены программно на дословное вхождение в исходники.</w:t>
       </w:r>
     </w:p>
     <w:p>
@@ -53,7 +53,7 @@
         <w:t xml:space="preserve">Сводка: </w:t>
       </w:r>
       <w:r>
-        <w:t xml:space="preserve">расхождений 93 — блокирующих 7, существенных 35, формальных 51; решено 0. Плюс 9 общих вопросов без парных цитат.</w:t>
+        <w:t xml:space="preserve">расхождений 101 — блокирующих 8, существенных 39, формальных 54; решено 0. Плюс 10 общих вопросов без парных цитат.</w:t>
       </w:r>
     </w:p>
     <w:p>
@@ -61,7 +61,7 @@
         <w:pStyle w:val="Heading1"/>
       </w:pPr>
       <w:r>
-        <w:t xml:space="preserve">1. Блокирующие расхождения (7)</w:t>
+        <w:t xml:space="preserve">1. Блокирующие расхождения (8)</w:t>
       </w:r>
     </w:p>
     <w:p>
@@ -1108,6 +1108,21 @@
       <w:r>
         <w:rPr>
           <w:b/>
+          <w:color w:val="0CA30C"/>
+        </w:rPr>
+        <w:t xml:space="preserve">Статус по редакции 25.08.2026 (ТЗ v4.1 / ЦИМ ред.2): </w:t>
+      </w:r>
+      <w:r>
+        <w:rPr>
+          <w:color w:val="0CA30C"/>
+        </w:rPr>
+        <w:t xml:space="preserve">выпущено ТЗ на ЦИМ ред.2: единственная цель — «Разработка ЦИМ стадии „базовый инжиниринг“» с проверкой коллизий, состав ЦИМ «определяется Исполнителем исходя из необходимости и достаточности», детализация — новое Прил.1 LOD/LOI (стадия БИ: листы ТХ и ЭОМ/СС/АК)</w:t>
+      </w:r>
+    </w:p>
+    <w:p>
+      <w:r>
+        <w:rPr>
+          <w:b/>
         </w:rPr>
         <w:t xml:space="preserve">Вопрос Заказчику: </w:t>
       </w:r>
@@ -1127,23 +1142,6 @@
           <w:color w:val="888888"/>
         </w:rPr>
         <w:t xml:space="preserve">____________________________________________________________</w:t>
-      </w:r>
-    </w:p>
-    <w:p>
-      <w:pPr>
-        <w:pStyle w:val="Heading1"/>
-      </w:pPr>
-      <w:r>
-        <w:t xml:space="preserve">2. Существенные расхождения (35)</w:t>
-      </w:r>
-    </w:p>
-    <w:p>
-      <w:r>
-        <w:rPr>
-          <w:color w:val="666666"/>
-          <w:sz w:val="20"/>
-        </w:rPr>
-        <w:t xml:space="preserve">Влияют на проектные решения, состав поставки и стоимость.</w:t>
       </w:r>
     </w:p>
     <w:p>
@@ -1154,13 +1152,13 @@
         <w:rPr>
           <w:b/>
         </w:rPr>
-        <w:t xml:space="preserve">C-03. </w:t>
-      </w:r>
-      <w:r>
-        <w:rPr>
-          <w:b/>
-        </w:rPr>
-        <w:t xml:space="preserve">Целевая мощность: 75 000 т или 69 250 т катодной меди в год</w:t>
+        <w:t xml:space="preserve">C-94. </w:t>
+      </w:r>
+      <w:r>
+        <w:rPr>
+          <w:b/>
+        </w:rPr>
+        <w:t xml:space="preserve">v4.1: п.1.3 объявляет новое строительство на свободной территории, а таблица объектов и Прил.№6/№7 — существующие здания</w:t>
       </w:r>
     </w:p>
     <w:p>
@@ -1169,7 +1167,7 @@
           <w:color w:val="666666"/>
           <w:sz w:val="20"/>
         </w:rPr>
-        <w:t xml:space="preserve">общий / стык · важность: существенные</w:t>
+        <w:t xml:space="preserve">общий / стык · важность: блокирующие</w:t>
       </w:r>
     </w:p>
     <w:tbl>
@@ -1213,7 +1211,16 @@
               <w:rPr>
                 <w:i/>
               </w:rPr>
-              <w:t xml:space="preserve">«ТЗ и название проекта — комплекс производительностью 75 000 т катодной меди в год»</w:t>
+              <w:t xml:space="preserve">«Предусматривается новое строительство объектов комплекса ОВЭ на свободной территории Промплощадки КГМК по варианту размещения, принятому Заказчиком.»</w:t>
+            </w:r>
+          </w:p>
+          <w:p>
+            <w:r>
+              <w:rPr>
+                <w:color w:val="666666"/>
+                <w:sz w:val="18"/>
+              </w:rPr>
+              <w:t xml:space="preserve">ТЗ на БИ v4.1, разд. 1.3 «Наименование и местонахождение проектируемого объекта»</w:t>
             </w:r>
           </w:p>
         </w:tc>
@@ -1242,7 +1249,16 @@
               <w:rPr>
                 <w:i/>
               </w:rPr>
-              <w:t xml:space="preserve">«ИД ч.2, сводные балансы разд. 8–9 — годовой выпуск по балансу около 69,25 тыс. т; удельные нормы расхода нормированы на 69 245 т»</w:t>
+              <w:t xml:space="preserve">«Гидрометаллургический цех (существующие здания), в составе: … Отделение электроэкстракции меди ¦ Требуется (Лот №3) … Приложение № 6 – Существующее здание Цеха электролиза меди (ЦЭМ).»</w:t>
+            </w:r>
+          </w:p>
+          <w:p>
+            <w:r>
+              <w:rPr>
+                <w:color w:val="666666"/>
+                <w:sz w:val="18"/>
+              </w:rPr>
+              <w:t xml:space="preserve">ТЗ на БИ v4.1, таблица «Перечень основных объектов технологии ОВЭ» + «Перечень приложений»</w:t>
             </w:r>
           </w:p>
         </w:tc>
@@ -1256,7 +1272,7 @@
         <w:t xml:space="preserve">На что влияет: </w:t>
       </w:r>
       <w:r>
-        <w:t xml:space="preserve">Расхождение около 8 %. Номинал 75 тыс. т достижим при плотности тока 280 А/м² на всех 180 ваннах, что даёт около 76,7 тыс. т, но фактическая плотность в ИД — 252,7 А/м². От ответа зависит, на какую цифру мы даём технологические гарантии.</w:t>
+        <w:t xml:space="preserve">Базис размещения в самой v4.1 двоится: если все объекты комплекса строятся заново на свободной территории (п.1.3) — лоты 2–4 не могут сидеть в «существующих зданиях», а обмерные Прил.№6/№7 не применяются; если гидрометаллургия остаётся в существующих зданиях — п.1.3 неверен. От ответа зависят состав БИ (посадка, нагрузки), CAPEX (±7–10 млрд ₽) и сроки. Сам «вариант размещения, принятый Заказчиком» в составе ИД не выдан.</w:t>
       </w:r>
     </w:p>
     <w:p>
@@ -1267,7 +1283,7 @@
         <w:t xml:space="preserve">Вопрос Заказчику: </w:t>
       </w:r>
       <w:r>
-        <w:t xml:space="preserve">Какая величина является целевой для технологических гарантий Исполнителя БИ: 75 000 т по ТЗ или расчётные 69 250 т по балансам ИД?</w:t>
+        <w:t xml:space="preserve">Подтвердить базис по каждому лоту (Лот 1 — новое строительство; Лоты 2, 3, 4 — новое строительство или существующие здания?) и передать «вариант размещения, принятый Заказчиком» (генплан свободной территории) как ИД.</w:t>
       </w:r>
     </w:p>
     <w:p>
@@ -1282,6 +1298,23 @@
           <w:color w:val="888888"/>
         </w:rPr>
         <w:t xml:space="preserve">____________________________________________________________</w:t>
+      </w:r>
+    </w:p>
+    <w:p>
+      <w:pPr>
+        <w:pStyle w:val="Heading1"/>
+      </w:pPr>
+      <w:r>
+        <w:t xml:space="preserve">2. Существенные расхождения (39)</w:t>
+      </w:r>
+    </w:p>
+    <w:p>
+      <w:r>
+        <w:rPr>
+          <w:color w:val="666666"/>
+          <w:sz w:val="20"/>
+        </w:rPr>
+        <w:t xml:space="preserve">Влияют на проектные решения, состав поставки и стоимость.</w:t>
       </w:r>
     </w:p>
     <w:p>
@@ -1292,13 +1325,13 @@
         <w:rPr>
           <w:b/>
         </w:rPr>
-        <w:t xml:space="preserve">C-04. </w:t>
-      </w:r>
-      <w:r>
-        <w:rPr>
-          <w:b/>
-        </w:rPr>
-        <w:t xml:space="preserve">Антиаэрозольная добавка FC-1100 снята с производства</w:t>
+        <w:t xml:space="preserve">C-03. </w:t>
+      </w:r>
+      <w:r>
+        <w:rPr>
+          <w:b/>
+        </w:rPr>
+        <w:t xml:space="preserve">Целевая мощность: 75 000 т или 69 250 т катодной меди в год</w:t>
       </w:r>
     </w:p>
     <w:p>
@@ -1307,7 +1340,7 @@
           <w:color w:val="666666"/>
           <w:sz w:val="20"/>
         </w:rPr>
-        <w:t xml:space="preserve">Лот №3 · Электроэкстракция · важность: существенные</w:t>
+        <w:t xml:space="preserve">общий / стык · важность: существенные</w:t>
       </w:r>
     </w:p>
     <w:tbl>
@@ -1351,7 +1384,7 @@
               <w:rPr>
                 <w:i/>
               </w:rPr>
-              <w:t xml:space="preserve">«ИД ч.2, табл. 8.5 и 9.5 — расход FC-1100 13 849 кг/год; приложение А — сертификат соответствия»</w:t>
+              <w:t xml:space="preserve">«ТЗ и название проекта — комплекс производительностью 75 000 т катодной меди в год»</w:t>
             </w:r>
           </w:p>
         </w:tc>
@@ -1380,7 +1413,7 @@
               <w:rPr>
                 <w:i/>
               </w:rPr>
-              <w:t xml:space="preserve">«Производитель 3М прекратил выпуск линейки; продукт недоступен к закупке»</w:t>
+              <w:t xml:space="preserve">«ИД ч.2, сводные балансы разд. 8–9 — годовой выпуск по балансу около 69,25 тыс. т; удельные нормы расхода нормированы на 69 245 т»</w:t>
             </w:r>
           </w:p>
         </w:tc>
@@ -1394,7 +1427,7 @@
         <w:t xml:space="preserve">На что влияет: </w:t>
       </w:r>
       <w:r>
-        <w:t xml:space="preserve">Позиция заложена в нормы расхода и в баланс, но купить её нельзя. Аналоги (Eagles 1100, NF-100 и др.) отличаются по расходу и поведению в электролите.</w:t>
+        <w:t xml:space="preserve">Расхождение около 8 %. Номинал 75 тыс. т достижим при плотности тока 280 А/м² на всех 180 ваннах, что даёт около 76,7 тыс. т, но фактическая плотность в ИД — 252,7 А/м². От ответа зависит, на какую цифру мы даём технологические гарантии.</w:t>
       </w:r>
     </w:p>
     <w:p>
@@ -1405,7 +1438,7 @@
         <w:t xml:space="preserve">Вопрос Заказчику: </w:t>
       </w:r>
       <w:r>
-        <w:t xml:space="preserve">Согласовывает ли Заказчик замену FC-1100 на аналог? Требуются ли сравнительные испытания аналога до включения в проект?</w:t>
+        <w:t xml:space="preserve">Какая величина является целевой для технологических гарантий Исполнителя БИ: 75 000 т по ТЗ или расчётные 69 250 т по балансам ИД?</w:t>
       </w:r>
     </w:p>
     <w:p>
@@ -1430,13 +1463,13 @@
         <w:rPr>
           <w:b/>
         </w:rPr>
-        <w:t xml:space="preserve">C-05. </w:t>
-      </w:r>
-      <w:r>
-        <w:rPr>
-          <w:b/>
-        </w:rPr>
-        <w:t xml:space="preserve">Барометрические конденсаторы не размещаются в существующем здании ГМУ</w:t>
+        <w:t xml:space="preserve">C-04. </w:t>
+      </w:r>
+      <w:r>
+        <w:rPr>
+          <w:b/>
+        </w:rPr>
+        <w:t xml:space="preserve">Антиаэрозольная добавка FC-1100 снята с производства</w:t>
       </w:r>
     </w:p>
     <w:p>
@@ -1445,7 +1478,7 @@
           <w:color w:val="666666"/>
           <w:sz w:val="20"/>
         </w:rPr>
-        <w:t xml:space="preserve">Лот №2 · Купорос · важность: существенные</w:t>
+        <w:t xml:space="preserve">Лот №3 · Электроэкстракция · важность: существенные</w:t>
       </w:r>
     </w:p>
     <w:tbl>
@@ -1489,7 +1522,7 @@
               <w:rPr>
                 <w:i/>
               </w:rPr>
-              <w:t xml:space="preserve">«ИД ч.2, разд. 4.1.4 — барометрические конденсаторы под разрежением 0,075 атм; потребная высота барометрического стояка около 10,5 м плюс корпус конденсатора 2,0–2,5 м»</w:t>
+              <w:t xml:space="preserve">«ИД ч.2, табл. 8.5 и 9.5 — расход FC-1100 13 849 кг/год; приложение А — сертификат соответствия»</w:t>
             </w:r>
           </w:p>
         </w:tc>
@@ -1518,7 +1551,7 @@
               <w:rPr>
                 <w:i/>
               </w:rPr>
-              <w:t xml:space="preserve">«Приложение №7 (ФМ.01648-АР1 л.5, КО л.2) — верх крановых рельсов +10,0…+10,5, низ ферм оценочно +12,4…+12,9»</w:t>
+              <w:t xml:space="preserve">«Производитель 3М прекратил выпуск линейки; продукт недоступен к закупке»</w:t>
             </w:r>
           </w:p>
         </w:tc>
@@ -1532,7 +1565,7 @@
         <w:t xml:space="preserve">На что влияет: </w:t>
       </w:r>
       <w:r>
-        <w:t xml:space="preserve">При гидрозатворе на отметке 0,000 верх конденсатора выходит на +13,2…+13,7 — выше низа ферм и габарита кранов. Размещается при заглублении гидрозатворов в приямок 2,0–2,5 м, но здание на свайных ростверках и приямки требуют подтверждения обследованием.</w:t>
+        <w:t xml:space="preserve">Позиция заложена в нормы расхода и в баланс, но купить её нельзя. Аналоги (Eagles 1100, NF-100 и др.) отличаются по расходу и поведению в электролите.</w:t>
       </w:r>
     </w:p>
     <w:p>
@@ -1543,7 +1576,7 @@
         <w:t xml:space="preserve">Вопрос Заказчику: </w:t>
       </w:r>
       <w:r>
-        <w:t xml:space="preserve">Допускается ли устройство приямков глубиной 2,0–2,5 м в существующем здании ГМУ? Предоставляются ли данные по свайному основанию, или обследование входит в объём Исполнителя БИ?</w:t>
+        <w:t xml:space="preserve">Согласовывает ли Заказчик замену FC-1100 на аналог? Требуются ли сравнительные испытания аналога до включения в проект?</w:t>
       </w:r>
     </w:p>
     <w:p>
@@ -1568,13 +1601,13 @@
         <w:rPr>
           <w:b/>
         </w:rPr>
-        <w:t xml:space="preserve">C-08. </w:t>
-      </w:r>
-      <w:r>
-        <w:rPr>
-          <w:b/>
-        </w:rPr>
-        <w:t xml:space="preserve">Материальное исполнение гидрометаллургии: Hastelloy G-35 или 904L</w:t>
+        <w:t xml:space="preserve">C-05. </w:t>
+      </w:r>
+      <w:r>
+        <w:rPr>
+          <w:b/>
+        </w:rPr>
+        <w:t xml:space="preserve">Барометрические конденсаторы не размещаются в существующем здании ГМУ</w:t>
       </w:r>
     </w:p>
     <w:p>
@@ -1583,7 +1616,7 @@
           <w:color w:val="666666"/>
           <w:sz w:val="20"/>
         </w:rPr>
-        <w:t xml:space="preserve">общий / стык · важность: существенные</w:t>
+        <w:t xml:space="preserve">Лот №2 · Купорос · важность: существенные</w:t>
       </w:r>
     </w:p>
     <w:tbl>
@@ -1627,7 +1660,7 @@
               <w:rPr>
                 <w:i/>
               </w:rPr>
-              <w:t xml:space="preserve">«ИД ч.2, разд. 4.2.1 — для каскада выщелачивания поз. 4.1.10–4.1.15, репульпатора 4.1.21, фильтров 4.1.20 и теплообменника 4.1.17 требуется Hastelloy G-35 (Haynes Int.) или аналог»</w:t>
+              <w:t xml:space="preserve">«ИД ч.2, разд. 4.1.4 — барометрические конденсаторы под разрежением 0,075 атм; потребная высота барометрического стояка около 10,5 м плюс корпус конденсатора 2,0–2,5 м»</w:t>
             </w:r>
           </w:p>
         </w:tc>
@@ -1656,7 +1689,7 @@
               <w:rPr>
                 <w:i/>
               </w:rPr>
-              <w:t xml:space="preserve">«Там же — «взамен Hastelloy G-35 возможно использование стали 904L»»</w:t>
+              <w:t xml:space="preserve">«Приложение №7 (ФМ.01648-АР1 л.5, КО л.2) — верх крановых рельсов +10,0…+10,5, низ ферм оценочно +12,4…+12,9»</w:t>
             </w:r>
           </w:p>
         </w:tc>
@@ -1670,7 +1703,7 @@
         <w:t xml:space="preserve">На что влияет: </w:t>
       </w:r>
       <w:r>
-        <w:t xml:space="preserve">ИД допускает оба варианта, но разница в цене кратная: G-35 дороже 316L примерно в 10–25 раз, 904L — в 2–3 раза. Это крупнейший единичный фактор стоимости гидрометаллургии, и он влияет на сопоставимость всех ТКП.</w:t>
+        <w:t xml:space="preserve">При гидрозатворе на отметке 0,000 верх конденсатора выходит на +13,2…+13,7 — выше низа ферм и габарита кранов. Размещается при заглублении гидрозатворов в приямок 2,0–2,5 м, но здание на свайных ростверках и приямки требуют подтверждения обследованием.</w:t>
       </w:r>
     </w:p>
     <w:p>
@@ -1681,7 +1714,7 @@
         <w:t xml:space="preserve">Вопрос Заказчику: </w:t>
       </w:r>
       <w:r>
-        <w:t xml:space="preserve">Какое исполнение принимать базовым для оценки стоимости и запроса ТКП: Hastelloy G-35 или 904L? Требуется ли обоснование выбора расчётом коррозионной стойкости?</w:t>
+        <w:t xml:space="preserve">Допускается ли устройство приямков глубиной 2,0–2,5 м в существующем здании ГМУ? Предоставляются ли данные по свайному основанию, или обследование входит в объём Исполнителя БИ?</w:t>
       </w:r>
     </w:p>
     <w:p>
@@ -1706,13 +1739,13 @@
         <w:rPr>
           <w:b/>
         </w:rPr>
-        <w:t xml:space="preserve">C-09. </w:t>
-      </w:r>
-      <w:r>
-        <w:rPr>
-          <w:b/>
-        </w:rPr>
-        <w:t xml:space="preserve">Статус Приложения В (ванны электролизные) для участников конкурса</w:t>
+        <w:t xml:space="preserve">C-08. </w:t>
+      </w:r>
+      <w:r>
+        <w:rPr>
+          <w:b/>
+        </w:rPr>
+        <w:t xml:space="preserve">Материальное исполнение гидрометаллургии: Hastelloy G-35 или 904L</w:t>
       </w:r>
     </w:p>
     <w:p>
@@ -1721,7 +1754,7 @@
           <w:color w:val="666666"/>
           <w:sz w:val="20"/>
         </w:rPr>
-        <w:t xml:space="preserve">Лот №3 · Электроэкстракция · важность: существенные</w:t>
+        <w:t xml:space="preserve">общий / стык · важность: существенные</w:t>
       </w:r>
     </w:p>
     <w:tbl>
@@ -1765,7 +1798,7 @@
               <w:rPr>
                 <w:i/>
               </w:rPr>
-              <w:t xml:space="preserve">«ИД ч.2, разд. 4.2.2 — «характеристики электролизных ванн приняты по данным проекта ДЕЛЬТА (приложение В) и согласованы с Заказчиком»; разд. 3 — «габариты и конструкция элементов ванны по проекту Дельта»»</w:t>
+              <w:t xml:space="preserve">«ИД ч.2, разд. 4.2.1 — для каскада выщелачивания поз. 4.1.10–4.1.15, репульпатора 4.1.21, фильтров 4.1.20 и теплообменника 4.1.17 требуется Hastelloy G-35 (Haynes Int.) или аналог»</w:t>
             </w:r>
           </w:p>
         </w:tc>
@@ -1794,7 +1827,7 @@
               <w:rPr>
                 <w:i/>
               </w:rPr>
-              <w:t xml:space="preserve">«Там же, разд. 4.2.2 — «Предусматривается комплектация отделения полимербетонными ваннами Unicell или аналогами»; в самом Приложении В ширина, высота, толщина стенки и масса помечены «уточняется поставщиком оборудования»»</w:t>
+              <w:t xml:space="preserve">«Там же — «взамен Hastelloy G-35 возможно использование стали 904L»»</w:t>
             </w:r>
           </w:p>
         </w:tc>
@@ -1808,7 +1841,7 @@
         <w:t xml:space="preserve">На что влияет: </w:t>
       </w:r>
       <w:r>
-        <w:t xml:space="preserve">Неясно, является ли конструкция Приложения В обязательной к применению или задаёт функциональные требования, под которые допускается аналог. От этого зависит объём работ и состав запрашиваемых ТКП по ключевой позиции Лота №3.</w:t>
+        <w:t xml:space="preserve">ИД допускает оба варианта, но разница в цене кратная: G-35 дороже 316L примерно в 10–25 раз, 904L — в 2–3 раза. Это крупнейший единичный фактор стоимости гидрометаллургии, и он влияет на сопоставимость всех ТКП.</w:t>
       </w:r>
     </w:p>
     <w:p>
@@ -1819,7 +1852,7 @@
         <w:t xml:space="preserve">Вопрос Заказчику: </w:t>
       </w:r>
       <w:r>
-        <w:t xml:space="preserve">Является ли конструкция ванн по Приложению В обязательной? Если допускается аналог — каков порядок подтверждения эквивалентности и объём испытаний? Просим выдать всем участникам аппаратурно-технологическую схему D202415-24000-210-282-0001.</w:t>
+        <w:t xml:space="preserve">Какое исполнение принимать базовым для оценки стоимости и запроса ТКП: Hastelloy G-35 или 904L? Требуется ли обоснование выбора расчётом коррозионной стойкости?</w:t>
       </w:r>
     </w:p>
     <w:p>
@@ -1844,13 +1877,13 @@
         <w:rPr>
           <w:b/>
         </w:rPr>
-        <w:t xml:space="preserve">C-10. </w:t>
-      </w:r>
-      <w:r>
-        <w:rPr>
-          <w:b/>
-        </w:rPr>
-        <w:t xml:space="preserve">Какой вариант дутья принимается базовым</w:t>
+        <w:t xml:space="preserve">C-09. </w:t>
+      </w:r>
+      <w:r>
+        <w:rPr>
+          <w:b/>
+        </w:rPr>
+        <w:t xml:space="preserve">Статус Приложения В (ванны электролизные) для участников конкурса</w:t>
       </w:r>
     </w:p>
     <w:p>
@@ -1859,7 +1892,7 @@
           <w:color w:val="666666"/>
           <w:sz w:val="20"/>
         </w:rPr>
-        <w:t xml:space="preserve">Лот №1 · Цех обжига · важность: существенные</w:t>
+        <w:t xml:space="preserve">Лот №3 · Электроэкстракция · важность: существенные</w:t>
       </w:r>
     </w:p>
     <w:tbl>
@@ -1903,7 +1936,7 @@
               <w:rPr>
                 <w:i/>
               </w:rPr>
-              <w:t xml:space="preserve">«ИД ч.1, введение — основной вариант: обжиг на воздушно-кислородном дутье с повышенным содержанием O₂»</w:t>
+              <w:t xml:space="preserve">«ИД ч.2, разд. 4.2.2 — «характеристики электролизных ванн приняты по данным проекта ДЕЛЬТА (приложение В) и согласованы с Заказчиком»; разд. 3 — «габариты и конструкция элементов ванны по проекту Дельта»»</w:t>
             </w:r>
           </w:p>
         </w:tc>
@@ -1932,7 +1965,7 @@
               <w:rPr>
                 <w:i/>
               </w:rPr>
-              <w:t xml:space="preserve">«Там же — вспомогательный вариант: обжиг на подогретом дутье смешением с топочными газами от мазута»</w:t>
+              <w:t xml:space="preserve">«Там же, разд. 4.2.2 — «Предусматривается комплектация отделения полимербетонными ваннами Unicell или аналогами»; в самом Приложении В ширина, высота, толщина стенки и масса помечены «уточняется поставщиком оборудования»»</w:t>
             </w:r>
           </w:p>
         </w:tc>
@@ -1946,7 +1979,7 @@
         <w:t xml:space="preserve">На что влияет: </w:t>
       </w:r>
       <w:r>
-        <w:t xml:space="preserve">ИД разработаны в двух вариантах и оба сохранены как рабочие. Варианты дают разный расход кислорода и мазута, разный объём газов, разный габарит газоочистки и разную компоновку. Считать оба в полном объёме — двойной объём работ.</w:t>
+        <w:t xml:space="preserve">Неясно, является ли конструкция Приложения В обязательной к применению или задаёт функциональные требования, под которые допускается аналог. От этого зависит объём работ и состав запрашиваемых ТКП по ключевой позиции Лота №3.</w:t>
       </w:r>
     </w:p>
     <w:p>
@@ -1957,7 +1990,7 @@
         <w:t xml:space="preserve">Вопрос Заказчику: </w:t>
       </w:r>
       <w:r>
-        <w:t xml:space="preserve">Какой вариант принимается базовым для компоновки, спецификаций и оценки стоимости? Достаточно ли для второго варианта оценочной проработки?</w:t>
+        <w:t xml:space="preserve">Является ли конструкция ванн по Приложению В обязательной? Если допускается аналог — каков порядок подтверждения эквивалентности и объём испытаний? Просим выдать всем участникам аппаратурно-технологическую схему D202415-24000-210-282-0001.</w:t>
       </w:r>
     </w:p>
     <w:p>
@@ -1982,13 +2015,13 @@
         <w:rPr>
           <w:b/>
         </w:rPr>
-        <w:t xml:space="preserve">C-12. </w:t>
-      </w:r>
-      <w:r>
-        <w:rPr>
-          <w:b/>
-        </w:rPr>
-        <w:t xml:space="preserve">Фонд времени участка фильтрации: 7920 ч (ТЗ) против 8322 ч (ИД табл. 23)</w:t>
+        <w:t xml:space="preserve">C-10. </w:t>
+      </w:r>
+      <w:r>
+        <w:rPr>
+          <w:b/>
+        </w:rPr>
+        <w:t xml:space="preserve">Какой вариант дутья принимается базовым</w:t>
       </w:r>
     </w:p>
     <w:p>
@@ -2041,16 +2074,7 @@
               <w:rPr>
                 <w:i/>
               </w:rPr>
-              <w:t xml:space="preserve">«Режим работы оборудования Цеха обжига (ИД, часть 1, Приложение В - письмо №КГМК/6525-исх от 25.05.2026 «О сценарных условиях для ИД и ТР»): круглосуточный, 330 дней в году, 7920 рабочих часов.»</w:t>
-            </w:r>
-          </w:p>
-          <w:p>
-            <w:r>
-              <w:rPr>
-                <w:color w:val="666666"/>
-                <w:sz w:val="18"/>
-              </w:rPr>
-              <w:t xml:space="preserve">ТЗ, п. 3.4, строка 185 файла (участок фильтрации входит в Цех обжига — ТЗ, п. 2.8.3, строка 80)</w:t>
+              <w:t xml:space="preserve">«ИД ч.1, введение — основной вариант: обжиг на воздушно-кислородном дутье с повышенным содержанием O₂»</w:t>
             </w:r>
           </w:p>
         </w:tc>
@@ -2079,16 +2103,7 @@
               <w:rPr>
                 <w:i/>
               </w:rPr>
-              <w:t xml:space="preserve">«1 ¦ Число рабочих часов в году ¦ ч/год ¦ 8322»</w:t>
-            </w:r>
-          </w:p>
-          <w:p>
-            <w:r>
-              <w:rPr>
-                <w:color w:val="666666"/>
-                <w:sz w:val="18"/>
-              </w:rPr>
-              <w:t xml:space="preserve">ИД ч.1, табл. 23, раздел «Сгущение и фильтрация медного концентрата», поз. 1, строка 479 файла</w:t>
+              <w:t xml:space="preserve">«Там же — вспомогательный вариант: обжиг на подогретом дутье смешением с топочными газами от мазута»</w:t>
             </w:r>
           </w:p>
         </w:tc>
@@ -2102,7 +2117,7 @@
         <w:t xml:space="preserve">На что влияет: </w:t>
       </w:r>
       <w:r>
-        <w:t xml:space="preserve">По ТЗ участок фильтрации медного концентрата входит в Цех обжига (Лот №1) с режимом 7920 ч/год, а ИД считают сгущение и фильтрацию на 8322 ч/год (9,0 т/ч концентрата, поз. 2), тогда как обжиг — на 7920 ч (табл. 23 поз. 90). От фонда времени напрямую зависят производительность и площадь барабанных вакуум-фильтров Лота №1.</w:t>
+        <w:t xml:space="preserve">ИД разработаны в двух вариантах и оба сохранены как рабочие. Варианты дают разный расход кислорода и мазута, разный объём газов, разный габарит газоочистки и разную компоновку. Считать оба в полном объёме — двойной объём работ.</w:t>
       </w:r>
     </w:p>
     <w:p>
@@ -2113,7 +2128,7 @@
         <w:t xml:space="preserve">Вопрос Заказчику: </w:t>
       </w:r>
       <w:r>
-        <w:t xml:space="preserve">На какой годовой фонд времени рассчитывать фильтрацию медного концентрата в Лоте №1 — 7920 ч (режим Цеха обжига по ТЗ) или 8322 ч (табл. 23 ИД ч.1)?</w:t>
+        <w:t xml:space="preserve">Какой вариант принимается базовым для компоновки, спецификаций и оценки стоимости? Достаточно ли для второго варианта оценочной проработки?</w:t>
       </w:r>
     </w:p>
     <w:p>
@@ -2138,13 +2153,13 @@
         <w:rPr>
           <w:b/>
         </w:rPr>
-        <w:t xml:space="preserve">C-13. </w:t>
-      </w:r>
-      <w:r>
-        <w:rPr>
-          <w:b/>
-        </w:rPr>
-        <w:t xml:space="preserve">Расчётное сопротивление циклона 2231,9 Па превышает его же предел «не более 2000 Па»</w:t>
+        <w:t xml:space="preserve">C-12. </w:t>
+      </w:r>
+      <w:r>
+        <w:rPr>
+          <w:b/>
+        </w:rPr>
+        <w:t xml:space="preserve">Фонд времени участка фильтрации: 7920 ч (ТЗ) против 8322 ч (ИД табл. 23)</w:t>
       </w:r>
     </w:p>
     <w:p>
@@ -2197,16 +2212,16 @@
               <w:rPr>
                 <w:i/>
               </w:rPr>
-              <w:t xml:space="preserve">«309 ¦ Гидравлическое сопротивление циклона, не более ¦ Па ¦ 2000»</w:t>
-            </w:r>
-          </w:p>
-          <w:p>
-            <w:r>
-              <w:rPr>
-                <w:color w:val="666666"/>
-                <w:sz w:val="18"/>
-              </w:rPr>
-              <w:t xml:space="preserve">ИД ч.1, табл. 23, поз. 309, строка 991 файла</w:t>
+              <w:t xml:space="preserve">«Режим работы оборудования Цеха обжига (ИД, часть 1, Приложение В - письмо №КГМК/6525-исх от 25.05.2026 «О сценарных условиях для ИД и ТР»): круглосуточный, 330 дней в году, 7920 рабочих часов.»</w:t>
+            </w:r>
+          </w:p>
+          <w:p>
+            <w:r>
+              <w:rPr>
+                <w:color w:val="666666"/>
+                <w:sz w:val="18"/>
+              </w:rPr>
+              <w:t xml:space="preserve">ТЗ, п. 3.4, строка 185 файла (участок фильтрации входит в Цех обжига — ТЗ, п. 2.8.3, строка 80)</w:t>
             </w:r>
           </w:p>
         </w:tc>
@@ -2235,16 +2250,16 @@
               <w:rPr>
                 <w:i/>
               </w:rPr>
-              <w:t xml:space="preserve">«319 ¦ Гидравлическое сопротивление циклона (расчет) ¦ Па ¦ 868,4 ¦ 2231,9»</w:t>
-            </w:r>
-          </w:p>
-          <w:p>
-            <w:r>
-              <w:rPr>
-                <w:color w:val="666666"/>
-                <w:sz w:val="18"/>
-              </w:rPr>
-              <w:t xml:space="preserve">ИД ч.1, табл. 23, поз. 319 (второй столбец — вспомогательный вариант), строка 1010 файла</w:t>
+              <w:t xml:space="preserve">«1 ¦ Число рабочих часов в году ¦ ч/год ¦ 8322»</w:t>
+            </w:r>
+          </w:p>
+          <w:p>
+            <w:r>
+              <w:rPr>
+                <w:color w:val="666666"/>
+                <w:sz w:val="18"/>
+              </w:rPr>
+              <w:t xml:space="preserve">ИД ч.1, табл. 23, раздел «Сгущение и фильтрация медного концентрата», поз. 1, строка 479 файла</w:t>
             </w:r>
           </w:p>
         </w:tc>
@@ -2258,7 +2273,7 @@
         <w:t xml:space="preserve">На что влияет: </w:t>
       </w:r>
       <w:r>
-        <w:t xml:space="preserve">Для выбранного циклона СЦН-50-1800×1УП паспортное ограничение — не более 2000 Па, а собственный расчёт ИД по вспомогательному варианту даёт 2231,9 Па. Аппарат не проходит по своему же ограничению; под вопросом выбор типоразмера циклона и напор дымососа.</w:t>
+        <w:t xml:space="preserve">По ТЗ участок фильтрации медного концентрата входит в Цех обжига (Лот №1) с режимом 7920 ч/год, а ИД считают сгущение и фильтрацию на 8322 ч/год (9,0 т/ч концентрата, поз. 2), тогда как обжиг — на 7920 ч (табл. 23 поз. 90). От фонда времени напрямую зависят производительность и площадь барабанных вакуум-фильтров Лота №1.</w:t>
       </w:r>
     </w:p>
     <w:p>
@@ -2269,7 +2284,7 @@
         <w:t xml:space="preserve">Вопрос Заказчику: </w:t>
       </w:r>
       <w:r>
-        <w:t xml:space="preserve">Подтвердите допустимость работы циклона СЦН-50-1800×1УП при расчётном сопротивлении 2231,9 Па (вспомогательный вариант) при паспортном пределе 2000 Па, либо уточните типоразмер.</w:t>
+        <w:t xml:space="preserve">На какой годовой фонд времени рассчитывать фильтрацию медного концентрата в Лоте №1 — 7920 ч (режим Цеха обжига по ТЗ) или 8322 ч (табл. 23 ИД ч.1)?</w:t>
       </w:r>
     </w:p>
     <w:p>
@@ -2294,13 +2309,13 @@
         <w:rPr>
           <w:b/>
         </w:rPr>
-        <w:t xml:space="preserve">C-14. </w:t>
-      </w:r>
-      <w:r>
-        <w:rPr>
-          <w:b/>
-        </w:rPr>
-        <w:t xml:space="preserve">Степень очистки электрофильтра «не менее 96 %» не обеспечивает заявленные 100 мг/нм3 на выходе</w:t>
+        <w:t xml:space="preserve">C-13. </w:t>
+      </w:r>
+      <w:r>
+        <w:rPr>
+          <w:b/>
+        </w:rPr>
+        <w:t xml:space="preserve">Расчётное сопротивление циклона 2231,9 Па превышает его же предел «не более 2000 Па»</w:t>
       </w:r>
     </w:p>
     <w:p>
@@ -2353,16 +2368,16 @@
               <w:rPr>
                 <w:i/>
               </w:rPr>
-              <w:t xml:space="preserve">«Количество собираемой пыли в электрофильтрах составляет 0,4-0,5 т/час при степени пылеочистки газа не менее 96 %»</w:t>
-            </w:r>
-          </w:p>
-          <w:p>
-            <w:r>
-              <w:rPr>
-                <w:color w:val="666666"/>
-                <w:sz w:val="18"/>
-              </w:rPr>
-              <w:t xml:space="preserve">ИД ч.1, разд. 2.5, строка 455 файла</w:t>
+              <w:t xml:space="preserve">«309 ¦ Гидравлическое сопротивление циклона, не более ¦ Па ¦ 2000»</w:t>
+            </w:r>
+          </w:p>
+          <w:p>
+            <w:r>
+              <w:rPr>
+                <w:color w:val="666666"/>
+                <w:sz w:val="18"/>
+              </w:rPr>
+              <w:t xml:space="preserve">ИД ч.1, табл. 23, поз. 309, строка 991 файла</w:t>
             </w:r>
           </w:p>
         </w:tc>
@@ -2391,16 +2406,16 @@
               <w:rPr>
                 <w:i/>
               </w:rPr>
-              <w:t xml:space="preserve">«Очищенный газ с температурой 385-3900С, остаточной запыленностью не более 100 мг/нм3»</w:t>
-            </w:r>
-          </w:p>
-          <w:p>
-            <w:r>
-              <w:rPr>
-                <w:color w:val="666666"/>
-                <w:sz w:val="18"/>
-              </w:rPr>
-              <w:t xml:space="preserve">ИД ч.1, разд. 2.5, строка 456 файла</w:t>
+              <w:t xml:space="preserve">«319 ¦ Гидравлическое сопротивление циклона (расчет) ¦ Па ¦ 868,4 ¦ 2231,9»</w:t>
+            </w:r>
+          </w:p>
+          <w:p>
+            <w:r>
+              <w:rPr>
+                <w:color w:val="666666"/>
+                <w:sz w:val="18"/>
+              </w:rPr>
+              <w:t xml:space="preserve">ИД ч.1, табл. 23, поз. 319 (второй столбец — вспомогательный вариант), строка 1010 файла</w:t>
             </w:r>
           </w:p>
         </w:tc>
@@ -2414,7 +2429,7 @@
         <w:t xml:space="preserve">На что влияет: </w:t>
       </w:r>
       <w:r>
-        <w:t xml:space="preserve">При входной запылённости 20-35 г/нм3 (строка 454) очистка на 96 % даёт на выходе 0,8-1,4 г/нм3, а не ≤0,1 г/нм3. Чтобы выдать 100 мг/нм3, нужна эффективность 99,69 % (табл. 23 поз. 372 так и считает: 99,688 %). Гарантийный показатель для газа в СКЦ и требования к электрофильтру в опросных листах зависят от того, какая цифра верна.</w:t>
+        <w:t xml:space="preserve">Для выбранного циклона СЦН-50-1800×1УП паспортное ограничение — не более 2000 Па, а собственный расчёт ИД по вспомогательному варианту даёт 2231,9 Па. Аппарат не проходит по своему же ограничению; под вопросом выбор типоразмера циклона и напор дымососа.</w:t>
       </w:r>
     </w:p>
     <w:p>
@@ -2425,7 +2440,7 @@
         <w:t xml:space="preserve">Вопрос Заказчику: </w:t>
       </w:r>
       <w:r>
-        <w:t xml:space="preserve">Какая степень очистки закладывается в требования к электрофильтру: паспортная «не менее 96 %» или 99,69 %, необходимая для 100 мг/нм3 на входе в СКЦ?</w:t>
+        <w:t xml:space="preserve">Подтвердите допустимость работы циклона СЦН-50-1800×1УП при расчётном сопротивлении 2231,9 Па (вспомогательный вариант) при паспортном пределе 2000 Па, либо уточните типоразмер.</w:t>
       </w:r>
     </w:p>
     <w:p>
@@ -2450,13 +2465,13 @@
         <w:rPr>
           <w:b/>
         </w:rPr>
-        <w:t xml:space="preserve">C-15. </w:t>
-      </w:r>
-      <w:r>
-        <w:rPr>
-          <w:b/>
-        </w:rPr>
-        <w:t xml:space="preserve">Давление технического кислорода: 400-800 кПа против 0,8-1,2 МПа</w:t>
+        <w:t xml:space="preserve">C-14. </w:t>
+      </w:r>
+      <w:r>
+        <w:rPr>
+          <w:b/>
+        </w:rPr>
+        <w:t xml:space="preserve">Степень очистки электрофильтра «не менее 96 %» не обеспечивает заявленные 100 мг/нм3 на выходе</w:t>
       </w:r>
     </w:p>
     <w:p>
@@ -2509,16 +2524,16 @@
               <w:rPr>
                 <w:i/>
               </w:rPr>
-              <w:t xml:space="preserve">«Кислород поступает с давлением 400-800 кПа»</w:t>
-            </w:r>
-          </w:p>
-          <w:p>
-            <w:r>
-              <w:rPr>
-                <w:color w:val="666666"/>
-                <w:sz w:val="18"/>
-              </w:rPr>
-              <w:t xml:space="preserve">ИД ч.1, п. 1.3.1, строка 325 файла</w:t>
+              <w:t xml:space="preserve">«Количество собираемой пыли в электрофильтрах составляет 0,4-0,5 т/час при степени пылеочистки газа не менее 96 %»</w:t>
+            </w:r>
+          </w:p>
+          <w:p>
+            <w:r>
+              <w:rPr>
+                <w:color w:val="666666"/>
+                <w:sz w:val="18"/>
+              </w:rPr>
+              <w:t xml:space="preserve">ИД ч.1, разд. 2.5, строка 455 файла</w:t>
             </w:r>
           </w:p>
         </w:tc>
@@ -2547,16 +2562,16 @@
               <w:rPr>
                 <w:i/>
               </w:rPr>
-              <w:t xml:space="preserve">«Технический кислород (96 % O2) на дутье, нм3 ¦  ¦ 0,8-1,2 ¦ 25»</w:t>
-            </w:r>
-          </w:p>
-          <w:p>
-            <w:r>
-              <w:rPr>
-                <w:color w:val="666666"/>
-                <w:sz w:val="18"/>
-              </w:rPr>
-              <w:t xml:space="preserve">ИД ч.1, табл. 26 (столбец «давление, МПа»), строка 1567 файла</w:t>
+              <w:t xml:space="preserve">«Очищенный газ с температурой 385-3900С, остаточной запыленностью не более 100 мг/нм3»</w:t>
+            </w:r>
+          </w:p>
+          <w:p>
+            <w:r>
+              <w:rPr>
+                <w:color w:val="666666"/>
+                <w:sz w:val="18"/>
+              </w:rPr>
+              <w:t xml:space="preserve">ИД ч.1, разд. 2.5, строка 456 файла</w:t>
             </w:r>
           </w:p>
         </w:tc>
@@ -2570,7 +2585,7 @@
         <w:t xml:space="preserve">На что влияет: </w:t>
       </w:r>
       <w:r>
-        <w:t xml:space="preserve">Один и тот же кислород на дутьё в п. 1.3.1 подаётся при 400-800 кПа, а в нормах расхода табл. 26 — при 0,8-1,2 МПа (800-1200 кПа): диапазоны почти не пересекаются. От давления зависят ТУ на подключение, трубопроводы и арматура кислородной линии в границе 3.3.8 ТЗ.</w:t>
+        <w:t xml:space="preserve">При входной запылённости 20-35 г/нм3 (строка 454) очистка на 96 % даёт на выходе 0,8-1,4 г/нм3, а не ≤0,1 г/нм3. Чтобы выдать 100 мг/нм3, нужна эффективность 99,69 % (табл. 23 поз. 372 так и считает: 99,688 %). Гарантийный показатель для газа в СКЦ и требования к электрофильтру в опросных листах зависят от того, какая цифра верна.</w:t>
       </w:r>
     </w:p>
     <w:p>
@@ -2581,7 +2596,7 @@
         <w:t xml:space="preserve">Вопрос Заказчику: </w:t>
       </w:r>
       <w:r>
-        <w:t xml:space="preserve">Какое давление технического кислорода на границе проектирования принимать: 400-800 кПа (п. 1.3.1 ИД ч.1) или 0,8-1,2 МПа (табл. 26 ИД ч.1)?</w:t>
+        <w:t xml:space="preserve">Какая степень очистки закладывается в требования к электрофильтру: паспортная «не менее 96 %» или 99,69 %, необходимая для 100 мг/нм3 на входе в СКЦ?</w:t>
       </w:r>
     </w:p>
     <w:p>
@@ -2606,13 +2621,13 @@
         <w:rPr>
           <w:b/>
         </w:rPr>
-        <w:t xml:space="preserve">C-16. </w:t>
-      </w:r>
-      <w:r>
-        <w:rPr>
-          <w:b/>
-        </w:rPr>
-        <w:t xml:space="preserve">Кислород по ГОСТ 93±3 % против расчётных «не менее 96 %»</w:t>
+        <w:t xml:space="preserve">C-15. </w:t>
+      </w:r>
+      <w:r>
+        <w:rPr>
+          <w:b/>
+        </w:rPr>
+        <w:t xml:space="preserve">Давление технического кислорода: 400-800 кПа против 0,8-1,2 МПа</w:t>
       </w:r>
     </w:p>
     <w:p>
@@ -2665,7 +2680,7 @@
               <w:rPr>
                 <w:i/>
               </w:rPr>
-              <w:t xml:space="preserve">«Содержание кислорода в газе, получаемом на кислородных станциях, согласно ГОСТ 5583-78 (ИСО 2046-73) – 93±3 %»</w:t>
+              <w:t xml:space="preserve">«Кислород поступает с давлением 400-800 кПа»</w:t>
             </w:r>
           </w:p>
           <w:p>
@@ -2703,16 +2718,16 @@
               <w:rPr>
                 <w:i/>
               </w:rPr>
-              <w:t xml:space="preserve">«Степень обогащения дутья техническим (не менее 96 %) кислородом»</w:t>
-            </w:r>
-          </w:p>
-          <w:p>
-            <w:r>
-              <w:rPr>
-                <w:color w:val="666666"/>
-                <w:sz w:val="18"/>
-              </w:rPr>
-              <w:t xml:space="preserve">ИД ч.1, п. 1.3.3, строка 329 файла</w:t>
+              <w:t xml:space="preserve">«Технический кислород (96 % O2) на дутье, нм3 ¦  ¦ 0,8-1,2 ¦ 25»</w:t>
+            </w:r>
+          </w:p>
+          <w:p>
+            <w:r>
+              <w:rPr>
+                <w:color w:val="666666"/>
+                <w:sz w:val="18"/>
+              </w:rPr>
+              <w:t xml:space="preserve">ИД ч.1, табл. 26 (столбец «давление, МПа»), строка 1567 файла</w:t>
             </w:r>
           </w:p>
         </w:tc>
@@ -2726,7 +2741,7 @@
         <w:t xml:space="preserve">На что влияет: </w:t>
       </w:r>
       <w:r>
-        <w:t xml:space="preserve">Гарантированный диапазон поставки кислорода 90-96 %, а тепловой баланс печи КС и состав дутья (52 % O2) рассчитаны на «не менее 96 %» — верхнюю границу диапазона. При реальных 90-93 % расчётные режимы обжига не обеспечиваются. Дополнительно проверить актуальность ссылки на ГОСТ 5583-78: значение 93±3 % его маркам технического кислорода не соответствует (без веб-проверки — проверить актуальность).</w:t>
+        <w:t xml:space="preserve">Один и тот же кислород на дутьё в п. 1.3.1 подаётся при 400-800 кПа, а в нормах расхода табл. 26 — при 0,8-1,2 МПа (800-1200 кПа): диапазоны почти не пересекаются. От давления зависят ТУ на подключение, трубопроводы и арматура кислородной линии в границе 3.3.8 ТЗ.</w:t>
       </w:r>
     </w:p>
     <w:p>
@@ -2737,7 +2752,7 @@
         <w:t xml:space="preserve">Вопрос Заказчику: </w:t>
       </w:r>
       <w:r>
-        <w:t xml:space="preserve">Какая гарантированная концентрация кислорода на границе проектирования: 93±3 % по условиям кислородной станции или не менее 96 %, принятые в расчётах печи КС?</w:t>
+        <w:t xml:space="preserve">Какое давление технического кислорода на границе проектирования принимать: 400-800 кПа (п. 1.3.1 ИД ч.1) или 0,8-1,2 МПа (табл. 26 ИД ч.1)?</w:t>
       </w:r>
     </w:p>
     <w:p>
@@ -2762,13 +2777,13 @@
         <w:rPr>
           <w:b/>
         </w:rPr>
-        <w:t xml:space="preserve">C-17. </w:t>
-      </w:r>
-      <w:r>
-        <w:rPr>
-          <w:b/>
-        </w:rPr>
-        <w:t xml:space="preserve">Бункер оборотных материалов: один на 50 м3 против двух (огарок 50 м3 + пыль 20 м3)</w:t>
+        <w:t xml:space="preserve">C-16. </w:t>
+      </w:r>
+      <w:r>
+        <w:rPr>
+          <w:b/>
+        </w:rPr>
+        <w:t xml:space="preserve">Кислород по ГОСТ 93±3 % против расчётных «не менее 96 %»</w:t>
       </w:r>
     </w:p>
     <w:p>
@@ -2821,16 +2836,16 @@
               <w:rPr>
                 <w:i/>
               </w:rPr>
-              <w:t xml:space="preserve">«Концентрат – 60, кек – 20,цементная медь -10, оборотных материалов – 50 м3.»</w:t>
-            </w:r>
-          </w:p>
-          <w:p>
-            <w:r>
-              <w:rPr>
-                <w:color w:val="666666"/>
-                <w:sz w:val="18"/>
-              </w:rPr>
-              <w:t xml:space="preserve">ИД ч.1, табл. 24Б, строка «Приемные бункера», строка 1332 файла</w:t>
+              <w:t xml:space="preserve">«Содержание кислорода в газе, получаемом на кислородных станциях, согласно ГОСТ 5583-78 (ИСО 2046-73) – 93±3 %»</w:t>
+            </w:r>
+          </w:p>
+          <w:p>
+            <w:r>
+              <w:rPr>
+                <w:color w:val="666666"/>
+                <w:sz w:val="18"/>
+              </w:rPr>
+              <w:t xml:space="preserve">ИД ч.1, п. 1.3.1, строка 325 файла</w:t>
             </w:r>
           </w:p>
         </w:tc>
@@ -2859,16 +2874,16 @@
               <w:rPr>
                 <w:i/>
               </w:rPr>
-              <w:t xml:space="preserve">«Приемный бункер оборотной пыли ¦ 4 ¦ 1 ¦ 20 ¦ 0»</w:t>
-            </w:r>
-          </w:p>
-          <w:p>
-            <w:r>
-              <w:rPr>
-                <w:color w:val="666666"/>
-                <w:sz w:val="18"/>
-              </w:rPr>
-              <w:t xml:space="preserve">ИД ч.1, табл. 25, строка 1442 файла</w:t>
+              <w:t xml:space="preserve">«Степень обогащения дутья техническим (не менее 96 %) кислородом»</w:t>
+            </w:r>
+          </w:p>
+          <w:p>
+            <w:r>
+              <w:rPr>
+                <w:color w:val="666666"/>
+                <w:sz w:val="18"/>
+              </w:rPr>
+              <w:t xml:space="preserve">ИД ч.1, п. 1.3.3, строка 329 файла</w:t>
             </w:r>
           </w:p>
         </w:tc>
@@ -2882,7 +2897,7 @@
         <w:t xml:space="preserve">На что влияет: </w:t>
       </w:r>
       <w:r>
-        <w:t xml:space="preserve">Текст п. 2.2 (строка 410), табл. 23 (поз. 146-147) и табл. 24Б дают один общий бункер оборотных материалов 50 м3 с одним питателем и дозатором, а табл. 25 — два отдельных бункера (оборотного огарка 50 м3, строка 1439, и оборотной пыли 20 м3) с двумя питателями и двумя дозаторами. Разный состав оборудования и компоновка узла шихтовки Лота №1.</w:t>
+        <w:t xml:space="preserve">Гарантированный диапазон поставки кислорода 90-96 %, а тепловой баланс печи КС и состав дутья (52 % O2) рассчитаны на «не менее 96 %» — верхнюю границу диапазона. При реальных 90-93 % расчётные режимы обжига не обеспечиваются. Дополнительно проверить актуальность ссылки на ГОСТ 5583-78: значение 93±3 % его маркам технического кислорода не соответствует (без веб-проверки — проверить актуальность).</w:t>
       </w:r>
     </w:p>
     <w:p>
@@ -2893,7 +2908,7 @@
         <w:t xml:space="preserve">Вопрос Заказчику: </w:t>
       </w:r>
       <w:r>
-        <w:t xml:space="preserve">Сколько бункеров оборотных материалов закладывать: один общий 50 м3 (табл. 23/24Б) или два раздельных 50 м3 + 20 м3 (табл. 25)?</w:t>
+        <w:t xml:space="preserve">Какая гарантированная концентрация кислорода на границе проектирования: 93±3 % по условиям кислородной станции или не менее 96 %, принятые в расчётах печи КС?</w:t>
       </w:r>
     </w:p>
     <w:p>
@@ -2918,13 +2933,13 @@
         <w:rPr>
           <w:b/>
         </w:rPr>
-        <w:t xml:space="preserve">C-18. </w:t>
-      </w:r>
-      <w:r>
-        <w:rPr>
-          <w:b/>
-        </w:rPr>
-        <w:t xml:space="preserve">Силосная башня огарка 100 м3 не вмещает заявленный суточный запас</w:t>
+        <w:t xml:space="preserve">C-17. </w:t>
+      </w:r>
+      <w:r>
+        <w:rPr>
+          <w:b/>
+        </w:rPr>
+        <w:t xml:space="preserve">Бункер оборотных материалов: один на 50 м3 против двух (огарок 50 м3 + пыль 20 м3)</w:t>
       </w:r>
     </w:p>
     <w:p>
@@ -2977,16 +2992,16 @@
               <w:rPr>
                 <w:i/>
               </w:rPr>
-              <w:t xml:space="preserve">«Объем для обеспечения непрерывной работы в течение суток ¦ 100 м3»</w:t>
-            </w:r>
-          </w:p>
-          <w:p>
-            <w:r>
-              <w:rPr>
-                <w:color w:val="666666"/>
-                <w:sz w:val="18"/>
-              </w:rPr>
-              <w:t xml:space="preserve">ИД ч.1, табл. 24Б, строка «Приемный бункер охлажденного огарка и грубой пыли», строка 1347 файла</w:t>
+              <w:t xml:space="preserve">«Концентрат – 60, кек – 20,цементная медь -10, оборотных материалов – 50 м3.»</w:t>
+            </w:r>
+          </w:p>
+          <w:p>
+            <w:r>
+              <w:rPr>
+                <w:color w:val="666666"/>
+                <w:sz w:val="18"/>
+              </w:rPr>
+              <w:t xml:space="preserve">ИД ч.1, табл. 24Б, строка «Приемные бункера», строка 1332 файла</w:t>
             </w:r>
           </w:p>
         </w:tc>
@@ -3015,16 +3030,16 @@
               <w:rPr>
                 <w:i/>
               </w:rPr>
-              <w:t xml:space="preserve">«432 ¦ Общее количество материала на охлаждение ¦ т/ч ¦ 14,346 ¦ 14,3805»</w:t>
-            </w:r>
-          </w:p>
-          <w:p>
-            <w:r>
-              <w:rPr>
-                <w:color w:val="666666"/>
-                <w:sz w:val="18"/>
-              </w:rPr>
-              <w:t xml:space="preserve">ИД ч.1, табл. 23, поз. 432, строка 1209 файла</w:t>
+              <w:t xml:space="preserve">«Приемный бункер оборотной пыли ¦ 4 ¦ 1 ¦ 20 ¦ 0»</w:t>
+            </w:r>
+          </w:p>
+          <w:p>
+            <w:r>
+              <w:rPr>
+                <w:color w:val="666666"/>
+                <w:sz w:val="18"/>
+              </w:rPr>
+              <w:t xml:space="preserve">ИД ч.1, табл. 25, строка 1442 файла</w:t>
             </w:r>
           </w:p>
         </w:tc>
@@ -3038,7 +3053,7 @@
         <w:t xml:space="preserve">На что влияет: </w:t>
       </w:r>
       <w:r>
-        <w:t xml:space="preserve">Поток огарка и грубой пыли 14,35 т/ч даёт 344 т/сутки, а башня 100 м3 при плотности ~2000 кг/м3 вмещает лишь ~221 т (табл. 25, строка 1465) — около 15 часов, а не сутки. Либо объём башни, либо формулировка «в течение суток» неверны; влияет на габарит закупаемой башни и логистику цементовозов.</w:t>
+        <w:t xml:space="preserve">Текст п. 2.2 (строка 410), табл. 23 (поз. 146-147) и табл. 24Б дают один общий бункер оборотных материалов 50 м3 с одним питателем и дозатором, а табл. 25 — два отдельных бункера (оборотного огарка 50 м3, строка 1439, и оборотной пыли 20 м3) с двумя питателями и двумя дозаторами. Разный состав оборудования и компоновка узла шихтовки Лота №1.</w:t>
       </w:r>
     </w:p>
     <w:p>
@@ -3049,7 +3064,7 @@
         <w:t xml:space="preserve">Вопрос Заказчику: </w:t>
       </w:r>
       <w:r>
-        <w:t xml:space="preserve">Подтвердите требуемый запас приёмной башни огарка и грубой пыли: сутки работы (тогда нужно ~160-170 м3) или фактические ~15 часов при 100 м3?</w:t>
+        <w:t xml:space="preserve">Сколько бункеров оборотных материалов закладывать: один общий 50 м3 (табл. 23/24Б) или два раздельных 50 м3 + 20 м3 (табл. 25)?</w:t>
       </w:r>
     </w:p>
     <w:p>
@@ -3074,13 +3089,13 @@
         <w:rPr>
           <w:b/>
         </w:rPr>
-        <w:t xml:space="preserve">C-41. </w:t>
-      </w:r>
-      <w:r>
-        <w:rPr>
-          <w:b/>
-        </w:rPr>
-        <w:t xml:space="preserve">Состав электролита: Прил. В задаёт Ni 16, Fe max 2, Co 1,2 г/л против расчётных Ni 20, Fe 2,6, Co 1,6 в ИД</w:t>
+        <w:t xml:space="preserve">C-18. </w:t>
+      </w:r>
+      <w:r>
+        <w:rPr>
+          <w:b/>
+        </w:rPr>
+        <w:t xml:space="preserve">Силосная башня огарка 100 м3 не вмещает заявленный суточный запас</w:t>
       </w:r>
     </w:p>
     <w:p>
@@ -3089,7 +3104,7 @@
           <w:color w:val="666666"/>
           <w:sz w:val="20"/>
         </w:rPr>
-        <w:t xml:space="preserve">Лот №3 · Электроэкстракция · важность: существенные</w:t>
+        <w:t xml:space="preserve">Лот №1 · Цех обжига · важность: существенные</w:t>
       </w:r>
     </w:p>
     <w:tbl>
@@ -3133,16 +3148,16 @@
               <w:rPr>
                 <w:i/>
               </w:rPr>
-              <w:t xml:space="preserve">«Никель ¦ г/л ¦ 16; Железо ¦ г/л ¦ 2; Максимальное содержание железа ¦ г/л ¦ 2; Кобальт ¦ г/л ¦ 1,2»</w:t>
-            </w:r>
-          </w:p>
-          <w:p>
-            <w:r>
-              <w:rPr>
-                <w:color w:val="666666"/>
-                <w:sz w:val="18"/>
-              </w:rPr>
-              <w:t xml:space="preserve">ИД ч.2, Приложение В (ДЕЛЬТА, ванны), разд. 5.1.2 и 5.2.1, строки 1270-1271, 1276-1277</w:t>
+              <w:t xml:space="preserve">«Объем для обеспечения непрерывной работы в течение суток ¦ 100 м3»</w:t>
+            </w:r>
+          </w:p>
+          <w:p>
+            <w:r>
+              <w:rPr>
+                <w:color w:val="666666"/>
+                <w:sz w:val="18"/>
+              </w:rPr>
+              <w:t xml:space="preserve">ИД ч.1, табл. 24Б, строка «Приемный бункер охлажденного огарка и грубой пыли», строка 1347 файла</w:t>
             </w:r>
           </w:p>
         </w:tc>
@@ -3171,16 +3186,16 @@
               <w:rPr>
                 <w:i/>
               </w:rPr>
-              <w:t xml:space="preserve">«Состав электролита в ванне: … Ni ¦ 20,0; Fe ¦ 2,6; Co ¦ 1,6 … лидирующей примесью в медном электролите сохраняется никель, предельное расчетное содержание которого составляет 20 г/л»</w:t>
-            </w:r>
-          </w:p>
-          <w:p>
-            <w:r>
-              <w:rPr>
-                <w:color w:val="666666"/>
-                <w:sz w:val="18"/>
-              </w:rPr>
-              <w:t xml:space="preserve">ИД ч.2, табл. 3.1, строки 427-429; разд. 2.1, строка 233 (то же в ТЗ, строка 313: «35 Cu, 20 Ni, 1,6 Co, 2,6 Fe, 120 H2SO4»)</w:t>
+              <w:t xml:space="preserve">«432 ¦ Общее количество материала на охлаждение ¦ т/ч ¦ 14,346 ¦ 14,3805»</w:t>
+            </w:r>
+          </w:p>
+          <w:p>
+            <w:r>
+              <w:rPr>
+                <w:color w:val="666666"/>
+                <w:sz w:val="18"/>
+              </w:rPr>
+              <w:t xml:space="preserve">ИД ч.1, табл. 23, поз. 432, строка 1209 файла</w:t>
             </w:r>
           </w:p>
         </w:tc>
@@ -3194,7 +3209,7 @@
         <w:t xml:space="preserve">На что влияет: </w:t>
       </w:r>
       <w:r>
-        <w:t xml:space="preserve">Рабочие концентрации ИД/ТЗ (Fe 2,6; Co 1,6; Ni 20) превышают «максимальные» значения, заложенные в исходные требования на ванны (Fe 2,0; Co 1,2; Ni 16). Коррозионная среда и плотность электролита для конструирования ванн занижены.</w:t>
+        <w:t xml:space="preserve">Поток огарка и грубой пыли 14,35 т/ч даёт 344 т/сутки, а башня 100 м3 при плотности ~2000 кг/м3 вмещает лишь ~221 т (табл. 25, строка 1465) — около 15 часов, а не сутки. Либо объём башни, либо формулировка «в течение суток» неверны; влияет на габарит закупаемой башни и логистику цементовозов.</w:t>
       </w:r>
     </w:p>
     <w:p>
@@ -3205,7 +3220,7 @@
         <w:t xml:space="preserve">Вопрос Заказчику: </w:t>
       </w:r>
       <w:r>
-        <w:t xml:space="preserve">Передать Дельте/поставщику единый расчётный состав (Ni 20, Fe 2,6-3,0, Co 1,6) и переутвердить требования.</w:t>
+        <w:t xml:space="preserve">Подтвердите требуемый запас приёмной башни огарка и грубой пыли: сутки работы (тогда нужно ~160-170 м3) или фактические ~15 часов при 100 м3?</w:t>
       </w:r>
     </w:p>
     <w:p>
@@ -3230,13 +3245,13 @@
         <w:rPr>
           <w:b/>
         </w:rPr>
-        <w:t xml:space="preserve">C-42. </w:t>
-      </w:r>
-      <w:r>
-        <w:rPr>
-          <w:b/>
-        </w:rPr>
-        <w:t xml:space="preserve">Напряжение на ванне: 2,17/2,71 В (Прил. В) против 2,05/2,5 В (ИД)</w:t>
+        <w:t xml:space="preserve">C-41. </w:t>
+      </w:r>
+      <w:r>
+        <w:rPr>
+          <w:b/>
+        </w:rPr>
+        <w:t xml:space="preserve">Состав электролита: Прил. В задаёт Ni 16, Fe max 2, Co 1,2 г/л против расчётных Ni 20, Fe 2,6, Co 1,6 в ИД</w:t>
       </w:r>
     </w:p>
     <w:p>
@@ -3289,16 +3304,16 @@
               <w:rPr>
                 <w:i/>
               </w:rPr>
-              <w:t xml:space="preserve">«Напряжение на электролизере (номинальное) ¦ В ¦ 2,17; Напряжение на электролизере (проектное) ¦ В ¦ 2,71»</w:t>
-            </w:r>
-          </w:p>
-          <w:p>
-            <w:r>
-              <w:rPr>
-                <w:color w:val="666666"/>
-                <w:sz w:val="18"/>
-              </w:rPr>
-              <w:t xml:space="preserve">ИД ч.2, Приложение В (ДЕЛЬТА, ванны), разд. 5.5, строки 1317-1318</w:t>
+              <w:t xml:space="preserve">«Никель ¦ г/л ¦ 16; Железо ¦ г/л ¦ 2; Максимальное содержание железа ¦ г/л ¦ 2; Кобальт ¦ г/л ¦ 1,2»</w:t>
+            </w:r>
+          </w:p>
+          <w:p>
+            <w:r>
+              <w:rPr>
+                <w:color w:val="666666"/>
+                <w:sz w:val="18"/>
+              </w:rPr>
+              <w:t xml:space="preserve">ИД ч.2, Приложение В (ДЕЛЬТА, ванны), разд. 5.1.2 и 5.2.1, строки 1270-1271, 1276-1277</w:t>
             </w:r>
           </w:p>
         </w:tc>
@@ -3327,16 +3342,16 @@
               <w:rPr>
                 <w:i/>
               </w:rPr>
-              <w:t xml:space="preserve">«Напряжение на ванне номинальное ¦ 2,05 ¦ В; Напряжение на ванне максимальное ¦ 2,5 ¦ В»</w:t>
-            </w:r>
-          </w:p>
-          <w:p>
-            <w:r>
-              <w:rPr>
-                <w:color w:val="666666"/>
-                <w:sz w:val="18"/>
-              </w:rPr>
-              <w:t xml:space="preserve">ИД ч.2, табл. 3.1, строки 418-419</w:t>
+              <w:t xml:space="preserve">«Состав электролита в ванне: … Ni ¦ 20,0; Fe ¦ 2,6; Co ¦ 1,6 … лидирующей примесью в медном электролите сохраняется никель, предельное расчетное содержание которого составляет 20 г/л»</w:t>
+            </w:r>
+          </w:p>
+          <w:p>
+            <w:r>
+              <w:rPr>
+                <w:color w:val="666666"/>
+                <w:sz w:val="18"/>
+              </w:rPr>
+              <w:t xml:space="preserve">ИД ч.2, табл. 3.1, строки 427-429; разд. 2.1, строка 233 (то же в ТЗ, строка 313: «35 Cu, 20 Ni, 1,6 Co, 2,6 Fe, 120 H2SO4»)</w:t>
             </w:r>
           </w:p>
         </w:tc>
@@ -3350,7 +3365,7 @@
         <w:t xml:space="preserve">На что влияет: </w:t>
       </w:r>
       <w:r>
-        <w:t xml:space="preserve">Расхождение ~6-8% меняет расчёт выпрямителей и удельный расход электроэнергии (в ИД принят 1940 кВт·ч/т, строка 420, и 134484 тыс. кВт·ч/год в табл. 8.5/9.5).</w:t>
+        <w:t xml:space="preserve">Рабочие концентрации ИД/ТЗ (Fe 2,6; Co 1,6; Ni 20) превышают «максимальные» значения, заложенные в исходные требования на ванны (Fe 2,0; Co 1,2; Ni 16). Коррозионная среда и плотность электролита для конструирования ванн занижены.</w:t>
       </w:r>
     </w:p>
     <w:p>
@@ -3361,7 +3376,7 @@
         <w:t xml:space="preserve">Вопрос Заказчику: </w:t>
       </w:r>
       <w:r>
-        <w:t xml:space="preserve">Согласовать номинальное и максимальное напряжение (с учётом падения в ошиновке 0,06 В по Прил. В, строка 1319).</w:t>
+        <w:t xml:space="preserve">Передать Дельте/поставщику единый расчётный состав (Ni 20, Fe 2,6-3,0, Co 1,6) и переутвердить требования.</w:t>
       </w:r>
     </w:p>
     <w:p>
@@ -3386,13 +3401,13 @@
         <w:rPr>
           <w:b/>
         </w:rPr>
-        <w:t xml:space="preserve">C-43. </w:t>
-      </w:r>
-      <w:r>
-        <w:rPr>
-          <w:b/>
-        </w:rPr>
-        <w:t xml:space="preserve">Прил. В внутри себя: поток электролита на ванну 0,5 м3/мин (=30 м3/ч) против удельного расхода 8,32 м3/ч на ванну</w:t>
+        <w:t xml:space="preserve">C-42. </w:t>
+      </w:r>
+      <w:r>
+        <w:rPr>
+          <w:b/>
+        </w:rPr>
+        <w:t xml:space="preserve">Напряжение на ванне: 2,17/2,71 В (Прил. В) против 2,05/2,5 В (ИД)</w:t>
       </w:r>
     </w:p>
     <w:p>
@@ -3445,16 +3460,16 @@
               <w:rPr>
                 <w:i/>
               </w:rPr>
-              <w:t xml:space="preserve">«Поток электролита на ванну ¦ м3/мин ¦ 0,5»</w:t>
-            </w:r>
-          </w:p>
-          <w:p>
-            <w:r>
-              <w:rPr>
-                <w:color w:val="666666"/>
-                <w:sz w:val="18"/>
-              </w:rPr>
-              <w:t xml:space="preserve">ИД ч.2, Приложение В (ДЕЛЬТА, ванны), разд. 5.1.1, строка 1263</w:t>
+              <w:t xml:space="preserve">«Напряжение на электролизере (номинальное) ¦ В ¦ 2,17; Напряжение на электролизере (проектное) ¦ В ¦ 2,71»</w:t>
+            </w:r>
+          </w:p>
+          <w:p>
+            <w:r>
+              <w:rPr>
+                <w:color w:val="666666"/>
+                <w:sz w:val="18"/>
+              </w:rPr>
+              <w:t xml:space="preserve">ИД ч.2, Приложение В (ДЕЛЬТА, ванны), разд. 5.5, строки 1317-1318</w:t>
             </w:r>
           </w:p>
         </w:tc>
@@ -3483,16 +3498,16 @@
               <w:rPr>
                 <w:i/>
               </w:rPr>
-              <w:t xml:space="preserve">«Удельный расход ¦ м3/ч/ванна ¦ 8,32»</w:t>
-            </w:r>
-          </w:p>
-          <w:p>
-            <w:r>
-              <w:rPr>
-                <w:color w:val="666666"/>
-                <w:sz w:val="18"/>
-              </w:rPr>
-              <w:t xml:space="preserve">ИД ч.2, Приложение В (ДЕЛЬТА, ванны), разд. 5.3, строка 1301</w:t>
+              <w:t xml:space="preserve">«Напряжение на ванне номинальное ¦ 2,05 ¦ В; Напряжение на ванне максимальное ¦ 2,5 ¦ В»</w:t>
+            </w:r>
+          </w:p>
+          <w:p>
+            <w:r>
+              <w:rPr>
+                <w:color w:val="666666"/>
+                <w:sz w:val="18"/>
+              </w:rPr>
+              <w:t xml:space="preserve">ИД ч.2, табл. 3.1, строки 418-419</w:t>
             </w:r>
           </w:p>
         </w:tc>
@@ -3506,7 +3521,7 @@
         <w:t xml:space="preserve">На что влияет: </w:t>
       </w:r>
       <w:r>
-        <w:t xml:space="preserve">0,5 м3/мин = 30 м3/ч — в 3,6 раза больше 8,32 м3/ч/ванна; 8,32 согласуется с 1165 м3/ч на 140 ванн (строка 1286), а в ИД удельный ≈9,0 (1600-1650 м3/ч на 180 ванн). Патрубки/коллектор ванны считаются от этой цифры.</w:t>
+        <w:t xml:space="preserve">Расхождение ~6-8% меняет расчёт выпрямителей и удельный расход электроэнергии (в ИД принят 1940 кВт·ч/т, строка 420, и 134484 тыс. кВт·ч/год в табл. 8.5/9.5).</w:t>
       </w:r>
     </w:p>
     <w:p>
@@ -3517,7 +3532,7 @@
         <w:t xml:space="preserve">Вопрос Заказчику: </w:t>
       </w:r>
       <w:r>
-        <w:t xml:space="preserve">Указать в требованиях один расчётный поток на ванну (и привести его к конфигурации 180 ванн).</w:t>
+        <w:t xml:space="preserve">Согласовать номинальное и максимальное напряжение (с учётом падения в ошиновке 0,06 В по Прил. В, строка 1319).</w:t>
       </w:r>
     </w:p>
     <w:p>
@@ -3542,13 +3557,13 @@
         <w:rPr>
           <w:b/>
         </w:rPr>
-        <w:t xml:space="preserve">C-44. </w:t>
-      </w:r>
-      <w:r>
-        <w:rPr>
-          <w:b/>
-        </w:rPr>
-        <w:t xml:space="preserve">Температура I ступени выпарки медного купороса: 65-75 °С в табл. 3.1 против 40 °С в описании схемы</w:t>
+        <w:t xml:space="preserve">C-43. </w:t>
+      </w:r>
+      <w:r>
+        <w:rPr>
+          <w:b/>
+        </w:rPr>
+        <w:t xml:space="preserve">Прил. В внутри себя: поток электролита на ванну 0,5 м3/мин (=30 м3/ч) против удельного расхода 8,32 м3/ч на ванну</w:t>
       </w:r>
     </w:p>
     <w:p>
@@ -3557,7 +3572,7 @@
           <w:color w:val="666666"/>
           <w:sz w:val="20"/>
         </w:rPr>
-        <w:t xml:space="preserve">Лот №2 · Купорос · важность: существенные</w:t>
+        <w:t xml:space="preserve">Лот №3 · Электроэкстракция · важность: существенные</w:t>
       </w:r>
     </w:p>
     <w:tbl>
@@ -3601,16 +3616,16 @@
               <w:rPr>
                 <w:i/>
               </w:rPr>
-              <w:t xml:space="preserve">«Выпарной аппарат I стадии… Температура ¦ 65-75 ¦ 0С; Давление ¦ 0,06-0,08 ¦ атм.»</w:t>
-            </w:r>
-          </w:p>
-          <w:p>
-            <w:r>
-              <w:rPr>
-                <w:color w:val="666666"/>
-                <w:sz w:val="18"/>
-              </w:rPr>
-              <w:t xml:space="preserve">ИД ч.2, табл. 3.1 «а, б получение медного купороса», строки 269, 277-278</w:t>
+              <w:t xml:space="preserve">«Поток электролита на ванну ¦ м3/мин ¦ 0,5»</w:t>
+            </w:r>
+          </w:p>
+          <w:p>
+            <w:r>
+              <w:rPr>
+                <w:color w:val="666666"/>
+                <w:sz w:val="18"/>
+              </w:rPr>
+              <w:t xml:space="preserve">ИД ч.2, Приложение В (ДЕЛЬТА, ванны), разд. 5.1.1, строка 1263</w:t>
             </w:r>
           </w:p>
         </w:tc>
@@ -3639,16 +3654,16 @@
               <w:rPr>
                 <w:i/>
               </w:rPr>
-              <w:t xml:space="preserve">«Температура в аппарате первой ступени поддерживается на уровне 400С, в аппарате второй ступени 200С.»</w:t>
-            </w:r>
-          </w:p>
-          <w:p>
-            <w:r>
-              <w:rPr>
-                <w:color w:val="666666"/>
-                <w:sz w:val="18"/>
-              </w:rPr>
-              <w:t xml:space="preserve">ИД ч.2, разд. 4.1.4 (передел кристаллизации медного купороса), строка 478</w:t>
+              <w:t xml:space="preserve">«Удельный расход ¦ м3/ч/ванна ¦ 8,32»</w:t>
+            </w:r>
+          </w:p>
+          <w:p>
+            <w:r>
+              <w:rPr>
+                <w:color w:val="666666"/>
+                <w:sz w:val="18"/>
+              </w:rPr>
+              <w:t xml:space="preserve">ИД ч.2, Приложение В (ДЕЛЬТА, ванны), разд. 5.3, строка 1301</w:t>
             </w:r>
           </w:p>
         </w:tc>
@@ -3662,7 +3677,7 @@
         <w:t xml:space="preserve">На что влияет: </w:t>
       </w:r>
       <w:r>
-        <w:t xml:space="preserve">Для одного и того же аппарата два значения: 65-75 °С и 40 °С. 40 °С физически согласуется с давлением 0,06-0,08 атм (кипение воды ~39-42 °С) и с описанием смешанного передела (40/20 °С, строки 453, 497); 65-75 °С совпадает с температурой растворения купороса (строка 373). От температуры зависит поверхность теплообменника поз.1 (63 м2, строка 486) — ключевой параметр Лота 2.</w:t>
+        <w:t xml:space="preserve">0,5 м3/мин = 30 м3/ч — в 3,6 раза больше 8,32 м3/ч/ванна; 8,32 согласуется с 1165 м3/ч на 140 ванн (строка 1286), а в ИД удельный ≈9,0 (1600-1650 м3/ч на 180 ванн). Патрубки/коллектор ванны считаются от этой цифры.</w:t>
       </w:r>
     </w:p>
     <w:p>
@@ -3673,7 +3688,7 @@
         <w:t xml:space="preserve">Вопрос Заказчику: </w:t>
       </w:r>
       <w:r>
-        <w:t xml:space="preserve">Зафиксировать расчётную температуру I ступени (и объяснить, к чему относятся 65-75 °С).</w:t>
+        <w:t xml:space="preserve">Указать в требованиях один расчётный поток на ванну (и привести его к конфигурации 180 ванн).</w:t>
       </w:r>
     </w:p>
     <w:p>
@@ -3698,13 +3713,13 @@
         <w:rPr>
           <w:b/>
         </w:rPr>
-        <w:t xml:space="preserve">C-45. </w:t>
-      </w:r>
-      <w:r>
-        <w:rPr>
-          <w:b/>
-        </w:rPr>
-        <w:t xml:space="preserve">Fe и Co переставлены местами в составе маточника, поступающего на смешанный купорос (табл. 3.1)</w:t>
+        <w:t xml:space="preserve">C-44. </w:t>
+      </w:r>
+      <w:r>
+        <w:rPr>
+          <w:b/>
+        </w:rPr>
+        <w:t xml:space="preserve">Температура I ступени выпарки медного купороса: 65-75 °С в табл. 3.1 против 40 °С в описании схемы</w:t>
       </w:r>
     </w:p>
     <w:p>
@@ -3757,16 +3772,16 @@
               <w:rPr>
                 <w:i/>
               </w:rPr>
-              <w:t xml:space="preserve">«Проток маточного р-ра на выпарку смеш. купороса ¦ 2,3-2,5 ¦ м3/ч; Состав маточного раствора: … кобальт ¦ 5,5-6,0 ¦ кг/м3; железо ¦ 8-10 ¦ кг/м3»</w:t>
-            </w:r>
-          </w:p>
-          <w:p>
-            <w:r>
-              <w:rPr>
-                <w:color w:val="666666"/>
-                <w:sz w:val="18"/>
-              </w:rPr>
-              <w:t xml:space="preserve">ИД ч.2, табл. 3.1, блок «а, б получение медного купороса», строки 296, 300-301</w:t>
+              <w:t xml:space="preserve">«Выпарной аппарат I стадии… Температура ¦ 65-75 ¦ 0С; Давление ¦ 0,06-0,08 ¦ атм.»</w:t>
+            </w:r>
+          </w:p>
+          <w:p>
+            <w:r>
+              <w:rPr>
+                <w:color w:val="666666"/>
+                <w:sz w:val="18"/>
+              </w:rPr>
+              <w:t xml:space="preserve">ИД ч.2, табл. 3.1 «а, б получение медного купороса», строки 269, 277-278</w:t>
             </w:r>
           </w:p>
         </w:tc>
@@ -3795,16 +3810,16 @@
               <w:rPr>
                 <w:i/>
               </w:rPr>
-              <w:t xml:space="preserve">«Поток поступающего раствора ¦ 2,5-2,6 ¦ м3/ч; Состав поступающего раствора: … Fe ¦ 5,5-6,0 ¦ кг/м3; Co ¦ 8-10 ¦ кг/м3»</w:t>
-            </w:r>
-          </w:p>
-          <w:p>
-            <w:r>
-              <w:rPr>
-                <w:color w:val="666666"/>
-                <w:sz w:val="18"/>
-              </w:rPr>
-              <w:t xml:space="preserve">ИД ч.2, табл. 3.1, блок «б, В получение смешанного медно-никелевого купороса», строки 322, 326-327</w:t>
+              <w:t xml:space="preserve">«Температура в аппарате первой ступени поддерживается на уровне 400С, в аппарате второй ступени 200С.»</w:t>
+            </w:r>
+          </w:p>
+          <w:p>
+            <w:r>
+              <w:rPr>
+                <w:color w:val="666666"/>
+                <w:sz w:val="18"/>
+              </w:rPr>
+              <w:t xml:space="preserve">ИД ч.2, разд. 4.1.4 (передел кристаллизации медного купороса), строка 478</w:t>
             </w:r>
           </w:p>
         </w:tc>
@@ -3818,7 +3833,7 @@
         <w:t xml:space="preserve">На что влияет: </w:t>
       </w:r>
       <w:r>
-        <w:t xml:space="preserve">Это один и тот же поток (маточник после медного купороса = питание смешанного). ТЗ (строка 230: «60 Cu, 70 Ni, 5,59 Со, 8,98 Fe») и исходное соотношение в питании (Fe 2,5-3,0 &gt; Co 1,5-1,8) подтверждают первый вариант: Co ≈ 5,6, Fe ≈ 9. Во втором блоке значения Fe и Co переставлены.</w:t>
+        <w:t xml:space="preserve">Для одного и того же аппарата два значения: 65-75 °С и 40 °С. 40 °С физически согласуется с давлением 0,06-0,08 атм (кипение воды ~39-42 °С) и с описанием смешанного передела (40/20 °С, строки 453, 497); 65-75 °С совпадает с температурой растворения купороса (строка 373). От температуры зависит поверхность теплообменника поз.1 (63 м2, строка 486) — ключевой параметр Лота 2.</w:t>
       </w:r>
     </w:p>
     <w:p>
@@ -3829,7 +3844,7 @@
         <w:t xml:space="preserve">Вопрос Заказчику: </w:t>
       </w:r>
       <w:r>
-        <w:t xml:space="preserve">Поправить блок «б, В» табл. 3.1 (Fe 8-10; Co 5,5-6,0).</w:t>
+        <w:t xml:space="preserve">Зафиксировать расчётную температуру I ступени (и объяснить, к чему относятся 65-75 °С).</w:t>
       </w:r>
     </w:p>
     <w:p>
@@ -3854,13 +3869,13 @@
         <w:rPr>
           <w:b/>
         </w:rPr>
-        <w:t xml:space="preserve">C-46. </w:t>
-      </w:r>
-      <w:r>
-        <w:rPr>
-          <w:b/>
-        </w:rPr>
-        <w:t xml:space="preserve">Поток маточника на смешанный купорос: 11,81 тыс. м3/год по ТЗ против 2,3-2,5 м3/ч (=19-21 тыс. м3/год) по табл. 3.1</w:t>
+        <w:t xml:space="preserve">C-45. </w:t>
+      </w:r>
+      <w:r>
+        <w:rPr>
+          <w:b/>
+        </w:rPr>
+        <w:t xml:space="preserve">Fe и Co переставлены местами в составе маточника, поступающего на смешанный купорос (табл. 3.1)</w:t>
       </w:r>
     </w:p>
     <w:p>
@@ -3913,16 +3928,16 @@
               <w:rPr>
                 <w:i/>
               </w:rPr>
-              <w:t xml:space="preserve">«Общее количество маточного раствора от кристаллизации медного купороса, поступающего на получение медно-никелевого купороса, составляет 11,81 тыс. м3/год.»</w:t>
-            </w:r>
-          </w:p>
-          <w:p>
-            <w:r>
-              <w:rPr>
-                <w:color w:val="666666"/>
-                <w:sz w:val="18"/>
-              </w:rPr>
-              <w:t xml:space="preserve">ТЗ v3.6, п. 4.1, строка 231</w:t>
+              <w:t xml:space="preserve">«Проток маточного р-ра на выпарку смеш. купороса ¦ 2,3-2,5 ¦ м3/ч; Состав маточного раствора: … кобальт ¦ 5,5-6,0 ¦ кг/м3; железо ¦ 8-10 ¦ кг/м3»</w:t>
+            </w:r>
+          </w:p>
+          <w:p>
+            <w:r>
+              <w:rPr>
+                <w:color w:val="666666"/>
+                <w:sz w:val="18"/>
+              </w:rPr>
+              <w:t xml:space="preserve">ИД ч.2, табл. 3.1, блок «а, б получение медного купороса», строки 296, 300-301</w:t>
             </w:r>
           </w:p>
         </w:tc>
@@ -3951,16 +3966,16 @@
               <w:rPr>
                 <w:i/>
               </w:rPr>
-              <w:t xml:space="preserve">«Проток маточного р-ра на выпарку смеш. купороса ¦ 2,3-2,5 ¦ м3/ч»</w:t>
-            </w:r>
-          </w:p>
-          <w:p>
-            <w:r>
-              <w:rPr>
-                <w:color w:val="666666"/>
-                <w:sz w:val="18"/>
-              </w:rPr>
-              <w:t xml:space="preserve">ИД ч.2, табл. 3.1, строка 296 (также «Поток поступающего раствора ¦ 2,5-2,6 ¦ м3/ч», строка 322)</w:t>
+              <w:t xml:space="preserve">«Поток поступающего раствора ¦ 2,5-2,6 ¦ м3/ч; Состав поступающего раствора: … Fe ¦ 5,5-6,0 ¦ кг/м3; Co ¦ 8-10 ¦ кг/м3»</w:t>
+            </w:r>
+          </w:p>
+          <w:p>
+            <w:r>
+              <w:rPr>
+                <w:color w:val="666666"/>
+                <w:sz w:val="18"/>
+              </w:rPr>
+              <w:t xml:space="preserve">ИД ч.2, табл. 3.1, блок «б, В получение смешанного медно-никелевого купороса», строки 322, 326-327</w:t>
             </w:r>
           </w:p>
         </w:tc>
@@ -3974,7 +3989,7 @@
         <w:t xml:space="preserve">На что влияет: </w:t>
       </w:r>
       <w:r>
-        <w:t xml:space="preserve">11,81 тыс. м3/год = 1,42 м3/ч против 2,3-2,6 м3/ч в табл. 3.1 — расхождение в ~1,7 раза. ИД сама оговаривает (строка 259), что при разночтениях приоритет у разделов 2 и 5 (ТЗ, судя по числам, взято из балансов 5.7/5.18), но производительность выпарных аппаратов Лота 2 выбирается по этим потокам.</w:t>
+        <w:t xml:space="preserve">Это один и тот же поток (маточник после медного купороса = питание смешанного). ТЗ (строка 230: «60 Cu, 70 Ni, 5,59 Со, 8,98 Fe») и исходное соотношение в питании (Fe 2,5-3,0 &gt; Co 1,5-1,8) подтверждают первый вариант: Co ≈ 5,6, Fe ≈ 9. Во втором блоке значения Fe и Co переставлены.</w:t>
       </w:r>
     </w:p>
     <w:p>
@@ -3985,7 +4000,7 @@
         <w:t xml:space="preserve">Вопрос Заказчику: </w:t>
       </w:r>
       <w:r>
-        <w:t xml:space="preserve">Свести табл. 3.1 с балансами 5.7/5.18 и указать расчётный поток питания смешанной кристаллизации.</w:t>
+        <w:t xml:space="preserve">Поправить блок «б, В» табл. 3.1 (Fe 8-10; Co 5,5-6,0).</w:t>
       </w:r>
     </w:p>
     <w:p>
@@ -4010,13 +4025,13 @@
         <w:rPr>
           <w:b/>
         </w:rPr>
-        <w:t xml:space="preserve">C-47. </w:t>
-      </w:r>
-      <w:r>
-        <w:rPr>
-          <w:b/>
-        </w:rPr>
-        <w:t xml:space="preserve">Кобальт в растворе после усреднения: 13 кг/м3 против 1,6 кг/м3 в ванне (порядковая опечатка)</w:t>
+        <w:t xml:space="preserve">C-46. </w:t>
+      </w:r>
+      <w:r>
+        <w:rPr>
+          <w:b/>
+        </w:rPr>
+        <w:t xml:space="preserve">Поток маточника на смешанный купорос: 11,81 тыс. м3/год по ТЗ против 2,3-2,5 м3/ч (=19-21 тыс. м3/год) по табл. 3.1</w:t>
       </w:r>
     </w:p>
     <w:p>
@@ -4025,7 +4040,7 @@
           <w:color w:val="666666"/>
           <w:sz w:val="20"/>
         </w:rPr>
-        <w:t xml:space="preserve">Лот №3 · Электроэкстракция · важность: существенные</w:t>
+        <w:t xml:space="preserve">Лот №2 · Купорос · важность: существенные</w:t>
       </w:r>
     </w:p>
     <w:tbl>
@@ -4069,16 +4084,16 @@
               <w:rPr>
                 <w:i/>
               </w:rPr>
-              <w:t xml:space="preserve">«Состав р-ра после усреднения на теплообменник: … Co ¦ 13 ¦ кг/м3»</w:t>
-            </w:r>
-          </w:p>
-          <w:p>
-            <w:r>
-              <w:rPr>
-                <w:color w:val="666666"/>
-                <w:sz w:val="18"/>
-              </w:rPr>
-              <w:t xml:space="preserve">ИД ч.2, табл. 3.1 «Усреднение растворов перед электролизом», строки 387, 391</w:t>
+              <w:t xml:space="preserve">«Общее количество маточного раствора от кристаллизации медного купороса, поступающего на получение медно-никелевого купороса, составляет 11,81 тыс. м3/год.»</w:t>
+            </w:r>
+          </w:p>
+          <w:p>
+            <w:r>
+              <w:rPr>
+                <w:color w:val="666666"/>
+                <w:sz w:val="18"/>
+              </w:rPr>
+              <w:t xml:space="preserve">ТЗ v3.6, п. 4.1, строка 231</w:t>
             </w:r>
           </w:p>
         </w:tc>
@@ -4107,16 +4122,16 @@
               <w:rPr>
                 <w:i/>
               </w:rPr>
-              <w:t xml:space="preserve">«Состав электролита в ванне: … Co ¦ 1,6»</w:t>
-            </w:r>
-          </w:p>
-          <w:p>
-            <w:r>
-              <w:rPr>
-                <w:color w:val="666666"/>
-                <w:sz w:val="18"/>
-              </w:rPr>
-              <w:t xml:space="preserve">ИД ч.2, табл. 3.1 «Электроэкстракция меди», строки 425, 429 (также Co 1,5-1,8 в богатом растворе, строка 275)</w:t>
+              <w:t xml:space="preserve">«Проток маточного р-ра на выпарку смеш. купороса ¦ 2,3-2,5 ¦ м3/ч»</w:t>
+            </w:r>
+          </w:p>
+          <w:p>
+            <w:r>
+              <w:rPr>
+                <w:color w:val="666666"/>
+                <w:sz w:val="18"/>
+              </w:rPr>
+              <w:t xml:space="preserve">ИД ч.2, табл. 3.1, строка 296 (также «Поток поступающего раствора ¦ 2,5-2,6 ¦ м3/ч», строка 322)</w:t>
             </w:r>
           </w:p>
         </w:tc>
@@ -4130,7 +4145,7 @@
         <w:t xml:space="preserve">На что влияет: </w:t>
       </w:r>
       <w:r>
-        <w:t xml:space="preserve">Питание ванн не может содержать 13 кг/м3 Co при 1,6 в ванне и 1,5-1,8 в богатом растворе; судя по ряду (Cu 40, Ni 20, Fe 2,6), должно быть 1,3-1,6.</w:t>
+        <w:t xml:space="preserve">11,81 тыс. м3/год = 1,42 м3/ч против 2,3-2,6 м3/ч в табл. 3.1 — расхождение в ~1,7 раза. ИД сама оговаривает (строка 259), что при разночтениях приоритет у разделов 2 и 5 (ТЗ, судя по числам, взято из балансов 5.7/5.18), но производительность выпарных аппаратов Лота 2 выбирается по этим потокам.</w:t>
       </w:r>
     </w:p>
     <w:p>
@@ -4141,7 +4156,7 @@
         <w:t xml:space="preserve">Вопрос Заказчику: </w:t>
       </w:r>
       <w:r>
-        <w:t xml:space="preserve">Поправить значение Co в строке «после усреднения» (вероятно 1,3).</w:t>
+        <w:t xml:space="preserve">Свести табл. 3.1 с балансами 5.7/5.18 и указать расчётный поток питания смешанной кристаллизации.</w:t>
       </w:r>
     </w:p>
     <w:p>
@@ -4166,13 +4181,13 @@
         <w:rPr>
           <w:b/>
         </w:rPr>
-        <w:t xml:space="preserve">C-48. </w:t>
-      </w:r>
-      <w:r>
-        <w:rPr>
-          <w:b/>
-        </w:rPr>
-        <w:t xml:space="preserve">Категория помещений по пожарной опасности: В2 в Прил. В против Д по разд. 6 ИД</w:t>
+        <w:t xml:space="preserve">C-47. </w:t>
+      </w:r>
+      <w:r>
+        <w:rPr>
+          <w:b/>
+        </w:rPr>
+        <w:t xml:space="preserve">Кобальт в растворе после усреднения: 13 кг/м3 против 1,6 кг/м3 в ванне (порядковая опечатка)</w:t>
       </w:r>
     </w:p>
     <w:p>
@@ -4225,16 +4240,16 @@
               <w:rPr>
                 <w:i/>
               </w:rPr>
-              <w:t xml:space="preserve">«Категория помещения по взрывопожарной и пожарной опасности по СП 12.13130.2009 ¦ В2»</w:t>
-            </w:r>
-          </w:p>
-          <w:p>
-            <w:r>
-              <w:rPr>
-                <w:color w:val="666666"/>
-                <w:sz w:val="18"/>
-              </w:rPr>
-              <w:t xml:space="preserve">ИД ч.2, Приложение В (ДЕЛЬТА, ванны), разд. 4 «Условия эксплуатации», строка 1254</w:t>
+              <w:t xml:space="preserve">«Состав р-ра после усреднения на теплообменник: … Co ¦ 13 ¦ кг/м3»</w:t>
+            </w:r>
+          </w:p>
+          <w:p>
+            <w:r>
+              <w:rPr>
+                <w:color w:val="666666"/>
+                <w:sz w:val="18"/>
+              </w:rPr>
+              <w:t xml:space="preserve">ИД ч.2, табл. 3.1 «Усреднение растворов перед электролизом», строки 387, 391</w:t>
             </w:r>
           </w:p>
         </w:tc>
@@ -4263,16 +4278,16 @@
               <w:rPr>
                 <w:i/>
               </w:rPr>
-              <w:t xml:space="preserve">«Все помещения производства по взрывопожарной и пожарной опасности относятся к категории Д. Исключение составляют помещения приготовления рабочих растворов флотореагентов…»</w:t>
-            </w:r>
-          </w:p>
-          <w:p>
-            <w:r>
-              <w:rPr>
-                <w:color w:val="666666"/>
-                <w:sz w:val="18"/>
-              </w:rPr>
-              <w:t xml:space="preserve">ИД ч.2, разд. 6, строка 653</w:t>
+              <w:t xml:space="preserve">«Состав электролита в ванне: … Co ¦ 1,6»</w:t>
+            </w:r>
+          </w:p>
+          <w:p>
+            <w:r>
+              <w:rPr>
+                <w:color w:val="666666"/>
+                <w:sz w:val="18"/>
+              </w:rPr>
+              <w:t xml:space="preserve">ИД ч.2, табл. 3.1 «Электроэкстракция меди», строки 425, 429 (также Co 1,5-1,8 в богатом растворе, строка 275)</w:t>
             </w:r>
           </w:p>
         </w:tc>
@@ -4286,7 +4301,7 @@
         <w:t xml:space="preserve">На что влияет: </w:t>
       </w:r>
       <w:r>
-        <w:t xml:space="preserve">Для электролизного зала (место установки ванн) Дельта требует категорию В2 (пожароопасная), ИД декларирует Д для всех помещений. От категории зависят строительные и противопожарные решения существующего корпуса ЦЭМ.</w:t>
+        <w:t xml:space="preserve">Питание ванн не может содержать 13 кг/м3 Co при 1,6 в ванне и 1,5-1,8 в богатом растворе; судя по ряду (Cu 40, Ni 20, Fe 2,6), должно быть 1,3-1,6.</w:t>
       </w:r>
     </w:p>
     <w:p>
@@ -4297,7 +4312,7 @@
         <w:t xml:space="preserve">Вопрос Заказчику: </w:t>
       </w:r>
       <w:r>
-        <w:t xml:space="preserve">Определить категорию электролизного отделения расчётом пожарной нагрузки и привести оба документа к одному значению.</w:t>
+        <w:t xml:space="preserve">Поправить значение Co в строке «после усреднения» (вероятно 1,3).</w:t>
       </w:r>
     </w:p>
     <w:p>
@@ -4322,13 +4337,13 @@
         <w:rPr>
           <w:b/>
         </w:rPr>
-        <w:t xml:space="preserve">C-49. </w:t>
-      </w:r>
-      <w:r>
-        <w:rPr>
-          <w:b/>
-        </w:rPr>
-        <w:t xml:space="preserve">Параметры промывки катодов в КСМ: два абзаца дают разные температуры обеих ступеней и несовместимые расходы</w:t>
+        <w:t xml:space="preserve">C-48. </w:t>
+      </w:r>
+      <w:r>
+        <w:rPr>
+          <w:b/>
+        </w:rPr>
+        <w:t xml:space="preserve">Категория помещений по пожарной опасности: В2 в Прил. В против Д по разд. 6 ИД</w:t>
       </w:r>
     </w:p>
     <w:p>
@@ -4381,16 +4396,16 @@
               <w:rPr>
                 <w:i/>
               </w:rPr>
-              <w:t xml:space="preserve">«Подача охлаждающей воды: давление 1,5 бар; температура - макс. 30C; скорость потока 25 л/мин; подача воды на 1 стадию промывки – 25 м3/ч, 60-80 C; подача воды на 2 стадию промывки - 4 м3/час, 90-115C»</w:t>
-            </w:r>
-          </w:p>
-          <w:p>
-            <w:r>
-              <w:rPr>
-                <w:color w:val="666666"/>
-                <w:sz w:val="18"/>
-              </w:rPr>
-              <w:t xml:space="preserve">ИД ч.2, описание КСМ Outotec, строка 551</w:t>
+              <w:t xml:space="preserve">«Категория помещения по взрывопожарной и пожарной опасности по СП 12.13130.2009 ¦ В2»</w:t>
+            </w:r>
+          </w:p>
+          <w:p>
+            <w:r>
+              <w:rPr>
+                <w:color w:val="666666"/>
+                <w:sz w:val="18"/>
+              </w:rPr>
+              <w:t xml:space="preserve">ИД ч.2, Приложение В (ДЕЛЬТА, ванны), разд. 4 «Условия эксплуатации», строка 1254</w:t>
             </w:r>
           </w:p>
         </w:tc>
@@ -4419,16 +4434,16 @@
               <w:rPr>
                 <w:i/>
               </w:rPr>
-              <w:t xml:space="preserve">«С теплообменника КСМ, вода с температурой 40-70 оС, поступает в резервуар промывочной камеры, откуда циркуляционным насосом подается на форсунки 1-ой стадии промывки. Кроме этого свежая промывная вода, с температурой 50-90 оС, поступает на форсунки 2-ой стадии промывки… Производительность насоса - 250 л/мин.»</w:t>
-            </w:r>
-          </w:p>
-          <w:p>
-            <w:r>
-              <w:rPr>
-                <w:color w:val="666666"/>
-                <w:sz w:val="18"/>
-              </w:rPr>
-              <w:t xml:space="preserve">ИД ч.2, описание КСМ, «Промывочная камера», строка 555</w:t>
+              <w:t xml:space="preserve">«Все помещения производства по взрывопожарной и пожарной опасности относятся к категории Д. Исключение составляют помещения приготовления рабочих растворов флотореагентов…»</w:t>
+            </w:r>
+          </w:p>
+          <w:p>
+            <w:r>
+              <w:rPr>
+                <w:color w:val="666666"/>
+                <w:sz w:val="18"/>
+              </w:rPr>
+              <w:t xml:space="preserve">ИД ч.2, разд. 6, строка 653</w:t>
             </w:r>
           </w:p>
         </w:tc>
@@ -4442,7 +4457,7 @@
         <w:t xml:space="preserve">На что влияет: </w:t>
       </w:r>
       <w:r>
-        <w:t xml:space="preserve">1-я ступень: 60-80 °С и 25 м3/ч против 40-70 °С при насосе 250 л/мин (=15 м3/ч — заявленную подачу 25 м3/ч не обеспечивает); 2-я ступень: 90-115 °С против 50-90 °С (115 °С вообще выше точки кипения при атмосферном давлении). Требования к КСМ (Лот 3) по воде и теплу не сведены.</w:t>
+        <w:t xml:space="preserve">Для электролизного зала (место установки ванн) Дельта требует категорию В2 (пожароопасная), ИД декларирует Д для всех помещений. От категории зависят строительные и противопожарные решения существующего корпуса ЦЭМ.</w:t>
       </w:r>
     </w:p>
     <w:p>
@@ -4453,7 +4468,7 @@
         <w:t xml:space="preserve">Вопрос Заказчику: </w:t>
       </w:r>
       <w:r>
-        <w:t xml:space="preserve">Задать в ТЗ на КСМ один набор параметров промывки (температуры, расходы, источник горячей воды).</w:t>
+        <w:t xml:space="preserve">Определить категорию электролизного отделения расчётом пожарной нагрузки и привести оба документа к одному значению.</w:t>
       </w:r>
     </w:p>
     <w:p>
@@ -4478,13 +4493,13 @@
         <w:rPr>
           <w:b/>
         </w:rPr>
-        <w:t xml:space="preserve">C-50. </w:t>
-      </w:r>
-      <w:r>
-        <w:rPr>
-          <w:b/>
-        </w:rPr>
-        <w:t xml:space="preserve">Куда идёт пульпа выгрузки контрольной фильтрации: в реактор 4.1.15 или в «буферный реактор 4.1.19», который тут же назван ёмкостью чистого фильтрата</w:t>
+        <w:t xml:space="preserve">C-49. </w:t>
+      </w:r>
+      <w:r>
+        <w:rPr>
+          <w:b/>
+        </w:rPr>
+        <w:t xml:space="preserve">Параметры промывки катодов в КСМ: два абзаца дают разные температуры обеих ступеней и несовместимые расходы</w:t>
       </w:r>
     </w:p>
     <w:p>
@@ -4493,7 +4508,7 @@
           <w:color w:val="666666"/>
           <w:sz w:val="20"/>
         </w:rPr>
-        <w:t xml:space="preserve">общий / стык · важность: существенные</w:t>
+        <w:t xml:space="preserve">Лот №3 · Электроэкстракция · важность: существенные</w:t>
       </w:r>
     </w:p>
     <w:tbl>
@@ -4537,16 +4552,16 @@
               <w:rPr>
                 <w:i/>
               </w:rPr>
-              <w:t xml:space="preserve">«Одновременно в реактор, поз. 4.1.15 выгружается пульпа фильтра контрольной фильтрации, поз. 4.1.20.»</w:t>
-            </w:r>
-          </w:p>
-          <w:p>
-            <w:r>
-              <w:rPr>
-                <w:color w:val="666666"/>
-                <w:sz w:val="18"/>
-              </w:rPr>
-              <w:t xml:space="preserve">ИД ч.2, разд. 4.1.1, строка 449 (согласуется с разд. 2.2, строка 238: «Пульпа выгрузки контрольной фильтрации возвращается на сгущение»)</w:t>
+              <w:t xml:space="preserve">«Подача охлаждающей воды: давление 1,5 бар; температура - макс. 30C; скорость потока 25 л/мин; подача воды на 1 стадию промывки – 25 м3/ч, 60-80 C; подача воды на 2 стадию промывки - 4 м3/час, 90-115C»</w:t>
+            </w:r>
+          </w:p>
+          <w:p>
+            <w:r>
+              <w:rPr>
+                <w:color w:val="666666"/>
+                <w:sz w:val="18"/>
+              </w:rPr>
+              <w:t xml:space="preserve">ИД ч.2, описание КСМ Outotec, строка 551</w:t>
             </w:r>
           </w:p>
         </w:tc>
@@ -4575,16 +4590,16 @@
               <w:rPr>
                 <w:i/>
               </w:rPr>
-              <w:t xml:space="preserve">«Пульпа выгрузки фильтров контрольной фильтрации сбрасывается в буферный реактор поз. 4.1.19. Фильтрат контрольной фильтрации, поз. 4.1.20, через промежуточную емкость, поз. 4.1.19, и теплообменник поз. 4.1.17 в качестве богатого раствора поступает в усреднительный бак, поз. 4.2.1…»</w:t>
-            </w:r>
-          </w:p>
-          <w:p>
-            <w:r>
-              <w:rPr>
-                <w:color w:val="666666"/>
-                <w:sz w:val="18"/>
-              </w:rPr>
-              <w:t xml:space="preserve">ИД ч.2, разд. 4.1.1, строка 450</w:t>
+              <w:t xml:space="preserve">«С теплообменника КСМ, вода с температурой 40-70 оС, поступает в резервуар промывочной камеры, откуда циркуляционным насосом подается на форсунки 1-ой стадии промывки. Кроме этого свежая промывная вода, с температурой 50-90 оС, поступает на форсунки 2-ой стадии промывки… Производительность насоса - 250 л/мин.»</w:t>
+            </w:r>
+          </w:p>
+          <w:p>
+            <w:r>
+              <w:rPr>
+                <w:color w:val="666666"/>
+                <w:sz w:val="18"/>
+              </w:rPr>
+              <w:t xml:space="preserve">ИД ч.2, описание КСМ, «Промывочная камера», строка 555</w:t>
             </w:r>
           </w:p>
         </w:tc>
@@ -4598,7 +4613,7 @@
         <w:t xml:space="preserve">На что влияет: </w:t>
       </w:r>
       <w:r>
-        <w:t xml:space="preserve">В соседних предложениях поз. 4.1.19 — одновременно приёмник грязной пульпы выгрузки и ёмкость чистого фильтрата, а сама пульпа направлена в два разных места (4.1.15 и 4.1.19). При этом именно «емкость сбора фильтрата (поз. 4.1.19)» — точка границы Лотов 2 и 3 по ТЗ (пп. 4.3.1, 5.2.1).</w:t>
+        <w:t xml:space="preserve">1-я ступень: 60-80 °С и 25 м3/ч против 40-70 °С при насосе 250 л/мин (=15 м3/ч — заявленную подачу 25 м3/ч не обеспечивает); 2-я ступень: 90-115 °С против 50-90 °С (115 °С вообще выше точки кипения при атмосферном давлении). Требования к КСМ (Лот 3) по воде и теплу не сведены.</w:t>
       </w:r>
     </w:p>
     <w:p>
@@ -4609,7 +4624,7 @@
         <w:t xml:space="preserve">Вопрос Заказчику: </w:t>
       </w:r>
       <w:r>
-        <w:t xml:space="preserve">Уточнить схему: пульпа выгрузки — на сгущение (4.1.15?), фильтрат — через какую ёмкость; поправить номер в одном из предложений.</w:t>
+        <w:t xml:space="preserve">Задать в ТЗ на КСМ один набор параметров промывки (температуры, расходы, источник горячей воды).</w:t>
       </w:r>
     </w:p>
     <w:p>
@@ -4634,13 +4649,13 @@
         <w:rPr>
           <w:b/>
         </w:rPr>
-        <w:t xml:space="preserve">C-51. </w:t>
-      </w:r>
-      <w:r>
-        <w:rPr>
-          <w:b/>
-        </w:rPr>
-        <w:t xml:space="preserve">Аноды: «холоднокатаные, легированные Sn, Al и Ca» против «горячекатаная пластина Pb-Ca-Sn»</w:t>
+        <w:t xml:space="preserve">C-50. </w:t>
+      </w:r>
+      <w:r>
+        <w:rPr>
+          <w:b/>
+        </w:rPr>
+        <w:t xml:space="preserve">Куда идёт пульпа выгрузки контрольной фильтрации: в реактор 4.1.15 или в «буферный реактор 4.1.19», который тут же назван ёмкостью чистого фильтрата</w:t>
       </w:r>
     </w:p>
     <w:p>
@@ -4649,7 +4664,7 @@
           <w:color w:val="666666"/>
           <w:sz w:val="20"/>
         </w:rPr>
-        <w:t xml:space="preserve">Лот №3 · Электроэкстракция · важность: существенные</w:t>
+        <w:t xml:space="preserve">общий / стык · важность: существенные</w:t>
       </w:r>
     </w:p>
     <w:tbl>
@@ -4693,16 +4708,16 @@
               <w:rPr>
                 <w:i/>
               </w:rPr>
-              <w:t xml:space="preserve">«Аноды нерастворимые, толщиной 6(8) мм, холоднокатаные на основе свинцового сплава, легированные оловом, алюминием и кальцием.»</w:t>
-            </w:r>
-          </w:p>
-          <w:p>
-            <w:r>
-              <w:rPr>
-                <w:color w:val="666666"/>
-                <w:sz w:val="18"/>
-              </w:rPr>
-              <w:t xml:space="preserve">ИД ч.2, п. 1.3.9, строка 153 (то же в Прил. Б, строка 1038)</w:t>
+              <w:t xml:space="preserve">«Одновременно в реактор, поз. 4.1.15 выгружается пульпа фильтра контрольной фильтрации, поз. 4.1.20.»</w:t>
+            </w:r>
+          </w:p>
+          <w:p>
+            <w:r>
+              <w:rPr>
+                <w:color w:val="666666"/>
+                <w:sz w:val="18"/>
+              </w:rPr>
+              <w:t xml:space="preserve">ИД ч.2, разд. 4.1.1, строка 449 (согласуется с разд. 2.2, строка 238: «Пульпа выгрузки контрольной фильтрации возвращается на сгущение»)</w:t>
             </w:r>
           </w:p>
         </w:tc>
@@ -4731,16 +4746,16 @@
               <w:rPr>
                 <w:i/>
               </w:rPr>
-              <w:t xml:space="preserve">«Аноды – горячекатаная пластина сплава Pb-Сa (0,06 %)-Sn (1,4 %), приваренная к штанге»</w:t>
-            </w:r>
-          </w:p>
-          <w:p>
-            <w:r>
-              <w:rPr>
-                <w:color w:val="666666"/>
-                <w:sz w:val="18"/>
-              </w:rPr>
-              <w:t xml:space="preserve">ИД ч.2, табл. 3.1 «Электроэкстракция меди», строка 411</w:t>
+              <w:t xml:space="preserve">«Пульпа выгрузки фильтров контрольной фильтрации сбрасывается в буферный реактор поз. 4.1.19. Фильтрат контрольной фильтрации, поз. 4.1.20, через промежуточную емкость, поз. 4.1.19, и теплообменник поз. 4.1.17 в качестве богатого раствора поступает в усреднительный бак, поз. 4.2.1…»</w:t>
+            </w:r>
+          </w:p>
+          <w:p>
+            <w:r>
+              <w:rPr>
+                <w:color w:val="666666"/>
+                <w:sz w:val="18"/>
+              </w:rPr>
+              <w:t xml:space="preserve">ИД ч.2, разд. 4.1.1, строка 450</w:t>
             </w:r>
           </w:p>
         </w:tc>
@@ -4754,7 +4769,7 @@
         <w:t xml:space="preserve">На что влияет: </w:t>
       </w:r>
       <w:r>
-        <w:t xml:space="preserve">Разный способ проката (холодно-/горячекатаные) и разное легирование (с алюминием / без). Прил. В (строка 1230) говорит про «аноды из сплава свинца-кальция-олова» без Al. Аноды входят в поставку Лота 3 (ТЗ, строка 331) — спецификация двоится. Плюс толщина «6(8) мм» против «Толщина анодов 6,0 мм» (строка 409).</w:t>
+        <w:t xml:space="preserve">В соседних предложениях поз. 4.1.19 — одновременно приёмник грязной пульпы выгрузки и ёмкость чистого фильтрата, а сама пульпа направлена в два разных места (4.1.15 и 4.1.19). При этом именно «емкость сбора фильтрата (поз. 4.1.19)» — точка границы Лотов 2 и 3 по ТЗ (пп. 4.3.1, 5.2.1).</w:t>
       </w:r>
     </w:p>
     <w:p>
@@ -4765,7 +4780,7 @@
         <w:t xml:space="preserve">Вопрос Заказчику: </w:t>
       </w:r>
       <w:r>
-        <w:t xml:space="preserve">Зафиксировать способ проката, состав сплава (с Al или без) и толщину.</w:t>
+        <w:t xml:space="preserve">Уточнить схему: пульпа выгрузки — на сгущение (4.1.15?), фильтрат — через какую ёмкость; поправить номер в одном из предложений.</w:t>
       </w:r>
     </w:p>
     <w:p>
@@ -4790,13 +4805,13 @@
         <w:rPr>
           <w:b/>
         </w:rPr>
-        <w:t xml:space="preserve">C-52. </w:t>
-      </w:r>
-      <w:r>
-        <w:rPr>
-          <w:b/>
-        </w:rPr>
-        <w:t xml:space="preserve">ТЗ называет контрольную фильтрацию «фильтр-прессом», в ИД это намывные фильтры (фильтр-прессы — другая позиция)</w:t>
+        <w:t xml:space="preserve">C-51. </w:t>
+      </w:r>
+      <w:r>
+        <w:rPr>
+          <w:b/>
+        </w:rPr>
+        <w:t xml:space="preserve">Аноды: «холоднокатаные, легированные Sn, Al и Ca» против «горячекатаная пластина Pb-Ca-Sn»</w:t>
       </w:r>
     </w:p>
     <w:p>
@@ -4805,7 +4820,7 @@
           <w:color w:val="666666"/>
           <w:sz w:val="20"/>
         </w:rPr>
-        <w:t xml:space="preserve">общий / стык · важность: существенные</w:t>
+        <w:t xml:space="preserve">Лот №3 · Электроэкстракция · важность: существенные</w:t>
       </w:r>
     </w:p>
     <w:tbl>
@@ -4849,16 +4864,16 @@
               <w:rPr>
                 <w:i/>
               </w:rPr>
-              <w:t xml:space="preserve">«Фильтрат от фильтр-пресса контрольной фильтрации, продукционный (богатый) раствор ¦ Фланец трубопровода от емкости сбора фильтрата фильтр-пресса (ИД, часть 2, рис. 4.1, поз. 4.1.19)»</w:t>
-            </w:r>
-          </w:p>
-          <w:p>
-            <w:r>
-              <w:rPr>
-                <w:color w:val="666666"/>
-                <w:sz w:val="18"/>
-              </w:rPr>
-              <w:t xml:space="preserve">ТЗ v3.6, пп. 4.3.1 и 5.2.1, строки 245, 319</w:t>
+              <w:t xml:space="preserve">«Аноды нерастворимые, толщиной 6(8) мм, холоднокатаные на основе свинцового сплава, легированные оловом, алюминием и кальцием.»</w:t>
+            </w:r>
+          </w:p>
+          <w:p>
+            <w:r>
+              <w:rPr>
+                <w:color w:val="666666"/>
+                <w:sz w:val="18"/>
+              </w:rPr>
+              <w:t xml:space="preserve">ИД ч.2, п. 1.3.9, строка 153 (то же в Прил. Б, строка 1038)</w:t>
             </w:r>
           </w:p>
         </w:tc>
@@ -4887,16 +4902,16 @@
               <w:rPr>
                 <w:i/>
               </w:rPr>
-              <w:t xml:space="preserve">«Фильтры контрольной фильтрации, поз. 4.1.20, с диатомитовым намывным слоем.»</w:t>
-            </w:r>
-          </w:p>
-          <w:p>
-            <w:r>
-              <w:rPr>
-                <w:color w:val="666666"/>
-                <w:sz w:val="18"/>
-              </w:rPr>
-              <w:t xml:space="preserve">ИД ч.2, разд. 4.1.1, строка 450 (также «Контрольная фильтрация продукционных растворов на намывных фильтрах», строка 265)</w:t>
+              <w:t xml:space="preserve">«Аноды – горячекатаная пластина сплава Pb-Сa (0,06 %)-Sn (1,4 %), приваренная к штанге»</w:t>
+            </w:r>
+          </w:p>
+          <w:p>
+            <w:r>
+              <w:rPr>
+                <w:color w:val="666666"/>
+                <w:sz w:val="18"/>
+              </w:rPr>
+              <w:t xml:space="preserve">ИД ч.2, табл. 3.1 «Электроэкстракция меди», строка 411</w:t>
             </w:r>
           </w:p>
         </w:tc>
@@ -4910,7 +4925,7 @@
         <w:t xml:space="preserve">На что влияет: </w:t>
       </w:r>
       <w:r>
-        <w:t xml:space="preserve">Фильтр-прессы в ИД — это поз. 4.1.29 (фильтрация песков), а контрольная фильтрация — намывные фильтры поз. 4.1.20. Граница проектирования Лотов 2 и 3 в ТЗ описана через несуществующую единицу («фильтр-пресс контрольной фильтрации»).</w:t>
+        <w:t xml:space="preserve">Разный способ проката (холодно-/горячекатаные) и разное легирование (с алюминием / без). Прил. В (строка 1230) говорит про «аноды из сплава свинца-кальция-олова» без Al. Аноды входят в поставку Лота 3 (ТЗ, строка 331) — спецификация двоится. Плюс толщина «6(8) мм» против «Толщина анодов 6,0 мм» (строка 409).</w:t>
       </w:r>
     </w:p>
     <w:p>
@@ -4921,7 +4936,7 @@
         <w:t xml:space="preserve">Вопрос Заказчику: </w:t>
       </w:r>
       <w:r>
-        <w:t xml:space="preserve">Переформулировать границу: «фланец трубопровода от ёмкости фильтрата намывных фильтров контрольной фильтрации (поз. 4.1.19/4.1.20)».</w:t>
+        <w:t xml:space="preserve">Зафиксировать способ проката, состав сплава (с Al или без) и толщину.</w:t>
       </w:r>
     </w:p>
     <w:p>
@@ -4946,13 +4961,13 @@
         <w:rPr>
           <w:b/>
         </w:rPr>
-        <w:t xml:space="preserve">C-53. </w:t>
-      </w:r>
-      <w:r>
-        <w:rPr>
-          <w:b/>
-        </w:rPr>
-        <w:t xml:space="preserve">ТЗ (Лот 3): «специальные автоматические краны» включены в БИ, но «грузоподъемное оборудование» из БИ исключено</w:t>
+        <w:t xml:space="preserve">C-52. </w:t>
+      </w:r>
+      <w:r>
+        <w:rPr>
+          <w:b/>
+        </w:rPr>
+        <w:t xml:space="preserve">ТЗ называет контрольную фильтрацию «фильтр-прессом», в ИД это намывные фильтры (фильтр-прессы — другая позиция)</w:t>
       </w:r>
     </w:p>
     <w:p>
@@ -4961,7 +4976,7 @@
           <w:color w:val="666666"/>
           <w:sz w:val="20"/>
         </w:rPr>
-        <w:t xml:space="preserve">Лот №3 · Электроэкстракция · важность: существенные</w:t>
+        <w:t xml:space="preserve">общий / стык · важность: существенные</w:t>
       </w:r>
     </w:p>
     <w:tbl>
@@ -5005,16 +5020,16 @@
               <w:rPr>
                 <w:i/>
               </w:rPr>
-              <w:t xml:space="preserve">«- Специальные автоматические краны с системой позиционирования;»</w:t>
-            </w:r>
-          </w:p>
-          <w:p>
-            <w:r>
-              <w:rPr>
-                <w:color w:val="666666"/>
-                <w:sz w:val="18"/>
-              </w:rPr>
-              <w:t xml:space="preserve">ТЗ v3.6, п. 5.3, перечень включаемого в БИ, строка 338 (и строка 385: «…а также специальными автоматическими кранами электролизного зала» в стоимости поставки)</w:t>
+              <w:t xml:space="preserve">«Фильтрат от фильтр-пресса контрольной фильтрации, продукционный (богатый) раствор ¦ Фланец трубопровода от емкости сбора фильтрата фильтр-пресса (ИД, часть 2, рис. 4.1, поз. 4.1.19)»</w:t>
+            </w:r>
+          </w:p>
+          <w:p>
+            <w:r>
+              <w:rPr>
+                <w:color w:val="666666"/>
+                <w:sz w:val="18"/>
+              </w:rPr>
+              <w:t xml:space="preserve">ТЗ v3.6, пп. 4.3.1 и 5.2.1, строки 245, 319</w:t>
             </w:r>
           </w:p>
         </w:tc>
@@ -5043,16 +5058,16 @@
               <w:rPr>
                 <w:i/>
               </w:rPr>
-              <w:t xml:space="preserve">«- Грузоподъемное оборудование;»</w:t>
-            </w:r>
-          </w:p>
-          <w:p>
-            <w:r>
-              <w:rPr>
-                <w:color w:val="666666"/>
-                <w:sz w:val="18"/>
-              </w:rPr>
-              <w:t xml:space="preserve">ТЗ v3.6, п. 5.3, «Перечень оборудования, не включаемого в состав БИ», строки 344, 352</w:t>
+              <w:t xml:space="preserve">«Фильтры контрольной фильтрации, поз. 4.1.20, с диатомитовым намывным слоем.»</w:t>
+            </w:r>
+          </w:p>
+          <w:p>
+            <w:r>
+              <w:rPr>
+                <w:color w:val="666666"/>
+                <w:sz w:val="18"/>
+              </w:rPr>
+              <w:t xml:space="preserve">ИД ч.2, разд. 4.1.1, строка 450 (также «Контрольная фильтрация продукционных растворов на намывных фильтрах», строка 265)</w:t>
             </w:r>
           </w:p>
         </w:tc>
@@ -5066,7 +5081,22 @@
         <w:t xml:space="preserve">На что влияет: </w:t>
       </w:r>
       <w:r>
-        <w:t xml:space="preserve">Спецкраны — грузоподъёмное оборудование; один перечень их включает (и стоимость по Лоту 3 их учитывает), другой — исключает. Исполнитель БИ не сможет однозначно определить объём поставки.</w:t>
+        <w:t xml:space="preserve">Фильтр-прессы в ИД — это поз. 4.1.29 (фильтрация песков), а контрольная фильтрация — намывные фильтры поз. 4.1.20. Граница проектирования Лотов 2 и 3 в ТЗ описана через несуществующую единицу («фильтр-пресс контрольной фильтрации»).</w:t>
+      </w:r>
+    </w:p>
+    <w:p>
+      <w:r>
+        <w:rPr>
+          <w:b/>
+          <w:color w:val="0CA30C"/>
+        </w:rPr>
+        <w:t xml:space="preserve">Статус по редакции 25.08.2026 (ТЗ v4.1 / ЦИМ ред.2): </w:t>
+      </w:r>
+      <w:r>
+        <w:rPr>
+          <w:color w:val="0CA30C"/>
+        </w:rPr>
+        <w:t xml:space="preserve">границы переписаны: вход Лота 2 — «Фланец выпарного аппарата I ступени получения медного купороса», Лота 3 — «Фланец патрубка подачи электролита в каждую электролизную ванну»; упоминание «фильтр-пресса контрольной фильтрации» из границ исключено</w:t>
       </w:r>
     </w:p>
     <w:p>
@@ -5077,7 +5107,7 @@
         <w:t xml:space="preserve">Вопрос Заказчику: </w:t>
       </w:r>
       <w:r>
-        <w:t xml:space="preserve">Уточнить: «прочее грузоподъёмное оборудование, кроме специальных автоматических кранов, в БИ не включается» (или наоборот).</w:t>
+        <w:t xml:space="preserve">Переформулировать границу: «фланец трубопровода от ёмкости фильтрата намывных фильтров контрольной фильтрации (поз. 4.1.19/4.1.20)».</w:t>
       </w:r>
     </w:p>
     <w:p>
@@ -5102,13 +5132,13 @@
         <w:rPr>
           <w:b/>
         </w:rPr>
-        <w:t xml:space="preserve">C-54. </w:t>
-      </w:r>
-      <w:r>
-        <w:rPr>
-          <w:b/>
-        </w:rPr>
-        <w:t xml:space="preserve">Стык обжиг→ГМЦ: продукты обжига выгружаются при 70 °С, а выбранный автоцементовоз допускает не более 65 °С</w:t>
+        <w:t xml:space="preserve">C-53. </w:t>
+      </w:r>
+      <w:r>
+        <w:rPr>
+          <w:b/>
+        </w:rPr>
+        <w:t xml:space="preserve">ТЗ (Лот 3): «специальные автоматические краны» включены в БИ, но «грузоподъемное оборудование» из БИ исключено</w:t>
       </w:r>
     </w:p>
     <w:p>
@@ -5117,7 +5147,7 @@
           <w:color w:val="666666"/>
           <w:sz w:val="20"/>
         </w:rPr>
-        <w:t xml:space="preserve">общий / стык · важность: существенные</w:t>
+        <w:t xml:space="preserve">Лот №3 · Электроэкстракция · важность: существенные</w:t>
       </w:r>
     </w:p>
     <w:tbl>
@@ -5161,16 +5191,16 @@
               <w:rPr>
                 <w:i/>
               </w:rPr>
-              <w:t xml:space="preserve">«434 ¦ Температура материала на выходе из холодильника ¦ 0С ¦ 70»</w:t>
-            </w:r>
-          </w:p>
-          <w:p>
-            <w:r>
-              <w:rPr>
-                <w:color w:val="666666"/>
-                <w:sz w:val="18"/>
-              </w:rPr>
-              <w:t xml:space="preserve">ИД ч.1, табл. 23, строка 1211 (то же в ТЗ, строка 145: «охлаждаются в холодильнике до температуры 70 град С»)</w:t>
+              <w:t xml:space="preserve">«- Специальные автоматические краны с системой позиционирования;»</w:t>
+            </w:r>
+          </w:p>
+          <w:p>
+            <w:r>
+              <w:rPr>
+                <w:color w:val="666666"/>
+                <w:sz w:val="18"/>
+              </w:rPr>
+              <w:t xml:space="preserve">ТЗ v3.6, п. 5.3, перечень включаемого в БИ, строка 338 (и строка 385: «…а также специальными автоматическими кранами электролизного зала» в стоимости поставки)</w:t>
             </w:r>
           </w:p>
         </w:tc>
@@ -5199,16 +5229,16 @@
               <w:rPr>
                 <w:i/>
               </w:rPr>
-              <w:t xml:space="preserve">«499 ¦ Рабочая температура, не более ¦ оС ¦ 65»</w:t>
-            </w:r>
-          </w:p>
-          <w:p>
-            <w:r>
-              <w:rPr>
-                <w:color w:val="666666"/>
-                <w:sz w:val="18"/>
-              </w:rPr>
-              <w:t xml:space="preserve">ИД ч.1, табл. 23 «Транспортировка продуктов обжига в ГМУ», автоцементовоз BULL-WABCO-45, строка 1311</w:t>
+              <w:t xml:space="preserve">«- Грузоподъемное оборудование;»</w:t>
+            </w:r>
+          </w:p>
+          <w:p>
+            <w:r>
+              <w:rPr>
+                <w:color w:val="666666"/>
+                <w:sz w:val="18"/>
+              </w:rPr>
+              <w:t xml:space="preserve">ТЗ v3.6, п. 5.3, «Перечень оборудования, не включаемого в состав БИ», строки 344, 352</w:t>
             </w:r>
           </w:p>
         </w:tc>
@@ -5222,7 +5252,22 @@
         <w:t xml:space="preserve">На что влияет: </w:t>
       </w:r>
       <w:r>
-        <w:t xml:space="preserve">Огарок и пыль грузятся в силосную башню и далее в цементовоз при 70 °С (в тексте ч.1 «до 60-70 °С», строка 460), а паспортная рабочая температура цементовоза с алюминиевой цистерной — не более 65 °С. Интерфейс перевозки на гидрометаллургию не сходится.</w:t>
+        <w:t xml:space="preserve">Спецкраны — грузоподъёмное оборудование; один перечень их включает (и стоимость по Лоту 3 их учитывает), другой — исключает. Исполнитель БИ не сможет однозначно определить объём поставки.</w:t>
+      </w:r>
+    </w:p>
+    <w:p>
+      <w:r>
+        <w:rPr>
+          <w:b/>
+          <w:color w:val="666666"/>
+        </w:rPr>
+        <w:t xml:space="preserve">Статус по редакции 25.08.2026 (ТЗ v4.1 / ЦИМ ред.2): </w:t>
+      </w:r>
+      <w:r>
+        <w:rPr>
+          <w:color w:val="666666"/>
+        </w:rPr>
+        <w:t xml:space="preserve">перечни включаемого и не включаемого оборудования Лота 3 в v4.1 не изменены — вопрос в силе</w:t>
       </w:r>
     </w:p>
     <w:p>
@@ -5233,7 +5278,7 @@
         <w:t xml:space="preserve">Вопрос Заказчику: </w:t>
       </w:r>
       <w:r>
-        <w:t xml:space="preserve">Либо охлаждать до ≤65 °С (запас холодильника есть), либо выбрать транспорт с допуском ≥70 °С; зафиксировать температуру приёмки в ч.2.</w:t>
+        <w:t xml:space="preserve">Уточнить: «прочее грузоподъёмное оборудование, кроме специальных автоматических кранов, в БИ не включается» (или наоборот).</w:t>
       </w:r>
     </w:p>
     <w:p>
@@ -5258,13 +5303,13 @@
         <w:rPr>
           <w:b/>
         </w:rPr>
-        <w:t xml:space="preserve">C-55. </w:t>
-      </w:r>
-      <w:r>
-        <w:rPr>
-          <w:b/>
-        </w:rPr>
-        <w:t xml:space="preserve">Центрифуга медного купороса: в ТЗ «поз. 4.1.6», в ИД «поз. 4.1.16», при этом 4.1.16 в ИД — ещё и сгуститель</w:t>
+        <w:t xml:space="preserve">C-54. </w:t>
+      </w:r>
+      <w:r>
+        <w:rPr>
+          <w:b/>
+        </w:rPr>
+        <w:t xml:space="preserve">Стык обжиг→ГМЦ: продукты обжига выгружаются при 70 °С, а выбранный автоцементовоз допускает не более 65 °С</w:t>
       </w:r>
     </w:p>
     <w:p>
@@ -5273,7 +5318,7 @@
           <w:color w:val="666666"/>
           <w:sz w:val="20"/>
         </w:rPr>
-        <w:t xml:space="preserve">Лот №2 · Купорос · важность: существенные</w:t>
+        <w:t xml:space="preserve">общий / стык · важность: существенные</w:t>
       </w:r>
     </w:p>
     <w:tbl>
@@ -5317,16 +5362,16 @@
               <w:rPr>
                 <w:i/>
               </w:rPr>
-              <w:t xml:space="preserve">«Оборотный медный купорос ¦ Фланец выгрузки центрифуги (ИД, часть 2, рис. 4.1, поз. 4.1.6)»</w:t>
-            </w:r>
-          </w:p>
-          <w:p>
-            <w:r>
-              <w:rPr>
-                <w:color w:val="666666"/>
-                <w:sz w:val="18"/>
-              </w:rPr>
-              <w:t xml:space="preserve">ТЗ v3.6, п. 4.3.4, строка 248</w:t>
+              <w:t xml:space="preserve">«434 ¦ Температура материала на выходе из холодильника ¦ 0С ¦ 70»</w:t>
+            </w:r>
+          </w:p>
+          <w:p>
+            <w:r>
+              <w:rPr>
+                <w:color w:val="666666"/>
+                <w:sz w:val="18"/>
+              </w:rPr>
+              <w:t xml:space="preserve">ИД ч.1, табл. 23, строка 1211 (то же в ТЗ, строка 145: «охлаждаются в холодильнике до температуры 70 град С»)</w:t>
             </w:r>
           </w:p>
         </w:tc>
@@ -5355,16 +5400,16 @@
               <w:rPr>
                 <w:i/>
               </w:rPr>
-              <w:t xml:space="preserve">«Пульпа купороса из испарителя поз. 4.1.2 через солевую колонну сбрасывается в репульпатор поз. 4.1.4, откуда поступает на центрифуги поз. 4.1.16.»</w:t>
-            </w:r>
-          </w:p>
-          <w:p>
-            <w:r>
-              <w:rPr>
-                <w:color w:val="666666"/>
-                <w:sz w:val="18"/>
-              </w:rPr>
-              <w:t xml:space="preserve">ИД ч.2, разд. 4.1.1, строка 452 (при этом «…последний реактор является буферным для сгустителя поз. 4.1.16, в котором происходит сгущение остатка выщелачивания», строка 449)</w:t>
+              <w:t xml:space="preserve">«499 ¦ Рабочая температура, не более ¦ оС ¦ 65»</w:t>
+            </w:r>
+          </w:p>
+          <w:p>
+            <w:r>
+              <w:rPr>
+                <w:color w:val="666666"/>
+                <w:sz w:val="18"/>
+              </w:rPr>
+              <w:t xml:space="preserve">ИД ч.1, табл. 23 «Транспортировка продуктов обжига в ГМУ», автоцементовоз BULL-WABCO-45, строка 1311</w:t>
             </w:r>
           </w:p>
         </w:tc>
@@ -5378,7 +5423,22 @@
         <w:t xml:space="preserve">На что влияет: </w:t>
       </w:r>
       <w:r>
-        <w:t xml:space="preserve">Граница Лота 2 в ТЗ привязана к поз. 4.1.6, которой в тексте ИД нет; в ИД центрифуга названа 4.1.16, но этот же номер занят сгустителем. Похоже, в строке 452 опечатка (4.1.6 → набрано 4.1.16).</w:t>
+        <w:t xml:space="preserve">Огарок и пыль грузятся в силосную башню и далее в цементовоз при 70 °С (в тексте ч.1 «до 60-70 °С», строка 460), а паспортная рабочая температура цементовоза с алюминиевой цистерной — не более 65 °С. Интерфейс перевозки на гидрометаллургию не сходится.</w:t>
+      </w:r>
+    </w:p>
+    <w:p>
+      <w:r>
+        <w:rPr>
+          <w:b/>
+          <w:color w:val="B07C00"/>
+        </w:rPr>
+        <w:t xml:space="preserve">Статус по редакции 25.08.2026 (ТЗ v4.1 / ЦИМ ред.2): </w:t>
+      </w:r>
+      <w:r>
+        <w:rPr>
+          <w:color w:val="B07C00"/>
+        </w:rPr>
+        <w:t xml:space="preserve">п.2 v4.1 добавил «способ транспортировки определяется при разработке ОТР», но в составе Лота 1 осталось «в автоцементовозы» (новое противоречие — C-95); конфликт 70 °С против допуска 65 °С не снят</w:t>
       </w:r>
     </w:p>
     <w:p>
@@ -5389,7 +5449,7 @@
         <w:t xml:space="preserve">Вопрос Заказчику: </w:t>
       </w:r>
       <w:r>
-        <w:t xml:space="preserve">Сверить нумерацию с рис. 4.1/табл. 4.1 и устранить двойное использование 4.1.16.</w:t>
+        <w:t xml:space="preserve">Либо охлаждать до ≤65 °С (запас холодильника есть), либо выбрать транспорт с допуском ≥70 °С; зафиксировать температуру приёмки в ч.2.</w:t>
       </w:r>
     </w:p>
     <w:p>
@@ -5414,13 +5474,13 @@
         <w:rPr>
           <w:b/>
         </w:rPr>
-        <w:t xml:space="preserve">C-75. </w:t>
-      </w:r>
-      <w:r>
-        <w:rPr>
-          <w:b/>
-        </w:rPr>
-        <w:t xml:space="preserve">ТЗ на ЦИМ внутренне: этапом заявлена только стадия П, но текст и приложения оперируют стадиями Р, 4D, исполнительной и эксплуатационной</w:t>
+        <w:t xml:space="preserve">C-55. </w:t>
+      </w:r>
+      <w:r>
+        <w:rPr>
+          <w:b/>
+        </w:rPr>
+        <w:t xml:space="preserve">Центрифуга медного купороса: в ТЗ «поз. 4.1.6», в ИД «поз. 4.1.16», при этом 4.1.16 в ИД — ещё и сгуститель</w:t>
       </w:r>
     </w:p>
     <w:p>
@@ -5429,7 +5489,7 @@
           <w:color w:val="666666"/>
           <w:sz w:val="20"/>
         </w:rPr>
-        <w:t xml:space="preserve">общий / стык · важность: существенные</w:t>
+        <w:t xml:space="preserve">Лот №2 · Купорос · важность: существенные</w:t>
       </w:r>
     </w:p>
     <w:tbl>
@@ -5473,16 +5533,16 @@
               <w:rPr>
                 <w:i/>
               </w:rPr>
-              <w:t xml:space="preserve">«Выделены следующие этапы разработки ЦИМ для ИСП»</w:t>
-            </w:r>
-          </w:p>
-          <w:p>
-            <w:r>
-              <w:rPr>
-                <w:color w:val="666666"/>
-                <w:sz w:val="18"/>
-              </w:rPr>
-              <w:t xml:space="preserve">Прил.4, ТЗ на ЦИМ_ОВЭ-75.txt, стр.79 (табл.2 содержит один этап — «Проектная ЦИМ (стадия П)», стр.83)</w:t>
+              <w:t xml:space="preserve">«Оборотный медный купорос ¦ Фланец выгрузки центрифуги (ИД, часть 2, рис. 4.1, поз. 4.1.6)»</w:t>
+            </w:r>
+          </w:p>
+          <w:p>
+            <w:r>
+              <w:rPr>
+                <w:color w:val="666666"/>
+                <w:sz w:val="18"/>
+              </w:rPr>
+              <w:t xml:space="preserve">ТЗ v3.6, п. 4.3.4, строка 248</w:t>
             </w:r>
           </w:p>
         </w:tc>
@@ -5511,16 +5571,16 @@
               <w:rPr>
                 <w:i/>
               </w:rPr>
-              <w:t xml:space="preserve">«Для Проектной ЦИМ стадии Р – выгруженная из ЦИМ спецификация»</w:t>
-            </w:r>
-          </w:p>
-          <w:p>
-            <w:r>
-              <w:rPr>
-                <w:color w:val="666666"/>
-                <w:sz w:val="18"/>
-              </w:rPr>
-              <w:t xml:space="preserve">Прил.4, ТЗ на ЦИМ_ОВЭ-75.txt, стр.208 (Данные, передаваемые Заказчику)</w:t>
+              <w:t xml:space="preserve">«Пульпа купороса из испарителя поз. 4.1.2 через солевую колонну сбрасывается в репульпатор поз. 4.1.4, откуда поступает на центрифуги поз. 4.1.16.»</w:t>
+            </w:r>
+          </w:p>
+          <w:p>
+            <w:r>
+              <w:rPr>
+                <w:color w:val="666666"/>
+                <w:sz w:val="18"/>
+              </w:rPr>
+              <w:t xml:space="preserve">ИД ч.2, разд. 4.1.1, строка 452 (при этом «…последний реактор является буферным для сгустителя поз. 4.1.16, в котором происходит сгущение остатка выщелачивания», строка 449)</w:t>
             </w:r>
           </w:p>
         </w:tc>
@@ -5534,7 +5594,22 @@
         <w:t xml:space="preserve">На что влияет: </w:t>
       </w:r>
       <w:r>
-        <w:t xml:space="preserve">Таблица 2 задаёт единственный этап — «Проектная ЦИМ (стадия П)», однако раздел результатов требует спецификацию «Для Проектной ЦИМ стадии Р» (стр.208), таблица 4 назначает проверки для этапов «Проектная ЦИМ (стадия Р), Строительная ЦИМ (4D-модель), Исполнительная ЦИМ («как построено»), Эксплуатационная ЦИМ» (стр.169–175), Прил.6 озаглавлено «…стадий П и Р», а Прил.4 кодирует стадии RD/4D/ID/EXP (стр.37–40). Какие этапы входят в договорный объём — не определено.</w:t>
+        <w:t xml:space="preserve">Граница Лота 2 в ТЗ привязана к поз. 4.1.6, которой в тексте ИД нет; в ИД центрифуга названа 4.1.16, но этот же номер занят сгустителем. Похоже, в строке 452 опечатка (4.1.6 → набрано 4.1.16).</w:t>
+      </w:r>
+    </w:p>
+    <w:p>
+      <w:r>
+        <w:rPr>
+          <w:b/>
+          <w:color w:val="B07C00"/>
+        </w:rPr>
+        <w:t xml:space="preserve">Статус по редакции 25.08.2026 (ТЗ v4.1 / ЦИМ ред.2): </w:t>
+      </w:r>
+      <w:r>
+        <w:rPr>
+          <w:color w:val="B07C00"/>
+        </w:rPr>
+        <w:t xml:space="preserve">граница в v4.1 — «Оборотный медный купорос ¦ Фланец выгрузки центрифуги медного купороса», ссылки на поз. 4.1.6 больше нет; дубль поз. 4.1.16 внутри ИД ч.2 остаётся</w:t>
       </w:r>
     </w:p>
     <w:p>
@@ -5545,7 +5620,7 @@
         <w:t xml:space="preserve">Вопрос Заказчику: </w:t>
       </w:r>
       <w:r>
-        <w:t xml:space="preserve">Привести таблицу 2 к фактически заказываемым этапам и вычистить из текста/приложений требования по этапам вне объёма (либо явно включить их).</w:t>
+        <w:t xml:space="preserve">Сверить нумерацию с рис. 4.1/табл. 4.1 и устранить двойное использование 4.1.16.</w:t>
       </w:r>
     </w:p>
     <w:p>
@@ -5570,13 +5645,13 @@
         <w:rPr>
           <w:b/>
         </w:rPr>
-        <w:t xml:space="preserve">C-77. </w:t>
-      </w:r>
-      <w:r>
-        <w:rPr>
-          <w:b/>
-        </w:rPr>
-        <w:t xml:space="preserve">Версии IFC: ТЗ на ЦИМ допускает 2.3.0.0 / 4.0.2.1 / 4.3+, а правила наименования кодируют другой набор, включая недопустимые и черновые версии</w:t>
+        <w:t xml:space="preserve">C-75. </w:t>
+      </w:r>
+      <w:r>
+        <w:rPr>
+          <w:b/>
+        </w:rPr>
+        <w:t xml:space="preserve">ТЗ на ЦИМ внутренне: этапом заявлена только стадия П, но текст и приложения оперируют стадиями Р, 4D, исполнительной и эксплуатационной</w:t>
       </w:r>
     </w:p>
     <w:p>
@@ -5629,16 +5704,16 @@
               <w:rPr>
                 <w:i/>
               </w:rPr>
-              <w:t xml:space="preserve">«Допустимыми версиями IFC являются версии IFC 2.3.0.0, IFC 4.0.2.1, IFC 4.3 и более поздние версии.»</w:t>
-            </w:r>
-          </w:p>
-          <w:p>
-            <w:r>
-              <w:rPr>
-                <w:color w:val="666666"/>
-                <w:sz w:val="18"/>
-              </w:rPr>
-              <w:t xml:space="preserve">Прил.4, ТЗ на ЦИМ_ОВЭ-75.txt, стр.224 (Требования к файлам формата IFC)</w:t>
+              <w:t xml:space="preserve">«Выделены следующие этапы разработки ЦИМ для ИСП»</w:t>
+            </w:r>
+          </w:p>
+          <w:p>
+            <w:r>
+              <w:rPr>
+                <w:color w:val="666666"/>
+                <w:sz w:val="18"/>
+              </w:rPr>
+              <w:t xml:space="preserve">Прил.4, ТЗ на ЦИМ_ОВЭ-75.txt, стр.79 (табл.2 содержит один этап — «Проектная ЦИМ (стадия П)», стр.83)</w:t>
             </w:r>
           </w:p>
         </w:tc>
@@ -5667,16 +5742,16 @@
               <w:rPr>
                 <w:i/>
               </w:rPr>
-              <w:t xml:space="preserve">«IFC4 версии 4.3.rc.1 (IFC4.3 RC1) ¦ I43R1»</w:t>
-            </w:r>
-          </w:p>
-          <w:p>
-            <w:r>
-              <w:rPr>
-                <w:color w:val="666666"/>
-                <w:sz w:val="18"/>
-              </w:rPr>
-              <w:t xml:space="preserve">Прил.4/Прил.4 ЦИМ «Правила наименования файлов».txt, стр.273 (табл. обозначений ПО)</w:t>
+              <w:t xml:space="preserve">«Для Проектной ЦИМ стадии Р – выгруженная из ЦИМ спецификация»</w:t>
+            </w:r>
+          </w:p>
+          <w:p>
+            <w:r>
+              <w:rPr>
+                <w:color w:val="666666"/>
+                <w:sz w:val="18"/>
+              </w:rPr>
+              <w:t xml:space="preserve">Прил.4, ТЗ на ЦИМ_ОВЭ-75.txt, стр.208 (Данные, передаваемые Заказчику)</w:t>
             </w:r>
           </w:p>
         </w:tc>
@@ -5690,7 +5765,22 @@
         <w:t xml:space="preserve">На что влияет: </w:t>
       </w:r>
       <w:r>
-        <w:t xml:space="preserve">Таблица кодов Прил.4 легализует имена файлов для IFC 2.3.0.1, 4.0.0.0–4.2.0.0, 4.3 RC1/RC2 и «IFC перспективной версии 5» (стр.259–275) — почти все эти версии не входят в допустимый перечень ТЗ. Для «IFC 4.3 и более поздних» в таблице есть только черновые RC-коды: выпущенный IFC 4.3 (ISO 16739-1:2024) кода не имеет. Разночтение позволяет сдать модель в версии, которую Заказчик принимать не обязан.</w:t>
+        <w:t xml:space="preserve">Таблица 2 задаёт единственный этап — «Проектная ЦИМ (стадия П)», однако раздел результатов требует спецификацию «Для Проектной ЦИМ стадии Р» (стр.208), таблица 4 назначает проверки для этапов «Проектная ЦИМ (стадия Р), Строительная ЦИМ (4D-модель), Исполнительная ЦИМ («как построено»), Эксплуатационная ЦИМ» (стр.169–175), Прил.6 озаглавлено «…стадий П и Р», а Прил.4 кодирует стадии RD/4D/ID/EXP (стр.37–40). Какие этапы входят в договорный объём — не определено.</w:t>
+      </w:r>
+    </w:p>
+    <w:p>
+      <w:r>
+        <w:rPr>
+          <w:b/>
+          <w:color w:val="B07C00"/>
+        </w:rPr>
+        <w:t xml:space="preserve">Статус по редакции 25.08.2026 (ТЗ v4.1 / ЦИМ ред.2): </w:t>
+      </w:r>
+      <w:r>
+        <w:rPr>
+          <w:color w:val="B07C00"/>
+        </w:rPr>
+        <w:t xml:space="preserve">ред.2: этап — ЦИМ стадии БИ, упоминания стадии Р исключены; но пример имени файла остался «стадия ПД», а единственный код стадии — CONCP (эскизный проект): кода для БИ нет</w:t>
       </w:r>
     </w:p>
     <w:p>
@@ -5701,7 +5791,7 @@
         <w:t xml:space="preserve">Вопрос Заказчику: </w:t>
       </w:r>
       <w:r>
-        <w:t xml:space="preserve">Синхронизировать перечень допустимых версий IFC и таблицу кодов Прил.4: убрать коды недопустимых/черновых версий, добавить код релизного IFC 4.3.</w:t>
+        <w:t xml:space="preserve">Привести таблицу 2 к фактически заказываемым этапам и вычистить из текста/приложений требования по этапам вне объёма (либо явно включить их).</w:t>
       </w:r>
     </w:p>
     <w:p>
@@ -5726,13 +5816,13 @@
         <w:rPr>
           <w:b/>
         </w:rPr>
-        <w:t xml:space="preserve">C-78. </w:t>
-      </w:r>
-      <w:r>
-        <w:rPr>
-          <w:b/>
-        </w:rPr>
-        <w:t xml:space="preserve">ПО для ЦИМ: таблица 3 разрешает только российский софт, а правила наименования и единственный пример — Bentley/Autodesk/Archicad и пр.</w:t>
+        <w:t xml:space="preserve">C-77. </w:t>
+      </w:r>
+      <w:r>
+        <w:rPr>
+          <w:b/>
+        </w:rPr>
+        <w:t xml:space="preserve">Версии IFC: ТЗ на ЦИМ допускает 2.3.0.0 / 4.0.2.1 / 4.3+, а правила наименования кодируют другой набор, включая недопустимые и черновые версии</w:t>
       </w:r>
     </w:p>
     <w:p>
@@ -5785,16 +5875,16 @@
               <w:rPr>
                 <w:i/>
               </w:rPr>
-              <w:t xml:space="preserve">«Перечень допустимого программного обеспечения для создания ЦИМ приведен в таблице 3.»</w:t>
-            </w:r>
-          </w:p>
-          <w:p>
-            <w:r>
-              <w:rPr>
-                <w:color w:val="666666"/>
-                <w:sz w:val="18"/>
-              </w:rPr>
-              <w:t xml:space="preserve">Прил.4, ТЗ на ЦИМ_ОВЭ-75.txt, стр.102 (в табл.3 — Model Studio CS, NanoCAD, Renga, Топоматик Robur, Кредо, CADLib, Larix)</w:t>
+              <w:t xml:space="preserve">«Допустимыми версиями IFC являются версии IFC 2.3.0.0, IFC 4.0.2.1, IFC 4.3 и более поздние версии.»</w:t>
+            </w:r>
+          </w:p>
+          <w:p>
+            <w:r>
+              <w:rPr>
+                <w:color w:val="666666"/>
+                <w:sz w:val="18"/>
+              </w:rPr>
+              <w:t xml:space="preserve">Прил.4, ТЗ на ЦИМ_ОВЭ-75.txt, стр.224 (Требования к файлам формата IFC)</w:t>
             </w:r>
           </w:p>
         </w:tc>
@@ -5823,16 +5913,16 @@
               <w:rPr>
                 <w:i/>
               </w:rPr>
-              <w:t xml:space="preserve">«KGMK-OVE_PD_1200_TX_ex_Conveyor_OPM.dgn Проект КГМК-ОВЭ, стадия ПД, объект 1200, марка ТХ, существующее, конвейерное оборудование, ПО Bentley OpenPlant Modeler.»</w:t>
-            </w:r>
-          </w:p>
-          <w:p>
-            <w:r>
-              <w:rPr>
-                <w:color w:val="666666"/>
-                <w:sz w:val="18"/>
-              </w:rPr>
-              <w:t xml:space="preserve">Прил.4/Прил.4 ЦИМ «Правила наименования файлов».txt, стр.24–25 (пример наименования файла)</w:t>
+              <w:t xml:space="preserve">«IFC4 версии 4.3.rc.1 (IFC4.3 RC1) ¦ I43R1»</w:t>
+            </w:r>
+          </w:p>
+          <w:p>
+            <w:r>
+              <w:rPr>
+                <w:color w:val="666666"/>
+                <w:sz w:val="18"/>
+              </w:rPr>
+              <w:t xml:space="preserve">Прил.4/Прил.4 ЦИМ «Правила наименования файлов».txt, стр.273 (табл. обозначений ПО)</w:t>
             </w:r>
           </w:p>
         </w:tc>
@@ -5846,7 +5936,22 @@
         <w:t xml:space="preserve">На что влияет: </w:t>
       </w:r>
       <w:r>
-        <w:t xml:space="preserve">Прил.4 задаёт коды несогласованного с таблицей 3 ПО — Autodesk Revit 2020 «AR20» (стр.231), Archicad, Tekla, AVEVA, Intergraph и др. (стр.223–258), а единственный пример имени файла построен на Bentley OpenPlant (.dgn). При этом Прил.5 требует, чтобы ПО промышленной автоматизации «должно быть разработано и произведено на территории РФ» (brief.txt, стр.118). Исполнителю неясно, допустимы ли иностранные САПР.</w:t>
+        <w:t xml:space="preserve">Таблица кодов Прил.4 легализует имена файлов для IFC 2.3.0.1, 4.0.0.0–4.2.0.0, 4.3 RC1/RC2 и «IFC перспективной версии 5» (стр.259–275) — почти все эти версии не входят в допустимый перечень ТЗ. Для «IFC 4.3 и более поздних» в таблице есть только черновые RC-коды: выпущенный IFC 4.3 (ISO 16739-1:2024) кода не имеет. Разночтение позволяет сдать модель в версии, которую Заказчик принимать не обязан.</w:t>
+      </w:r>
+    </w:p>
+    <w:p>
+      <w:r>
+        <w:rPr>
+          <w:b/>
+          <w:color w:val="666666"/>
+        </w:rPr>
+        <w:t xml:space="preserve">Статус по редакции 25.08.2026 (ТЗ v4.1 / ЦИМ ред.2): </w:t>
+      </w:r>
+      <w:r>
+        <w:rPr>
+          <w:color w:val="666666"/>
+        </w:rPr>
+        <w:t xml:space="preserve">сохраняется в ред.2: таблица кодов по-прежнему легализует IFC 2.3.0.1, 4.0.2.0, 4.3 RC1 и др. против допустимых 2.3.0.0 / 4.0.2.1 / 4.3+</w:t>
       </w:r>
     </w:p>
     <w:p>
@@ -5857,7 +5962,7 @@
         <w:t xml:space="preserve">Вопрос Заказчику: </w:t>
       </w:r>
       <w:r>
-        <w:t xml:space="preserve">Оставить в Прил.4 коды только для ПО из таблицы 3 (или осознанно расширить таблицу 3); пример имени файла переписать на допустимое ПО.</w:t>
+        <w:t xml:space="preserve">Синхронизировать перечень допустимых версий IFC и таблицу кодов Прил.4: убрать коды недопустимых/черновых версий, добавить код релизного IFC 4.3.</w:t>
       </w:r>
     </w:p>
     <w:p>
@@ -5882,13 +5987,13 @@
         <w:rPr>
           <w:b/>
         </w:rPr>
-        <w:t xml:space="preserve">C-81. </w:t>
-      </w:r>
-      <w:r>
-        <w:rPr>
-          <w:b/>
-        </w:rPr>
-        <w:t xml:space="preserve">Кто Заказчик: АО «Кольская ГМК» (основное ТЗ) или подразделение ПАО «ГМК «Норильский Никель» (ТЗ на ЦИМ)</w:t>
+        <w:t xml:space="preserve">C-78. </w:t>
+      </w:r>
+      <w:r>
+        <w:rPr>
+          <w:b/>
+        </w:rPr>
+        <w:t xml:space="preserve">ПО для ЦИМ: таблица 3 разрешает только российский софт, а правила наименования и единственный пример — Bentley/Autodesk/Archicad и пр.</w:t>
       </w:r>
     </w:p>
     <w:p>
@@ -5941,16 +6046,16 @@
               <w:rPr>
                 <w:i/>
               </w:rPr>
-              <w:t xml:space="preserve">«Заказчиком проекта является АО «Кольская ГМК».»</w:t>
-            </w:r>
-          </w:p>
-          <w:p>
-            <w:r>
-              <w:rPr>
-                <w:color w:val="666666"/>
-                <w:sz w:val="18"/>
-              </w:rPr>
-              <w:t xml:space="preserve">ТЗ на БИ ОВЭ-75. v.3.6.txt, стр.36 (п. Заказчик проекта)</w:t>
+              <w:t xml:space="preserve">«Перечень допустимого программного обеспечения для создания ЦИМ приведен в таблице 3.»</w:t>
+            </w:r>
+          </w:p>
+          <w:p>
+            <w:r>
+              <w:rPr>
+                <w:color w:val="666666"/>
+                <w:sz w:val="18"/>
+              </w:rPr>
+              <w:t xml:space="preserve">Прил.4, ТЗ на ЦИМ_ОВЭ-75.txt, стр.102 (в табл.3 — Model Studio CS, NanoCAD, Renga, Топоматик Robur, Кредо, CADLib, Larix)</w:t>
             </w:r>
           </w:p>
         </w:tc>
@@ -5979,16 +6084,16 @@
               <w:rPr>
                 <w:i/>
               </w:rPr>
-              <w:t xml:space="preserve">«Заказчик: подразделение ПАО ГМК «Норильский Никель», в интересах которого»</w:t>
-            </w:r>
-          </w:p>
-          <w:p>
-            <w:r>
-              <w:rPr>
-                <w:color w:val="666666"/>
-                <w:sz w:val="18"/>
-              </w:rPr>
-              <w:t xml:space="preserve">Прил.4, ТЗ на ЦИМ_ОВЭ-75.txt, стр.33 (Термины и определения)</w:t>
+              <w:t xml:space="preserve">«KGMK-OVE_PD_1200_TX_ex_Conveyor_OPM.dgn Проект КГМК-ОВЭ, стадия ПД, объект 1200, марка ТХ, существующее, конвейерное оборудование, ПО Bentley OpenPlant Modeler.»</w:t>
+            </w:r>
+          </w:p>
+          <w:p>
+            <w:r>
+              <w:rPr>
+                <w:color w:val="666666"/>
+                <w:sz w:val="18"/>
+              </w:rPr>
+              <w:t xml:space="preserve">Прил.4/Прил.4 ЦИМ «Правила наименования файлов».txt, стр.24–25 (пример наименования файла)</w:t>
             </w:r>
           </w:p>
         </w:tc>
@@ -6002,7 +6107,22 @@
         <w:t xml:space="preserve">На что влияет: </w:t>
       </w:r>
       <w:r>
-        <w:t xml:space="preserve">Основное ТЗ определяет Заказчика как АО «Кольская ГМК» — самостоятельное юрлицо, а ТЗ на ЦИМ — как подразделение ПАО «ГМК «Норильский Никель»; при этом утверждает ТЗ на ЦИМ главный инженер АО «Кольская ГМК» (титульный лист, стр.2). Разные определения стороны, которая принимает ЦИМ, ведёт СОД и согласует ПИМ.</w:t>
+        <w:t xml:space="preserve">Прил.4 задаёт коды несогласованного с таблицей 3 ПО — Autodesk Revit 2020 «AR20» (стр.231), Archicad, Tekla, AVEVA, Intergraph и др. (стр.223–258), а единственный пример имени файла построен на Bentley OpenPlant (.dgn). При этом Прил.5 требует, чтобы ПО промышленной автоматизации «должно быть разработано и произведено на территории РФ» (brief.txt, стр.118). Исполнителю неясно, допустимы ли иностранные САПР.</w:t>
+      </w:r>
+    </w:p>
+    <w:p>
+      <w:r>
+        <w:rPr>
+          <w:b/>
+          <w:color w:val="B07C00"/>
+        </w:rPr>
+        <w:t xml:space="preserve">Статус по редакции 25.08.2026 (ТЗ v4.1 / ЦИМ ред.2): </w:t>
+      </w:r>
+      <w:r>
+        <w:rPr>
+          <w:color w:val="B07C00"/>
+        </w:rPr>
+        <w:t xml:space="preserve">ред.2: перечень ПО стал «рекомендуемым» и согласуется с Заказчиком (Model Studio CS, NanoCAD, CADLib, Larix); коды имён файлов и пример — по-прежнему Bentley/Renga</w:t>
       </w:r>
     </w:p>
     <w:p>
@@ -6013,7 +6133,7 @@
         <w:t xml:space="preserve">Вопрос Заказчику: </w:t>
       </w:r>
       <w:r>
-        <w:t xml:space="preserve">Привести определение «Заказчик» в ТЗ на ЦИМ к АО «Кольская ГМК» либо явно разграничить роли КГМК и ПАО в процессах ЦИМ/СОД.</w:t>
+        <w:t xml:space="preserve">Оставить в Прил.4 коды только для ПО из таблицы 3 (или осознанно расширить таблицу 3); пример имени файла переписать на допустимое ПО.</w:t>
       </w:r>
     </w:p>
     <w:p>
@@ -6038,13 +6158,13 @@
         <w:rPr>
           <w:b/>
         </w:rPr>
-        <w:t xml:space="preserve">C-83. </w:t>
-      </w:r>
-      <w:r>
-        <w:rPr>
-          <w:b/>
-        </w:rPr>
-        <w:t xml:space="preserve">SCADA верхнего уровня: текст Прил.5 жёстко фиксирует AlphaScada, перечни того же Прил.5 требуют конкурсный выбор из двух целевых систем</w:t>
+        <w:t xml:space="preserve">C-81. </w:t>
+      </w:r>
+      <w:r>
+        <w:rPr>
+          <w:b/>
+        </w:rPr>
+        <w:t xml:space="preserve">Кто Заказчик: АО «Кольская ГМК» (основное ТЗ) или подразделение ПАО «ГМК «Норильский Никель» (ТЗ на ЦИМ)</w:t>
       </w:r>
     </w:p>
     <w:p>
@@ -6097,16 +6217,16 @@
               <w:rPr>
                 <w:i/>
               </w:rPr>
-              <w:t xml:space="preserve">«Верхний уровень строится на основе SCADA системы AlphaScada производитель АО «Атомик Софт»»</w:t>
-            </w:r>
-          </w:p>
-          <w:p>
-            <w:r>
-              <w:rPr>
-                <w:color w:val="666666"/>
-                <w:sz w:val="18"/>
-              </w:rPr>
-              <w:t xml:space="preserve">Прил.5 «Базовые требования…» (brief.txt), стр.75 (АСУТП → Структура системы)</w:t>
+              <w:t xml:space="preserve">«Заказчиком проекта является АО «Кольская ГМК».»</w:t>
+            </w:r>
+          </w:p>
+          <w:p>
+            <w:r>
+              <w:rPr>
+                <w:color w:val="666666"/>
+                <w:sz w:val="18"/>
+              </w:rPr>
+              <w:t xml:space="preserve">ТЗ на БИ ОВЭ-75. v.3.6.txt, стр.36 (п. Заказчик проекта)</w:t>
             </w:r>
           </w:p>
         </w:tc>
@@ -6135,16 +6255,16 @@
               <w:rPr>
                 <w:i/>
               </w:rPr>
-              <w:t xml:space="preserve">«Утвердить для ИТ-систем класса АСУТП, реализуемых как ИТ-проекты, а также для проектов капитального строительства с ИТ-составляющей, следующие санкционно-независимые (отечественные) целевые SCADA-системы:»</w:t>
-            </w:r>
-          </w:p>
-          <w:p>
-            <w:r>
-              <w:rPr>
-                <w:color w:val="666666"/>
-                <w:sz w:val="18"/>
-              </w:rPr>
-              <w:t xml:space="preserve">Прил.5, перечни рекомендованных СА (pa.txt), стр.68–70 (п.2, Протокол № ГМК/13-пр-017 от 15.06.2026)</w:t>
+              <w:t xml:space="preserve">«Заказчик: подразделение ПАО ГМК «Норильский Никель», в интересах которого»</w:t>
+            </w:r>
+          </w:p>
+          <w:p>
+            <w:r>
+              <w:rPr>
+                <w:color w:val="666666"/>
+                <w:sz w:val="18"/>
+              </w:rPr>
+              <w:t xml:space="preserve">Прил.4, ТЗ на ЦИМ_ОВЭ-75.txt, стр.33 (Термины и определения)</w:t>
             </w:r>
           </w:p>
         </w:tc>
@@ -6158,7 +6278,22 @@
         <w:t xml:space="preserve">На что влияет: </w:t>
       </w:r>
       <w:r>
-        <w:t xml:space="preserve">Перечень называет две целевые SCADA — Alpha.Platform (АО «Атомик Софт») и Integrity SCADA (АО «ЭлеСи») — с примечанием «конечный выбор решения производить на основе конкурсных процедур» (pa.txt, стр.72–75). Сам текст Прил.5 ниже также говорит: «Окончательный выбор основы построения верхнего уровня определяется на стадии проектирования… с утверждением у Заказчика» (brief.txt, стр.79), противореча собственной жёсткой фиксации AlphaScada в стр.75. Написание продукта тоже расходится: AlphaScada против Alpha.Scada (модуль Alpha.Platform).</w:t>
+        <w:t xml:space="preserve">Основное ТЗ определяет Заказчика как АО «Кольская ГМК» — самостоятельное юрлицо, а ТЗ на ЦИМ — как подразделение ПАО «ГМК «Норильский Никель»; при этом утверждает ТЗ на ЦИМ главный инженер АО «Кольская ГМК» (титульный лист, стр.2). Разные определения стороны, которая принимает ЦИМ, ведёт СОД и согласует ПИМ.</w:t>
+      </w:r>
+    </w:p>
+    <w:p>
+      <w:r>
+        <w:rPr>
+          <w:b/>
+          <w:color w:val="666666"/>
+        </w:rPr>
+        <w:t xml:space="preserve">Статус по редакции 25.08.2026 (ТЗ v4.1 / ЦИМ ред.2): </w:t>
+      </w:r>
+      <w:r>
+        <w:rPr>
+          <w:color w:val="666666"/>
+        </w:rPr>
+        <w:t xml:space="preserve">сохраняется в ред.2: «Заказчик: подразделение ПАО ГМК „Норильский Никель“…» при титуле АО «Кольская ГМК»</w:t>
       </w:r>
     </w:p>
     <w:p>
@@ -6169,7 +6304,7 @@
         <w:t xml:space="preserve">Вопрос Заказчику: </w:t>
       </w:r>
       <w:r>
-        <w:t xml:space="preserve">Определить единый порядок: конкурсный выбор из целевых SCADA по перечню или прямое назначение AlphaScada; согласовать написание наименования продукта.</w:t>
+        <w:t xml:space="preserve">Привести определение «Заказчик» в ТЗ на ЦИМ к АО «Кольская ГМК» либо явно разграничить роли КГМК и ПАО в процессах ЦИМ/СОД.</w:t>
       </w:r>
     </w:p>
     <w:p>
@@ -6194,13 +6329,13 @@
         <w:rPr>
           <w:b/>
         </w:rPr>
-        <w:t xml:space="preserve">C-84. </w:t>
-      </w:r>
-      <w:r>
-        <w:rPr>
-          <w:b/>
-        </w:rPr>
-        <w:t xml:space="preserve">ПЛК среднего уровня: в тексте Прил.5 — «Прософт Системы» REGUL RX00 (вся серия), в перечнях — ООО «РегЛаб» и только Regul R050/R400/R500</w:t>
+        <w:t xml:space="preserve">C-83. </w:t>
+      </w:r>
+      <w:r>
+        <w:rPr>
+          <w:b/>
+        </w:rPr>
+        <w:t xml:space="preserve">SCADA верхнего уровня: текст Прил.5 жёстко фиксирует AlphaScada, перечни того же Прил.5 требуют конкурсный выбор из двух целевых систем</w:t>
       </w:r>
     </w:p>
     <w:p>
@@ -6253,16 +6388,16 @@
               <w:rPr>
                 <w:i/>
               </w:rPr>
-              <w:t xml:space="preserve">«Средний уровень строится на основе контроллерного оборудования российских производителей ПЛК ООО «Прософт Системы» REGUL RX00, НИЦ «Инкомсистем» АБАК.»</w:t>
-            </w:r>
-          </w:p>
-          <w:p>
-            <w:r>
-              <w:rPr>
-                <w:color w:val="666666"/>
-                <w:sz w:val="18"/>
-              </w:rPr>
-              <w:t xml:space="preserve">Прил.5 «Базовые требования…» (brief.txt), стр.68 (АСУТП → Структура системы)</w:t>
+              <w:t xml:space="preserve">«Верхний уровень строится на основе SCADA системы AlphaScada производитель АО «Атомик Софт»»</w:t>
+            </w:r>
+          </w:p>
+          <w:p>
+            <w:r>
+              <w:rPr>
+                <w:color w:val="666666"/>
+                <w:sz w:val="18"/>
+              </w:rPr>
+              <w:t xml:space="preserve">Прил.5 «Базовые требования…» (brief.txt), стр.75 (АСУТП → Структура системы)</w:t>
             </w:r>
           </w:p>
         </w:tc>
@@ -6291,16 +6426,16 @@
               <w:rPr>
                 <w:i/>
               </w:rPr>
-              <w:t xml:space="preserve">«Regul R050/ R400/R500    ООО «РегЛаб»»</w:t>
-            </w:r>
-          </w:p>
-          <w:p>
-            <w:r>
-              <w:rPr>
-                <w:color w:val="666666"/>
-                <w:sz w:val="18"/>
-              </w:rPr>
-              <w:t xml:space="preserve">Прил.5, перечни рекомендованных СА (pa.txt), стр.25 (п.1а, Протокол № ГМК/7-пр-081 от 10.06.2026)</w:t>
+              <w:t xml:space="preserve">«Утвердить для ИТ-систем класса АСУТП, реализуемых как ИТ-проекты, а также для проектов капитального строительства с ИТ-составляющей, следующие санкционно-независимые (отечественные) целевые SCADA-системы:»</w:t>
+            </w:r>
+          </w:p>
+          <w:p>
+            <w:r>
+              <w:rPr>
+                <w:color w:val="666666"/>
+                <w:sz w:val="18"/>
+              </w:rPr>
+              <w:t xml:space="preserve">Прил.5, перечни рекомендованных СА (pa.txt), стр.68–70 (п.2, Протокол № ГМК/13-пр-017 от 15.06.2026)</w:t>
             </w:r>
           </w:p>
         </w:tc>
@@ -6314,7 +6449,7 @@
         <w:t xml:space="preserve">На что влияет: </w:t>
       </w:r>
       <w:r>
-        <w:t xml:space="preserve">Текст допускает всю серию REGUL RX00 производства «Прософт Системы»; утверждённый перечень — только модели R050/R400/R500 с производителем ООО «РегЛаб», а АБАК — только К2/К3 у АО НИЦ «Инкомсистем» (pa.txt, стр.26). Неясно, допустимы ли прочие модели серии (R200, R600) и какой производитель указывается в спецификациях и опросных листах.</w:t>
+        <w:t xml:space="preserve">Перечень называет две целевые SCADA — Alpha.Platform (АО «Атомик Софт») и Integrity SCADA (АО «ЭлеСи») — с примечанием «конечный выбор решения производить на основе конкурсных процедур» (pa.txt, стр.72–75). Сам текст Прил.5 ниже также говорит: «Окончательный выбор основы построения верхнего уровня определяется на стадии проектирования… с утверждением у Заказчика» (brief.txt, стр.79), противореча собственной жёсткой фиксации AlphaScada в стр.75. Написание продукта тоже расходится: AlphaScada против Alpha.Scada (модуль Alpha.Platform).</w:t>
       </w:r>
     </w:p>
     <w:p>
@@ -6325,7 +6460,7 @@
         <w:t xml:space="preserve">Вопрос Заказчику: </w:t>
       </w:r>
       <w:r>
-        <w:t xml:space="preserve">Синхронизировать текст Прил.5 с перечнем: закрытый список допустимых моделей ПЛК и точные юридические наименования производителей.</w:t>
+        <w:t xml:space="preserve">Определить единый порядок: конкурсный выбор из целевых SCADA по перечню или прямое назначение AlphaScada; согласовать написание наименования продукта.</w:t>
       </w:r>
     </w:p>
     <w:p>
@@ -6350,13 +6485,13 @@
         <w:rPr>
           <w:b/>
         </w:rPr>
-        <w:t xml:space="preserve">C-88. </w:t>
-      </w:r>
-      <w:r>
-        <w:rPr>
-          <w:b/>
-        </w:rPr>
-        <w:t xml:space="preserve">Приложение №5: в ТЗ названо «Требования ОАСУ», документ называется иначе, и в теле ТЗ не вызвано ни для одного лота</w:t>
+        <w:t xml:space="preserve">C-84. </w:t>
+      </w:r>
+      <w:r>
+        <w:rPr>
+          <w:b/>
+        </w:rPr>
+        <w:t xml:space="preserve">ПЛК среднего уровня: в тексте Прил.5 — «Прософт Системы» REGUL RX00 (вся серия), в перечнях — ООО «РегЛаб» и только Regul R050/R400/R500</w:t>
       </w:r>
     </w:p>
     <w:p>
@@ -6409,16 +6544,16 @@
               <w:rPr>
                 <w:i/>
               </w:rPr>
-              <w:t xml:space="preserve">«Приложение № 5 – Требования ОАСУ.»</w:t>
-            </w:r>
-          </w:p>
-          <w:p>
-            <w:r>
-              <w:rPr>
-                <w:color w:val="666666"/>
-                <w:sz w:val="18"/>
-              </w:rPr>
-              <w:t xml:space="preserve">ТЗ на БИ ОВЭ-75. v.3.6.txt, стр.432 (Перечень приложений)</w:t>
+              <w:t xml:space="preserve">«Средний уровень строится на основе контроллерного оборудования российских производителей ПЛК ООО «Прософт Системы» REGUL RX00, НИЦ «Инкомсистем» АБАК.»</w:t>
+            </w:r>
+          </w:p>
+          <w:p>
+            <w:r>
+              <w:rPr>
+                <w:color w:val="666666"/>
+                <w:sz w:val="18"/>
+              </w:rPr>
+              <w:t xml:space="preserve">Прил.5 «Базовые требования…» (brief.txt), стр.68 (АСУТП → Структура системы)</w:t>
             </w:r>
           </w:p>
         </w:tc>
@@ -6447,16 +6582,16 @@
               <w:rPr>
                 <w:i/>
               </w:rPr>
-              <w:t xml:space="preserve">«Базовые требования при построении систем автоматизации на пл. Мончегорск»</w:t>
-            </w:r>
-          </w:p>
-          <w:p>
-            <w:r>
-              <w:rPr>
-                <w:color w:val="666666"/>
-                <w:sz w:val="18"/>
-              </w:rPr>
-              <w:t xml:space="preserve">Прил.5 «Базовые требования…» (brief.txt), стр.9 (титул Прил.5)</w:t>
+              <w:t xml:space="preserve">«Regul R050/ R400/R500    ООО «РегЛаб»»</w:t>
+            </w:r>
+          </w:p>
+          <w:p>
+            <w:r>
+              <w:rPr>
+                <w:color w:val="666666"/>
+                <w:sz w:val="18"/>
+              </w:rPr>
+              <w:t xml:space="preserve">Прил.5, перечни рекомендованных СА (pa.txt), стр.25 (п.1а, Протокол № ГМК/7-пр-081 от 10.06.2026)</w:t>
             </w:r>
           </w:p>
         </w:tc>
@@ -6470,7 +6605,7 @@
         <w:t xml:space="preserve">На что влияет: </w:t>
       </w:r>
       <w:r>
-        <w:t xml:space="preserve">Сокращение «ОАСУ» в ТЗ нигде не расшифровано (в перечне сокращений его нет), наименование в перечне приложений не совпадает с титулом документа. В отличие от Прил.3, вызываемого в составе каждого лота (стр.198, 214, 296, 376, 416), и Прил.4 (стр.425), Прил.5 в теле ТЗ не упомянуто ни разу — обязательность его требований (и перечней рекомендованных средств, вторая часть без титула приложения) для Лотов 1–4 формально не установлена.</w:t>
+        <w:t xml:space="preserve">Текст допускает всю серию REGUL RX00 производства «Прософт Системы»; утверждённый перечень — только модели R050/R400/R500 с производителем ООО «РегЛаб», а АБАК — только К2/К3 у АО НИЦ «Инкомсистем» (pa.txt, стр.26). Неясно, допустимы ли прочие модели серии (R200, R600) и какой производитель указывается в спецификациях и опросных листах.</w:t>
       </w:r>
     </w:p>
     <w:p>
@@ -6481,7 +6616,7 @@
         <w:t xml:space="preserve">Вопрос Заказчику: </w:t>
       </w:r>
       <w:r>
-        <w:t xml:space="preserve">Расшифровать ОАСУ, привести название Прил.5 в соответствие с документом и прямо указать его применимость в требованиях каждого лота.</w:t>
+        <w:t xml:space="preserve">Синхронизировать текст Прил.5 с перечнем: закрытый список допустимых моделей ПЛК и точные юридические наименования производителей.</w:t>
       </w:r>
     </w:p>
     <w:p>
@@ -6496,23 +6631,6 @@
           <w:color w:val="888888"/>
         </w:rPr>
         <w:t xml:space="preserve">____________________________________________________________</w:t>
-      </w:r>
-    </w:p>
-    <w:p>
-      <w:pPr>
-        <w:pStyle w:val="Heading1"/>
-      </w:pPr>
-      <w:r>
-        <w:t xml:space="preserve">3. Формальные расхождения (51)</w:t>
-      </w:r>
-    </w:p>
-    <w:p>
-      <w:r>
-        <w:rPr>
-          <w:color w:val="666666"/>
-          <w:sz w:val="20"/>
-        </w:rPr>
-        <w:t xml:space="preserve">Формальности: опечатки и битые ссылки, которые всплывут на экспертизе.</w:t>
       </w:r>
     </w:p>
     <w:p>
@@ -6523,13 +6641,13 @@
         <w:rPr>
           <w:b/>
         </w:rPr>
-        <w:t xml:space="preserve">C-06. </w:t>
-      </w:r>
-      <w:r>
-        <w:rPr>
-          <w:b/>
-        </w:rPr>
-        <w:t xml:space="preserve">Несуществующая марка стали в ИД: 12Х1812Т</w:t>
+        <w:t xml:space="preserve">C-88. </w:t>
+      </w:r>
+      <w:r>
+        <w:rPr>
+          <w:b/>
+        </w:rPr>
+        <w:t xml:space="preserve">Приложение №5: в ТЗ названо «Требования ОАСУ», документ называется иначе, и в теле ТЗ не вызвано ни для одного лота</w:t>
       </w:r>
     </w:p>
     <w:p>
@@ -6538,7 +6656,7 @@
           <w:color w:val="666666"/>
           <w:sz w:val="20"/>
         </w:rPr>
-        <w:t xml:space="preserve">Лот №1 · Цех обжига · важность: формальные</w:t>
+        <w:t xml:space="preserve">общий / стык · важность: существенные</w:t>
       </w:r>
     </w:p>
     <w:tbl>
@@ -6582,7 +6700,16 @@
               <w:rPr>
                 <w:i/>
               </w:rPr>
-              <w:t xml:space="preserve">«ИД ч.1, табл. 24 — материал циклона, электрофильтра и дымососов указан четырежды как «12Х1812Т»»</w:t>
+              <w:t xml:space="preserve">«Приложение № 5 – Требования ОАСУ.»</w:t>
+            </w:r>
+          </w:p>
+          <w:p>
+            <w:r>
+              <w:rPr>
+                <w:color w:val="666666"/>
+                <w:sz w:val="18"/>
+              </w:rPr>
+              <w:t xml:space="preserve">ТЗ на БИ ОВЭ-75. v.3.6.txt, стр.432 (Перечень приложений)</w:t>
             </w:r>
           </w:p>
         </w:tc>
@@ -6611,7 +6738,16 @@
               <w:rPr>
                 <w:i/>
               </w:rPr>
-              <w:t xml:space="preserve">«Там же, один раз указано корректно — 12Х18Н10Т»</w:t>
+              <w:t xml:space="preserve">«Базовые требования при построении систем автоматизации на пл. Мончегорск»</w:t>
+            </w:r>
+          </w:p>
+          <w:p>
+            <w:r>
+              <w:rPr>
+                <w:color w:val="666666"/>
+                <w:sz w:val="18"/>
+              </w:rPr>
+              <w:t xml:space="preserve">Прил.5 «Базовые требования…» (brief.txt), стр.9 (титул Прил.5)</w:t>
             </w:r>
           </w:p>
         </w:tc>
@@ -6625,7 +6761,7 @@
         <w:t xml:space="preserve">На что влияет: </w:t>
       </w:r>
       <w:r>
-        <w:t xml:space="preserve">Марки 12Х1812Т не существует. Очевидная опечатка, но в спецификации и опросных листах она приведёт к разночтениям с изготовителем.</w:t>
+        <w:t xml:space="preserve">Сокращение «ОАСУ» в ТЗ нигде не расшифровано (в перечне сокращений его нет), наименование в перечне приложений не совпадает с титулом документа. В отличие от Прил.3, вызываемого в составе каждого лота (стр.198, 214, 296, 376, 416), и Прил.4 (стр.425), Прил.5 в теле ТЗ не упомянуто ни разу — обязательность его требований (и перечней рекомендованных средств, вторая часть без титула приложения) для Лотов 1–4 формально не установлена.</w:t>
       </w:r>
     </w:p>
     <w:p>
@@ -6636,7 +6772,7 @@
         <w:t xml:space="preserve">Вопрос Заказчику: </w:t>
       </w:r>
       <w:r>
-        <w:t xml:space="preserve">Подтверждаем прочтение как 12Х18Н10Т?</w:t>
+        <w:t xml:space="preserve">Расшифровать ОАСУ, привести название Прил.5 в соответствие с документом и прямо указать его применимость в требованиях каждого лота.</w:t>
       </w:r>
     </w:p>
     <w:p>
@@ -6661,13 +6797,13 @@
         <w:rPr>
           <w:b/>
         </w:rPr>
-        <w:t xml:space="preserve">C-07. </w:t>
-      </w:r>
-      <w:r>
-        <w:rPr>
-          <w:b/>
-        </w:rPr>
-        <w:t xml:space="preserve">Ссылка на отменённый нормативный документ</w:t>
+        <w:t xml:space="preserve">C-95. </w:t>
+      </w:r>
+      <w:r>
+        <w:rPr>
+          <w:b/>
+        </w:rPr>
+        <w:t xml:space="preserve">v4.1: способ транспортировки огарка и пыли «определяется при разработке ОТР», но состав Лота 1 фиксирует автоцементовозы</w:t>
       </w:r>
     </w:p>
     <w:p>
@@ -6676,7 +6812,7 @@
           <w:color w:val="666666"/>
           <w:sz w:val="20"/>
         </w:rPr>
-        <w:t xml:space="preserve">Лот №3 · Электроэкстракция · важность: формальные</w:t>
+        <w:t xml:space="preserve">Лот №1 · Цех обжига · важность: существенные</w:t>
       </w:r>
     </w:p>
     <w:tbl>
@@ -6720,7 +6856,16 @@
               <w:rPr>
                 <w:i/>
               </w:rPr>
-              <w:t xml:space="preserve">«ИД ч.2 — ссылка на ПБ 10-382-00 «Правила устройства и безопасной эксплуатации грузоподъёмных кранов»»</w:t>
+              <w:t xml:space="preserve">«накопление и передача огарка и пыли на гидрометаллургическую переработку (способ транспортировки определяется при разработке ОТР).»</w:t>
+            </w:r>
+          </w:p>
+          <w:p>
+            <w:r>
+              <w:rPr>
+                <w:color w:val="666666"/>
+                <w:sz w:val="18"/>
+              </w:rPr>
+              <w:t xml:space="preserve">ТЗ на БИ v4.1, разд. 2 «Общая технология», Цех обжига</w:t>
             </w:r>
           </w:p>
         </w:tc>
@@ -6749,7 +6894,16 @@
               <w:rPr>
                 <w:i/>
               </w:rPr>
-              <w:t xml:space="preserve">«Документ отменён; действует ФНП № 461 от 26.11.2020»</w:t>
+              <w:t xml:space="preserve">«холодильник огарка и «грубой» пыли с комплектом оборудования для приема и отгрузки материала на гидрометаллургическую переработку в автоцементовозы.»</w:t>
+            </w:r>
+          </w:p>
+          <w:p>
+            <w:r>
+              <w:rPr>
+                <w:color w:val="666666"/>
+                <w:sz w:val="18"/>
+              </w:rPr>
+              <w:t xml:space="preserve">ТЗ на БИ v4.1, состав оборудования Лота №1 (то же — для «тонкой» пыли; в описании технологии — «Отгрузка … предусматривается в автоцементовозы»)</w:t>
             </w:r>
           </w:p>
         </w:tc>
@@ -6763,7 +6917,7 @@
         <w:t xml:space="preserve">На что влияет: </w:t>
       </w:r>
       <w:r>
-        <w:t xml:space="preserve">При прохождении экспертизы ссылка на отменённый документ будет замечанием.</w:t>
+        <w:t xml:space="preserve">v4.1 сама вводит «способ транспортировки определяется при ОТР», но оставляет автоцементовозы в четырёх местах. Для БИ Лота 1 это выбор комплекта под бункерами (погрузка в цементовоз против конвейера/пневмотранспорта) и температурное ограничение: цементовоз допускает ≤65 °С при выгрузке из холодильников 70 °С (C-54).</w:t>
       </w:r>
     </w:p>
     <w:p>
@@ -6774,7 +6928,7 @@
         <w:t xml:space="preserve">Вопрос Заказчику: </w:t>
       </w:r>
       <w:r>
-        <w:t xml:space="preserve">Подтверждаем применение ФНП № 461 вместо ПБ 10-382-00?</w:t>
+        <w:t xml:space="preserve">Убрать автоцементовозы из состава Лота №1 (оставить «комплект оборудования приёма и отгрузки, способ транспортировки — по ОТР») либо подтвердить автоцементовозы как принятое решение — тогда зафиксировать температуру выгрузки ≤65 °С.</w:t>
       </w:r>
     </w:p>
     <w:p>
@@ -6799,13 +6953,13 @@
         <w:rPr>
           <w:b/>
         </w:rPr>
-        <w:t xml:space="preserve">C-19. </w:t>
-      </w:r>
-      <w:r>
-        <w:rPr>
-          <w:b/>
-        </w:rPr>
-        <w:t xml:space="preserve">Дубль номера 3.3.2 в таблице границ проектирования ТЗ (3.3.3 пропущен)</w:t>
+        <w:t xml:space="preserve">C-96. </w:t>
+      </w:r>
+      <w:r>
+        <w:rPr>
+          <w:b/>
+        </w:rPr>
+        <w:t xml:space="preserve">v4.1: в таблице границ Лота №2 пустая строка — потеряна граница по сжатому воздуху</w:t>
       </w:r>
     </w:p>
     <w:p>
@@ -6814,7 +6968,7 @@
           <w:color w:val="666666"/>
           <w:sz w:val="20"/>
         </w:rPr>
-        <w:t xml:space="preserve">Лот №1 · Цех обжига · важность: формальные</w:t>
+        <w:t xml:space="preserve">Лот №2 · Купорос · важность: существенные</w:t>
       </w:r>
     </w:p>
     <w:tbl>
@@ -6858,16 +7012,16 @@
               <w:rPr>
                 <w:i/>
               </w:rPr>
-              <w:t xml:space="preserve">«3.3.2 ¦ Медный кек NNH в «биг-бэг» ¦ Ворота цеха»</w:t>
-            </w:r>
-          </w:p>
-          <w:p>
-            <w:r>
-              <w:rPr>
-                <w:color w:val="666666"/>
-                <w:sz w:val="18"/>
-              </w:rPr>
-              <w:t xml:space="preserve">ТЗ, п. 3.3, таблица границ проектирования, строка 151 файла</w:t>
+              <w:t xml:space="preserve">«Маточный раствор 2 от получения медно-никелевого купороса ¦ Фланец выпарного аппарата II ступени получения медно-никелевого купороса»</w:t>
+            </w:r>
+          </w:p>
+          <w:p>
+            <w:r>
+              <w:rPr>
+                <w:color w:val="666666"/>
+                <w:sz w:val="18"/>
+              </w:rPr>
+              <w:t xml:space="preserve">ТЗ на БИ v4.1, таблица границ Лота №2 — следующая строка таблицы полностью пуста (« ¦ ¦ »)</w:t>
             </w:r>
           </w:p>
         </w:tc>
@@ -6896,16 +7050,16 @@
               <w:rPr>
                 <w:i/>
               </w:rPr>
-              <w:t xml:space="preserve">«3.3.2 ¦ Цементная медь в титановых контейнерах ¦ Ворота цеха»</w:t>
-            </w:r>
-          </w:p>
-          <w:p>
-            <w:r>
-              <w:rPr>
-                <w:color w:val="666666"/>
-                <w:sz w:val="18"/>
-              </w:rPr>
-              <w:t xml:space="preserve">ТЗ, п. 3.3, таблица границ проектирования, строка 152 файла</w:t>
+              <w:t xml:space="preserve">«Компрессорный сжатый воздух для обеспечения технологии, пневматических механизмов и средств автоматизации ¦ Предварительно: фланец трубопровода на внешней стене цеха. Уточняется при разработке БИ и ОТР (согласовании Заказчиком ТУ на подключение)»</w:t>
+            </w:r>
+          </w:p>
+          <w:p>
+            <w:r>
+              <w:rPr>
+                <w:color w:val="666666"/>
+                <w:sz w:val="18"/>
+              </w:rPr>
+              <w:t xml:space="preserve">ТЗ на БИ v3.6, п. 4.3.2 — строка, стоявшая на этом месте до пересмотра</w:t>
             </w:r>
           </w:p>
         </w:tc>
@@ -6919,7 +7073,7 @@
         <w:t xml:space="preserve">На что влияет: </w:t>
       </w:r>
       <w:r>
-        <w:t xml:space="preserve">Две разные границы (кек NNH и цементная медь) идут под одним номером 3.3.2, номера 3.3.3 нет — дальше идёт 3.3.4. Ссылки на «границы, указанные в пункте 3.3» (пп. 3.4, 3.6 ТЗ) становятся неоднозначными для двух позиций.</w:t>
+        <w:t xml:space="preserve">При переписывании таблицы границ Лота 2 строка про сжатый воздух опустела: в v4.1 между «маточным раствором 2» и «паром» осталась строка без продукта и без границы. У Лота 3 граница по сжатому воздуху есть, у Лота 2 — исчезла, хотя пневмооборудование участка (центрифуги, клапаны, КИП) никуда не делось.</w:t>
       </w:r>
     </w:p>
     <w:p>
@@ -6930,7 +7084,7 @@
         <w:t xml:space="preserve">Вопрос Заказчику: </w:t>
       </w:r>
       <w:r>
-        <w:t xml:space="preserve">Просьба перенумеровать таблицу границ п. 3.3 ТЗ (цементную медь — в 3.3.3), чтобы ссылки на границы были однозначны.</w:t>
+        <w:t xml:space="preserve">Восстановить строку «Компрессорный сжатый воздух …» в таблице границ Лота №2 (или явно подтвердить исключение сжатого воздуха из границ Лота №2 с указанием, кто проектирует подвод).</w:t>
       </w:r>
     </w:p>
     <w:p>
@@ -6955,13 +7109,13 @@
         <w:rPr>
           <w:b/>
         </w:rPr>
-        <w:t xml:space="preserve">C-20. </w:t>
-      </w:r>
-      <w:r>
-        <w:rPr>
-          <w:b/>
-        </w:rPr>
-        <w:t xml:space="preserve">Количество концентрата ОРФ: 74528 против 74516,60 т/год внутри одной таблицы ИД</w:t>
+        <w:t xml:space="preserve">C-98. </w:t>
+      </w:r>
+      <w:r>
+        <w:rPr>
+          <w:b/>
+        </w:rPr>
+        <w:t xml:space="preserve">v4.1: «не менее 2-х – 3-х ТКП на каждую позицию» и «Бюджетные ТКП по основному оборудованию» в одной фразе</w:t>
       </w:r>
     </w:p>
     <w:p>
@@ -6970,7 +7124,7 @@
           <w:color w:val="666666"/>
           <w:sz w:val="20"/>
         </w:rPr>
-        <w:t xml:space="preserve">Лот №1 · Цех обжига · важность: формальные</w:t>
+        <w:t xml:space="preserve">общий / стык · важность: существенные</w:t>
       </w:r>
     </w:p>
     <w:tbl>
@@ -7014,16 +7168,16 @@
               <w:rPr>
                 <w:i/>
               </w:rPr>
-              <w:t xml:space="preserve">«2 ¦ Общее количество поступающего медного концентрата от разделения файнштейна ¦ т/год ¦ 74528»</w:t>
-            </w:r>
-          </w:p>
-          <w:p>
-            <w:r>
-              <w:rPr>
-                <w:color w:val="666666"/>
-                <w:sz w:val="18"/>
-              </w:rPr>
-              <w:t xml:space="preserve">ИД ч.1, табл. 23, поз. 2, строка 480 файла</w:t>
+              <w:t xml:space="preserve">«Стоимость оборудования по данным Технико-коммерческих предложений (ТКП) потенциальных поставщиков (не менее 2-х – 3-х на каждую позицию оборудования); Бюджетные ТКП по основному оборудованию.»</w:t>
+            </w:r>
+          </w:p>
+          <w:p>
+            <w:r>
+              <w:rPr>
+                <w:color w:val="666666"/>
+                <w:sz w:val="18"/>
+              </w:rPr>
+              <w:t xml:space="preserve">ТЗ на БИ v4.1, «Стоимость поставки» — одинаково по Лотам №1–4</w:t>
             </w:r>
           </w:p>
         </w:tc>
@@ -7052,16 +7206,16 @@
               <w:rPr>
                 <w:i/>
               </w:rPr>
-              <w:t xml:space="preserve">«60 ¦ Количество перерабатываемого медного концентрата ОРФ ¦ т/год ¦ 74516,60»</w:t>
-            </w:r>
-          </w:p>
-          <w:p>
-            <w:r>
-              <w:rPr>
-                <w:color w:val="666666"/>
-                <w:sz w:val="18"/>
-              </w:rPr>
-              <w:t xml:space="preserve">ИД ч.1, табл. 23, поз. 60, строка 549 файла</w:t>
+              <w:t xml:space="preserve">«Бюджетную оценку общей стоимости комплектной поставки технологического оборудования и материалов (трубопроводов, газоходов, технологических металлоконструкций, теплоизоляции и т.д.) в границах проектирования, указанных в пункте 4.5.»</w:t>
+            </w:r>
+          </w:p>
+          <w:p>
+            <w:r>
+              <w:rPr>
+                <w:color w:val="666666"/>
+                <w:sz w:val="18"/>
+              </w:rPr>
+              <w:t xml:space="preserve">ТЗ на БИ v4.1, «Стоимость поставки по Лоту №1», второй абзац</w:t>
             </w:r>
           </w:p>
         </w:tc>
@@ -7075,7 +7229,7 @@
         <w:t xml:space="preserve">На что влияет: </w:t>
       </w:r>
       <w:r>
-        <w:t xml:space="preserve">Один и тот же годовой поток концентрата в одной таблице: 74528 т (поз. 2, откуда и 9,0 т/ч) и 74516,60 т (поз. 60). Той же линии — «концентрата на фильтрацию 73496,0» (поз. 44) против «на обжиг 73492,02» (поз. 62). ТЗ (строка 123) и текст ИД (строка 352) дают 74517/74516,6 т. Разница мала, но для балансов и увязки с участком сгущения нужна одна цифра.</w:t>
+        <w:t xml:space="preserve">v4.1 добавила «Бюджетные ТКП по основному оборудованию» (наше предложение по глубине оценки принято) и назвала итоговую оценку «Бюджетной», но не сняла «не менее 2-х – 3-х на КАЖДУЮ позицию». На этапе БИ это сотни позиций × 2–3 полноценных ТКП — невыполнимо по срокам и не нужно для бюджетной оценки; непонятно, какая из двух норм действует.</w:t>
       </w:r>
     </w:p>
     <w:p>
@@ -7086,7 +7240,7 @@
         <w:t xml:space="preserve">Вопрос Заказчику: </w:t>
       </w:r>
       <w:r>
-        <w:t xml:space="preserve">Какое количество концентрата ОРФ принимать базовым: 74516,6 т/год (текст ИД и ТЗ) или 74528 т/год (табл. 23 поз. 2)?</w:t>
+        <w:t xml:space="preserve">Сформулировать однозначно: «бюджетные ТКП по основному оборудованию (не менее 2 на позицию основного перечня, перечень фиксируется при старте БИ); прочее — по укрупнённым показателям и базам данных».</w:t>
       </w:r>
     </w:p>
     <w:p>
@@ -7111,13 +7265,13 @@
         <w:rPr>
           <w:b/>
         </w:rPr>
-        <w:t xml:space="preserve">C-21. </w:t>
-      </w:r>
-      <w:r>
-        <w:rPr>
-          <w:b/>
-        </w:rPr>
-        <w:t xml:space="preserve">Давление пара котла-утилизатора: 1,8 / 1,9 / 1,863 МПа в трёх местах</w:t>
+        <w:t xml:space="preserve">C-100. </w:t>
+      </w:r>
+      <w:r>
+        <w:rPr>
+          <w:b/>
+        </w:rPr>
+        <w:t xml:space="preserve">v4.1: граница Лота №3 — фланец патрубка подачи каждой ванны, но циркуляционный бак остаётся в составе БИ (выше границы)</w:t>
       </w:r>
     </w:p>
     <w:p>
@@ -7126,7 +7280,7 @@
           <w:color w:val="666666"/>
           <w:sz w:val="20"/>
         </w:rPr>
-        <w:t xml:space="preserve">Лот №1 · Цех обжига · важность: формальные</w:t>
+        <w:t xml:space="preserve">Лот №3 · Электроэкстракция · важность: существенные</w:t>
       </w:r>
     </w:p>
     <w:tbl>
@@ -7170,16 +7324,16 @@
               <w:rPr>
                 <w:i/>
               </w:rPr>
-              <w:t xml:space="preserve">«при температуре охлаждаемого газа до 12000С и давлении пара 1,8 МПа подпиточная вода должна отвечать следующим характеристикам»</w:t>
-            </w:r>
-          </w:p>
-          <w:p>
-            <w:r>
-              <w:rPr>
-                <w:color w:val="666666"/>
-                <w:sz w:val="18"/>
-              </w:rPr>
-              <w:t xml:space="preserve">ИД ч.1, п. 1.3.10, строка 346 файла</w:t>
+              <w:t xml:space="preserve">«Раствор питания электролизных ванн ¦ Фланец патрубка подачи электролита в каждую электролизную ванну»</w:t>
+            </w:r>
+          </w:p>
+          <w:p>
+            <w:r>
+              <w:rPr>
+                <w:color w:val="666666"/>
+                <w:sz w:val="18"/>
+              </w:rPr>
+              <w:t xml:space="preserve">ТЗ на БИ v4.1, таблица границ Лота №3</w:t>
             </w:r>
           </w:p>
         </w:tc>
@@ -7208,16 +7362,16 @@
               <w:rPr>
                 <w:i/>
               </w:rPr>
-              <w:t xml:space="preserve">«Котел-утилизатор вырабатывает перегретый пар с давлением 1,9 МПа и температурой 3750С»</w:t>
-            </w:r>
-          </w:p>
-          <w:p>
-            <w:r>
-              <w:rPr>
-                <w:color w:val="666666"/>
-                <w:sz w:val="18"/>
-              </w:rPr>
-              <w:t xml:space="preserve">ИД ч.1, разд. 2.5, строка 449 файла</w:t>
+              <w:t xml:space="preserve">«Оборудование для получения катодной меди, включая: Циркуляционный бак. … Напорный трубопровод для ванн электроэкстракции меди»</w:t>
+            </w:r>
+          </w:p>
+          <w:p>
+            <w:r>
+              <w:rPr>
+                <w:color w:val="666666"/>
+                <w:sz w:val="18"/>
+              </w:rPr>
+              <w:t xml:space="preserve">ТЗ на БИ v4.1, перечни Лота №3: бак — в составе БИ, напорный трубопровод — в перечне «не включаемого»</w:t>
             </w:r>
           </w:p>
         </w:tc>
@@ -7231,7 +7385,7 @@
         <w:t xml:space="preserve">На что влияет: </w:t>
       </w:r>
       <w:r>
-        <w:t xml:space="preserve">Давление перегретого пара одного и того же котла-утилизатора: 1,8 МПа (п. 1.3.10), 1,9 МПа (разд. 2.5 и табл. 26) и 1,863 МПа «не более» (табл. 23 поз. 267, строка 914). Влияет на нормы качества питательной воды по РД 24.032.01-91, характеристики котла и РОУ в опросных листах.</w:t>
+        <w:t xml:space="preserve">Вход в границы Лота 3 перенесён с ёмкости фильтрата (v3.6) на патрубок подачи каждой ванны. Но циркуляционный бак стоит выше этой границы (между ним и ваннами — исключённый из БИ напорный трубопровод), при этом бак включён в состав БИ Лота 3. Оборудование в составе лота оказывается вне его заявленных границ — исполнитель БИ не может корректно определить объём проектирования и стоимости.</w:t>
       </w:r>
     </w:p>
     <w:p>
@@ -7242,7 +7396,7 @@
         <w:t xml:space="preserve">Вопрос Заказчику: </w:t>
       </w:r>
       <w:r>
-        <w:t xml:space="preserve">Какое рабочее давление перегретого пара котла-утилизатора принять единым по документу: 1,8, 1,863 или 1,9 МПа?</w:t>
+        <w:t xml:space="preserve">Определить вход Лота №3: либо граница — входной фланец циркуляционного бака (тогда таблицу границ дополнить), либо патрубки ванн (тогда указать, в чей объём входят циркуляционный бак и напорный коллектор).</w:t>
       </w:r>
     </w:p>
     <w:p>
@@ -7257,6 +7411,23 @@
           <w:color w:val="888888"/>
         </w:rPr>
         <w:t xml:space="preserve">____________________________________________________________</w:t>
+      </w:r>
+    </w:p>
+    <w:p>
+      <w:pPr>
+        <w:pStyle w:val="Heading1"/>
+      </w:pPr>
+      <w:r>
+        <w:t xml:space="preserve">3. Формальные расхождения (54)</w:t>
+      </w:r>
+    </w:p>
+    <w:p>
+      <w:r>
+        <w:rPr>
+          <w:color w:val="666666"/>
+          <w:sz w:val="20"/>
+        </w:rPr>
+        <w:t xml:space="preserve">Формальности: опечатки и битые ссылки, которые всплывут на экспертизе.</w:t>
       </w:r>
     </w:p>
     <w:p>
@@ -7267,13 +7438,13 @@
         <w:rPr>
           <w:b/>
         </w:rPr>
-        <w:t xml:space="preserve">C-22. </w:t>
-      </w:r>
-      <w:r>
-        <w:rPr>
-          <w:b/>
-        </w:rPr>
-        <w:t xml:space="preserve">Состав пыли (вспомогательный вариант): в тексте Cu 67,57 %, в итогах таблицы 11 — 67,76 %</w:t>
+        <w:t xml:space="preserve">C-06. </w:t>
+      </w:r>
+      <w:r>
+        <w:rPr>
+          <w:b/>
+        </w:rPr>
+        <w:t xml:space="preserve">Несуществующая марка стали в ИД: 12Х1812Т</w:t>
       </w:r>
     </w:p>
     <w:p>
@@ -7326,16 +7497,7 @@
               <w:rPr>
                 <w:i/>
               </w:rPr>
-              <w:t xml:space="preserve">«- для вспомогательного варианта: 67,57 Cu, 3,76 Ni, 0,17 Co, 4,71 Fe, 1,60 S, 0,019 Cl.»</w:t>
-            </w:r>
-          </w:p>
-          <w:p>
-            <w:r>
-              <w:rPr>
-                <w:color w:val="666666"/>
-                <w:sz w:val="18"/>
-              </w:rPr>
-              <w:t xml:space="preserve">ИД ч.1, п. 1.2.2, строка 155 файла</w:t>
+              <w:t xml:space="preserve">«ИД ч.1, табл. 24 — материал циклона, электрофильтра и дымососов указан четырежды как «12Х1812Т»»</w:t>
             </w:r>
           </w:p>
         </w:tc>
@@ -7364,16 +7526,7 @@
               <w:rPr>
                 <w:i/>
               </w:rPr>
-              <w:t xml:space="preserve">«Химический состав, % ¦ 3,76 ¦ 67,76 ¦ 0,17 ¦ 4,71 ¦ 1,60»</w:t>
-            </w:r>
-          </w:p>
-          <w:p>
-            <w:r>
-              <w:rPr>
-                <w:color w:val="666666"/>
-                <w:sz w:val="18"/>
-              </w:rPr>
-              <w:t xml:space="preserve">ИД ч.1, табл. 11, итоговая строка, строка 184 файла</w:t>
+              <w:t xml:space="preserve">«Там же, один раз указано корректно — 12Х18Н10Т»</w:t>
             </w:r>
           </w:p>
         </w:tc>
@@ -7387,7 +7540,7 @@
         <w:t xml:space="preserve">На что влияет: </w:t>
       </w:r>
       <w:r>
-        <w:t xml:space="preserve">В итоговой строке табл. 11 Cu 67,76 % — цифра основного варианта; сумма самой таблицы по колонке Cu (2,57+1,88+63,09+0,033) даёт 67,57 %, как в тексте и в табл. 23 поз. 253 (67,567). Итоговую строку табл. 11 надо исправить, чтобы балансы по меди для гидрометаллургии сходились.</w:t>
+        <w:t xml:space="preserve">Марки 12Х1812Т не существует. Очевидная опечатка, но в спецификации и опросных листах она приведёт к разночтениям с изготовителем.</w:t>
       </w:r>
     </w:p>
     <w:p>
@@ -7398,7 +7551,7 @@
         <w:t xml:space="preserve">Вопрос Заказчику: </w:t>
       </w:r>
       <w:r>
-        <w:t xml:space="preserve">Подтвердите содержание меди в обжиговой пыли по вспомогательному варианту — 67,57 % (текст, табл. 23), а 67,76 % в итогах табл. 11 — опечатка?</w:t>
+        <w:t xml:space="preserve">Подтверждаем прочтение как 12Х18Н10Т?</w:t>
       </w:r>
     </w:p>
     <w:p>
@@ -7423,13 +7576,13 @@
         <w:rPr>
           <w:b/>
         </w:rPr>
-        <w:t xml:space="preserve">C-23. </w:t>
-      </w:r>
-      <w:r>
-        <w:rPr>
-          <w:b/>
-        </w:rPr>
-        <w:t xml:space="preserve">Сера в пыли котла-утилизатора (вспомогательный вариант): 1,43 % в тексте против 2,15 % в таблице 13</w:t>
+        <w:t xml:space="preserve">C-07. </w:t>
+      </w:r>
+      <w:r>
+        <w:rPr>
+          <w:b/>
+        </w:rPr>
+        <w:t xml:space="preserve">Ссылка на отменённый нормативный документ</w:t>
       </w:r>
     </w:p>
     <w:p>
@@ -7438,7 +7591,7 @@
           <w:color w:val="666666"/>
           <w:sz w:val="20"/>
         </w:rPr>
-        <w:t xml:space="preserve">Лот №1 · Цех обжига · важность: формальные</w:t>
+        <w:t xml:space="preserve">Лот №3 · Электроэкстракция · важность: формальные</w:t>
       </w:r>
     </w:p>
     <w:tbl>
@@ -7482,16 +7635,7 @@
               <w:rPr>
                 <w:i/>
               </w:rPr>
-              <w:t xml:space="preserve">«в пылесборнике котла-утилизатора – 2,15 (1,43), одиночного циклона – 2,27 (1,51), электрофильтра: 3,44 (2,29) %»</w:t>
-            </w:r>
-          </w:p>
-          <w:p>
-            <w:r>
-              <w:rPr>
-                <w:color w:val="666666"/>
-                <w:sz w:val="18"/>
-              </w:rPr>
-              <w:t xml:space="preserve">ИД ч.1, п. 1.2.2, строка 156 файла (в скобках — вспомогательный вариант)</w:t>
+              <w:t xml:space="preserve">«ИД ч.2 — ссылка на ПБ 10-382-00 «Правила устройства и безопасной эксплуатации грузоподъёмных кранов»»</w:t>
             </w:r>
           </w:p>
         </w:tc>
@@ -7520,16 +7664,7 @@
               <w:rPr>
                 <w:i/>
               </w:rPr>
-              <w:t xml:space="preserve">«Химический состав, % ¦ 3,57 ¦ 69,05 ¦ 0,16 ¦ 4,29 ¦ 2,15 ¦ 0,05»</w:t>
-            </w:r>
-          </w:p>
-          <w:p>
-            <w:r>
-              <w:rPr>
-                <w:color w:val="666666"/>
-                <w:sz w:val="18"/>
-              </w:rPr>
-              <w:t xml:space="preserve">ИД ч.1, табл. 13 (вспомогательный вариант), итоговая строка, строка 212 файла</w:t>
+              <w:t xml:space="preserve">«Документ отменён; действует ФНП № 461 от 26.11.2020»</w:t>
             </w:r>
           </w:p>
         </w:tc>
@@ -7543,7 +7678,7 @@
         <w:t xml:space="preserve">На что влияет: </w:t>
       </w:r>
       <w:r>
-        <w:t xml:space="preserve">В итогах табл. 13 для вспомогательного варианта S=2,15 % — значение основного варианта; сумма серы по её же строкам 1,38+0,05=1,43 %, как в тексте. Третье значение даёт табл. 23 поз. 285 — 1,494 %. Содержание серы в «грубой» пыли определяет сульфатную нагрузку на выщелачивание.</w:t>
+        <w:t xml:space="preserve">При прохождении экспертизы ссылка на отменённый документ будет замечанием.</w:t>
       </w:r>
     </w:p>
     <w:p>
@@ -7554,7 +7689,7 @@
         <w:t xml:space="preserve">Вопрос Заказчику: </w:t>
       </w:r>
       <w:r>
-        <w:t xml:space="preserve">Какое содержание серы в пыли котла-утилизатора по вспомогательному варианту верно: 1,43 % (текст/суммы табл. 13), 1,494 % (табл. 23) или 2,15 % (итог табл. 13)?</w:t>
+        <w:t xml:space="preserve">Подтверждаем применение ФНП № 461 вместо ПБ 10-382-00?</w:t>
       </w:r>
     </w:p>
     <w:p>
@@ -7579,13 +7714,13 @@
         <w:rPr>
           <w:b/>
         </w:rPr>
-        <w:t xml:space="preserve">C-24. </w:t>
-      </w:r>
-      <w:r>
-        <w:rPr>
-          <w:b/>
-        </w:rPr>
-        <w:t xml:space="preserve">Влажность кека концентрата после фильтрации: 9-11 % против 10-15 %</w:t>
+        <w:t xml:space="preserve">C-19. </w:t>
+      </w:r>
+      <w:r>
+        <w:rPr>
+          <w:b/>
+        </w:rPr>
+        <w:t xml:space="preserve">Дубль номера 3.3.2 в таблице границ проектирования ТЗ (3.3.3 пропущен)</w:t>
       </w:r>
     </w:p>
     <w:p>
@@ -7638,16 +7773,16 @@
               <w:rPr>
                 <w:i/>
               </w:rPr>
-              <w:t xml:space="preserve">«Влажность концентрата, поступающего на обжиг, составляет 9-11 %. Для расчетов принимается среднее значение: 10 %.»</w:t>
-            </w:r>
-          </w:p>
-          <w:p>
-            <w:r>
-              <w:rPr>
-                <w:color w:val="666666"/>
-                <w:sz w:val="18"/>
-              </w:rPr>
-              <w:t xml:space="preserve">ИД ч.1, п. 1.1.1, строка 56 файла</w:t>
+              <w:t xml:space="preserve">«3.3.2 ¦ Медный кек NNH в «биг-бэг» ¦ Ворота цеха»</w:t>
+            </w:r>
+          </w:p>
+          <w:p>
+            <w:r>
+              <w:rPr>
+                <w:color w:val="666666"/>
+                <w:sz w:val="18"/>
+              </w:rPr>
+              <w:t xml:space="preserve">ТЗ, п. 3.3, таблица границ проектирования, строка 151 файла</w:t>
             </w:r>
           </w:p>
         </w:tc>
@@ -7676,16 +7811,16 @@
               <w:rPr>
                 <w:i/>
               </w:rPr>
-              <w:t xml:space="preserve">«Обезвоженный медный концентрат (кек) с остаточной влажностью 10-15 % с барабанных фильтров разгружается на ленточные конвейеры»</w:t>
-            </w:r>
-          </w:p>
-          <w:p>
-            <w:r>
-              <w:rPr>
-                <w:color w:val="666666"/>
-                <w:sz w:val="18"/>
-              </w:rPr>
-              <w:t xml:space="preserve">ИД ч.1, п. 2.1, строка 357 файла</w:t>
+              <w:t xml:space="preserve">«3.3.2 ¦ Цементная медь в титановых контейнерах ¦ Ворота цеха»</w:t>
+            </w:r>
+          </w:p>
+          <w:p>
+            <w:r>
+              <w:rPr>
+                <w:color w:val="666666"/>
+                <w:sz w:val="18"/>
+              </w:rPr>
+              <w:t xml:space="preserve">ТЗ, п. 3.3, таблица границ проектирования, строка 152 файла</w:t>
             </w:r>
           </w:p>
         </w:tc>
@@ -7699,7 +7834,22 @@
         <w:t xml:space="preserve">На что влияет: </w:t>
       </w:r>
       <w:r>
-        <w:t xml:space="preserve">Про один и тот же кек с барабанных вакуум-фильтров: п. 1.1.1 и табл. 23 (поз. 47 — 10 %, поз. 70 — 9-11 %) и ТЗ (строка 127 — 10 %) против 10-15 % в п. 2.1. При 15 % влаги тепловой баланс печи и расход тепла на испарение (14 % расхода тепла) существенно уходят от расчёта.</w:t>
+        <w:t xml:space="preserve">Две разные границы (кек NNH и цементная медь) идут под одним номером 3.3.2, номера 3.3.3 нет — дальше идёт 3.3.4. Ссылки на «границы, указанные в пункте 3.3» (пп. 3.4, 3.6 ТЗ) становятся неоднозначными для двух позиций.</w:t>
+      </w:r>
+    </w:p>
+    <w:p>
+      <w:r>
+        <w:rPr>
+          <w:b/>
+          <w:color w:val="0CA30C"/>
+        </w:rPr>
+        <w:t xml:space="preserve">Статус по редакции 25.08.2026 (ТЗ v4.1 / ЦИМ ред.2): </w:t>
+      </w:r>
+      <w:r>
+        <w:rPr>
+          <w:color w:val="0CA30C"/>
+        </w:rPr>
+        <w:t xml:space="preserve">нумерация строк таблиц границ в v4.1 удалена вовсе — двойного 3.3.2 больше нет; ссылки теперь ведут на пункты целиком (границы Лота 1 — п. 4.5)</w:t>
       </w:r>
     </w:p>
     <w:p>
@@ -7710,7 +7860,7 @@
         <w:t xml:space="preserve">Вопрос Заказчику: </w:t>
       </w:r>
       <w:r>
-        <w:t xml:space="preserve">Какая гарантируемая влажность кека медного концентрата после барабанных фильтров: 9-11 % (расчёт 10 %) или 10-15 %?</w:t>
+        <w:t xml:space="preserve">Просьба перенумеровать таблицу границ п. 3.3 ТЗ (цементную медь — в 3.3.3), чтобы ссылки на границы были однозначны.</w:t>
       </w:r>
     </w:p>
     <w:p>
@@ -7735,13 +7885,13 @@
         <w:rPr>
           <w:b/>
         </w:rPr>
-        <w:t xml:space="preserve">C-25. </w:t>
-      </w:r>
-      <w:r>
-        <w:rPr>
-          <w:b/>
-        </w:rPr>
-        <w:t xml:space="preserve">Запылённость газа после котла-утилизатора: 110-130 против 110-125 г/нм3 в соседних абзацах</w:t>
+        <w:t xml:space="preserve">C-20. </w:t>
+      </w:r>
+      <w:r>
+        <w:rPr>
+          <w:b/>
+        </w:rPr>
+        <w:t xml:space="preserve">Количество концентрата ОРФ: 74528 против 74516,60 т/год внутри одной таблицы ИД</w:t>
       </w:r>
     </w:p>
     <w:p>
@@ -7794,16 +7944,16 @@
               <w:rPr>
                 <w:i/>
               </w:rPr>
-              <w:t xml:space="preserve">«Температура газа на выходе из котла составляет 4000С, запыленность – 110-130 г/нм3»</w:t>
-            </w:r>
-          </w:p>
-          <w:p>
-            <w:r>
-              <w:rPr>
-                <w:color w:val="666666"/>
-                <w:sz w:val="18"/>
-              </w:rPr>
-              <w:t xml:space="preserve">ИД ч.1, разд. 2.5, строка 449 файла</w:t>
+              <w:t xml:space="preserve">«2 ¦ Общее количество поступающего медного концентрата от разделения файнштейна ¦ т/год ¦ 74528»</w:t>
+            </w:r>
+          </w:p>
+          <w:p>
+            <w:r>
+              <w:rPr>
+                <w:color w:val="666666"/>
+                <w:sz w:val="18"/>
+              </w:rPr>
+              <w:t xml:space="preserve">ИД ч.1, табл. 23, поз. 2, строка 480 файла</w:t>
             </w:r>
           </w:p>
         </w:tc>
@@ -7832,16 +7982,16 @@
               <w:rPr>
                 <w:i/>
               </w:rPr>
-              <w:t xml:space="preserve">«после чего запыленность газа снижается со 110-125 до 20-35 г/нм3»</w:t>
-            </w:r>
-          </w:p>
-          <w:p>
-            <w:r>
-              <w:rPr>
-                <w:color w:val="666666"/>
-                <w:sz w:val="18"/>
-              </w:rPr>
-              <w:t xml:space="preserve">ИД ч.1, разд. 2.5, строка 454 файла</w:t>
+              <w:t xml:space="preserve">«60 ¦ Количество перерабатываемого медного концентрата ОРФ ¦ т/год ¦ 74516,60»</w:t>
+            </w:r>
+          </w:p>
+          <w:p>
+            <w:r>
+              <w:rPr>
+                <w:color w:val="666666"/>
+                <w:sz w:val="18"/>
+              </w:rPr>
+              <w:t xml:space="preserve">ИД ч.1, табл. 23, поз. 60, строка 549 файла</w:t>
             </w:r>
           </w:p>
         </w:tc>
@@ -7855,7 +8005,7 @@
         <w:t xml:space="preserve">На что влияет: </w:t>
       </w:r>
       <w:r>
-        <w:t xml:space="preserve">Один и тот же газ на входе в циклон: 110-130 г/нм3 в описании котла и 110-125 г/нм3 в описании циклона; расчётная табл. 23 (поз. 277) даёт 127,1 г/нм3 — за пределами второго диапазона. Мелочь, но диапазон входит в исходные требования на циклон.</w:t>
+        <w:t xml:space="preserve">Один и тот же годовой поток концентрата в одной таблице: 74528 т (поз. 2, откуда и 9,0 т/ч) и 74516,60 т (поз. 60). Той же линии — «концентрата на фильтрацию 73496,0» (поз. 44) против «на обжиг 73492,02» (поз. 62). ТЗ (строка 123) и текст ИД (строка 352) дают 74517/74516,6 т. Разница мала, но для балансов и увязки с участком сгущения нужна одна цифра.</w:t>
       </w:r>
     </w:p>
     <w:p>
@@ -7866,7 +8016,7 @@
         <w:t xml:space="preserve">Вопрос Заказчику: </w:t>
       </w:r>
       <w:r>
-        <w:t xml:space="preserve">Уточните запылённость газа на входе в одиночный циклон: 110-130 или 110-125 г/нм3 (расчёт даёт 127,1)?</w:t>
+        <w:t xml:space="preserve">Какое количество концентрата ОРФ принимать базовым: 74516,6 т/год (текст ИД и ТЗ) или 74528 т/год (табл. 23 поз. 2)?</w:t>
       </w:r>
     </w:p>
     <w:p>
@@ -7891,13 +8041,13 @@
         <w:rPr>
           <w:b/>
         </w:rPr>
-        <w:t xml:space="preserve">C-26. </w:t>
-      </w:r>
-      <w:r>
-        <w:rPr>
-          <w:b/>
-        </w:rPr>
-        <w:t xml:space="preserve">Арифметика таблицы 26: 2,2×7920 = 23760 в одной строке и 17424 в другой</w:t>
+        <w:t xml:space="preserve">C-21. </w:t>
+      </w:r>
+      <w:r>
+        <w:rPr>
+          <w:b/>
+        </w:rPr>
+        <w:t xml:space="preserve">Давление пара котла-утилизатора: 1,8 / 1,9 / 1,863 МПа в трёх местах</w:t>
       </w:r>
     </w:p>
     <w:p>
@@ -7950,16 +8100,16 @@
               <w:rPr>
                 <w:i/>
               </w:rPr>
-              <w:t xml:space="preserve">«шлюзовый затвор выгрузки пылевого бункера ¦ 1 ¦  ¦  ¦ 380 ¦ 2,2×7920=23760 ¦ 23760/71264=0,333»</w:t>
-            </w:r>
-          </w:p>
-          <w:p>
-            <w:r>
-              <w:rPr>
-                <w:color w:val="666666"/>
-                <w:sz w:val="18"/>
-              </w:rPr>
-              <w:t xml:space="preserve">ИД ч.1, табл. 26, раздел «Очистка газа от пыли в одиночном циклоне», строка 1585 файла</w:t>
+              <w:t xml:space="preserve">«при температуре охлаждаемого газа до 12000С и давлении пара 1,8 МПа подпиточная вода должна отвечать следующим характеристикам»</w:t>
+            </w:r>
+          </w:p>
+          <w:p>
+            <w:r>
+              <w:rPr>
+                <w:color w:val="666666"/>
+                <w:sz w:val="18"/>
+              </w:rPr>
+              <w:t xml:space="preserve">ИД ч.1, п. 1.3.10, строка 346 файла</w:t>
             </w:r>
           </w:p>
         </w:tc>
@@ -7988,16 +8138,16 @@
               <w:rPr>
                 <w:i/>
               </w:rPr>
-              <w:t xml:space="preserve">«виброразгружатель ¦ 1 ¦  ¦  ¦ 380 ¦ 2,2×7920=17424 ¦ 17424/71264=0,244»</w:t>
-            </w:r>
-          </w:p>
-          <w:p>
-            <w:r>
-              <w:rPr>
-                <w:color w:val="666666"/>
-                <w:sz w:val="18"/>
-              </w:rPr>
-              <w:t xml:space="preserve">ИД ч.1, табл. 26, раздел «Накопление и бункеровка огарка...», строка 1613 файла</w:t>
+              <w:t xml:space="preserve">«Котел-утилизатор вырабатывает перегретый пар с давлением 1,9 МПа и температурой 3750С»</w:t>
+            </w:r>
+          </w:p>
+          <w:p>
+            <w:r>
+              <w:rPr>
+                <w:color w:val="666666"/>
+                <w:sz w:val="18"/>
+              </w:rPr>
+              <w:t xml:space="preserve">ИД ч.1, разд. 2.5, строка 449 файла</w:t>
             </w:r>
           </w:p>
         </w:tc>
@@ -8011,7 +8161,7 @@
         <w:t xml:space="preserve">На что влияет: </w:t>
       </w:r>
       <w:r>
-        <w:t xml:space="preserve">Одно и то же произведение 2,2×7920 в одной таблице равно 23760 (неверно, скопировано от затвора котла с 3 кВт) и 17424 (верно). Ошибка тянется в удельный расход (0,333 вместо 0,245) и ставит под сомнение итог электроэнергии 1524392 кВт·ч.</w:t>
+        <w:t xml:space="preserve">Давление перегретого пара одного и того же котла-утилизатора: 1,8 МПа (п. 1.3.10), 1,9 МПа (разд. 2.5 и табл. 26) и 1,863 МПа «не более» (табл. 23 поз. 267, строка 914). Влияет на нормы качества питательной воды по РД 24.032.01-91, характеристики котла и РОУ в опросных листах.</w:t>
       </w:r>
     </w:p>
     <w:p>
@@ -8022,7 +8172,7 @@
         <w:t xml:space="preserve">Вопрос Заказчику: </w:t>
       </w:r>
       <w:r>
-        <w:t xml:space="preserve">Просьба исправить строку затвора циклона в табл. 26 (2,2×7920=17424, удельный 0,245) и пересчитать итог электроэнергии по цеху.</w:t>
+        <w:t xml:space="preserve">Какое рабочее давление перегретого пара котла-утилизатора принять единым по документу: 1,8, 1,863 или 1,9 МПа?</w:t>
       </w:r>
     </w:p>
     <w:p>
@@ -8047,13 +8197,13 @@
         <w:rPr>
           <w:b/>
         </w:rPr>
-        <w:t xml:space="preserve">C-27. </w:t>
-      </w:r>
-      <w:r>
-        <w:rPr>
-          <w:b/>
-        </w:rPr>
-        <w:t xml:space="preserve">Расход мазута на горелку разогрева 0,975 т/ч превышает паспорт МГМГ-10 (до 940 кг/ч)</w:t>
+        <w:t xml:space="preserve">C-22. </w:t>
+      </w:r>
+      <w:r>
+        <w:rPr>
+          <w:b/>
+        </w:rPr>
+        <w:t xml:space="preserve">Состав пыли (вспомогательный вариант): в тексте Cu 67,57 %, в итогах таблицы 11 — 67,76 %</w:t>
       </w:r>
     </w:p>
     <w:p>
@@ -8106,16 +8256,16 @@
               <w:rPr>
                 <w:i/>
               </w:rPr>
-              <w:t xml:space="preserve">«горелки МГМГ-10 производства ООО “Барнаульский завод энергетического оборудования” производительностью по мазуту до 940 кг/час»</w:t>
-            </w:r>
-          </w:p>
-          <w:p>
-            <w:r>
-              <w:rPr>
-                <w:color w:val="666666"/>
-                <w:sz w:val="18"/>
-              </w:rPr>
-              <w:t xml:space="preserve">ИД ч.1, п. 2.4, строка 428 файла</w:t>
+              <w:t xml:space="preserve">«- для вспомогательного варианта: 67,57 Cu, 3,76 Ni, 0,17 Co, 4,71 Fe, 1,60 S, 0,019 Cl.»</w:t>
+            </w:r>
+          </w:p>
+          <w:p>
+            <w:r>
+              <w:rPr>
+                <w:color w:val="666666"/>
+                <w:sz w:val="18"/>
+              </w:rPr>
+              <w:t xml:space="preserve">ИД ч.1, п. 1.2.2, строка 155 файла</w:t>
             </w:r>
           </w:p>
         </w:tc>
@@ -8144,16 +8294,16 @@
               <w:rPr>
                 <w:i/>
               </w:rPr>
-              <w:t xml:space="preserve">«Мазут М100 на разогрев печи, т ¦  ¦ содержание серы до 3,5 % ¦  ¦ 0,975×3×16×10=468»</w:t>
-            </w:r>
-          </w:p>
-          <w:p>
-            <w:r>
-              <w:rPr>
-                <w:color w:val="666666"/>
-                <w:sz w:val="18"/>
-              </w:rPr>
-              <w:t xml:space="preserve">ИД ч.1, табл. 26, раздел «Обжиг шихты в печи КС», строка 1574 файла</w:t>
+              <w:t xml:space="preserve">«Химический состав, % ¦ 3,76 ¦ 67,76 ¦ 0,17 ¦ 4,71 ¦ 1,60»</w:t>
+            </w:r>
+          </w:p>
+          <w:p>
+            <w:r>
+              <w:rPr>
+                <w:color w:val="666666"/>
+                <w:sz w:val="18"/>
+              </w:rPr>
+              <w:t xml:space="preserve">ИД ч.1, табл. 11, итоговая строка, строка 184 файла</w:t>
             </w:r>
           </w:p>
         </w:tc>
@@ -8167,7 +8317,7 @@
         <w:t xml:space="preserve">На что влияет: </w:t>
       </w:r>
       <w:r>
-        <w:t xml:space="preserve">Норма расхода посчитана из 0,975 т/ч на каждую из 3 горелок, что выше паспортной производительности МГМГ-10 (0,940 т/ч). Либо число горелок/время разогрева, либо паспортная производительность в опросном листе должны быть скорректированы.</w:t>
+        <w:t xml:space="preserve">В итоговой строке табл. 11 Cu 67,76 % — цифра основного варианта; сумма самой таблицы по колонке Cu (2,57+1,88+63,09+0,033) даёт 67,57 %, как в тексте и в табл. 23 поз. 253 (67,567). Итоговую строку табл. 11 надо исправить, чтобы балансы по меди для гидрометаллургии сходились.</w:t>
       </w:r>
     </w:p>
     <w:p>
@@ -8178,7 +8328,7 @@
         <w:t xml:space="preserve">Вопрос Заказчику: </w:t>
       </w:r>
       <w:r>
-        <w:t xml:space="preserve">Подтвердите расход мазута на горелку разогрева: 0,940 т/ч по паспорту МГМГ-10 или 0,975 т/ч, принятые в табл. 26?</w:t>
+        <w:t xml:space="preserve">Подтвердите содержание меди в обжиговой пыли по вспомогательному варианту — 67,57 % (текст, табл. 23), а 67,76 % в итогах табл. 11 — опечатка?</w:t>
       </w:r>
     </w:p>
     <w:p>
@@ -8203,13 +8353,13 @@
         <w:rPr>
           <w:b/>
         </w:rPr>
-        <w:t xml:space="preserve">C-28. </w:t>
-      </w:r>
-      <w:r>
-        <w:rPr>
-          <w:b/>
-        </w:rPr>
-        <w:t xml:space="preserve">Высота расширяющейся части печи: 6450 мм в тексте против 6448 мм в таблице 23</w:t>
+        <w:t xml:space="preserve">C-23. </w:t>
+      </w:r>
+      <w:r>
+        <w:rPr>
+          <w:b/>
+        </w:rPr>
+        <w:t xml:space="preserve">Сера в пыли котла-утилизатора (вспомогательный вариант): 1,43 % в тексте против 2,15 % в таблице 13</w:t>
       </w:r>
     </w:p>
     <w:p>
@@ -8262,16 +8412,16 @@
               <w:rPr>
                 <w:i/>
               </w:rPr>
-              <w:t xml:space="preserve">«Высота расширяющейся части печи 6450 мм»</w:t>
-            </w:r>
-          </w:p>
-          <w:p>
-            <w:r>
-              <w:rPr>
-                <w:color w:val="666666"/>
-                <w:sz w:val="18"/>
-              </w:rPr>
-              <w:t xml:space="preserve">ИД ч.1, разд. 2.3, строка 417 файла</w:t>
+              <w:t xml:space="preserve">«в пылесборнике котла-утилизатора – 2,15 (1,43), одиночного циклона – 2,27 (1,51), электрофильтра: 3,44 (2,29) %»</w:t>
+            </w:r>
+          </w:p>
+          <w:p>
+            <w:r>
+              <w:rPr>
+                <w:color w:val="666666"/>
+                <w:sz w:val="18"/>
+              </w:rPr>
+              <w:t xml:space="preserve">ИД ч.1, п. 1.2.2, строка 156 файла (в скобках — вспомогательный вариант)</w:t>
             </w:r>
           </w:p>
         </w:tc>
@@ -8300,16 +8450,16 @@
               <w:rPr>
                 <w:i/>
               </w:rPr>
-              <w:t xml:space="preserve">«высота расширяющейся части печи ¦ мм ¦ 6448»</w:t>
-            </w:r>
-          </w:p>
-          <w:p>
-            <w:r>
-              <w:rPr>
-                <w:color w:val="666666"/>
-                <w:sz w:val="18"/>
-              </w:rPr>
-              <w:t xml:space="preserve">ИД ч.1, табл. 23, поз. 214, строка 779 файла</w:t>
+              <w:t xml:space="preserve">«Химический состав, % ¦ 3,57 ¦ 69,05 ¦ 0,16 ¦ 4,29 ¦ 2,15 ¦ 0,05»</w:t>
+            </w:r>
+          </w:p>
+          <w:p>
+            <w:r>
+              <w:rPr>
+                <w:color w:val="666666"/>
+                <w:sz w:val="18"/>
+              </w:rPr>
+              <w:t xml:space="preserve">ИД ч.1, табл. 13 (вспомогательный вариант), итоговая строка, строка 212 файла</w:t>
             </w:r>
           </w:p>
         </w:tc>
@@ -8323,7 +8473,7 @@
         <w:t xml:space="preserve">На что влияет: </w:t>
       </w:r>
       <w:r>
-        <w:t xml:space="preserve">Разница 2 мм непринципиальна, но это один и тот же геометрический размер печи КС в двух местах одного документа — в исходных требованиях на печь должна остаться одна цифра.</w:t>
+        <w:t xml:space="preserve">В итогах табл. 13 для вспомогательного варианта S=2,15 % — значение основного варианта; сумма серы по её же строкам 1,38+0,05=1,43 %, как в тексте. Третье значение даёт табл. 23 поз. 285 — 1,494 %. Содержание серы в «грубой» пыли определяет сульфатную нагрузку на выщелачивание.</w:t>
       </w:r>
     </w:p>
     <w:p>
@@ -8334,7 +8484,7 @@
         <w:t xml:space="preserve">Вопрос Заказчику: </w:t>
       </w:r>
       <w:r>
-        <w:t xml:space="preserve">Какую высоту расширяющейся части печи КС фиксировать в исходных требованиях: 6448 или 6450 мм?</w:t>
+        <w:t xml:space="preserve">Какое содержание серы в пыли котла-утилизатора по вспомогательному варианту верно: 1,43 % (текст/суммы табл. 13), 1,494 % (табл. 23) или 2,15 % (итог табл. 13)?</w:t>
       </w:r>
     </w:p>
     <w:p>
@@ -8359,13 +8509,13 @@
         <w:rPr>
           <w:b/>
         </w:rPr>
-        <w:t xml:space="preserve">C-29. </w:t>
-      </w:r>
-      <w:r>
-        <w:rPr>
-          <w:b/>
-        </w:rPr>
-        <w:t xml:space="preserve">Годовая шихта: 107917 т в тексте против 106892 т в балансе (таблица 22)</w:t>
+        <w:t xml:space="preserve">C-24. </w:t>
+      </w:r>
+      <w:r>
+        <w:rPr>
+          <w:b/>
+        </w:rPr>
+        <w:t xml:space="preserve">Влажность кека концентрата после фильтрации: 9-11 % против 10-15 %</w:t>
       </w:r>
     </w:p>
     <w:p>
@@ -8418,16 +8568,16 @@
               <w:rPr>
                 <w:i/>
               </w:rPr>
-              <w:t xml:space="preserve">«годовую производительность по шихте на основе медного концентрата от разделения файнштейна, содержащей помимо концентрата медный кек NNH и цементную медь, равную 107917 т, что соответствует 71952 т меди»</w:t>
-            </w:r>
-          </w:p>
-          <w:p>
-            <w:r>
-              <w:rPr>
-                <w:color w:val="666666"/>
-                <w:sz w:val="18"/>
-              </w:rPr>
-              <w:t xml:space="preserve">ИД ч.1, разд. 2, строка 352 файла</w:t>
+              <w:t xml:space="preserve">«Влажность концентрата, поступающего на обжиг, составляет 9-11 %. Для расчетов принимается среднее значение: 10 %.»</w:t>
+            </w:r>
+          </w:p>
+          <w:p>
+            <w:r>
+              <w:rPr>
+                <w:color w:val="666666"/>
+                <w:sz w:val="18"/>
+              </w:rPr>
+              <w:t xml:space="preserve">ИД ч.1, п. 1.1.1, строка 56 файла</w:t>
             </w:r>
           </w:p>
         </w:tc>
@@ -8456,16 +8606,16 @@
               <w:rPr>
                 <w:i/>
               </w:rPr>
-              <w:t xml:space="preserve">«Итого приход ¦ 106892»</w:t>
-            </w:r>
-          </w:p>
-          <w:p>
-            <w:r>
-              <w:rPr>
-                <w:color w:val="666666"/>
-                <w:sz w:val="18"/>
-              </w:rPr>
-              <w:t xml:space="preserve">ИД ч.1, табл. 22, строка «Итого приход», строка 367 файла</w:t>
+              <w:t xml:space="preserve">«Обезвоженный медный концентрат (кек) с остаточной влажностью 10-15 % с барабанных фильтров разгружается на ленточные конвейеры»</w:t>
+            </w:r>
+          </w:p>
+          <w:p>
+            <w:r>
+              <w:rPr>
+                <w:color w:val="666666"/>
+                <w:sz w:val="18"/>
+              </w:rPr>
+              <w:t xml:space="preserve">ИД ч.1, п. 2.1, строка 357 файла</w:t>
             </w:r>
           </w:p>
         </w:tc>
@@ -8479,7 +8629,7 @@
         <w:t xml:space="preserve">На что влияет: </w:t>
       </w:r>
       <w:r>
-        <w:t xml:space="preserve">107917 т и 71952 т меди включают 1024,6 т концентрата, который перерабатывается в ГМУ без обжига и в шихту не входит; в печь по балансу идёт 106892 т с 71264 т меди. Формулировка «производительность по шихте» с цифрой 107917 вводит в заблуждение при расчёте печи и балансов.</w:t>
+        <w:t xml:space="preserve">Про один и тот же кек с барабанных вакуум-фильтров: п. 1.1.1 и табл. 23 (поз. 47 — 10 %, поз. 70 — 9-11 %) и ТЗ (строка 127 — 10 %) против 10-15 % в п. 2.1. При 15 % влаги тепловой баланс печи и расход тепла на испарение (14 % расхода тепла) существенно уходят от расчёта.</w:t>
       </w:r>
     </w:p>
     <w:p>
@@ -8490,7 +8640,7 @@
         <w:t xml:space="preserve">Вопрос Заказчику: </w:t>
       </w:r>
       <w:r>
-        <w:t xml:space="preserve">Подтвердите: производительность линии обжига по шихте — 106892 т/год (71264 т меди), а 107917 т — весь поток сырья, включая 1025 т мимо печи?</w:t>
+        <w:t xml:space="preserve">Какая гарантируемая влажность кека медного концентрата после барабанных фильтров: 9-11 % (расчёт 10 %) или 10-15 %?</w:t>
       </w:r>
     </w:p>
     <w:p>
@@ -8515,13 +8665,13 @@
         <w:rPr>
           <w:b/>
         </w:rPr>
-        <w:t xml:space="preserve">C-30. </w:t>
-      </w:r>
-      <w:r>
-        <w:rPr>
-          <w:b/>
-        </w:rPr>
-        <w:t xml:space="preserve">Пыль в СКЦ: 14 т/год (таблица 22) не сходится с 1,319 кг/ч (таблица 23)</w:t>
+        <w:t xml:space="preserve">C-25. </w:t>
+      </w:r>
+      <w:r>
+        <w:rPr>
+          <w:b/>
+        </w:rPr>
+        <w:t xml:space="preserve">Запылённость газа после котла-утилизатора: 110-130 против 110-125 г/нм3 в соседних абзацах</w:t>
       </w:r>
     </w:p>
     <w:p>
@@ -8574,16 +8724,16 @@
               <w:rPr>
                 <w:i/>
               </w:rPr>
-              <w:t xml:space="preserve">«Пыль в СКЦ ¦ 14 ¦ 0,013»</w:t>
-            </w:r>
-          </w:p>
-          <w:p>
-            <w:r>
-              <w:rPr>
-                <w:color w:val="666666"/>
-                <w:sz w:val="18"/>
-              </w:rPr>
-              <w:t xml:space="preserve">ИД ч.1, табл. 22, строка 8 (основной вариант), строка 373 файла</w:t>
+              <w:t xml:space="preserve">«Температура газа на выходе из котла составляет 4000С, запыленность – 110-130 г/нм3»</w:t>
+            </w:r>
+          </w:p>
+          <w:p>
+            <w:r>
+              <w:rPr>
+                <w:color w:val="666666"/>
+                <w:sz w:val="18"/>
+              </w:rPr>
+              <w:t xml:space="preserve">ИД ч.1, разд. 2.5, строка 449 файла</w:t>
             </w:r>
           </w:p>
         </w:tc>
@@ -8612,16 +8762,16 @@
               <w:rPr>
                 <w:i/>
               </w:rPr>
-              <w:t xml:space="preserve">«373 ¦ Общее количество ¦ кг/ч ¦ 1,319 ¦ 2,184»</w:t>
-            </w:r>
-          </w:p>
-          <w:p>
-            <w:r>
-              <w:rPr>
-                <w:color w:val="666666"/>
-                <w:sz w:val="18"/>
-              </w:rPr>
-              <w:t xml:space="preserve">ИД ч.1, табл. 23, поз. 373, строка 1121 файла</w:t>
+              <w:t xml:space="preserve">«после чего запыленность газа снижается со 110-125 до 20-35 г/нм3»</w:t>
+            </w:r>
+          </w:p>
+          <w:p>
+            <w:r>
+              <w:rPr>
+                <w:color w:val="666666"/>
+                <w:sz w:val="18"/>
+              </w:rPr>
+              <w:t xml:space="preserve">ИД ч.1, разд. 2.5, строка 454 файла</w:t>
             </w:r>
           </w:p>
         </w:tc>
@@ -8635,7 +8785,7 @@
         <w:t xml:space="preserve">На что влияет: </w:t>
       </w:r>
       <w:r>
-        <w:t xml:space="preserve">1,319 кг/ч × 7920 ч = 10,4 т/год против 14 т/год в балансе; по вспомогательному варианту цифры сходятся (2,184 кг/ч — это 15,04 т/год с коэффициентом запаса 1,15). Значение 1,319 совпадает с потоком пыли котла-утилизатора (поз. 284, т/ч) и похоже на копипаст. Пыль в СКЦ — исходное требование для сернокислотчиков.</w:t>
+        <w:t xml:space="preserve">Один и тот же газ на входе в циклон: 110-130 г/нм3 в описании котла и 110-125 г/нм3 в описании циклона; расчётная табл. 23 (поз. 277) даёт 127,1 г/нм3 — за пределами второго диапазона. Мелочь, но диапазон входит в исходные требования на циклон.</w:t>
       </w:r>
     </w:p>
     <w:p>
@@ -8646,7 +8796,7 @@
         <w:t xml:space="preserve">Вопрос Заказчику: </w:t>
       </w:r>
       <w:r>
-        <w:t xml:space="preserve">Уточните унос пыли в СКЦ по основному варианту: 14 т/год (~2,03 кг/ч с запасом) или 1,319 кг/ч из табл. 23?</w:t>
+        <w:t xml:space="preserve">Уточните запылённость газа на входе в одиночный циклон: 110-130 или 110-125 г/нм3 (расчёт даёт 127,1)?</w:t>
       </w:r>
     </w:p>
     <w:p>
@@ -8671,13 +8821,13 @@
         <w:rPr>
           <w:b/>
         </w:rPr>
-        <w:t xml:space="preserve">C-31. </w:t>
-      </w:r>
-      <w:r>
-        <w:rPr>
-          <w:b/>
-        </w:rPr>
-        <w:t xml:space="preserve">ТЗ: при круглосуточном режиме дни и часы не сходятся (345 дн ≠ 8322 ч; 358 дн ≠ 8585 ч)</w:t>
+        <w:t xml:space="preserve">C-26. </w:t>
+      </w:r>
+      <w:r>
+        <w:rPr>
+          <w:b/>
+        </w:rPr>
+        <w:t xml:space="preserve">Арифметика таблицы 26: 2,2×7920 = 23760 в одной строке и 17424 в другой</w:t>
       </w:r>
     </w:p>
     <w:p>
@@ -8686,7 +8836,7 @@
           <w:color w:val="666666"/>
           <w:sz w:val="20"/>
         </w:rPr>
-        <w:t xml:space="preserve">Лот №2 · Купорос · важность: формальные</w:t>
+        <w:t xml:space="preserve">Лот №1 · Цех обжига · важность: формальные</w:t>
       </w:r>
     </w:p>
     <w:tbl>
@@ -8730,16 +8880,16 @@
               <w:rPr>
                 <w:i/>
               </w:rPr>
-              <w:t xml:space="preserve">«круглосуточный, 345 дней в году, 8322 рабочих часов»</w:t>
-            </w:r>
-          </w:p>
-          <w:p>
-            <w:r>
-              <w:rPr>
-                <w:color w:val="666666"/>
-                <w:sz w:val="18"/>
-              </w:rPr>
-              <w:t xml:space="preserve">ТЗ, п. 4.4 (Лот №2), строка 275 файла</w:t>
+              <w:t xml:space="preserve">«шлюзовый затвор выгрузки пылевого бункера ¦ 1 ¦  ¦  ¦ 380 ¦ 2,2×7920=23760 ¦ 23760/71264=0,333»</w:t>
+            </w:r>
+          </w:p>
+          <w:p>
+            <w:r>
+              <w:rPr>
+                <w:color w:val="666666"/>
+                <w:sz w:val="18"/>
+              </w:rPr>
+              <w:t xml:space="preserve">ИД ч.1, табл. 26, раздел «Очистка газа от пыли в одиночном циклоне», строка 1585 файла</w:t>
             </w:r>
           </w:p>
         </w:tc>
@@ -8768,16 +8918,16 @@
               <w:rPr>
                 <w:i/>
               </w:rPr>
-              <w:t xml:space="preserve">«круглосуточный, 358 дней в году, 8585 рабочих часов»</w:t>
-            </w:r>
-          </w:p>
-          <w:p>
-            <w:r>
-              <w:rPr>
-                <w:color w:val="666666"/>
-                <w:sz w:val="18"/>
-              </w:rPr>
-              <w:t xml:space="preserve">ТЗ, п. 5.3 (Лот №3), строка 356 файла</w:t>
+              <w:t xml:space="preserve">«виброразгружатель ¦ 1 ¦  ¦  ¦ 380 ¦ 2,2×7920=17424 ¦ 17424/71264=0,244»</w:t>
+            </w:r>
+          </w:p>
+          <w:p>
+            <w:r>
+              <w:rPr>
+                <w:color w:val="666666"/>
+                <w:sz w:val="18"/>
+              </w:rPr>
+              <w:t xml:space="preserve">ИД ч.1, табл. 26, раздел «Накопление и бункеровка огарка...», строка 1613 файла</w:t>
             </w:r>
           </w:p>
         </w:tc>
@@ -8791,7 +8941,7 @@
         <w:t xml:space="preserve">На что влияет: </w:t>
       </w:r>
       <w:r>
-        <w:t xml:space="preserve">345×24 = 8280, а не 8322; 358×24 = 8592, а не 8585 (для Цеха обжига 330×24 = 7920 сходится). Часы соответствуют 95 % и 98 % календарного фонда 8760 ч, дни округлены отдельно. Для расчёта производительности оборудования Лотов №2 и №3 нужна одна из двух цифр.</w:t>
+        <w:t xml:space="preserve">Одно и то же произведение 2,2×7920 в одной таблице равно 23760 (неверно, скопировано от затвора котла с 3 кВт) и 17424 (верно). Ошибка тянется в удельный расход (0,333 вместо 0,245) и ставит под сомнение итог электроэнергии 1524392 кВт·ч.</w:t>
       </w:r>
     </w:p>
     <w:p>
@@ -8802,7 +8952,7 @@
         <w:t xml:space="preserve">Вопрос Заказчику: </w:t>
       </w:r>
       <w:r>
-        <w:t xml:space="preserve">Что первично для Лотов №2 и №3 — дни (345/358) или годовые часы (8322/8585), и какую пару значений фиксировать в БИ?</w:t>
+        <w:t xml:space="preserve">Просьба исправить строку затвора циклона в табл. 26 (2,2×7920=17424, удельный 0,245) и пересчитать итог электроэнергии по цеху.</w:t>
       </w:r>
     </w:p>
     <w:p>
@@ -8827,13 +8977,13 @@
         <w:rPr>
           <w:b/>
         </w:rPr>
-        <w:t xml:space="preserve">C-32. </w:t>
-      </w:r>
-      <w:r>
-        <w:rPr>
-          <w:b/>
-        </w:rPr>
-        <w:t xml:space="preserve">Диапазон дымососа 19000-78000: в тексте нм3/час, в таблице — м3/ч</w:t>
+        <w:t xml:space="preserve">C-27. </w:t>
+      </w:r>
+      <w:r>
+        <w:rPr>
+          <w:b/>
+        </w:rPr>
+        <w:t xml:space="preserve">Расход мазута на горелку разогрева 0,975 т/ч превышает паспорт МГМГ-10 (до 940 кг/ч)</w:t>
       </w:r>
     </w:p>
     <w:p>
@@ -8886,16 +9036,16 @@
               <w:rPr>
                 <w:i/>
               </w:rPr>
-              <w:t xml:space="preserve">«в широкой области полных давлений 1650-7800 Па и объемных скоростей 19000-78000 нм3/час»</w:t>
-            </w:r>
-          </w:p>
-          <w:p>
-            <w:r>
-              <w:rPr>
-                <w:color w:val="666666"/>
-                <w:sz w:val="18"/>
-              </w:rPr>
-              <w:t xml:space="preserve">ИД ч.1, разд. 2.5, строка 456 файла</w:t>
+              <w:t xml:space="preserve">«горелки МГМГ-10 производства ООО “Барнаульский завод энергетического оборудования” производительностью по мазуту до 940 кг/час»</w:t>
+            </w:r>
+          </w:p>
+          <w:p>
+            <w:r>
+              <w:rPr>
+                <w:color w:val="666666"/>
+                <w:sz w:val="18"/>
+              </w:rPr>
+              <w:t xml:space="preserve">ИД ч.1, п. 2.4, строка 428 файла</w:t>
             </w:r>
           </w:p>
         </w:tc>
@@ -8924,16 +9074,16 @@
               <w:rPr>
                 <w:i/>
               </w:rPr>
-              <w:t xml:space="preserve">«383 ¦ Диапазон рабочей производительности по перемещаемому газу ¦ м3/ч ¦ 19000-78000»</w:t>
-            </w:r>
-          </w:p>
-          <w:p>
-            <w:r>
-              <w:rPr>
-                <w:color w:val="666666"/>
-                <w:sz w:val="18"/>
-              </w:rPr>
-              <w:t xml:space="preserve">ИД ч.1, табл. 23, поз. 383, строка 1152 файла</w:t>
+              <w:t xml:space="preserve">«Мазут М100 на разогрев печи, т ¦  ¦ содержание серы до 3,5 % ¦  ¦ 0,975×3×16×10=468»</w:t>
+            </w:r>
+          </w:p>
+          <w:p>
+            <w:r>
+              <w:rPr>
+                <w:color w:val="666666"/>
+                <w:sz w:val="18"/>
+              </w:rPr>
+              <w:t xml:space="preserve">ИД ч.1, табл. 26, раздел «Обжиг шихты в печи КС», строка 1574 файла</w:t>
             </w:r>
           </w:p>
         </w:tc>
@@ -8947,7 +9097,7 @@
         <w:t xml:space="preserve">На что влияет: </w:t>
       </w:r>
       <w:r>
-        <w:t xml:space="preserve">Один и тот же каталожный диапазон дымососа ДН-15БНЖ приведён с разными единицами: нормальные и рабочие кубометры при ~390 °C различаются в ~2,4 раза. От единиц зависит, проходит ли дымосос по производительности с запасом или впритык.</w:t>
+        <w:t xml:space="preserve">Норма расхода посчитана из 0,975 т/ч на каждую из 3 горелок, что выше паспортной производительности МГМГ-10 (0,940 т/ч). Либо число горелок/время разогрева, либо паспортная производительность в опросном листе должны быть скорректированы.</w:t>
       </w:r>
     </w:p>
     <w:p>
@@ -8958,7 +9108,7 @@
         <w:t xml:space="preserve">Вопрос Заказчику: </w:t>
       </w:r>
       <w:r>
-        <w:t xml:space="preserve">В каких единицах указан каталожный диапазон дымососа ДН-15БНЖ (19000-78000) — нм3/час или рабочих м3/ч?</w:t>
+        <w:t xml:space="preserve">Подтвердите расход мазута на горелку разогрева: 0,940 т/ч по паспорту МГМГ-10 или 0,975 т/ч, принятые в табл. 26?</w:t>
       </w:r>
     </w:p>
     <w:p>
@@ -8983,13 +9133,13 @@
         <w:rPr>
           <w:b/>
         </w:rPr>
-        <w:t xml:space="preserve">C-33. </w:t>
-      </w:r>
-      <w:r>
-        <w:rPr>
-          <w:b/>
-        </w:rPr>
-        <w:t xml:space="preserve">Таблица 26: в графе кВт·ч для конвейеров стоят числа производительностей м3/ч из таблицы 23</w:t>
+        <w:t xml:space="preserve">C-28. </w:t>
+      </w:r>
+      <w:r>
+        <w:rPr>
+          <w:b/>
+        </w:rPr>
+        <w:t xml:space="preserve">Высота расширяющейся части печи: 6450 мм в тексте против 6448 мм в таблице 23</w:t>
       </w:r>
     </w:p>
     <w:p>
@@ -9042,16 +9192,16 @@
               <w:rPr>
                 <w:i/>
               </w:rPr>
-              <w:t xml:space="preserve">«109 ¦ Производительность транспортера ¦ м3/ч ¦ до 18,4»</w:t>
-            </w:r>
-          </w:p>
-          <w:p>
-            <w:r>
-              <w:rPr>
-                <w:color w:val="666666"/>
-                <w:sz w:val="18"/>
-              </w:rPr>
-              <w:t xml:space="preserve">ИД ч.1, табл. 23, поз. 109 (конвейер УКВ-320-Ц-60), строка 661 файла</w:t>
+              <w:t xml:space="preserve">«Высота расширяющейся части печи 6450 мм»</w:t>
+            </w:r>
+          </w:p>
+          <w:p>
+            <w:r>
+              <w:rPr>
+                <w:color w:val="666666"/>
+                <w:sz w:val="18"/>
+              </w:rPr>
+              <w:t xml:space="preserve">ИД ч.1, разд. 2.3, строка 417 файла</w:t>
             </w:r>
           </w:p>
         </w:tc>
@@ -9080,16 +9230,16 @@
               <w:rPr>
                 <w:i/>
               </w:rPr>
-              <w:t xml:space="preserve">«конвейер УКВ-320-Ц-60 ¦ 1 ¦  ¦  ¦ 380 ¦ 18,4×7920=145728»</w:t>
-            </w:r>
-          </w:p>
-          <w:p>
-            <w:r>
-              <w:rPr>
-                <w:color w:val="666666"/>
-                <w:sz w:val="18"/>
-              </w:rPr>
-              <w:t xml:space="preserve">ИД ч.1, табл. 26, раздел «Бункеровка медного концентрата» (графа «Электричество по основным аппаратам, кВт·час»), строка 1541 файла</w:t>
+              <w:t xml:space="preserve">«высота расширяющейся части печи ¦ мм ¦ 6448»</w:t>
+            </w:r>
+          </w:p>
+          <w:p>
+            <w:r>
+              <w:rPr>
+                <w:color w:val="666666"/>
+                <w:sz w:val="18"/>
+              </w:rPr>
+              <w:t xml:space="preserve">ИД ч.1, табл. 23, поз. 214, строка 779 файла</w:t>
             </w:r>
           </w:p>
         </w:tc>
@@ -9103,7 +9253,7 @@
         <w:t xml:space="preserve">На что влияет: </w:t>
       </w:r>
       <w:r>
-        <w:t xml:space="preserve">Для всех четырёх конвейеров множитель в расчёте электроэнергии совпадает с производительностью в м3/ч из табл. 23 (18,4; 5,4 — строки 679/1546; 3,4 — 697/1551; 30 — 743/1562), то есть м3/ч, похоже, использованы как кВт. Годовой расход электроэнергии цеха может быть завышен/искажён.</w:t>
+        <w:t xml:space="preserve">Разница 2 мм непринципиальна, но это один и тот же геометрический размер печи КС в двух местах одного документа — в исходных требованиях на печь должна остаться одна цифра.</w:t>
       </w:r>
     </w:p>
     <w:p>
@@ -9114,7 +9264,7 @@
         <w:t xml:space="preserve">Вопрос Заказчику: </w:t>
       </w:r>
       <w:r>
-        <w:t xml:space="preserve">Уточните установленные мощности (кВт) винтовых конвейеров УКВ в табл. 26 — числа совпадают с их производительностями в м3/ч из табл. 23.</w:t>
+        <w:t xml:space="preserve">Какую высоту расширяющейся части печи КС фиксировать в исходных требованиях: 6448 или 6450 мм?</w:t>
       </w:r>
     </w:p>
     <w:p>
@@ -9139,13 +9289,13 @@
         <w:rPr>
           <w:b/>
         </w:rPr>
-        <w:t xml:space="preserve">C-34. </w:t>
-      </w:r>
-      <w:r>
-        <w:rPr>
-          <w:b/>
-        </w:rPr>
-        <w:t xml:space="preserve">«HATH International» против «HATCH» (и «проекта ОВЭ 150» при шифре ОВЭ-75)</w:t>
+        <w:t xml:space="preserve">C-29. </w:t>
+      </w:r>
+      <w:r>
+        <w:rPr>
+          <w:b/>
+        </w:rPr>
+        <w:t xml:space="preserve">Годовая шихта: 107917 т в тексте против 106892 т в балансе (таблица 22)</w:t>
       </w:r>
     </w:p>
     <w:p>
@@ -9198,16 +9348,16 @@
               <w:rPr>
                 <w:i/>
               </w:rPr>
-              <w:t xml:space="preserve">«спроектирована специалистами инжиниринг-консалтинговой компанией HATCH»</w:t>
-            </w:r>
-          </w:p>
-          <w:p>
-            <w:r>
-              <w:rPr>
-                <w:color w:val="666666"/>
-                <w:sz w:val="18"/>
-              </w:rPr>
-              <w:t xml:space="preserve">ИД ч.1, разд. 2.3, строка 415 файла</w:t>
+              <w:t xml:space="preserve">«годовую производительность по шихте на основе медного концентрата от разделения файнштейна, содержащей помимо концентрата медный кек NNH и цементную медь, равную 107917 т, что соответствует 71952 т меди»</w:t>
+            </w:r>
+          </w:p>
+          <w:p>
+            <w:r>
+              <w:rPr>
+                <w:color w:val="666666"/>
+                <w:sz w:val="18"/>
+              </w:rPr>
+              <w:t xml:space="preserve">ИД ч.1, разд. 2, строка 352 файла</w:t>
             </w:r>
           </w:p>
         </w:tc>
@@ -9236,16 +9386,16 @@
               <w:rPr>
                 <w:i/>
               </w:rPr>
-              <w:t xml:space="preserve">«согласно рекомендациям специалистов компании HATH International, утвержденным рабочей группой проекта ОВЭ 150»</w:t>
-            </w:r>
-          </w:p>
-          <w:p>
-            <w:r>
-              <w:rPr>
-                <w:color w:val="666666"/>
-                <w:sz w:val="18"/>
-              </w:rPr>
-              <w:t xml:space="preserve">ИД ч.1, разд. 6, строка 1496 файла</w:t>
+              <w:t xml:space="preserve">«Итого приход ¦ 106892»</w:t>
+            </w:r>
+          </w:p>
+          <w:p>
+            <w:r>
+              <w:rPr>
+                <w:color w:val="666666"/>
+                <w:sz w:val="18"/>
+              </w:rPr>
+              <w:t xml:space="preserve">ИД ч.1, табл. 22, строка «Итого приход», строка 367 файла</w:t>
             </w:r>
           </w:p>
         </w:tc>
@@ -9259,7 +9409,7 @@
         <w:t xml:space="preserve">На что влияет: </w:t>
       </w:r>
       <w:r>
-        <w:t xml:space="preserve">Разработчик печи в одном месте — HATCH, в другом — «HATH International» (при этом шифр отчёта в той же фразе — OVE-D-HATCH-PM-REP-00003-R). Там же простои обоснованы рекомендациями «проекта ОВЭ 150» — уточнить, ссылка ли это на прежний проект ОВЭ-150 или опечатка вместо ОВЭ-75: от этого зависит применимость нормативов простоев 336/510 ч.</w:t>
+        <w:t xml:space="preserve">107917 т и 71952 т меди включают 1024,6 т концентрата, который перерабатывается в ГМУ без обжига и в шихту не входит; в печь по балансу идёт 106892 т с 71264 т меди. Формулировка «производительность по шихте» с цифрой 107917 вводит в заблуждение при расчёте печи и балансов.</w:t>
       </w:r>
     </w:p>
     <w:p>
@@ -9270,7 +9420,7 @@
         <w:t xml:space="preserve">Вопрос Заказчику: </w:t>
       </w:r>
       <w:r>
-        <w:t xml:space="preserve">Подтвердите написание компании (HATCH) и применимость к ОВЭ-75 рекомендаций по простоям из отчёта OVE-D-HATCH-PM-REP-00003-R, выпущенного для «ОВЭ 150».</w:t>
+        <w:t xml:space="preserve">Подтвердите: производительность линии обжига по шихте — 106892 т/год (71264 т меди), а 107917 т — весь поток сырья, включая 1025 т мимо печи?</w:t>
       </w:r>
     </w:p>
     <w:p>
@@ -9295,13 +9445,13 @@
         <w:rPr>
           <w:b/>
         </w:rPr>
-        <w:t xml:space="preserve">C-35. </w:t>
-      </w:r>
-      <w:r>
-        <w:rPr>
-          <w:b/>
-        </w:rPr>
-        <w:t xml:space="preserve">«Обжиговая медь» вместо обжиговой пыли в перечне оборотных материалов</w:t>
+        <w:t xml:space="preserve">C-30. </w:t>
+      </w:r>
+      <w:r>
+        <w:rPr>
+          <w:b/>
+        </w:rPr>
+        <w:t xml:space="preserve">Пыль в СКЦ: 14 т/год (таблица 22) не сходится с 1,319 кг/ч (таблица 23)</w:t>
       </w:r>
     </w:p>
     <w:p>
@@ -9354,16 +9504,16 @@
               <w:rPr>
                 <w:i/>
               </w:rPr>
-              <w:t xml:space="preserve">«Бункеровка оборотных материалов (огарок для запуска печи и пыль, собираемая в пылесборнике электрофильтра)»</w:t>
-            </w:r>
-          </w:p>
-          <w:p>
-            <w:r>
-              <w:rPr>
-                <w:color w:val="666666"/>
-                <w:sz w:val="18"/>
-              </w:rPr>
-              <w:t xml:space="preserve">ИД ч.1, табл. 23, заголовок раздела, строка 700 файла</w:t>
+              <w:t xml:space="preserve">«Пыль в СКЦ ¦ 14 ¦ 0,013»</w:t>
+            </w:r>
+          </w:p>
+          <w:p>
+            <w:r>
+              <w:rPr>
+                <w:color w:val="666666"/>
+                <w:sz w:val="18"/>
+              </w:rPr>
+              <w:t xml:space="preserve">ИД ч.1, табл. 22, строка 8 (основной вариант), строка 373 файла</w:t>
             </w:r>
           </w:p>
         </w:tc>
@@ -9392,16 +9542,16 @@
               <w:rPr>
                 <w:i/>
               </w:rPr>
-              <w:t xml:space="preserve">«- линия оборотных материалов (огарок / обжиговая медь):»</w:t>
-            </w:r>
-          </w:p>
-          <w:p>
-            <w:r>
-              <w:rPr>
-                <w:color w:val="666666"/>
-                <w:sz w:val="18"/>
-              </w:rPr>
-              <w:t xml:space="preserve">ИД ч.1, разд. 5 (НЗП), строка 1364 файла</w:t>
+              <w:t xml:space="preserve">«373 ¦ Общее количество ¦ кг/ч ¦ 1,319 ¦ 2,184»</w:t>
+            </w:r>
+          </w:p>
+          <w:p>
+            <w:r>
+              <w:rPr>
+                <w:color w:val="666666"/>
+                <w:sz w:val="18"/>
+              </w:rPr>
+              <w:t xml:space="preserve">ИД ч.1, табл. 23, поз. 373, строка 1121 файла</w:t>
             </w:r>
           </w:p>
         </w:tc>
@@ -9415,7 +9565,7 @@
         <w:t xml:space="preserve">На что влияет: </w:t>
       </w:r>
       <w:r>
-        <w:t xml:space="preserve">Продукта «обжиговая медь» в технологии нет: оборотные материалы — огарок и обжиговая пыль электрофильтра. Опечатка в перечне НЗП может быть прочитана как отдельный продукт при расчёте незавершённого производства.</w:t>
+        <w:t xml:space="preserve">1,319 кг/ч × 7920 ч = 10,4 т/год против 14 т/год в балансе; по вспомогательному варианту цифры сходятся (2,184 кг/ч — это 15,04 т/год с коэффициентом запаса 1,15). Значение 1,319 совпадает с потоком пыли котла-утилизатора (поз. 284, т/ч) и похоже на копипаст. Пыль в СКЦ — исходное требование для сернокислотчиков.</w:t>
       </w:r>
     </w:p>
     <w:p>
@@ -9426,7 +9576,7 @@
         <w:t xml:space="preserve">Вопрос Заказчику: </w:t>
       </w:r>
       <w:r>
-        <w:t xml:space="preserve">Подтвердите, что в перечне НЗП «обжиговая медь» следует читать как «обжиговая пыль» (пыль электрофильтра).</w:t>
+        <w:t xml:space="preserve">Уточните унос пыли в СКЦ по основному варианту: 14 т/год (~2,03 кг/ч с запасом) или 1,319 кг/ч из табл. 23?</w:t>
       </w:r>
     </w:p>
     <w:p>
@@ -9451,13 +9601,13 @@
         <w:rPr>
           <w:b/>
         </w:rPr>
-        <w:t xml:space="preserve">C-36. </w:t>
-      </w:r>
-      <w:r>
-        <w:rPr>
-          <w:b/>
-        </w:rPr>
-        <w:t xml:space="preserve">В ИД ч.1 отсутствует таблица 7: нумерация перескакивает с 6 на 8</w:t>
+        <w:t xml:space="preserve">C-31. </w:t>
+      </w:r>
+      <w:r>
+        <w:rPr>
+          <w:b/>
+        </w:rPr>
+        <w:t xml:space="preserve">ТЗ: при круглосуточном режиме дни и часы не сходятся (345 дн ≠ 8322 ч; 358 дн ≠ 8585 ч)</w:t>
       </w:r>
     </w:p>
     <w:p>
@@ -9466,7 +9616,7 @@
           <w:color w:val="666666"/>
           <w:sz w:val="20"/>
         </w:rPr>
-        <w:t xml:space="preserve">Лот №1 · Цех обжига · важность: формальные</w:t>
+        <w:t xml:space="preserve">Лот №2 · Купорос · важность: формальные</w:t>
       </w:r>
     </w:p>
     <w:tbl>
@@ -9510,16 +9660,16 @@
               <w:rPr>
                 <w:i/>
               </w:rPr>
-              <w:t xml:space="preserve">«Таблица 6 – Гранулометрический состав цементной меди»</w:t>
-            </w:r>
-          </w:p>
-          <w:p>
-            <w:r>
-              <w:rPr>
-                <w:color w:val="666666"/>
-                <w:sz w:val="18"/>
-              </w:rPr>
-              <w:t xml:space="preserve">ИД ч.1, п. 1.1.3, строка 116 файла</w:t>
+              <w:t xml:space="preserve">«круглосуточный, 345 дней в году, 8322 рабочих часов»</w:t>
+            </w:r>
+          </w:p>
+          <w:p>
+            <w:r>
+              <w:rPr>
+                <w:color w:val="666666"/>
+                <w:sz w:val="18"/>
+              </w:rPr>
+              <w:t xml:space="preserve">ТЗ, п. 4.4 (Лот №2), строка 275 файла</w:t>
             </w:r>
           </w:p>
         </w:tc>
@@ -9548,16 +9698,16 @@
               <w:rPr>
                 <w:i/>
               </w:rPr>
-              <w:t xml:space="preserve">«Таблица 8 – Рациональный (вещественный) состав огарка»</w:t>
-            </w:r>
-          </w:p>
-          <w:p>
-            <w:r>
-              <w:rPr>
-                <w:color w:val="666666"/>
-                <w:sz w:val="18"/>
-              </w:rPr>
-              <w:t xml:space="preserve">ИД ч.1, п. 1.2.1, строка 129 файла</w:t>
+              <w:t xml:space="preserve">«круглосуточный, 358 дней в году, 8585 рабочих часов»</w:t>
+            </w:r>
+          </w:p>
+          <w:p>
+            <w:r>
+              <w:rPr>
+                <w:color w:val="666666"/>
+                <w:sz w:val="18"/>
+              </w:rPr>
+              <w:t xml:space="preserve">ТЗ, п. 5.3 (Лот №3), строка 356 файла</w:t>
             </w:r>
           </w:p>
         </w:tc>
@@ -9571,7 +9721,7 @@
         <w:t xml:space="preserve">На что влияет: </w:t>
       </w:r>
       <w:r>
-        <w:t xml:space="preserve">Таблицы 7 в документе нет, ссылок на неё тоже (проверено поиском). Непонятно, пропущен только номер или выпала целая таблица (например, состав шихты между сырьём и огарком) — надо восстановить или перенумеровать.</w:t>
+        <w:t xml:space="preserve">345×24 = 8280, а не 8322; 358×24 = 8592, а не 8585 (для Цеха обжига 330×24 = 7920 сходится). Часы соответствуют 95 % и 98 % календарного фонда 8760 ч, дни округлены отдельно. Для расчёта производительности оборудования Лотов №2 и №3 нужна одна из двух цифр.</w:t>
       </w:r>
     </w:p>
     <w:p>
@@ -9582,7 +9732,7 @@
         <w:t xml:space="preserve">Вопрос Заказчику: </w:t>
       </w:r>
       <w:r>
-        <w:t xml:space="preserve">Пропущена ли в ИД ч.1 таблица 7 по содержанию (какая?) или это сбой нумерации, который следует устранить?</w:t>
+        <w:t xml:space="preserve">Что первично для Лотов №2 и №3 — дни (345/358) или годовые часы (8322/8585), и какую пару значений фиксировать в БИ?</w:t>
       </w:r>
     </w:p>
     <w:p>
@@ -9607,13 +9757,13 @@
         <w:rPr>
           <w:b/>
         </w:rPr>
-        <w:t xml:space="preserve">C-37. </w:t>
-      </w:r>
-      <w:r>
-        <w:rPr>
-          <w:b/>
-        </w:rPr>
-        <w:t xml:space="preserve">Ссылка «состав продувочной воды приведён в п. 1.3.10» — в п. 1.3.10 состава нет</w:t>
+        <w:t xml:space="preserve">C-32. </w:t>
+      </w:r>
+      <w:r>
+        <w:rPr>
+          <w:b/>
+        </w:rPr>
+        <w:t xml:space="preserve">Диапазон дымососа 19000-78000: в тексте нм3/час, в таблице — м3/ч</w:t>
       </w:r>
     </w:p>
     <w:p>
@@ -9666,16 +9816,16 @@
               <w:rPr>
                 <w:i/>
               </w:rPr>
-              <w:t xml:space="preserve">«Состав продувочной воды приведен в п.1.3.10.»</w:t>
-            </w:r>
-          </w:p>
-          <w:p>
-            <w:r>
-              <w:rPr>
-                <w:color w:val="666666"/>
-                <w:sz w:val="18"/>
-              </w:rPr>
-              <w:t xml:space="preserve">ИД ч.1, разд. 2.5, строка 452 файла</w:t>
+              <w:t xml:space="preserve">«в широкой области полных давлений 1650-7800 Па и объемных скоростей 19000-78000 нм3/час»</w:t>
+            </w:r>
+          </w:p>
+          <w:p>
+            <w:r>
+              <w:rPr>
+                <w:color w:val="666666"/>
+                <w:sz w:val="18"/>
+              </w:rPr>
+              <w:t xml:space="preserve">ИД ч.1, разд. 2.5, строка 456 файла</w:t>
             </w:r>
           </w:p>
         </w:tc>
@@ -9704,16 +9854,16 @@
               <w:rPr>
                 <w:i/>
               </w:rPr>
-              <w:t xml:space="preserve">«1.3.10 Вода»</w:t>
-            </w:r>
-          </w:p>
-          <w:p>
-            <w:r>
-              <w:rPr>
-                <w:color w:val="666666"/>
-                <w:sz w:val="18"/>
-              </w:rPr>
-              <w:t xml:space="preserve">ИД ч.1, п. 1.3.10 (заголовок), строка 344 файла</w:t>
+              <w:t xml:space="preserve">«383 ¦ Диапазон рабочей производительности по перемещаемому газу ¦ м3/ч ¦ 19000-78000»</w:t>
+            </w:r>
+          </w:p>
+          <w:p>
+            <w:r>
+              <w:rPr>
+                <w:color w:val="666666"/>
+                <w:sz w:val="18"/>
+              </w:rPr>
+              <w:t xml:space="preserve">ИД ч.1, табл. 23, поз. 383, строка 1152 файла</w:t>
             </w:r>
           </w:p>
         </w:tc>
@@ -9727,7 +9877,7 @@
         <w:t xml:space="preserve">На что влияет: </w:t>
       </w:r>
       <w:r>
-        <w:t xml:space="preserve">П. 1.3.10 описывает оборотную воду и требования к подпиточной воде котла (жёсткость, кислород, pH, нефтепродукты), состава продувочной воды там нет. Ссылка битая; состав продувки нужен для проектирования утилизации стоков.</w:t>
+        <w:t xml:space="preserve">Один и тот же каталожный диапазон дымососа ДН-15БНЖ приведён с разными единицами: нормальные и рабочие кубометры при ~390 °C различаются в ~2,4 раза. От единиц зависит, проходит ли дымосос по производительности с запасом или впритык.</w:t>
       </w:r>
     </w:p>
     <w:p>
@@ -9738,7 +9888,7 @@
         <w:t xml:space="preserve">Вопрос Заказчику: </w:t>
       </w:r>
       <w:r>
-        <w:t xml:space="preserve">Приведите состав продувочной воды котла-утилизатора или исправьте ссылку п. 2.5 на действительный пункт.</w:t>
+        <w:t xml:space="preserve">В каких единицах указан каталожный диапазон дымососа ДН-15БНЖ (19000-78000) — нм3/час или рабочих м3/ч?</w:t>
       </w:r>
     </w:p>
     <w:p>
@@ -9763,13 +9913,13 @@
         <w:rPr>
           <w:b/>
         </w:rPr>
-        <w:t xml:space="preserve">C-56. </w:t>
-      </w:r>
-      <w:r>
-        <w:rPr>
-          <w:b/>
-        </w:rPr>
-        <w:t xml:space="preserve">Битая ссылка: фильтр-прессы песков названы «поз. 1.1.29» вместо 4.1.29</w:t>
+        <w:t xml:space="preserve">C-33. </w:t>
+      </w:r>
+      <w:r>
+        <w:rPr>
+          <w:b/>
+        </w:rPr>
+        <w:t xml:space="preserve">Таблица 26: в графе кВт·ч для конвейеров стоят числа производительностей м3/ч из таблицы 23</w:t>
       </w:r>
     </w:p>
     <w:p>
@@ -9778,7 +9928,7 @@
           <w:color w:val="666666"/>
           <w:sz w:val="20"/>
         </w:rPr>
-        <w:t xml:space="preserve">общий / стык · важность: формальные</w:t>
+        <w:t xml:space="preserve">Лот №1 · Цех обжига · важность: формальные</w:t>
       </w:r>
     </w:p>
     <w:tbl>
@@ -9822,16 +9972,16 @@
               <w:rPr>
                 <w:i/>
               </w:rPr>
-              <w:t xml:space="preserve">«Пески сгустителя через промежуточный сборник (на рис. 4.1 не показан) передаются на фильтрацию и промывку на фильтр-прессы поз. 1.1.29…»</w:t>
-            </w:r>
-          </w:p>
-          <w:p>
-            <w:r>
-              <w:rPr>
-                <w:color w:val="666666"/>
-                <w:sz w:val="18"/>
-              </w:rPr>
-              <w:t xml:space="preserve">ИД ч.2, разд. 4.1.1, строка 449</w:t>
+              <w:t xml:space="preserve">«109 ¦ Производительность транспортера ¦ м3/ч ¦ до 18,4»</w:t>
+            </w:r>
+          </w:p>
+          <w:p>
+            <w:r>
+              <w:rPr>
+                <w:color w:val="666666"/>
+                <w:sz w:val="18"/>
+              </w:rPr>
+              <w:t xml:space="preserve">ИД ч.1, табл. 23, поз. 109 (конвейер УКВ-320-Ц-60), строка 661 файла</w:t>
             </w:r>
           </w:p>
         </w:tc>
@@ -9860,16 +10010,16 @@
               <w:rPr>
                 <w:i/>
               </w:rPr>
-              <w:t xml:space="preserve">«Кек выгрузки фильтр-прессов поз. 4.1.29 передается на передел флотации…»</w:t>
-            </w:r>
-          </w:p>
-          <w:p>
-            <w:r>
-              <w:rPr>
-                <w:color w:val="666666"/>
-                <w:sz w:val="18"/>
-              </w:rPr>
-              <w:t xml:space="preserve">ИД ч.2, разд. 4.1.1, строка 451</w:t>
+              <w:t xml:space="preserve">«конвейер УКВ-320-Ц-60 ¦ 1 ¦  ¦  ¦ 380 ¦ 18,4×7920=145728»</w:t>
+            </w:r>
+          </w:p>
+          <w:p>
+            <w:r>
+              <w:rPr>
+                <w:color w:val="666666"/>
+                <w:sz w:val="18"/>
+              </w:rPr>
+              <w:t xml:space="preserve">ИД ч.1, табл. 26, раздел «Бункеровка медного концентрата» (графа «Электричество по основным аппаратам, кВт·час»), строка 1541 файла</w:t>
             </w:r>
           </w:p>
         </w:tc>
@@ -9883,7 +10033,7 @@
         <w:t xml:space="preserve">На что влияет: </w:t>
       </w:r>
       <w:r>
-        <w:t xml:space="preserve">Позиции 1.1.29 не существует — опечатка от 4.1.29 (первая цифра).</w:t>
+        <w:t xml:space="preserve">Для всех четырёх конвейеров множитель в расчёте электроэнергии совпадает с производительностью в м3/ч из табл. 23 (18,4; 5,4 — строки 679/1546; 3,4 — 697/1551; 30 — 743/1562), то есть м3/ч, похоже, использованы как кВт. Годовой расход электроэнергии цеха может быть завышен/искажён.</w:t>
       </w:r>
     </w:p>
     <w:p>
@@ -9894,7 +10044,7 @@
         <w:t xml:space="preserve">Вопрос Заказчику: </w:t>
       </w:r>
       <w:r>
-        <w:t xml:space="preserve">Поправить на 4.1.29.</w:t>
+        <w:t xml:space="preserve">Уточните установленные мощности (кВт) винтовых конвейеров УКВ в табл. 26 — числа совпадают с их производительностями в м3/ч из табл. 23.</w:t>
       </w:r>
     </w:p>
     <w:p>
@@ -9919,13 +10069,13 @@
         <w:rPr>
           <w:b/>
         </w:rPr>
-        <w:t xml:space="preserve">C-57. </w:t>
-      </w:r>
-      <w:r>
-        <w:rPr>
-          <w:b/>
-        </w:rPr>
-        <w:t xml:space="preserve">Опечатка в номере позиции: «поз. 4,1.22» (запятая) вместо 4.1.22</w:t>
+        <w:t xml:space="preserve">C-34. </w:t>
+      </w:r>
+      <w:r>
+        <w:rPr>
+          <w:b/>
+        </w:rPr>
+        <w:t xml:space="preserve">«HATH International» против «HATCH» (и «проекта ОВЭ 150» при шифре ОВЭ-75)</w:t>
       </w:r>
     </w:p>
     <w:p>
@@ -9934,7 +10084,7 @@
           <w:color w:val="666666"/>
           <w:sz w:val="20"/>
         </w:rPr>
-        <w:t xml:space="preserve">Лот №2 · Купорос · важность: формальные</w:t>
+        <w:t xml:space="preserve">Лот №1 · Цех обжига · важность: формальные</w:t>
       </w:r>
     </w:p>
     <w:tbl>
@@ -9978,16 +10128,16 @@
               <w:rPr>
                 <w:i/>
               </w:rPr>
-              <w:t xml:space="preserve">«Смешанный купорос для удаления кислоты и микропримесей промывается в центрифуге первичным раствором, поступающим из бака поз. 4,1.22…»</w:t>
-            </w:r>
-          </w:p>
-          <w:p>
-            <w:r>
-              <w:rPr>
-                <w:color w:val="666666"/>
-                <w:sz w:val="18"/>
-              </w:rPr>
-              <w:t xml:space="preserve">ИД ч.2, разд. 4.1.1, строка 455</w:t>
+              <w:t xml:space="preserve">«спроектирована специалистами инжиниринг-консалтинговой компанией HATCH»</w:t>
+            </w:r>
+          </w:p>
+          <w:p>
+            <w:r>
+              <w:rPr>
+                <w:color w:val="666666"/>
+                <w:sz w:val="18"/>
+              </w:rPr>
+              <w:t xml:space="preserve">ИД ч.1, разд. 2.3, строка 415 файла</w:t>
             </w:r>
           </w:p>
         </w:tc>
@@ -10016,16 +10166,16 @@
               <w:rPr>
                 <w:i/>
               </w:rPr>
-              <w:t xml:space="preserve">«Часть чистого фильтрата из промежуточной емкости поз. 4.1.19 через бак поз. 4.1.22 поступает в выносной теплообменник первой ступени вакуумной кристаллизации медного купороса…»</w:t>
-            </w:r>
-          </w:p>
-          <w:p>
-            <w:r>
-              <w:rPr>
-                <w:color w:val="666666"/>
-                <w:sz w:val="18"/>
-              </w:rPr>
-              <w:t xml:space="preserve">ИД ч.2, разд. 4.1.1, строка 452 (также «из бака поз. 4.1.22», строка 477)</w:t>
+              <w:t xml:space="preserve">«согласно рекомендациям специалистов компании HATH International, утвержденным рабочей группой проекта ОВЭ 150»</w:t>
+            </w:r>
+          </w:p>
+          <w:p>
+            <w:r>
+              <w:rPr>
+                <w:color w:val="666666"/>
+                <w:sz w:val="18"/>
+              </w:rPr>
+              <w:t xml:space="preserve">ИД ч.1, разд. 6, строка 1496 файла</w:t>
             </w:r>
           </w:p>
         </w:tc>
@@ -10039,7 +10189,7 @@
         <w:t xml:space="preserve">На что влияет: </w:t>
       </w:r>
       <w:r>
-        <w:t xml:space="preserve">Запятая вместо точки в номере позиции; при автоматическом разборе спецификаций ссылка теряется.</w:t>
+        <w:t xml:space="preserve">Разработчик печи в одном месте — HATCH, в другом — «HATH International» (при этом шифр отчёта в той же фразе — OVE-D-HATCH-PM-REP-00003-R). Там же простои обоснованы рекомендациями «проекта ОВЭ 150» — уточнить, ссылка ли это на прежний проект ОВЭ-150 или опечатка вместо ОВЭ-75: от этого зависит применимость нормативов простоев 336/510 ч.</w:t>
       </w:r>
     </w:p>
     <w:p>
@@ -10050,7 +10200,7 @@
         <w:t xml:space="preserve">Вопрос Заказчику: </w:t>
       </w:r>
       <w:r>
-        <w:t xml:space="preserve">Поправить на 4.1.22.</w:t>
+        <w:t xml:space="preserve">Подтвердите написание компании (HATCH) и применимость к ОВЭ-75 рекомендаций по простоям из отчёта OVE-D-HATCH-PM-REP-00003-R, выпущенного для «ОВЭ 150».</w:t>
       </w:r>
     </w:p>
     <w:p>
@@ -10075,13 +10225,13 @@
         <w:rPr>
           <w:b/>
         </w:rPr>
-        <w:t xml:space="preserve">C-58. </w:t>
-      </w:r>
-      <w:r>
-        <w:rPr>
-          <w:b/>
-        </w:rPr>
-        <w:t xml:space="preserve">Таблица 1.1 катодной меди: в заголовке и тексте ГОСТ 859-2014, в шапке той же таблицы — ГОСТ 859-2001</w:t>
+        <w:t xml:space="preserve">C-35. </w:t>
+      </w:r>
+      <w:r>
+        <w:rPr>
+          <w:b/>
+        </w:rPr>
+        <w:t xml:space="preserve">«Обжиговая медь» вместо обжиговой пыли в перечне оборотных материалов</w:t>
       </w:r>
     </w:p>
     <w:p>
@@ -10090,7 +10240,7 @@
           <w:color w:val="666666"/>
           <w:sz w:val="20"/>
         </w:rPr>
-        <w:t xml:space="preserve">Лот №3 · Электроэкстракция · важность: формальные</w:t>
+        <w:t xml:space="preserve">Лот №1 · Цех обжига · важность: формальные</w:t>
       </w:r>
     </w:p>
     <w:tbl>
@@ -10134,16 +10284,16 @@
               <w:rPr>
                 <w:i/>
               </w:rPr>
-              <w:t xml:space="preserve">«Таблица 1.1 – Требования ГОСТ 859-2014 и ожидаемый химический состав катодной меди, %»</w:t>
-            </w:r>
-          </w:p>
-          <w:p>
-            <w:r>
-              <w:rPr>
-                <w:color w:val="666666"/>
-                <w:sz w:val="18"/>
-              </w:rPr>
-              <w:t xml:space="preserve">ИД ч.2, строка 83 (и текст: «…высшей марки М00к по ГОСТ 859-2014», строка 82)</w:t>
+              <w:t xml:space="preserve">«Бункеровка оборотных материалов (огарок для запуска печи и пыль, собираемая в пылесборнике электрофильтра)»</w:t>
+            </w:r>
+          </w:p>
+          <w:p>
+            <w:r>
+              <w:rPr>
+                <w:color w:val="666666"/>
+                <w:sz w:val="18"/>
+              </w:rPr>
+              <w:t xml:space="preserve">ИД ч.1, табл. 23, заголовок раздела, строка 700 файла</w:t>
             </w:r>
           </w:p>
         </w:tc>
@@ -10172,16 +10322,16 @@
               <w:rPr>
                 <w:i/>
               </w:rPr>
-              <w:t xml:space="preserve">«Примеси, не более ¦ ГОСТ 859-2001(1) ¦ Ожидаемые значения»</w:t>
-            </w:r>
-          </w:p>
-          <w:p>
-            <w:r>
-              <w:rPr>
-                <w:color w:val="666666"/>
-                <w:sz w:val="18"/>
-              </w:rPr>
-              <w:t xml:space="preserve">ИД ч.2, табл. 1.1, шапка, строка 85</w:t>
+              <w:t xml:space="preserve">«- линия оборотных материалов (огарок / обжиговая медь):»</w:t>
+            </w:r>
+          </w:p>
+          <w:p>
+            <w:r>
+              <w:rPr>
+                <w:color w:val="666666"/>
+                <w:sz w:val="18"/>
+              </w:rPr>
+              <w:t xml:space="preserve">ИД ч.1, разд. 5 (НЗП), строка 1364 файла</w:t>
             </w:r>
           </w:p>
         </w:tc>
@@ -10195,7 +10345,7 @@
         <w:t xml:space="preserve">На что влияет: </w:t>
       </w:r>
       <w:r>
-        <w:t xml:space="preserve">Две редакции стандарта в одной таблице; нормативы примесей и примечание о суммах (строка 107) должны соответствовать одной редакции. На табл. 1.1 ссылается ТЗ как на требование к продукции Лотов 3 и 4 (строки 308, 312, 388).</w:t>
+        <w:t xml:space="preserve">Продукта «обжиговая медь» в технологии нет: оборотные материалы — огарок и обжиговая пыль электрофильтра. Опечатка в перечне НЗП может быть прочитана как отдельный продукт при расчёте незавершённого производства.</w:t>
       </w:r>
     </w:p>
     <w:p>
@@ -10206,7 +10356,7 @@
         <w:t xml:space="preserve">Вопрос Заказчику: </w:t>
       </w:r>
       <w:r>
-        <w:t xml:space="preserve">Привести таблицу к одной (актуальной) редакции ГОСТ 859 и пересверить нормы.</w:t>
+        <w:t xml:space="preserve">Подтвердите, что в перечне НЗП «обжиговая медь» следует читать как «обжиговая пыль» (пыль электрофильтра).</w:t>
       </w:r>
     </w:p>
     <w:p>
@@ -10231,13 +10381,13 @@
         <w:rPr>
           <w:b/>
         </w:rPr>
-        <w:t xml:space="preserve">C-59. </w:t>
-      </w:r>
-      <w:r>
-        <w:rPr>
-          <w:b/>
-        </w:rPr>
-        <w:t xml:space="preserve">Сейсмика в Прил. В: ОСР-97 и СП 14.13330.2009 в характеристике площадки против СП 14.13330.2018 в перечне норм (в ТЗ — ОСР-2015)</w:t>
+        <w:t xml:space="preserve">C-36. </w:t>
+      </w:r>
+      <w:r>
+        <w:rPr>
+          <w:b/>
+        </w:rPr>
+        <w:t xml:space="preserve">В ИД ч.1 отсутствует таблица 7: нумерация перескакивает с 6 на 8</w:t>
       </w:r>
     </w:p>
     <w:p>
@@ -10246,7 +10396,7 @@
           <w:color w:val="666666"/>
           <w:sz w:val="20"/>
         </w:rPr>
-        <w:t xml:space="preserve">Лот №3 · Электроэкстракция · важность: формальные</w:t>
+        <w:t xml:space="preserve">Лот №1 · Цех обжига · важность: формальные</w:t>
       </w:r>
     </w:p>
     <w:tbl>
@@ -10290,16 +10440,16 @@
               <w:rPr>
                 <w:i/>
               </w:rPr>
-              <w:t xml:space="preserve">«Сейсмическая интенсивность в пункте размещения согласно комплекта карт ОСР-97 (СП 14.13330.2009) ¦ балл ¦ 6»</w:t>
-            </w:r>
-          </w:p>
-          <w:p>
-            <w:r>
-              <w:rPr>
-                <w:color w:val="666666"/>
-                <w:sz w:val="18"/>
-              </w:rPr>
-              <w:t xml:space="preserve">ИД ч.2, Приложение В (ДЕЛЬТА, ванны), разд. 3, строка 1243</w:t>
+              <w:t xml:space="preserve">«Таблица 6 – Гранулометрический состав цементной меди»</w:t>
+            </w:r>
+          </w:p>
+          <w:p>
+            <w:r>
+              <w:rPr>
+                <w:color w:val="666666"/>
+                <w:sz w:val="18"/>
+              </w:rPr>
+              <w:t xml:space="preserve">ИД ч.1, п. 1.1.3, строка 116 файла</w:t>
             </w:r>
           </w:p>
         </w:tc>
@@ -10328,16 +10478,16 @@
               <w:rPr>
                 <w:i/>
               </w:rPr>
-              <w:t xml:space="preserve">«…СП 14.13330.2018 Свод правил «Строительство в сейсмичных районах».»</w:t>
-            </w:r>
-          </w:p>
-          <w:p>
-            <w:r>
-              <w:rPr>
-                <w:color w:val="666666"/>
-                <w:sz w:val="18"/>
-              </w:rPr>
-              <w:t xml:space="preserve">ИД ч.2, Приложение В (ДЕЛЬТА, ванны), разд. 8.1, строка 1343 (в ТЗ: «Сейсмичность для г. Мончегорска по карте ОСР-2015-В составляет 6 баллов», строка 108)</w:t>
+              <w:t xml:space="preserve">«Таблица 8 – Рациональный (вещественный) состав огарка»</w:t>
+            </w:r>
+          </w:p>
+          <w:p>
+            <w:r>
+              <w:rPr>
+                <w:color w:val="666666"/>
+                <w:sz w:val="18"/>
+              </w:rPr>
+              <w:t xml:space="preserve">ИД ч.1, п. 1.2.1, строка 129 файла</w:t>
             </w:r>
           </w:p>
         </w:tc>
@@ -10351,7 +10501,7 @@
         <w:t xml:space="preserve">На что влияет: </w:t>
       </w:r>
       <w:r>
-        <w:t xml:space="preserve">Внутри одного документа две редакции свода правил и устаревший комплект карт; балл (6) совпадает, но нормативная база для расчёта ванн должна быть одна.</w:t>
+        <w:t xml:space="preserve">Таблицы 7 в документе нет, ссылок на неё тоже (проверено поиском). Непонятно, пропущен только номер или выпала целая таблица (например, состав шихты между сырьём и огарком) — надо восстановить или перенумеровать.</w:t>
       </w:r>
     </w:p>
     <w:p>
@@ -10362,7 +10512,7 @@
         <w:t xml:space="preserve">Вопрос Заказчику: </w:t>
       </w:r>
       <w:r>
-        <w:t xml:space="preserve">Указать действующие ОСР-2015/СП 14.13330 (актуальная редакция) во всех разделах Прил. В.</w:t>
+        <w:t xml:space="preserve">Пропущена ли в ИД ч.1 таблица 7 по содержанию (какая?) или это сбой нумерации, который следует устранить?</w:t>
       </w:r>
     </w:p>
     <w:p>
@@ -10387,13 +10537,13 @@
         <w:rPr>
           <w:b/>
         </w:rPr>
-        <w:t xml:space="preserve">C-60. </w:t>
-      </w:r>
-      <w:r>
-        <w:rPr>
-          <w:b/>
-        </w:rPr>
-        <w:t xml:space="preserve">Климатические параметры площадки: Прил. В и ТЗ дают разные температуры холодных суток/пятидневки</w:t>
+        <w:t xml:space="preserve">C-37. </w:t>
+      </w:r>
+      <w:r>
+        <w:rPr>
+          <w:b/>
+        </w:rPr>
+        <w:t xml:space="preserve">Ссылка «состав продувочной воды приведён в п. 1.3.10» — в п. 1.3.10 состава нет</w:t>
       </w:r>
     </w:p>
     <w:p>
@@ -10402,7 +10552,7 @@
           <w:color w:val="666666"/>
           <w:sz w:val="20"/>
         </w:rPr>
-        <w:t xml:space="preserve">Лот №3 · Электроэкстракция · важность: формальные</w:t>
+        <w:t xml:space="preserve">Лот №1 · Цех обжига · важность: формальные</w:t>
       </w:r>
     </w:p>
     <w:tbl>
@@ -10446,16 +10596,16 @@
               <w:rPr>
                 <w:i/>
               </w:rPr>
-              <w:t xml:space="preserve">«Температура наружного воздуха:…средняя самых холодных суток;средняя самой холодной пятидневки;… ¦ 0,6минус 41минус 32минус 4,5минус 11,3»</w:t>
-            </w:r>
-          </w:p>
-          <w:p>
-            <w:r>
-              <w:rPr>
-                <w:color w:val="666666"/>
-                <w:sz w:val="18"/>
-              </w:rPr>
-              <w:t xml:space="preserve">ИД ч.2, Приложение В (ДЕЛЬТА, ванны), разд. 3, строка 1241 (сутки −41; пятидневка −32; абс. минимум −44,0, строка 1242)</w:t>
+              <w:t xml:space="preserve">«Состав продувочной воды приведен в п.1.3.10.»</w:t>
+            </w:r>
+          </w:p>
+          <w:p>
+            <w:r>
+              <w:rPr>
+                <w:color w:val="666666"/>
+                <w:sz w:val="18"/>
+              </w:rPr>
+              <w:t xml:space="preserve">ИД ч.1, разд. 2.5, строка 452 файла</w:t>
             </w:r>
           </w:p>
         </w:tc>
@@ -10484,16 +10634,16 @@
               <w:rPr>
                 <w:i/>
               </w:rPr>
-              <w:t xml:space="preserve">«Температура воздуха наиболее холодных суток, с обеспеченностью 0,98 равна -40 °С. … Температура воздуха наиболее холодной пятидневки, с обеспеченностью 0,98 равна -34 °С. … с обеспеченностью 0,92 равна -30 °С.»</w:t>
-            </w:r>
-          </w:p>
-          <w:p>
-            <w:r>
-              <w:rPr>
-                <w:color w:val="666666"/>
-                <w:sz w:val="18"/>
-              </w:rPr>
-              <w:t xml:space="preserve">ТЗ v3.6, п. 2.10.1, строки 99-100</w:t>
+              <w:t xml:space="preserve">«1.3.10 Вода»</w:t>
+            </w:r>
+          </w:p>
+          <w:p>
+            <w:r>
+              <w:rPr>
+                <w:color w:val="666666"/>
+                <w:sz w:val="18"/>
+              </w:rPr>
+              <w:t xml:space="preserve">ИД ч.1, п. 1.3.10 (заголовок), строка 344 файла</w:t>
             </w:r>
           </w:p>
         </w:tc>
@@ -10507,7 +10657,7 @@
         <w:t xml:space="preserve">На что влияет: </w:t>
       </w:r>
       <w:r>
-        <w:t xml:space="preserve">Разные источники климатологии: −41/−32 (Дельта) против −40/−34(−30) (ТЗ). Для транспортировки/хранения ванн в северном исполнении (УХЛ3) параметры должны совпадать.</w:t>
+        <w:t xml:space="preserve">П. 1.3.10 описывает оборотную воду и требования к подпиточной воде котла (жёсткость, кислород, pH, нефтепродукты), состава продувочной воды там нет. Ссылка битая; состав продувки нужен для проектирования утилизации стоков.</w:t>
       </w:r>
     </w:p>
     <w:p>
@@ -10518,7 +10668,7 @@
         <w:t xml:space="preserve">Вопрос Заказчику: </w:t>
       </w:r>
       <w:r>
-        <w:t xml:space="preserve">Принять единые данные по СП 131.13330 для Мончегорска и поправить один из документов.</w:t>
+        <w:t xml:space="preserve">Приведите состав продувочной воды котла-утилизатора или исправьте ссылку п. 2.5 на действительный пункт.</w:t>
       </w:r>
     </w:p>
     <w:p>
@@ -10543,13 +10693,13 @@
         <w:rPr>
           <w:b/>
         </w:rPr>
-        <w:t xml:space="preserve">C-61. </w:t>
-      </w:r>
-      <w:r>
-        <w:rPr>
-          <w:b/>
-        </w:rPr>
-        <w:t xml:space="preserve">Прил. В: «Удельная плотность электролита ¦ м3/кг ¦ 1200» — размерность перевёрнута</w:t>
+        <w:t xml:space="preserve">C-56. </w:t>
+      </w:r>
+      <w:r>
+        <w:rPr>
+          <w:b/>
+        </w:rPr>
+        <w:t xml:space="preserve">Битая ссылка: фильтр-прессы песков названы «поз. 1.1.29» вместо 4.1.29</w:t>
       </w:r>
     </w:p>
     <w:p>
@@ -10558,7 +10708,7 @@
           <w:color w:val="666666"/>
           <w:sz w:val="20"/>
         </w:rPr>
-        <w:t xml:space="preserve">Лот №3 · Электроэкстракция · важность: формальные</w:t>
+        <w:t xml:space="preserve">общий / стык · важность: формальные</w:t>
       </w:r>
     </w:p>
     <w:tbl>
@@ -10602,16 +10752,16 @@
               <w:rPr>
                 <w:i/>
               </w:rPr>
-              <w:t xml:space="preserve">«Удельная плотность электролита ¦ м3/кг ¦ 1200»</w:t>
-            </w:r>
-          </w:p>
-          <w:p>
-            <w:r>
-              <w:rPr>
-                <w:color w:val="666666"/>
-                <w:sz w:val="18"/>
-              </w:rPr>
-              <w:t xml:space="preserve">ИД ч.2, Приложение В (ДЕЛЬТА, ванны), разд. 5.3, строка 1296</w:t>
+              <w:t xml:space="preserve">«Пески сгустителя через промежуточный сборник (на рис. 4.1 не показан) передаются на фильтрацию и промывку на фильтр-прессы поз. 1.1.29…»</w:t>
+            </w:r>
+          </w:p>
+          <w:p>
+            <w:r>
+              <w:rPr>
+                <w:color w:val="666666"/>
+                <w:sz w:val="18"/>
+              </w:rPr>
+              <w:t xml:space="preserve">ИД ч.2, разд. 4.1.1, строка 449</w:t>
             </w:r>
           </w:p>
         </w:tc>
@@ -10640,16 +10790,16 @@
               <w:rPr>
                 <w:i/>
               </w:rPr>
-              <w:t xml:space="preserve">«Плотность электролита ¦ т/м3 ¦ 1,2»</w:t>
-            </w:r>
-          </w:p>
-          <w:p>
-            <w:r>
-              <w:rPr>
-                <w:color w:val="666666"/>
-                <w:sz w:val="18"/>
-              </w:rPr>
-              <w:t xml:space="preserve">ИД ч.2, Приложение В (ДЕЛЬТА, ванны), разд. 5.1.1, строка 1261</w:t>
+              <w:t xml:space="preserve">«Кек выгрузки фильтр-прессов поз. 4.1.29 передается на передел флотации…»</w:t>
+            </w:r>
+          </w:p>
+          <w:p>
+            <w:r>
+              <w:rPr>
+                <w:color w:val="666666"/>
+                <w:sz w:val="18"/>
+              </w:rPr>
+              <w:t xml:space="preserve">ИД ч.2, разд. 4.1.1, строка 451</w:t>
             </w:r>
           </w:p>
         </w:tc>
@@ -10663,7 +10813,7 @@
         <w:t xml:space="preserve">На что влияет: </w:t>
       </w:r>
       <w:r>
-        <w:t xml:space="preserve">Должно быть 1200 кг/м3 (=1,2 т/м3); в текущем виде «1200 м3/кг» — бессмыслица в документе, идущем поставщику.</w:t>
+        <w:t xml:space="preserve">Позиции 1.1.29 не существует — опечатка от 4.1.29 (первая цифра).</w:t>
       </w:r>
     </w:p>
     <w:p>
@@ -10674,7 +10824,7 @@
         <w:t xml:space="preserve">Вопрос Заказчику: </w:t>
       </w:r>
       <w:r>
-        <w:t xml:space="preserve">Поправить размерность на кг/м3.</w:t>
+        <w:t xml:space="preserve">Поправить на 4.1.29.</w:t>
       </w:r>
     </w:p>
     <w:p>
@@ -10699,13 +10849,13 @@
         <w:rPr>
           <w:b/>
         </w:rPr>
-        <w:t xml:space="preserve">C-62. </w:t>
-      </w:r>
-      <w:r>
-        <w:rPr>
-          <w:b/>
-        </w:rPr>
-        <w:t xml:space="preserve">Прил. В: плотность тока в А/м3 вместо А/м2 (280 и 420)</w:t>
+        <w:t xml:space="preserve">C-57. </w:t>
+      </w:r>
+      <w:r>
+        <w:rPr>
+          <w:b/>
+        </w:rPr>
+        <w:t xml:space="preserve">Опечатка в номере позиции: «поз. 4,1.22» (запятая) вместо 4.1.22</w:t>
       </w:r>
     </w:p>
     <w:p>
@@ -10714,7 +10864,7 @@
           <w:color w:val="666666"/>
           <w:sz w:val="20"/>
         </w:rPr>
-        <w:t xml:space="preserve">Лот №3 · Электроэкстракция · важность: формальные</w:t>
+        <w:t xml:space="preserve">Лот №2 · Купорос · важность: формальные</w:t>
       </w:r>
     </w:p>
     <w:tbl>
@@ -10758,16 +10908,16 @@
               <w:rPr>
                 <w:i/>
               </w:rPr>
-              <w:t xml:space="preserve">«Плотность тока – максимальная рабочая ¦ А/м3 ¦ 280; Плотность тока – максимальная (для ванны, в процесса изъятия катодов) ¦ А/м3 ¦ 420»</w:t>
-            </w:r>
-          </w:p>
-          <w:p>
-            <w:r>
-              <w:rPr>
-                <w:color w:val="666666"/>
-                <w:sz w:val="18"/>
-              </w:rPr>
-              <w:t xml:space="preserve">ИД ч.2, Приложение В (ДЕЛЬТА, ванны), разд. 5.5, строки 1320-1321</w:t>
+              <w:t xml:space="preserve">«Смешанный купорос для удаления кислоты и микропримесей промывается в центрифуге первичным раствором, поступающим из бака поз. 4,1.22…»</w:t>
+            </w:r>
+          </w:p>
+          <w:p>
+            <w:r>
+              <w:rPr>
+                <w:color w:val="666666"/>
+                <w:sz w:val="18"/>
+              </w:rPr>
+              <w:t xml:space="preserve">ИД ч.2, разд. 4.1.1, строка 455</w:t>
             </w:r>
           </w:p>
         </w:tc>
@@ -10796,16 +10946,16 @@
               <w:rPr>
                 <w:i/>
               </w:rPr>
-              <w:t xml:space="preserve">«Плотность тока номинальная ¦ 280 ¦ А/м2»</w:t>
-            </w:r>
-          </w:p>
-          <w:p>
-            <w:r>
-              <w:rPr>
-                <w:color w:val="666666"/>
-                <w:sz w:val="18"/>
-              </w:rPr>
-              <w:t xml:space="preserve">ИД ч.2, табл. 3.1, строка 417 (и Прил. В, строка 1264: «Плотность тока ¦ А/м2 ¦ 280»)</w:t>
+              <w:t xml:space="preserve">«Часть чистого фильтрата из промежуточной емкости поз. 4.1.19 через бак поз. 4.1.22 поступает в выносной теплообменник первой ступени вакуумной кристаллизации медного купороса…»</w:t>
+            </w:r>
+          </w:p>
+          <w:p>
+            <w:r>
+              <w:rPr>
+                <w:color w:val="666666"/>
+                <w:sz w:val="18"/>
+              </w:rPr>
+              <w:t xml:space="preserve">ИД ч.2, разд. 4.1.1, строка 452 (также «из бака поз. 4.1.22», строка 477)</w:t>
             </w:r>
           </w:p>
         </w:tc>
@@ -10819,7 +10969,7 @@
         <w:t xml:space="preserve">На что влияет: </w:t>
       </w:r>
       <w:r>
-        <w:t xml:space="preserve">Размерность А/м3 ошибочна; кроме того 280 в одном месте названа «номинальной», в другом «максимальной рабочей» — при выгрузке 1/3 катодов плотность растёт до 420 А/м2, т.е. 280 именно номинал.</w:t>
+        <w:t xml:space="preserve">Запятая вместо точки в номере позиции; при автоматическом разборе спецификаций ссылка теряется.</w:t>
       </w:r>
     </w:p>
     <w:p>
@@ -10830,7 +10980,7 @@
         <w:t xml:space="preserve">Вопрос Заказчику: </w:t>
       </w:r>
       <w:r>
-        <w:t xml:space="preserve">Поправить размерности и терминологию (номинальная 280, максимальная 420 А/м2).</w:t>
+        <w:t xml:space="preserve">Поправить на 4.1.22.</w:t>
       </w:r>
     </w:p>
     <w:p>
@@ -10855,13 +11005,13 @@
         <w:rPr>
           <w:b/>
         </w:rPr>
-        <w:t xml:space="preserve">C-63. </w:t>
-      </w:r>
-      <w:r>
-        <w:rPr>
-          <w:b/>
-        </w:rPr>
-        <w:t xml:space="preserve">Режим работы ванн: 8760 ч/год в Прил. В против 8584,8 ч/год (КИО 98%) в ИД</w:t>
+        <w:t xml:space="preserve">C-58. </w:t>
+      </w:r>
+      <w:r>
+        <w:rPr>
+          <w:b/>
+        </w:rPr>
+        <w:t xml:space="preserve">Таблица 1.1 катодной меди: в заголовке и тексте ГОСТ 859-2014, в шапке той же таблицы — ГОСТ 859-2001</w:t>
       </w:r>
     </w:p>
     <w:p>
@@ -10914,16 +11064,16 @@
               <w:rPr>
                 <w:i/>
               </w:rPr>
-              <w:t xml:space="preserve">«Режим работы оборудования, ч/год ¦ 8760»</w:t>
-            </w:r>
-          </w:p>
-          <w:p>
-            <w:r>
-              <w:rPr>
-                <w:color w:val="666666"/>
-                <w:sz w:val="18"/>
-              </w:rPr>
-              <w:t xml:space="preserve">ИД ч.2, Приложение В (ДЕЛЬТА, ванны), разд. 2, строка 1237</w:t>
+              <w:t xml:space="preserve">«Таблица 1.1 – Требования ГОСТ 859-2014 и ожидаемый химический состав катодной меди, %»</w:t>
+            </w:r>
+          </w:p>
+          <w:p>
+            <w:r>
+              <w:rPr>
+                <w:color w:val="666666"/>
+                <w:sz w:val="18"/>
+              </w:rPr>
+              <w:t xml:space="preserve">ИД ч.2, строка 83 (и текст: «…высшей марки М00к по ГОСТ 859-2014», строка 82)</w:t>
             </w:r>
           </w:p>
         </w:tc>
@@ -10952,16 +11102,16 @@
               <w:rPr>
                 <w:i/>
               </w:rPr>
-              <w:t xml:space="preserve">«Машинное время работы ванн ¦ 8584,8 ¦ ч/год»</w:t>
-            </w:r>
-          </w:p>
-          <w:p>
-            <w:r>
-              <w:rPr>
-                <w:color w:val="666666"/>
-                <w:sz w:val="18"/>
-              </w:rPr>
-              <w:t xml:space="preserve">ИД ч.2, табл. 3.1, строка 415 (и строка 259: «8584,8 часов … соответствует КИО 98%»)</w:t>
+              <w:t xml:space="preserve">«Примеси, не более ¦ ГОСТ 859-2001(1) ¦ Ожидаемые значения»</w:t>
+            </w:r>
+          </w:p>
+          <w:p>
+            <w:r>
+              <w:rPr>
+                <w:color w:val="666666"/>
+                <w:sz w:val="18"/>
+              </w:rPr>
+              <w:t xml:space="preserve">ИД ч.2, табл. 1.1, шапка, строка 85</w:t>
             </w:r>
           </w:p>
         </w:tc>
@@ -10975,7 +11125,7 @@
         <w:t xml:space="preserve">На что влияет: </w:t>
       </w:r>
       <w:r>
-        <w:t xml:space="preserve">Дельта закладывает непрерывную работу (8760), ИД — 8584,8 ч с КИО 98%. Для ресурса ванн некритично, но как расчётная база производительности — расхождение.</w:t>
+        <w:t xml:space="preserve">Две редакции стандарта в одной таблице; нормативы примесей и примечание о суммах (строка 107) должны соответствовать одной редакции. На табл. 1.1 ссылается ТЗ как на требование к продукции Лотов 3 и 4 (строки 308, 312, 388).</w:t>
       </w:r>
     </w:p>
     <w:p>
@@ -10986,7 +11136,7 @@
         <w:t xml:space="preserve">Вопрос Заказчику: </w:t>
       </w:r>
       <w:r>
-        <w:t xml:space="preserve">Указать в Прил. В расчётное машинное время 8584,8 ч (или пометить 8760 как режим готовности).</w:t>
+        <w:t xml:space="preserve">Привести таблицу к одной (актуальной) редакции ГОСТ 859 и пересверить нормы.</w:t>
       </w:r>
     </w:p>
     <w:p>
@@ -11011,13 +11161,13 @@
         <w:rPr>
           <w:b/>
         </w:rPr>
-        <w:t xml:space="preserve">C-64. </w:t>
-      </w:r>
-      <w:r>
-        <w:rPr>
-          <w:b/>
-        </w:rPr>
-        <w:t xml:space="preserve">Маточник-2 в ЦЭН: три места дают разные проценты разбавления и температуры транспортировки</w:t>
+        <w:t xml:space="preserve">C-59. </w:t>
+      </w:r>
+      <w:r>
+        <w:rPr>
+          <w:b/>
+        </w:rPr>
+        <w:t xml:space="preserve">Сейсмика в Прил. В: ОСР-97 и СП 14.13330.2009 в характеристике площадки против СП 14.13330.2018 в перечне норм (в ТЗ — ОСР-2015)</w:t>
       </w:r>
     </w:p>
     <w:p>
@@ -11026,7 +11176,7 @@
           <w:color w:val="666666"/>
           <w:sz w:val="20"/>
         </w:rPr>
-        <w:t xml:space="preserve">Лот №2 · Купорос · важность: формальные</w:t>
+        <w:t xml:space="preserve">Лот №3 · Электроэкстракция · важность: формальные</w:t>
       </w:r>
     </w:p>
     <w:tbl>
@@ -11070,16 +11220,16 @@
               <w:rPr>
                 <w:i/>
               </w:rPr>
-              <w:t xml:space="preserve">«Раствор насыщен при 20-25 0С, поэтому для исключения кристаллизации при транспортировке, рекомендуется транспортировать его при повышенной температуре, либо предварительно разбавив водой на 10-15%.»</w:t>
-            </w:r>
-          </w:p>
-          <w:p>
-            <w:r>
-              <w:rPr>
-                <w:color w:val="666666"/>
-                <w:sz w:val="18"/>
-              </w:rPr>
-              <w:t xml:space="preserve">ИД ч.2, п. 1.4.2.2, строка 220</w:t>
+              <w:t xml:space="preserve">«Сейсмическая интенсивность в пункте размещения согласно комплекта карт ОСР-97 (СП 14.13330.2009) ¦ балл ¦ 6»</w:t>
+            </w:r>
+          </w:p>
+          <w:p>
+            <w:r>
+              <w:rPr>
+                <w:color w:val="666666"/>
+                <w:sz w:val="18"/>
+              </w:rPr>
+              <w:t xml:space="preserve">ИД ч.2, Приложение В (ДЕЛЬТА, ванны), разд. 3, строка 1243</w:t>
             </w:r>
           </w:p>
         </w:tc>
@@ -11108,16 +11258,16 @@
               <w:rPr>
                 <w:i/>
               </w:rPr>
-              <w:t xml:space="preserve">«Направляемый в ЦЭН из бака поз. 4.1.26 маточник 2 близок к насыщению по солям при температуре 20-300С. Поэтому при его транспортировке в ЦЭН следует обеспечить температуру раствора не ниже 30-400С, либо разбавить его водой на 15-20% и не допускать охлаждения ниже 15-200С.»</w:t>
-            </w:r>
-          </w:p>
-          <w:p>
-            <w:r>
-              <w:rPr>
-                <w:color w:val="666666"/>
-                <w:sz w:val="18"/>
-              </w:rPr>
-              <w:t xml:space="preserve">ИД ч.2, разд. 4.2.1, строка 526 (третий вариант в разд. 2.3, строка 244: «…исключить его охлаждение при хранении и транспортировки ниже температуры 25-300С»)</w:t>
+              <w:t xml:space="preserve">«…СП 14.13330.2018 Свод правил «Строительство в сейсмичных районах».»</w:t>
+            </w:r>
+          </w:p>
+          <w:p>
+            <w:r>
+              <w:rPr>
+                <w:color w:val="666666"/>
+                <w:sz w:val="18"/>
+              </w:rPr>
+              <w:t xml:space="preserve">ИД ч.2, Приложение В (ДЕЛЬТА, ванны), разд. 8.1, строка 1343 (в ТЗ: «Сейсмичность для г. Мончегорска по карте ОСР-2015-В составляет 6 баллов», строка 108)</w:t>
             </w:r>
           </w:p>
         </w:tc>
@@ -11131,7 +11281,7 @@
         <w:t xml:space="preserve">На что влияет: </w:t>
       </w:r>
       <w:r>
-        <w:t xml:space="preserve">Для одного и того же раствора: разбавление 10-15% против 15-20%; насыщение при 20-25 °С против 20-30 °С; минимальная температура 25-30 °С против 30-40 °С. Требования к обогреву трассы в ЦЭН неоднозначны.</w:t>
+        <w:t xml:space="preserve">Внутри одного документа две редакции свода правил и устаревший комплект карт; балл (6) совпадает, но нормативная база для расчёта ванн должна быть одна.</w:t>
       </w:r>
     </w:p>
     <w:p>
@@ -11142,7 +11292,7 @@
         <w:t xml:space="preserve">Вопрос Заказчику: </w:t>
       </w:r>
       <w:r>
-        <w:t xml:space="preserve">Свести к одному набору значений (насыщение, разбавление, мин. температура) во всех трёх разделах.</w:t>
+        <w:t xml:space="preserve">Указать действующие ОСР-2015/СП 14.13330 (актуальная редакция) во всех разделах Прил. В.</w:t>
       </w:r>
     </w:p>
     <w:p>
@@ -11167,13 +11317,13 @@
         <w:rPr>
           <w:b/>
         </w:rPr>
-        <w:t xml:space="preserve">C-65. </w:t>
-      </w:r>
-      <w:r>
-        <w:rPr>
-          <w:b/>
-        </w:rPr>
-        <w:t xml:space="preserve">Состав медного купороса: ТЗ даёт Cu 25,7% и Co 0,02% — вне диапазонов табл. 3.1 ИД (Cu 24-25; Co 0,008-0,012)</w:t>
+        <w:t xml:space="preserve">C-60. </w:t>
+      </w:r>
+      <w:r>
+        <w:rPr>
+          <w:b/>
+        </w:rPr>
+        <w:t xml:space="preserve">Климатические параметры площадки: Прил. В и ТЗ дают разные температуры холодных суток/пятидневки</w:t>
       </w:r>
     </w:p>
     <w:p>
@@ -11182,7 +11332,7 @@
           <w:color w:val="666666"/>
           <w:sz w:val="20"/>
         </w:rPr>
-        <w:t xml:space="preserve">Лот №2 · Купорос · важность: формальные</w:t>
+        <w:t xml:space="preserve">Лот №3 · Электроэкстракция · важность: формальные</w:t>
       </w:r>
     </w:p>
     <w:tbl>
@@ -11226,16 +11376,16 @@
               <w:rPr>
                 <w:i/>
               </w:rPr>
-              <w:t xml:space="preserve">«Химический состав медного купороса, принятый в расчетах, %: 25,7 Сu, 0,29 Ni, 0,02 Co, 0,04 Fe, 12,83 S.»</w:t>
-            </w:r>
-          </w:p>
-          <w:p>
-            <w:r>
-              <w:rPr>
-                <w:color w:val="666666"/>
-                <w:sz w:val="18"/>
-              </w:rPr>
-              <w:t xml:space="preserve">ТЗ v3.6, п. 4.2, строка 237</w:t>
+              <w:t xml:space="preserve">«Температура наружного воздуха:…средняя самых холодных суток;средняя самой холодной пятидневки;… ¦ 0,6минус 41минус 32минус 4,5минус 11,3»</w:t>
+            </w:r>
+          </w:p>
+          <w:p>
+            <w:r>
+              <w:rPr>
+                <w:color w:val="666666"/>
+                <w:sz w:val="18"/>
+              </w:rPr>
+              <w:t xml:space="preserve">ИД ч.2, Приложение В (ДЕЛЬТА, ванны), разд. 3, строка 1241 (сутки −41; пятидневка −32; абс. минимум −44,0, строка 1242)</w:t>
             </w:r>
           </w:p>
         </w:tc>
@@ -11264,16 +11414,16 @@
               <w:rPr>
                 <w:i/>
               </w:rPr>
-              <w:t xml:space="preserve">«Состав медного купороса: … Cu ¦ 24-25 ¦ %; Ni ¦ 0,2-0,4 ¦ %; Fe ¦ 0,02-0,04 ¦ %; Co ¦ 0,008-0,012 ¦ %»</w:t>
-            </w:r>
-          </w:p>
-          <w:p>
-            <w:r>
-              <w:rPr>
-                <w:color w:val="666666"/>
-                <w:sz w:val="18"/>
-              </w:rPr>
-              <w:t xml:space="preserve">ИД ч.2, табл. 3.1, строки 315-319</w:t>
+              <w:t xml:space="preserve">«Температура воздуха наиболее холодных суток, с обеспеченностью 0,98 равна -40 °С. … Температура воздуха наиболее холодной пятидневки, с обеспеченностью 0,98 равна -34 °С. … с обеспеченностью 0,92 равна -30 °С.»</w:t>
+            </w:r>
+          </w:p>
+          <w:p>
+            <w:r>
+              <w:rPr>
+                <w:color w:val="666666"/>
+                <w:sz w:val="18"/>
+              </w:rPr>
+              <w:t xml:space="preserve">ТЗ v3.6, п. 2.10.1, строки 99-100</w:t>
             </w:r>
           </w:p>
         </w:tc>
@@ -11287,7 +11437,7 @@
         <w:t xml:space="preserve">На что влияет: </w:t>
       </w:r>
       <w:r>
-        <w:t xml:space="preserve">Cu 25,7 выше диапазона 24-25 (чистый CuSO4·5H2O — 25,5% Cu); Co 0,02 вдвое выше верхней границы 0,012 (возможно, в ТЗ значения Fe и Co взяты по строке Fe). Влияет на баланс меди при растворении купороса.</w:t>
+        <w:t xml:space="preserve">Разные источники климатологии: −41/−32 (Дельта) против −40/−34(−30) (ТЗ). Для транспортировки/хранения ванн в северном исполнении (УХЛ3) параметры должны совпадать.</w:t>
       </w:r>
     </w:p>
     <w:p>
@@ -11298,7 +11448,7 @@
         <w:t xml:space="preserve">Вопрос Заказчику: </w:t>
       </w:r>
       <w:r>
-        <w:t xml:space="preserve">Уточнить, какой состав расчётный (табл. 5.5/5.6 против табл. 3.1), и поправить ТЗ или ИД.</w:t>
+        <w:t xml:space="preserve">Принять единые данные по СП 131.13330 для Мончегорска и поправить один из документов.</w:t>
       </w:r>
     </w:p>
     <w:p>
@@ -11323,13 +11473,13 @@
         <w:rPr>
           <w:b/>
         </w:rPr>
-        <w:t xml:space="preserve">C-66. </w:t>
-      </w:r>
-      <w:r>
-        <w:rPr>
-          <w:b/>
-        </w:rPr>
-        <w:t xml:space="preserve">Чем промывается смешанный купорос на центрифуге: исходным раствором (разд. 2.3, 3, 4.1.1) или водой (разд. 4.1.4)</w:t>
+        <w:t xml:space="preserve">C-61. </w:t>
+      </w:r>
+      <w:r>
+        <w:rPr>
+          <w:b/>
+        </w:rPr>
+        <w:t xml:space="preserve">Прил. В: «Удельная плотность электролита ¦ м3/кг ¦ 1200» — размерность перевёрнута</w:t>
       </w:r>
     </w:p>
     <w:p>
@@ -11338,7 +11488,7 @@
           <w:color w:val="666666"/>
           <w:sz w:val="20"/>
         </w:rPr>
-        <w:t xml:space="preserve">Лот №2 · Купорос · важность: формальные</w:t>
+        <w:t xml:space="preserve">Лот №3 · Электроэкстракция · важность: формальные</w:t>
       </w:r>
     </w:p>
     <w:tbl>
@@ -11382,16 +11532,16 @@
               <w:rPr>
                 <w:i/>
               </w:rPr>
-              <w:t xml:space="preserve">«Смешанный купорос для удаления кислоты и микропримесей промывается в центрифуге первичным раствором, поступающим из бака поз. 4,1.22…»</w:t>
-            </w:r>
-          </w:p>
-          <w:p>
-            <w:r>
-              <w:rPr>
-                <w:color w:val="666666"/>
-                <w:sz w:val="18"/>
-              </w:rPr>
-              <w:t xml:space="preserve">ИД ч.2, разд. 4.1.1, строка 455 (также разд. 2.3, строка 244: «…отмываются от кислоты на центрифуге исходным раствором питания…»; табл. 3.1, строка 363: «Расход питающего раствора выпарки медного купороса на промывку кристаллов ¦ 0,15 ¦ м3/т»)</w:t>
+              <w:t xml:space="preserve">«Удельная плотность электролита ¦ м3/кг ¦ 1200»</w:t>
+            </w:r>
+          </w:p>
+          <w:p>
+            <w:r>
+              <w:rPr>
+                <w:color w:val="666666"/>
+                <w:sz w:val="18"/>
+              </w:rPr>
+              <w:t xml:space="preserve">ИД ч.2, Приложение В (ДЕЛЬТА, ванны), разд. 5.3, строка 1296</w:t>
             </w:r>
           </w:p>
         </w:tc>
@@ -11420,16 +11570,16 @@
               <w:rPr>
                 <w:i/>
               </w:rPr>
-              <w:t xml:space="preserve">«Смешанный купорос в центрифуге промывается водой для удаления кислоты и микропримесей, промводы сбрасываются в бак (поз.9) и возвращаются в аппарат первой ступени.»</w:t>
-            </w:r>
-          </w:p>
-          <w:p>
-            <w:r>
-              <w:rPr>
-                <w:color w:val="666666"/>
-                <w:sz w:val="18"/>
-              </w:rPr>
-              <w:t xml:space="preserve">ИД ч.2, разд. 4.1.4 (передел кристаллизации смешанного купороса), строка 499</w:t>
+              <w:t xml:space="preserve">«Плотность электролита ¦ т/м3 ¦ 1,2»</w:t>
+            </w:r>
+          </w:p>
+          <w:p>
+            <w:r>
+              <w:rPr>
+                <w:color w:val="666666"/>
+                <w:sz w:val="18"/>
+              </w:rPr>
+              <w:t xml:space="preserve">ИД ч.2, Приложение В (ДЕЛЬТА, ванны), разд. 5.1.1, строка 1261</w:t>
             </w:r>
           </w:p>
         </w:tc>
@@ -11443,7 +11593,7 @@
         <w:t xml:space="preserve">На что влияет: </w:t>
       </w:r>
       <w:r>
-        <w:t xml:space="preserve">Промывной агент двоится: исходный раствор (фильтрат контрольной фильтрации) против воды. Влияет на водный баланс выпарки и на качество купороса (микропримеси).</w:t>
+        <w:t xml:space="preserve">Должно быть 1200 кг/м3 (=1,2 т/м3); в текущем виде «1200 м3/кг» — бессмыслица в документе, идущем поставщику.</w:t>
       </w:r>
     </w:p>
     <w:p>
@@ -11454,7 +11604,7 @@
         <w:t xml:space="preserve">Вопрос Заказчику: </w:t>
       </w:r>
       <w:r>
-        <w:t xml:space="preserve">Указать один агент промывки (по балансам — исходный раствор, 0,15 м3/т) и поправить разд. 4.1.4.</w:t>
+        <w:t xml:space="preserve">Поправить размерность на кг/м3.</w:t>
       </w:r>
     </w:p>
     <w:p>
@@ -11479,13 +11629,13 @@
         <w:rPr>
           <w:b/>
         </w:rPr>
-        <w:t xml:space="preserve">C-67. </w:t>
-      </w:r>
-      <w:r>
-        <w:rPr>
-          <w:b/>
-        </w:rPr>
-        <w:t xml:space="preserve">Куда уходит излишек промывной воды КСМ: «в ГМО» по описанию машины против возврата в бак питания ванн по схеме ИД</w:t>
+        <w:t xml:space="preserve">C-62. </w:t>
+      </w:r>
+      <w:r>
+        <w:rPr>
+          <w:b/>
+        </w:rPr>
+        <w:t xml:space="preserve">Прил. В: плотность тока в А/м3 вместо А/м2 (280 и 420)</w:t>
       </w:r>
     </w:p>
     <w:p>
@@ -11538,16 +11688,16 @@
               <w:rPr>
                 <w:i/>
               </w:rPr>
-              <w:t xml:space="preserve">«Излишек воды насосом автоматически скачивается в ГМО. После окончания обработки серии вода из резервуара скачивается в ГМО для дальнейшего использования.»</w:t>
-            </w:r>
-          </w:p>
-          <w:p>
-            <w:r>
-              <w:rPr>
-                <w:color w:val="666666"/>
-                <w:sz w:val="18"/>
-              </w:rPr>
-              <w:t xml:space="preserve">ИД ч.2, описание КСМ, строка 555</w:t>
+              <w:t xml:space="preserve">«Плотность тока – максимальная рабочая ¦ А/м3 ¦ 280; Плотность тока – максимальная (для ванны, в процесса изъятия катодов) ¦ А/м3 ¦ 420»</w:t>
+            </w:r>
+          </w:p>
+          <w:p>
+            <w:r>
+              <w:rPr>
+                <w:color w:val="666666"/>
+                <w:sz w:val="18"/>
+              </w:rPr>
+              <w:t xml:space="preserve">ИД ч.2, Приложение В (ДЕЛЬТА, ванны), разд. 5.5, строки 1320-1321</w:t>
             </w:r>
           </w:p>
         </w:tc>
@@ -11576,16 +11726,16 @@
               <w:rPr>
                 <w:i/>
               </w:rPr>
-              <w:t xml:space="preserve">«Промывные воды с катодосдирочных машин передаются в бак питания ванн, поз. 4.2.1.»</w:t>
-            </w:r>
-          </w:p>
-          <w:p>
-            <w:r>
-              <w:rPr>
-                <w:color w:val="666666"/>
-                <w:sz w:val="18"/>
-              </w:rPr>
-              <w:t xml:space="preserve">ИД ч.2, разд. 4.1.2, строка 465 (также строка 461: «Также в бак питания поступают растворы промывки катодов, растворы системы аспирации ванн»)</w:t>
+              <w:t xml:space="preserve">«Плотность тока номинальная ¦ 280 ¦ А/м2»</w:t>
+            </w:r>
+          </w:p>
+          <w:p>
+            <w:r>
+              <w:rPr>
+                <w:color w:val="666666"/>
+                <w:sz w:val="18"/>
+              </w:rPr>
+              <w:t xml:space="preserve">ИД ч.2, табл. 3.1, строка 417 (и Прил. В, строка 1264: «Плотность тока ¦ А/м2 ¦ 280»)</w:t>
             </w:r>
           </w:p>
         </w:tc>
@@ -11599,7 +11749,7 @@
         <w:t xml:space="preserve">На что влияет: </w:t>
       </w:r>
       <w:r>
-        <w:t xml:space="preserve">Описание КСМ, судя по упоминаниям «ГМО» и «под ваннами», перенесено из другого проекта и не адаптировано: по принятой схеме промводы возвращаются в циркуляцию электролиза, а не в гидрометаллургическое отделение.</w:t>
+        <w:t xml:space="preserve">Размерность А/м3 ошибочна; кроме того 280 в одном месте названа «номинальной», в другом «максимальной рабочей» — при выгрузке 1/3 катодов плотность растёт до 420 А/м2, т.е. 280 именно номинал.</w:t>
       </w:r>
     </w:p>
     <w:p>
@@ -11610,7 +11760,7 @@
         <w:t xml:space="preserve">Вопрос Заказчику: </w:t>
       </w:r>
       <w:r>
-        <w:t xml:space="preserve">Адаптировать описание КСМ к принятой схеме (возврат в поз. 4.2.1) либо показать поток в ГМО в балансе.</w:t>
+        <w:t xml:space="preserve">Поправить размерности и терминологию (номинальная 280, максимальная 420 А/м2).</w:t>
       </w:r>
     </w:p>
     <w:p>
@@ -11635,13 +11785,13 @@
         <w:rPr>
           <w:b/>
         </w:rPr>
-        <w:t xml:space="preserve">C-68. </w:t>
-      </w:r>
-      <w:r>
-        <w:rPr>
-          <w:b/>
-        </w:rPr>
-        <w:t xml:space="preserve">Нормы расхода матриц и анодов (табл. 8.5) не сходятся с заявленными сроками службы при 180 ваннах</w:t>
+        <w:t xml:space="preserve">C-63. </w:t>
+      </w:r>
+      <w:r>
+        <w:rPr>
+          <w:b/>
+        </w:rPr>
+        <w:t xml:space="preserve">Режим работы ванн: 8760 ч/год в Прил. В против 8584,8 ч/год (КИО 98%) в ИД</w:t>
       </w:r>
     </w:p>
     <w:p>
@@ -11694,16 +11844,16 @@
               <w:rPr>
                 <w:i/>
               </w:rPr>
-              <w:t xml:space="preserve">«Расчетный срок эксплуатации матриц – 6 лет.»</w:t>
-            </w:r>
-          </w:p>
-          <w:p>
-            <w:r>
-              <w:rPr>
-                <w:color w:val="666666"/>
-                <w:sz w:val="18"/>
-              </w:rPr>
-              <w:t xml:space="preserve">ИД ч.2, п. 1.4.1.3, строка 210 (аноды: «Расчетный срок эксплуатации анодов – 5 лет», строка 202)</w:t>
+              <w:t xml:space="preserve">«Режим работы оборудования, ч/год ¦ 8760»</w:t>
+            </w:r>
+          </w:p>
+          <w:p>
+            <w:r>
+              <w:rPr>
+                <w:color w:val="666666"/>
+                <w:sz w:val="18"/>
+              </w:rPr>
+              <w:t xml:space="preserve">ИД ч.2, Приложение В (ДЕЛЬТА, ванны), разд. 2, строка 1237</w:t>
             </w:r>
           </w:p>
         </w:tc>
@@ -11732,16 +11882,16 @@
               <w:rPr>
                 <w:i/>
               </w:rPr>
-              <w:t xml:space="preserve">«9 ¦ Катодные матрицы ¦ шт. ¦ 1150 ¦ 0,017»</w:t>
-            </w:r>
-          </w:p>
-          <w:p>
-            <w:r>
-              <w:rPr>
-                <w:color w:val="666666"/>
-                <w:sz w:val="18"/>
-              </w:rPr>
-              <w:t xml:space="preserve">ИД ч.2, табл. 8.5, строка 689 (аноды: «8 ¦ Аноды из свинцового сплава ¦ шт. ¦ 2300 ¦ 0,033», строка 688)</w:t>
+              <w:t xml:space="preserve">«Машинное время работы ванн ¦ 8584,8 ¦ ч/год»</w:t>
+            </w:r>
+          </w:p>
+          <w:p>
+            <w:r>
+              <w:rPr>
+                <w:color w:val="666666"/>
+                <w:sz w:val="18"/>
+              </w:rPr>
+              <w:t xml:space="preserve">ИД ч.2, табл. 3.1, строка 415 (и строка 259: «8584,8 часов … соответствует КИО 98%»)</w:t>
             </w:r>
           </w:p>
         </w:tc>
@@ -11755,7 +11905,7 @@
         <w:t xml:space="preserve">На что влияет: </w:t>
       </w:r>
       <w:r>
-        <w:t xml:space="preserve">В работе 180 ванн × 84 матрицы = 15120 шт. (строки 403, 466); при сроке 6 лет годовой расход ≈2520 шт., в табл. 8.5 — 1150 (соответствует ~13 годам). Аноды: 180 × 85 = 15300; при 5 годах ≈3060 шт./год против 2300 (≈6,7 года, что ближе к «сроку анодной компании 5-7 лет», строка 422). Нормы и сроки службы не согласованы между разделами 1.4 и 8.</w:t>
+        <w:t xml:space="preserve">Дельта закладывает непрерывную работу (8760), ИД — 8584,8 ч с КИО 98%. Для ресурса ванн некритично, но как расчётная база производительности — расхождение.</w:t>
       </w:r>
     </w:p>
     <w:p>
@@ -11766,7 +11916,7 @@
         <w:t xml:space="preserve">Вопрос Заказчику: </w:t>
       </w:r>
       <w:r>
-        <w:t xml:space="preserve">Пересчитать нормы табл. 8.5/9.5 от принятых сроков службы (или скорректировать сроки).</w:t>
+        <w:t xml:space="preserve">Указать в Прил. В расчётное машинное время 8584,8 ч (или пометить 8760 как режим готовности).</w:t>
       </w:r>
     </w:p>
     <w:p>
@@ -11791,13 +11941,13 @@
         <w:rPr>
           <w:b/>
         </w:rPr>
-        <w:t xml:space="preserve">C-69. </w:t>
-      </w:r>
-      <w:r>
-        <w:rPr>
-          <w:b/>
-        </w:rPr>
-        <w:t xml:space="preserve">Обрамление катодных матриц: «ПВХ (ПП)» в табл. 3.1 против полипропилена по разд. 1.3</w:t>
+        <w:t xml:space="preserve">C-64. </w:t>
+      </w:r>
+      <w:r>
+        <w:rPr>
+          <w:b/>
+        </w:rPr>
+        <w:t xml:space="preserve">Маточник-2 в ЦЭН: три места дают разные проценты разбавления и температуры транспортировки</w:t>
       </w:r>
     </w:p>
     <w:p>
@@ -11806,7 +11956,7 @@
           <w:color w:val="666666"/>
           <w:sz w:val="20"/>
         </w:rPr>
-        <w:t xml:space="preserve">Лот №3 · Электроэкстракция · важность: формальные</w:t>
+        <w:t xml:space="preserve">Лот №2 · Купорос · важность: формальные</w:t>
       </w:r>
     </w:p>
     <w:tbl>
@@ -11850,16 +12000,16 @@
               <w:rPr>
                 <w:i/>
               </w:rPr>
-              <w:t xml:space="preserve">«Катоды – матрица из нерж. ст. 316L с ПВХ (ПП) обрамлением»</w:t>
-            </w:r>
-          </w:p>
-          <w:p>
-            <w:r>
-              <w:rPr>
-                <w:color w:val="666666"/>
-                <w:sz w:val="18"/>
-              </w:rPr>
-              <w:t xml:space="preserve">ИД ч.2, табл. 3.1, строка 406</w:t>
+              <w:t xml:space="preserve">«Раствор насыщен при 20-25 0С, поэтому для исключения кристаллизации при транспортировке, рекомендуется транспортировать его при повышенной температуре, либо предварительно разбавив водой на 10-15%.»</w:t>
+            </w:r>
+          </w:p>
+          <w:p>
+            <w:r>
+              <w:rPr>
+                <w:color w:val="666666"/>
+                <w:sz w:val="18"/>
+              </w:rPr>
+              <w:t xml:space="preserve">ИД ч.2, п. 1.4.2.2, строка 220</w:t>
             </w:r>
           </w:p>
         </w:tc>
@@ -11888,16 +12038,16 @@
               <w:rPr>
                 <w:i/>
               </w:rPr>
-              <w:t xml:space="preserve">«1.3.7 Полипропиленовый профиль (пруток). Используется для обрамления катодных матриц.»</w:t>
-            </w:r>
-          </w:p>
-          <w:p>
-            <w:r>
-              <w:rPr>
-                <w:color w:val="666666"/>
-                <w:sz w:val="18"/>
-              </w:rPr>
-              <w:t xml:space="preserve">ИД ч.2, п. 1.3.7, строка 151 (в перечне материалов — «полипропиленовый профиль», строка 118)</w:t>
+              <w:t xml:space="preserve">«Направляемый в ЦЭН из бака поз. 4.1.26 маточник 2 близок к насыщению по солям при температуре 20-300С. Поэтому при его транспортировке в ЦЭН следует обеспечить температуру раствора не ниже 30-400С, либо разбавить его водой на 15-20% и не допускать охлаждения ниже 15-200С.»</w:t>
+            </w:r>
+          </w:p>
+          <w:p>
+            <w:r>
+              <w:rPr>
+                <w:color w:val="666666"/>
+                <w:sz w:val="18"/>
+              </w:rPr>
+              <w:t xml:space="preserve">ИД ч.2, разд. 4.2.1, строка 526 (третий вариант в разд. 2.3, строка 244: «…исключить его охлаждение при хранении и транспортировки ниже температуры 25-300С»)</w:t>
             </w:r>
           </w:p>
         </w:tc>
@@ -11911,7 +12061,7 @@
         <w:t xml:space="preserve">На что влияет: </w:t>
       </w:r>
       <w:r>
-        <w:t xml:space="preserve">ПВХ и полипропилен — разные материалы с разной стойкостью при 50 °С в кислой среде; во всех остальных местах (и у поставщиков в Прил. Б) — полипропилен.</w:t>
+        <w:t xml:space="preserve">Для одного и того же раствора: разбавление 10-15% против 15-20%; насыщение при 20-25 °С против 20-30 °С; минимальная температура 25-30 °С против 30-40 °С. Требования к обогреву трассы в ЦЭН неоднозначны.</w:t>
       </w:r>
     </w:p>
     <w:p>
@@ -11922,7 +12072,7 @@
         <w:t xml:space="preserve">Вопрос Заказчику: </w:t>
       </w:r>
       <w:r>
-        <w:t xml:space="preserve">Убрать «ПВХ», оставить полипропилен (ПП).</w:t>
+        <w:t xml:space="preserve">Свести к одному набору значений (насыщение, разбавление, мин. температура) во всех трёх разделах.</w:t>
       </w:r>
     </w:p>
     <w:p>
@@ -11947,13 +12097,13 @@
         <w:rPr>
           <w:b/>
         </w:rPr>
-        <w:t xml:space="preserve">C-70. </w:t>
-      </w:r>
-      <w:r>
-        <w:rPr>
-          <w:b/>
-        </w:rPr>
-        <w:t xml:space="preserve">ТЗ: «345 дней в году, 8322 рабочих часов» — дни и часы не сходятся между собой (345×24=8280)</w:t>
+        <w:t xml:space="preserve">C-65. </w:t>
+      </w:r>
+      <w:r>
+        <w:rPr>
+          <w:b/>
+        </w:rPr>
+        <w:t xml:space="preserve">Состав медного купороса: ТЗ даёт Cu 25,7% и Co 0,02% — вне диапазонов табл. 3.1 ИД (Cu 24-25; Co 0,008-0,012)</w:t>
       </w:r>
     </w:p>
     <w:p>
@@ -12006,16 +12156,16 @@
               <w:rPr>
                 <w:i/>
               </w:rPr>
-              <w:t xml:space="preserve">«Режим работы оборудования Участка получения медного и медно-никелевого купороса (ИД, часть 1, Приложение В): круглосуточный, 345 дней в году, 8322 рабочих часов.»</w:t>
-            </w:r>
-          </w:p>
-          <w:p>
-            <w:r>
-              <w:rPr>
-                <w:color w:val="666666"/>
-                <w:sz w:val="18"/>
-              </w:rPr>
-              <w:t xml:space="preserve">ТЗ v3.6, п. 4.4, строка 275 (аналогично п. 5.3, строка 356: «круглосуточный, 358 дней в году, 8585 рабочих часов», а 358×24=8592)</w:t>
+              <w:t xml:space="preserve">«Химический состав медного купороса, принятый в расчетах, %: 25,7 Сu, 0,29 Ni, 0,02 Co, 0,04 Fe, 12,83 S.»</w:t>
+            </w:r>
+          </w:p>
+          <w:p>
+            <w:r>
+              <w:rPr>
+                <w:color w:val="666666"/>
+                <w:sz w:val="18"/>
+              </w:rPr>
+              <w:t xml:space="preserve">ТЗ v3.6, п. 4.2, строка 237</w:t>
             </w:r>
           </w:p>
         </w:tc>
@@ -12044,16 +12194,16 @@
               <w:rPr>
                 <w:i/>
               </w:rPr>
-              <w:t xml:space="preserve">«Если в настоящем разделе приводятся часовые потоки, то они относятся к расчетам из годовой работы 8322 часов (КИО=95%) для гидрометаллургического производства и 8584,8 часов для ванн и иного оборудования электролизного отделения, что соответствует КИО 98%.»</w:t>
-            </w:r>
-          </w:p>
-          <w:p>
-            <w:r>
-              <w:rPr>
-                <w:color w:val="666666"/>
-                <w:sz w:val="18"/>
-              </w:rPr>
-              <w:t xml:space="preserve">ИД ч.2, разд. 3, строка 259</w:t>
+              <w:t xml:space="preserve">«Состав медного купороса: … Cu ¦ 24-25 ¦ %; Ni ¦ 0,2-0,4 ¦ %; Fe ¦ 0,02-0,04 ¦ %; Co ¦ 0,008-0,012 ¦ %»</w:t>
+            </w:r>
+          </w:p>
+          <w:p>
+            <w:r>
+              <w:rPr>
+                <w:color w:val="666666"/>
+                <w:sz w:val="18"/>
+              </w:rPr>
+              <w:t xml:space="preserve">ИД ч.2, табл. 3.1, строки 315-319</w:t>
             </w:r>
           </w:p>
         </w:tc>
@@ -12067,7 +12217,7 @@
         <w:t xml:space="preserve">На что влияет: </w:t>
       </w:r>
       <w:r>
-        <w:t xml:space="preserve">8322 ч = 346,75 сут (КИО 95%), а не 345 сут (8280 ч); 8584,8 ч = 357,7 сут, а не 358. Дни в ТЗ округлены несогласованно с часами — при пересчётах производительности возможна ошибка ~0,5%.</w:t>
+        <w:t xml:space="preserve">Cu 25,7 выше диапазона 24-25 (чистый CuSO4·5H2O — 25,5% Cu); Co 0,02 вдвое выше верхней границы 0,012 (возможно, в ТЗ значения Fe и Co взяты по строке Fe). Влияет на баланс меди при растворении купороса.</w:t>
       </w:r>
     </w:p>
     <w:p>
@@ -12078,7 +12228,7 @@
         <w:t xml:space="preserve">Вопрос Заказчику: </w:t>
       </w:r>
       <w:r>
-        <w:t xml:space="preserve">В ТЗ оставить только часы (8322 / 8585) либо согласованные пары «дни-часы».</w:t>
+        <w:t xml:space="preserve">Уточнить, какой состав расчётный (табл. 5.5/5.6 против табл. 3.1), и поправить ТЗ или ИД.</w:t>
       </w:r>
     </w:p>
     <w:p>
@@ -12103,13 +12253,13 @@
         <w:rPr>
           <w:b/>
         </w:rPr>
-        <w:t xml:space="preserve">C-71. </w:t>
-      </w:r>
-      <w:r>
-        <w:rPr>
-          <w:b/>
-        </w:rPr>
-        <w:t xml:space="preserve">Стык режимов: сгущение-фильтрация концентрата рассчитаны на 8322 ч/год, а Цех обжига (куда ТЗ включает участок фильтрации) работает 7920 ч/год</w:t>
+        <w:t xml:space="preserve">C-66. </w:t>
+      </w:r>
+      <w:r>
+        <w:rPr>
+          <w:b/>
+        </w:rPr>
+        <w:t xml:space="preserve">Чем промывается смешанный купорос на центрифуге: исходным раствором (разд. 2.3, 3, 4.1.1) или водой (разд. 4.1.4)</w:t>
       </w:r>
     </w:p>
     <w:p>
@@ -12118,7 +12268,7 @@
           <w:color w:val="666666"/>
           <w:sz w:val="20"/>
         </w:rPr>
-        <w:t xml:space="preserve">общий / стык · важность: формальные</w:t>
+        <w:t xml:space="preserve">Лот №2 · Купорос · важность: формальные</w:t>
       </w:r>
     </w:p>
     <w:tbl>
@@ -12162,16 +12312,16 @@
               <w:rPr>
                 <w:i/>
               </w:rPr>
-              <w:t xml:space="preserve">«1 ¦ Число рабочих часов в году ¦ ч/год ¦ 8322»</w:t>
-            </w:r>
-          </w:p>
-          <w:p>
-            <w:r>
-              <w:rPr>
-                <w:color w:val="666666"/>
-                <w:sz w:val="18"/>
-              </w:rPr>
-              <w:t xml:space="preserve">ИД ч.1, табл. 23, раздел «Сгущение и фильтрация медного концентрата», строка 479</w:t>
+              <w:t xml:space="preserve">«Смешанный купорос для удаления кислоты и микропримесей промывается в центрифуге первичным раствором, поступающим из бака поз. 4,1.22…»</w:t>
+            </w:r>
+          </w:p>
+          <w:p>
+            <w:r>
+              <w:rPr>
+                <w:color w:val="666666"/>
+                <w:sz w:val="18"/>
+              </w:rPr>
+              <w:t xml:space="preserve">ИД ч.2, разд. 4.1.1, строка 455 (также разд. 2.3, строка 244: «…отмываются от кислоты на центрифуге исходным раствором питания…»; табл. 3.1, строка 363: «Расход питающего раствора выпарки медного купороса на промывку кристаллов ¦ 0,15 ¦ м3/т»)</w:t>
             </w:r>
           </w:p>
         </w:tc>
@@ -12200,16 +12350,16 @@
               <w:rPr>
                 <w:i/>
               </w:rPr>
-              <w:t xml:space="preserve">«Режим работы оборудования Цеха обжига (ИД, часть 1, Приложение В - письмо №КГМК/6525-исх от 25.05.2026 «О сценарных условиях для ИД и ТР»): круглосуточный, 330 дней в году, 7920 рабочих часов.»</w:t>
-            </w:r>
-          </w:p>
-          <w:p>
-            <w:r>
-              <w:rPr>
-                <w:color w:val="666666"/>
-                <w:sz w:val="18"/>
-              </w:rPr>
-              <w:t xml:space="preserve">ТЗ v3.6, п. 3.4, строка 185 (и ИД ч.1, табл. 23, строка 640: «90 ¦ Число рабочих часов в году ¦ ч/год ¦ 7920»)</w:t>
+              <w:t xml:space="preserve">«Смешанный купорос в центрифуге промывается водой для удаления кислоты и микропримесей, промводы сбрасываются в бак (поз.9) и возвращаются в аппарат первой ступени.»</w:t>
+            </w:r>
+          </w:p>
+          <w:p>
+            <w:r>
+              <w:rPr>
+                <w:color w:val="666666"/>
+                <w:sz w:val="18"/>
+              </w:rPr>
+              <w:t xml:space="preserve">ИД ч.2, разд. 4.1.4 (передел кристаллизации смешанного купороса), строка 499</w:t>
             </w:r>
           </w:p>
         </w:tc>
@@ -12223,7 +12373,7 @@
         <w:t xml:space="preserve">На что влияет: </w:t>
       </w:r>
       <w:r>
-        <w:t xml:space="preserve">Участок фильтрации медного концентрата входит в Цех обжига (Лот 1, ТЗ п. 2.8.3, строка 80), кек с барабанных фильтров конвейером подаётся прямо на шихтовку. Внутри одной табл. 23 ч.1 для фильтрации принято 8322 ч (гидрометаллургический режим), для обжига — 7920 ч: часовые производительности фильтров и печи посчитаны от разных баз.</w:t>
+        <w:t xml:space="preserve">Промывной агент двоится: исходный раствор (фильтрат контрольной фильтрации) против воды. Влияет на водный баланс выпарки и на качество купороса (микропримеси).</w:t>
       </w:r>
     </w:p>
     <w:p>
@@ -12234,7 +12384,7 @@
         <w:t xml:space="preserve">Вопрос Заказчику: </w:t>
       </w:r>
       <w:r>
-        <w:t xml:space="preserve">Определить, по какому режиму проектируется фильтрация (7920 ч как часть Лота 1?) и пересчитать её часовые потоки.</w:t>
+        <w:t xml:space="preserve">Указать один агент промывки (по балансам — исходный раствор, 0,15 м3/т) и поправить разд. 4.1.4.</w:t>
       </w:r>
     </w:p>
     <w:p>
@@ -12259,13 +12409,13 @@
         <w:rPr>
           <w:b/>
         </w:rPr>
-        <w:t xml:space="preserve">C-72. </w:t>
-      </w:r>
-      <w:r>
-        <w:rPr>
-          <w:b/>
-        </w:rPr>
-        <w:t xml:space="preserve">Хлор в обжиговой пыли (основной вариант): 0,023% в тексте ч.1 и ТЗ против 0,019% в табл. 10</w:t>
+        <w:t xml:space="preserve">C-67. </w:t>
+      </w:r>
+      <w:r>
+        <w:rPr>
+          <w:b/>
+        </w:rPr>
+        <w:t xml:space="preserve">Куда уходит излишек промывной воды КСМ: «в ГМО» по описанию машины против возврата в бак питания ванн по схеме ИД</w:t>
       </w:r>
     </w:p>
     <w:p>
@@ -12274,7 +12424,7 @@
           <w:color w:val="666666"/>
           <w:sz w:val="20"/>
         </w:rPr>
-        <w:t xml:space="preserve">общий / стык · важность: формальные</w:t>
+        <w:t xml:space="preserve">Лот №3 · Электроэкстракция · важность: формальные</w:t>
       </w:r>
     </w:p>
     <w:tbl>
@@ -12318,16 +12468,16 @@
               <w:rPr>
                 <w:i/>
               </w:rPr>
-              <w:t xml:space="preserve">«- для основного варианта: 67,76 Cu, 3,72 Ni, 0,16 Co, 4,99 Fe, 2,40 S, 0,023 Cl,»</w:t>
-            </w:r>
-          </w:p>
-          <w:p>
-            <w:r>
-              <w:rPr>
-                <w:color w:val="666666"/>
-                <w:sz w:val="18"/>
-              </w:rPr>
-              <w:t xml:space="preserve">ИД ч.1, п. 1.2.2, строка 154 (то же в ТЗ, строка 144: «…2,40 S, 0,023 Cl»)</w:t>
+              <w:t xml:space="preserve">«Излишек воды насосом автоматически скачивается в ГМО. После окончания обработки серии вода из резервуара скачивается в ГМО для дальнейшего использования.»</w:t>
+            </w:r>
+          </w:p>
+          <w:p>
+            <w:r>
+              <w:rPr>
+                <w:color w:val="666666"/>
+                <w:sz w:val="18"/>
+              </w:rPr>
+              <w:t xml:space="preserve">ИД ч.2, описание КСМ, строка 555</w:t>
             </w:r>
           </w:p>
         </w:tc>
@@ -12356,16 +12506,16 @@
               <w:rPr>
                 <w:i/>
               </w:rPr>
-              <w:t xml:space="preserve">«Химический состав, % ¦ 3,72 ¦ 67,76 ¦ 0,16 ¦ 4,99 ¦ 2,40 ¦ 1,43 ¦ 21,18 ¦ 0,019 ¦ 100,00»</w:t>
-            </w:r>
-          </w:p>
-          <w:p>
-            <w:r>
-              <w:rPr>
-                <w:color w:val="666666"/>
-                <w:sz w:val="18"/>
-              </w:rPr>
-              <w:t xml:space="preserve">ИД ч.1, табл. 10 (средний состав пыли, основной вариант), строка 170</w:t>
+              <w:t xml:space="preserve">«Промывные воды с катодосдирочных машин передаются в бак питания ванн, поз. 4.2.1.»</w:t>
+            </w:r>
+          </w:p>
+          <w:p>
+            <w:r>
+              <w:rPr>
+                <w:color w:val="666666"/>
+                <w:sz w:val="18"/>
+              </w:rPr>
+              <w:t xml:space="preserve">ИД ч.2, разд. 4.1.2, строка 465 (также строка 461: «Также в бак питания поступают растворы промывки катодов, растворы системы аспирации ванн»)</w:t>
             </w:r>
           </w:p>
         </w:tc>
@@ -12379,7 +12529,7 @@
         <w:t xml:space="preserve">На что влияет: </w:t>
       </w:r>
       <w:r>
-        <w:t xml:space="preserve">Табл. 10 (и расчёт через CuCl 0,052%) даёт Cl 0,019; текст и ТЗ — 0,023. Хлор пыли — входной параметр ч.2: от него зависят хлоридный фон электролита (20-35 г/м3, строка 188 ч.2) и потребность в соляной кислоте.</w:t>
+        <w:t xml:space="preserve">Описание КСМ, судя по упоминаниям «ГМО» и «под ваннами», перенесено из другого проекта и не адаптировано: по принятой схеме промводы возвращаются в циркуляцию электролиза, а не в гидрометаллургическое отделение.</w:t>
       </w:r>
     </w:p>
     <w:p>
@@ -12390,7 +12540,7 @@
         <w:t xml:space="preserve">Вопрос Заказчику: </w:t>
       </w:r>
       <w:r>
-        <w:t xml:space="preserve">Выверить средний Cl пыли по балансу табл. 22 и поправить текст/ТЗ или таблицу.</w:t>
+        <w:t xml:space="preserve">Адаптировать описание КСМ к принятой схеме (возврат в поз. 4.2.1) либо показать поток в ГМО в балансе.</w:t>
       </w:r>
     </w:p>
     <w:p>
@@ -12415,13 +12565,13 @@
         <w:rPr>
           <w:b/>
         </w:rPr>
-        <w:t xml:space="preserve">C-73. </w:t>
-      </w:r>
-      <w:r>
-        <w:rPr>
-          <w:b/>
-        </w:rPr>
-        <w:t xml:space="preserve">Удельные нормы «на 1 т меди»: ч.1 делит на 71264 т (медь в шихте), сводная табл. 9.5 ч.2 — на ~69250 т (катодная медь)</w:t>
+        <w:t xml:space="preserve">C-68. </w:t>
+      </w:r>
+      <w:r>
+        <w:rPr>
+          <w:b/>
+        </w:rPr>
+        <w:t xml:space="preserve">Нормы расхода матриц и анодов (табл. 8.5) не сходятся с заявленными сроками службы при 180 ваннах</w:t>
       </w:r>
     </w:p>
     <w:p>
@@ -12430,7 +12580,7 @@
           <w:color w:val="666666"/>
           <w:sz w:val="20"/>
         </w:rPr>
-        <w:t xml:space="preserve">общий / стык · важность: формальные</w:t>
+        <w:t xml:space="preserve">Лот №3 · Электроэкстракция · важность: формальные</w:t>
       </w:r>
     </w:p>
     <w:tbl>
@@ -12474,16 +12624,16 @@
               <w:rPr>
                 <w:i/>
               </w:rPr>
-              <w:t xml:space="preserve">«Технический кислород (96 % O2) на дутье, нм3 ¦  ¦ 0,8-1,2 ¦ 25 ¦  ¦ 4687×7920=37121040 ¦ 37121040/71264=520,9»</w:t>
-            </w:r>
-          </w:p>
-          <w:p>
-            <w:r>
-              <w:rPr>
-                <w:color w:val="666666"/>
-                <w:sz w:val="18"/>
-              </w:rPr>
-              <w:t xml:space="preserve">ИД ч.1, табл. 26, строка 1567</w:t>
+              <w:t xml:space="preserve">«Расчетный срок эксплуатации матриц – 6 лет.»</w:t>
+            </w:r>
+          </w:p>
+          <w:p>
+            <w:r>
+              <w:rPr>
+                <w:color w:val="666666"/>
+                <w:sz w:val="18"/>
+              </w:rPr>
+              <w:t xml:space="preserve">ИД ч.2, п. 1.4.1.3, строка 210 (аноды: «Расчетный срок эксплуатации анодов – 5 лет», строка 202)</w:t>
             </w:r>
           </w:p>
         </w:tc>
@@ -12512,16 +12662,16 @@
               <w:rPr>
                 <w:i/>
               </w:rPr>
-              <w:t xml:space="preserve">«18 ¦ Кислород (96%) на дутье в печь КС ¦ тыс.м3 ¦ 37121 ¦ 0,536»</w:t>
-            </w:r>
-          </w:p>
-          <w:p>
-            <w:r>
-              <w:rPr>
-                <w:color w:val="666666"/>
-                <w:sz w:val="18"/>
-              </w:rPr>
-              <w:t xml:space="preserve">ИД ч.2, табл. 9.5, строка 732</w:t>
+              <w:t xml:space="preserve">«9 ¦ Катодные матрицы ¦ шт. ¦ 1150 ¦ 0,017»</w:t>
+            </w:r>
+          </w:p>
+          <w:p>
+            <w:r>
+              <w:rPr>
+                <w:color w:val="666666"/>
+                <w:sz w:val="18"/>
+              </w:rPr>
+              <w:t xml:space="preserve">ИД ч.2, табл. 8.5, строка 689 (аноды: «8 ¦ Аноды из свинцового сплава ¦ шт. ¦ 2300 ¦ 0,033», строка 688)</w:t>
             </w:r>
           </w:p>
         </w:tc>
@@ -12535,7 +12685,7 @@
         <w:t xml:space="preserve">На что влияет: </w:t>
       </w:r>
       <w:r>
-        <w:t xml:space="preserve">Годовой объём один и тот же (37121 тыс. нм3), но удельный расход в ч.1 — 520,9 нм3/т (база 71264 т меди в шихте), а в ч.2 — 536 нм3/т (база ~69250 т катодной меди). Одинаково названные нормы «на 1 т меди» в двух частях ИД несопоставимы (~3%).</w:t>
+        <w:t xml:space="preserve">В работе 180 ванн × 84 матрицы = 15120 шт. (строки 403, 466); при сроке 6 лет годовой расход ≈2520 шт., в табл. 8.5 — 1150 (соответствует ~13 годам). Аноды: 180 × 85 = 15300; при 5 годах ≈3060 шт./год против 2300 (≈6,7 года, что ближе к «сроку анодной компании 5-7 лет», строка 422). Нормы и сроки службы не согласованы между разделами 1.4 и 8.</w:t>
       </w:r>
     </w:p>
     <w:p>
@@ -12546,7 +12696,7 @@
         <w:t xml:space="preserve">Вопрос Заказчику: </w:t>
       </w:r>
       <w:r>
-        <w:t xml:space="preserve">Оговорить базу удельных норм (катодная медь) и пересчитать табл. 26 ч.1 либо снабдить обе таблицы примечанием.</w:t>
+        <w:t xml:space="preserve">Пересчитать нормы табл. 8.5/9.5 от принятых сроков службы (или скорректировать сроки).</w:t>
       </w:r>
     </w:p>
     <w:p>
@@ -12571,13 +12721,13 @@
         <w:rPr>
           <w:b/>
         </w:rPr>
-        <w:t xml:space="preserve">C-76. </w:t>
-      </w:r>
-      <w:r>
-        <w:rPr>
-          <w:b/>
-        </w:rPr>
-        <w:t xml:space="preserve">Опечатка в наименовании ГОСТ Р 10.0.02-2019/ИСО 16739-1:2018: «Честь 1. Схема данных»</w:t>
+        <w:t xml:space="preserve">C-69. </w:t>
+      </w:r>
+      <w:r>
+        <w:rPr>
+          <w:b/>
+        </w:rPr>
+        <w:t xml:space="preserve">Обрамление катодных матриц: «ПВХ (ПП)» в табл. 3.1 против полипропилена по разд. 1.3</w:t>
       </w:r>
     </w:p>
     <w:p>
@@ -12586,7 +12736,7 @@
           <w:color w:val="666666"/>
           <w:sz w:val="20"/>
         </w:rPr>
-        <w:t xml:space="preserve">общий / стык · важность: формальные</w:t>
+        <w:t xml:space="preserve">Лот №3 · Электроэкстракция · важность: формальные</w:t>
       </w:r>
     </w:p>
     <w:tbl>
@@ -12630,16 +12780,16 @@
               <w:rPr>
                 <w:i/>
               </w:rPr>
-              <w:t xml:space="preserve">«Честь 1. Схема данных»</w:t>
-            </w:r>
-          </w:p>
-          <w:p>
-            <w:r>
-              <w:rPr>
-                <w:color w:val="666666"/>
-                <w:sz w:val="18"/>
-              </w:rPr>
-              <w:t xml:space="preserve">Прил.4, ТЗ на ЦИМ_ОВЭ-75.txt, стр.18 (табл. нормативных ссылок, строка ГОСТ Р 10.0.02-2019)</w:t>
+              <w:t xml:space="preserve">«Катоды – матрица из нерж. ст. 316L с ПВХ (ПП) обрамлением»</w:t>
+            </w:r>
+          </w:p>
+          <w:p>
+            <w:r>
+              <w:rPr>
+                <w:color w:val="666666"/>
+                <w:sz w:val="18"/>
+              </w:rPr>
+              <w:t xml:space="preserve">ИД ч.2, табл. 3.1, строка 406</w:t>
             </w:r>
           </w:p>
         </w:tc>
@@ -12668,16 +12818,16 @@
               <w:rPr>
                 <w:i/>
               </w:rPr>
-              <w:t xml:space="preserve">«Часть 1. Методология и формат»</w:t>
-            </w:r>
-          </w:p>
-          <w:p>
-            <w:r>
-              <w:rPr>
-                <w:color w:val="666666"/>
-                <w:sz w:val="18"/>
-              </w:rPr>
-              <w:t xml:space="preserve">Прил.4, ТЗ на ЦИМ_ОВЭ-75.txt, стр.19 (соседняя строка той же таблицы — корректное написание)</w:t>
+              <w:t xml:space="preserve">«1.3.7 Полипропиленовый профиль (пруток). Используется для обрамления катодных матриц.»</w:t>
+            </w:r>
+          </w:p>
+          <w:p>
+            <w:r>
+              <w:rPr>
+                <w:color w:val="666666"/>
+                <w:sz w:val="18"/>
+              </w:rPr>
+              <w:t xml:space="preserve">ИД ч.2, п. 1.3.7, строка 151 (в перечне материалов — «полипропиленовый профиль», строка 118)</w:t>
             </w:r>
           </w:p>
         </w:tc>
@@ -12691,7 +12841,7 @@
         <w:t xml:space="preserve">На что влияет: </w:t>
       </w:r>
       <w:r>
-        <w:t xml:space="preserve">Официальное наименование ГОСТ Р 10.0.02-2019/ИСО 16739-1:2018 заканчивается словами «Часть 1. Схема данных»; в таблице — «Честь 1». Остальные строки таблицы (ГОСТ Р 10.0.03-2019, 10.0.05-2019, 10.0.06-2019) используют правильное «Часть …».</w:t>
+        <w:t xml:space="preserve">ПВХ и полипропилен — разные материалы с разной стойкостью при 50 °С в кислой среде; во всех остальных местах (и у поставщиков в Прил. Б) — полипропилен.</w:t>
       </w:r>
     </w:p>
     <w:p>
@@ -12702,7 +12852,7 @@
         <w:t xml:space="preserve">Вопрос Заказчику: </w:t>
       </w:r>
       <w:r>
-        <w:t xml:space="preserve">Исправить «Честь» на «Часть» в строке ГОСТ Р 10.0.02-2019.</w:t>
+        <w:t xml:space="preserve">Убрать «ПВХ», оставить полипропилен (ПП).</w:t>
       </w:r>
     </w:p>
     <w:p>
@@ -12727,13 +12877,13 @@
         <w:rPr>
           <w:b/>
         </w:rPr>
-        <w:t xml:space="preserve">C-79. </w:t>
-      </w:r>
-      <w:r>
-        <w:rPr>
-          <w:b/>
-        </w:rPr>
-        <w:t xml:space="preserve">Прил.4 ЦИМ (наименования файлов): один код на две стадии, два кода на одно содержание, дубли и опечатки</w:t>
+        <w:t xml:space="preserve">C-70. </w:t>
+      </w:r>
+      <w:r>
+        <w:rPr>
+          <w:b/>
+        </w:rPr>
+        <w:t xml:space="preserve">ТЗ: «345 дней в году, 8322 рабочих часов» — дни и часы не сходятся между собой (345×24=8280)</w:t>
       </w:r>
     </w:p>
     <w:p>
@@ -12742,7 +12892,7 @@
           <w:color w:val="666666"/>
           <w:sz w:val="20"/>
         </w:rPr>
-        <w:t xml:space="preserve">общий / стык · важность: формальные</w:t>
+        <w:t xml:space="preserve">Лот №2 · Купорос · важность: формальные</w:t>
       </w:r>
     </w:p>
     <w:tbl>
@@ -12786,16 +12936,16 @@
               <w:rPr>
                 <w:i/>
               </w:rPr>
-              <w:t xml:space="preserve">«CONCP ¦ Проектная ЦИМ (Эскизный проект)»</w:t>
-            </w:r>
-          </w:p>
-          <w:p>
-            <w:r>
-              <w:rPr>
-                <w:color w:val="666666"/>
-                <w:sz w:val="18"/>
-              </w:rPr>
-              <w:t xml:space="preserve">Прил.4/Прил.4 ЦИМ «Правила наименования файлов».txt, стр.32 (табл. стадий)</w:t>
+              <w:t xml:space="preserve">«Режим работы оборудования Участка получения медного и медно-никелевого купороса (ИД, часть 1, Приложение В): круглосуточный, 345 дней в году, 8322 рабочих часов.»</w:t>
+            </w:r>
+          </w:p>
+          <w:p>
+            <w:r>
+              <w:rPr>
+                <w:color w:val="666666"/>
+                <w:sz w:val="18"/>
+              </w:rPr>
+              <w:t xml:space="preserve">ТЗ v3.6, п. 4.4, строка 275 (аналогично п. 5.3, строка 356: «круглосуточный, 358 дней в году, 8585 рабочих часов», а 358×24=8592)</w:t>
             </w:r>
           </w:p>
         </w:tc>
@@ -12824,16 +12974,16 @@
               <w:rPr>
                 <w:i/>
               </w:rPr>
-              <w:t xml:space="preserve">«CONCP ¦ Проектная ЦИМ (Архитектурный проект)»</w:t>
-            </w:r>
-          </w:p>
-          <w:p>
-            <w:r>
-              <w:rPr>
-                <w:color w:val="666666"/>
-                <w:sz w:val="18"/>
-              </w:rPr>
-              <w:t xml:space="preserve">Прил.4/Прил.4 ЦИМ «Правила наименования файлов».txt, стр.33 (та же таблица, следующая строка)</w:t>
+              <w:t xml:space="preserve">«Если в настоящем разделе приводятся часовые потоки, то они относятся к расчетам из годовой работы 8322 часов (КИО=95%) для гидрометаллургического производства и 8584,8 часов для ванн и иного оборудования электролизного отделения, что соответствует КИО 98%.»</w:t>
+            </w:r>
+          </w:p>
+          <w:p>
+            <w:r>
+              <w:rPr>
+                <w:color w:val="666666"/>
+                <w:sz w:val="18"/>
+              </w:rPr>
+              <w:t xml:space="preserve">ИД ч.2, разд. 3, строка 259</w:t>
             </w:r>
           </w:p>
         </w:tc>
@@ -12847,7 +12997,7 @@
         <w:t xml:space="preserve">На что влияет: </w:t>
       </w:r>
       <w:r>
-        <w:t xml:space="preserve">Код CONCP назначен двум разным стадиям — имя файла их не различит. Также: «Кислород ¦ Oxygen» (стр.142) и «Кислород ¦ G2» (стр.196) — два кода одного содержания; «Воздуховоды ¦ AirLines» и «Воздуховоды ¦ Airlines» (стр.122–123); «Фасад ¦ Facade» дважды (стр.136, 141); «ТМ ¦ TM» дважды (стр.58–59); опечатка «напорныq» (стр.177); в примере стадия возведения «ex» строчными (стр.24) при коде таблицы «EX» (стр.82).</w:t>
+        <w:t xml:space="preserve">8322 ч = 346,75 сут (КИО 95%), а не 345 сут (8280 ч); 8584,8 ч = 357,7 сут, а не 358. Дни в ТЗ округлены несогласованно с часами — при пересчётах производительности возможна ошибка ~0,5%.</w:t>
       </w:r>
     </w:p>
     <w:p>
@@ -12858,7 +13008,7 @@
         <w:t xml:space="preserve">Вопрос Заказчику: </w:t>
       </w:r>
       <w:r>
-        <w:t xml:space="preserve">Вычистить таблицы кодов: уникальный код каждой стадии/содержанию, убрать дубли, исправить опечатки, зафиксировать регистр кодов.</w:t>
+        <w:t xml:space="preserve">В ТЗ оставить только часы (8322 / 8585) либо согласованные пары «дни-часы».</w:t>
       </w:r>
     </w:p>
     <w:p>
@@ -12883,13 +13033,13 @@
         <w:rPr>
           <w:b/>
         </w:rPr>
-        <w:t xml:space="preserve">C-80. </w:t>
-      </w:r>
-      <w:r>
-        <w:rPr>
-          <w:b/>
-        </w:rPr>
-        <w:t xml:space="preserve">Прил.3 ЦИМ: в проверках коллизий стадии Р наборы элементов не соответствуют названиям проверок — часть коллизий не ловится</w:t>
+        <w:t xml:space="preserve">C-71. </w:t>
+      </w:r>
+      <w:r>
+        <w:rPr>
+          <w:b/>
+        </w:rPr>
+        <w:t xml:space="preserve">Стык режимов: сгущение-фильтрация концентрата рассчитаны на 8322 ч/год, а Цех обжига (куда ТЗ включает участок фильтрации) работает 7920 ч/год</w:t>
       </w:r>
     </w:p>
     <w:p>
@@ -12942,16 +13092,16 @@
               <w:rPr>
                 <w:i/>
               </w:rPr>
-              <w:t xml:space="preserve">«КЖ-КМ_Колонны, балки – ТХ_Газоходы ¦ КЖ_КолонныКЖ_БалкиКМ_Колонны и балки ¦ ИС_Трубы канализация ¦ 20 мм ¦ Пересечения ж/б и металлических колонн и балок с трубами канализационной системы»</w:t>
-            </w:r>
-          </w:p>
-          <w:p>
-            <w:r>
-              <w:rPr>
-                <w:color w:val="666666"/>
-                <w:sz w:val="18"/>
-              </w:rPr>
-              <w:t xml:space="preserve">Прил.4/Прил.3 ЦИМ «Наборы и правила проверки».txt, стр.104 (проверка 7.6, стадия Р)</w:t>
+              <w:t xml:space="preserve">«1 ¦ Число рабочих часов в году ¦ ч/год ¦ 8322»</w:t>
+            </w:r>
+          </w:p>
+          <w:p>
+            <w:r>
+              <w:rPr>
+                <w:color w:val="666666"/>
+                <w:sz w:val="18"/>
+              </w:rPr>
+              <w:t xml:space="preserve">ИД ч.1, табл. 23, раздел «Сгущение и фильтрация медного концентрата», строка 479</w:t>
             </w:r>
           </w:p>
         </w:tc>
@@ -12980,16 +13130,16 @@
               <w:rPr>
                 <w:i/>
               </w:rPr>
-              <w:t xml:space="preserve">«КЖ-КМ_Колонны, балки – ИС_Канализация ¦ КЖ_КолонныКЖ_БалкиКМ_Колонны и балки ¦ ИС_Трубы канализация»</w:t>
-            </w:r>
-          </w:p>
-          <w:p>
-            <w:r>
-              <w:rPr>
-                <w:color w:val="666666"/>
-                <w:sz w:val="18"/>
-              </w:rPr>
-              <w:t xml:space="preserve">Прил.4/Прил.3 ЦИМ «Наборы и правила проверки».txt, стр.96 (проверка 6.4, стадия Р — тот же состав наборов)</w:t>
+              <w:t xml:space="preserve">«Режим работы оборудования Цеха обжига (ИД, часть 1, Приложение В - письмо №КГМК/6525-исх от 25.05.2026 «О сценарных условиях для ИД и ТР»): круглосуточный, 330 дней в году, 7920 рабочих часов.»</w:t>
+            </w:r>
+          </w:p>
+          <w:p>
+            <w:r>
+              <w:rPr>
+                <w:color w:val="666666"/>
+                <w:sz w:val="18"/>
+              </w:rPr>
+              <w:t xml:space="preserve">ТЗ v3.6, п. 3.4, строка 185 (и ИД ч.1, табл. 23, строка 640: «90 ¦ Число рабочих часов в году ¦ ч/год ¦ 7920»)</w:t>
             </w:r>
           </w:p>
         </w:tc>
@@ -13003,7 +13153,7 @@
         <w:t xml:space="preserve">На что влияет: </w:t>
       </w:r>
       <w:r>
-        <w:t xml:space="preserve">Проверка 7.6 называется «колонны/балки – ТХ_Газоходы», но набором Б назначена канализация — это дубль проверки 6.4, а пересечения колонн/балок с газоходами не проверяются вовсе. Аналогично 8.2 «ТХ_Газоходы – ИС_Оборудование» получила набором Б трассы (стр.108, дубль 8.1), а 9.5 «АР – ТХ_Оборудование» — набор А «ИС_Оборудование» (стр.118): коллизии газоходов с оборудованием ИС и техоборудования с АР выпадают из контроля качества.</w:t>
+        <w:t xml:space="preserve">Участок фильтрации медного концентрата входит в Цех обжига (Лот 1, ТЗ п. 2.8.3, строка 80), кек с барабанных фильтров конвейером подаётся прямо на шихтовку. Внутри одной табл. 23 ч.1 для фильтрации принято 8322 ч (гидрометаллургический режим), для обжига — 7920 ч: часовые производительности фильтров и печи посчитаны от разных баз.</w:t>
       </w:r>
     </w:p>
     <w:p>
@@ -13014,7 +13164,7 @@
         <w:t xml:space="preserve">Вопрос Заказчику: </w:t>
       </w:r>
       <w:r>
-        <w:t xml:space="preserve">Исправить наборы А/Б в проверках 7.6, 8.2 и 9.5 стадии Р в соответствии с их названиями и описаниями.</w:t>
+        <w:t xml:space="preserve">Определить, по какому режиму проектируется фильтрация (7920 ч как часть Лота 1?) и пересчитать её часовые потоки.</w:t>
       </w:r>
     </w:p>
     <w:p>
@@ -13039,13 +13189,13 @@
         <w:rPr>
           <w:b/>
         </w:rPr>
-        <w:t xml:space="preserve">C-82. </w:t>
-      </w:r>
-      <w:r>
-        <w:rPr>
-          <w:b/>
-        </w:rPr>
-        <w:t xml:space="preserve">ПИМ: три разные расшифровки одного термина внутри ТЗ на ЦИМ</w:t>
+        <w:t xml:space="preserve">C-72. </w:t>
+      </w:r>
+      <w:r>
+        <w:rPr>
+          <w:b/>
+        </w:rPr>
+        <w:t xml:space="preserve">Хлор в обжиговой пыли (основной вариант): 0,023% в тексте ч.1 и ТЗ против 0,019% в табл. 10</w:t>
       </w:r>
     </w:p>
     <w:p>
@@ -13098,16 +13248,16 @@
               <w:rPr>
                 <w:i/>
               </w:rPr>
-              <w:t xml:space="preserve">«План реализации проекта с использованием информационного моделирования; ПИМ: Технический документ»</w:t>
-            </w:r>
-          </w:p>
-          <w:p>
-            <w:r>
-              <w:rPr>
-                <w:color w:val="666666"/>
-                <w:sz w:val="18"/>
-              </w:rPr>
-              <w:t xml:space="preserve">Прил.4, ТЗ на ЦИМ_ОВЭ-75.txt, стр.43 (Термины и определения)</w:t>
+              <w:t xml:space="preserve">«- для основного варианта: 67,76 Cu, 3,72 Ni, 0,16 Co, 4,99 Fe, 2,40 S, 0,023 Cl,»</w:t>
+            </w:r>
+          </w:p>
+          <w:p>
+            <w:r>
+              <w:rPr>
+                <w:color w:val="666666"/>
+                <w:sz w:val="18"/>
+              </w:rPr>
+              <w:t xml:space="preserve">ИД ч.1, п. 1.2.2, строка 154 (то же в ТЗ, строка 144: «…2,40 S, 0,023 Cl»)</w:t>
             </w:r>
           </w:p>
         </w:tc>
@@ -13136,16 +13286,16 @@
               <w:rPr>
                 <w:i/>
               </w:rPr>
-              <w:t xml:space="preserve">««Плана выполнения проекта с применением информационного моделирования» (ПИМ)»</w:t>
-            </w:r>
-          </w:p>
-          <w:p>
-            <w:r>
-              <w:rPr>
-                <w:color w:val="666666"/>
-                <w:sz w:val="18"/>
-              </w:rPr>
-              <w:t xml:space="preserve">Прил.4, ТЗ на ЦИМ_ОВЭ-75.txt, стр.186 (раздел Совещания)</w:t>
+              <w:t xml:space="preserve">«Химический состав, % ¦ 3,72 ¦ 67,76 ¦ 0,16 ¦ 4,99 ¦ 2,40 ¦ 1,43 ¦ 21,18 ¦ 0,019 ¦ 100,00»</w:t>
+            </w:r>
+          </w:p>
+          <w:p>
+            <w:r>
+              <w:rPr>
+                <w:color w:val="666666"/>
+                <w:sz w:val="18"/>
+              </w:rPr>
+              <w:t xml:space="preserve">ИД ч.1, табл. 10 (средний состав пыли, основной вариант), строка 170</w:t>
             </w:r>
           </w:p>
         </w:tc>
@@ -13159,7 +13309,7 @@
         <w:t xml:space="preserve">На что влияет: </w:t>
       </w:r>
       <w:r>
-        <w:t xml:space="preserve">В терминах ПИМ — «План реализации проекта с использованием информационного моделирования» (стр.43), в сокращениях — «План информационного моделирования» (стр.61), в разделе совещаний — «План выполнения проекта с применением информационного моделирования» (стр.186). Один документ фигурирует под тремя именами — риск разночтений в договоре и СОД.</w:t>
+        <w:t xml:space="preserve">Табл. 10 (и расчёт через CuCl 0,052%) даёт Cl 0,019; текст и ТЗ — 0,023. Хлор пыли — входной параметр ч.2: от него зависят хлоридный фон электролита (20-35 г/м3, строка 188 ч.2) и потребность в соляной кислоте.</w:t>
       </w:r>
     </w:p>
     <w:p>
@@ -13170,7 +13320,7 @@
         <w:t xml:space="preserve">Вопрос Заказчику: </w:t>
       </w:r>
       <w:r>
-        <w:t xml:space="preserve">Унифицировать наименование ПИМ по всему ТЗ на ЦИМ и приложениям.</w:t>
+        <w:t xml:space="preserve">Выверить средний Cl пыли по балансу табл. 22 и поправить текст/ТЗ или таблицу.</w:t>
       </w:r>
     </w:p>
     <w:p>
@@ -13195,13 +13345,13 @@
         <w:rPr>
           <w:b/>
         </w:rPr>
-        <w:t xml:space="preserve">C-85. </w:t>
-      </w:r>
-      <w:r>
-        <w:rPr>
-          <w:b/>
-        </w:rPr>
-        <w:t xml:space="preserve">Номинал питающей сети в одном приложении: 230 В для АСУ и 220В для весоизмерения</w:t>
+        <w:t xml:space="preserve">C-73. </w:t>
+      </w:r>
+      <w:r>
+        <w:rPr>
+          <w:b/>
+        </w:rPr>
+        <w:t xml:space="preserve">Удельные нормы «на 1 т меди»: ч.1 делит на 71264 т (медь в шихте), сводная табл. 9.5 ч.2 — на ~69250 т (катодная медь)</w:t>
       </w:r>
     </w:p>
     <w:p>
@@ -13254,16 +13404,16 @@
               <w:rPr>
                 <w:i/>
               </w:rPr>
-              <w:t xml:space="preserve">«с характеристиками: 230 В, 50 Гц, стабилизированное»</w:t>
-            </w:r>
-          </w:p>
-          <w:p>
-            <w:r>
-              <w:rPr>
-                <w:color w:val="666666"/>
-                <w:sz w:val="18"/>
-              </w:rPr>
-              <w:t xml:space="preserve">Прил.5 «Базовые требования…» (brief.txt), стр.86 (АСУТП → Требования к надёжности)</w:t>
+              <w:t xml:space="preserve">«Технический кислород (96 % O2) на дутье, нм3 ¦  ¦ 0,8-1,2 ¦ 25 ¦  ¦ 4687×7920=37121040 ¦ 37121040/71264=520,9»</w:t>
+            </w:r>
+          </w:p>
+          <w:p>
+            <w:r>
+              <w:rPr>
+                <w:color w:val="666666"/>
+                <w:sz w:val="18"/>
+              </w:rPr>
+              <w:t xml:space="preserve">ИД ч.1, табл. 26, строка 1567</w:t>
             </w:r>
           </w:p>
         </w:tc>
@@ -13292,16 +13442,16 @@
               <w:rPr>
                 <w:i/>
               </w:rPr>
-              <w:t xml:space="preserve">«электропитание: 220В, 50Гц.»</w:t>
-            </w:r>
-          </w:p>
-          <w:p>
-            <w:r>
-              <w:rPr>
-                <w:color w:val="666666"/>
-                <w:sz w:val="18"/>
-              </w:rPr>
-              <w:t xml:space="preserve">Прил.5 «Базовые требования…» (brief.txt), стр.197 (Весоизмерение (АИС) → Требования к надёжности)</w:t>
+              <w:t xml:space="preserve">«18 ¦ Кислород (96%) на дутье в печь КС ¦ тыс.м3 ¦ 37121 ¦ 0,536»</w:t>
+            </w:r>
+          </w:p>
+          <w:p>
+            <w:r>
+              <w:rPr>
+                <w:color w:val="666666"/>
+                <w:sz w:val="18"/>
+              </w:rPr>
+              <w:t xml:space="preserve">ИД ч.2, табл. 9.5, строка 732</w:t>
             </w:r>
           </w:p>
         </w:tc>
@@ -13315,7 +13465,7 @@
         <w:t xml:space="preserve">На что влияет: </w:t>
       </w:r>
       <w:r>
-        <w:t xml:space="preserve">Формально это разделы разных систем (АСУ и АИС весоизмерения), однако обе питаются от одной сети 0,4 кВ площадки (ср. ТЗ на БИ, стр.251: «шкафы управления 0,4 кВ»), а действующий номинал напряжения в РФ — 230 В (ГОСТ 29322-2014). Два номинала в одном приложении — след шаблонов разных лет; при заказе ИБП, стабилизаторов и заполнении опросных листов даст разнобой.</w:t>
+        <w:t xml:space="preserve">Годовой объём один и тот же (37121 тыс. нм3), но удельный расход в ч.1 — 520,9 нм3/т (база 71264 т меди в шихте), а в ч.2 — 536 нм3/т (база ~69250 т катодной меди). Одинаково названные нормы «на 1 т меди» в двух частях ИД несопоставимы (~3%).</w:t>
       </w:r>
     </w:p>
     <w:p>
@@ -13326,7 +13476,7 @@
         <w:t xml:space="preserve">Вопрос Заказчику: </w:t>
       </w:r>
       <w:r>
-        <w:t xml:space="preserve">Унифицировать номинал электропитания (230 В) по всем разделам Прил.5.</w:t>
+        <w:t xml:space="preserve">Оговорить базу удельных норм (катодная медь) и пересчитать табл. 26 ч.1 либо снабдить обе таблицы примечанием.</w:t>
       </w:r>
     </w:p>
     <w:p>
@@ -13351,13 +13501,13 @@
         <w:rPr>
           <w:b/>
         </w:rPr>
-        <w:t xml:space="preserve">C-86. </w:t>
-      </w:r>
-      <w:r>
-        <w:rPr>
-          <w:b/>
-        </w:rPr>
-        <w:t xml:space="preserve">ПГС: три разных требования к степени защиты IP в соседних абзацах без границ применения</w:t>
+        <w:t xml:space="preserve">C-76. </w:t>
+      </w:r>
+      <w:r>
+        <w:rPr>
+          <w:b/>
+        </w:rPr>
+        <w:t xml:space="preserve">Опечатка в наименовании ГОСТ Р 10.0.02-2019/ИСО 16739-1:2018: «Честь 1. Схема данных»</w:t>
       </w:r>
     </w:p>
     <w:p>
@@ -13410,16 +13560,16 @@
               <w:rPr>
                 <w:i/>
               </w:rPr>
-              <w:t xml:space="preserve">«с классом защиты IP54 и терморегуляцией»</w:t>
-            </w:r>
-          </w:p>
-          <w:p>
-            <w:r>
-              <w:rPr>
-                <w:color w:val="666666"/>
-                <w:sz w:val="18"/>
-              </w:rPr>
-              <w:t xml:space="preserve">Прил.5 «Базовые требования…» (brief.txt), стр.389 (ПГС — шкаф коммутатора оперативно-технологической связи)</w:t>
+              <w:t xml:space="preserve">«Честь 1. Схема данных»</w:t>
+            </w:r>
+          </w:p>
+          <w:p>
+            <w:r>
+              <w:rPr>
+                <w:color w:val="666666"/>
+                <w:sz w:val="18"/>
+              </w:rPr>
+              <w:t xml:space="preserve">Прил.4, ТЗ на ЦИМ_ОВЭ-75.txt, стр.18 (табл. нормативных ссылок, строка ГОСТ Р 10.0.02-2019)</w:t>
             </w:r>
           </w:p>
         </w:tc>
@@ -13448,16 +13598,16 @@
               <w:rPr>
                 <w:i/>
               </w:rPr>
-              <w:t xml:space="preserve">«Класс защиты должен быть IP 65.»</w:t>
-            </w:r>
-          </w:p>
-          <w:p>
-            <w:r>
-              <w:rPr>
-                <w:color w:val="666666"/>
-                <w:sz w:val="18"/>
-              </w:rPr>
-              <w:t xml:space="preserve">Прил.5 «Базовые требования…» (brief.txt), стр.391 (ПГС — оборудование в технологических зонах)</w:t>
+              <w:t xml:space="preserve">«Часть 1. Методология и формат»</w:t>
+            </w:r>
+          </w:p>
+          <w:p>
+            <w:r>
+              <w:rPr>
+                <w:color w:val="666666"/>
+                <w:sz w:val="18"/>
+              </w:rPr>
+              <w:t xml:space="preserve">Прил.4, ТЗ на ЦИМ_ОВЭ-75.txt, стр.19 (соседняя строка той же таблицы — корректное написание)</w:t>
             </w:r>
           </w:p>
         </w:tc>
@@ -13471,7 +13621,22 @@
         <w:t xml:space="preserve">На что влияет: </w:t>
       </w:r>
       <w:r>
-        <w:t xml:space="preserve">Для шкафа коммутатора ПГС задан IP54 (стр.389); следующий абзац для техсредств ПГС в закрытых шкафах велит «Степень защиты IР определить в соответствии с внешними производственными факторами» (стр.390 — причём «IР» набрано с кириллической «Р»); а стр.391 для оборудования в технологических зонах жёстко требует IP 65. Границы применения трёх правил не заданы — к какому из них относится коммутатор и шкафы с серверами/ИБП, неясно.</w:t>
+        <w:t xml:space="preserve">Официальное наименование ГОСТ Р 10.0.02-2019/ИСО 16739-1:2018 заканчивается словами «Часть 1. Схема данных»; в таблице — «Честь 1». Остальные строки таблицы (ГОСТ Р 10.0.03-2019, 10.0.05-2019, 10.0.06-2019) используют правильное «Часть …».</w:t>
+      </w:r>
+    </w:p>
+    <w:p>
+      <w:r>
+        <w:rPr>
+          <w:b/>
+          <w:color w:val="0CA30C"/>
+        </w:rPr>
+        <w:t xml:space="preserve">Статус по редакции 25.08.2026 (ТЗ v4.1 / ЦИМ ред.2): </w:t>
+      </w:r>
+      <w:r>
+        <w:rPr>
+          <w:color w:val="0CA30C"/>
+        </w:rPr>
+        <w:t xml:space="preserve">перечень НТД со строкой «Честь 1» в ред.2 исключён</w:t>
       </w:r>
     </w:p>
     <w:p>
@@ -13482,7 +13647,7 @@
         <w:t xml:space="preserve">Вопрос Заказчику: </w:t>
       </w:r>
       <w:r>
-        <w:t xml:space="preserve">Разграничить требования: какие элементы ПГС — IP54, какие — IP65, какие — «по факторам»; исправить опечатку «IР».</w:t>
+        <w:t xml:space="preserve">Исправить «Честь» на «Часть» в строке ГОСТ Р 10.0.02-2019.</w:t>
       </w:r>
     </w:p>
     <w:p>
@@ -13507,13 +13672,13 @@
         <w:rPr>
           <w:b/>
         </w:rPr>
-        <w:t xml:space="preserve">C-87. </w:t>
-      </w:r>
-      <w:r>
-        <w:rPr>
-          <w:b/>
-        </w:rPr>
-        <w:t xml:space="preserve">Лот №1: в таблице границ проектирования два пункта 3.3.2, пункт 3.3.3 отсутствует</w:t>
+        <w:t xml:space="preserve">C-79. </w:t>
+      </w:r>
+      <w:r>
+        <w:rPr>
+          <w:b/>
+        </w:rPr>
+        <w:t xml:space="preserve">Прил.4 ЦИМ (наименования файлов): один код на две стадии, два кода на одно содержание, дубли и опечатки</w:t>
       </w:r>
     </w:p>
     <w:p>
@@ -13522,7 +13687,7 @@
           <w:color w:val="666666"/>
           <w:sz w:val="20"/>
         </w:rPr>
-        <w:t xml:space="preserve">Лот №1 · Цех обжига · важность: формальные</w:t>
+        <w:t xml:space="preserve">общий / стык · важность: формальные</w:t>
       </w:r>
     </w:p>
     <w:tbl>
@@ -13566,16 +13731,16 @@
               <w:rPr>
                 <w:i/>
               </w:rPr>
-              <w:t xml:space="preserve">«3.3.2 ¦ Медный кек NNH в «биг-бэг» ¦ Ворота цеха»</w:t>
-            </w:r>
-          </w:p>
-          <w:p>
-            <w:r>
-              <w:rPr>
-                <w:color w:val="666666"/>
-                <w:sz w:val="18"/>
-              </w:rPr>
-              <w:t xml:space="preserve">ТЗ на БИ ОВЭ-75. v.3.6.txt, стр.151 (табл. п.3.3)</w:t>
+              <w:t xml:space="preserve">«CONCP ¦ Проектная ЦИМ (Эскизный проект)»</w:t>
+            </w:r>
+          </w:p>
+          <w:p>
+            <w:r>
+              <w:rPr>
+                <w:color w:val="666666"/>
+                <w:sz w:val="18"/>
+              </w:rPr>
+              <w:t xml:space="preserve">Прил.4/Прил.4 ЦИМ «Правила наименования файлов».txt, стр.32 (табл. стадий)</w:t>
             </w:r>
           </w:p>
         </w:tc>
@@ -13604,16 +13769,16 @@
               <w:rPr>
                 <w:i/>
               </w:rPr>
-              <w:t xml:space="preserve">«3.3.2 ¦ Цементная медь в титановых контейнерах ¦ Ворота цеха»</w:t>
-            </w:r>
-          </w:p>
-          <w:p>
-            <w:r>
-              <w:rPr>
-                <w:color w:val="666666"/>
-                <w:sz w:val="18"/>
-              </w:rPr>
-              <w:t xml:space="preserve">ТЗ на БИ ОВЭ-75. v.3.6.txt, стр.152 (та же таблица, следующая строка)</w:t>
+              <w:t xml:space="preserve">«CONCP ¦ Проектная ЦИМ (Архитектурный проект)»</w:t>
+            </w:r>
+          </w:p>
+          <w:p>
+            <w:r>
+              <w:rPr>
+                <w:color w:val="666666"/>
+                <w:sz w:val="18"/>
+              </w:rPr>
+              <w:t xml:space="preserve">Прил.4/Прил.4 ЦИМ «Правила наименования файлов».txt, стр.33 (та же таблица, следующая строка)</w:t>
             </w:r>
           </w:p>
         </w:tc>
@@ -13627,7 +13792,7 @@
         <w:t xml:space="preserve">На что влияет: </w:t>
       </w:r>
       <w:r>
-        <w:t xml:space="preserve">Номер 3.3.2 присвоен двум разным продуктам (медный кек и цементная медь), следующий пункт — сразу 3.3.4 (стр.153). На пункт 3.3 завязаны состав оборудования (стр.165) и оценка стоимости (стр.223); ссылки на конкретные подпункты границ будут неоднозначными.</w:t>
+        <w:t xml:space="preserve">Код CONCP назначен двум разным стадиям — имя файла их не различит. Также: «Кислород ¦ Oxygen» (стр.142) и «Кислород ¦ G2» (стр.196) — два кода одного содержания; «Воздуховоды ¦ AirLines» и «Воздуховоды ¦ Airlines» (стр.122–123); «Фасад ¦ Facade» дважды (стр.136, 141); «ТМ ¦ TM» дважды (стр.58–59); опечатка «напорныq» (стр.177); в примере стадия возведения «ex» строчными (стр.24) при коде таблицы «EX» (стр.82).</w:t>
       </w:r>
     </w:p>
     <w:p>
@@ -13638,7 +13803,7 @@
         <w:t xml:space="preserve">Вопрос Заказчику: </w:t>
       </w:r>
       <w:r>
-        <w:t xml:space="preserve">Перенумеровать таблицу границ Лота №1 (цементная медь → 3.3.3).</w:t>
+        <w:t xml:space="preserve">Вычистить таблицы кодов: уникальный код каждой стадии/содержанию, убрать дубли, исправить опечатки, зафиксировать регистр кодов.</w:t>
       </w:r>
     </w:p>
     <w:p>
@@ -13663,13 +13828,13 @@
         <w:rPr>
           <w:b/>
         </w:rPr>
-        <w:t xml:space="preserve">C-89. </w:t>
-      </w:r>
-      <w:r>
-        <w:rPr>
-          <w:b/>
-        </w:rPr>
-        <w:t xml:space="preserve">Снеговая нагрузка записана в «кПа (кг/м2)», ветровая рядом — в «кПа (кгс/м2)»</w:t>
+        <w:t xml:space="preserve">C-80. </w:t>
+      </w:r>
+      <w:r>
+        <w:rPr>
+          <w:b/>
+        </w:rPr>
+        <w:t xml:space="preserve">Прил.3 ЦИМ: в проверках коллизий стадии Р наборы элементов не соответствуют названиям проверок — часть коллизий не ловится</w:t>
       </w:r>
     </w:p>
     <w:p>
@@ -13722,16 +13887,16 @@
               <w:rPr>
                 <w:i/>
               </w:rPr>
-              <w:t xml:space="preserve">«равное 3,2 (320) кПа (кг/м2)»</w:t>
-            </w:r>
-          </w:p>
-          <w:p>
-            <w:r>
-              <w:rPr>
-                <w:color w:val="666666"/>
-                <w:sz w:val="18"/>
-              </w:rPr>
-              <w:t xml:space="preserve">ТЗ на БИ ОВЭ-75. v.3.6.txt, стр.103 (Снеговые нагрузки)</w:t>
+              <w:t xml:space="preserve">«КЖ-КМ_Колонны, балки – ТХ_Газоходы ¦ КЖ_КолонныКЖ_БалкиКМ_Колонны и балки ¦ ИС_Трубы канализация ¦ 20 мм ¦ Пересечения ж/б и металлических колонн и балок с трубами канализационной системы»</w:t>
+            </w:r>
+          </w:p>
+          <w:p>
+            <w:r>
+              <w:rPr>
+                <w:color w:val="666666"/>
+                <w:sz w:val="18"/>
+              </w:rPr>
+              <w:t xml:space="preserve">Прил.4/Прил.3 ЦИМ «Наборы и правила проверки».txt, стр.104 (проверка 7.6, стадия Р)</w:t>
             </w:r>
           </w:p>
         </w:tc>
@@ -13760,16 +13925,16 @@
               <w:rPr>
                 <w:i/>
               </w:rPr>
-              <w:t xml:space="preserve">«W0 = 0,30 (30) кПа (кгс/м2)»</w:t>
-            </w:r>
-          </w:p>
-          <w:p>
-            <w:r>
-              <w:rPr>
-                <w:color w:val="666666"/>
-                <w:sz w:val="18"/>
-              </w:rPr>
-              <w:t xml:space="preserve">ТЗ на БИ ОВЭ-75. v.3.6.txt, стр.105 (Ветровые нагрузки)</w:t>
+              <w:t xml:space="preserve">«КЖ-КМ_Колонны, балки – ИС_Канализация ¦ КЖ_КолонныКЖ_БалкиКМ_Колонны и балки ¦ ИС_Трубы канализация»</w:t>
+            </w:r>
+          </w:p>
+          <w:p>
+            <w:r>
+              <w:rPr>
+                <w:color w:val="666666"/>
+                <w:sz w:val="18"/>
+              </w:rPr>
+              <w:t xml:space="preserve">Прил.4/Прил.3 ЦИМ «Наборы и правила проверки».txt, стр.96 (проверка 6.4, стадия Р — тот же состав наборов)</w:t>
             </w:r>
           </w:p>
         </w:tc>
@@ -13783,7 +13948,7 @@
         <w:t xml:space="preserve">На что влияет: </w:t>
       </w:r>
       <w:r>
-        <w:t xml:space="preserve">В соседних пунктах дублирующая размерность нагрузки записана по-разному: «кг/м2» (единица массы) для снеговой и корректная «кгс/м2» (единица силы) для ветровой. Для нагрузок правильно кгс/м².</w:t>
+        <w:t xml:space="preserve">Проверка 7.6 называется «колонны/балки – ТХ_Газоходы», но набором Б назначена канализация — это дубль проверки 6.4, а пересечения колонн/балок с газоходами не проверяются вовсе. Аналогично 8.2 «ТХ_Газоходы – ИС_Оборудование» получила набором Б трассы (стр.108, дубль 8.1), а 9.5 «АР – ТХ_Оборудование» — набор А «ИС_Оборудование» (стр.118): коллизии газоходов с оборудованием ИС и техоборудования с АР выпадают из контроля качества.</w:t>
       </w:r>
     </w:p>
     <w:p>
@@ -13794,7 +13959,7 @@
         <w:t xml:space="preserve">Вопрос Заказчику: </w:t>
       </w:r>
       <w:r>
-        <w:t xml:space="preserve">Исправить «кг/м2» на «кгс/м2» в пункте о снеговой нагрузке.</w:t>
+        <w:t xml:space="preserve">Исправить наборы А/Б в проверках 7.6, 8.2 и 9.5 стадии Р в соответствии с их названиями и описаниями.</w:t>
       </w:r>
     </w:p>
     <w:p>
@@ -13819,13 +13984,13 @@
         <w:rPr>
           <w:b/>
         </w:rPr>
-        <w:t xml:space="preserve">C-90. </w:t>
-      </w:r>
-      <w:r>
-        <w:rPr>
-          <w:b/>
-        </w:rPr>
-        <w:t xml:space="preserve">АСУ с прикладным ПО включена в оценку стоимости Лотов №2 и №3, но не упомянута в стоимости Лотов №1 и №4</w:t>
+        <w:t xml:space="preserve">C-82. </w:t>
+      </w:r>
+      <w:r>
+        <w:rPr>
+          <w:b/>
+        </w:rPr>
+        <w:t xml:space="preserve">ПИМ: три разные расшифровки одного термина внутри ТЗ на ЦИМ</w:t>
       </w:r>
     </w:p>
     <w:p>
@@ -13878,16 +14043,16 @@
               <w:rPr>
                 <w:i/>
               </w:rPr>
-              <w:t xml:space="preserve">«с учетом поставки АСУ с прикладным программным обеспечением.»</w:t>
-            </w:r>
-          </w:p>
-          <w:p>
-            <w:r>
-              <w:rPr>
-                <w:color w:val="666666"/>
-                <w:sz w:val="18"/>
-              </w:rPr>
-              <w:t xml:space="preserve">ТЗ на БИ ОВЭ-75. v.3.6.txt, стр.305 (Стоимость поставки по Лоту №2)</w:t>
+              <w:t xml:space="preserve">«План реализации проекта с использованием информационного моделирования; ПИМ: Технический документ»</w:t>
+            </w:r>
+          </w:p>
+          <w:p>
+            <w:r>
+              <w:rPr>
+                <w:color w:val="666666"/>
+                <w:sz w:val="18"/>
+              </w:rPr>
+              <w:t xml:space="preserve">Прил.4, ТЗ на ЦИМ_ОВЭ-75.txt, стр.43 (Термины и определения)</w:t>
             </w:r>
           </w:p>
         </w:tc>
@@ -13916,16 +14081,16 @@
               <w:rPr>
                 <w:i/>
               </w:rPr>
-              <w:t xml:space="preserve">«оценку общей стоимости комплектной поставки технологического оборудования и материалов (трубопроводов, газоходов, технологических металлоконструкций, теплоизоляции и т.д.) в границах проектирования, указанных в пункте 3.3.»</w:t>
-            </w:r>
-          </w:p>
-          <w:p>
-            <w:r>
-              <w:rPr>
-                <w:color w:val="666666"/>
-                <w:sz w:val="18"/>
-              </w:rPr>
-              <w:t xml:space="preserve">ТЗ на БИ ОВЭ-75. v.3.6.txt, стр.223 (Стоимость поставки по Лоту №1)</w:t>
+              <w:t xml:space="preserve">««Плана выполнения проекта с применением информационного моделирования» (ПИМ)»</w:t>
+            </w:r>
+          </w:p>
+          <w:p>
+            <w:r>
+              <w:rPr>
+                <w:color w:val="666666"/>
+                <w:sz w:val="18"/>
+              </w:rPr>
+              <w:t xml:space="preserve">Прил.4, ТЗ на ЦИМ_ОВЭ-75.txt, стр.186 (раздел Совещания)</w:t>
             </w:r>
           </w:p>
         </w:tc>
@@ -13939,7 +14104,22 @@
         <w:t xml:space="preserve">На что влияет: </w:t>
       </w:r>
       <w:r>
-        <w:t xml:space="preserve">Для Лотов №2 и №3 оценка стоимости прямо включает «поставку АСУ с прикладным программным обеспечением» (стр.305, 385). В Лоте №1 АСУ в стоимости не упомянута, хотя лот требует автоматику печи «с использованием машинного обучения» (стр.201) и схему КТС АСУ (стр.217); в Лоте №4 (стр.422) не упомянуты ни АСУ, ни «материалы», хотя «АСУ должна управлять роботами…» (стр.418). Участники заложат несопоставимые объёмы в цены лотов.</w:t>
+        <w:t xml:space="preserve">В терминах ПИМ — «План реализации проекта с использованием информационного моделирования» (стр.43), в сокращениях — «План информационного моделирования» (стр.61), в разделе совещаний — «План выполнения проекта с применением информационного моделирования» (стр.186). Один документ фигурирует под тремя именами — риск разночтений в договоре и СОД.</w:t>
+      </w:r>
+    </w:p>
+    <w:p>
+      <w:r>
+        <w:rPr>
+          <w:b/>
+          <w:color w:val="0CA30C"/>
+        </w:rPr>
+        <w:t xml:space="preserve">Статус по редакции 25.08.2026 (ТЗ v4.1 / ЦИМ ред.2): </w:t>
+      </w:r>
+      <w:r>
+        <w:rPr>
+          <w:color w:val="0CA30C"/>
+        </w:rPr>
+        <w:t xml:space="preserve">термин ПИМ в ред.2 исключён</w:t>
       </w:r>
     </w:p>
     <w:p>
@@ -13950,7 +14130,7 @@
         <w:t xml:space="preserve">Вопрос Заказчику: </w:t>
       </w:r>
       <w:r>
-        <w:t xml:space="preserve">Указать для Лотов №1 и №4, входит ли АСУ с ППО (и материалы) в оценку стоимости комплектной поставки.</w:t>
+        <w:t xml:space="preserve">Унифицировать наименование ПИМ по всему ТЗ на ЦИМ и приложениям.</w:t>
       </w:r>
     </w:p>
     <w:p>
@@ -13975,13 +14155,13 @@
         <w:rPr>
           <w:b/>
         </w:rPr>
-        <w:t xml:space="preserve">C-91. </w:t>
-      </w:r>
-      <w:r>
-        <w:rPr>
-          <w:b/>
-        </w:rPr>
-        <w:t xml:space="preserve">В разделе весоизмерения система названа АИС, а требования сформулированы к «шкафам АСУ»</w:t>
+        <w:t xml:space="preserve">C-85. </w:t>
+      </w:r>
+      <w:r>
+        <w:rPr>
+          <w:b/>
+        </w:rPr>
+        <w:t xml:space="preserve">Номинал питающей сети в одном приложении: 230 В для АСУ и 220В для весоизмерения</w:t>
       </w:r>
     </w:p>
     <w:p>
@@ -14034,16 +14214,16 @@
               <w:rPr>
                 <w:i/>
               </w:rPr>
-              <w:t xml:space="preserve">«Автоматизированная информационная система (далее – АИС) должна выполнять»</w:t>
-            </w:r>
-          </w:p>
-          <w:p>
-            <w:r>
-              <w:rPr>
-                <w:color w:val="666666"/>
-                <w:sz w:val="18"/>
-              </w:rPr>
-              <w:t xml:space="preserve">Прил.5 «Базовые требования…» (brief.txt), стр.180 (Весоизмерение → Общие требования)</w:t>
+              <w:t xml:space="preserve">«с характеристиками: 230 В, 50 Гц, стабилизированное»</w:t>
+            </w:r>
+          </w:p>
+          <w:p>
+            <w:r>
+              <w:rPr>
+                <w:color w:val="666666"/>
+                <w:sz w:val="18"/>
+              </w:rPr>
+              <w:t xml:space="preserve">Прил.5 «Базовые требования…» (brief.txt), стр.86 (АСУТП → Требования к надёжности)</w:t>
             </w:r>
           </w:p>
         </w:tc>
@@ -14072,16 +14252,16 @@
               <w:rPr>
                 <w:i/>
               </w:rPr>
-              <w:t xml:space="preserve">«Шкафы АСУ должны быть оборудованы запорными устройствами с системой контроля открывания двери»</w:t>
-            </w:r>
-          </w:p>
-          <w:p>
-            <w:r>
-              <w:rPr>
-                <w:color w:val="666666"/>
-                <w:sz w:val="18"/>
-              </w:rPr>
-              <w:t xml:space="preserve">Прил.5 «Базовые требования…» (brief.txt), стр.205 (Весоизмерение → Требования по безопасности)</w:t>
+              <w:t xml:space="preserve">«электропитание: 220В, 50Гц.»</w:t>
+            </w:r>
+          </w:p>
+          <w:p>
+            <w:r>
+              <w:rPr>
+                <w:color w:val="666666"/>
+                <w:sz w:val="18"/>
+              </w:rPr>
+              <w:t xml:space="preserve">Прил.5 «Базовые требования…» (brief.txt), стр.197 (Весоизмерение (АИС) → Требования к надёжности)</w:t>
             </w:r>
           </w:p>
         </w:tc>
@@ -14095,7 +14275,7 @@
         <w:t xml:space="preserve">На что влияет: </w:t>
       </w:r>
       <w:r>
-        <w:t xml:space="preserve">Раздел весоизмерения вводит термин АИС, но требование о контроле открывания дверей адресовано «шкафам АСУ» — формально к шкафам АИС оно не привязано. Параллельно по Прил.5 без расшифровки употребляются и АСУ (стр.51), и АСУТП (стр.63, 77); в основном ТЗ расшифровано только «АСУ» (стр.12).</w:t>
+        <w:t xml:space="preserve">Формально это разделы разных систем (АСУ и АИС весоизмерения), однако обе питаются от одной сети 0,4 кВ площадки (ср. ТЗ на БИ, стр.251: «шкафы управления 0,4 кВ»), а действующий номинал напряжения в РФ — 230 В (ГОСТ 29322-2014). Два номинала в одном приложении — след шаблонов разных лет; при заказе ИБП, стабилизаторов и заполнении опросных листов даст разнобой.</w:t>
       </w:r>
     </w:p>
     <w:p>
@@ -14106,7 +14286,7 @@
         <w:t xml:space="preserve">Вопрос Заказчику: </w:t>
       </w:r>
       <w:r>
-        <w:t xml:space="preserve">Унифицировать термины (АСУ/АСУТП/АИС), дать расшифровки в перечнях сокращений; в разделе АИС заменить «Шкафы АСУ» на «Шкафы АИС».</w:t>
+        <w:t xml:space="preserve">Унифицировать номинал электропитания (230 В) по всем разделам Прил.5.</w:t>
       </w:r>
     </w:p>
     <w:p>
@@ -14131,13 +14311,13 @@
         <w:rPr>
           <w:b/>
         </w:rPr>
-        <w:t xml:space="preserve">C-92. </w:t>
-      </w:r>
-      <w:r>
-        <w:rPr>
-          <w:b/>
-        </w:rPr>
-        <w:t xml:space="preserve">КСПД/ТСПД используются в требованиях без расшифровки — определение сегментов есть только в перечнях</w:t>
+        <w:t xml:space="preserve">C-86. </w:t>
+      </w:r>
+      <w:r>
+        <w:rPr>
+          <w:b/>
+        </w:rPr>
+        <w:t xml:space="preserve">ПГС: три разных требования к степени защиты IP в соседних абзацах без границ применения</w:t>
       </w:r>
     </w:p>
     <w:p>
@@ -14190,16 +14370,16 @@
               <w:rPr>
                 <w:i/>
               </w:rPr>
-              <w:t xml:space="preserve">«сетевая инфраструктура (КСПД, ТСПД)»</w:t>
-            </w:r>
-          </w:p>
-          <w:p>
-            <w:r>
-              <w:rPr>
-                <w:color w:val="666666"/>
-                <w:sz w:val="18"/>
-              </w:rPr>
-              <w:t xml:space="preserve">Прил.5 «Базовые требования…» (brief.txt), стр.78 (АСУТП → Структура системы)</w:t>
+              <w:t xml:space="preserve">«с классом защиты IP54 и терморегуляцией»</w:t>
+            </w:r>
+          </w:p>
+          <w:p>
+            <w:r>
+              <w:rPr>
+                <w:color w:val="666666"/>
+                <w:sz w:val="18"/>
+              </w:rPr>
+              <w:t xml:space="preserve">Прил.5 «Базовые требования…» (brief.txt), стр.389 (ПГС — шкаф коммутатора оперативно-технологической связи)</w:t>
             </w:r>
           </w:p>
         </w:tc>
@@ -14228,16 +14408,16 @@
               <w:rPr>
                 <w:i/>
               </w:rPr>
-              <w:t xml:space="preserve">«Перечень сетевого оборудования для подземных опорных сетей передачи данных Технологического сегмента (ТСПД)»</w:t>
-            </w:r>
-          </w:p>
-          <w:p>
-            <w:r>
-              <w:rPr>
-                <w:color w:val="666666"/>
-                <w:sz w:val="18"/>
-              </w:rPr>
-              <w:t xml:space="preserve">Прил.5, перечни рекомендованных СА (pa.txt), стр.136–137 (п.5, заголовок)</w:t>
+              <w:t xml:space="preserve">«Класс защиты должен быть IP 65.»</w:t>
+            </w:r>
+          </w:p>
+          <w:p>
+            <w:r>
+              <w:rPr>
+                <w:color w:val="666666"/>
+                <w:sz w:val="18"/>
+              </w:rPr>
+              <w:t xml:space="preserve">Прил.5 «Базовые требования…» (brief.txt), стр.391 (ПГС — оборудование в технологических зонах)</w:t>
             </w:r>
           </w:p>
         </w:tc>
@@ -14251,7 +14431,7 @@
         <w:t xml:space="preserve">На что влияет: </w:t>
       </w:r>
       <w:r>
-        <w:t xml:space="preserve">В требованиях Прил.5 аббревиатуры КСПД/ТСПД нигде не расшифрованы; сегменты определяются лишь косвенно в перечнях: «Сетевое оборудование офисного сегмента (КСПД)» (pa.txt, стр.126–128) и «технологического сегмента (ТСПД)» (стр.131–133, 137). Исполнителю, не знакомому с НМД «Норникеля», состав и границы этих сетей неочевидны.</w:t>
+        <w:t xml:space="preserve">Для шкафа коммутатора ПГС задан IP54 (стр.389); следующий абзац для техсредств ПГС в закрытых шкафах велит «Степень защиты IР определить в соответствии с внешними производственными факторами» (стр.390 — причём «IР» набрано с кириллической «Р»); а стр.391 для оборудования в технологических зонах жёстко требует IP 65. Границы применения трёх правил не заданы — к какому из них относится коммутатор и шкафы с серверами/ИБП, неясно.</w:t>
       </w:r>
     </w:p>
     <w:p>
@@ -14262,7 +14442,7 @@
         <w:t xml:space="preserve">Вопрос Заказчику: </w:t>
       </w:r>
       <w:r>
-        <w:t xml:space="preserve">Добавить расшифровку КСПД/ТСПД (корпоративная/технологическая сеть передачи данных) в термины Прил.5.</w:t>
+        <w:t xml:space="preserve">Разграничить требования: какие элементы ПГС — IP54, какие — IP65, какие — «по факторам»; исправить опечатку «IР».</w:t>
       </w:r>
     </w:p>
     <w:p>
@@ -14287,13 +14467,13 @@
         <w:rPr>
           <w:b/>
         </w:rPr>
-        <w:t xml:space="preserve">C-93. </w:t>
-      </w:r>
-      <w:r>
-        <w:rPr>
-          <w:b/>
-        </w:rPr>
-        <w:t xml:space="preserve">Один объект — три имени: «Гидрометаллургический цех», «Гидрометаллургический участок (ГМУ)» и папка «Здание Минпрок»</w:t>
+        <w:t xml:space="preserve">C-87. </w:t>
+      </w:r>
+      <w:r>
+        <w:rPr>
+          <w:b/>
+        </w:rPr>
+        <w:t xml:space="preserve">Лот №1: в таблице границ проектирования два пункта 3.3.2, пункт 3.3.3 отсутствует</w:t>
       </w:r>
     </w:p>
     <w:p>
@@ -14302,7 +14482,7 @@
           <w:color w:val="666666"/>
           <w:sz w:val="20"/>
         </w:rPr>
-        <w:t xml:space="preserve">общий / стык · важность: формальные</w:t>
+        <w:t xml:space="preserve">Лот №1 · Цех обжига · важность: формальные</w:t>
       </w:r>
     </w:p>
     <w:tbl>
@@ -14346,6 +14526,816 @@
               <w:rPr>
                 <w:i/>
               </w:rPr>
+              <w:t xml:space="preserve">«3.3.2 ¦ Медный кек NNH в «биг-бэг» ¦ Ворота цеха»</w:t>
+            </w:r>
+          </w:p>
+          <w:p>
+            <w:r>
+              <w:rPr>
+                <w:color w:val="666666"/>
+                <w:sz w:val="18"/>
+              </w:rPr>
+              <w:t xml:space="preserve">ТЗ на БИ ОВЭ-75. v.3.6.txt, стр.151 (табл. п.3.3)</w:t>
+            </w:r>
+          </w:p>
+        </w:tc>
+      </w:tr>
+      <w:tr>
+        <w:tc>
+          <w:tcPr>
+            <w:tcW w:w="1560" w:type="dxa"/>
+            <w:shd w:val="clear" w:fill="F2F2F2"/>
+          </w:tcPr>
+          <w:p>
+            <w:r>
+              <w:rPr>
+                <w:b/>
+              </w:rPr>
+              <w:t xml:space="preserve">Редакция Б</w:t>
+            </w:r>
+          </w:p>
+        </w:tc>
+        <w:tc>
+          <w:tcPr>
+            <w:tcW w:w="8078" w:type="dxa"/>
+          </w:tcPr>
+          <w:p>
+            <w:r>
+              <w:rPr>
+                <w:i/>
+              </w:rPr>
+              <w:t xml:space="preserve">«3.3.2 ¦ Цементная медь в титановых контейнерах ¦ Ворота цеха»</w:t>
+            </w:r>
+          </w:p>
+          <w:p>
+            <w:r>
+              <w:rPr>
+                <w:color w:val="666666"/>
+                <w:sz w:val="18"/>
+              </w:rPr>
+              <w:t xml:space="preserve">ТЗ на БИ ОВЭ-75. v.3.6.txt, стр.152 (та же таблица, следующая строка)</w:t>
+            </w:r>
+          </w:p>
+        </w:tc>
+      </w:tr>
+    </w:tbl>
+    <w:p>
+      <w:r>
+        <w:rPr>
+          <w:b/>
+        </w:rPr>
+        <w:t xml:space="preserve">На что влияет: </w:t>
+      </w:r>
+      <w:r>
+        <w:t xml:space="preserve">Номер 3.3.2 присвоен двум разным продуктам (медный кек и цементная медь), следующий пункт — сразу 3.3.4 (стр.153). На пункт 3.3 завязаны состав оборудования (стр.165) и оценка стоимости (стр.223); ссылки на конкретные подпункты границ будут неоднозначными.</w:t>
+      </w:r>
+    </w:p>
+    <w:p>
+      <w:r>
+        <w:rPr>
+          <w:b/>
+          <w:color w:val="0CA30C"/>
+        </w:rPr>
+        <w:t xml:space="preserve">Статус по редакции 25.08.2026 (ТЗ v4.1 / ЦИМ ред.2): </w:t>
+      </w:r>
+      <w:r>
+        <w:rPr>
+          <w:color w:val="0CA30C"/>
+        </w:rPr>
+        <w:t xml:space="preserve">нумерация строк таблиц границ в v4.1 удалена — двойного 3.3.2 больше нет; на таблицу границ Лота 1 ссылаются как на п. 4.5</w:t>
+      </w:r>
+    </w:p>
+    <w:p>
+      <w:r>
+        <w:rPr>
+          <w:b/>
+        </w:rPr>
+        <w:t xml:space="preserve">Вопрос Заказчику: </w:t>
+      </w:r>
+      <w:r>
+        <w:t xml:space="preserve">Перенумеровать таблицу границ Лота №1 (цементная медь → 3.3.3).</w:t>
+      </w:r>
+    </w:p>
+    <w:p>
+      <w:r>
+        <w:rPr>
+          <w:b/>
+        </w:rPr>
+        <w:t xml:space="preserve">Решение Заказчика: </w:t>
+      </w:r>
+      <w:r>
+        <w:rPr>
+          <w:color w:val="888888"/>
+        </w:rPr>
+        <w:t xml:space="preserve">____________________________________________________________</w:t>
+      </w:r>
+    </w:p>
+    <w:p>
+      <w:pPr>
+        <w:pStyle w:val="Heading2"/>
+      </w:pPr>
+      <w:r>
+        <w:rPr>
+          <w:b/>
+        </w:rPr>
+        <w:t xml:space="preserve">C-89. </w:t>
+      </w:r>
+      <w:r>
+        <w:rPr>
+          <w:b/>
+        </w:rPr>
+        <w:t xml:space="preserve">Снеговая нагрузка записана в «кПа (кг/м2)», ветровая рядом — в «кПа (кгс/м2)»</w:t>
+      </w:r>
+    </w:p>
+    <w:p>
+      <w:r>
+        <w:rPr>
+          <w:color w:val="666666"/>
+          <w:sz w:val="20"/>
+        </w:rPr>
+        <w:t xml:space="preserve">общий / стык · важность: формальные</w:t>
+      </w:r>
+    </w:p>
+    <w:tbl>
+      <w:tblPr>
+        <w:tblW w:w="9638" w:type="dxa"/>
+        <w:tblBorders>
+          <w:top w:val="single" w:sz="4" w:color="C9C9C9"/>
+          <w:left w:val="single" w:sz="4" w:color="C9C9C9"/>
+          <w:bottom w:val="single" w:sz="4" w:color="C9C9C9"/>
+          <w:right w:val="single" w:sz="4" w:color="C9C9C9"/>
+          <w:insideH w:val="single" w:sz="4" w:color="C9C9C9"/>
+          <w:insideV w:val="single" w:sz="4" w:color="C9C9C9"/>
+        </w:tblBorders>
+        <w:tblLayout w:type="fixed"/>
+      </w:tblPr>
+      <w:tblGrid>
+        <w:gridCol w:w="1560"/>
+        <w:gridCol w:w="8078"/>
+      </w:tblGrid>
+      <w:tr>
+        <w:tc>
+          <w:tcPr>
+            <w:tcW w:w="1560" w:type="dxa"/>
+            <w:shd w:val="clear" w:fill="F2F2F2"/>
+          </w:tcPr>
+          <w:p>
+            <w:r>
+              <w:rPr>
+                <w:b/>
+              </w:rPr>
+              <w:t xml:space="preserve">Редакция А</w:t>
+            </w:r>
+          </w:p>
+        </w:tc>
+        <w:tc>
+          <w:tcPr>
+            <w:tcW w:w="8078" w:type="dxa"/>
+          </w:tcPr>
+          <w:p>
+            <w:r>
+              <w:rPr>
+                <w:i/>
+              </w:rPr>
+              <w:t xml:space="preserve">«равное 3,2 (320) кПа (кг/м2)»</w:t>
+            </w:r>
+          </w:p>
+          <w:p>
+            <w:r>
+              <w:rPr>
+                <w:color w:val="666666"/>
+                <w:sz w:val="18"/>
+              </w:rPr>
+              <w:t xml:space="preserve">ТЗ на БИ ОВЭ-75. v.3.6.txt, стр.103 (Снеговые нагрузки)</w:t>
+            </w:r>
+          </w:p>
+        </w:tc>
+      </w:tr>
+      <w:tr>
+        <w:tc>
+          <w:tcPr>
+            <w:tcW w:w="1560" w:type="dxa"/>
+            <w:shd w:val="clear" w:fill="F2F2F2"/>
+          </w:tcPr>
+          <w:p>
+            <w:r>
+              <w:rPr>
+                <w:b/>
+              </w:rPr>
+              <w:t xml:space="preserve">Редакция Б</w:t>
+            </w:r>
+          </w:p>
+        </w:tc>
+        <w:tc>
+          <w:tcPr>
+            <w:tcW w:w="8078" w:type="dxa"/>
+          </w:tcPr>
+          <w:p>
+            <w:r>
+              <w:rPr>
+                <w:i/>
+              </w:rPr>
+              <w:t xml:space="preserve">«W0 = 0,30 (30) кПа (кгс/м2)»</w:t>
+            </w:r>
+          </w:p>
+          <w:p>
+            <w:r>
+              <w:rPr>
+                <w:color w:val="666666"/>
+                <w:sz w:val="18"/>
+              </w:rPr>
+              <w:t xml:space="preserve">ТЗ на БИ ОВЭ-75. v.3.6.txt, стр.105 (Ветровые нагрузки)</w:t>
+            </w:r>
+          </w:p>
+        </w:tc>
+      </w:tr>
+    </w:tbl>
+    <w:p>
+      <w:r>
+        <w:rPr>
+          <w:b/>
+        </w:rPr>
+        <w:t xml:space="preserve">На что влияет: </w:t>
+      </w:r>
+      <w:r>
+        <w:t xml:space="preserve">В соседних пунктах дублирующая размерность нагрузки записана по-разному: «кг/м2» (единица массы) для снеговой и корректная «кгс/м2» (единица силы) для ветровой. Для нагрузок правильно кгс/м².</w:t>
+      </w:r>
+    </w:p>
+    <w:p>
+      <w:r>
+        <w:rPr>
+          <w:b/>
+        </w:rPr>
+        <w:t xml:space="preserve">Вопрос Заказчику: </w:t>
+      </w:r>
+      <w:r>
+        <w:t xml:space="preserve">Исправить «кг/м2» на «кгс/м2» в пункте о снеговой нагрузке.</w:t>
+      </w:r>
+    </w:p>
+    <w:p>
+      <w:r>
+        <w:rPr>
+          <w:b/>
+        </w:rPr>
+        <w:t xml:space="preserve">Решение Заказчика: </w:t>
+      </w:r>
+      <w:r>
+        <w:rPr>
+          <w:color w:val="888888"/>
+        </w:rPr>
+        <w:t xml:space="preserve">____________________________________________________________</w:t>
+      </w:r>
+    </w:p>
+    <w:p>
+      <w:pPr>
+        <w:pStyle w:val="Heading2"/>
+      </w:pPr>
+      <w:r>
+        <w:rPr>
+          <w:b/>
+        </w:rPr>
+        <w:t xml:space="preserve">C-90. </w:t>
+      </w:r>
+      <w:r>
+        <w:rPr>
+          <w:b/>
+        </w:rPr>
+        <w:t xml:space="preserve">АСУ с прикладным ПО включена в оценку стоимости Лотов №2 и №3, но не упомянута в стоимости Лотов №1 и №4</w:t>
+      </w:r>
+    </w:p>
+    <w:p>
+      <w:r>
+        <w:rPr>
+          <w:color w:val="666666"/>
+          <w:sz w:val="20"/>
+        </w:rPr>
+        <w:t xml:space="preserve">общий / стык · важность: формальные</w:t>
+      </w:r>
+    </w:p>
+    <w:tbl>
+      <w:tblPr>
+        <w:tblW w:w="9638" w:type="dxa"/>
+        <w:tblBorders>
+          <w:top w:val="single" w:sz="4" w:color="C9C9C9"/>
+          <w:left w:val="single" w:sz="4" w:color="C9C9C9"/>
+          <w:bottom w:val="single" w:sz="4" w:color="C9C9C9"/>
+          <w:right w:val="single" w:sz="4" w:color="C9C9C9"/>
+          <w:insideH w:val="single" w:sz="4" w:color="C9C9C9"/>
+          <w:insideV w:val="single" w:sz="4" w:color="C9C9C9"/>
+        </w:tblBorders>
+        <w:tblLayout w:type="fixed"/>
+      </w:tblPr>
+      <w:tblGrid>
+        <w:gridCol w:w="1560"/>
+        <w:gridCol w:w="8078"/>
+      </w:tblGrid>
+      <w:tr>
+        <w:tc>
+          <w:tcPr>
+            <w:tcW w:w="1560" w:type="dxa"/>
+            <w:shd w:val="clear" w:fill="F2F2F2"/>
+          </w:tcPr>
+          <w:p>
+            <w:r>
+              <w:rPr>
+                <w:b/>
+              </w:rPr>
+              <w:t xml:space="preserve">Редакция А</w:t>
+            </w:r>
+          </w:p>
+        </w:tc>
+        <w:tc>
+          <w:tcPr>
+            <w:tcW w:w="8078" w:type="dxa"/>
+          </w:tcPr>
+          <w:p>
+            <w:r>
+              <w:rPr>
+                <w:i/>
+              </w:rPr>
+              <w:t xml:space="preserve">«с учетом поставки АСУ с прикладным программным обеспечением.»</w:t>
+            </w:r>
+          </w:p>
+          <w:p>
+            <w:r>
+              <w:rPr>
+                <w:color w:val="666666"/>
+                <w:sz w:val="18"/>
+              </w:rPr>
+              <w:t xml:space="preserve">ТЗ на БИ ОВЭ-75. v.3.6.txt, стр.305 (Стоимость поставки по Лоту №2)</w:t>
+            </w:r>
+          </w:p>
+        </w:tc>
+      </w:tr>
+      <w:tr>
+        <w:tc>
+          <w:tcPr>
+            <w:tcW w:w="1560" w:type="dxa"/>
+            <w:shd w:val="clear" w:fill="F2F2F2"/>
+          </w:tcPr>
+          <w:p>
+            <w:r>
+              <w:rPr>
+                <w:b/>
+              </w:rPr>
+              <w:t xml:space="preserve">Редакция Б</w:t>
+            </w:r>
+          </w:p>
+        </w:tc>
+        <w:tc>
+          <w:tcPr>
+            <w:tcW w:w="8078" w:type="dxa"/>
+          </w:tcPr>
+          <w:p>
+            <w:r>
+              <w:rPr>
+                <w:i/>
+              </w:rPr>
+              <w:t xml:space="preserve">«оценку общей стоимости комплектной поставки технологического оборудования и материалов (трубопроводов, газоходов, технологических металлоконструкций, теплоизоляции и т.д.) в границах проектирования, указанных в пункте 3.3.»</w:t>
+            </w:r>
+          </w:p>
+          <w:p>
+            <w:r>
+              <w:rPr>
+                <w:color w:val="666666"/>
+                <w:sz w:val="18"/>
+              </w:rPr>
+              <w:t xml:space="preserve">ТЗ на БИ ОВЭ-75. v.3.6.txt, стр.223 (Стоимость поставки по Лоту №1)</w:t>
+            </w:r>
+          </w:p>
+        </w:tc>
+      </w:tr>
+    </w:tbl>
+    <w:p>
+      <w:r>
+        <w:rPr>
+          <w:b/>
+        </w:rPr>
+        <w:t xml:space="preserve">На что влияет: </w:t>
+      </w:r>
+      <w:r>
+        <w:t xml:space="preserve">Для Лотов №2 и №3 оценка стоимости прямо включает «поставку АСУ с прикладным программным обеспечением» (стр.305, 385). В Лоте №1 АСУ в стоимости не упомянута, хотя лот требует автоматику печи «с использованием машинного обучения» (стр.201) и схему КТС АСУ (стр.217); в Лоте №4 (стр.422) не упомянуты ни АСУ, ни «материалы», хотя «АСУ должна управлять роботами…» (стр.418). Участники заложат несопоставимые объёмы в цены лотов.</w:t>
+      </w:r>
+    </w:p>
+    <w:p>
+      <w:r>
+        <w:rPr>
+          <w:b/>
+          <w:color w:val="666666"/>
+        </w:rPr>
+        <w:t xml:space="preserve">Статус по редакции 25.08.2026 (ТЗ v4.1 / ЦИМ ред.2): </w:t>
+      </w:r>
+      <w:r>
+        <w:rPr>
+          <w:color w:val="666666"/>
+        </w:rPr>
+        <w:t xml:space="preserve">сохраняется в v4.1: «Бюджетную оценку … с учетом поставки АСУ с прикладным программным обеспечением» — только в Лотах 2 и 3; в Лотах 1 и 4 АСУ не упомянута</w:t>
+      </w:r>
+    </w:p>
+    <w:p>
+      <w:r>
+        <w:rPr>
+          <w:b/>
+        </w:rPr>
+        <w:t xml:space="preserve">Вопрос Заказчику: </w:t>
+      </w:r>
+      <w:r>
+        <w:t xml:space="preserve">Указать для Лотов №1 и №4, входит ли АСУ с ППО (и материалы) в оценку стоимости комплектной поставки.</w:t>
+      </w:r>
+    </w:p>
+    <w:p>
+      <w:r>
+        <w:rPr>
+          <w:b/>
+        </w:rPr>
+        <w:t xml:space="preserve">Решение Заказчика: </w:t>
+      </w:r>
+      <w:r>
+        <w:rPr>
+          <w:color w:val="888888"/>
+        </w:rPr>
+        <w:t xml:space="preserve">____________________________________________________________</w:t>
+      </w:r>
+    </w:p>
+    <w:p>
+      <w:pPr>
+        <w:pStyle w:val="Heading2"/>
+      </w:pPr>
+      <w:r>
+        <w:rPr>
+          <w:b/>
+        </w:rPr>
+        <w:t xml:space="preserve">C-91. </w:t>
+      </w:r>
+      <w:r>
+        <w:rPr>
+          <w:b/>
+        </w:rPr>
+        <w:t xml:space="preserve">В разделе весоизмерения система названа АИС, а требования сформулированы к «шкафам АСУ»</w:t>
+      </w:r>
+    </w:p>
+    <w:p>
+      <w:r>
+        <w:rPr>
+          <w:color w:val="666666"/>
+          <w:sz w:val="20"/>
+        </w:rPr>
+        <w:t xml:space="preserve">общий / стык · важность: формальные</w:t>
+      </w:r>
+    </w:p>
+    <w:tbl>
+      <w:tblPr>
+        <w:tblW w:w="9638" w:type="dxa"/>
+        <w:tblBorders>
+          <w:top w:val="single" w:sz="4" w:color="C9C9C9"/>
+          <w:left w:val="single" w:sz="4" w:color="C9C9C9"/>
+          <w:bottom w:val="single" w:sz="4" w:color="C9C9C9"/>
+          <w:right w:val="single" w:sz="4" w:color="C9C9C9"/>
+          <w:insideH w:val="single" w:sz="4" w:color="C9C9C9"/>
+          <w:insideV w:val="single" w:sz="4" w:color="C9C9C9"/>
+        </w:tblBorders>
+        <w:tblLayout w:type="fixed"/>
+      </w:tblPr>
+      <w:tblGrid>
+        <w:gridCol w:w="1560"/>
+        <w:gridCol w:w="8078"/>
+      </w:tblGrid>
+      <w:tr>
+        <w:tc>
+          <w:tcPr>
+            <w:tcW w:w="1560" w:type="dxa"/>
+            <w:shd w:val="clear" w:fill="F2F2F2"/>
+          </w:tcPr>
+          <w:p>
+            <w:r>
+              <w:rPr>
+                <w:b/>
+              </w:rPr>
+              <w:t xml:space="preserve">Редакция А</w:t>
+            </w:r>
+          </w:p>
+        </w:tc>
+        <w:tc>
+          <w:tcPr>
+            <w:tcW w:w="8078" w:type="dxa"/>
+          </w:tcPr>
+          <w:p>
+            <w:r>
+              <w:rPr>
+                <w:i/>
+              </w:rPr>
+              <w:t xml:space="preserve">«Автоматизированная информационная система (далее – АИС) должна выполнять»</w:t>
+            </w:r>
+          </w:p>
+          <w:p>
+            <w:r>
+              <w:rPr>
+                <w:color w:val="666666"/>
+                <w:sz w:val="18"/>
+              </w:rPr>
+              <w:t xml:space="preserve">Прил.5 «Базовые требования…» (brief.txt), стр.180 (Весоизмерение → Общие требования)</w:t>
+            </w:r>
+          </w:p>
+        </w:tc>
+      </w:tr>
+      <w:tr>
+        <w:tc>
+          <w:tcPr>
+            <w:tcW w:w="1560" w:type="dxa"/>
+            <w:shd w:val="clear" w:fill="F2F2F2"/>
+          </w:tcPr>
+          <w:p>
+            <w:r>
+              <w:rPr>
+                <w:b/>
+              </w:rPr>
+              <w:t xml:space="preserve">Редакция Б</w:t>
+            </w:r>
+          </w:p>
+        </w:tc>
+        <w:tc>
+          <w:tcPr>
+            <w:tcW w:w="8078" w:type="dxa"/>
+          </w:tcPr>
+          <w:p>
+            <w:r>
+              <w:rPr>
+                <w:i/>
+              </w:rPr>
+              <w:t xml:space="preserve">«Шкафы АСУ должны быть оборудованы запорными устройствами с системой контроля открывания двери»</w:t>
+            </w:r>
+          </w:p>
+          <w:p>
+            <w:r>
+              <w:rPr>
+                <w:color w:val="666666"/>
+                <w:sz w:val="18"/>
+              </w:rPr>
+              <w:t xml:space="preserve">Прил.5 «Базовые требования…» (brief.txt), стр.205 (Весоизмерение → Требования по безопасности)</w:t>
+            </w:r>
+          </w:p>
+        </w:tc>
+      </w:tr>
+    </w:tbl>
+    <w:p>
+      <w:r>
+        <w:rPr>
+          <w:b/>
+        </w:rPr>
+        <w:t xml:space="preserve">На что влияет: </w:t>
+      </w:r>
+      <w:r>
+        <w:t xml:space="preserve">Раздел весоизмерения вводит термин АИС, но требование о контроле открывания дверей адресовано «шкафам АСУ» — формально к шкафам АИС оно не привязано. Параллельно по Прил.5 без расшифровки употребляются и АСУ (стр.51), и АСУТП (стр.63, 77); в основном ТЗ расшифровано только «АСУ» (стр.12).</w:t>
+      </w:r>
+    </w:p>
+    <w:p>
+      <w:r>
+        <w:rPr>
+          <w:b/>
+        </w:rPr>
+        <w:t xml:space="preserve">Вопрос Заказчику: </w:t>
+      </w:r>
+      <w:r>
+        <w:t xml:space="preserve">Унифицировать термины (АСУ/АСУТП/АИС), дать расшифровки в перечнях сокращений; в разделе АИС заменить «Шкафы АСУ» на «Шкафы АИС».</w:t>
+      </w:r>
+    </w:p>
+    <w:p>
+      <w:r>
+        <w:rPr>
+          <w:b/>
+        </w:rPr>
+        <w:t xml:space="preserve">Решение Заказчика: </w:t>
+      </w:r>
+      <w:r>
+        <w:rPr>
+          <w:color w:val="888888"/>
+        </w:rPr>
+        <w:t xml:space="preserve">____________________________________________________________</w:t>
+      </w:r>
+    </w:p>
+    <w:p>
+      <w:pPr>
+        <w:pStyle w:val="Heading2"/>
+      </w:pPr>
+      <w:r>
+        <w:rPr>
+          <w:b/>
+        </w:rPr>
+        <w:t xml:space="preserve">C-92. </w:t>
+      </w:r>
+      <w:r>
+        <w:rPr>
+          <w:b/>
+        </w:rPr>
+        <w:t xml:space="preserve">КСПД/ТСПД используются в требованиях без расшифровки — определение сегментов есть только в перечнях</w:t>
+      </w:r>
+    </w:p>
+    <w:p>
+      <w:r>
+        <w:rPr>
+          <w:color w:val="666666"/>
+          <w:sz w:val="20"/>
+        </w:rPr>
+        <w:t xml:space="preserve">общий / стык · важность: формальные</w:t>
+      </w:r>
+    </w:p>
+    <w:tbl>
+      <w:tblPr>
+        <w:tblW w:w="9638" w:type="dxa"/>
+        <w:tblBorders>
+          <w:top w:val="single" w:sz="4" w:color="C9C9C9"/>
+          <w:left w:val="single" w:sz="4" w:color="C9C9C9"/>
+          <w:bottom w:val="single" w:sz="4" w:color="C9C9C9"/>
+          <w:right w:val="single" w:sz="4" w:color="C9C9C9"/>
+          <w:insideH w:val="single" w:sz="4" w:color="C9C9C9"/>
+          <w:insideV w:val="single" w:sz="4" w:color="C9C9C9"/>
+        </w:tblBorders>
+        <w:tblLayout w:type="fixed"/>
+      </w:tblPr>
+      <w:tblGrid>
+        <w:gridCol w:w="1560"/>
+        <w:gridCol w:w="8078"/>
+      </w:tblGrid>
+      <w:tr>
+        <w:tc>
+          <w:tcPr>
+            <w:tcW w:w="1560" w:type="dxa"/>
+            <w:shd w:val="clear" w:fill="F2F2F2"/>
+          </w:tcPr>
+          <w:p>
+            <w:r>
+              <w:rPr>
+                <w:b/>
+              </w:rPr>
+              <w:t xml:space="preserve">Редакция А</w:t>
+            </w:r>
+          </w:p>
+        </w:tc>
+        <w:tc>
+          <w:tcPr>
+            <w:tcW w:w="8078" w:type="dxa"/>
+          </w:tcPr>
+          <w:p>
+            <w:r>
+              <w:rPr>
+                <w:i/>
+              </w:rPr>
+              <w:t xml:space="preserve">«сетевая инфраструктура (КСПД, ТСПД)»</w:t>
+            </w:r>
+          </w:p>
+          <w:p>
+            <w:r>
+              <w:rPr>
+                <w:color w:val="666666"/>
+                <w:sz w:val="18"/>
+              </w:rPr>
+              <w:t xml:space="preserve">Прил.5 «Базовые требования…» (brief.txt), стр.78 (АСУТП → Структура системы)</w:t>
+            </w:r>
+          </w:p>
+        </w:tc>
+      </w:tr>
+      <w:tr>
+        <w:tc>
+          <w:tcPr>
+            <w:tcW w:w="1560" w:type="dxa"/>
+            <w:shd w:val="clear" w:fill="F2F2F2"/>
+          </w:tcPr>
+          <w:p>
+            <w:r>
+              <w:rPr>
+                <w:b/>
+              </w:rPr>
+              <w:t xml:space="preserve">Редакция Б</w:t>
+            </w:r>
+          </w:p>
+        </w:tc>
+        <w:tc>
+          <w:tcPr>
+            <w:tcW w:w="8078" w:type="dxa"/>
+          </w:tcPr>
+          <w:p>
+            <w:r>
+              <w:rPr>
+                <w:i/>
+              </w:rPr>
+              <w:t xml:space="preserve">«Перечень сетевого оборудования для подземных опорных сетей передачи данных Технологического сегмента (ТСПД)»</w:t>
+            </w:r>
+          </w:p>
+          <w:p>
+            <w:r>
+              <w:rPr>
+                <w:color w:val="666666"/>
+                <w:sz w:val="18"/>
+              </w:rPr>
+              <w:t xml:space="preserve">Прил.5, перечни рекомендованных СА (pa.txt), стр.136–137 (п.5, заголовок)</w:t>
+            </w:r>
+          </w:p>
+        </w:tc>
+      </w:tr>
+    </w:tbl>
+    <w:p>
+      <w:r>
+        <w:rPr>
+          <w:b/>
+        </w:rPr>
+        <w:t xml:space="preserve">На что влияет: </w:t>
+      </w:r>
+      <w:r>
+        <w:t xml:space="preserve">В требованиях Прил.5 аббревиатуры КСПД/ТСПД нигде не расшифрованы; сегменты определяются лишь косвенно в перечнях: «Сетевое оборудование офисного сегмента (КСПД)» (pa.txt, стр.126–128) и «технологического сегмента (ТСПД)» (стр.131–133, 137). Исполнителю, не знакомому с НМД «Норникеля», состав и границы этих сетей неочевидны.</w:t>
+      </w:r>
+    </w:p>
+    <w:p>
+      <w:r>
+        <w:rPr>
+          <w:b/>
+        </w:rPr>
+        <w:t xml:space="preserve">Вопрос Заказчику: </w:t>
+      </w:r>
+      <w:r>
+        <w:t xml:space="preserve">Добавить расшифровку КСПД/ТСПД (корпоративная/технологическая сеть передачи данных) в термины Прил.5.</w:t>
+      </w:r>
+    </w:p>
+    <w:p>
+      <w:r>
+        <w:rPr>
+          <w:b/>
+        </w:rPr>
+        <w:t xml:space="preserve">Решение Заказчика: </w:t>
+      </w:r>
+      <w:r>
+        <w:rPr>
+          <w:color w:val="888888"/>
+        </w:rPr>
+        <w:t xml:space="preserve">____________________________________________________________</w:t>
+      </w:r>
+    </w:p>
+    <w:p>
+      <w:pPr>
+        <w:pStyle w:val="Heading2"/>
+      </w:pPr>
+      <w:r>
+        <w:rPr>
+          <w:b/>
+        </w:rPr>
+        <w:t xml:space="preserve">C-93. </w:t>
+      </w:r>
+      <w:r>
+        <w:rPr>
+          <w:b/>
+        </w:rPr>
+        <w:t xml:space="preserve">Один объект — три имени: «Гидрометаллургический цех», «Гидрометаллургический участок (ГМУ)» и папка «Здание Минпрок»</w:t>
+      </w:r>
+    </w:p>
+    <w:p>
+      <w:r>
+        <w:rPr>
+          <w:color w:val="666666"/>
+          <w:sz w:val="20"/>
+        </w:rPr>
+        <w:t xml:space="preserve">общий / стык · важность: формальные</w:t>
+      </w:r>
+    </w:p>
+    <w:tbl>
+      <w:tblPr>
+        <w:tblW w:w="9638" w:type="dxa"/>
+        <w:tblBorders>
+          <w:top w:val="single" w:sz="4" w:color="C9C9C9"/>
+          <w:left w:val="single" w:sz="4" w:color="C9C9C9"/>
+          <w:bottom w:val="single" w:sz="4" w:color="C9C9C9"/>
+          <w:right w:val="single" w:sz="4" w:color="C9C9C9"/>
+          <w:insideH w:val="single" w:sz="4" w:color="C9C9C9"/>
+          <w:insideV w:val="single" w:sz="4" w:color="C9C9C9"/>
+        </w:tblBorders>
+        <w:tblLayout w:type="fixed"/>
+      </w:tblPr>
+      <w:tblGrid>
+        <w:gridCol w:w="1560"/>
+        <w:gridCol w:w="8078"/>
+      </w:tblGrid>
+      <w:tr>
+        <w:tc>
+          <w:tcPr>
+            <w:tcW w:w="1560" w:type="dxa"/>
+            <w:shd w:val="clear" w:fill="F2F2F2"/>
+          </w:tcPr>
+          <w:p>
+            <w:r>
+              <w:rPr>
+                <w:b/>
+              </w:rPr>
+              <w:t xml:space="preserve">Редакция А</w:t>
+            </w:r>
+          </w:p>
+        </w:tc>
+        <w:tc>
+          <w:tcPr>
+            <w:tcW w:w="8078" w:type="dxa"/>
+          </w:tcPr>
+          <w:p>
+            <w:r>
+              <w:rPr>
+                <w:i/>
+              </w:rPr>
               <w:t xml:space="preserve">«Гидрометаллургический цех (существующие здания), в составе:»</w:t>
             </w:r>
           </w:p>
@@ -14419,6 +15409,474 @@
       </w:r>
       <w:r>
         <w:t xml:space="preserve">Привести наименование объекта Прил.7 к единому виду; если остаётся ГМУ — добавить в перечень сокращений.</w:t>
+      </w:r>
+    </w:p>
+    <w:p>
+      <w:r>
+        <w:rPr>
+          <w:b/>
+        </w:rPr>
+        <w:t xml:space="preserve">Решение Заказчика: </w:t>
+      </w:r>
+      <w:r>
+        <w:rPr>
+          <w:color w:val="888888"/>
+        </w:rPr>
+        <w:t xml:space="preserve">____________________________________________________________</w:t>
+      </w:r>
+    </w:p>
+    <w:p>
+      <w:pPr>
+        <w:pStyle w:val="Heading2"/>
+      </w:pPr>
+      <w:r>
+        <w:rPr>
+          <w:b/>
+        </w:rPr>
+        <w:t xml:space="preserve">C-97. </w:t>
+      </w:r>
+      <w:r>
+        <w:rPr>
+          <w:b/>
+        </w:rPr>
+        <w:t xml:space="preserve">v4.1: границы Лота №2 адресуются одновременно как «пункт 4.3» и «пункт 5.3»</w:t>
+      </w:r>
+    </w:p>
+    <w:p>
+      <w:r>
+        <w:rPr>
+          <w:color w:val="666666"/>
+          <w:sz w:val="20"/>
+        </w:rPr>
+        <w:t xml:space="preserve">Лот №2 · Купорос · важность: формальные</w:t>
+      </w:r>
+    </w:p>
+    <w:tbl>
+      <w:tblPr>
+        <w:tblW w:w="9638" w:type="dxa"/>
+        <w:tblBorders>
+          <w:top w:val="single" w:sz="4" w:color="C9C9C9"/>
+          <w:left w:val="single" w:sz="4" w:color="C9C9C9"/>
+          <w:bottom w:val="single" w:sz="4" w:color="C9C9C9"/>
+          <w:right w:val="single" w:sz="4" w:color="C9C9C9"/>
+          <w:insideH w:val="single" w:sz="4" w:color="C9C9C9"/>
+          <w:insideV w:val="single" w:sz="4" w:color="C9C9C9"/>
+        </w:tblBorders>
+        <w:tblLayout w:type="fixed"/>
+      </w:tblPr>
+      <w:tblGrid>
+        <w:gridCol w:w="1560"/>
+        <w:gridCol w:w="8078"/>
+      </w:tblGrid>
+      <w:tr>
+        <w:tc>
+          <w:tcPr>
+            <w:tcW w:w="1560" w:type="dxa"/>
+            <w:shd w:val="clear" w:fill="F2F2F2"/>
+          </w:tcPr>
+          <w:p>
+            <w:r>
+              <w:rPr>
+                <w:b/>
+              </w:rPr>
+              <w:t xml:space="preserve">Редакция А</w:t>
+            </w:r>
+          </w:p>
+        </w:tc>
+        <w:tc>
+          <w:tcPr>
+            <w:tcW w:w="8078" w:type="dxa"/>
+          </w:tcPr>
+          <w:p>
+            <w:r>
+              <w:rPr>
+                <w:i/>
+              </w:rPr>
+              <w:t xml:space="preserve">«В состав БИ по Участку получения медного и медно-никелевого купороса включается основное и вспомогательное технологическое оборудование, а также трубопроводы в границах проектирования, указанных в пункте 4.3.»</w:t>
+            </w:r>
+          </w:p>
+          <w:p>
+            <w:r>
+              <w:rPr>
+                <w:color w:val="666666"/>
+                <w:sz w:val="18"/>
+              </w:rPr>
+              <w:t xml:space="preserve">ТЗ на БИ v4.1, «Оборудование, включаемое в состав БИ» Лота №2</w:t>
+            </w:r>
+          </w:p>
+        </w:tc>
+      </w:tr>
+      <w:tr>
+        <w:tc>
+          <w:tcPr>
+            <w:tcW w:w="1560" w:type="dxa"/>
+            <w:shd w:val="clear" w:fill="F2F2F2"/>
+          </w:tcPr>
+          <w:p>
+            <w:r>
+              <w:rPr>
+                <w:b/>
+              </w:rPr>
+              <w:t xml:space="preserve">Редакция Б</w:t>
+            </w:r>
+          </w:p>
+        </w:tc>
+        <w:tc>
+          <w:tcPr>
+            <w:tcW w:w="8078" w:type="dxa"/>
+          </w:tcPr>
+          <w:p>
+            <w:r>
+              <w:rPr>
+                <w:i/>
+              </w:rPr>
+              <w:t xml:space="preserve">«Бюджетную оценку общей стоимости комплектной поставки технологического оборудования и материалов (трубопроводов, технологических металлоконструкций, теплоизоляции и т.д.) в границах проектирования, указанных в пункте 5.3, с учетом поставки АСУ с прикладным программным обеспечением.»</w:t>
+            </w:r>
+          </w:p>
+          <w:p>
+            <w:r>
+              <w:rPr>
+                <w:color w:val="666666"/>
+                <w:sz w:val="18"/>
+              </w:rPr>
+              <w:t xml:space="preserve">ТЗ на БИ v4.1, «Стоимость поставки по Лоту №2»</w:t>
+            </w:r>
+          </w:p>
+        </w:tc>
+      </w:tr>
+    </w:tbl>
+    <w:p>
+      <w:r>
+        <w:rPr>
+          <w:b/>
+        </w:rPr>
+        <w:t xml:space="preserve">На что влияет: </w:t>
+      </w:r>
+      <w:r>
+        <w:t xml:space="preserve">Обе фразы ссылаются на одну и ту же таблицу границ Лота 2, но под разными номерами: при перенумерации v4.1 (границы Лота 1 — 4.5, Лота 2 — 5.3, Лота 3 — 6.2, Лота 4 — 7.2) ссылка в составе оборудования не обновлена. Вместе с удалением номеров строк это делает ссылки на границы неоднозначными.</w:t>
+      </w:r>
+    </w:p>
+    <w:p>
+      <w:r>
+        <w:rPr>
+          <w:b/>
+        </w:rPr>
+        <w:t xml:space="preserve">Вопрос Заказчику: </w:t>
+      </w:r>
+      <w:r>
+        <w:t xml:space="preserve">Выправить перекрёстные ссылки на пункты границ по всему ТЗ v4.1 (единая нумерация: 4.5 / 5.3 / 6.2 / 7.2).</w:t>
+      </w:r>
+    </w:p>
+    <w:p>
+      <w:r>
+        <w:rPr>
+          <w:b/>
+        </w:rPr>
+        <w:t xml:space="preserve">Решение Заказчика: </w:t>
+      </w:r>
+      <w:r>
+        <w:rPr>
+          <w:color w:val="888888"/>
+        </w:rPr>
+        <w:t xml:space="preserve">____________________________________________________________</w:t>
+      </w:r>
+    </w:p>
+    <w:p>
+      <w:pPr>
+        <w:pStyle w:val="Heading2"/>
+      </w:pPr>
+      <w:r>
+        <w:rPr>
+          <w:b/>
+        </w:rPr>
+        <w:t xml:space="preserve">C-99. </w:t>
+      </w:r>
+      <w:r>
+        <w:rPr>
+          <w:b/>
+        </w:rPr>
+        <w:t xml:space="preserve">v4.1: «приведены в ИД, часть, в разделе 1.4» — номер части выпал; наборы таблиц в соседних фразах различаются</w:t>
+      </w:r>
+    </w:p>
+    <w:p>
+      <w:r>
+        <w:rPr>
+          <w:color w:val="666666"/>
+          <w:sz w:val="20"/>
+        </w:rPr>
+        <w:t xml:space="preserve">Лот №2 · Купорос · важность: формальные</w:t>
+      </w:r>
+    </w:p>
+    <w:tbl>
+      <w:tblPr>
+        <w:tblW w:w="9638" w:type="dxa"/>
+        <w:tblBorders>
+          <w:top w:val="single" w:sz="4" w:color="C9C9C9"/>
+          <w:left w:val="single" w:sz="4" w:color="C9C9C9"/>
+          <w:bottom w:val="single" w:sz="4" w:color="C9C9C9"/>
+          <w:right w:val="single" w:sz="4" w:color="C9C9C9"/>
+          <w:insideH w:val="single" w:sz="4" w:color="C9C9C9"/>
+          <w:insideV w:val="single" w:sz="4" w:color="C9C9C9"/>
+        </w:tblBorders>
+        <w:tblLayout w:type="fixed"/>
+      </w:tblPr>
+      <w:tblGrid>
+        <w:gridCol w:w="1560"/>
+        <w:gridCol w:w="8078"/>
+      </w:tblGrid>
+      <w:tr>
+        <w:tc>
+          <w:tcPr>
+            <w:tcW w:w="1560" w:type="dxa"/>
+            <w:shd w:val="clear" w:fill="F2F2F2"/>
+          </w:tcPr>
+          <w:p>
+            <w:r>
+              <w:rPr>
+                <w:b/>
+              </w:rPr>
+              <w:t xml:space="preserve">Редакция А</w:t>
+            </w:r>
+          </w:p>
+        </w:tc>
+        <w:tc>
+          <w:tcPr>
+            <w:tcW w:w="8078" w:type="dxa"/>
+          </w:tcPr>
+          <w:p>
+            <w:r>
+              <w:rPr>
+                <w:i/>
+              </w:rPr>
+              <w:t xml:space="preserve">«Подробные данные по сырью для получения медного и медно-никелевого купороса приведены в ИД, часть, в разделе 1.4, 2.3 и таблицах 3.1, 5.5, 5.7, 5.16, 5.18.»</w:t>
+            </w:r>
+          </w:p>
+          <w:p>
+            <w:r>
+              <w:rPr>
+                <w:color w:val="666666"/>
+                <w:sz w:val="18"/>
+              </w:rPr>
+              <w:t xml:space="preserve">ТЗ на БИ v4.1, «Сырье для получения медного и медно-никелевого купороса» (Лот №2)</w:t>
+            </w:r>
+          </w:p>
+        </w:tc>
+      </w:tr>
+      <w:tr>
+        <w:tc>
+          <w:tcPr>
+            <w:tcW w:w="1560" w:type="dxa"/>
+            <w:shd w:val="clear" w:fill="F2F2F2"/>
+          </w:tcPr>
+          <w:p>
+            <w:r>
+              <w:rPr>
+                <w:b/>
+              </w:rPr>
+              <w:t xml:space="preserve">Редакция Б</w:t>
+            </w:r>
+          </w:p>
+        </w:tc>
+        <w:tc>
+          <w:tcPr>
+            <w:tcW w:w="8078" w:type="dxa"/>
+          </w:tcPr>
+          <w:p>
+            <w:r>
+              <w:rPr>
+                <w:i/>
+              </w:rPr>
+              <w:t xml:space="preserve">«Подробные данные по продукции Участка получения медного и медно-никелевого купороса приведены в ИД, часть 2 в разделе 1.4, 2.3 и таблицах 3.1 5.5, 5.6, 5.7, 5.16, 5.18.»</w:t>
+            </w:r>
+          </w:p>
+          <w:p>
+            <w:r>
+              <w:rPr>
+                <w:color w:val="666666"/>
+                <w:sz w:val="18"/>
+              </w:rPr>
+              <w:t xml:space="preserve">ТЗ на БИ v4.1, «Продукция Участка получения медного и медно-никелевого купороса» (Лот №2)</w:t>
+            </w:r>
+          </w:p>
+        </w:tc>
+      </w:tr>
+    </w:tbl>
+    <w:p>
+      <w:r>
+        <w:rPr>
+          <w:b/>
+        </w:rPr>
+        <w:t xml:space="preserve">На что влияет: </w:t>
+      </w:r>
+      <w:r>
+        <w:t xml:space="preserve">В первой фразе при правке потерян номер части ИД (должно быть «часть 2»); во второй фразе перечень таблиц шире на 5.6 и потеряна запятая после 3.1. Для исполнителя БИ адресация исходных данных должна быть точной.</w:t>
+      </w:r>
+    </w:p>
+    <w:p>
+      <w:r>
+        <w:rPr>
+          <w:b/>
+        </w:rPr>
+        <w:t xml:space="preserve">Вопрос Заказчику: </w:t>
+      </w:r>
+      <w:r>
+        <w:t xml:space="preserve">Восстановить «часть 2» и выверить единый перечень разделов/таблиц ИД в обеих фразах.</w:t>
+      </w:r>
+    </w:p>
+    <w:p>
+      <w:r>
+        <w:rPr>
+          <w:b/>
+        </w:rPr>
+        <w:t xml:space="preserve">Решение Заказчика: </w:t>
+      </w:r>
+      <w:r>
+        <w:rPr>
+          <w:color w:val="888888"/>
+        </w:rPr>
+        <w:t xml:space="preserve">____________________________________________________________</w:t>
+      </w:r>
+    </w:p>
+    <w:p>
+      <w:pPr>
+        <w:pStyle w:val="Heading2"/>
+      </w:pPr>
+      <w:r>
+        <w:rPr>
+          <w:b/>
+        </w:rPr>
+        <w:t xml:space="preserve">C-101. </w:t>
+      </w:r>
+      <w:r>
+        <w:rPr>
+          <w:b/>
+        </w:rPr>
+        <w:t xml:space="preserve">ЦИМ ред.2: текст требует проверки «перечисленные в таблице 4», а перечень озаглавлен «Таблица 3»</w:t>
+      </w:r>
+    </w:p>
+    <w:p>
+      <w:r>
+        <w:rPr>
+          <w:color w:val="666666"/>
+          <w:sz w:val="20"/>
+        </w:rPr>
+        <w:t xml:space="preserve">общий / стык · важность: формальные</w:t>
+      </w:r>
+    </w:p>
+    <w:tbl>
+      <w:tblPr>
+        <w:tblW w:w="9638" w:type="dxa"/>
+        <w:tblBorders>
+          <w:top w:val="single" w:sz="4" w:color="C9C9C9"/>
+          <w:left w:val="single" w:sz="4" w:color="C9C9C9"/>
+          <w:bottom w:val="single" w:sz="4" w:color="C9C9C9"/>
+          <w:right w:val="single" w:sz="4" w:color="C9C9C9"/>
+          <w:insideH w:val="single" w:sz="4" w:color="C9C9C9"/>
+          <w:insideV w:val="single" w:sz="4" w:color="C9C9C9"/>
+        </w:tblBorders>
+        <w:tblLayout w:type="fixed"/>
+      </w:tblPr>
+      <w:tblGrid>
+        <w:gridCol w:w="1560"/>
+        <w:gridCol w:w="8078"/>
+      </w:tblGrid>
+      <w:tr>
+        <w:tc>
+          <w:tcPr>
+            <w:tcW w:w="1560" w:type="dxa"/>
+            <w:shd w:val="clear" w:fill="F2F2F2"/>
+          </w:tcPr>
+          <w:p>
+            <w:r>
+              <w:rPr>
+                <w:b/>
+              </w:rPr>
+              <w:t xml:space="preserve">Редакция А</w:t>
+            </w:r>
+          </w:p>
+        </w:tc>
+        <w:tc>
+          <w:tcPr>
+            <w:tcW w:w="8078" w:type="dxa"/>
+          </w:tcPr>
+          <w:p>
+            <w:r>
+              <w:rPr>
+                <w:i/>
+              </w:rPr>
+              <w:t xml:space="preserve">«Исполнителю перед сдачей ЦИМ Заказчику необходимо выполнить проверки, перечисленные в таблице 4 применительно к этапу разработки в соответствии с требованиями настоящего документа.»</w:t>
+            </w:r>
+          </w:p>
+          <w:p>
+            <w:r>
+              <w:rPr>
+                <w:color w:val="666666"/>
+                <w:sz w:val="18"/>
+              </w:rPr>
+              <w:t xml:space="preserve">ТЗ на ЦИМ ред.2, «Требования к контролю качества»</w:t>
+            </w:r>
+          </w:p>
+        </w:tc>
+      </w:tr>
+      <w:tr>
+        <w:tc>
+          <w:tcPr>
+            <w:tcW w:w="1560" w:type="dxa"/>
+            <w:shd w:val="clear" w:fill="F2F2F2"/>
+          </w:tcPr>
+          <w:p>
+            <w:r>
+              <w:rPr>
+                <w:b/>
+              </w:rPr>
+              <w:t xml:space="preserve">Редакция Б</w:t>
+            </w:r>
+          </w:p>
+        </w:tc>
+        <w:tc>
+          <w:tcPr>
+            <w:tcW w:w="8078" w:type="dxa"/>
+          </w:tcPr>
+          <w:p>
+            <w:r>
+              <w:rPr>
+                <w:i/>
+              </w:rPr>
+              <w:t xml:space="preserve">«Таблица 3 – Перечень проверок»</w:t>
+            </w:r>
+          </w:p>
+          <w:p>
+            <w:r>
+              <w:rPr>
+                <w:color w:val="666666"/>
+                <w:sz w:val="18"/>
+              </w:rPr>
+              <w:t xml:space="preserve">ТЗ на ЦИМ ред.2, там же, заголовок следующей таблицы</w:t>
+            </w:r>
+          </w:p>
+        </w:tc>
+      </w:tr>
+    </w:tbl>
+    <w:p>
+      <w:r>
+        <w:rPr>
+          <w:b/>
+        </w:rPr>
+        <w:t xml:space="preserve">На что влияет: </w:t>
+      </w:r>
+      <w:r>
+        <w:t xml:space="preserve">Таблицы 4 в документе нет: перечень проверок идёт под номером 3 (нумерация сдвинулась при сокращении документа). Формальность, но ссылка на несуществующую таблицу в договорном документе даёт повод для разночтений при сдаче-приёмке ЦИМ.</w:t>
+      </w:r>
+    </w:p>
+    <w:p>
+      <w:r>
+        <w:rPr>
+          <w:b/>
+        </w:rPr>
+        <w:t xml:space="preserve">Вопрос Заказчику: </w:t>
+      </w:r>
+      <w:r>
+        <w:t xml:space="preserve">Исправить ссылку на «таблицу 3» (или перенумеровать таблицы).</w:t>
       </w:r>
     </w:p>
     <w:p>
@@ -14440,7 +15898,7 @@
         <w:pStyle w:val="Heading1"/>
       </w:pPr>
       <w:r>
-        <w:t xml:space="preserve">4. Общие вопросы Заказчику (9)</w:t>
+        <w:t xml:space="preserve">4. Общие вопросы Заказчику (10)</w:t>
       </w:r>
     </w:p>
     <w:p>
@@ -14661,6 +16119,28 @@
       </w:r>
       <w:r>
         <w:t xml:space="preserve">Подтвердить базис размещения Лотов №2–4: ТЗ (п.2.8.5) и Приложение №6 исходят из существующих зданий ЦЭМ/ГМУ, однако зданий под размещение нет — закладываем новое строительство (корпус ЭЭ 36×190 м, купорос, склад). При этом Прил.№6 не применяется, в состав БИ добавляются посадка на генплан и полные строительные нагрузки новых корпусов, CAPEX +7–10 млрд ₽, срок +18–24 мес. Какой сценарий фиксируем в БИ? (ТЗ Лота №3 само пишет «в проектируемом здании» — противоречие с Прил.№6.)</w:t>
+      </w:r>
+    </w:p>
+    <w:p>
+      <w:r>
+        <w:rPr>
+          <w:b/>
+        </w:rPr>
+        <w:t xml:space="preserve">Ответ: </w:t>
+      </w:r>
+      <w:r>
+        <w:t xml:space="preserve">Частично закрыт ТЗ v4.1 от 25.08.2026, п.1.3: «Предусматривается новое строительство объектов комплекса ОВЭ на свободной территории Промплощадки КГМК по варианту размещения, принятому Заказчиком». Однако таблица объектов v4.1 по-прежнему относит гидрометаллургический цех (Лоты 2–3) к существующим зданиям, а Прил.№6/№7 остались в перечне приложений — противоречие внесено в реестр (C-94).</w:t>
+      </w:r>
+    </w:p>
+    <w:p>
+      <w:r>
+        <w:rPr>
+          <w:b/>
+        </w:rPr>
+        <w:t xml:space="preserve">Q-10. </w:t>
+      </w:r>
+      <w:r>
+        <w:t xml:space="preserve">Предоставить принятый Заказчиком «вариант размещения» объектов комплекса ОВЭ (генплан свободной территории: границы участка, отметки, привязки к существующим сетям и дорогам) в составе ИД. ТЗ v4.1 п.1.3 ссылается на «вариант размещения, принятый Заказчиком», но в пакете его нет — без него посадка новых корпусов, трассировка межцеховых коммуникаций и оценка внутриплощадочных сетей в БИ невозможны.</w:t>
       </w:r>
     </w:p>
     <w:p>

--- a/ove/public/docs/ove75-reestr.docx
+++ b/ove/public/docs/ove75-reestr.docx
@@ -53,7 +53,7 @@
         <w:t xml:space="preserve">Сводка: </w:t>
       </w:r>
       <w:r>
-        <w:t xml:space="preserve">расхождений 101 — блокирующих 8, существенных 39, формальных 54; решено 0. Плюс 10 общих вопросов без парных цитат.</w:t>
+        <w:t xml:space="preserve">расхождений 101 — блокирующих 8, существенных 39, формальных 54; решено 0. Плюс 11 общих вопросов без парных цитат.</w:t>
       </w:r>
     </w:p>
     <w:p>
@@ -15898,7 +15898,7 @@
         <w:pStyle w:val="Heading1"/>
       </w:pPr>
       <w:r>
-        <w:t xml:space="preserve">4. Общие вопросы Заказчику (10)</w:t>
+        <w:t xml:space="preserve">4. Общие вопросы Заказчику (11)</w:t>
       </w:r>
     </w:p>
     <w:p>
@@ -15929,6 +15929,28 @@
         <w:t xml:space="preserve">Ответ: </w:t>
       </w:r>
       <w:r>
+        <w:t xml:space="preserve">Частично закрыт проектом этапности от 25.08.2026 (прислан отдельно, вне редакции v4.1): Этап 1 — 3 месяца, предварительный отчёт БИ (ПЗ + PFD, компоновки, спецификация оборудования, опросные листы, исходные требования на длинноцикловое оборудование); Этап 2 — итоговый отчёт (+P&amp;ID, нагрузки, электрочасть, КИПиА, АСУ, тепловыделения/вредности), срок НЕ указан. Открыто: срок Этапа 2, разбивка по лотам, размещение стоимостного блока и позиций вне этапов — вынесено отдельным вопросом Q-11.</w:t>
+      </w:r>
+    </w:p>
+    <w:p>
+      <w:r>
+        <w:rPr>
+          <w:b/>
+        </w:rPr>
+        <w:t xml:space="preserve">Q-02. </w:t>
+      </w:r>
+      <w:r>
+        <w:t xml:space="preserve">Какой вариант дутья принимается за базовый для компоновки и стоимости — кислородный (основной) или с подогревом дутья (вспомогательный)?</w:t>
+      </w:r>
+    </w:p>
+    <w:p>
+      <w:r>
+        <w:rPr>
+          <w:b/>
+        </w:rPr>
+        <w:t xml:space="preserve">Ответ: </w:t>
+      </w:r>
+      <w:r>
         <w:rPr>
           <w:color w:val="888888"/>
         </w:rPr>
@@ -15940,10 +15962,10 @@
         <w:rPr>
           <w:b/>
         </w:rPr>
-        <w:t xml:space="preserve">Q-02. </w:t>
-      </w:r>
-      <w:r>
-        <w:t xml:space="preserve">Какой вариант дутья принимается за базовый для компоновки и стоимости — кислородный (основной) или с подогревом дутья (вспомогательный)?</w:t>
+        <w:t xml:space="preserve">Q-03. </w:t>
+      </w:r>
+      <w:r>
+        <w:t xml:space="preserve">Допускается ли поставка технологических агрегатов неросcийского производства, и в каком объёме требуется согласование по каждому отступлению от Приложения №5?</w:t>
       </w:r>
     </w:p>
     <w:p>
@@ -15965,10 +15987,10 @@
         <w:rPr>
           <w:b/>
         </w:rPr>
-        <w:t xml:space="preserve">Q-03. </w:t>
-      </w:r>
-      <w:r>
-        <w:t xml:space="preserve">Допускается ли поставка технологических агрегатов неросcийского производства, и в каком объёме требуется согласование по каждому отступлению от Приложения №5?</w:t>
+        <w:t xml:space="preserve">Q-04. </w:t>
+      </w:r>
+      <w:r>
+        <w:t xml:space="preserve">Предоставляются ли обмерные чертежи и данные обследования существующих зданий ЦЭМ и ГМУ, или обследование входит в объём Исполнителя БИ?</w:t>
       </w:r>
     </w:p>
     <w:p>
@@ -15990,10 +16012,10 @@
         <w:rPr>
           <w:b/>
         </w:rPr>
-        <w:t xml:space="preserve">Q-04. </w:t>
-      </w:r>
-      <w:r>
-        <w:t xml:space="preserve">Предоставляются ли обмерные чертежи и данные обследования существующих зданий ЦЭМ и ГМУ, или обследование входит в объём Исполнителя БИ?</w:t>
+        <w:t xml:space="preserve">Q-05. </w:t>
+      </w:r>
+      <w:r>
+        <w:t xml:space="preserve">Какова точность оценки стоимости, требуемая на выходе БИ (класс сметы), и в каких ценах — текущих или прогнозных?</w:t>
       </w:r>
     </w:p>
     <w:p>
@@ -16015,10 +16037,10 @@
         <w:rPr>
           <w:b/>
         </w:rPr>
-        <w:t xml:space="preserve">Q-05. </w:t>
-      </w:r>
-      <w:r>
-        <w:t xml:space="preserve">Какова точность оценки стоимости, требуемая на выходе БИ (класс сметы), и в каких ценах — текущих или прогнозных?</w:t>
+        <w:t xml:space="preserve">Q-06. </w:t>
+      </w:r>
+      <w:r>
+        <w:t xml:space="preserve">Кто отвечает за технологические гарантии в части показателей, заданных ИД Гипроникеля, а не выбором оборудования?</w:t>
       </w:r>
     </w:p>
     <w:p>
@@ -16040,10 +16062,10 @@
         <w:rPr>
           <w:b/>
         </w:rPr>
-        <w:t xml:space="preserve">Q-06. </w:t>
-      </w:r>
-      <w:r>
-        <w:t xml:space="preserve">Кто отвечает за технологические гарантии в части показателей, заданных ИД Гипроникеля, а не выбором оборудования?</w:t>
+        <w:t xml:space="preserve">Q-07. </w:t>
+      </w:r>
+      <w:r>
+        <w:t xml:space="preserve">Требуется ли в составе БИ проработка обоих вариантов (основного и вспомогательного) в полном объёме или достаточно основного с оценкой вспомогательного?</w:t>
       </w:r>
     </w:p>
     <w:p>
@@ -16065,10 +16087,10 @@
         <w:rPr>
           <w:b/>
         </w:rPr>
-        <w:t xml:space="preserve">Q-07. </w:t>
-      </w:r>
-      <w:r>
-        <w:t xml:space="preserve">Требуется ли в составе БИ проработка обоих вариантов (основного и вспомогательного) в полном объёме или достаточно основного с оценкой вспомогательного?</w:t>
+        <w:t xml:space="preserve">Q-08. </w:t>
+      </w:r>
+      <w:r>
+        <w:t xml:space="preserve">Подтверждается ли использование существующего подъёмно-транспортного оборудования ЦЭМ после модернизации, и кто определяет объём этой модернизации?</w:t>
       </w:r>
     </w:p>
     <w:p>
@@ -16090,10 +16112,10 @@
         <w:rPr>
           <w:b/>
         </w:rPr>
-        <w:t xml:space="preserve">Q-08. </w:t>
-      </w:r>
-      <w:r>
-        <w:t xml:space="preserve">Подтверждается ли использование существующего подъёмно-транспортного оборудования ЦЭМ после модернизации, и кто определяет объём этой модернизации?</w:t>
+        <w:t xml:space="preserve">Q-09. </w:t>
+      </w:r>
+      <w:r>
+        <w:t xml:space="preserve">Подтвердить базис размещения Лотов №2–4: ТЗ (п.2.8.5) и Приложение №6 исходят из существующих зданий ЦЭМ/ГМУ, однако зданий под размещение нет — закладываем новое строительство (корпус ЭЭ 36×190 м, купорос, склад). При этом Прил.№6 не применяется, в состав БИ добавляются посадка на генплан и полные строительные нагрузки новых корпусов, CAPEX +7–10 млрд ₽, срок +18–24 мес. Какой сценарий фиксируем в БИ? (ТЗ Лота №3 само пишет «в проектируемом здании» — противоречие с Прил.№6.)</w:t>
       </w:r>
     </w:p>
     <w:p>
@@ -16104,6 +16126,28 @@
         <w:t xml:space="preserve">Ответ: </w:t>
       </w:r>
       <w:r>
+        <w:t xml:space="preserve">Частично закрыт ТЗ v4.1 от 25.08.2026, п.1.3: «Предусматривается новое строительство объектов комплекса ОВЭ на свободной территории Промплощадки КГМК по варианту размещения, принятому Заказчиком». Однако таблица объектов v4.1 по-прежнему относит гидрометаллургический цех (Лоты 2–3) к существующим зданиям, а Прил.№6/№7 остались в перечне приложений — противоречие внесено в реестр (C-94).</w:t>
+      </w:r>
+    </w:p>
+    <w:p>
+      <w:r>
+        <w:rPr>
+          <w:b/>
+        </w:rPr>
+        <w:t xml:space="preserve">Q-10. </w:t>
+      </w:r>
+      <w:r>
+        <w:t xml:space="preserve">Предоставить принятый Заказчиком «вариант размещения» объектов комплекса ОВЭ (генплан свободной территории: границы участка, отметки, привязки к существующим сетям и дорогам) в составе ИД. ТЗ v4.1 п.1.3 ссылается на «вариант размещения, принятый Заказчиком», но в пакете его нет — без него посадка новых корпусов, трассировка межцеховых коммуникаций и оценка внутриплощадочных сетей в БИ невозможны.</w:t>
+      </w:r>
+    </w:p>
+    <w:p>
+      <w:r>
+        <w:rPr>
+          <w:b/>
+        </w:rPr>
+        <w:t xml:space="preserve">Ответ: </w:t>
+      </w:r>
+      <w:r>
         <w:rPr>
           <w:color w:val="888888"/>
         </w:rPr>
@@ -16115,32 +16159,10 @@
         <w:rPr>
           <w:b/>
         </w:rPr>
-        <w:t xml:space="preserve">Q-09. </w:t>
-      </w:r>
-      <w:r>
-        <w:t xml:space="preserve">Подтвердить базис размещения Лотов №2–4: ТЗ (п.2.8.5) и Приложение №6 исходят из существующих зданий ЦЭМ/ГМУ, однако зданий под размещение нет — закладываем новое строительство (корпус ЭЭ 36×190 м, купорос, склад). При этом Прил.№6 не применяется, в состав БИ добавляются посадка на генплан и полные строительные нагрузки новых корпусов, CAPEX +7–10 млрд ₽, срок +18–24 мес. Какой сценарий фиксируем в БИ? (ТЗ Лота №3 само пишет «в проектируемом здании» — противоречие с Прил.№6.)</w:t>
-      </w:r>
-    </w:p>
-    <w:p>
-      <w:r>
-        <w:rPr>
-          <w:b/>
-        </w:rPr>
-        <w:t xml:space="preserve">Ответ: </w:t>
-      </w:r>
-      <w:r>
-        <w:t xml:space="preserve">Частично закрыт ТЗ v4.1 от 25.08.2026, п.1.3: «Предусматривается новое строительство объектов комплекса ОВЭ на свободной территории Промплощадки КГМК по варианту размещения, принятому Заказчиком». Однако таблица объектов v4.1 по-прежнему относит гидрометаллургический цех (Лоты 2–3) к существующим зданиям, а Прил.№6/№7 остались в перечне приложений — противоречие внесено в реестр (C-94).</w:t>
-      </w:r>
-    </w:p>
-    <w:p>
-      <w:r>
-        <w:rPr>
-          <w:b/>
-        </w:rPr>
-        <w:t xml:space="preserve">Q-10. </w:t>
-      </w:r>
-      <w:r>
-        <w:t xml:space="preserve">Предоставить принятый Заказчиком «вариант размещения» объектов комплекса ОВЭ (генплан свободной территории: границы участка, отметки, привязки к существующим сетям и дорогам) в составе ИД. ТЗ v4.1 п.1.3 ссылается на «вариант размещения, принятый Заказчиком», но в пакете его нет — без него посадка новых корпусов, трассировка межцеховых коммуникаций и оценка внутриплощадочных сетей в БИ невозможны.</w:t>
+        <w:t xml:space="preserve">Q-11. </w:t>
+      </w:r>
+      <w:r>
+        <w:t xml:space="preserve">По проекту этапности БИ (прислан 25.08.2026, вне редакции v4.1): подтвердить срок Этапа 2 и дату полного выпуска; действует ли этапность по каждому лоту отдельно (четыре отчёта) или единым отчётом; в какой этап входят стоимостной блок (бюджетные ТКП и бюджетная оценка стоимости), выбросы для ОВОС, спецификация и эскизные чертежи нетипового оборудования, тепловые балансы и описание автоматизации; внести согласованную этапность в редакцию ТЗ (в v4.1 этапов нет).</w:t>
       </w:r>
     </w:p>
     <w:p>

--- a/ove/public/docs/ove75-reestr.docx
+++ b/ove/public/docs/ove75-reestr.docx
@@ -16162,7 +16162,7 @@
         <w:t xml:space="preserve">Q-11. </w:t>
       </w:r>
       <w:r>
-        <w:t xml:space="preserve">По проекту этапности БИ (прислан 25.08.2026, вне редакции v4.1): подтвердить срок Этапа 2 и дату полного выпуска; действует ли этапность по каждому лоту отдельно (четыре отчёта) или единым отчётом; в какой этап входят стоимостной блок (бюджетные ТКП и бюджетная оценка стоимости), выбросы для ОВОС, спецификация и эскизные чертежи нетипового оборудования, тепловые балансы и описание автоматизации; внести согласованную этапность в редакцию ТЗ (в v4.1 этапов нет).</w:t>
+        <w:t xml:space="preserve">По проекту этапности БИ (прислан 25.08.2026, вне редакции v4.1): внести этапность в ТЗ/договор, зафиксировав сроки — Этап 1: 3 месяца с начала работ по БИ; Этап 2: 3 месяца после завершения Этапа 1; общий срок выпуска БИ — не более 6 месяцев. Подтвердить разбивку по лотам (четыре отчёта или единый). Позиции, не названные в этапах, распределить с приоритетом сметно-бюджетного контура: разделы, необходимые для расчёта смет и бюджетирования оборудования (стоимостной блок, нетиповое оборудование, тепловые балансы, целевые показатели), — в Этапы 1–2; данные экологического блока (выбросы для ОВОС) и иные несметные разделы — допустимо выделить отдельным этапом после итогового отчёта.</w:t>
       </w:r>
     </w:p>
     <w:p>

--- a/ove/public/docs/ove75-reestr.docx
+++ b/ove/public/docs/ove75-reestr.docx
@@ -34,7 +34,7 @@
           <w:color w:val="666666"/>
           <w:sz w:val="20"/>
         </w:rPr>
-        <w:t xml:space="preserve">Основание: ТЗ на БИ v4.1 от 25.08.2026, ТЗ на ЦИМ ред.2 и приложения; реестр сверен с новой редакцией (снятые позиции помечены, новые расхождения v4.1 — C-94…C-101; адреса цитат в исторических позициях — по v3.6). Составлено 25.08.2026. Каждая позиция — две дословные цитаты из документов Заказчика; все цитаты проверены программно на дословное вхождение в исходники.</w:t>
+        <w:t xml:space="preserve">Основание: ТЗ на БИ v4.1 от 25.08.2026, ТЗ на ЦИМ ред.2 и приложения; реестр сверен с новой редакцией (снятые позиции помечены, новые расхождения v4.1 — C-94…C-101; адреса цитат в исторических позициях — по v3.6). Составлено 26.08.2026. Каждая позиция — две дословные цитаты из документов Заказчика; все цитаты проверены программно на дословное вхождение в исходники.</w:t>
       </w:r>
     </w:p>
     <w:p>
@@ -53,7 +53,7 @@
         <w:t xml:space="preserve">Сводка: </w:t>
       </w:r>
       <w:r>
-        <w:t xml:space="preserve">расхождений 101 — блокирующих 8, существенных 39, формальных 54; решено 0. Плюс 11 общих вопросов без парных цитат.</w:t>
+        <w:t xml:space="preserve">расхождений 101 — блокирующих 7, существенных 39, формальных 55; решено 0. Плюс 11 общих вопросов без парных цитат.</w:t>
       </w:r>
     </w:p>
     <w:p>
@@ -61,7 +61,7 @@
         <w:pStyle w:val="Heading1"/>
       </w:pPr>
       <w:r>
-        <w:t xml:space="preserve">1. Блокирующие расхождения (8)</w:t>
+        <w:t xml:space="preserve">1. Блокирующие расхождения (7)</w:t>
       </w:r>
     </w:p>
     <w:p>
@@ -1146,19 +1146,36 @@
     </w:p>
     <w:p>
       <w:pPr>
+        <w:pStyle w:val="Heading1"/>
+      </w:pPr>
+      <w:r>
+        <w:t xml:space="preserve">2. Существенные расхождения (39)</w:t>
+      </w:r>
+    </w:p>
+    <w:p>
+      <w:r>
+        <w:rPr>
+          <w:color w:val="666666"/>
+          <w:sz w:val="20"/>
+        </w:rPr>
+        <w:t xml:space="preserve">Влияют на проектные решения, состав поставки и стоимость.</w:t>
+      </w:r>
+    </w:p>
+    <w:p>
+      <w:pPr>
         <w:pStyle w:val="Heading2"/>
       </w:pPr>
       <w:r>
         <w:rPr>
           <w:b/>
         </w:rPr>
-        <w:t xml:space="preserve">C-94. </w:t>
-      </w:r>
-      <w:r>
-        <w:rPr>
-          <w:b/>
-        </w:rPr>
-        <w:t xml:space="preserve">v4.1: п.1.3 объявляет новое строительство на свободной территории, а таблица объектов и Прил.№6/№7 — существующие здания</w:t>
+        <w:t xml:space="preserve">C-03. </w:t>
+      </w:r>
+      <w:r>
+        <w:rPr>
+          <w:b/>
+        </w:rPr>
+        <w:t xml:space="preserve">Целевая мощность: 75 000 т или 69 250 т катодной меди в год</w:t>
       </w:r>
     </w:p>
     <w:p>
@@ -1167,7 +1184,7 @@
           <w:color w:val="666666"/>
           <w:sz w:val="20"/>
         </w:rPr>
-        <w:t xml:space="preserve">общий / стык · важность: блокирующие</w:t>
+        <w:t xml:space="preserve">общий / стык · важность: существенные</w:t>
       </w:r>
     </w:p>
     <w:tbl>
@@ -1211,16 +1228,7 @@
               <w:rPr>
                 <w:i/>
               </w:rPr>
-              <w:t xml:space="preserve">«Предусматривается новое строительство объектов комплекса ОВЭ на свободной территории Промплощадки КГМК по варианту размещения, принятому Заказчиком.»</w:t>
-            </w:r>
-          </w:p>
-          <w:p>
-            <w:r>
-              <w:rPr>
-                <w:color w:val="666666"/>
-                <w:sz w:val="18"/>
-              </w:rPr>
-              <w:t xml:space="preserve">ТЗ на БИ v4.1, разд. 1.3 «Наименование и местонахождение проектируемого объекта»</w:t>
+              <w:t xml:space="preserve">«ТЗ и название проекта — комплекс производительностью 75 000 т катодной меди в год»</w:t>
             </w:r>
           </w:p>
         </w:tc>
@@ -1249,16 +1257,7 @@
               <w:rPr>
                 <w:i/>
               </w:rPr>
-              <w:t xml:space="preserve">«Гидрометаллургический цех (существующие здания), в составе: … Отделение электроэкстракции меди ¦ Требуется (Лот №3) … Приложение № 6 – Существующее здание Цеха электролиза меди (ЦЭМ).»</w:t>
-            </w:r>
-          </w:p>
-          <w:p>
-            <w:r>
-              <w:rPr>
-                <w:color w:val="666666"/>
-                <w:sz w:val="18"/>
-              </w:rPr>
-              <w:t xml:space="preserve">ТЗ на БИ v4.1, таблица «Перечень основных объектов технологии ОВЭ» + «Перечень приложений»</w:t>
+              <w:t xml:space="preserve">«ИД ч.2, сводные балансы разд. 8–9 — годовой выпуск по балансу около 69,25 тыс. т; удельные нормы расхода нормированы на 69 245 т»</w:t>
             </w:r>
           </w:p>
         </w:tc>
@@ -1272,7 +1271,7 @@
         <w:t xml:space="preserve">На что влияет: </w:t>
       </w:r>
       <w:r>
-        <w:t xml:space="preserve">Базис размещения в самой v4.1 двоится: если все объекты комплекса строятся заново на свободной территории (п.1.3) — лоты 2–4 не могут сидеть в «существующих зданиях», а обмерные Прил.№6/№7 не применяются; если гидрометаллургия остаётся в существующих зданиях — п.1.3 неверен. От ответа зависят состав БИ (посадка, нагрузки), CAPEX (±7–10 млрд ₽) и сроки. Сам «вариант размещения, принятый Заказчиком» в составе ИД не выдан.</w:t>
+        <w:t xml:space="preserve">Расхождение около 8 %. Номинал 75 тыс. т достижим при плотности тока 280 А/м² на всех 180 ваннах, что даёт около 76,7 тыс. т, но фактическая плотность в ИД — 252,7 А/м². От ответа зависит, на какую цифру мы даём технологические гарантии.</w:t>
       </w:r>
     </w:p>
     <w:p>
@@ -1283,7 +1282,7 @@
         <w:t xml:space="preserve">Вопрос Заказчику: </w:t>
       </w:r>
       <w:r>
-        <w:t xml:space="preserve">Подтвердить базис по каждому лоту (Лот 1 — новое строительство; Лоты 2, 3, 4 — новое строительство или существующие здания?) и передать «вариант размещения, принятый Заказчиком» (генплан свободной территории) как ИД.</w:t>
+        <w:t xml:space="preserve">Какая величина является целевой для технологических гарантий Исполнителя БИ: 75 000 т по ТЗ или расчётные 69 250 т по балансам ИД?</w:t>
       </w:r>
     </w:p>
     <w:p>
@@ -1298,23 +1297,6 @@
           <w:color w:val="888888"/>
         </w:rPr>
         <w:t xml:space="preserve">____________________________________________________________</w:t>
-      </w:r>
-    </w:p>
-    <w:p>
-      <w:pPr>
-        <w:pStyle w:val="Heading1"/>
-      </w:pPr>
-      <w:r>
-        <w:t xml:space="preserve">2. Существенные расхождения (39)</w:t>
-      </w:r>
-    </w:p>
-    <w:p>
-      <w:r>
-        <w:rPr>
-          <w:color w:val="666666"/>
-          <w:sz w:val="20"/>
-        </w:rPr>
-        <w:t xml:space="preserve">Влияют на проектные решения, состав поставки и стоимость.</w:t>
       </w:r>
     </w:p>
     <w:p>
@@ -1325,13 +1307,13 @@
         <w:rPr>
           <w:b/>
         </w:rPr>
-        <w:t xml:space="preserve">C-03. </w:t>
-      </w:r>
-      <w:r>
-        <w:rPr>
-          <w:b/>
-        </w:rPr>
-        <w:t xml:space="preserve">Целевая мощность: 75 000 т или 69 250 т катодной меди в год</w:t>
+        <w:t xml:space="preserve">C-04. </w:t>
+      </w:r>
+      <w:r>
+        <w:rPr>
+          <w:b/>
+        </w:rPr>
+        <w:t xml:space="preserve">Антиаэрозольная добавка FC-1100 снята с производства</w:t>
       </w:r>
     </w:p>
     <w:p>
@@ -1340,7 +1322,7 @@
           <w:color w:val="666666"/>
           <w:sz w:val="20"/>
         </w:rPr>
-        <w:t xml:space="preserve">общий / стык · важность: существенные</w:t>
+        <w:t xml:space="preserve">Лот №3 · Электроэкстракция · важность: существенные</w:t>
       </w:r>
     </w:p>
     <w:tbl>
@@ -1384,7 +1366,7 @@
               <w:rPr>
                 <w:i/>
               </w:rPr>
-              <w:t xml:space="preserve">«ТЗ и название проекта — комплекс производительностью 75 000 т катодной меди в год»</w:t>
+              <w:t xml:space="preserve">«ИД ч.2, табл. 8.5 и 9.5 — расход FC-1100 13 849 кг/год; приложение А — сертификат соответствия»</w:t>
             </w:r>
           </w:p>
         </w:tc>
@@ -1413,7 +1395,7 @@
               <w:rPr>
                 <w:i/>
               </w:rPr>
-              <w:t xml:space="preserve">«ИД ч.2, сводные балансы разд. 8–9 — годовой выпуск по балансу около 69,25 тыс. т; удельные нормы расхода нормированы на 69 245 т»</w:t>
+              <w:t xml:space="preserve">«Производитель 3М прекратил выпуск линейки; продукт недоступен к закупке»</w:t>
             </w:r>
           </w:p>
         </w:tc>
@@ -1427,7 +1409,7 @@
         <w:t xml:space="preserve">На что влияет: </w:t>
       </w:r>
       <w:r>
-        <w:t xml:space="preserve">Расхождение около 8 %. Номинал 75 тыс. т достижим при плотности тока 280 А/м² на всех 180 ваннах, что даёт около 76,7 тыс. т, но фактическая плотность в ИД — 252,7 А/м². От ответа зависит, на какую цифру мы даём технологические гарантии.</w:t>
+        <w:t xml:space="preserve">Позиция заложена в нормы расхода и в баланс, но купить её нельзя. Аналоги (Eagles 1100, NF-100 и др.) отличаются по расходу и поведению в электролите.</w:t>
       </w:r>
     </w:p>
     <w:p>
@@ -1438,7 +1420,7 @@
         <w:t xml:space="preserve">Вопрос Заказчику: </w:t>
       </w:r>
       <w:r>
-        <w:t xml:space="preserve">Какая величина является целевой для технологических гарантий Исполнителя БИ: 75 000 т по ТЗ или расчётные 69 250 т по балансам ИД?</w:t>
+        <w:t xml:space="preserve">Согласовывает ли Заказчик замену FC-1100 на аналог? Требуются ли сравнительные испытания аналога до включения в проект?</w:t>
       </w:r>
     </w:p>
     <w:p>
@@ -1463,13 +1445,13 @@
         <w:rPr>
           <w:b/>
         </w:rPr>
-        <w:t xml:space="preserve">C-04. </w:t>
-      </w:r>
-      <w:r>
-        <w:rPr>
-          <w:b/>
-        </w:rPr>
-        <w:t xml:space="preserve">Антиаэрозольная добавка FC-1100 снята с производства</w:t>
+        <w:t xml:space="preserve">C-05. </w:t>
+      </w:r>
+      <w:r>
+        <w:rPr>
+          <w:b/>
+        </w:rPr>
+        <w:t xml:space="preserve">Барометрические конденсаторы не размещаются в существующем здании ГМУ</w:t>
       </w:r>
     </w:p>
     <w:p>
@@ -1478,7 +1460,7 @@
           <w:color w:val="666666"/>
           <w:sz w:val="20"/>
         </w:rPr>
-        <w:t xml:space="preserve">Лот №3 · Электроэкстракция · важность: существенные</w:t>
+        <w:t xml:space="preserve">Лот №2 · Купорос · важность: существенные</w:t>
       </w:r>
     </w:p>
     <w:tbl>
@@ -1522,7 +1504,7 @@
               <w:rPr>
                 <w:i/>
               </w:rPr>
-              <w:t xml:space="preserve">«ИД ч.2, табл. 8.5 и 9.5 — расход FC-1100 13 849 кг/год; приложение А — сертификат соответствия»</w:t>
+              <w:t xml:space="preserve">«ИД ч.2, разд. 4.1.4 — барометрические конденсаторы под разрежением 0,075 атм; потребная высота барометрического стояка около 10,5 м плюс корпус конденсатора 2,0–2,5 м»</w:t>
             </w:r>
           </w:p>
         </w:tc>
@@ -1551,7 +1533,7 @@
               <w:rPr>
                 <w:i/>
               </w:rPr>
-              <w:t xml:space="preserve">«Производитель 3М прекратил выпуск линейки; продукт недоступен к закупке»</w:t>
+              <w:t xml:space="preserve">«Приложение №7 (ФМ.01648-АР1 л.5, КО л.2) — верх крановых рельсов +10,0…+10,5, низ ферм оценочно +12,4…+12,9»</w:t>
             </w:r>
           </w:p>
         </w:tc>
@@ -1565,7 +1547,7 @@
         <w:t xml:space="preserve">На что влияет: </w:t>
       </w:r>
       <w:r>
-        <w:t xml:space="preserve">Позиция заложена в нормы расхода и в баланс, но купить её нельзя. Аналоги (Eagles 1100, NF-100 и др.) отличаются по расходу и поведению в электролите.</w:t>
+        <w:t xml:space="preserve">При гидрозатворе на отметке 0,000 верх конденсатора выходит на +13,2…+13,7 — выше низа ферм и габарита кранов. Размещается при заглублении гидрозатворов в приямок 2,0–2,5 м, но здание на свайных ростверках и приямки требуют подтверждения обследованием.</w:t>
       </w:r>
     </w:p>
     <w:p>
@@ -1576,7 +1558,7 @@
         <w:t xml:space="preserve">Вопрос Заказчику: </w:t>
       </w:r>
       <w:r>
-        <w:t xml:space="preserve">Согласовывает ли Заказчик замену FC-1100 на аналог? Требуются ли сравнительные испытания аналога до включения в проект?</w:t>
+        <w:t xml:space="preserve">Допускается ли устройство приямков глубиной 2,0–2,5 м в существующем здании ГМУ? Предоставляются ли данные по свайному основанию, или обследование входит в объём Исполнителя БИ?</w:t>
       </w:r>
     </w:p>
     <w:p>
@@ -1601,13 +1583,13 @@
         <w:rPr>
           <w:b/>
         </w:rPr>
-        <w:t xml:space="preserve">C-05. </w:t>
-      </w:r>
-      <w:r>
-        <w:rPr>
-          <w:b/>
-        </w:rPr>
-        <w:t xml:space="preserve">Барометрические конденсаторы не размещаются в существующем здании ГМУ</w:t>
+        <w:t xml:space="preserve">C-08. </w:t>
+      </w:r>
+      <w:r>
+        <w:rPr>
+          <w:b/>
+        </w:rPr>
+        <w:t xml:space="preserve">Материальное исполнение гидрометаллургии: Hastelloy G-35 или 904L</w:t>
       </w:r>
     </w:p>
     <w:p>
@@ -1616,7 +1598,7 @@
           <w:color w:val="666666"/>
           <w:sz w:val="20"/>
         </w:rPr>
-        <w:t xml:space="preserve">Лот №2 · Купорос · важность: существенные</w:t>
+        <w:t xml:space="preserve">общий / стык · важность: существенные</w:t>
       </w:r>
     </w:p>
     <w:tbl>
@@ -1660,7 +1642,7 @@
               <w:rPr>
                 <w:i/>
               </w:rPr>
-              <w:t xml:space="preserve">«ИД ч.2, разд. 4.1.4 — барометрические конденсаторы под разрежением 0,075 атм; потребная высота барометрического стояка около 10,5 м плюс корпус конденсатора 2,0–2,5 м»</w:t>
+              <w:t xml:space="preserve">«ИД ч.2, разд. 4.2.1 — для каскада выщелачивания поз. 4.1.10–4.1.15, репульпатора 4.1.21, фильтров 4.1.20 и теплообменника 4.1.17 требуется Hastelloy G-35 (Haynes Int.) или аналог»</w:t>
             </w:r>
           </w:p>
         </w:tc>
@@ -1689,7 +1671,7 @@
               <w:rPr>
                 <w:i/>
               </w:rPr>
-              <w:t xml:space="preserve">«Приложение №7 (ФМ.01648-АР1 л.5, КО л.2) — верх крановых рельсов +10,0…+10,5, низ ферм оценочно +12,4…+12,9»</w:t>
+              <w:t xml:space="preserve">«Там же — «взамен Hastelloy G-35 возможно использование стали 904L»»</w:t>
             </w:r>
           </w:p>
         </w:tc>
@@ -1703,7 +1685,7 @@
         <w:t xml:space="preserve">На что влияет: </w:t>
       </w:r>
       <w:r>
-        <w:t xml:space="preserve">При гидрозатворе на отметке 0,000 верх конденсатора выходит на +13,2…+13,7 — выше низа ферм и габарита кранов. Размещается при заглублении гидрозатворов в приямок 2,0–2,5 м, но здание на свайных ростверках и приямки требуют подтверждения обследованием.</w:t>
+        <w:t xml:space="preserve">ИД допускает оба варианта, но разница в цене кратная: G-35 дороже 316L примерно в 10–25 раз, 904L — в 2–3 раза. Это крупнейший единичный фактор стоимости гидрометаллургии, и он влияет на сопоставимость всех ТКП.</w:t>
       </w:r>
     </w:p>
     <w:p>
@@ -1714,7 +1696,7 @@
         <w:t xml:space="preserve">Вопрос Заказчику: </w:t>
       </w:r>
       <w:r>
-        <w:t xml:space="preserve">Допускается ли устройство приямков глубиной 2,0–2,5 м в существующем здании ГМУ? Предоставляются ли данные по свайному основанию, или обследование входит в объём Исполнителя БИ?</w:t>
+        <w:t xml:space="preserve">Какое исполнение принимать базовым для оценки стоимости и запроса ТКП: Hastelloy G-35 или 904L? Требуется ли обоснование выбора расчётом коррозионной стойкости?</w:t>
       </w:r>
     </w:p>
     <w:p>
@@ -1739,13 +1721,13 @@
         <w:rPr>
           <w:b/>
         </w:rPr>
-        <w:t xml:space="preserve">C-08. </w:t>
-      </w:r>
-      <w:r>
-        <w:rPr>
-          <w:b/>
-        </w:rPr>
-        <w:t xml:space="preserve">Материальное исполнение гидрометаллургии: Hastelloy G-35 или 904L</w:t>
+        <w:t xml:space="preserve">C-09. </w:t>
+      </w:r>
+      <w:r>
+        <w:rPr>
+          <w:b/>
+        </w:rPr>
+        <w:t xml:space="preserve">Статус Приложения В (ванны электролизные) для участников конкурса</w:t>
       </w:r>
     </w:p>
     <w:p>
@@ -1754,7 +1736,7 @@
           <w:color w:val="666666"/>
           <w:sz w:val="20"/>
         </w:rPr>
-        <w:t xml:space="preserve">общий / стык · важность: существенные</w:t>
+        <w:t xml:space="preserve">Лот №3 · Электроэкстракция · важность: существенные</w:t>
       </w:r>
     </w:p>
     <w:tbl>
@@ -1798,7 +1780,7 @@
               <w:rPr>
                 <w:i/>
               </w:rPr>
-              <w:t xml:space="preserve">«ИД ч.2, разд. 4.2.1 — для каскада выщелачивания поз. 4.1.10–4.1.15, репульпатора 4.1.21, фильтров 4.1.20 и теплообменника 4.1.17 требуется Hastelloy G-35 (Haynes Int.) или аналог»</w:t>
+              <w:t xml:space="preserve">«ИД ч.2, разд. 4.2.2 — «характеристики электролизных ванн приняты по данным проекта ДЕЛЬТА (приложение В) и согласованы с Заказчиком»; разд. 3 — «габариты и конструкция элементов ванны по проекту Дельта»»</w:t>
             </w:r>
           </w:p>
         </w:tc>
@@ -1827,7 +1809,7 @@
               <w:rPr>
                 <w:i/>
               </w:rPr>
-              <w:t xml:space="preserve">«Там же — «взамен Hastelloy G-35 возможно использование стали 904L»»</w:t>
+              <w:t xml:space="preserve">«Там же, разд. 4.2.2 — «Предусматривается комплектация отделения полимербетонными ваннами Unicell или аналогами»; в самом Приложении В ширина, высота, толщина стенки и масса помечены «уточняется поставщиком оборудования»»</w:t>
             </w:r>
           </w:p>
         </w:tc>
@@ -1841,7 +1823,7 @@
         <w:t xml:space="preserve">На что влияет: </w:t>
       </w:r>
       <w:r>
-        <w:t xml:space="preserve">ИД допускает оба варианта, но разница в цене кратная: G-35 дороже 316L примерно в 10–25 раз, 904L — в 2–3 раза. Это крупнейший единичный фактор стоимости гидрометаллургии, и он влияет на сопоставимость всех ТКП.</w:t>
+        <w:t xml:space="preserve">Неясно, является ли конструкция Приложения В обязательной к применению или задаёт функциональные требования, под которые допускается аналог. От этого зависит объём работ и состав запрашиваемых ТКП по ключевой позиции Лота №3.</w:t>
       </w:r>
     </w:p>
     <w:p>
@@ -1852,7 +1834,7 @@
         <w:t xml:space="preserve">Вопрос Заказчику: </w:t>
       </w:r>
       <w:r>
-        <w:t xml:space="preserve">Какое исполнение принимать базовым для оценки стоимости и запроса ТКП: Hastelloy G-35 или 904L? Требуется ли обоснование выбора расчётом коррозионной стойкости?</w:t>
+        <w:t xml:space="preserve">Является ли конструкция ванн по Приложению В обязательной? Если допускается аналог — каков порядок подтверждения эквивалентности и объём испытаний? Просим выдать всем участникам аппаратурно-технологическую схему D202415-24000-210-282-0001.</w:t>
       </w:r>
     </w:p>
     <w:p>
@@ -1877,13 +1859,13 @@
         <w:rPr>
           <w:b/>
         </w:rPr>
-        <w:t xml:space="preserve">C-09. </w:t>
-      </w:r>
-      <w:r>
-        <w:rPr>
-          <w:b/>
-        </w:rPr>
-        <w:t xml:space="preserve">Статус Приложения В (ванны электролизные) для участников конкурса</w:t>
+        <w:t xml:space="preserve">C-10. </w:t>
+      </w:r>
+      <w:r>
+        <w:rPr>
+          <w:b/>
+        </w:rPr>
+        <w:t xml:space="preserve">Какой вариант дутья принимается базовым</w:t>
       </w:r>
     </w:p>
     <w:p>
@@ -1892,7 +1874,7 @@
           <w:color w:val="666666"/>
           <w:sz w:val="20"/>
         </w:rPr>
-        <w:t xml:space="preserve">Лот №3 · Электроэкстракция · важность: существенные</w:t>
+        <w:t xml:space="preserve">Лот №1 · Цех обжига · важность: существенные</w:t>
       </w:r>
     </w:p>
     <w:tbl>
@@ -1936,7 +1918,7 @@
               <w:rPr>
                 <w:i/>
               </w:rPr>
-              <w:t xml:space="preserve">«ИД ч.2, разд. 4.2.2 — «характеристики электролизных ванн приняты по данным проекта ДЕЛЬТА (приложение В) и согласованы с Заказчиком»; разд. 3 — «габариты и конструкция элементов ванны по проекту Дельта»»</w:t>
+              <w:t xml:space="preserve">«ИД ч.1, введение — основной вариант: обжиг на воздушно-кислородном дутье с повышенным содержанием O₂»</w:t>
             </w:r>
           </w:p>
         </w:tc>
@@ -1965,7 +1947,7 @@
               <w:rPr>
                 <w:i/>
               </w:rPr>
-              <w:t xml:space="preserve">«Там же, разд. 4.2.2 — «Предусматривается комплектация отделения полимербетонными ваннами Unicell или аналогами»; в самом Приложении В ширина, высота, толщина стенки и масса помечены «уточняется поставщиком оборудования»»</w:t>
+              <w:t xml:space="preserve">«Там же — вспомогательный вариант: обжиг на подогретом дутье смешением с топочными газами от мазута»</w:t>
             </w:r>
           </w:p>
         </w:tc>
@@ -1979,7 +1961,7 @@
         <w:t xml:space="preserve">На что влияет: </w:t>
       </w:r>
       <w:r>
-        <w:t xml:space="preserve">Неясно, является ли конструкция Приложения В обязательной к применению или задаёт функциональные требования, под которые допускается аналог. От этого зависит объём работ и состав запрашиваемых ТКП по ключевой позиции Лота №3.</w:t>
+        <w:t xml:space="preserve">ИД разработаны в двух вариантах и оба сохранены как рабочие. Варианты дают разный расход кислорода и мазута, разный объём газов, разный габарит газоочистки и разную компоновку. Считать оба в полном объёме — двойной объём работ.</w:t>
       </w:r>
     </w:p>
     <w:p>
@@ -1990,7 +1972,7 @@
         <w:t xml:space="preserve">Вопрос Заказчику: </w:t>
       </w:r>
       <w:r>
-        <w:t xml:space="preserve">Является ли конструкция ванн по Приложению В обязательной? Если допускается аналог — каков порядок подтверждения эквивалентности и объём испытаний? Просим выдать всем участникам аппаратурно-технологическую схему D202415-24000-210-282-0001.</w:t>
+        <w:t xml:space="preserve">Какой вариант принимается базовым для компоновки, спецификаций и оценки стоимости? Достаточно ли для второго варианта оценочной проработки?</w:t>
       </w:r>
     </w:p>
     <w:p>
@@ -2015,13 +1997,13 @@
         <w:rPr>
           <w:b/>
         </w:rPr>
-        <w:t xml:space="preserve">C-10. </w:t>
-      </w:r>
-      <w:r>
-        <w:rPr>
-          <w:b/>
-        </w:rPr>
-        <w:t xml:space="preserve">Какой вариант дутья принимается базовым</w:t>
+        <w:t xml:space="preserve">C-12. </w:t>
+      </w:r>
+      <w:r>
+        <w:rPr>
+          <w:b/>
+        </w:rPr>
+        <w:t xml:space="preserve">Фонд времени участка фильтрации: 7920 ч (ТЗ) против 8322 ч (ИД табл. 23)</w:t>
       </w:r>
     </w:p>
     <w:p>
@@ -2074,7 +2056,16 @@
               <w:rPr>
                 <w:i/>
               </w:rPr>
-              <w:t xml:space="preserve">«ИД ч.1, введение — основной вариант: обжиг на воздушно-кислородном дутье с повышенным содержанием O₂»</w:t>
+              <w:t xml:space="preserve">«Режим работы оборудования Цеха обжига (ИД, часть 1, Приложение В - письмо №КГМК/6525-исх от 25.05.2026 «О сценарных условиях для ИД и ТР»): круглосуточный, 330 дней в году, 7920 рабочих часов.»</w:t>
+            </w:r>
+          </w:p>
+          <w:p>
+            <w:r>
+              <w:rPr>
+                <w:color w:val="666666"/>
+                <w:sz w:val="18"/>
+              </w:rPr>
+              <w:t xml:space="preserve">ТЗ, п. 3.4, строка 185 файла (участок фильтрации входит в Цех обжига — ТЗ, п. 2.8.3, строка 80)</w:t>
             </w:r>
           </w:p>
         </w:tc>
@@ -2103,7 +2094,16 @@
               <w:rPr>
                 <w:i/>
               </w:rPr>
-              <w:t xml:space="preserve">«Там же — вспомогательный вариант: обжиг на подогретом дутье смешением с топочными газами от мазута»</w:t>
+              <w:t xml:space="preserve">«1 ¦ Число рабочих часов в году ¦ ч/год ¦ 8322»</w:t>
+            </w:r>
+          </w:p>
+          <w:p>
+            <w:r>
+              <w:rPr>
+                <w:color w:val="666666"/>
+                <w:sz w:val="18"/>
+              </w:rPr>
+              <w:t xml:space="preserve">ИД ч.1, табл. 23, раздел «Сгущение и фильтрация медного концентрата», поз. 1, строка 479 файла</w:t>
             </w:r>
           </w:p>
         </w:tc>
@@ -2117,7 +2117,7 @@
         <w:t xml:space="preserve">На что влияет: </w:t>
       </w:r>
       <w:r>
-        <w:t xml:space="preserve">ИД разработаны в двух вариантах и оба сохранены как рабочие. Варианты дают разный расход кислорода и мазута, разный объём газов, разный габарит газоочистки и разную компоновку. Считать оба в полном объёме — двойной объём работ.</w:t>
+        <w:t xml:space="preserve">По ТЗ участок фильтрации медного концентрата входит в Цех обжига (Лот №1) с режимом 7920 ч/год, а ИД считают сгущение и фильтрацию на 8322 ч/год (9,0 т/ч концентрата, поз. 2), тогда как обжиг — на 7920 ч (табл. 23 поз. 90). От фонда времени напрямую зависят производительность и площадь барабанных вакуум-фильтров Лота №1.</w:t>
       </w:r>
     </w:p>
     <w:p>
@@ -2128,7 +2128,7 @@
         <w:t xml:space="preserve">Вопрос Заказчику: </w:t>
       </w:r>
       <w:r>
-        <w:t xml:space="preserve">Какой вариант принимается базовым для компоновки, спецификаций и оценки стоимости? Достаточно ли для второго варианта оценочной проработки?</w:t>
+        <w:t xml:space="preserve">На какой годовой фонд времени рассчитывать фильтрацию медного концентрата в Лоте №1 — 7920 ч (режим Цеха обжига по ТЗ) или 8322 ч (табл. 23 ИД ч.1)?</w:t>
       </w:r>
     </w:p>
     <w:p>
@@ -2153,13 +2153,13 @@
         <w:rPr>
           <w:b/>
         </w:rPr>
-        <w:t xml:space="preserve">C-12. </w:t>
-      </w:r>
-      <w:r>
-        <w:rPr>
-          <w:b/>
-        </w:rPr>
-        <w:t xml:space="preserve">Фонд времени участка фильтрации: 7920 ч (ТЗ) против 8322 ч (ИД табл. 23)</w:t>
+        <w:t xml:space="preserve">C-13. </w:t>
+      </w:r>
+      <w:r>
+        <w:rPr>
+          <w:b/>
+        </w:rPr>
+        <w:t xml:space="preserve">Расчётное сопротивление циклона 2231,9 Па превышает его же предел «не более 2000 Па»</w:t>
       </w:r>
     </w:p>
     <w:p>
@@ -2212,16 +2212,16 @@
               <w:rPr>
                 <w:i/>
               </w:rPr>
-              <w:t xml:space="preserve">«Режим работы оборудования Цеха обжига (ИД, часть 1, Приложение В - письмо №КГМК/6525-исх от 25.05.2026 «О сценарных условиях для ИД и ТР»): круглосуточный, 330 дней в году, 7920 рабочих часов.»</w:t>
-            </w:r>
-          </w:p>
-          <w:p>
-            <w:r>
-              <w:rPr>
-                <w:color w:val="666666"/>
-                <w:sz w:val="18"/>
-              </w:rPr>
-              <w:t xml:space="preserve">ТЗ, п. 3.4, строка 185 файла (участок фильтрации входит в Цех обжига — ТЗ, п. 2.8.3, строка 80)</w:t>
+              <w:t xml:space="preserve">«309 ¦ Гидравлическое сопротивление циклона, не более ¦ Па ¦ 2000»</w:t>
+            </w:r>
+          </w:p>
+          <w:p>
+            <w:r>
+              <w:rPr>
+                <w:color w:val="666666"/>
+                <w:sz w:val="18"/>
+              </w:rPr>
+              <w:t xml:space="preserve">ИД ч.1, табл. 23, поз. 309, строка 991 файла</w:t>
             </w:r>
           </w:p>
         </w:tc>
@@ -2250,16 +2250,16 @@
               <w:rPr>
                 <w:i/>
               </w:rPr>
-              <w:t xml:space="preserve">«1 ¦ Число рабочих часов в году ¦ ч/год ¦ 8322»</w:t>
-            </w:r>
-          </w:p>
-          <w:p>
-            <w:r>
-              <w:rPr>
-                <w:color w:val="666666"/>
-                <w:sz w:val="18"/>
-              </w:rPr>
-              <w:t xml:space="preserve">ИД ч.1, табл. 23, раздел «Сгущение и фильтрация медного концентрата», поз. 1, строка 479 файла</w:t>
+              <w:t xml:space="preserve">«319 ¦ Гидравлическое сопротивление циклона (расчет) ¦ Па ¦ 868,4 ¦ 2231,9»</w:t>
+            </w:r>
+          </w:p>
+          <w:p>
+            <w:r>
+              <w:rPr>
+                <w:color w:val="666666"/>
+                <w:sz w:val="18"/>
+              </w:rPr>
+              <w:t xml:space="preserve">ИД ч.1, табл. 23, поз. 319 (второй столбец — вспомогательный вариант), строка 1010 файла</w:t>
             </w:r>
           </w:p>
         </w:tc>
@@ -2273,7 +2273,7 @@
         <w:t xml:space="preserve">На что влияет: </w:t>
       </w:r>
       <w:r>
-        <w:t xml:space="preserve">По ТЗ участок фильтрации медного концентрата входит в Цех обжига (Лот №1) с режимом 7920 ч/год, а ИД считают сгущение и фильтрацию на 8322 ч/год (9,0 т/ч концентрата, поз. 2), тогда как обжиг — на 7920 ч (табл. 23 поз. 90). От фонда времени напрямую зависят производительность и площадь барабанных вакуум-фильтров Лота №1.</w:t>
+        <w:t xml:space="preserve">Для выбранного циклона СЦН-50-1800×1УП паспортное ограничение — не более 2000 Па, а собственный расчёт ИД по вспомогательному варианту даёт 2231,9 Па. Аппарат не проходит по своему же ограничению; под вопросом выбор типоразмера циклона и напор дымососа.</w:t>
       </w:r>
     </w:p>
     <w:p>
@@ -2284,7 +2284,7 @@
         <w:t xml:space="preserve">Вопрос Заказчику: </w:t>
       </w:r>
       <w:r>
-        <w:t xml:space="preserve">На какой годовой фонд времени рассчитывать фильтрацию медного концентрата в Лоте №1 — 7920 ч (режим Цеха обжига по ТЗ) или 8322 ч (табл. 23 ИД ч.1)?</w:t>
+        <w:t xml:space="preserve">Подтвердите допустимость работы циклона СЦН-50-1800×1УП при расчётном сопротивлении 2231,9 Па (вспомогательный вариант) при паспортном пределе 2000 Па, либо уточните типоразмер.</w:t>
       </w:r>
     </w:p>
     <w:p>
@@ -2309,13 +2309,13 @@
         <w:rPr>
           <w:b/>
         </w:rPr>
-        <w:t xml:space="preserve">C-13. </w:t>
-      </w:r>
-      <w:r>
-        <w:rPr>
-          <w:b/>
-        </w:rPr>
-        <w:t xml:space="preserve">Расчётное сопротивление циклона 2231,9 Па превышает его же предел «не более 2000 Па»</w:t>
+        <w:t xml:space="preserve">C-14. </w:t>
+      </w:r>
+      <w:r>
+        <w:rPr>
+          <w:b/>
+        </w:rPr>
+        <w:t xml:space="preserve">Степень очистки электрофильтра «не менее 96 %» не обеспечивает заявленные 100 мг/нм3 на выходе</w:t>
       </w:r>
     </w:p>
     <w:p>
@@ -2368,16 +2368,16 @@
               <w:rPr>
                 <w:i/>
               </w:rPr>
-              <w:t xml:space="preserve">«309 ¦ Гидравлическое сопротивление циклона, не более ¦ Па ¦ 2000»</w:t>
-            </w:r>
-          </w:p>
-          <w:p>
-            <w:r>
-              <w:rPr>
-                <w:color w:val="666666"/>
-                <w:sz w:val="18"/>
-              </w:rPr>
-              <w:t xml:space="preserve">ИД ч.1, табл. 23, поз. 309, строка 991 файла</w:t>
+              <w:t xml:space="preserve">«Количество собираемой пыли в электрофильтрах составляет 0,4-0,5 т/час при степени пылеочистки газа не менее 96 %»</w:t>
+            </w:r>
+          </w:p>
+          <w:p>
+            <w:r>
+              <w:rPr>
+                <w:color w:val="666666"/>
+                <w:sz w:val="18"/>
+              </w:rPr>
+              <w:t xml:space="preserve">ИД ч.1, разд. 2.5, строка 455 файла</w:t>
             </w:r>
           </w:p>
         </w:tc>
@@ -2406,16 +2406,16 @@
               <w:rPr>
                 <w:i/>
               </w:rPr>
-              <w:t xml:space="preserve">«319 ¦ Гидравлическое сопротивление циклона (расчет) ¦ Па ¦ 868,4 ¦ 2231,9»</w:t>
-            </w:r>
-          </w:p>
-          <w:p>
-            <w:r>
-              <w:rPr>
-                <w:color w:val="666666"/>
-                <w:sz w:val="18"/>
-              </w:rPr>
-              <w:t xml:space="preserve">ИД ч.1, табл. 23, поз. 319 (второй столбец — вспомогательный вариант), строка 1010 файла</w:t>
+              <w:t xml:space="preserve">«Очищенный газ с температурой 385-3900С, остаточной запыленностью не более 100 мг/нм3»</w:t>
+            </w:r>
+          </w:p>
+          <w:p>
+            <w:r>
+              <w:rPr>
+                <w:color w:val="666666"/>
+                <w:sz w:val="18"/>
+              </w:rPr>
+              <w:t xml:space="preserve">ИД ч.1, разд. 2.5, строка 456 файла</w:t>
             </w:r>
           </w:p>
         </w:tc>
@@ -2429,7 +2429,7 @@
         <w:t xml:space="preserve">На что влияет: </w:t>
       </w:r>
       <w:r>
-        <w:t xml:space="preserve">Для выбранного циклона СЦН-50-1800×1УП паспортное ограничение — не более 2000 Па, а собственный расчёт ИД по вспомогательному варианту даёт 2231,9 Па. Аппарат не проходит по своему же ограничению; под вопросом выбор типоразмера циклона и напор дымососа.</w:t>
+        <w:t xml:space="preserve">При входной запылённости 20-35 г/нм3 (строка 454) очистка на 96 % даёт на выходе 0,8-1,4 г/нм3, а не ≤0,1 г/нм3. Чтобы выдать 100 мг/нм3, нужна эффективность 99,69 % (табл. 23 поз. 372 так и считает: 99,688 %). Гарантийный показатель для газа в СКЦ и требования к электрофильтру в опросных листах зависят от того, какая цифра верна.</w:t>
       </w:r>
     </w:p>
     <w:p>
@@ -2440,7 +2440,7 @@
         <w:t xml:space="preserve">Вопрос Заказчику: </w:t>
       </w:r>
       <w:r>
-        <w:t xml:space="preserve">Подтвердите допустимость работы циклона СЦН-50-1800×1УП при расчётном сопротивлении 2231,9 Па (вспомогательный вариант) при паспортном пределе 2000 Па, либо уточните типоразмер.</w:t>
+        <w:t xml:space="preserve">Какая степень очистки закладывается в требования к электрофильтру: паспортная «не менее 96 %» или 99,69 %, необходимая для 100 мг/нм3 на входе в СКЦ?</w:t>
       </w:r>
     </w:p>
     <w:p>
@@ -2465,13 +2465,13 @@
         <w:rPr>
           <w:b/>
         </w:rPr>
-        <w:t xml:space="preserve">C-14. </w:t>
-      </w:r>
-      <w:r>
-        <w:rPr>
-          <w:b/>
-        </w:rPr>
-        <w:t xml:space="preserve">Степень очистки электрофильтра «не менее 96 %» не обеспечивает заявленные 100 мг/нм3 на выходе</w:t>
+        <w:t xml:space="preserve">C-15. </w:t>
+      </w:r>
+      <w:r>
+        <w:rPr>
+          <w:b/>
+        </w:rPr>
+        <w:t xml:space="preserve">Давление технического кислорода: 400-800 кПа против 0,8-1,2 МПа</w:t>
       </w:r>
     </w:p>
     <w:p>
@@ -2524,16 +2524,16 @@
               <w:rPr>
                 <w:i/>
               </w:rPr>
-              <w:t xml:space="preserve">«Количество собираемой пыли в электрофильтрах составляет 0,4-0,5 т/час при степени пылеочистки газа не менее 96 %»</w:t>
-            </w:r>
-          </w:p>
-          <w:p>
-            <w:r>
-              <w:rPr>
-                <w:color w:val="666666"/>
-                <w:sz w:val="18"/>
-              </w:rPr>
-              <w:t xml:space="preserve">ИД ч.1, разд. 2.5, строка 455 файла</w:t>
+              <w:t xml:space="preserve">«Кислород поступает с давлением 400-800 кПа»</w:t>
+            </w:r>
+          </w:p>
+          <w:p>
+            <w:r>
+              <w:rPr>
+                <w:color w:val="666666"/>
+                <w:sz w:val="18"/>
+              </w:rPr>
+              <w:t xml:space="preserve">ИД ч.1, п. 1.3.1, строка 325 файла</w:t>
             </w:r>
           </w:p>
         </w:tc>
@@ -2562,16 +2562,16 @@
               <w:rPr>
                 <w:i/>
               </w:rPr>
-              <w:t xml:space="preserve">«Очищенный газ с температурой 385-3900С, остаточной запыленностью не более 100 мг/нм3»</w:t>
-            </w:r>
-          </w:p>
-          <w:p>
-            <w:r>
-              <w:rPr>
-                <w:color w:val="666666"/>
-                <w:sz w:val="18"/>
-              </w:rPr>
-              <w:t xml:space="preserve">ИД ч.1, разд. 2.5, строка 456 файла</w:t>
+              <w:t xml:space="preserve">«Технический кислород (96 % O2) на дутье, нм3 ¦  ¦ 0,8-1,2 ¦ 25»</w:t>
+            </w:r>
+          </w:p>
+          <w:p>
+            <w:r>
+              <w:rPr>
+                <w:color w:val="666666"/>
+                <w:sz w:val="18"/>
+              </w:rPr>
+              <w:t xml:space="preserve">ИД ч.1, табл. 26 (столбец «давление, МПа»), строка 1567 файла</w:t>
             </w:r>
           </w:p>
         </w:tc>
@@ -2585,7 +2585,7 @@
         <w:t xml:space="preserve">На что влияет: </w:t>
       </w:r>
       <w:r>
-        <w:t xml:space="preserve">При входной запылённости 20-35 г/нм3 (строка 454) очистка на 96 % даёт на выходе 0,8-1,4 г/нм3, а не ≤0,1 г/нм3. Чтобы выдать 100 мг/нм3, нужна эффективность 99,69 % (табл. 23 поз. 372 так и считает: 99,688 %). Гарантийный показатель для газа в СКЦ и требования к электрофильтру в опросных листах зависят от того, какая цифра верна.</w:t>
+        <w:t xml:space="preserve">Один и тот же кислород на дутьё в п. 1.3.1 подаётся при 400-800 кПа, а в нормах расхода табл. 26 — при 0,8-1,2 МПа (800-1200 кПа): диапазоны почти не пересекаются. От давления зависят ТУ на подключение, трубопроводы и арматура кислородной линии в границе 3.3.8 ТЗ.</w:t>
       </w:r>
     </w:p>
     <w:p>
@@ -2596,7 +2596,7 @@
         <w:t xml:space="preserve">Вопрос Заказчику: </w:t>
       </w:r>
       <w:r>
-        <w:t xml:space="preserve">Какая степень очистки закладывается в требования к электрофильтру: паспортная «не менее 96 %» или 99,69 %, необходимая для 100 мг/нм3 на входе в СКЦ?</w:t>
+        <w:t xml:space="preserve">Какое давление технического кислорода на границе проектирования принимать: 400-800 кПа (п. 1.3.1 ИД ч.1) или 0,8-1,2 МПа (табл. 26 ИД ч.1)?</w:t>
       </w:r>
     </w:p>
     <w:p>
@@ -2621,13 +2621,13 @@
         <w:rPr>
           <w:b/>
         </w:rPr>
-        <w:t xml:space="preserve">C-15. </w:t>
-      </w:r>
-      <w:r>
-        <w:rPr>
-          <w:b/>
-        </w:rPr>
-        <w:t xml:space="preserve">Давление технического кислорода: 400-800 кПа против 0,8-1,2 МПа</w:t>
+        <w:t xml:space="preserve">C-16. </w:t>
+      </w:r>
+      <w:r>
+        <w:rPr>
+          <w:b/>
+        </w:rPr>
+        <w:t xml:space="preserve">Кислород по ГОСТ 93±3 % против расчётных «не менее 96 %»</w:t>
       </w:r>
     </w:p>
     <w:p>
@@ -2680,7 +2680,7 @@
               <w:rPr>
                 <w:i/>
               </w:rPr>
-              <w:t xml:space="preserve">«Кислород поступает с давлением 400-800 кПа»</w:t>
+              <w:t xml:space="preserve">«Содержание кислорода в газе, получаемом на кислородных станциях, согласно ГОСТ 5583-78 (ИСО 2046-73) – 93±3 %»</w:t>
             </w:r>
           </w:p>
           <w:p>
@@ -2718,16 +2718,16 @@
               <w:rPr>
                 <w:i/>
               </w:rPr>
-              <w:t xml:space="preserve">«Технический кислород (96 % O2) на дутье, нм3 ¦  ¦ 0,8-1,2 ¦ 25»</w:t>
-            </w:r>
-          </w:p>
-          <w:p>
-            <w:r>
-              <w:rPr>
-                <w:color w:val="666666"/>
-                <w:sz w:val="18"/>
-              </w:rPr>
-              <w:t xml:space="preserve">ИД ч.1, табл. 26 (столбец «давление, МПа»), строка 1567 файла</w:t>
+              <w:t xml:space="preserve">«Степень обогащения дутья техническим (не менее 96 %) кислородом»</w:t>
+            </w:r>
+          </w:p>
+          <w:p>
+            <w:r>
+              <w:rPr>
+                <w:color w:val="666666"/>
+                <w:sz w:val="18"/>
+              </w:rPr>
+              <w:t xml:space="preserve">ИД ч.1, п. 1.3.3, строка 329 файла</w:t>
             </w:r>
           </w:p>
         </w:tc>
@@ -2741,7 +2741,7 @@
         <w:t xml:space="preserve">На что влияет: </w:t>
       </w:r>
       <w:r>
-        <w:t xml:space="preserve">Один и тот же кислород на дутьё в п. 1.3.1 подаётся при 400-800 кПа, а в нормах расхода табл. 26 — при 0,8-1,2 МПа (800-1200 кПа): диапазоны почти не пересекаются. От давления зависят ТУ на подключение, трубопроводы и арматура кислородной линии в границе 3.3.8 ТЗ.</w:t>
+        <w:t xml:space="preserve">Гарантированный диапазон поставки кислорода 90-96 %, а тепловой баланс печи КС и состав дутья (52 % O2) рассчитаны на «не менее 96 %» — верхнюю границу диапазона. При реальных 90-93 % расчётные режимы обжига не обеспечиваются. Дополнительно проверить актуальность ссылки на ГОСТ 5583-78: значение 93±3 % его маркам технического кислорода не соответствует (без веб-проверки — проверить актуальность).</w:t>
       </w:r>
     </w:p>
     <w:p>
@@ -2752,7 +2752,7 @@
         <w:t xml:space="preserve">Вопрос Заказчику: </w:t>
       </w:r>
       <w:r>
-        <w:t xml:space="preserve">Какое давление технического кислорода на границе проектирования принимать: 400-800 кПа (п. 1.3.1 ИД ч.1) или 0,8-1,2 МПа (табл. 26 ИД ч.1)?</w:t>
+        <w:t xml:space="preserve">Какая гарантированная концентрация кислорода на границе проектирования: 93±3 % по условиям кислородной станции или не менее 96 %, принятые в расчётах печи КС?</w:t>
       </w:r>
     </w:p>
     <w:p>
@@ -2777,13 +2777,13 @@
         <w:rPr>
           <w:b/>
         </w:rPr>
-        <w:t xml:space="preserve">C-16. </w:t>
-      </w:r>
-      <w:r>
-        <w:rPr>
-          <w:b/>
-        </w:rPr>
-        <w:t xml:space="preserve">Кислород по ГОСТ 93±3 % против расчётных «не менее 96 %»</w:t>
+        <w:t xml:space="preserve">C-17. </w:t>
+      </w:r>
+      <w:r>
+        <w:rPr>
+          <w:b/>
+        </w:rPr>
+        <w:t xml:space="preserve">Бункер оборотных материалов: один на 50 м3 против двух (огарок 50 м3 + пыль 20 м3)</w:t>
       </w:r>
     </w:p>
     <w:p>
@@ -2836,16 +2836,16 @@
               <w:rPr>
                 <w:i/>
               </w:rPr>
-              <w:t xml:space="preserve">«Содержание кислорода в газе, получаемом на кислородных станциях, согласно ГОСТ 5583-78 (ИСО 2046-73) – 93±3 %»</w:t>
-            </w:r>
-          </w:p>
-          <w:p>
-            <w:r>
-              <w:rPr>
-                <w:color w:val="666666"/>
-                <w:sz w:val="18"/>
-              </w:rPr>
-              <w:t xml:space="preserve">ИД ч.1, п. 1.3.1, строка 325 файла</w:t>
+              <w:t xml:space="preserve">«Концентрат – 60, кек – 20,цементная медь -10, оборотных материалов – 50 м3.»</w:t>
+            </w:r>
+          </w:p>
+          <w:p>
+            <w:r>
+              <w:rPr>
+                <w:color w:val="666666"/>
+                <w:sz w:val="18"/>
+              </w:rPr>
+              <w:t xml:space="preserve">ИД ч.1, табл. 24Б, строка «Приемные бункера», строка 1332 файла</w:t>
             </w:r>
           </w:p>
         </w:tc>
@@ -2874,16 +2874,16 @@
               <w:rPr>
                 <w:i/>
               </w:rPr>
-              <w:t xml:space="preserve">«Степень обогащения дутья техническим (не менее 96 %) кислородом»</w:t>
-            </w:r>
-          </w:p>
-          <w:p>
-            <w:r>
-              <w:rPr>
-                <w:color w:val="666666"/>
-                <w:sz w:val="18"/>
-              </w:rPr>
-              <w:t xml:space="preserve">ИД ч.1, п. 1.3.3, строка 329 файла</w:t>
+              <w:t xml:space="preserve">«Приемный бункер оборотной пыли ¦ 4 ¦ 1 ¦ 20 ¦ 0»</w:t>
+            </w:r>
+          </w:p>
+          <w:p>
+            <w:r>
+              <w:rPr>
+                <w:color w:val="666666"/>
+                <w:sz w:val="18"/>
+              </w:rPr>
+              <w:t xml:space="preserve">ИД ч.1, табл. 25, строка 1442 файла</w:t>
             </w:r>
           </w:p>
         </w:tc>
@@ -2897,7 +2897,7 @@
         <w:t xml:space="preserve">На что влияет: </w:t>
       </w:r>
       <w:r>
-        <w:t xml:space="preserve">Гарантированный диапазон поставки кислорода 90-96 %, а тепловой баланс печи КС и состав дутья (52 % O2) рассчитаны на «не менее 96 %» — верхнюю границу диапазона. При реальных 90-93 % расчётные режимы обжига не обеспечиваются. Дополнительно проверить актуальность ссылки на ГОСТ 5583-78: значение 93±3 % его маркам технического кислорода не соответствует (без веб-проверки — проверить актуальность).</w:t>
+        <w:t xml:space="preserve">Текст п. 2.2 (строка 410), табл. 23 (поз. 146-147) и табл. 24Б дают один общий бункер оборотных материалов 50 м3 с одним питателем и дозатором, а табл. 25 — два отдельных бункера (оборотного огарка 50 м3, строка 1439, и оборотной пыли 20 м3) с двумя питателями и двумя дозаторами. Разный состав оборудования и компоновка узла шихтовки Лота №1.</w:t>
       </w:r>
     </w:p>
     <w:p>
@@ -2908,7 +2908,7 @@
         <w:t xml:space="preserve">Вопрос Заказчику: </w:t>
       </w:r>
       <w:r>
-        <w:t xml:space="preserve">Какая гарантированная концентрация кислорода на границе проектирования: 93±3 % по условиям кислородной станции или не менее 96 %, принятые в расчётах печи КС?</w:t>
+        <w:t xml:space="preserve">Сколько бункеров оборотных материалов закладывать: один общий 50 м3 (табл. 23/24Б) или два раздельных 50 м3 + 20 м3 (табл. 25)?</w:t>
       </w:r>
     </w:p>
     <w:p>
@@ -2933,13 +2933,13 @@
         <w:rPr>
           <w:b/>
         </w:rPr>
-        <w:t xml:space="preserve">C-17. </w:t>
-      </w:r>
-      <w:r>
-        <w:rPr>
-          <w:b/>
-        </w:rPr>
-        <w:t xml:space="preserve">Бункер оборотных материалов: один на 50 м3 против двух (огарок 50 м3 + пыль 20 м3)</w:t>
+        <w:t xml:space="preserve">C-18. </w:t>
+      </w:r>
+      <w:r>
+        <w:rPr>
+          <w:b/>
+        </w:rPr>
+        <w:t xml:space="preserve">Силосная башня огарка 100 м3 не вмещает заявленный суточный запас</w:t>
       </w:r>
     </w:p>
     <w:p>
@@ -2992,16 +2992,16 @@
               <w:rPr>
                 <w:i/>
               </w:rPr>
-              <w:t xml:space="preserve">«Концентрат – 60, кек – 20,цементная медь -10, оборотных материалов – 50 м3.»</w:t>
-            </w:r>
-          </w:p>
-          <w:p>
-            <w:r>
-              <w:rPr>
-                <w:color w:val="666666"/>
-                <w:sz w:val="18"/>
-              </w:rPr>
-              <w:t xml:space="preserve">ИД ч.1, табл. 24Б, строка «Приемные бункера», строка 1332 файла</w:t>
+              <w:t xml:space="preserve">«Объем для обеспечения непрерывной работы в течение суток ¦ 100 м3»</w:t>
+            </w:r>
+          </w:p>
+          <w:p>
+            <w:r>
+              <w:rPr>
+                <w:color w:val="666666"/>
+                <w:sz w:val="18"/>
+              </w:rPr>
+              <w:t xml:space="preserve">ИД ч.1, табл. 24Б, строка «Приемный бункер охлажденного огарка и грубой пыли», строка 1347 файла</w:t>
             </w:r>
           </w:p>
         </w:tc>
@@ -3030,16 +3030,16 @@
               <w:rPr>
                 <w:i/>
               </w:rPr>
-              <w:t xml:space="preserve">«Приемный бункер оборотной пыли ¦ 4 ¦ 1 ¦ 20 ¦ 0»</w:t>
-            </w:r>
-          </w:p>
-          <w:p>
-            <w:r>
-              <w:rPr>
-                <w:color w:val="666666"/>
-                <w:sz w:val="18"/>
-              </w:rPr>
-              <w:t xml:space="preserve">ИД ч.1, табл. 25, строка 1442 файла</w:t>
+              <w:t xml:space="preserve">«432 ¦ Общее количество материала на охлаждение ¦ т/ч ¦ 14,346 ¦ 14,3805»</w:t>
+            </w:r>
+          </w:p>
+          <w:p>
+            <w:r>
+              <w:rPr>
+                <w:color w:val="666666"/>
+                <w:sz w:val="18"/>
+              </w:rPr>
+              <w:t xml:space="preserve">ИД ч.1, табл. 23, поз. 432, строка 1209 файла</w:t>
             </w:r>
           </w:p>
         </w:tc>
@@ -3053,7 +3053,7 @@
         <w:t xml:space="preserve">На что влияет: </w:t>
       </w:r>
       <w:r>
-        <w:t xml:space="preserve">Текст п. 2.2 (строка 410), табл. 23 (поз. 146-147) и табл. 24Б дают один общий бункер оборотных материалов 50 м3 с одним питателем и дозатором, а табл. 25 — два отдельных бункера (оборотного огарка 50 м3, строка 1439, и оборотной пыли 20 м3) с двумя питателями и двумя дозаторами. Разный состав оборудования и компоновка узла шихтовки Лота №1.</w:t>
+        <w:t xml:space="preserve">Поток огарка и грубой пыли 14,35 т/ч даёт 344 т/сутки, а башня 100 м3 при плотности ~2000 кг/м3 вмещает лишь ~221 т (табл. 25, строка 1465) — около 15 часов, а не сутки. Либо объём башни, либо формулировка «в течение суток» неверны; влияет на габарит закупаемой башни и логистику цементовозов.</w:t>
       </w:r>
     </w:p>
     <w:p>
@@ -3064,7 +3064,7 @@
         <w:t xml:space="preserve">Вопрос Заказчику: </w:t>
       </w:r>
       <w:r>
-        <w:t xml:space="preserve">Сколько бункеров оборотных материалов закладывать: один общий 50 м3 (табл. 23/24Б) или два раздельных 50 м3 + 20 м3 (табл. 25)?</w:t>
+        <w:t xml:space="preserve">Подтвердите требуемый запас приёмной башни огарка и грубой пыли: сутки работы (тогда нужно ~160-170 м3) или фактические ~15 часов при 100 м3?</w:t>
       </w:r>
     </w:p>
     <w:p>
@@ -3089,13 +3089,13 @@
         <w:rPr>
           <w:b/>
         </w:rPr>
-        <w:t xml:space="preserve">C-18. </w:t>
-      </w:r>
-      <w:r>
-        <w:rPr>
-          <w:b/>
-        </w:rPr>
-        <w:t xml:space="preserve">Силосная башня огарка 100 м3 не вмещает заявленный суточный запас</w:t>
+        <w:t xml:space="preserve">C-41. </w:t>
+      </w:r>
+      <w:r>
+        <w:rPr>
+          <w:b/>
+        </w:rPr>
+        <w:t xml:space="preserve">Состав электролита: Прил. В задаёт Ni 16, Fe max 2, Co 1,2 г/л против расчётных Ni 20, Fe 2,6, Co 1,6 в ИД</w:t>
       </w:r>
     </w:p>
     <w:p>
@@ -3104,7 +3104,7 @@
           <w:color w:val="666666"/>
           <w:sz w:val="20"/>
         </w:rPr>
-        <w:t xml:space="preserve">Лот №1 · Цех обжига · важность: существенные</w:t>
+        <w:t xml:space="preserve">Лот №3 · Электроэкстракция · важность: существенные</w:t>
       </w:r>
     </w:p>
     <w:tbl>
@@ -3148,16 +3148,16 @@
               <w:rPr>
                 <w:i/>
               </w:rPr>
-              <w:t xml:space="preserve">«Объем для обеспечения непрерывной работы в течение суток ¦ 100 м3»</w:t>
-            </w:r>
-          </w:p>
-          <w:p>
-            <w:r>
-              <w:rPr>
-                <w:color w:val="666666"/>
-                <w:sz w:val="18"/>
-              </w:rPr>
-              <w:t xml:space="preserve">ИД ч.1, табл. 24Б, строка «Приемный бункер охлажденного огарка и грубой пыли», строка 1347 файла</w:t>
+              <w:t xml:space="preserve">«Никель ¦ г/л ¦ 16; Железо ¦ г/л ¦ 2; Максимальное содержание железа ¦ г/л ¦ 2; Кобальт ¦ г/л ¦ 1,2»</w:t>
+            </w:r>
+          </w:p>
+          <w:p>
+            <w:r>
+              <w:rPr>
+                <w:color w:val="666666"/>
+                <w:sz w:val="18"/>
+              </w:rPr>
+              <w:t xml:space="preserve">ИД ч.2, Приложение В (ДЕЛЬТА, ванны), разд. 5.1.2 и 5.2.1, строки 1270-1271, 1276-1277</w:t>
             </w:r>
           </w:p>
         </w:tc>
@@ -3186,16 +3186,16 @@
               <w:rPr>
                 <w:i/>
               </w:rPr>
-              <w:t xml:space="preserve">«432 ¦ Общее количество материала на охлаждение ¦ т/ч ¦ 14,346 ¦ 14,3805»</w:t>
-            </w:r>
-          </w:p>
-          <w:p>
-            <w:r>
-              <w:rPr>
-                <w:color w:val="666666"/>
-                <w:sz w:val="18"/>
-              </w:rPr>
-              <w:t xml:space="preserve">ИД ч.1, табл. 23, поз. 432, строка 1209 файла</w:t>
+              <w:t xml:space="preserve">«Состав электролита в ванне: … Ni ¦ 20,0; Fe ¦ 2,6; Co ¦ 1,6 … лидирующей примесью в медном электролите сохраняется никель, предельное расчетное содержание которого составляет 20 г/л»</w:t>
+            </w:r>
+          </w:p>
+          <w:p>
+            <w:r>
+              <w:rPr>
+                <w:color w:val="666666"/>
+                <w:sz w:val="18"/>
+              </w:rPr>
+              <w:t xml:space="preserve">ИД ч.2, табл. 3.1, строки 427-429; разд. 2.1, строка 233 (то же в ТЗ, строка 313: «35 Cu, 20 Ni, 1,6 Co, 2,6 Fe, 120 H2SO4»)</w:t>
             </w:r>
           </w:p>
         </w:tc>
@@ -3209,7 +3209,7 @@
         <w:t xml:space="preserve">На что влияет: </w:t>
       </w:r>
       <w:r>
-        <w:t xml:space="preserve">Поток огарка и грубой пыли 14,35 т/ч даёт 344 т/сутки, а башня 100 м3 при плотности ~2000 кг/м3 вмещает лишь ~221 т (табл. 25, строка 1465) — около 15 часов, а не сутки. Либо объём башни, либо формулировка «в течение суток» неверны; влияет на габарит закупаемой башни и логистику цементовозов.</w:t>
+        <w:t xml:space="preserve">Рабочие концентрации ИД/ТЗ (Fe 2,6; Co 1,6; Ni 20) превышают «максимальные» значения, заложенные в исходные требования на ванны (Fe 2,0; Co 1,2; Ni 16). Коррозионная среда и плотность электролита для конструирования ванн занижены.</w:t>
       </w:r>
     </w:p>
     <w:p>
@@ -3220,7 +3220,7 @@
         <w:t xml:space="preserve">Вопрос Заказчику: </w:t>
       </w:r>
       <w:r>
-        <w:t xml:space="preserve">Подтвердите требуемый запас приёмной башни огарка и грубой пыли: сутки работы (тогда нужно ~160-170 м3) или фактические ~15 часов при 100 м3?</w:t>
+        <w:t xml:space="preserve">Передать Дельте/поставщику единый расчётный состав (Ni 20, Fe 2,6-3,0, Co 1,6) и переутвердить требования.</w:t>
       </w:r>
     </w:p>
     <w:p>
@@ -3245,13 +3245,13 @@
         <w:rPr>
           <w:b/>
         </w:rPr>
-        <w:t xml:space="preserve">C-41. </w:t>
-      </w:r>
-      <w:r>
-        <w:rPr>
-          <w:b/>
-        </w:rPr>
-        <w:t xml:space="preserve">Состав электролита: Прил. В задаёт Ni 16, Fe max 2, Co 1,2 г/л против расчётных Ni 20, Fe 2,6, Co 1,6 в ИД</w:t>
+        <w:t xml:space="preserve">C-42. </w:t>
+      </w:r>
+      <w:r>
+        <w:rPr>
+          <w:b/>
+        </w:rPr>
+        <w:t xml:space="preserve">Напряжение на ванне: 2,17/2,71 В (Прил. В) против 2,05/2,5 В (ИД)</w:t>
       </w:r>
     </w:p>
     <w:p>
@@ -3304,16 +3304,16 @@
               <w:rPr>
                 <w:i/>
               </w:rPr>
-              <w:t xml:space="preserve">«Никель ¦ г/л ¦ 16; Железо ¦ г/л ¦ 2; Максимальное содержание железа ¦ г/л ¦ 2; Кобальт ¦ г/л ¦ 1,2»</w:t>
-            </w:r>
-          </w:p>
-          <w:p>
-            <w:r>
-              <w:rPr>
-                <w:color w:val="666666"/>
-                <w:sz w:val="18"/>
-              </w:rPr>
-              <w:t xml:space="preserve">ИД ч.2, Приложение В (ДЕЛЬТА, ванны), разд. 5.1.2 и 5.2.1, строки 1270-1271, 1276-1277</w:t>
+              <w:t xml:space="preserve">«Напряжение на электролизере (номинальное) ¦ В ¦ 2,17; Напряжение на электролизере (проектное) ¦ В ¦ 2,71»</w:t>
+            </w:r>
+          </w:p>
+          <w:p>
+            <w:r>
+              <w:rPr>
+                <w:color w:val="666666"/>
+                <w:sz w:val="18"/>
+              </w:rPr>
+              <w:t xml:space="preserve">ИД ч.2, Приложение В (ДЕЛЬТА, ванны), разд. 5.5, строки 1317-1318</w:t>
             </w:r>
           </w:p>
         </w:tc>
@@ -3342,16 +3342,16 @@
               <w:rPr>
                 <w:i/>
               </w:rPr>
-              <w:t xml:space="preserve">«Состав электролита в ванне: … Ni ¦ 20,0; Fe ¦ 2,6; Co ¦ 1,6 … лидирующей примесью в медном электролите сохраняется никель, предельное расчетное содержание которого составляет 20 г/л»</w:t>
-            </w:r>
-          </w:p>
-          <w:p>
-            <w:r>
-              <w:rPr>
-                <w:color w:val="666666"/>
-                <w:sz w:val="18"/>
-              </w:rPr>
-              <w:t xml:space="preserve">ИД ч.2, табл. 3.1, строки 427-429; разд. 2.1, строка 233 (то же в ТЗ, строка 313: «35 Cu, 20 Ni, 1,6 Co, 2,6 Fe, 120 H2SO4»)</w:t>
+              <w:t xml:space="preserve">«Напряжение на ванне номинальное ¦ 2,05 ¦ В; Напряжение на ванне максимальное ¦ 2,5 ¦ В»</w:t>
+            </w:r>
+          </w:p>
+          <w:p>
+            <w:r>
+              <w:rPr>
+                <w:color w:val="666666"/>
+                <w:sz w:val="18"/>
+              </w:rPr>
+              <w:t xml:space="preserve">ИД ч.2, табл. 3.1, строки 418-419</w:t>
             </w:r>
           </w:p>
         </w:tc>
@@ -3365,7 +3365,7 @@
         <w:t xml:space="preserve">На что влияет: </w:t>
       </w:r>
       <w:r>
-        <w:t xml:space="preserve">Рабочие концентрации ИД/ТЗ (Fe 2,6; Co 1,6; Ni 20) превышают «максимальные» значения, заложенные в исходные требования на ванны (Fe 2,0; Co 1,2; Ni 16). Коррозионная среда и плотность электролита для конструирования ванн занижены.</w:t>
+        <w:t xml:space="preserve">Расхождение ~6-8% меняет расчёт выпрямителей и удельный расход электроэнергии (в ИД принят 1940 кВт·ч/т, строка 420, и 134484 тыс. кВт·ч/год в табл. 8.5/9.5).</w:t>
       </w:r>
     </w:p>
     <w:p>
@@ -3376,7 +3376,7 @@
         <w:t xml:space="preserve">Вопрос Заказчику: </w:t>
       </w:r>
       <w:r>
-        <w:t xml:space="preserve">Передать Дельте/поставщику единый расчётный состав (Ni 20, Fe 2,6-3,0, Co 1,6) и переутвердить требования.</w:t>
+        <w:t xml:space="preserve">Согласовать номинальное и максимальное напряжение (с учётом падения в ошиновке 0,06 В по Прил. В, строка 1319).</w:t>
       </w:r>
     </w:p>
     <w:p>
@@ -3401,13 +3401,13 @@
         <w:rPr>
           <w:b/>
         </w:rPr>
-        <w:t xml:space="preserve">C-42. </w:t>
-      </w:r>
-      <w:r>
-        <w:rPr>
-          <w:b/>
-        </w:rPr>
-        <w:t xml:space="preserve">Напряжение на ванне: 2,17/2,71 В (Прил. В) против 2,05/2,5 В (ИД)</w:t>
+        <w:t xml:space="preserve">C-43. </w:t>
+      </w:r>
+      <w:r>
+        <w:rPr>
+          <w:b/>
+        </w:rPr>
+        <w:t xml:space="preserve">Прил. В внутри себя: поток электролита на ванну 0,5 м3/мин (=30 м3/ч) против удельного расхода 8,32 м3/ч на ванну</w:t>
       </w:r>
     </w:p>
     <w:p>
@@ -3460,16 +3460,16 @@
               <w:rPr>
                 <w:i/>
               </w:rPr>
-              <w:t xml:space="preserve">«Напряжение на электролизере (номинальное) ¦ В ¦ 2,17; Напряжение на электролизере (проектное) ¦ В ¦ 2,71»</w:t>
-            </w:r>
-          </w:p>
-          <w:p>
-            <w:r>
-              <w:rPr>
-                <w:color w:val="666666"/>
-                <w:sz w:val="18"/>
-              </w:rPr>
-              <w:t xml:space="preserve">ИД ч.2, Приложение В (ДЕЛЬТА, ванны), разд. 5.5, строки 1317-1318</w:t>
+              <w:t xml:space="preserve">«Поток электролита на ванну ¦ м3/мин ¦ 0,5»</w:t>
+            </w:r>
+          </w:p>
+          <w:p>
+            <w:r>
+              <w:rPr>
+                <w:color w:val="666666"/>
+                <w:sz w:val="18"/>
+              </w:rPr>
+              <w:t xml:space="preserve">ИД ч.2, Приложение В (ДЕЛЬТА, ванны), разд. 5.1.1, строка 1263</w:t>
             </w:r>
           </w:p>
         </w:tc>
@@ -3498,16 +3498,16 @@
               <w:rPr>
                 <w:i/>
               </w:rPr>
-              <w:t xml:space="preserve">«Напряжение на ванне номинальное ¦ 2,05 ¦ В; Напряжение на ванне максимальное ¦ 2,5 ¦ В»</w:t>
-            </w:r>
-          </w:p>
-          <w:p>
-            <w:r>
-              <w:rPr>
-                <w:color w:val="666666"/>
-                <w:sz w:val="18"/>
-              </w:rPr>
-              <w:t xml:space="preserve">ИД ч.2, табл. 3.1, строки 418-419</w:t>
+              <w:t xml:space="preserve">«Удельный расход ¦ м3/ч/ванна ¦ 8,32»</w:t>
+            </w:r>
+          </w:p>
+          <w:p>
+            <w:r>
+              <w:rPr>
+                <w:color w:val="666666"/>
+                <w:sz w:val="18"/>
+              </w:rPr>
+              <w:t xml:space="preserve">ИД ч.2, Приложение В (ДЕЛЬТА, ванны), разд. 5.3, строка 1301</w:t>
             </w:r>
           </w:p>
         </w:tc>
@@ -3521,7 +3521,7 @@
         <w:t xml:space="preserve">На что влияет: </w:t>
       </w:r>
       <w:r>
-        <w:t xml:space="preserve">Расхождение ~6-8% меняет расчёт выпрямителей и удельный расход электроэнергии (в ИД принят 1940 кВт·ч/т, строка 420, и 134484 тыс. кВт·ч/год в табл. 8.5/9.5).</w:t>
+        <w:t xml:space="preserve">0,5 м3/мин = 30 м3/ч — в 3,6 раза больше 8,32 м3/ч/ванна; 8,32 согласуется с 1165 м3/ч на 140 ванн (строка 1286), а в ИД удельный ≈9,0 (1600-1650 м3/ч на 180 ванн). Патрубки/коллектор ванны считаются от этой цифры.</w:t>
       </w:r>
     </w:p>
     <w:p>
@@ -3532,7 +3532,7 @@
         <w:t xml:space="preserve">Вопрос Заказчику: </w:t>
       </w:r>
       <w:r>
-        <w:t xml:space="preserve">Согласовать номинальное и максимальное напряжение (с учётом падения в ошиновке 0,06 В по Прил. В, строка 1319).</w:t>
+        <w:t xml:space="preserve">Указать в требованиях один расчётный поток на ванну (и привести его к конфигурации 180 ванн).</w:t>
       </w:r>
     </w:p>
     <w:p>
@@ -3557,13 +3557,13 @@
         <w:rPr>
           <w:b/>
         </w:rPr>
-        <w:t xml:space="preserve">C-43. </w:t>
-      </w:r>
-      <w:r>
-        <w:rPr>
-          <w:b/>
-        </w:rPr>
-        <w:t xml:space="preserve">Прил. В внутри себя: поток электролита на ванну 0,5 м3/мин (=30 м3/ч) против удельного расхода 8,32 м3/ч на ванну</w:t>
+        <w:t xml:space="preserve">C-44. </w:t>
+      </w:r>
+      <w:r>
+        <w:rPr>
+          <w:b/>
+        </w:rPr>
+        <w:t xml:space="preserve">Температура I ступени выпарки медного купороса: 65-75 °С в табл. 3.1 против 40 °С в описании схемы</w:t>
       </w:r>
     </w:p>
     <w:p>
@@ -3572,7 +3572,7 @@
           <w:color w:val="666666"/>
           <w:sz w:val="20"/>
         </w:rPr>
-        <w:t xml:space="preserve">Лот №3 · Электроэкстракция · важность: существенные</w:t>
+        <w:t xml:space="preserve">Лот №2 · Купорос · важность: существенные</w:t>
       </w:r>
     </w:p>
     <w:tbl>
@@ -3616,16 +3616,16 @@
               <w:rPr>
                 <w:i/>
               </w:rPr>
-              <w:t xml:space="preserve">«Поток электролита на ванну ¦ м3/мин ¦ 0,5»</w:t>
-            </w:r>
-          </w:p>
-          <w:p>
-            <w:r>
-              <w:rPr>
-                <w:color w:val="666666"/>
-                <w:sz w:val="18"/>
-              </w:rPr>
-              <w:t xml:space="preserve">ИД ч.2, Приложение В (ДЕЛЬТА, ванны), разд. 5.1.1, строка 1263</w:t>
+              <w:t xml:space="preserve">«Выпарной аппарат I стадии… Температура ¦ 65-75 ¦ 0С; Давление ¦ 0,06-0,08 ¦ атм.»</w:t>
+            </w:r>
+          </w:p>
+          <w:p>
+            <w:r>
+              <w:rPr>
+                <w:color w:val="666666"/>
+                <w:sz w:val="18"/>
+              </w:rPr>
+              <w:t xml:space="preserve">ИД ч.2, табл. 3.1 «а, б получение медного купороса», строки 269, 277-278</w:t>
             </w:r>
           </w:p>
         </w:tc>
@@ -3654,16 +3654,16 @@
               <w:rPr>
                 <w:i/>
               </w:rPr>
-              <w:t xml:space="preserve">«Удельный расход ¦ м3/ч/ванна ¦ 8,32»</w:t>
-            </w:r>
-          </w:p>
-          <w:p>
-            <w:r>
-              <w:rPr>
-                <w:color w:val="666666"/>
-                <w:sz w:val="18"/>
-              </w:rPr>
-              <w:t xml:space="preserve">ИД ч.2, Приложение В (ДЕЛЬТА, ванны), разд. 5.3, строка 1301</w:t>
+              <w:t xml:space="preserve">«Температура в аппарате первой ступени поддерживается на уровне 400С, в аппарате второй ступени 200С.»</w:t>
+            </w:r>
+          </w:p>
+          <w:p>
+            <w:r>
+              <w:rPr>
+                <w:color w:val="666666"/>
+                <w:sz w:val="18"/>
+              </w:rPr>
+              <w:t xml:space="preserve">ИД ч.2, разд. 4.1.4 (передел кристаллизации медного купороса), строка 478</w:t>
             </w:r>
           </w:p>
         </w:tc>
@@ -3677,7 +3677,7 @@
         <w:t xml:space="preserve">На что влияет: </w:t>
       </w:r>
       <w:r>
-        <w:t xml:space="preserve">0,5 м3/мин = 30 м3/ч — в 3,6 раза больше 8,32 м3/ч/ванна; 8,32 согласуется с 1165 м3/ч на 140 ванн (строка 1286), а в ИД удельный ≈9,0 (1600-1650 м3/ч на 180 ванн). Патрубки/коллектор ванны считаются от этой цифры.</w:t>
+        <w:t xml:space="preserve">Для одного и того же аппарата два значения: 65-75 °С и 40 °С. 40 °С физически согласуется с давлением 0,06-0,08 атм (кипение воды ~39-42 °С) и с описанием смешанного передела (40/20 °С, строки 453, 497); 65-75 °С совпадает с температурой растворения купороса (строка 373). От температуры зависит поверхность теплообменника поз.1 (63 м2, строка 486) — ключевой параметр Лота 2.</w:t>
       </w:r>
     </w:p>
     <w:p>
@@ -3688,7 +3688,7 @@
         <w:t xml:space="preserve">Вопрос Заказчику: </w:t>
       </w:r>
       <w:r>
-        <w:t xml:space="preserve">Указать в требованиях один расчётный поток на ванну (и привести его к конфигурации 180 ванн).</w:t>
+        <w:t xml:space="preserve">Зафиксировать расчётную температуру I ступени (и объяснить, к чему относятся 65-75 °С).</w:t>
       </w:r>
     </w:p>
     <w:p>
@@ -3713,13 +3713,13 @@
         <w:rPr>
           <w:b/>
         </w:rPr>
-        <w:t xml:space="preserve">C-44. </w:t>
-      </w:r>
-      <w:r>
-        <w:rPr>
-          <w:b/>
-        </w:rPr>
-        <w:t xml:space="preserve">Температура I ступени выпарки медного купороса: 65-75 °С в табл. 3.1 против 40 °С в описании схемы</w:t>
+        <w:t xml:space="preserve">C-45. </w:t>
+      </w:r>
+      <w:r>
+        <w:rPr>
+          <w:b/>
+        </w:rPr>
+        <w:t xml:space="preserve">Fe и Co переставлены местами в составе маточника, поступающего на смешанный купорос (табл. 3.1)</w:t>
       </w:r>
     </w:p>
     <w:p>
@@ -3772,16 +3772,16 @@
               <w:rPr>
                 <w:i/>
               </w:rPr>
-              <w:t xml:space="preserve">«Выпарной аппарат I стадии… Температура ¦ 65-75 ¦ 0С; Давление ¦ 0,06-0,08 ¦ атм.»</w:t>
-            </w:r>
-          </w:p>
-          <w:p>
-            <w:r>
-              <w:rPr>
-                <w:color w:val="666666"/>
-                <w:sz w:val="18"/>
-              </w:rPr>
-              <w:t xml:space="preserve">ИД ч.2, табл. 3.1 «а, б получение медного купороса», строки 269, 277-278</w:t>
+              <w:t xml:space="preserve">«Проток маточного р-ра на выпарку смеш. купороса ¦ 2,3-2,5 ¦ м3/ч; Состав маточного раствора: … кобальт ¦ 5,5-6,0 ¦ кг/м3; железо ¦ 8-10 ¦ кг/м3»</w:t>
+            </w:r>
+          </w:p>
+          <w:p>
+            <w:r>
+              <w:rPr>
+                <w:color w:val="666666"/>
+                <w:sz w:val="18"/>
+              </w:rPr>
+              <w:t xml:space="preserve">ИД ч.2, табл. 3.1, блок «а, б получение медного купороса», строки 296, 300-301</w:t>
             </w:r>
           </w:p>
         </w:tc>
@@ -3810,16 +3810,16 @@
               <w:rPr>
                 <w:i/>
               </w:rPr>
-              <w:t xml:space="preserve">«Температура в аппарате первой ступени поддерживается на уровне 400С, в аппарате второй ступени 200С.»</w:t>
-            </w:r>
-          </w:p>
-          <w:p>
-            <w:r>
-              <w:rPr>
-                <w:color w:val="666666"/>
-                <w:sz w:val="18"/>
-              </w:rPr>
-              <w:t xml:space="preserve">ИД ч.2, разд. 4.1.4 (передел кристаллизации медного купороса), строка 478</w:t>
+              <w:t xml:space="preserve">«Поток поступающего раствора ¦ 2,5-2,6 ¦ м3/ч; Состав поступающего раствора: … Fe ¦ 5,5-6,0 ¦ кг/м3; Co ¦ 8-10 ¦ кг/м3»</w:t>
+            </w:r>
+          </w:p>
+          <w:p>
+            <w:r>
+              <w:rPr>
+                <w:color w:val="666666"/>
+                <w:sz w:val="18"/>
+              </w:rPr>
+              <w:t xml:space="preserve">ИД ч.2, табл. 3.1, блок «б, В получение смешанного медно-никелевого купороса», строки 322, 326-327</w:t>
             </w:r>
           </w:p>
         </w:tc>
@@ -3833,7 +3833,7 @@
         <w:t xml:space="preserve">На что влияет: </w:t>
       </w:r>
       <w:r>
-        <w:t xml:space="preserve">Для одного и того же аппарата два значения: 65-75 °С и 40 °С. 40 °С физически согласуется с давлением 0,06-0,08 атм (кипение воды ~39-42 °С) и с описанием смешанного передела (40/20 °С, строки 453, 497); 65-75 °С совпадает с температурой растворения купороса (строка 373). От температуры зависит поверхность теплообменника поз.1 (63 м2, строка 486) — ключевой параметр Лота 2.</w:t>
+        <w:t xml:space="preserve">Это один и тот же поток (маточник после медного купороса = питание смешанного). ТЗ (строка 230: «60 Cu, 70 Ni, 5,59 Со, 8,98 Fe») и исходное соотношение в питании (Fe 2,5-3,0 &gt; Co 1,5-1,8) подтверждают первый вариант: Co ≈ 5,6, Fe ≈ 9. Во втором блоке значения Fe и Co переставлены.</w:t>
       </w:r>
     </w:p>
     <w:p>
@@ -3844,7 +3844,7 @@
         <w:t xml:space="preserve">Вопрос Заказчику: </w:t>
       </w:r>
       <w:r>
-        <w:t xml:space="preserve">Зафиксировать расчётную температуру I ступени (и объяснить, к чему относятся 65-75 °С).</w:t>
+        <w:t xml:space="preserve">Поправить блок «б, В» табл. 3.1 (Fe 8-10; Co 5,5-6,0).</w:t>
       </w:r>
     </w:p>
     <w:p>
@@ -3869,13 +3869,13 @@
         <w:rPr>
           <w:b/>
         </w:rPr>
-        <w:t xml:space="preserve">C-45. </w:t>
-      </w:r>
-      <w:r>
-        <w:rPr>
-          <w:b/>
-        </w:rPr>
-        <w:t xml:space="preserve">Fe и Co переставлены местами в составе маточника, поступающего на смешанный купорос (табл. 3.1)</w:t>
+        <w:t xml:space="preserve">C-46. </w:t>
+      </w:r>
+      <w:r>
+        <w:rPr>
+          <w:b/>
+        </w:rPr>
+        <w:t xml:space="preserve">Поток маточника на смешанный купорос: 11,81 тыс. м3/год по ТЗ против 2,3-2,5 м3/ч (=19-21 тыс. м3/год) по табл. 3.1</w:t>
       </w:r>
     </w:p>
     <w:p>
@@ -3928,16 +3928,16 @@
               <w:rPr>
                 <w:i/>
               </w:rPr>
-              <w:t xml:space="preserve">«Проток маточного р-ра на выпарку смеш. купороса ¦ 2,3-2,5 ¦ м3/ч; Состав маточного раствора: … кобальт ¦ 5,5-6,0 ¦ кг/м3; железо ¦ 8-10 ¦ кг/м3»</w:t>
-            </w:r>
-          </w:p>
-          <w:p>
-            <w:r>
-              <w:rPr>
-                <w:color w:val="666666"/>
-                <w:sz w:val="18"/>
-              </w:rPr>
-              <w:t xml:space="preserve">ИД ч.2, табл. 3.1, блок «а, б получение медного купороса», строки 296, 300-301</w:t>
+              <w:t xml:space="preserve">«Общее количество маточного раствора от кристаллизации медного купороса, поступающего на получение медно-никелевого купороса, составляет 11,81 тыс. м3/год.»</w:t>
+            </w:r>
+          </w:p>
+          <w:p>
+            <w:r>
+              <w:rPr>
+                <w:color w:val="666666"/>
+                <w:sz w:val="18"/>
+              </w:rPr>
+              <w:t xml:space="preserve">ТЗ v3.6, п. 4.1, строка 231</w:t>
             </w:r>
           </w:p>
         </w:tc>
@@ -3966,16 +3966,16 @@
               <w:rPr>
                 <w:i/>
               </w:rPr>
-              <w:t xml:space="preserve">«Поток поступающего раствора ¦ 2,5-2,6 ¦ м3/ч; Состав поступающего раствора: … Fe ¦ 5,5-6,0 ¦ кг/м3; Co ¦ 8-10 ¦ кг/м3»</w:t>
-            </w:r>
-          </w:p>
-          <w:p>
-            <w:r>
-              <w:rPr>
-                <w:color w:val="666666"/>
-                <w:sz w:val="18"/>
-              </w:rPr>
-              <w:t xml:space="preserve">ИД ч.2, табл. 3.1, блок «б, В получение смешанного медно-никелевого купороса», строки 322, 326-327</w:t>
+              <w:t xml:space="preserve">«Проток маточного р-ра на выпарку смеш. купороса ¦ 2,3-2,5 ¦ м3/ч»</w:t>
+            </w:r>
+          </w:p>
+          <w:p>
+            <w:r>
+              <w:rPr>
+                <w:color w:val="666666"/>
+                <w:sz w:val="18"/>
+              </w:rPr>
+              <w:t xml:space="preserve">ИД ч.2, табл. 3.1, строка 296 (также «Поток поступающего раствора ¦ 2,5-2,6 ¦ м3/ч», строка 322)</w:t>
             </w:r>
           </w:p>
         </w:tc>
@@ -3989,7 +3989,7 @@
         <w:t xml:space="preserve">На что влияет: </w:t>
       </w:r>
       <w:r>
-        <w:t xml:space="preserve">Это один и тот же поток (маточник после медного купороса = питание смешанного). ТЗ (строка 230: «60 Cu, 70 Ni, 5,59 Со, 8,98 Fe») и исходное соотношение в питании (Fe 2,5-3,0 &gt; Co 1,5-1,8) подтверждают первый вариант: Co ≈ 5,6, Fe ≈ 9. Во втором блоке значения Fe и Co переставлены.</w:t>
+        <w:t xml:space="preserve">11,81 тыс. м3/год = 1,42 м3/ч против 2,3-2,6 м3/ч в табл. 3.1 — расхождение в ~1,7 раза. ИД сама оговаривает (строка 259), что при разночтениях приоритет у разделов 2 и 5 (ТЗ, судя по числам, взято из балансов 5.7/5.18), но производительность выпарных аппаратов Лота 2 выбирается по этим потокам.</w:t>
       </w:r>
     </w:p>
     <w:p>
@@ -4000,7 +4000,7 @@
         <w:t xml:space="preserve">Вопрос Заказчику: </w:t>
       </w:r>
       <w:r>
-        <w:t xml:space="preserve">Поправить блок «б, В» табл. 3.1 (Fe 8-10; Co 5,5-6,0).</w:t>
+        <w:t xml:space="preserve">Свести табл. 3.1 с балансами 5.7/5.18 и указать расчётный поток питания смешанной кристаллизации.</w:t>
       </w:r>
     </w:p>
     <w:p>
@@ -4025,13 +4025,13 @@
         <w:rPr>
           <w:b/>
         </w:rPr>
-        <w:t xml:space="preserve">C-46. </w:t>
-      </w:r>
-      <w:r>
-        <w:rPr>
-          <w:b/>
-        </w:rPr>
-        <w:t xml:space="preserve">Поток маточника на смешанный купорос: 11,81 тыс. м3/год по ТЗ против 2,3-2,5 м3/ч (=19-21 тыс. м3/год) по табл. 3.1</w:t>
+        <w:t xml:space="preserve">C-47. </w:t>
+      </w:r>
+      <w:r>
+        <w:rPr>
+          <w:b/>
+        </w:rPr>
+        <w:t xml:space="preserve">Кобальт в растворе после усреднения: 13 кг/м3 против 1,6 кг/м3 в ванне (порядковая опечатка)</w:t>
       </w:r>
     </w:p>
     <w:p>
@@ -4040,7 +4040,7 @@
           <w:color w:val="666666"/>
           <w:sz w:val="20"/>
         </w:rPr>
-        <w:t xml:space="preserve">Лот №2 · Купорос · важность: существенные</w:t>
+        <w:t xml:space="preserve">Лот №3 · Электроэкстракция · важность: существенные</w:t>
       </w:r>
     </w:p>
     <w:tbl>
@@ -4084,16 +4084,16 @@
               <w:rPr>
                 <w:i/>
               </w:rPr>
-              <w:t xml:space="preserve">«Общее количество маточного раствора от кристаллизации медного купороса, поступающего на получение медно-никелевого купороса, составляет 11,81 тыс. м3/год.»</w:t>
-            </w:r>
-          </w:p>
-          <w:p>
-            <w:r>
-              <w:rPr>
-                <w:color w:val="666666"/>
-                <w:sz w:val="18"/>
-              </w:rPr>
-              <w:t xml:space="preserve">ТЗ v3.6, п. 4.1, строка 231</w:t>
+              <w:t xml:space="preserve">«Состав р-ра после усреднения на теплообменник: … Co ¦ 13 ¦ кг/м3»</w:t>
+            </w:r>
+          </w:p>
+          <w:p>
+            <w:r>
+              <w:rPr>
+                <w:color w:val="666666"/>
+                <w:sz w:val="18"/>
+              </w:rPr>
+              <w:t xml:space="preserve">ИД ч.2, табл. 3.1 «Усреднение растворов перед электролизом», строки 387, 391</w:t>
             </w:r>
           </w:p>
         </w:tc>
@@ -4122,16 +4122,16 @@
               <w:rPr>
                 <w:i/>
               </w:rPr>
-              <w:t xml:space="preserve">«Проток маточного р-ра на выпарку смеш. купороса ¦ 2,3-2,5 ¦ м3/ч»</w:t>
-            </w:r>
-          </w:p>
-          <w:p>
-            <w:r>
-              <w:rPr>
-                <w:color w:val="666666"/>
-                <w:sz w:val="18"/>
-              </w:rPr>
-              <w:t xml:space="preserve">ИД ч.2, табл. 3.1, строка 296 (также «Поток поступающего раствора ¦ 2,5-2,6 ¦ м3/ч», строка 322)</w:t>
+              <w:t xml:space="preserve">«Состав электролита в ванне: … Co ¦ 1,6»</w:t>
+            </w:r>
+          </w:p>
+          <w:p>
+            <w:r>
+              <w:rPr>
+                <w:color w:val="666666"/>
+                <w:sz w:val="18"/>
+              </w:rPr>
+              <w:t xml:space="preserve">ИД ч.2, табл. 3.1 «Электроэкстракция меди», строки 425, 429 (также Co 1,5-1,8 в богатом растворе, строка 275)</w:t>
             </w:r>
           </w:p>
         </w:tc>
@@ -4145,7 +4145,7 @@
         <w:t xml:space="preserve">На что влияет: </w:t>
       </w:r>
       <w:r>
-        <w:t xml:space="preserve">11,81 тыс. м3/год = 1,42 м3/ч против 2,3-2,6 м3/ч в табл. 3.1 — расхождение в ~1,7 раза. ИД сама оговаривает (строка 259), что при разночтениях приоритет у разделов 2 и 5 (ТЗ, судя по числам, взято из балансов 5.7/5.18), но производительность выпарных аппаратов Лота 2 выбирается по этим потокам.</w:t>
+        <w:t xml:space="preserve">Питание ванн не может содержать 13 кг/м3 Co при 1,6 в ванне и 1,5-1,8 в богатом растворе; судя по ряду (Cu 40, Ni 20, Fe 2,6), должно быть 1,3-1,6.</w:t>
       </w:r>
     </w:p>
     <w:p>
@@ -4156,7 +4156,7 @@
         <w:t xml:space="preserve">Вопрос Заказчику: </w:t>
       </w:r>
       <w:r>
-        <w:t xml:space="preserve">Свести табл. 3.1 с балансами 5.7/5.18 и указать расчётный поток питания смешанной кристаллизации.</w:t>
+        <w:t xml:space="preserve">Поправить значение Co в строке «после усреднения» (вероятно 1,3).</w:t>
       </w:r>
     </w:p>
     <w:p>
@@ -4181,13 +4181,13 @@
         <w:rPr>
           <w:b/>
         </w:rPr>
-        <w:t xml:space="preserve">C-47. </w:t>
-      </w:r>
-      <w:r>
-        <w:rPr>
-          <w:b/>
-        </w:rPr>
-        <w:t xml:space="preserve">Кобальт в растворе после усреднения: 13 кг/м3 против 1,6 кг/м3 в ванне (порядковая опечатка)</w:t>
+        <w:t xml:space="preserve">C-48. </w:t>
+      </w:r>
+      <w:r>
+        <w:rPr>
+          <w:b/>
+        </w:rPr>
+        <w:t xml:space="preserve">Категория помещений по пожарной опасности: В2 в Прил. В против Д по разд. 6 ИД</w:t>
       </w:r>
     </w:p>
     <w:p>
@@ -4240,16 +4240,16 @@
               <w:rPr>
                 <w:i/>
               </w:rPr>
-              <w:t xml:space="preserve">«Состав р-ра после усреднения на теплообменник: … Co ¦ 13 ¦ кг/м3»</w:t>
-            </w:r>
-          </w:p>
-          <w:p>
-            <w:r>
-              <w:rPr>
-                <w:color w:val="666666"/>
-                <w:sz w:val="18"/>
-              </w:rPr>
-              <w:t xml:space="preserve">ИД ч.2, табл. 3.1 «Усреднение растворов перед электролизом», строки 387, 391</w:t>
+              <w:t xml:space="preserve">«Категория помещения по взрывопожарной и пожарной опасности по СП 12.13130.2009 ¦ В2»</w:t>
+            </w:r>
+          </w:p>
+          <w:p>
+            <w:r>
+              <w:rPr>
+                <w:color w:val="666666"/>
+                <w:sz w:val="18"/>
+              </w:rPr>
+              <w:t xml:space="preserve">ИД ч.2, Приложение В (ДЕЛЬТА, ванны), разд. 4 «Условия эксплуатации», строка 1254</w:t>
             </w:r>
           </w:p>
         </w:tc>
@@ -4278,16 +4278,16 @@
               <w:rPr>
                 <w:i/>
               </w:rPr>
-              <w:t xml:space="preserve">«Состав электролита в ванне: … Co ¦ 1,6»</w:t>
-            </w:r>
-          </w:p>
-          <w:p>
-            <w:r>
-              <w:rPr>
-                <w:color w:val="666666"/>
-                <w:sz w:val="18"/>
-              </w:rPr>
-              <w:t xml:space="preserve">ИД ч.2, табл. 3.1 «Электроэкстракция меди», строки 425, 429 (также Co 1,5-1,8 в богатом растворе, строка 275)</w:t>
+              <w:t xml:space="preserve">«Все помещения производства по взрывопожарной и пожарной опасности относятся к категории Д. Исключение составляют помещения приготовления рабочих растворов флотореагентов…»</w:t>
+            </w:r>
+          </w:p>
+          <w:p>
+            <w:r>
+              <w:rPr>
+                <w:color w:val="666666"/>
+                <w:sz w:val="18"/>
+              </w:rPr>
+              <w:t xml:space="preserve">ИД ч.2, разд. 6, строка 653</w:t>
             </w:r>
           </w:p>
         </w:tc>
@@ -4301,7 +4301,7 @@
         <w:t xml:space="preserve">На что влияет: </w:t>
       </w:r>
       <w:r>
-        <w:t xml:space="preserve">Питание ванн не может содержать 13 кг/м3 Co при 1,6 в ванне и 1,5-1,8 в богатом растворе; судя по ряду (Cu 40, Ni 20, Fe 2,6), должно быть 1,3-1,6.</w:t>
+        <w:t xml:space="preserve">Для электролизного зала (место установки ванн) Дельта требует категорию В2 (пожароопасная), ИД декларирует Д для всех помещений. От категории зависят строительные и противопожарные решения существующего корпуса ЦЭМ.</w:t>
       </w:r>
     </w:p>
     <w:p>
@@ -4312,7 +4312,7 @@
         <w:t xml:space="preserve">Вопрос Заказчику: </w:t>
       </w:r>
       <w:r>
-        <w:t xml:space="preserve">Поправить значение Co в строке «после усреднения» (вероятно 1,3).</w:t>
+        <w:t xml:space="preserve">Определить категорию электролизного отделения расчётом пожарной нагрузки и привести оба документа к одному значению.</w:t>
       </w:r>
     </w:p>
     <w:p>
@@ -4337,13 +4337,13 @@
         <w:rPr>
           <w:b/>
         </w:rPr>
-        <w:t xml:space="preserve">C-48. </w:t>
-      </w:r>
-      <w:r>
-        <w:rPr>
-          <w:b/>
-        </w:rPr>
-        <w:t xml:space="preserve">Категория помещений по пожарной опасности: В2 в Прил. В против Д по разд. 6 ИД</w:t>
+        <w:t xml:space="preserve">C-49. </w:t>
+      </w:r>
+      <w:r>
+        <w:rPr>
+          <w:b/>
+        </w:rPr>
+        <w:t xml:space="preserve">Параметры промывки катодов в КСМ: два абзаца дают разные температуры обеих ступеней и несовместимые расходы</w:t>
       </w:r>
     </w:p>
     <w:p>
@@ -4396,16 +4396,16 @@
               <w:rPr>
                 <w:i/>
               </w:rPr>
-              <w:t xml:space="preserve">«Категория помещения по взрывопожарной и пожарной опасности по СП 12.13130.2009 ¦ В2»</w:t>
-            </w:r>
-          </w:p>
-          <w:p>
-            <w:r>
-              <w:rPr>
-                <w:color w:val="666666"/>
-                <w:sz w:val="18"/>
-              </w:rPr>
-              <w:t xml:space="preserve">ИД ч.2, Приложение В (ДЕЛЬТА, ванны), разд. 4 «Условия эксплуатации», строка 1254</w:t>
+              <w:t xml:space="preserve">«Подача охлаждающей воды: давление 1,5 бар; температура - макс. 30C; скорость потока 25 л/мин; подача воды на 1 стадию промывки – 25 м3/ч, 60-80 C; подача воды на 2 стадию промывки - 4 м3/час, 90-115C»</w:t>
+            </w:r>
+          </w:p>
+          <w:p>
+            <w:r>
+              <w:rPr>
+                <w:color w:val="666666"/>
+                <w:sz w:val="18"/>
+              </w:rPr>
+              <w:t xml:space="preserve">ИД ч.2, описание КСМ Outotec, строка 551</w:t>
             </w:r>
           </w:p>
         </w:tc>
@@ -4434,16 +4434,16 @@
               <w:rPr>
                 <w:i/>
               </w:rPr>
-              <w:t xml:space="preserve">«Все помещения производства по взрывопожарной и пожарной опасности относятся к категории Д. Исключение составляют помещения приготовления рабочих растворов флотореагентов…»</w:t>
-            </w:r>
-          </w:p>
-          <w:p>
-            <w:r>
-              <w:rPr>
-                <w:color w:val="666666"/>
-                <w:sz w:val="18"/>
-              </w:rPr>
-              <w:t xml:space="preserve">ИД ч.2, разд. 6, строка 653</w:t>
+              <w:t xml:space="preserve">«С теплообменника КСМ, вода с температурой 40-70 оС, поступает в резервуар промывочной камеры, откуда циркуляционным насосом подается на форсунки 1-ой стадии промывки. Кроме этого свежая промывная вода, с температурой 50-90 оС, поступает на форсунки 2-ой стадии промывки… Производительность насоса - 250 л/мин.»</w:t>
+            </w:r>
+          </w:p>
+          <w:p>
+            <w:r>
+              <w:rPr>
+                <w:color w:val="666666"/>
+                <w:sz w:val="18"/>
+              </w:rPr>
+              <w:t xml:space="preserve">ИД ч.2, описание КСМ, «Промывочная камера», строка 555</w:t>
             </w:r>
           </w:p>
         </w:tc>
@@ -4457,7 +4457,7 @@
         <w:t xml:space="preserve">На что влияет: </w:t>
       </w:r>
       <w:r>
-        <w:t xml:space="preserve">Для электролизного зала (место установки ванн) Дельта требует категорию В2 (пожароопасная), ИД декларирует Д для всех помещений. От категории зависят строительные и противопожарные решения существующего корпуса ЦЭМ.</w:t>
+        <w:t xml:space="preserve">1-я ступень: 60-80 °С и 25 м3/ч против 40-70 °С при насосе 250 л/мин (=15 м3/ч — заявленную подачу 25 м3/ч не обеспечивает); 2-я ступень: 90-115 °С против 50-90 °С (115 °С вообще выше точки кипения при атмосферном давлении). Требования к КСМ (Лот 3) по воде и теплу не сведены.</w:t>
       </w:r>
     </w:p>
     <w:p>
@@ -4468,7 +4468,7 @@
         <w:t xml:space="preserve">Вопрос Заказчику: </w:t>
       </w:r>
       <w:r>
-        <w:t xml:space="preserve">Определить категорию электролизного отделения расчётом пожарной нагрузки и привести оба документа к одному значению.</w:t>
+        <w:t xml:space="preserve">Задать в ТЗ на КСМ один набор параметров промывки (температуры, расходы, источник горячей воды).</w:t>
       </w:r>
     </w:p>
     <w:p>
@@ -4493,13 +4493,13 @@
         <w:rPr>
           <w:b/>
         </w:rPr>
-        <w:t xml:space="preserve">C-49. </w:t>
-      </w:r>
-      <w:r>
-        <w:rPr>
-          <w:b/>
-        </w:rPr>
-        <w:t xml:space="preserve">Параметры промывки катодов в КСМ: два абзаца дают разные температуры обеих ступеней и несовместимые расходы</w:t>
+        <w:t xml:space="preserve">C-50. </w:t>
+      </w:r>
+      <w:r>
+        <w:rPr>
+          <w:b/>
+        </w:rPr>
+        <w:t xml:space="preserve">Куда идёт пульпа выгрузки контрольной фильтрации: в реактор 4.1.15 или в «буферный реактор 4.1.19», который тут же назван ёмкостью чистого фильтрата</w:t>
       </w:r>
     </w:p>
     <w:p>
@@ -4508,7 +4508,7 @@
           <w:color w:val="666666"/>
           <w:sz w:val="20"/>
         </w:rPr>
-        <w:t xml:space="preserve">Лот №3 · Электроэкстракция · важность: существенные</w:t>
+        <w:t xml:space="preserve">общий / стык · важность: существенные</w:t>
       </w:r>
     </w:p>
     <w:tbl>
@@ -4552,16 +4552,16 @@
               <w:rPr>
                 <w:i/>
               </w:rPr>
-              <w:t xml:space="preserve">«Подача охлаждающей воды: давление 1,5 бар; температура - макс. 30C; скорость потока 25 л/мин; подача воды на 1 стадию промывки – 25 м3/ч, 60-80 C; подача воды на 2 стадию промывки - 4 м3/час, 90-115C»</w:t>
-            </w:r>
-          </w:p>
-          <w:p>
-            <w:r>
-              <w:rPr>
-                <w:color w:val="666666"/>
-                <w:sz w:val="18"/>
-              </w:rPr>
-              <w:t xml:space="preserve">ИД ч.2, описание КСМ Outotec, строка 551</w:t>
+              <w:t xml:space="preserve">«Одновременно в реактор, поз. 4.1.15 выгружается пульпа фильтра контрольной фильтрации, поз. 4.1.20.»</w:t>
+            </w:r>
+          </w:p>
+          <w:p>
+            <w:r>
+              <w:rPr>
+                <w:color w:val="666666"/>
+                <w:sz w:val="18"/>
+              </w:rPr>
+              <w:t xml:space="preserve">ИД ч.2, разд. 4.1.1, строка 449 (согласуется с разд. 2.2, строка 238: «Пульпа выгрузки контрольной фильтрации возвращается на сгущение»)</w:t>
             </w:r>
           </w:p>
         </w:tc>
@@ -4590,16 +4590,16 @@
               <w:rPr>
                 <w:i/>
               </w:rPr>
-              <w:t xml:space="preserve">«С теплообменника КСМ, вода с температурой 40-70 оС, поступает в резервуар промывочной камеры, откуда циркуляционным насосом подается на форсунки 1-ой стадии промывки. Кроме этого свежая промывная вода, с температурой 50-90 оС, поступает на форсунки 2-ой стадии промывки… Производительность насоса - 250 л/мин.»</w:t>
-            </w:r>
-          </w:p>
-          <w:p>
-            <w:r>
-              <w:rPr>
-                <w:color w:val="666666"/>
-                <w:sz w:val="18"/>
-              </w:rPr>
-              <w:t xml:space="preserve">ИД ч.2, описание КСМ, «Промывочная камера», строка 555</w:t>
+              <w:t xml:space="preserve">«Пульпа выгрузки фильтров контрольной фильтрации сбрасывается в буферный реактор поз. 4.1.19. Фильтрат контрольной фильтрации, поз. 4.1.20, через промежуточную емкость, поз. 4.1.19, и теплообменник поз. 4.1.17 в качестве богатого раствора поступает в усреднительный бак, поз. 4.2.1…»</w:t>
+            </w:r>
+          </w:p>
+          <w:p>
+            <w:r>
+              <w:rPr>
+                <w:color w:val="666666"/>
+                <w:sz w:val="18"/>
+              </w:rPr>
+              <w:t xml:space="preserve">ИД ч.2, разд. 4.1.1, строка 450</w:t>
             </w:r>
           </w:p>
         </w:tc>
@@ -4613,7 +4613,7 @@
         <w:t xml:space="preserve">На что влияет: </w:t>
       </w:r>
       <w:r>
-        <w:t xml:space="preserve">1-я ступень: 60-80 °С и 25 м3/ч против 40-70 °С при насосе 250 л/мин (=15 м3/ч — заявленную подачу 25 м3/ч не обеспечивает); 2-я ступень: 90-115 °С против 50-90 °С (115 °С вообще выше точки кипения при атмосферном давлении). Требования к КСМ (Лот 3) по воде и теплу не сведены.</w:t>
+        <w:t xml:space="preserve">В соседних предложениях поз. 4.1.19 — одновременно приёмник грязной пульпы выгрузки и ёмкость чистого фильтрата, а сама пульпа направлена в два разных места (4.1.15 и 4.1.19). При этом именно «емкость сбора фильтрата (поз. 4.1.19)» — точка границы Лотов 2 и 3 по ТЗ (пп. 4.3.1, 5.2.1).</w:t>
       </w:r>
     </w:p>
     <w:p>
@@ -4624,7 +4624,7 @@
         <w:t xml:space="preserve">Вопрос Заказчику: </w:t>
       </w:r>
       <w:r>
-        <w:t xml:space="preserve">Задать в ТЗ на КСМ один набор параметров промывки (температуры, расходы, источник горячей воды).</w:t>
+        <w:t xml:space="preserve">Уточнить схему: пульпа выгрузки — на сгущение (4.1.15?), фильтрат — через какую ёмкость; поправить номер в одном из предложений.</w:t>
       </w:r>
     </w:p>
     <w:p>
@@ -4649,13 +4649,13 @@
         <w:rPr>
           <w:b/>
         </w:rPr>
-        <w:t xml:space="preserve">C-50. </w:t>
-      </w:r>
-      <w:r>
-        <w:rPr>
-          <w:b/>
-        </w:rPr>
-        <w:t xml:space="preserve">Куда идёт пульпа выгрузки контрольной фильтрации: в реактор 4.1.15 или в «буферный реактор 4.1.19», который тут же назван ёмкостью чистого фильтрата</w:t>
+        <w:t xml:space="preserve">C-51. </w:t>
+      </w:r>
+      <w:r>
+        <w:rPr>
+          <w:b/>
+        </w:rPr>
+        <w:t xml:space="preserve">Аноды: «холоднокатаные, легированные Sn, Al и Ca» против «горячекатаная пластина Pb-Ca-Sn»</w:t>
       </w:r>
     </w:p>
     <w:p>
@@ -4664,7 +4664,7 @@
           <w:color w:val="666666"/>
           <w:sz w:val="20"/>
         </w:rPr>
-        <w:t xml:space="preserve">общий / стык · важность: существенные</w:t>
+        <w:t xml:space="preserve">Лот №3 · Электроэкстракция · важность: существенные</w:t>
       </w:r>
     </w:p>
     <w:tbl>
@@ -4708,16 +4708,16 @@
               <w:rPr>
                 <w:i/>
               </w:rPr>
-              <w:t xml:space="preserve">«Одновременно в реактор, поз. 4.1.15 выгружается пульпа фильтра контрольной фильтрации, поз. 4.1.20.»</w:t>
-            </w:r>
-          </w:p>
-          <w:p>
-            <w:r>
-              <w:rPr>
-                <w:color w:val="666666"/>
-                <w:sz w:val="18"/>
-              </w:rPr>
-              <w:t xml:space="preserve">ИД ч.2, разд. 4.1.1, строка 449 (согласуется с разд. 2.2, строка 238: «Пульпа выгрузки контрольной фильтрации возвращается на сгущение»)</w:t>
+              <w:t xml:space="preserve">«Аноды нерастворимые, толщиной 6(8) мм, холоднокатаные на основе свинцового сплава, легированные оловом, алюминием и кальцием.»</w:t>
+            </w:r>
+          </w:p>
+          <w:p>
+            <w:r>
+              <w:rPr>
+                <w:color w:val="666666"/>
+                <w:sz w:val="18"/>
+              </w:rPr>
+              <w:t xml:space="preserve">ИД ч.2, п. 1.3.9, строка 153 (то же в Прил. Б, строка 1038)</w:t>
             </w:r>
           </w:p>
         </w:tc>
@@ -4746,16 +4746,16 @@
               <w:rPr>
                 <w:i/>
               </w:rPr>
-              <w:t xml:space="preserve">«Пульпа выгрузки фильтров контрольной фильтрации сбрасывается в буферный реактор поз. 4.1.19. Фильтрат контрольной фильтрации, поз. 4.1.20, через промежуточную емкость, поз. 4.1.19, и теплообменник поз. 4.1.17 в качестве богатого раствора поступает в усреднительный бак, поз. 4.2.1…»</w:t>
-            </w:r>
-          </w:p>
-          <w:p>
-            <w:r>
-              <w:rPr>
-                <w:color w:val="666666"/>
-                <w:sz w:val="18"/>
-              </w:rPr>
-              <w:t xml:space="preserve">ИД ч.2, разд. 4.1.1, строка 450</w:t>
+              <w:t xml:space="preserve">«Аноды – горячекатаная пластина сплава Pb-Сa (0,06 %)-Sn (1,4 %), приваренная к штанге»</w:t>
+            </w:r>
+          </w:p>
+          <w:p>
+            <w:r>
+              <w:rPr>
+                <w:color w:val="666666"/>
+                <w:sz w:val="18"/>
+              </w:rPr>
+              <w:t xml:space="preserve">ИД ч.2, табл. 3.1 «Электроэкстракция меди», строка 411</w:t>
             </w:r>
           </w:p>
         </w:tc>
@@ -4769,7 +4769,7 @@
         <w:t xml:space="preserve">На что влияет: </w:t>
       </w:r>
       <w:r>
-        <w:t xml:space="preserve">В соседних предложениях поз. 4.1.19 — одновременно приёмник грязной пульпы выгрузки и ёмкость чистого фильтрата, а сама пульпа направлена в два разных места (4.1.15 и 4.1.19). При этом именно «емкость сбора фильтрата (поз. 4.1.19)» — точка границы Лотов 2 и 3 по ТЗ (пп. 4.3.1, 5.2.1).</w:t>
+        <w:t xml:space="preserve">Разный способ проката (холодно-/горячекатаные) и разное легирование (с алюминием / без). Прил. В (строка 1230) говорит про «аноды из сплава свинца-кальция-олова» без Al. Аноды входят в поставку Лота 3 (ТЗ, строка 331) — спецификация двоится. Плюс толщина «6(8) мм» против «Толщина анодов 6,0 мм» (строка 409).</w:t>
       </w:r>
     </w:p>
     <w:p>
@@ -4780,7 +4780,7 @@
         <w:t xml:space="preserve">Вопрос Заказчику: </w:t>
       </w:r>
       <w:r>
-        <w:t xml:space="preserve">Уточнить схему: пульпа выгрузки — на сгущение (4.1.15?), фильтрат — через какую ёмкость; поправить номер в одном из предложений.</w:t>
+        <w:t xml:space="preserve">Зафиксировать способ проката, состав сплава (с Al или без) и толщину.</w:t>
       </w:r>
     </w:p>
     <w:p>
@@ -4805,13 +4805,13 @@
         <w:rPr>
           <w:b/>
         </w:rPr>
-        <w:t xml:space="preserve">C-51. </w:t>
-      </w:r>
-      <w:r>
-        <w:rPr>
-          <w:b/>
-        </w:rPr>
-        <w:t xml:space="preserve">Аноды: «холоднокатаные, легированные Sn, Al и Ca» против «горячекатаная пластина Pb-Ca-Sn»</w:t>
+        <w:t xml:space="preserve">C-52. </w:t>
+      </w:r>
+      <w:r>
+        <w:rPr>
+          <w:b/>
+        </w:rPr>
+        <w:t xml:space="preserve">ТЗ называет контрольную фильтрацию «фильтр-прессом», в ИД это намывные фильтры (фильтр-прессы — другая позиция)</w:t>
       </w:r>
     </w:p>
     <w:p>
@@ -4820,7 +4820,7 @@
           <w:color w:val="666666"/>
           <w:sz w:val="20"/>
         </w:rPr>
-        <w:t xml:space="preserve">Лот №3 · Электроэкстракция · важность: существенные</w:t>
+        <w:t xml:space="preserve">общий / стык · важность: существенные</w:t>
       </w:r>
     </w:p>
     <w:tbl>
@@ -4864,16 +4864,16 @@
               <w:rPr>
                 <w:i/>
               </w:rPr>
-              <w:t xml:space="preserve">«Аноды нерастворимые, толщиной 6(8) мм, холоднокатаные на основе свинцового сплава, легированные оловом, алюминием и кальцием.»</w:t>
-            </w:r>
-          </w:p>
-          <w:p>
-            <w:r>
-              <w:rPr>
-                <w:color w:val="666666"/>
-                <w:sz w:val="18"/>
-              </w:rPr>
-              <w:t xml:space="preserve">ИД ч.2, п. 1.3.9, строка 153 (то же в Прил. Б, строка 1038)</w:t>
+              <w:t xml:space="preserve">«Фильтрат от фильтр-пресса контрольной фильтрации, продукционный (богатый) раствор ¦ Фланец трубопровода от емкости сбора фильтрата фильтр-пресса (ИД, часть 2, рис. 4.1, поз. 4.1.19)»</w:t>
+            </w:r>
+          </w:p>
+          <w:p>
+            <w:r>
+              <w:rPr>
+                <w:color w:val="666666"/>
+                <w:sz w:val="18"/>
+              </w:rPr>
+              <w:t xml:space="preserve">ТЗ v3.6, пп. 4.3.1 и 5.2.1, строки 245, 319</w:t>
             </w:r>
           </w:p>
         </w:tc>
@@ -4902,16 +4902,16 @@
               <w:rPr>
                 <w:i/>
               </w:rPr>
-              <w:t xml:space="preserve">«Аноды – горячекатаная пластина сплава Pb-Сa (0,06 %)-Sn (1,4 %), приваренная к штанге»</w:t>
-            </w:r>
-          </w:p>
-          <w:p>
-            <w:r>
-              <w:rPr>
-                <w:color w:val="666666"/>
-                <w:sz w:val="18"/>
-              </w:rPr>
-              <w:t xml:space="preserve">ИД ч.2, табл. 3.1 «Электроэкстракция меди», строка 411</w:t>
+              <w:t xml:space="preserve">«Фильтры контрольной фильтрации, поз. 4.1.20, с диатомитовым намывным слоем.»</w:t>
+            </w:r>
+          </w:p>
+          <w:p>
+            <w:r>
+              <w:rPr>
+                <w:color w:val="666666"/>
+                <w:sz w:val="18"/>
+              </w:rPr>
+              <w:t xml:space="preserve">ИД ч.2, разд. 4.1.1, строка 450 (также «Контрольная фильтрация продукционных растворов на намывных фильтрах», строка 265)</w:t>
             </w:r>
           </w:p>
         </w:tc>
@@ -4925,7 +4925,22 @@
         <w:t xml:space="preserve">На что влияет: </w:t>
       </w:r>
       <w:r>
-        <w:t xml:space="preserve">Разный способ проката (холодно-/горячекатаные) и разное легирование (с алюминием / без). Прил. В (строка 1230) говорит про «аноды из сплава свинца-кальция-олова» без Al. Аноды входят в поставку Лота 3 (ТЗ, строка 331) — спецификация двоится. Плюс толщина «6(8) мм» против «Толщина анодов 6,0 мм» (строка 409).</w:t>
+        <w:t xml:space="preserve">Фильтр-прессы в ИД — это поз. 4.1.29 (фильтрация песков), а контрольная фильтрация — намывные фильтры поз. 4.1.20. Граница проектирования Лотов 2 и 3 в ТЗ описана через несуществующую единицу («фильтр-пресс контрольной фильтрации»).</w:t>
+      </w:r>
+    </w:p>
+    <w:p>
+      <w:r>
+        <w:rPr>
+          <w:b/>
+          <w:color w:val="0CA30C"/>
+        </w:rPr>
+        <w:t xml:space="preserve">Статус по редакции 25.08.2026 (ТЗ v4.1 / ЦИМ ред.2): </w:t>
+      </w:r>
+      <w:r>
+        <w:rPr>
+          <w:color w:val="0CA30C"/>
+        </w:rPr>
+        <w:t xml:space="preserve">границы переписаны: вход Лота 2 — «Фланец выпарного аппарата I ступени получения медного купороса», Лота 3 — «Фланец патрубка подачи электролита в каждую электролизную ванну»; упоминание «фильтр-пресса контрольной фильтрации» из границ исключено</w:t>
       </w:r>
     </w:p>
     <w:p>
@@ -4936,7 +4951,7 @@
         <w:t xml:space="preserve">Вопрос Заказчику: </w:t>
       </w:r>
       <w:r>
-        <w:t xml:space="preserve">Зафиксировать способ проката, состав сплава (с Al или без) и толщину.</w:t>
+        <w:t xml:space="preserve">Переформулировать границу: «фланец трубопровода от ёмкости фильтрата намывных фильтров контрольной фильтрации (поз. 4.1.19/4.1.20)».</w:t>
       </w:r>
     </w:p>
     <w:p>
@@ -4961,13 +4976,13 @@
         <w:rPr>
           <w:b/>
         </w:rPr>
-        <w:t xml:space="preserve">C-52. </w:t>
-      </w:r>
-      <w:r>
-        <w:rPr>
-          <w:b/>
-        </w:rPr>
-        <w:t xml:space="preserve">ТЗ называет контрольную фильтрацию «фильтр-прессом», в ИД это намывные фильтры (фильтр-прессы — другая позиция)</w:t>
+        <w:t xml:space="preserve">C-53. </w:t>
+      </w:r>
+      <w:r>
+        <w:rPr>
+          <w:b/>
+        </w:rPr>
+        <w:t xml:space="preserve">ТЗ (Лот 3): «специальные автоматические краны» включены в БИ, но «грузоподъемное оборудование» из БИ исключено</w:t>
       </w:r>
     </w:p>
     <w:p>
@@ -4976,7 +4991,7 @@
           <w:color w:val="666666"/>
           <w:sz w:val="20"/>
         </w:rPr>
-        <w:t xml:space="preserve">общий / стык · важность: существенные</w:t>
+        <w:t xml:space="preserve">Лот №3 · Электроэкстракция · важность: существенные</w:t>
       </w:r>
     </w:p>
     <w:tbl>
@@ -5020,16 +5035,16 @@
               <w:rPr>
                 <w:i/>
               </w:rPr>
-              <w:t xml:space="preserve">«Фильтрат от фильтр-пресса контрольной фильтрации, продукционный (богатый) раствор ¦ Фланец трубопровода от емкости сбора фильтрата фильтр-пресса (ИД, часть 2, рис. 4.1, поз. 4.1.19)»</w:t>
-            </w:r>
-          </w:p>
-          <w:p>
-            <w:r>
-              <w:rPr>
-                <w:color w:val="666666"/>
-                <w:sz w:val="18"/>
-              </w:rPr>
-              <w:t xml:space="preserve">ТЗ v3.6, пп. 4.3.1 и 5.2.1, строки 245, 319</w:t>
+              <w:t xml:space="preserve">«- Специальные автоматические краны с системой позиционирования;»</w:t>
+            </w:r>
+          </w:p>
+          <w:p>
+            <w:r>
+              <w:rPr>
+                <w:color w:val="666666"/>
+                <w:sz w:val="18"/>
+              </w:rPr>
+              <w:t xml:space="preserve">ТЗ v3.6, п. 5.3, перечень включаемого в БИ, строка 338 (и строка 385: «…а также специальными автоматическими кранами электролизного зала» в стоимости поставки)</w:t>
             </w:r>
           </w:p>
         </w:tc>
@@ -5058,16 +5073,16 @@
               <w:rPr>
                 <w:i/>
               </w:rPr>
-              <w:t xml:space="preserve">«Фильтры контрольной фильтрации, поз. 4.1.20, с диатомитовым намывным слоем.»</w:t>
-            </w:r>
-          </w:p>
-          <w:p>
-            <w:r>
-              <w:rPr>
-                <w:color w:val="666666"/>
-                <w:sz w:val="18"/>
-              </w:rPr>
-              <w:t xml:space="preserve">ИД ч.2, разд. 4.1.1, строка 450 (также «Контрольная фильтрация продукционных растворов на намывных фильтрах», строка 265)</w:t>
+              <w:t xml:space="preserve">«- Грузоподъемное оборудование;»</w:t>
+            </w:r>
+          </w:p>
+          <w:p>
+            <w:r>
+              <w:rPr>
+                <w:color w:val="666666"/>
+                <w:sz w:val="18"/>
+              </w:rPr>
+              <w:t xml:space="preserve">ТЗ v3.6, п. 5.3, «Перечень оборудования, не включаемого в состав БИ», строки 344, 352</w:t>
             </w:r>
           </w:p>
         </w:tc>
@@ -5081,22 +5096,22 @@
         <w:t xml:space="preserve">На что влияет: </w:t>
       </w:r>
       <w:r>
-        <w:t xml:space="preserve">Фильтр-прессы в ИД — это поз. 4.1.29 (фильтрация песков), а контрольная фильтрация — намывные фильтры поз. 4.1.20. Граница проектирования Лотов 2 и 3 в ТЗ описана через несуществующую единицу («фильтр-пресс контрольной фильтрации»).</w:t>
-      </w:r>
-    </w:p>
-    <w:p>
-      <w:r>
-        <w:rPr>
-          <w:b/>
-          <w:color w:val="0CA30C"/>
+        <w:t xml:space="preserve">Спецкраны — грузоподъёмное оборудование; один перечень их включает (и стоимость по Лоту 3 их учитывает), другой — исключает. Исполнитель БИ не сможет однозначно определить объём поставки.</w:t>
+      </w:r>
+    </w:p>
+    <w:p>
+      <w:r>
+        <w:rPr>
+          <w:b/>
+          <w:color w:val="666666"/>
         </w:rPr>
         <w:t xml:space="preserve">Статус по редакции 25.08.2026 (ТЗ v4.1 / ЦИМ ред.2): </w:t>
       </w:r>
       <w:r>
         <w:rPr>
-          <w:color w:val="0CA30C"/>
-        </w:rPr>
-        <w:t xml:space="preserve">границы переписаны: вход Лота 2 — «Фланец выпарного аппарата I ступени получения медного купороса», Лота 3 — «Фланец патрубка подачи электролита в каждую электролизную ванну»; упоминание «фильтр-пресса контрольной фильтрации» из границ исключено</w:t>
+          <w:color w:val="666666"/>
+        </w:rPr>
+        <w:t xml:space="preserve">перечни включаемого и не включаемого оборудования Лота 3 в v4.1 не изменены — вопрос в силе</w:t>
       </w:r>
     </w:p>
     <w:p>
@@ -5107,7 +5122,7 @@
         <w:t xml:space="preserve">Вопрос Заказчику: </w:t>
       </w:r>
       <w:r>
-        <w:t xml:space="preserve">Переформулировать границу: «фланец трубопровода от ёмкости фильтрата намывных фильтров контрольной фильтрации (поз. 4.1.19/4.1.20)».</w:t>
+        <w:t xml:space="preserve">Уточнить: «прочее грузоподъёмное оборудование, кроме специальных автоматических кранов, в БИ не включается» (или наоборот).</w:t>
       </w:r>
     </w:p>
     <w:p>
@@ -5132,13 +5147,13 @@
         <w:rPr>
           <w:b/>
         </w:rPr>
-        <w:t xml:space="preserve">C-53. </w:t>
-      </w:r>
-      <w:r>
-        <w:rPr>
-          <w:b/>
-        </w:rPr>
-        <w:t xml:space="preserve">ТЗ (Лот 3): «специальные автоматические краны» включены в БИ, но «грузоподъемное оборудование» из БИ исключено</w:t>
+        <w:t xml:space="preserve">C-54. </w:t>
+      </w:r>
+      <w:r>
+        <w:rPr>
+          <w:b/>
+        </w:rPr>
+        <w:t xml:space="preserve">Стык обжиг→ГМЦ: продукты обжига выгружаются при 70 °С, а выбранный автоцементовоз допускает не более 65 °С</w:t>
       </w:r>
     </w:p>
     <w:p>
@@ -5147,7 +5162,7 @@
           <w:color w:val="666666"/>
           <w:sz w:val="20"/>
         </w:rPr>
-        <w:t xml:space="preserve">Лот №3 · Электроэкстракция · важность: существенные</w:t>
+        <w:t xml:space="preserve">общий / стык · важность: существенные</w:t>
       </w:r>
     </w:p>
     <w:tbl>
@@ -5191,16 +5206,16 @@
               <w:rPr>
                 <w:i/>
               </w:rPr>
-              <w:t xml:space="preserve">«- Специальные автоматические краны с системой позиционирования;»</w:t>
-            </w:r>
-          </w:p>
-          <w:p>
-            <w:r>
-              <w:rPr>
-                <w:color w:val="666666"/>
-                <w:sz w:val="18"/>
-              </w:rPr>
-              <w:t xml:space="preserve">ТЗ v3.6, п. 5.3, перечень включаемого в БИ, строка 338 (и строка 385: «…а также специальными автоматическими кранами электролизного зала» в стоимости поставки)</w:t>
+              <w:t xml:space="preserve">«434 ¦ Температура материала на выходе из холодильника ¦ 0С ¦ 70»</w:t>
+            </w:r>
+          </w:p>
+          <w:p>
+            <w:r>
+              <w:rPr>
+                <w:color w:val="666666"/>
+                <w:sz w:val="18"/>
+              </w:rPr>
+              <w:t xml:space="preserve">ИД ч.1, табл. 23, строка 1211 (то же в ТЗ, строка 145: «охлаждаются в холодильнике до температуры 70 град С»)</w:t>
             </w:r>
           </w:p>
         </w:tc>
@@ -5229,16 +5244,16 @@
               <w:rPr>
                 <w:i/>
               </w:rPr>
-              <w:t xml:space="preserve">«- Грузоподъемное оборудование;»</w:t>
-            </w:r>
-          </w:p>
-          <w:p>
-            <w:r>
-              <w:rPr>
-                <w:color w:val="666666"/>
-                <w:sz w:val="18"/>
-              </w:rPr>
-              <w:t xml:space="preserve">ТЗ v3.6, п. 5.3, «Перечень оборудования, не включаемого в состав БИ», строки 344, 352</w:t>
+              <w:t xml:space="preserve">«499 ¦ Рабочая температура, не более ¦ оС ¦ 65»</w:t>
+            </w:r>
+          </w:p>
+          <w:p>
+            <w:r>
+              <w:rPr>
+                <w:color w:val="666666"/>
+                <w:sz w:val="18"/>
+              </w:rPr>
+              <w:t xml:space="preserve">ИД ч.1, табл. 23 «Транспортировка продуктов обжига в ГМУ», автоцементовоз BULL-WABCO-45, строка 1311</w:t>
             </w:r>
           </w:p>
         </w:tc>
@@ -5252,22 +5267,22 @@
         <w:t xml:space="preserve">На что влияет: </w:t>
       </w:r>
       <w:r>
-        <w:t xml:space="preserve">Спецкраны — грузоподъёмное оборудование; один перечень их включает (и стоимость по Лоту 3 их учитывает), другой — исключает. Исполнитель БИ не сможет однозначно определить объём поставки.</w:t>
-      </w:r>
-    </w:p>
-    <w:p>
-      <w:r>
-        <w:rPr>
-          <w:b/>
-          <w:color w:val="666666"/>
+        <w:t xml:space="preserve">Огарок и пыль грузятся в силосную башню и далее в цементовоз при 70 °С (в тексте ч.1 «до 60-70 °С», строка 460), а паспортная рабочая температура цементовоза с алюминиевой цистерной — не более 65 °С. Интерфейс перевозки на гидрометаллургию не сходится.</w:t>
+      </w:r>
+    </w:p>
+    <w:p>
+      <w:r>
+        <w:rPr>
+          <w:b/>
+          <w:color w:val="B07C00"/>
         </w:rPr>
         <w:t xml:space="preserve">Статус по редакции 25.08.2026 (ТЗ v4.1 / ЦИМ ред.2): </w:t>
       </w:r>
       <w:r>
         <w:rPr>
-          <w:color w:val="666666"/>
-        </w:rPr>
-        <w:t xml:space="preserve">перечни включаемого и не включаемого оборудования Лота 3 в v4.1 не изменены — вопрос в силе</w:t>
+          <w:color w:val="B07C00"/>
+        </w:rPr>
+        <w:t xml:space="preserve">в составе Лота 1 «в автоцементовозы» вычеркнуто (зачёркнутое = исключено), способ транспортировки — при ОТР; конфликт 70 °С против 65 °С актуализируется, только если транспорт подтвердят автоцементовозами (C-95)</w:t>
       </w:r>
     </w:p>
     <w:p>
@@ -5278,7 +5293,7 @@
         <w:t xml:space="preserve">Вопрос Заказчику: </w:t>
       </w:r>
       <w:r>
-        <w:t xml:space="preserve">Уточнить: «прочее грузоподъёмное оборудование, кроме специальных автоматических кранов, в БИ не включается» (или наоборот).</w:t>
+        <w:t xml:space="preserve">Либо охлаждать до ≤65 °С (запас холодильника есть), либо выбрать транспорт с допуском ≥70 °С; зафиксировать температуру приёмки в ч.2.</w:t>
       </w:r>
     </w:p>
     <w:p>
@@ -5303,13 +5318,13 @@
         <w:rPr>
           <w:b/>
         </w:rPr>
-        <w:t xml:space="preserve">C-54. </w:t>
-      </w:r>
-      <w:r>
-        <w:rPr>
-          <w:b/>
-        </w:rPr>
-        <w:t xml:space="preserve">Стык обжиг→ГМЦ: продукты обжига выгружаются при 70 °С, а выбранный автоцементовоз допускает не более 65 °С</w:t>
+        <w:t xml:space="preserve">C-55. </w:t>
+      </w:r>
+      <w:r>
+        <w:rPr>
+          <w:b/>
+        </w:rPr>
+        <w:t xml:space="preserve">Центрифуга медного купороса: в ТЗ «поз. 4.1.6», в ИД «поз. 4.1.16», при этом 4.1.16 в ИД — ещё и сгуститель</w:t>
       </w:r>
     </w:p>
     <w:p>
@@ -5318,7 +5333,7 @@
           <w:color w:val="666666"/>
           <w:sz w:val="20"/>
         </w:rPr>
-        <w:t xml:space="preserve">общий / стык · важность: существенные</w:t>
+        <w:t xml:space="preserve">Лот №2 · Купорос · важность: существенные</w:t>
       </w:r>
     </w:p>
     <w:tbl>
@@ -5362,16 +5377,16 @@
               <w:rPr>
                 <w:i/>
               </w:rPr>
-              <w:t xml:space="preserve">«434 ¦ Температура материала на выходе из холодильника ¦ 0С ¦ 70»</w:t>
-            </w:r>
-          </w:p>
-          <w:p>
-            <w:r>
-              <w:rPr>
-                <w:color w:val="666666"/>
-                <w:sz w:val="18"/>
-              </w:rPr>
-              <w:t xml:space="preserve">ИД ч.1, табл. 23, строка 1211 (то же в ТЗ, строка 145: «охлаждаются в холодильнике до температуры 70 град С»)</w:t>
+              <w:t xml:space="preserve">«Оборотный медный купорос ¦ Фланец выгрузки центрифуги (ИД, часть 2, рис. 4.1, поз. 4.1.6)»</w:t>
+            </w:r>
+          </w:p>
+          <w:p>
+            <w:r>
+              <w:rPr>
+                <w:color w:val="666666"/>
+                <w:sz w:val="18"/>
+              </w:rPr>
+              <w:t xml:space="preserve">ТЗ v3.6, п. 4.3.4, строка 248</w:t>
             </w:r>
           </w:p>
         </w:tc>
@@ -5400,16 +5415,16 @@
               <w:rPr>
                 <w:i/>
               </w:rPr>
-              <w:t xml:space="preserve">«499 ¦ Рабочая температура, не более ¦ оС ¦ 65»</w:t>
-            </w:r>
-          </w:p>
-          <w:p>
-            <w:r>
-              <w:rPr>
-                <w:color w:val="666666"/>
-                <w:sz w:val="18"/>
-              </w:rPr>
-              <w:t xml:space="preserve">ИД ч.1, табл. 23 «Транспортировка продуктов обжига в ГМУ», автоцементовоз BULL-WABCO-45, строка 1311</w:t>
+              <w:t xml:space="preserve">«Пульпа купороса из испарителя поз. 4.1.2 через солевую колонну сбрасывается в репульпатор поз. 4.1.4, откуда поступает на центрифуги поз. 4.1.16.»</w:t>
+            </w:r>
+          </w:p>
+          <w:p>
+            <w:r>
+              <w:rPr>
+                <w:color w:val="666666"/>
+                <w:sz w:val="18"/>
+              </w:rPr>
+              <w:t xml:space="preserve">ИД ч.2, разд. 4.1.1, строка 452 (при этом «…последний реактор является буферным для сгустителя поз. 4.1.16, в котором происходит сгущение остатка выщелачивания», строка 449)</w:t>
             </w:r>
           </w:p>
         </w:tc>
@@ -5423,7 +5438,7 @@
         <w:t xml:space="preserve">На что влияет: </w:t>
       </w:r>
       <w:r>
-        <w:t xml:space="preserve">Огарок и пыль грузятся в силосную башню и далее в цементовоз при 70 °С (в тексте ч.1 «до 60-70 °С», строка 460), а паспортная рабочая температура цементовоза с алюминиевой цистерной — не более 65 °С. Интерфейс перевозки на гидрометаллургию не сходится.</w:t>
+        <w:t xml:space="preserve">Граница Лота 2 в ТЗ привязана к поз. 4.1.6, которой в тексте ИД нет; в ИД центрифуга названа 4.1.16, но этот же номер занят сгустителем. Похоже, в строке 452 опечатка (4.1.6 → набрано 4.1.16).</w:t>
       </w:r>
     </w:p>
     <w:p>
@@ -5438,7 +5453,7 @@
         <w:rPr>
           <w:color w:val="B07C00"/>
         </w:rPr>
-        <w:t xml:space="preserve">п.2 v4.1 добавил «способ транспортировки определяется при разработке ОТР», но в составе Лота 1 осталось «в автоцементовозы» (новое противоречие — C-95); конфликт 70 °С против допуска 65 °С не снят</w:t>
+        <w:t xml:space="preserve">граница в v4.1 — «Оборотный медный купорос ¦ Фланец выгрузки центрифуги медного купороса», ссылки на поз. 4.1.6 больше нет; дубль поз. 4.1.16 внутри ИД ч.2 остаётся</w:t>
       </w:r>
     </w:p>
     <w:p>
@@ -5449,7 +5464,7 @@
         <w:t xml:space="preserve">Вопрос Заказчику: </w:t>
       </w:r>
       <w:r>
-        <w:t xml:space="preserve">Либо охлаждать до ≤65 °С (запас холодильника есть), либо выбрать транспорт с допуском ≥70 °С; зафиксировать температуру приёмки в ч.2.</w:t>
+        <w:t xml:space="preserve">Сверить нумерацию с рис. 4.1/табл. 4.1 и устранить двойное использование 4.1.16.</w:t>
       </w:r>
     </w:p>
     <w:p>
@@ -5474,13 +5489,13 @@
         <w:rPr>
           <w:b/>
         </w:rPr>
-        <w:t xml:space="preserve">C-55. </w:t>
-      </w:r>
-      <w:r>
-        <w:rPr>
-          <w:b/>
-        </w:rPr>
-        <w:t xml:space="preserve">Центрифуга медного купороса: в ТЗ «поз. 4.1.6», в ИД «поз. 4.1.16», при этом 4.1.16 в ИД — ещё и сгуститель</w:t>
+        <w:t xml:space="preserve">C-75. </w:t>
+      </w:r>
+      <w:r>
+        <w:rPr>
+          <w:b/>
+        </w:rPr>
+        <w:t xml:space="preserve">ТЗ на ЦИМ внутренне: этапом заявлена только стадия П, но текст и приложения оперируют стадиями Р, 4D, исполнительной и эксплуатационной</w:t>
       </w:r>
     </w:p>
     <w:p>
@@ -5489,7 +5504,7 @@
           <w:color w:val="666666"/>
           <w:sz w:val="20"/>
         </w:rPr>
-        <w:t xml:space="preserve">Лот №2 · Купорос · важность: существенные</w:t>
+        <w:t xml:space="preserve">общий / стык · важность: существенные</w:t>
       </w:r>
     </w:p>
     <w:tbl>
@@ -5533,16 +5548,16 @@
               <w:rPr>
                 <w:i/>
               </w:rPr>
-              <w:t xml:space="preserve">«Оборотный медный купорос ¦ Фланец выгрузки центрифуги (ИД, часть 2, рис. 4.1, поз. 4.1.6)»</w:t>
-            </w:r>
-          </w:p>
-          <w:p>
-            <w:r>
-              <w:rPr>
-                <w:color w:val="666666"/>
-                <w:sz w:val="18"/>
-              </w:rPr>
-              <w:t xml:space="preserve">ТЗ v3.6, п. 4.3.4, строка 248</w:t>
+              <w:t xml:space="preserve">«Выделены следующие этапы разработки ЦИМ для ИСП»</w:t>
+            </w:r>
+          </w:p>
+          <w:p>
+            <w:r>
+              <w:rPr>
+                <w:color w:val="666666"/>
+                <w:sz w:val="18"/>
+              </w:rPr>
+              <w:t xml:space="preserve">Прил.4, ТЗ на ЦИМ_ОВЭ-75.txt, стр.79 (табл.2 содержит один этап — «Проектная ЦИМ (стадия П)», стр.83)</w:t>
             </w:r>
           </w:p>
         </w:tc>
@@ -5571,16 +5586,16 @@
               <w:rPr>
                 <w:i/>
               </w:rPr>
-              <w:t xml:space="preserve">«Пульпа купороса из испарителя поз. 4.1.2 через солевую колонну сбрасывается в репульпатор поз. 4.1.4, откуда поступает на центрифуги поз. 4.1.16.»</w:t>
-            </w:r>
-          </w:p>
-          <w:p>
-            <w:r>
-              <w:rPr>
-                <w:color w:val="666666"/>
-                <w:sz w:val="18"/>
-              </w:rPr>
-              <w:t xml:space="preserve">ИД ч.2, разд. 4.1.1, строка 452 (при этом «…последний реактор является буферным для сгустителя поз. 4.1.16, в котором происходит сгущение остатка выщелачивания», строка 449)</w:t>
+              <w:t xml:space="preserve">«Для Проектной ЦИМ стадии Р – выгруженная из ЦИМ спецификация»</w:t>
+            </w:r>
+          </w:p>
+          <w:p>
+            <w:r>
+              <w:rPr>
+                <w:color w:val="666666"/>
+                <w:sz w:val="18"/>
+              </w:rPr>
+              <w:t xml:space="preserve">Прил.4, ТЗ на ЦИМ_ОВЭ-75.txt, стр.208 (Данные, передаваемые Заказчику)</w:t>
             </w:r>
           </w:p>
         </w:tc>
@@ -5594,7 +5609,7 @@
         <w:t xml:space="preserve">На что влияет: </w:t>
       </w:r>
       <w:r>
-        <w:t xml:space="preserve">Граница Лота 2 в ТЗ привязана к поз. 4.1.6, которой в тексте ИД нет; в ИД центрифуга названа 4.1.16, но этот же номер занят сгустителем. Похоже, в строке 452 опечатка (4.1.6 → набрано 4.1.16).</w:t>
+        <w:t xml:space="preserve">Таблица 2 задаёт единственный этап — «Проектная ЦИМ (стадия П)», однако раздел результатов требует спецификацию «Для Проектной ЦИМ стадии Р» (стр.208), таблица 4 назначает проверки для этапов «Проектная ЦИМ (стадия Р), Строительная ЦИМ (4D-модель), Исполнительная ЦИМ («как построено»), Эксплуатационная ЦИМ» (стр.169–175), Прил.6 озаглавлено «…стадий П и Р», а Прил.4 кодирует стадии RD/4D/ID/EXP (стр.37–40). Какие этапы входят в договорный объём — не определено.</w:t>
       </w:r>
     </w:p>
     <w:p>
@@ -5609,7 +5624,7 @@
         <w:rPr>
           <w:color w:val="B07C00"/>
         </w:rPr>
-        <w:t xml:space="preserve">граница в v4.1 — «Оборотный медный купорос ¦ Фланец выгрузки центрифуги медного купороса», ссылки на поз. 4.1.6 больше нет; дубль поз. 4.1.16 внутри ИД ч.2 остаётся</w:t>
+        <w:t xml:space="preserve">ред.2: этап — ЦИМ стадии БИ, упоминания стадии Р исключены; но пример имени файла остался «стадия ПД», а единственный код стадии — CONCP (эскизный проект): кода для БИ нет</w:t>
       </w:r>
     </w:p>
     <w:p>
@@ -5620,7 +5635,7 @@
         <w:t xml:space="preserve">Вопрос Заказчику: </w:t>
       </w:r>
       <w:r>
-        <w:t xml:space="preserve">Сверить нумерацию с рис. 4.1/табл. 4.1 и устранить двойное использование 4.1.16.</w:t>
+        <w:t xml:space="preserve">Привести таблицу 2 к фактически заказываемым этапам и вычистить из текста/приложений требования по этапам вне объёма (либо явно включить их).</w:t>
       </w:r>
     </w:p>
     <w:p>
@@ -5645,13 +5660,13 @@
         <w:rPr>
           <w:b/>
         </w:rPr>
-        <w:t xml:space="preserve">C-75. </w:t>
-      </w:r>
-      <w:r>
-        <w:rPr>
-          <w:b/>
-        </w:rPr>
-        <w:t xml:space="preserve">ТЗ на ЦИМ внутренне: этапом заявлена только стадия П, но текст и приложения оперируют стадиями Р, 4D, исполнительной и эксплуатационной</w:t>
+        <w:t xml:space="preserve">C-77. </w:t>
+      </w:r>
+      <w:r>
+        <w:rPr>
+          <w:b/>
+        </w:rPr>
+        <w:t xml:space="preserve">Версии IFC: ТЗ на ЦИМ допускает 2.3.0.0 / 4.0.2.1 / 4.3+, а правила наименования кодируют другой набор, включая недопустимые и черновые версии</w:t>
       </w:r>
     </w:p>
     <w:p>
@@ -5704,16 +5719,16 @@
               <w:rPr>
                 <w:i/>
               </w:rPr>
-              <w:t xml:space="preserve">«Выделены следующие этапы разработки ЦИМ для ИСП»</w:t>
-            </w:r>
-          </w:p>
-          <w:p>
-            <w:r>
-              <w:rPr>
-                <w:color w:val="666666"/>
-                <w:sz w:val="18"/>
-              </w:rPr>
-              <w:t xml:space="preserve">Прил.4, ТЗ на ЦИМ_ОВЭ-75.txt, стр.79 (табл.2 содержит один этап — «Проектная ЦИМ (стадия П)», стр.83)</w:t>
+              <w:t xml:space="preserve">«Допустимыми версиями IFC являются версии IFC 2.3.0.0, IFC 4.0.2.1, IFC 4.3 и более поздние версии.»</w:t>
+            </w:r>
+          </w:p>
+          <w:p>
+            <w:r>
+              <w:rPr>
+                <w:color w:val="666666"/>
+                <w:sz w:val="18"/>
+              </w:rPr>
+              <w:t xml:space="preserve">Прил.4, ТЗ на ЦИМ_ОВЭ-75.txt, стр.224 (Требования к файлам формата IFC)</w:t>
             </w:r>
           </w:p>
         </w:tc>
@@ -5742,16 +5757,16 @@
               <w:rPr>
                 <w:i/>
               </w:rPr>
-              <w:t xml:space="preserve">«Для Проектной ЦИМ стадии Р – выгруженная из ЦИМ спецификация»</w:t>
-            </w:r>
-          </w:p>
-          <w:p>
-            <w:r>
-              <w:rPr>
-                <w:color w:val="666666"/>
-                <w:sz w:val="18"/>
-              </w:rPr>
-              <w:t xml:space="preserve">Прил.4, ТЗ на ЦИМ_ОВЭ-75.txt, стр.208 (Данные, передаваемые Заказчику)</w:t>
+              <w:t xml:space="preserve">«IFC4 версии 4.3.rc.1 (IFC4.3 RC1) ¦ I43R1»</w:t>
+            </w:r>
+          </w:p>
+          <w:p>
+            <w:r>
+              <w:rPr>
+                <w:color w:val="666666"/>
+                <w:sz w:val="18"/>
+              </w:rPr>
+              <w:t xml:space="preserve">Прил.4/Прил.4 ЦИМ «Правила наименования файлов».txt, стр.273 (табл. обозначений ПО)</w:t>
             </w:r>
           </w:p>
         </w:tc>
@@ -5765,22 +5780,22 @@
         <w:t xml:space="preserve">На что влияет: </w:t>
       </w:r>
       <w:r>
-        <w:t xml:space="preserve">Таблица 2 задаёт единственный этап — «Проектная ЦИМ (стадия П)», однако раздел результатов требует спецификацию «Для Проектной ЦИМ стадии Р» (стр.208), таблица 4 назначает проверки для этапов «Проектная ЦИМ (стадия Р), Строительная ЦИМ (4D-модель), Исполнительная ЦИМ («как построено»), Эксплуатационная ЦИМ» (стр.169–175), Прил.6 озаглавлено «…стадий П и Р», а Прил.4 кодирует стадии RD/4D/ID/EXP (стр.37–40). Какие этапы входят в договорный объём — не определено.</w:t>
-      </w:r>
-    </w:p>
-    <w:p>
-      <w:r>
-        <w:rPr>
-          <w:b/>
-          <w:color w:val="B07C00"/>
+        <w:t xml:space="preserve">Таблица кодов Прил.4 легализует имена файлов для IFC 2.3.0.1, 4.0.0.0–4.2.0.0, 4.3 RC1/RC2 и «IFC перспективной версии 5» (стр.259–275) — почти все эти версии не входят в допустимый перечень ТЗ. Для «IFC 4.3 и более поздних» в таблице есть только черновые RC-коды: выпущенный IFC 4.3 (ISO 16739-1:2024) кода не имеет. Разночтение позволяет сдать модель в версии, которую Заказчик принимать не обязан.</w:t>
+      </w:r>
+    </w:p>
+    <w:p>
+      <w:r>
+        <w:rPr>
+          <w:b/>
+          <w:color w:val="666666"/>
         </w:rPr>
         <w:t xml:space="preserve">Статус по редакции 25.08.2026 (ТЗ v4.1 / ЦИМ ред.2): </w:t>
       </w:r>
       <w:r>
         <w:rPr>
-          <w:color w:val="B07C00"/>
-        </w:rPr>
-        <w:t xml:space="preserve">ред.2: этап — ЦИМ стадии БИ, упоминания стадии Р исключены; но пример имени файла остался «стадия ПД», а единственный код стадии — CONCP (эскизный проект): кода для БИ нет</w:t>
+          <w:color w:val="666666"/>
+        </w:rPr>
+        <w:t xml:space="preserve">сохраняется в ред.2: таблица кодов по-прежнему легализует IFC 2.3.0.1, 4.0.2.0, 4.3 RC1 и др. против допустимых 2.3.0.0 / 4.0.2.1 / 4.3+</w:t>
       </w:r>
     </w:p>
     <w:p>
@@ -5791,7 +5806,7 @@
         <w:t xml:space="preserve">Вопрос Заказчику: </w:t>
       </w:r>
       <w:r>
-        <w:t xml:space="preserve">Привести таблицу 2 к фактически заказываемым этапам и вычистить из текста/приложений требования по этапам вне объёма (либо явно включить их).</w:t>
+        <w:t xml:space="preserve">Синхронизировать перечень допустимых версий IFC и таблицу кодов Прил.4: убрать коды недопустимых/черновых версий, добавить код релизного IFC 4.3.</w:t>
       </w:r>
     </w:p>
     <w:p>
@@ -5816,13 +5831,13 @@
         <w:rPr>
           <w:b/>
         </w:rPr>
-        <w:t xml:space="preserve">C-77. </w:t>
-      </w:r>
-      <w:r>
-        <w:rPr>
-          <w:b/>
-        </w:rPr>
-        <w:t xml:space="preserve">Версии IFC: ТЗ на ЦИМ допускает 2.3.0.0 / 4.0.2.1 / 4.3+, а правила наименования кодируют другой набор, включая недопустимые и черновые версии</w:t>
+        <w:t xml:space="preserve">C-78. </w:t>
+      </w:r>
+      <w:r>
+        <w:rPr>
+          <w:b/>
+        </w:rPr>
+        <w:t xml:space="preserve">ПО для ЦИМ: таблица 3 разрешает только российский софт, а правила наименования и единственный пример — Bentley/Autodesk/Archicad и пр.</w:t>
       </w:r>
     </w:p>
     <w:p>
@@ -5875,16 +5890,16 @@
               <w:rPr>
                 <w:i/>
               </w:rPr>
-              <w:t xml:space="preserve">«Допустимыми версиями IFC являются версии IFC 2.3.0.0, IFC 4.0.2.1, IFC 4.3 и более поздние версии.»</w:t>
-            </w:r>
-          </w:p>
-          <w:p>
-            <w:r>
-              <w:rPr>
-                <w:color w:val="666666"/>
-                <w:sz w:val="18"/>
-              </w:rPr>
-              <w:t xml:space="preserve">Прил.4, ТЗ на ЦИМ_ОВЭ-75.txt, стр.224 (Требования к файлам формата IFC)</w:t>
+              <w:t xml:space="preserve">«Перечень допустимого программного обеспечения для создания ЦИМ приведен в таблице 3.»</w:t>
+            </w:r>
+          </w:p>
+          <w:p>
+            <w:r>
+              <w:rPr>
+                <w:color w:val="666666"/>
+                <w:sz w:val="18"/>
+              </w:rPr>
+              <w:t xml:space="preserve">Прил.4, ТЗ на ЦИМ_ОВЭ-75.txt, стр.102 (в табл.3 — Model Studio CS, NanoCAD, Renga, Топоматик Robur, Кредо, CADLib, Larix)</w:t>
             </w:r>
           </w:p>
         </w:tc>
@@ -5913,16 +5928,16 @@
               <w:rPr>
                 <w:i/>
               </w:rPr>
-              <w:t xml:space="preserve">«IFC4 версии 4.3.rc.1 (IFC4.3 RC1) ¦ I43R1»</w:t>
-            </w:r>
-          </w:p>
-          <w:p>
-            <w:r>
-              <w:rPr>
-                <w:color w:val="666666"/>
-                <w:sz w:val="18"/>
-              </w:rPr>
-              <w:t xml:space="preserve">Прил.4/Прил.4 ЦИМ «Правила наименования файлов».txt, стр.273 (табл. обозначений ПО)</w:t>
+              <w:t xml:space="preserve">«KGMK-OVE_PD_1200_TX_ex_Conveyor_OPM.dgn Проект КГМК-ОВЭ, стадия ПД, объект 1200, марка ТХ, существующее, конвейерное оборудование, ПО Bentley OpenPlant Modeler.»</w:t>
+            </w:r>
+          </w:p>
+          <w:p>
+            <w:r>
+              <w:rPr>
+                <w:color w:val="666666"/>
+                <w:sz w:val="18"/>
+              </w:rPr>
+              <w:t xml:space="preserve">Прил.4/Прил.4 ЦИМ «Правила наименования файлов».txt, стр.24–25 (пример наименования файла)</w:t>
             </w:r>
           </w:p>
         </w:tc>
@@ -5936,22 +5951,22 @@
         <w:t xml:space="preserve">На что влияет: </w:t>
       </w:r>
       <w:r>
-        <w:t xml:space="preserve">Таблица кодов Прил.4 легализует имена файлов для IFC 2.3.0.1, 4.0.0.0–4.2.0.0, 4.3 RC1/RC2 и «IFC перспективной версии 5» (стр.259–275) — почти все эти версии не входят в допустимый перечень ТЗ. Для «IFC 4.3 и более поздних» в таблице есть только черновые RC-коды: выпущенный IFC 4.3 (ISO 16739-1:2024) кода не имеет. Разночтение позволяет сдать модель в версии, которую Заказчик принимать не обязан.</w:t>
-      </w:r>
-    </w:p>
-    <w:p>
-      <w:r>
-        <w:rPr>
-          <w:b/>
-          <w:color w:val="666666"/>
+        <w:t xml:space="preserve">Прил.4 задаёт коды несогласованного с таблицей 3 ПО — Autodesk Revit 2020 «AR20» (стр.231), Archicad, Tekla, AVEVA, Intergraph и др. (стр.223–258), а единственный пример имени файла построен на Bentley OpenPlant (.dgn). При этом Прил.5 требует, чтобы ПО промышленной автоматизации «должно быть разработано и произведено на территории РФ» (brief.txt, стр.118). Исполнителю неясно, допустимы ли иностранные САПР.</w:t>
+      </w:r>
+    </w:p>
+    <w:p>
+      <w:r>
+        <w:rPr>
+          <w:b/>
+          <w:color w:val="B07C00"/>
         </w:rPr>
         <w:t xml:space="preserve">Статус по редакции 25.08.2026 (ТЗ v4.1 / ЦИМ ред.2): </w:t>
       </w:r>
       <w:r>
         <w:rPr>
-          <w:color w:val="666666"/>
-        </w:rPr>
-        <w:t xml:space="preserve">сохраняется в ред.2: таблица кодов по-прежнему легализует IFC 2.3.0.1, 4.0.2.0, 4.3 RC1 и др. против допустимых 2.3.0.0 / 4.0.2.1 / 4.3+</w:t>
+          <w:color w:val="B07C00"/>
+        </w:rPr>
+        <w:t xml:space="preserve">ред.2: перечень ПО стал «рекомендуемым» и согласуется с Заказчиком (Model Studio CS, NanoCAD, CADLib, Larix); коды имён файлов и пример — по-прежнему Bentley/Renga</w:t>
       </w:r>
     </w:p>
     <w:p>
@@ -5962,7 +5977,7 @@
         <w:t xml:space="preserve">Вопрос Заказчику: </w:t>
       </w:r>
       <w:r>
-        <w:t xml:space="preserve">Синхронизировать перечень допустимых версий IFC и таблицу кодов Прил.4: убрать коды недопустимых/черновых версий, добавить код релизного IFC 4.3.</w:t>
+        <w:t xml:space="preserve">Оставить в Прил.4 коды только для ПО из таблицы 3 (или осознанно расширить таблицу 3); пример имени файла переписать на допустимое ПО.</w:t>
       </w:r>
     </w:p>
     <w:p>
@@ -5987,13 +6002,13 @@
         <w:rPr>
           <w:b/>
         </w:rPr>
-        <w:t xml:space="preserve">C-78. </w:t>
-      </w:r>
-      <w:r>
-        <w:rPr>
-          <w:b/>
-        </w:rPr>
-        <w:t xml:space="preserve">ПО для ЦИМ: таблица 3 разрешает только российский софт, а правила наименования и единственный пример — Bentley/Autodesk/Archicad и пр.</w:t>
+        <w:t xml:space="preserve">C-81. </w:t>
+      </w:r>
+      <w:r>
+        <w:rPr>
+          <w:b/>
+        </w:rPr>
+        <w:t xml:space="preserve">Кто Заказчик: АО «Кольская ГМК» (основное ТЗ) или подразделение ПАО «ГМК «Норильский Никель» (ТЗ на ЦИМ)</w:t>
       </w:r>
     </w:p>
     <w:p>
@@ -6046,16 +6061,16 @@
               <w:rPr>
                 <w:i/>
               </w:rPr>
-              <w:t xml:space="preserve">«Перечень допустимого программного обеспечения для создания ЦИМ приведен в таблице 3.»</w:t>
-            </w:r>
-          </w:p>
-          <w:p>
-            <w:r>
-              <w:rPr>
-                <w:color w:val="666666"/>
-                <w:sz w:val="18"/>
-              </w:rPr>
-              <w:t xml:space="preserve">Прил.4, ТЗ на ЦИМ_ОВЭ-75.txt, стр.102 (в табл.3 — Model Studio CS, NanoCAD, Renga, Топоматик Robur, Кредо, CADLib, Larix)</w:t>
+              <w:t xml:space="preserve">«Заказчиком проекта является АО «Кольская ГМК».»</w:t>
+            </w:r>
+          </w:p>
+          <w:p>
+            <w:r>
+              <w:rPr>
+                <w:color w:val="666666"/>
+                <w:sz w:val="18"/>
+              </w:rPr>
+              <w:t xml:space="preserve">ТЗ на БИ ОВЭ-75. v.3.6.txt, стр.36 (п. Заказчик проекта)</w:t>
             </w:r>
           </w:p>
         </w:tc>
@@ -6084,16 +6099,16 @@
               <w:rPr>
                 <w:i/>
               </w:rPr>
-              <w:t xml:space="preserve">«KGMK-OVE_PD_1200_TX_ex_Conveyor_OPM.dgn Проект КГМК-ОВЭ, стадия ПД, объект 1200, марка ТХ, существующее, конвейерное оборудование, ПО Bentley OpenPlant Modeler.»</w:t>
-            </w:r>
-          </w:p>
-          <w:p>
-            <w:r>
-              <w:rPr>
-                <w:color w:val="666666"/>
-                <w:sz w:val="18"/>
-              </w:rPr>
-              <w:t xml:space="preserve">Прил.4/Прил.4 ЦИМ «Правила наименования файлов».txt, стр.24–25 (пример наименования файла)</w:t>
+              <w:t xml:space="preserve">«Заказчик: подразделение ПАО ГМК «Норильский Никель», в интересах которого»</w:t>
+            </w:r>
+          </w:p>
+          <w:p>
+            <w:r>
+              <w:rPr>
+                <w:color w:val="666666"/>
+                <w:sz w:val="18"/>
+              </w:rPr>
+              <w:t xml:space="preserve">Прил.4, ТЗ на ЦИМ_ОВЭ-75.txt, стр.33 (Термины и определения)</w:t>
             </w:r>
           </w:p>
         </w:tc>
@@ -6107,22 +6122,22 @@
         <w:t xml:space="preserve">На что влияет: </w:t>
       </w:r>
       <w:r>
-        <w:t xml:space="preserve">Прил.4 задаёт коды несогласованного с таблицей 3 ПО — Autodesk Revit 2020 «AR20» (стр.231), Archicad, Tekla, AVEVA, Intergraph и др. (стр.223–258), а единственный пример имени файла построен на Bentley OpenPlant (.dgn). При этом Прил.5 требует, чтобы ПО промышленной автоматизации «должно быть разработано и произведено на территории РФ» (brief.txt, стр.118). Исполнителю неясно, допустимы ли иностранные САПР.</w:t>
-      </w:r>
-    </w:p>
-    <w:p>
-      <w:r>
-        <w:rPr>
-          <w:b/>
-          <w:color w:val="B07C00"/>
+        <w:t xml:space="preserve">Основное ТЗ определяет Заказчика как АО «Кольская ГМК» — самостоятельное юрлицо, а ТЗ на ЦИМ — как подразделение ПАО «ГМК «Норильский Никель»; при этом утверждает ТЗ на ЦИМ главный инженер АО «Кольская ГМК» (титульный лист, стр.2). Разные определения стороны, которая принимает ЦИМ, ведёт СОД и согласует ПИМ.</w:t>
+      </w:r>
+    </w:p>
+    <w:p>
+      <w:r>
+        <w:rPr>
+          <w:b/>
+          <w:color w:val="666666"/>
         </w:rPr>
         <w:t xml:space="preserve">Статус по редакции 25.08.2026 (ТЗ v4.1 / ЦИМ ред.2): </w:t>
       </w:r>
       <w:r>
         <w:rPr>
-          <w:color w:val="B07C00"/>
-        </w:rPr>
-        <w:t xml:space="preserve">ред.2: перечень ПО стал «рекомендуемым» и согласуется с Заказчиком (Model Studio CS, NanoCAD, CADLib, Larix); коды имён файлов и пример — по-прежнему Bentley/Renga</w:t>
+          <w:color w:val="666666"/>
+        </w:rPr>
+        <w:t xml:space="preserve">сохраняется в ред.2: «Заказчик: подразделение ПАО ГМК „Норильский Никель“…» при титуле АО «Кольская ГМК»</w:t>
       </w:r>
     </w:p>
     <w:p>
@@ -6133,7 +6148,7 @@
         <w:t xml:space="preserve">Вопрос Заказчику: </w:t>
       </w:r>
       <w:r>
-        <w:t xml:space="preserve">Оставить в Прил.4 коды только для ПО из таблицы 3 (или осознанно расширить таблицу 3); пример имени файла переписать на допустимое ПО.</w:t>
+        <w:t xml:space="preserve">Привести определение «Заказчик» в ТЗ на ЦИМ к АО «Кольская ГМК» либо явно разграничить роли КГМК и ПАО в процессах ЦИМ/СОД.</w:t>
       </w:r>
     </w:p>
     <w:p>
@@ -6158,13 +6173,13 @@
         <w:rPr>
           <w:b/>
         </w:rPr>
-        <w:t xml:space="preserve">C-81. </w:t>
-      </w:r>
-      <w:r>
-        <w:rPr>
-          <w:b/>
-        </w:rPr>
-        <w:t xml:space="preserve">Кто Заказчик: АО «Кольская ГМК» (основное ТЗ) или подразделение ПАО «ГМК «Норильский Никель» (ТЗ на ЦИМ)</w:t>
+        <w:t xml:space="preserve">C-83. </w:t>
+      </w:r>
+      <w:r>
+        <w:rPr>
+          <w:b/>
+        </w:rPr>
+        <w:t xml:space="preserve">SCADA верхнего уровня: текст Прил.5 жёстко фиксирует AlphaScada, перечни того же Прил.5 требуют конкурсный выбор из двух целевых систем</w:t>
       </w:r>
     </w:p>
     <w:p>
@@ -6217,16 +6232,16 @@
               <w:rPr>
                 <w:i/>
               </w:rPr>
-              <w:t xml:space="preserve">«Заказчиком проекта является АО «Кольская ГМК».»</w:t>
-            </w:r>
-          </w:p>
-          <w:p>
-            <w:r>
-              <w:rPr>
-                <w:color w:val="666666"/>
-                <w:sz w:val="18"/>
-              </w:rPr>
-              <w:t xml:space="preserve">ТЗ на БИ ОВЭ-75. v.3.6.txt, стр.36 (п. Заказчик проекта)</w:t>
+              <w:t xml:space="preserve">«Верхний уровень строится на основе SCADA системы AlphaScada производитель АО «Атомик Софт»»</w:t>
+            </w:r>
+          </w:p>
+          <w:p>
+            <w:r>
+              <w:rPr>
+                <w:color w:val="666666"/>
+                <w:sz w:val="18"/>
+              </w:rPr>
+              <w:t xml:space="preserve">Прил.5 «Базовые требования…» (brief.txt), стр.75 (АСУТП → Структура системы)</w:t>
             </w:r>
           </w:p>
         </w:tc>
@@ -6255,16 +6270,16 @@
               <w:rPr>
                 <w:i/>
               </w:rPr>
-              <w:t xml:space="preserve">«Заказчик: подразделение ПАО ГМК «Норильский Никель», в интересах которого»</w:t>
-            </w:r>
-          </w:p>
-          <w:p>
-            <w:r>
-              <w:rPr>
-                <w:color w:val="666666"/>
-                <w:sz w:val="18"/>
-              </w:rPr>
-              <w:t xml:space="preserve">Прил.4, ТЗ на ЦИМ_ОВЭ-75.txt, стр.33 (Термины и определения)</w:t>
+              <w:t xml:space="preserve">«Утвердить для ИТ-систем класса АСУТП, реализуемых как ИТ-проекты, а также для проектов капитального строительства с ИТ-составляющей, следующие санкционно-независимые (отечественные) целевые SCADA-системы:»</w:t>
+            </w:r>
+          </w:p>
+          <w:p>
+            <w:r>
+              <w:rPr>
+                <w:color w:val="666666"/>
+                <w:sz w:val="18"/>
+              </w:rPr>
+              <w:t xml:space="preserve">Прил.5, перечни рекомендованных СА (pa.txt), стр.68–70 (п.2, Протокол № ГМК/13-пр-017 от 15.06.2026)</w:t>
             </w:r>
           </w:p>
         </w:tc>
@@ -6278,22 +6293,7 @@
         <w:t xml:space="preserve">На что влияет: </w:t>
       </w:r>
       <w:r>
-        <w:t xml:space="preserve">Основное ТЗ определяет Заказчика как АО «Кольская ГМК» — самостоятельное юрлицо, а ТЗ на ЦИМ — как подразделение ПАО «ГМК «Норильский Никель»; при этом утверждает ТЗ на ЦИМ главный инженер АО «Кольская ГМК» (титульный лист, стр.2). Разные определения стороны, которая принимает ЦИМ, ведёт СОД и согласует ПИМ.</w:t>
-      </w:r>
-    </w:p>
-    <w:p>
-      <w:r>
-        <w:rPr>
-          <w:b/>
-          <w:color w:val="666666"/>
-        </w:rPr>
-        <w:t xml:space="preserve">Статус по редакции 25.08.2026 (ТЗ v4.1 / ЦИМ ред.2): </w:t>
-      </w:r>
-      <w:r>
-        <w:rPr>
-          <w:color w:val="666666"/>
-        </w:rPr>
-        <w:t xml:space="preserve">сохраняется в ред.2: «Заказчик: подразделение ПАО ГМК „Норильский Никель“…» при титуле АО «Кольская ГМК»</w:t>
+        <w:t xml:space="preserve">Перечень называет две целевые SCADA — Alpha.Platform (АО «Атомик Софт») и Integrity SCADA (АО «ЭлеСи») — с примечанием «конечный выбор решения производить на основе конкурсных процедур» (pa.txt, стр.72–75). Сам текст Прил.5 ниже также говорит: «Окончательный выбор основы построения верхнего уровня определяется на стадии проектирования… с утверждением у Заказчика» (brief.txt, стр.79), противореча собственной жёсткой фиксации AlphaScada в стр.75. Написание продукта тоже расходится: AlphaScada против Alpha.Scada (модуль Alpha.Platform).</w:t>
       </w:r>
     </w:p>
     <w:p>
@@ -6304,7 +6304,7 @@
         <w:t xml:space="preserve">Вопрос Заказчику: </w:t>
       </w:r>
       <w:r>
-        <w:t xml:space="preserve">Привести определение «Заказчик» в ТЗ на ЦИМ к АО «Кольская ГМК» либо явно разграничить роли КГМК и ПАО в процессах ЦИМ/СОД.</w:t>
+        <w:t xml:space="preserve">Определить единый порядок: конкурсный выбор из целевых SCADA по перечню или прямое назначение AlphaScada; согласовать написание наименования продукта.</w:t>
       </w:r>
     </w:p>
     <w:p>
@@ -6329,13 +6329,13 @@
         <w:rPr>
           <w:b/>
         </w:rPr>
-        <w:t xml:space="preserve">C-83. </w:t>
-      </w:r>
-      <w:r>
-        <w:rPr>
-          <w:b/>
-        </w:rPr>
-        <w:t xml:space="preserve">SCADA верхнего уровня: текст Прил.5 жёстко фиксирует AlphaScada, перечни того же Прил.5 требуют конкурсный выбор из двух целевых систем</w:t>
+        <w:t xml:space="preserve">C-84. </w:t>
+      </w:r>
+      <w:r>
+        <w:rPr>
+          <w:b/>
+        </w:rPr>
+        <w:t xml:space="preserve">ПЛК среднего уровня: в тексте Прил.5 — «Прософт Системы» REGUL RX00 (вся серия), в перечнях — ООО «РегЛаб» и только Regul R050/R400/R500</w:t>
       </w:r>
     </w:p>
     <w:p>
@@ -6388,16 +6388,16 @@
               <w:rPr>
                 <w:i/>
               </w:rPr>
-              <w:t xml:space="preserve">«Верхний уровень строится на основе SCADA системы AlphaScada производитель АО «Атомик Софт»»</w:t>
-            </w:r>
-          </w:p>
-          <w:p>
-            <w:r>
-              <w:rPr>
-                <w:color w:val="666666"/>
-                <w:sz w:val="18"/>
-              </w:rPr>
-              <w:t xml:space="preserve">Прил.5 «Базовые требования…» (brief.txt), стр.75 (АСУТП → Структура системы)</w:t>
+              <w:t xml:space="preserve">«Средний уровень строится на основе контроллерного оборудования российских производителей ПЛК ООО «Прософт Системы» REGUL RX00, НИЦ «Инкомсистем» АБАК.»</w:t>
+            </w:r>
+          </w:p>
+          <w:p>
+            <w:r>
+              <w:rPr>
+                <w:color w:val="666666"/>
+                <w:sz w:val="18"/>
+              </w:rPr>
+              <w:t xml:space="preserve">Прил.5 «Базовые требования…» (brief.txt), стр.68 (АСУТП → Структура системы)</w:t>
             </w:r>
           </w:p>
         </w:tc>
@@ -6426,16 +6426,16 @@
               <w:rPr>
                 <w:i/>
               </w:rPr>
-              <w:t xml:space="preserve">«Утвердить для ИТ-систем класса АСУТП, реализуемых как ИТ-проекты, а также для проектов капитального строительства с ИТ-составляющей, следующие санкционно-независимые (отечественные) целевые SCADA-системы:»</w:t>
-            </w:r>
-          </w:p>
-          <w:p>
-            <w:r>
-              <w:rPr>
-                <w:color w:val="666666"/>
-                <w:sz w:val="18"/>
-              </w:rPr>
-              <w:t xml:space="preserve">Прил.5, перечни рекомендованных СА (pa.txt), стр.68–70 (п.2, Протокол № ГМК/13-пр-017 от 15.06.2026)</w:t>
+              <w:t xml:space="preserve">«Regul R050/ R400/R500    ООО «РегЛаб»»</w:t>
+            </w:r>
+          </w:p>
+          <w:p>
+            <w:r>
+              <w:rPr>
+                <w:color w:val="666666"/>
+                <w:sz w:val="18"/>
+              </w:rPr>
+              <w:t xml:space="preserve">Прил.5, перечни рекомендованных СА (pa.txt), стр.25 (п.1а, Протокол № ГМК/7-пр-081 от 10.06.2026)</w:t>
             </w:r>
           </w:p>
         </w:tc>
@@ -6449,7 +6449,7 @@
         <w:t xml:space="preserve">На что влияет: </w:t>
       </w:r>
       <w:r>
-        <w:t xml:space="preserve">Перечень называет две целевые SCADA — Alpha.Platform (АО «Атомик Софт») и Integrity SCADA (АО «ЭлеСи») — с примечанием «конечный выбор решения производить на основе конкурсных процедур» (pa.txt, стр.72–75). Сам текст Прил.5 ниже также говорит: «Окончательный выбор основы построения верхнего уровня определяется на стадии проектирования… с утверждением у Заказчика» (brief.txt, стр.79), противореча собственной жёсткой фиксации AlphaScada в стр.75. Написание продукта тоже расходится: AlphaScada против Alpha.Scada (модуль Alpha.Platform).</w:t>
+        <w:t xml:space="preserve">Текст допускает всю серию REGUL RX00 производства «Прософт Системы»; утверждённый перечень — только модели R050/R400/R500 с производителем ООО «РегЛаб», а АБАК — только К2/К3 у АО НИЦ «Инкомсистем» (pa.txt, стр.26). Неясно, допустимы ли прочие модели серии (R200, R600) и какой производитель указывается в спецификациях и опросных листах.</w:t>
       </w:r>
     </w:p>
     <w:p>
@@ -6460,7 +6460,7 @@
         <w:t xml:space="preserve">Вопрос Заказчику: </w:t>
       </w:r>
       <w:r>
-        <w:t xml:space="preserve">Определить единый порядок: конкурсный выбор из целевых SCADA по перечню или прямое назначение AlphaScada; согласовать написание наименования продукта.</w:t>
+        <w:t xml:space="preserve">Синхронизировать текст Прил.5 с перечнем: закрытый список допустимых моделей ПЛК и точные юридические наименования производителей.</w:t>
       </w:r>
     </w:p>
     <w:p>
@@ -6485,13 +6485,13 @@
         <w:rPr>
           <w:b/>
         </w:rPr>
-        <w:t xml:space="preserve">C-84. </w:t>
-      </w:r>
-      <w:r>
-        <w:rPr>
-          <w:b/>
-        </w:rPr>
-        <w:t xml:space="preserve">ПЛК среднего уровня: в тексте Прил.5 — «Прософт Системы» REGUL RX00 (вся серия), в перечнях — ООО «РегЛаб» и только Regul R050/R400/R500</w:t>
+        <w:t xml:space="preserve">C-88. </w:t>
+      </w:r>
+      <w:r>
+        <w:rPr>
+          <w:b/>
+        </w:rPr>
+        <w:t xml:space="preserve">Приложение №5: в ТЗ названо «Требования ОАСУ», документ называется иначе, и в теле ТЗ не вызвано ни для одного лота</w:t>
       </w:r>
     </w:p>
     <w:p>
@@ -6544,16 +6544,16 @@
               <w:rPr>
                 <w:i/>
               </w:rPr>
-              <w:t xml:space="preserve">«Средний уровень строится на основе контроллерного оборудования российских производителей ПЛК ООО «Прософт Системы» REGUL RX00, НИЦ «Инкомсистем» АБАК.»</w:t>
-            </w:r>
-          </w:p>
-          <w:p>
-            <w:r>
-              <w:rPr>
-                <w:color w:val="666666"/>
-                <w:sz w:val="18"/>
-              </w:rPr>
-              <w:t xml:space="preserve">Прил.5 «Базовые требования…» (brief.txt), стр.68 (АСУТП → Структура системы)</w:t>
+              <w:t xml:space="preserve">«Приложение № 5 – Требования ОАСУ.»</w:t>
+            </w:r>
+          </w:p>
+          <w:p>
+            <w:r>
+              <w:rPr>
+                <w:color w:val="666666"/>
+                <w:sz w:val="18"/>
+              </w:rPr>
+              <w:t xml:space="preserve">ТЗ на БИ ОВЭ-75. v.3.6.txt, стр.432 (Перечень приложений)</w:t>
             </w:r>
           </w:p>
         </w:tc>
@@ -6582,16 +6582,16 @@
               <w:rPr>
                 <w:i/>
               </w:rPr>
-              <w:t xml:space="preserve">«Regul R050/ R400/R500    ООО «РегЛаб»»</w:t>
-            </w:r>
-          </w:p>
-          <w:p>
-            <w:r>
-              <w:rPr>
-                <w:color w:val="666666"/>
-                <w:sz w:val="18"/>
-              </w:rPr>
-              <w:t xml:space="preserve">Прил.5, перечни рекомендованных СА (pa.txt), стр.25 (п.1а, Протокол № ГМК/7-пр-081 от 10.06.2026)</w:t>
+              <w:t xml:space="preserve">«Базовые требования при построении систем автоматизации на пл. Мончегорск»</w:t>
+            </w:r>
+          </w:p>
+          <w:p>
+            <w:r>
+              <w:rPr>
+                <w:color w:val="666666"/>
+                <w:sz w:val="18"/>
+              </w:rPr>
+              <w:t xml:space="preserve">Прил.5 «Базовые требования…» (brief.txt), стр.9 (титул Прил.5)</w:t>
             </w:r>
           </w:p>
         </w:tc>
@@ -6605,7 +6605,7 @@
         <w:t xml:space="preserve">На что влияет: </w:t>
       </w:r>
       <w:r>
-        <w:t xml:space="preserve">Текст допускает всю серию REGUL RX00 производства «Прософт Системы»; утверждённый перечень — только модели R050/R400/R500 с производителем ООО «РегЛаб», а АБАК — только К2/К3 у АО НИЦ «Инкомсистем» (pa.txt, стр.26). Неясно, допустимы ли прочие модели серии (R200, R600) и какой производитель указывается в спецификациях и опросных листах.</w:t>
+        <w:t xml:space="preserve">Сокращение «ОАСУ» в ТЗ нигде не расшифровано (в перечне сокращений его нет), наименование в перечне приложений не совпадает с титулом документа. В отличие от Прил.3, вызываемого в составе каждого лота (стр.198, 214, 296, 376, 416), и Прил.4 (стр.425), Прил.5 в теле ТЗ не упомянуто ни разу — обязательность его требований (и перечней рекомендованных средств, вторая часть без титула приложения) для Лотов 1–4 формально не установлена.</w:t>
       </w:r>
     </w:p>
     <w:p>
@@ -6616,7 +6616,7 @@
         <w:t xml:space="preserve">Вопрос Заказчику: </w:t>
       </w:r>
       <w:r>
-        <w:t xml:space="preserve">Синхронизировать текст Прил.5 с перечнем: закрытый список допустимых моделей ПЛК и точные юридические наименования производителей.</w:t>
+        <w:t xml:space="preserve">Расшифровать ОАСУ, привести название Прил.5 в соответствие с документом и прямо указать его применимость в требованиях каждого лота.</w:t>
       </w:r>
     </w:p>
     <w:p>
@@ -6641,13 +6641,13 @@
         <w:rPr>
           <w:b/>
         </w:rPr>
-        <w:t xml:space="preserve">C-88. </w:t>
-      </w:r>
-      <w:r>
-        <w:rPr>
-          <w:b/>
-        </w:rPr>
-        <w:t xml:space="preserve">Приложение №5: в ТЗ названо «Требования ОАСУ», документ называется иначе, и в теле ТЗ не вызвано ни для одного лота</w:t>
+        <w:t xml:space="preserve">C-94. </w:t>
+      </w:r>
+      <w:r>
+        <w:rPr>
+          <w:b/>
+        </w:rPr>
+        <w:t xml:space="preserve">v4.1: базис — новое строительство (п.1.3; пометки базиса в таблице объектов вычеркнуты), но в перечне приложений остались обмерные Прил.№6/№7 существующих зданий</w:t>
       </w:r>
     </w:p>
     <w:p>
@@ -6700,16 +6700,16 @@
               <w:rPr>
                 <w:i/>
               </w:rPr>
-              <w:t xml:space="preserve">«Приложение № 5 – Требования ОАСУ.»</w:t>
-            </w:r>
-          </w:p>
-          <w:p>
-            <w:r>
-              <w:rPr>
-                <w:color w:val="666666"/>
-                <w:sz w:val="18"/>
-              </w:rPr>
-              <w:t xml:space="preserve">ТЗ на БИ ОВЭ-75. v.3.6.txt, стр.432 (Перечень приложений)</w:t>
+              <w:t xml:space="preserve">«Предусматривается новое строительство объектов комплекса ОВЭ на свободной территории Промплощадки КГМК по варианту размещения, принятому Заказчиком.»</w:t>
+            </w:r>
+          </w:p>
+          <w:p>
+            <w:r>
+              <w:rPr>
+                <w:color w:val="666666"/>
+                <w:sz w:val="18"/>
+              </w:rPr>
+              <w:t xml:space="preserve">ТЗ на БИ v4.1, разд. 1.3 «Наименование и местонахождение проектируемого объекта»</w:t>
             </w:r>
           </w:p>
         </w:tc>
@@ -6738,16 +6738,16 @@
               <w:rPr>
                 <w:i/>
               </w:rPr>
-              <w:t xml:space="preserve">«Базовые требования при построении систем автоматизации на пл. Мончегорск»</w:t>
-            </w:r>
-          </w:p>
-          <w:p>
-            <w:r>
-              <w:rPr>
-                <w:color w:val="666666"/>
-                <w:sz w:val="18"/>
-              </w:rPr>
-              <w:t xml:space="preserve">Прил.5 «Базовые требования…» (brief.txt), стр.9 (титул Прил.5)</w:t>
+              <w:t xml:space="preserve">«Приложение № 6 – Существующее здание Цеха электролиза меди (ЦЭМ). … Приложение № 7 – Существующее здание Гидрометаллургического участка (ГМУ)»</w:t>
+            </w:r>
+          </w:p>
+          <w:p>
+            <w:r>
+              <w:rPr>
+                <w:color w:val="666666"/>
+                <w:sz w:val="18"/>
+              </w:rPr>
+              <w:t xml:space="preserve">ТЗ на БИ v4.1, «Перечень приложений» (пометки «(новое строительство)»/«(существующие здания)» в таблице объектов v4.1 вычеркнуты)</w:t>
             </w:r>
           </w:p>
         </w:tc>
@@ -6761,7 +6761,7 @@
         <w:t xml:space="preserve">На что влияет: </w:t>
       </w:r>
       <w:r>
-        <w:t xml:space="preserve">Сокращение «ОАСУ» в ТЗ нигде не расшифровано (в перечне сокращений его нет), наименование в перечне приложений не совпадает с титулом документа. В отличие от Прил.3, вызываемого в составе каждого лота (стр.198, 214, 296, 376, 416), и Прил.4 (стр.425), Прил.5 в теле ТЗ не упомянуто ни разу — обязательность его требований (и перечней рекомендованных средств, вторая часть без титула приложения) для Лотов 1–4 формально не установлена.</w:t>
+        <w:t xml:space="preserve">По правилу «зачёркнутое = исключено» v4.1 сняла пометки базиса в таблице объектов, и базис остаётся один — п.1.3: новое строительство всех объектов комплекса на свободной территории. При этом в перечне приложений сохранены обмерные Прил.№6 (здание ЦЭМ) и №7 (здание ГМУ) «существующих зданий» — их статус при новом строительстве не определён. Сам «вариант размещения, принятый Заказчиком» в ИД не выдан.</w:t>
       </w:r>
     </w:p>
     <w:p>
@@ -6772,7 +6772,7 @@
         <w:t xml:space="preserve">Вопрос Заказчику: </w:t>
       </w:r>
       <w:r>
-        <w:t xml:space="preserve">Расшифровать ОАСУ, привести название Прил.5 в соответствие с документом и прямо указать его применимость в требованиях каждого лота.</w:t>
+        <w:t xml:space="preserve">Подтвердить протоколом: базис всех лотов — новое строительство (п.1.3); статус Прил.№6/№7 — справочные (не применяются) либо исключить; передать «вариант размещения» (генплан) как ИД.</w:t>
       </w:r>
     </w:p>
     <w:p>
@@ -6797,13 +6797,13 @@
         <w:rPr>
           <w:b/>
         </w:rPr>
-        <w:t xml:space="preserve">C-95. </w:t>
-      </w:r>
-      <w:r>
-        <w:rPr>
-          <w:b/>
-        </w:rPr>
-        <w:t xml:space="preserve">v4.1: способ транспортировки огарка и пыли «определяется при разработке ОТР», но состав Лота 1 фиксирует автоцементовозы</w:t>
+        <w:t xml:space="preserve">C-96. </w:t>
+      </w:r>
+      <w:r>
+        <w:rPr>
+          <w:b/>
+        </w:rPr>
+        <w:t xml:space="preserve">v4.1: в таблице границ Лота №2 пустая строка — потеряна граница по сжатому воздуху</w:t>
       </w:r>
     </w:p>
     <w:p>
@@ -6812,7 +6812,7 @@
           <w:color w:val="666666"/>
           <w:sz w:val="20"/>
         </w:rPr>
-        <w:t xml:space="preserve">Лот №1 · Цех обжига · важность: существенные</w:t>
+        <w:t xml:space="preserve">Лот №2 · Купорос · важность: существенные</w:t>
       </w:r>
     </w:p>
     <w:tbl>
@@ -6856,16 +6856,16 @@
               <w:rPr>
                 <w:i/>
               </w:rPr>
-              <w:t xml:space="preserve">«накопление и передача огарка и пыли на гидрометаллургическую переработку (способ транспортировки определяется при разработке ОТР).»</w:t>
-            </w:r>
-          </w:p>
-          <w:p>
-            <w:r>
-              <w:rPr>
-                <w:color w:val="666666"/>
-                <w:sz w:val="18"/>
-              </w:rPr>
-              <w:t xml:space="preserve">ТЗ на БИ v4.1, разд. 2 «Общая технология», Цех обжига</w:t>
+              <w:t xml:space="preserve">«Маточный раствор 2 от получения медно-никелевого купороса ¦ Фланец выпарного аппарата II ступени получения медно-никелевого купороса»</w:t>
+            </w:r>
+          </w:p>
+          <w:p>
+            <w:r>
+              <w:rPr>
+                <w:color w:val="666666"/>
+                <w:sz w:val="18"/>
+              </w:rPr>
+              <w:t xml:space="preserve">ТЗ на БИ v4.1, таблица границ Лота №2 — следующая строка таблицы полностью пуста (« ¦ ¦ »)</w:t>
             </w:r>
           </w:p>
         </w:tc>
@@ -6894,16 +6894,16 @@
               <w:rPr>
                 <w:i/>
               </w:rPr>
-              <w:t xml:space="preserve">«холодильник огарка и «грубой» пыли с комплектом оборудования для приема и отгрузки материала на гидрометаллургическую переработку в автоцементовозы.»</w:t>
-            </w:r>
-          </w:p>
-          <w:p>
-            <w:r>
-              <w:rPr>
-                <w:color w:val="666666"/>
-                <w:sz w:val="18"/>
-              </w:rPr>
-              <w:t xml:space="preserve">ТЗ на БИ v4.1, состав оборудования Лота №1 (то же — для «тонкой» пыли; в описании технологии — «Отгрузка … предусматривается в автоцементовозы»)</w:t>
+              <w:t xml:space="preserve">«Компрессорный сжатый воздух для обеспечения технологии, пневматических механизмов и средств автоматизации ¦ Предварительно: фланец трубопровода на внешней стене цеха. Уточняется при разработке БИ и ОТР (согласовании Заказчиком ТУ на подключение)»</w:t>
+            </w:r>
+          </w:p>
+          <w:p>
+            <w:r>
+              <w:rPr>
+                <w:color w:val="666666"/>
+                <w:sz w:val="18"/>
+              </w:rPr>
+              <w:t xml:space="preserve">ТЗ на БИ v3.6, п. 4.3.2 — строка, стоявшая на этом месте до пересмотра</w:t>
             </w:r>
           </w:p>
         </w:tc>
@@ -6917,7 +6917,7 @@
         <w:t xml:space="preserve">На что влияет: </w:t>
       </w:r>
       <w:r>
-        <w:t xml:space="preserve">v4.1 сама вводит «способ транспортировки определяется при ОТР», но оставляет автоцементовозы в четырёх местах. Для БИ Лота 1 это выбор комплекта под бункерами (погрузка в цементовоз против конвейера/пневмотранспорта) и температурное ограничение: цементовоз допускает ≤65 °С при выгрузке из холодильников 70 °С (C-54).</w:t>
+        <w:t xml:space="preserve">При переписывании таблицы границ Лота 2 строка про сжатый воздух опустела: в v4.1 между «маточным раствором 2» и «паром» осталась строка без продукта и без границы. У Лота 3 граница по сжатому воздуху есть, у Лота 2 — исчезла, хотя пневмооборудование участка (центрифуги, клапаны, КИП) никуда не делось.</w:t>
       </w:r>
     </w:p>
     <w:p>
@@ -6928,7 +6928,7 @@
         <w:t xml:space="preserve">Вопрос Заказчику: </w:t>
       </w:r>
       <w:r>
-        <w:t xml:space="preserve">Убрать автоцементовозы из состава Лота №1 (оставить «комплект оборудования приёма и отгрузки, способ транспортировки — по ОТР») либо подтвердить автоцементовозы как принятое решение — тогда зафиксировать температуру выгрузки ≤65 °С.</w:t>
+        <w:t xml:space="preserve">Восстановить строку «Компрессорный сжатый воздух …» в таблице границ Лота №2 (или явно подтвердить исключение сжатого воздуха из границ Лота №2 с указанием, кто проектирует подвод).</w:t>
       </w:r>
     </w:p>
     <w:p>
@@ -6953,13 +6953,13 @@
         <w:rPr>
           <w:b/>
         </w:rPr>
-        <w:t xml:space="preserve">C-96. </w:t>
-      </w:r>
-      <w:r>
-        <w:rPr>
-          <w:b/>
-        </w:rPr>
-        <w:t xml:space="preserve">v4.1: в таблице границ Лота №2 пустая строка — потеряна граница по сжатому воздуху</w:t>
+        <w:t xml:space="preserve">C-98. </w:t>
+      </w:r>
+      <w:r>
+        <w:rPr>
+          <w:b/>
+        </w:rPr>
+        <w:t xml:space="preserve">v4.1: «не менее 2-х – 3-х ТКП на каждую позицию» и «Бюджетные ТКП по основному оборудованию» в одной фразе</w:t>
       </w:r>
     </w:p>
     <w:p>
@@ -6968,7 +6968,7 @@
           <w:color w:val="666666"/>
           <w:sz w:val="20"/>
         </w:rPr>
-        <w:t xml:space="preserve">Лот №2 · Купорос · важность: существенные</w:t>
+        <w:t xml:space="preserve">общий / стык · важность: существенные</w:t>
       </w:r>
     </w:p>
     <w:tbl>
@@ -7012,16 +7012,16 @@
               <w:rPr>
                 <w:i/>
               </w:rPr>
-              <w:t xml:space="preserve">«Маточный раствор 2 от получения медно-никелевого купороса ¦ Фланец выпарного аппарата II ступени получения медно-никелевого купороса»</w:t>
-            </w:r>
-          </w:p>
-          <w:p>
-            <w:r>
-              <w:rPr>
-                <w:color w:val="666666"/>
-                <w:sz w:val="18"/>
-              </w:rPr>
-              <w:t xml:space="preserve">ТЗ на БИ v4.1, таблица границ Лота №2 — следующая строка таблицы полностью пуста (« ¦ ¦ »)</w:t>
+              <w:t xml:space="preserve">«Стоимость оборудования по данным Технико-коммерческих предложений (ТКП) потенциальных поставщиков (не менее 2-х – 3-х на каждую позицию оборудования); Бюджетные ТКП по основному оборудованию.»</w:t>
+            </w:r>
+          </w:p>
+          <w:p>
+            <w:r>
+              <w:rPr>
+                <w:color w:val="666666"/>
+                <w:sz w:val="18"/>
+              </w:rPr>
+              <w:t xml:space="preserve">ТЗ на БИ v4.1, «Стоимость поставки» — одинаково по Лотам №1–4</w:t>
             </w:r>
           </w:p>
         </w:tc>
@@ -7050,16 +7050,16 @@
               <w:rPr>
                 <w:i/>
               </w:rPr>
-              <w:t xml:space="preserve">«Компрессорный сжатый воздух для обеспечения технологии, пневматических механизмов и средств автоматизации ¦ Предварительно: фланец трубопровода на внешней стене цеха. Уточняется при разработке БИ и ОТР (согласовании Заказчиком ТУ на подключение)»</w:t>
-            </w:r>
-          </w:p>
-          <w:p>
-            <w:r>
-              <w:rPr>
-                <w:color w:val="666666"/>
-                <w:sz w:val="18"/>
-              </w:rPr>
-              <w:t xml:space="preserve">ТЗ на БИ v3.6, п. 4.3.2 — строка, стоявшая на этом месте до пересмотра</w:t>
+              <w:t xml:space="preserve">«Бюджетную оценку общей стоимости комплектной поставки технологического оборудования и материалов (трубопроводов, газоходов, технологических металлоконструкций, теплоизоляции и т.д.) в границах проектирования, указанных в пункте 4.5.»</w:t>
+            </w:r>
+          </w:p>
+          <w:p>
+            <w:r>
+              <w:rPr>
+                <w:color w:val="666666"/>
+                <w:sz w:val="18"/>
+              </w:rPr>
+              <w:t xml:space="preserve">ТЗ на БИ v4.1, «Стоимость поставки по Лоту №1», второй абзац</w:t>
             </w:r>
           </w:p>
         </w:tc>
@@ -7073,7 +7073,22 @@
         <w:t xml:space="preserve">На что влияет: </w:t>
       </w:r>
       <w:r>
-        <w:t xml:space="preserve">При переписывании таблицы границ Лота 2 строка про сжатый воздух опустела: в v4.1 между «маточным раствором 2» и «паром» осталась строка без продукта и без границы. У Лота 3 граница по сжатому воздуху есть, у Лота 2 — исчезла, хотя пневмооборудование участка (центрифуги, клапаны, КИП) никуда не делось.</w:t>
+        <w:t xml:space="preserve">v4.1 добавила «Бюджетные ТКП по основному оборудованию» (наше предложение по глубине оценки принято) и назвала итоговую оценку «Бюджетной», но не сняла «не менее 2-х – 3-х на КАЖДУЮ позицию». На этапе БИ это сотни позиций × 2–3 полноценных ТКП — невыполнимо по срокам и не нужно для бюджетной оценки; непонятно, какая из двух норм действует. [Правка 25.08: при первичном прочтении вычеркнутая строка учитывалась как действующая; по правилу «зачёркнутое = исключено» противоречия нет — действует только «Бюджетные ТКП по основному оборудованию».]</w:t>
+      </w:r>
+    </w:p>
+    <w:p>
+      <w:r>
+        <w:rPr>
+          <w:b/>
+          <w:color w:val="0CA30C"/>
+        </w:rPr>
+        <w:t xml:space="preserve">Статус по редакции 25.08.2026 (ТЗ v4.1 / ЦИМ ред.2): </w:t>
+      </w:r>
+      <w:r>
+        <w:rPr>
+          <w:color w:val="0CA30C"/>
+        </w:rPr>
+        <w:t xml:space="preserve">снято по правило чтения v4.1 «зачёркнутое = исключено» (принято 25.08.2026, подтвердить протоколом с Заказчиком): строка «не менее 2-х – 3-х на каждую позицию» в v4.1 вычеркнута — действуют только бюджетные ТКП по основному оборудованию</w:t>
       </w:r>
     </w:p>
     <w:p>
@@ -7084,7 +7099,7 @@
         <w:t xml:space="preserve">Вопрос Заказчику: </w:t>
       </w:r>
       <w:r>
-        <w:t xml:space="preserve">Восстановить строку «Компрессорный сжатый воздух …» в таблице границ Лота №2 (или явно подтвердить исключение сжатого воздуха из границ Лота №2 с указанием, кто проектирует подвод).</w:t>
+        <w:t xml:space="preserve">Сформулировать однозначно: «бюджетные ТКП по основному оборудованию (не менее 2 на позицию основного перечня, перечень фиксируется при старте БИ); прочее — по укрупнённым показателям и базам данных».</w:t>
       </w:r>
     </w:p>
     <w:p>
@@ -7109,13 +7124,13 @@
         <w:rPr>
           <w:b/>
         </w:rPr>
-        <w:t xml:space="preserve">C-98. </w:t>
-      </w:r>
-      <w:r>
-        <w:rPr>
-          <w:b/>
-        </w:rPr>
-        <w:t xml:space="preserve">v4.1: «не менее 2-х – 3-х ТКП на каждую позицию» и «Бюджетные ТКП по основному оборудованию» в одной фразе</w:t>
+        <w:t xml:space="preserve">C-100. </w:t>
+      </w:r>
+      <w:r>
+        <w:rPr>
+          <w:b/>
+        </w:rPr>
+        <w:t xml:space="preserve">v4.1: граница Лота №3 — фланец патрубка подачи каждой ванны, но циркуляционный бак остаётся в составе БИ (выше границы)</w:t>
       </w:r>
     </w:p>
     <w:p>
@@ -7124,7 +7139,7 @@
           <w:color w:val="666666"/>
           <w:sz w:val="20"/>
         </w:rPr>
-        <w:t xml:space="preserve">общий / стык · важность: существенные</w:t>
+        <w:t xml:space="preserve">Лот №3 · Электроэкстракция · важность: существенные</w:t>
       </w:r>
     </w:p>
     <w:tbl>
@@ -7168,16 +7183,16 @@
               <w:rPr>
                 <w:i/>
               </w:rPr>
-              <w:t xml:space="preserve">«Стоимость оборудования по данным Технико-коммерческих предложений (ТКП) потенциальных поставщиков (не менее 2-х – 3-х на каждую позицию оборудования); Бюджетные ТКП по основному оборудованию.»</w:t>
-            </w:r>
-          </w:p>
-          <w:p>
-            <w:r>
-              <w:rPr>
-                <w:color w:val="666666"/>
-                <w:sz w:val="18"/>
-              </w:rPr>
-              <w:t xml:space="preserve">ТЗ на БИ v4.1, «Стоимость поставки» — одинаково по Лотам №1–4</w:t>
+              <w:t xml:space="preserve">«Раствор питания электролизных ванн ¦ Фланец патрубка подачи электролита в каждую электролизную ванну»</w:t>
+            </w:r>
+          </w:p>
+          <w:p>
+            <w:r>
+              <w:rPr>
+                <w:color w:val="666666"/>
+                <w:sz w:val="18"/>
+              </w:rPr>
+              <w:t xml:space="preserve">ТЗ на БИ v4.1, таблица границ Лота №3</w:t>
             </w:r>
           </w:p>
         </w:tc>
@@ -7206,16 +7221,16 @@
               <w:rPr>
                 <w:i/>
               </w:rPr>
-              <w:t xml:space="preserve">«Бюджетную оценку общей стоимости комплектной поставки технологического оборудования и материалов (трубопроводов, газоходов, технологических металлоконструкций, теплоизоляции и т.д.) в границах проектирования, указанных в пункте 4.5.»</w:t>
-            </w:r>
-          </w:p>
-          <w:p>
-            <w:r>
-              <w:rPr>
-                <w:color w:val="666666"/>
-                <w:sz w:val="18"/>
-              </w:rPr>
-              <w:t xml:space="preserve">ТЗ на БИ v4.1, «Стоимость поставки по Лоту №1», второй абзац</w:t>
+              <w:t xml:space="preserve">«Оборудование для получения катодной меди, включая: Циркуляционный бак. … Напорный трубопровод для ванн электроэкстракции меди»</w:t>
+            </w:r>
+          </w:p>
+          <w:p>
+            <w:r>
+              <w:rPr>
+                <w:color w:val="666666"/>
+                <w:sz w:val="18"/>
+              </w:rPr>
+              <w:t xml:space="preserve">ТЗ на БИ v4.1, перечни Лота №3: бак — в составе БИ, напорный трубопровод — в перечне «не включаемого»</w:t>
             </w:r>
           </w:p>
         </w:tc>
@@ -7229,7 +7244,7 @@
         <w:t xml:space="preserve">На что влияет: </w:t>
       </w:r>
       <w:r>
-        <w:t xml:space="preserve">v4.1 добавила «Бюджетные ТКП по основному оборудованию» (наше предложение по глубине оценки принято) и назвала итоговую оценку «Бюджетной», но не сняла «не менее 2-х – 3-х на КАЖДУЮ позицию». На этапе БИ это сотни позиций × 2–3 полноценных ТКП — невыполнимо по срокам и не нужно для бюджетной оценки; непонятно, какая из двух норм действует.</w:t>
+        <w:t xml:space="preserve">Вход в границы Лота 3 перенесён с ёмкости фильтрата (v3.6) на патрубок подачи каждой ванны. Но циркуляционный бак стоит выше этой границы (между ним и ваннами — исключённый из БИ напорный трубопровод), при этом бак включён в состав БИ Лота 3. Оборудование в составе лота оказывается вне его заявленных границ — исполнитель БИ не может корректно определить объём проектирования и стоимости.</w:t>
       </w:r>
     </w:p>
     <w:p>
@@ -7240,7 +7255,7 @@
         <w:t xml:space="preserve">Вопрос Заказчику: </w:t>
       </w:r>
       <w:r>
-        <w:t xml:space="preserve">Сформулировать однозначно: «бюджетные ТКП по основному оборудованию (не менее 2 на позицию основного перечня, перечень фиксируется при старте БИ); прочее — по укрупнённым показателям и базам данных».</w:t>
+        <w:t xml:space="preserve">Определить вход Лота №3: либо граница — входной фланец циркуляционного бака (тогда таблицу границ дополнить), либо патрубки ванн (тогда указать, в чей объём входят циркуляционный бак и напорный коллектор).</w:t>
       </w:r>
     </w:p>
     <w:p>
@@ -7255,6 +7270,23 @@
           <w:color w:val="888888"/>
         </w:rPr>
         <w:t xml:space="preserve">____________________________________________________________</w:t>
+      </w:r>
+    </w:p>
+    <w:p>
+      <w:pPr>
+        <w:pStyle w:val="Heading1"/>
+      </w:pPr>
+      <w:r>
+        <w:t xml:space="preserve">3. Формальные расхождения (55)</w:t>
+      </w:r>
+    </w:p>
+    <w:p>
+      <w:r>
+        <w:rPr>
+          <w:color w:val="666666"/>
+          <w:sz w:val="20"/>
+        </w:rPr>
+        <w:t xml:space="preserve">Формальности: опечатки и битые ссылки, которые всплывут на экспертизе.</w:t>
       </w:r>
     </w:p>
     <w:p>
@@ -7265,13 +7297,13 @@
         <w:rPr>
           <w:b/>
         </w:rPr>
-        <w:t xml:space="preserve">C-100. </w:t>
-      </w:r>
-      <w:r>
-        <w:rPr>
-          <w:b/>
-        </w:rPr>
-        <w:t xml:space="preserve">v4.1: граница Лота №3 — фланец патрубка подачи каждой ванны, но циркуляционный бак остаётся в составе БИ (выше границы)</w:t>
+        <w:t xml:space="preserve">C-06. </w:t>
+      </w:r>
+      <w:r>
+        <w:rPr>
+          <w:b/>
+        </w:rPr>
+        <w:t xml:space="preserve">Несуществующая марка стали в ИД: 12Х1812Т</w:t>
       </w:r>
     </w:p>
     <w:p>
@@ -7280,7 +7312,7 @@
           <w:color w:val="666666"/>
           <w:sz w:val="20"/>
         </w:rPr>
-        <w:t xml:space="preserve">Лот №3 · Электроэкстракция · важность: существенные</w:t>
+        <w:t xml:space="preserve">Лот №1 · Цех обжига · важность: формальные</w:t>
       </w:r>
     </w:p>
     <w:tbl>
@@ -7324,16 +7356,7 @@
               <w:rPr>
                 <w:i/>
               </w:rPr>
-              <w:t xml:space="preserve">«Раствор питания электролизных ванн ¦ Фланец патрубка подачи электролита в каждую электролизную ванну»</w:t>
-            </w:r>
-          </w:p>
-          <w:p>
-            <w:r>
-              <w:rPr>
-                <w:color w:val="666666"/>
-                <w:sz w:val="18"/>
-              </w:rPr>
-              <w:t xml:space="preserve">ТЗ на БИ v4.1, таблица границ Лота №3</w:t>
+              <w:t xml:space="preserve">«ИД ч.1, табл. 24 — материал циклона, электрофильтра и дымососов указан четырежды как «12Х1812Т»»</w:t>
             </w:r>
           </w:p>
         </w:tc>
@@ -7362,16 +7385,7 @@
               <w:rPr>
                 <w:i/>
               </w:rPr>
-              <w:t xml:space="preserve">«Оборудование для получения катодной меди, включая: Циркуляционный бак. … Напорный трубопровод для ванн электроэкстракции меди»</w:t>
-            </w:r>
-          </w:p>
-          <w:p>
-            <w:r>
-              <w:rPr>
-                <w:color w:val="666666"/>
-                <w:sz w:val="18"/>
-              </w:rPr>
-              <w:t xml:space="preserve">ТЗ на БИ v4.1, перечни Лота №3: бак — в составе БИ, напорный трубопровод — в перечне «не включаемого»</w:t>
+              <w:t xml:space="preserve">«Там же, один раз указано корректно — 12Х18Н10Т»</w:t>
             </w:r>
           </w:p>
         </w:tc>
@@ -7385,7 +7399,7 @@
         <w:t xml:space="preserve">На что влияет: </w:t>
       </w:r>
       <w:r>
-        <w:t xml:space="preserve">Вход в границы Лота 3 перенесён с ёмкости фильтрата (v3.6) на патрубок подачи каждой ванны. Но циркуляционный бак стоит выше этой границы (между ним и ваннами — исключённый из БИ напорный трубопровод), при этом бак включён в состав БИ Лота 3. Оборудование в составе лота оказывается вне его заявленных границ — исполнитель БИ не может корректно определить объём проектирования и стоимости.</w:t>
+        <w:t xml:space="preserve">Марки 12Х1812Т не существует. Очевидная опечатка, но в спецификации и опросных листах она приведёт к разночтениям с изготовителем.</w:t>
       </w:r>
     </w:p>
     <w:p>
@@ -7396,7 +7410,7 @@
         <w:t xml:space="preserve">Вопрос Заказчику: </w:t>
       </w:r>
       <w:r>
-        <w:t xml:space="preserve">Определить вход Лота №3: либо граница — входной фланец циркуляционного бака (тогда таблицу границ дополнить), либо патрубки ванн (тогда указать, в чей объём входят циркуляционный бак и напорный коллектор).</w:t>
+        <w:t xml:space="preserve">Подтверждаем прочтение как 12Х18Н10Т?</w:t>
       </w:r>
     </w:p>
     <w:p>
@@ -7411,23 +7425,6 @@
           <w:color w:val="888888"/>
         </w:rPr>
         <w:t xml:space="preserve">____________________________________________________________</w:t>
-      </w:r>
-    </w:p>
-    <w:p>
-      <w:pPr>
-        <w:pStyle w:val="Heading1"/>
-      </w:pPr>
-      <w:r>
-        <w:t xml:space="preserve">3. Формальные расхождения (54)</w:t>
-      </w:r>
-    </w:p>
-    <w:p>
-      <w:r>
-        <w:rPr>
-          <w:color w:val="666666"/>
-          <w:sz w:val="20"/>
-        </w:rPr>
-        <w:t xml:space="preserve">Формальности: опечатки и битые ссылки, которые всплывут на экспертизе.</w:t>
       </w:r>
     </w:p>
     <w:p>
@@ -7438,13 +7435,13 @@
         <w:rPr>
           <w:b/>
         </w:rPr>
-        <w:t xml:space="preserve">C-06. </w:t>
-      </w:r>
-      <w:r>
-        <w:rPr>
-          <w:b/>
-        </w:rPr>
-        <w:t xml:space="preserve">Несуществующая марка стали в ИД: 12Х1812Т</w:t>
+        <w:t xml:space="preserve">C-07. </w:t>
+      </w:r>
+      <w:r>
+        <w:rPr>
+          <w:b/>
+        </w:rPr>
+        <w:t xml:space="preserve">Ссылка на отменённый нормативный документ</w:t>
       </w:r>
     </w:p>
     <w:p>
@@ -7453,7 +7450,7 @@
           <w:color w:val="666666"/>
           <w:sz w:val="20"/>
         </w:rPr>
-        <w:t xml:space="preserve">Лот №1 · Цех обжига · важность: формальные</w:t>
+        <w:t xml:space="preserve">Лот №3 · Электроэкстракция · важность: формальные</w:t>
       </w:r>
     </w:p>
     <w:tbl>
@@ -7497,7 +7494,7 @@
               <w:rPr>
                 <w:i/>
               </w:rPr>
-              <w:t xml:space="preserve">«ИД ч.1, табл. 24 — материал циклона, электрофильтра и дымососов указан четырежды как «12Х1812Т»»</w:t>
+              <w:t xml:space="preserve">«ИД ч.2 — ссылка на ПБ 10-382-00 «Правила устройства и безопасной эксплуатации грузоподъёмных кранов»»</w:t>
             </w:r>
           </w:p>
         </w:tc>
@@ -7526,7 +7523,7 @@
               <w:rPr>
                 <w:i/>
               </w:rPr>
-              <w:t xml:space="preserve">«Там же, один раз указано корректно — 12Х18Н10Т»</w:t>
+              <w:t xml:space="preserve">«Документ отменён; действует ФНП № 461 от 26.11.2020»</w:t>
             </w:r>
           </w:p>
         </w:tc>
@@ -7540,7 +7537,7 @@
         <w:t xml:space="preserve">На что влияет: </w:t>
       </w:r>
       <w:r>
-        <w:t xml:space="preserve">Марки 12Х1812Т не существует. Очевидная опечатка, но в спецификации и опросных листах она приведёт к разночтениям с изготовителем.</w:t>
+        <w:t xml:space="preserve">При прохождении экспертизы ссылка на отменённый документ будет замечанием.</w:t>
       </w:r>
     </w:p>
     <w:p>
@@ -7551,7 +7548,7 @@
         <w:t xml:space="preserve">Вопрос Заказчику: </w:t>
       </w:r>
       <w:r>
-        <w:t xml:space="preserve">Подтверждаем прочтение как 12Х18Н10Т?</w:t>
+        <w:t xml:space="preserve">Подтверждаем применение ФНП № 461 вместо ПБ 10-382-00?</w:t>
       </w:r>
     </w:p>
     <w:p>
@@ -7576,13 +7573,13 @@
         <w:rPr>
           <w:b/>
         </w:rPr>
-        <w:t xml:space="preserve">C-07. </w:t>
-      </w:r>
-      <w:r>
-        <w:rPr>
-          <w:b/>
-        </w:rPr>
-        <w:t xml:space="preserve">Ссылка на отменённый нормативный документ</w:t>
+        <w:t xml:space="preserve">C-19. </w:t>
+      </w:r>
+      <w:r>
+        <w:rPr>
+          <w:b/>
+        </w:rPr>
+        <w:t xml:space="preserve">Дубль номера 3.3.2 в таблице границ проектирования ТЗ (3.3.3 пропущен)</w:t>
       </w:r>
     </w:p>
     <w:p>
@@ -7591,7 +7588,7 @@
           <w:color w:val="666666"/>
           <w:sz w:val="20"/>
         </w:rPr>
-        <w:t xml:space="preserve">Лот №3 · Электроэкстракция · важность: формальные</w:t>
+        <w:t xml:space="preserve">Лот №1 · Цех обжига · важность: формальные</w:t>
       </w:r>
     </w:p>
     <w:tbl>
@@ -7635,7 +7632,16 @@
               <w:rPr>
                 <w:i/>
               </w:rPr>
-              <w:t xml:space="preserve">«ИД ч.2 — ссылка на ПБ 10-382-00 «Правила устройства и безопасной эксплуатации грузоподъёмных кранов»»</w:t>
+              <w:t xml:space="preserve">«3.3.2 ¦ Медный кек NNH в «биг-бэг» ¦ Ворота цеха»</w:t>
+            </w:r>
+          </w:p>
+          <w:p>
+            <w:r>
+              <w:rPr>
+                <w:color w:val="666666"/>
+                <w:sz w:val="18"/>
+              </w:rPr>
+              <w:t xml:space="preserve">ТЗ, п. 3.3, таблица границ проектирования, строка 151 файла</w:t>
             </w:r>
           </w:p>
         </w:tc>
@@ -7664,7 +7670,16 @@
               <w:rPr>
                 <w:i/>
               </w:rPr>
-              <w:t xml:space="preserve">«Документ отменён; действует ФНП № 461 от 26.11.2020»</w:t>
+              <w:t xml:space="preserve">«3.3.2 ¦ Цементная медь в титановых контейнерах ¦ Ворота цеха»</w:t>
+            </w:r>
+          </w:p>
+          <w:p>
+            <w:r>
+              <w:rPr>
+                <w:color w:val="666666"/>
+                <w:sz w:val="18"/>
+              </w:rPr>
+              <w:t xml:space="preserve">ТЗ, п. 3.3, таблица границ проектирования, строка 152 файла</w:t>
             </w:r>
           </w:p>
         </w:tc>
@@ -7678,7 +7693,22 @@
         <w:t xml:space="preserve">На что влияет: </w:t>
       </w:r>
       <w:r>
-        <w:t xml:space="preserve">При прохождении экспертизы ссылка на отменённый документ будет замечанием.</w:t>
+        <w:t xml:space="preserve">Две разные границы (кек NNH и цементная медь) идут под одним номером 3.3.2, номера 3.3.3 нет — дальше идёт 3.3.4. Ссылки на «границы, указанные в пункте 3.3» (пп. 3.4, 3.6 ТЗ) становятся неоднозначными для двух позиций.</w:t>
+      </w:r>
+    </w:p>
+    <w:p>
+      <w:r>
+        <w:rPr>
+          <w:b/>
+          <w:color w:val="0CA30C"/>
+        </w:rPr>
+        <w:t xml:space="preserve">Статус по редакции 25.08.2026 (ТЗ v4.1 / ЦИМ ред.2): </w:t>
+      </w:r>
+      <w:r>
+        <w:rPr>
+          <w:color w:val="0CA30C"/>
+        </w:rPr>
+        <w:t xml:space="preserve">нумерация строк таблиц границ в v4.1 удалена вовсе — двойного 3.3.2 больше нет; ссылки теперь ведут на пункты целиком (границы Лота 1 — п. 4.5)</w:t>
       </w:r>
     </w:p>
     <w:p>
@@ -7689,7 +7719,7 @@
         <w:t xml:space="preserve">Вопрос Заказчику: </w:t>
       </w:r>
       <w:r>
-        <w:t xml:space="preserve">Подтверждаем применение ФНП № 461 вместо ПБ 10-382-00?</w:t>
+        <w:t xml:space="preserve">Просьба перенумеровать таблицу границ п. 3.3 ТЗ (цементную медь — в 3.3.3), чтобы ссылки на границы были однозначны.</w:t>
       </w:r>
     </w:p>
     <w:p>
@@ -7714,13 +7744,13 @@
         <w:rPr>
           <w:b/>
         </w:rPr>
-        <w:t xml:space="preserve">C-19. </w:t>
-      </w:r>
-      <w:r>
-        <w:rPr>
-          <w:b/>
-        </w:rPr>
-        <w:t xml:space="preserve">Дубль номера 3.3.2 в таблице границ проектирования ТЗ (3.3.3 пропущен)</w:t>
+        <w:t xml:space="preserve">C-20. </w:t>
+      </w:r>
+      <w:r>
+        <w:rPr>
+          <w:b/>
+        </w:rPr>
+        <w:t xml:space="preserve">Количество концентрата ОРФ: 74528 против 74516,60 т/год внутри одной таблицы ИД</w:t>
       </w:r>
     </w:p>
     <w:p>
@@ -7773,16 +7803,16 @@
               <w:rPr>
                 <w:i/>
               </w:rPr>
-              <w:t xml:space="preserve">«3.3.2 ¦ Медный кек NNH в «биг-бэг» ¦ Ворота цеха»</w:t>
-            </w:r>
-          </w:p>
-          <w:p>
-            <w:r>
-              <w:rPr>
-                <w:color w:val="666666"/>
-                <w:sz w:val="18"/>
-              </w:rPr>
-              <w:t xml:space="preserve">ТЗ, п. 3.3, таблица границ проектирования, строка 151 файла</w:t>
+              <w:t xml:space="preserve">«2 ¦ Общее количество поступающего медного концентрата от разделения файнштейна ¦ т/год ¦ 74528»</w:t>
+            </w:r>
+          </w:p>
+          <w:p>
+            <w:r>
+              <w:rPr>
+                <w:color w:val="666666"/>
+                <w:sz w:val="18"/>
+              </w:rPr>
+              <w:t xml:space="preserve">ИД ч.1, табл. 23, поз. 2, строка 480 файла</w:t>
             </w:r>
           </w:p>
         </w:tc>
@@ -7811,16 +7841,16 @@
               <w:rPr>
                 <w:i/>
               </w:rPr>
-              <w:t xml:space="preserve">«3.3.2 ¦ Цементная медь в титановых контейнерах ¦ Ворота цеха»</w:t>
-            </w:r>
-          </w:p>
-          <w:p>
-            <w:r>
-              <w:rPr>
-                <w:color w:val="666666"/>
-                <w:sz w:val="18"/>
-              </w:rPr>
-              <w:t xml:space="preserve">ТЗ, п. 3.3, таблица границ проектирования, строка 152 файла</w:t>
+              <w:t xml:space="preserve">«60 ¦ Количество перерабатываемого медного концентрата ОРФ ¦ т/год ¦ 74516,60»</w:t>
+            </w:r>
+          </w:p>
+          <w:p>
+            <w:r>
+              <w:rPr>
+                <w:color w:val="666666"/>
+                <w:sz w:val="18"/>
+              </w:rPr>
+              <w:t xml:space="preserve">ИД ч.1, табл. 23, поз. 60, строка 549 файла</w:t>
             </w:r>
           </w:p>
         </w:tc>
@@ -7834,22 +7864,7 @@
         <w:t xml:space="preserve">На что влияет: </w:t>
       </w:r>
       <w:r>
-        <w:t xml:space="preserve">Две разные границы (кек NNH и цементная медь) идут под одним номером 3.3.2, номера 3.3.3 нет — дальше идёт 3.3.4. Ссылки на «границы, указанные в пункте 3.3» (пп. 3.4, 3.6 ТЗ) становятся неоднозначными для двух позиций.</w:t>
-      </w:r>
-    </w:p>
-    <w:p>
-      <w:r>
-        <w:rPr>
-          <w:b/>
-          <w:color w:val="0CA30C"/>
-        </w:rPr>
-        <w:t xml:space="preserve">Статус по редакции 25.08.2026 (ТЗ v4.1 / ЦИМ ред.2): </w:t>
-      </w:r>
-      <w:r>
-        <w:rPr>
-          <w:color w:val="0CA30C"/>
-        </w:rPr>
-        <w:t xml:space="preserve">нумерация строк таблиц границ в v4.1 удалена вовсе — двойного 3.3.2 больше нет; ссылки теперь ведут на пункты целиком (границы Лота 1 — п. 4.5)</w:t>
+        <w:t xml:space="preserve">Один и тот же годовой поток концентрата в одной таблице: 74528 т (поз. 2, откуда и 9,0 т/ч) и 74516,60 т (поз. 60). Той же линии — «концентрата на фильтрацию 73496,0» (поз. 44) против «на обжиг 73492,02» (поз. 62). ТЗ (строка 123) и текст ИД (строка 352) дают 74517/74516,6 т. Разница мала, но для балансов и увязки с участком сгущения нужна одна цифра.</w:t>
       </w:r>
     </w:p>
     <w:p>
@@ -7860,7 +7875,7 @@
         <w:t xml:space="preserve">Вопрос Заказчику: </w:t>
       </w:r>
       <w:r>
-        <w:t xml:space="preserve">Просьба перенумеровать таблицу границ п. 3.3 ТЗ (цементную медь — в 3.3.3), чтобы ссылки на границы были однозначны.</w:t>
+        <w:t xml:space="preserve">Какое количество концентрата ОРФ принимать базовым: 74516,6 т/год (текст ИД и ТЗ) или 74528 т/год (табл. 23 поз. 2)?</w:t>
       </w:r>
     </w:p>
     <w:p>
@@ -7885,13 +7900,13 @@
         <w:rPr>
           <w:b/>
         </w:rPr>
-        <w:t xml:space="preserve">C-20. </w:t>
-      </w:r>
-      <w:r>
-        <w:rPr>
-          <w:b/>
-        </w:rPr>
-        <w:t xml:space="preserve">Количество концентрата ОРФ: 74528 против 74516,60 т/год внутри одной таблицы ИД</w:t>
+        <w:t xml:space="preserve">C-21. </w:t>
+      </w:r>
+      <w:r>
+        <w:rPr>
+          <w:b/>
+        </w:rPr>
+        <w:t xml:space="preserve">Давление пара котла-утилизатора: 1,8 / 1,9 / 1,863 МПа в трёх местах</w:t>
       </w:r>
     </w:p>
     <w:p>
@@ -7944,16 +7959,16 @@
               <w:rPr>
                 <w:i/>
               </w:rPr>
-              <w:t xml:space="preserve">«2 ¦ Общее количество поступающего медного концентрата от разделения файнштейна ¦ т/год ¦ 74528»</w:t>
-            </w:r>
-          </w:p>
-          <w:p>
-            <w:r>
-              <w:rPr>
-                <w:color w:val="666666"/>
-                <w:sz w:val="18"/>
-              </w:rPr>
-              <w:t xml:space="preserve">ИД ч.1, табл. 23, поз. 2, строка 480 файла</w:t>
+              <w:t xml:space="preserve">«при температуре охлаждаемого газа до 12000С и давлении пара 1,8 МПа подпиточная вода должна отвечать следующим характеристикам»</w:t>
+            </w:r>
+          </w:p>
+          <w:p>
+            <w:r>
+              <w:rPr>
+                <w:color w:val="666666"/>
+                <w:sz w:val="18"/>
+              </w:rPr>
+              <w:t xml:space="preserve">ИД ч.1, п. 1.3.10, строка 346 файла</w:t>
             </w:r>
           </w:p>
         </w:tc>
@@ -7982,16 +7997,16 @@
               <w:rPr>
                 <w:i/>
               </w:rPr>
-              <w:t xml:space="preserve">«60 ¦ Количество перерабатываемого медного концентрата ОРФ ¦ т/год ¦ 74516,60»</w:t>
-            </w:r>
-          </w:p>
-          <w:p>
-            <w:r>
-              <w:rPr>
-                <w:color w:val="666666"/>
-                <w:sz w:val="18"/>
-              </w:rPr>
-              <w:t xml:space="preserve">ИД ч.1, табл. 23, поз. 60, строка 549 файла</w:t>
+              <w:t xml:space="preserve">«Котел-утилизатор вырабатывает перегретый пар с давлением 1,9 МПа и температурой 3750С»</w:t>
+            </w:r>
+          </w:p>
+          <w:p>
+            <w:r>
+              <w:rPr>
+                <w:color w:val="666666"/>
+                <w:sz w:val="18"/>
+              </w:rPr>
+              <w:t xml:space="preserve">ИД ч.1, разд. 2.5, строка 449 файла</w:t>
             </w:r>
           </w:p>
         </w:tc>
@@ -8005,7 +8020,7 @@
         <w:t xml:space="preserve">На что влияет: </w:t>
       </w:r>
       <w:r>
-        <w:t xml:space="preserve">Один и тот же годовой поток концентрата в одной таблице: 74528 т (поз. 2, откуда и 9,0 т/ч) и 74516,60 т (поз. 60). Той же линии — «концентрата на фильтрацию 73496,0» (поз. 44) против «на обжиг 73492,02» (поз. 62). ТЗ (строка 123) и текст ИД (строка 352) дают 74517/74516,6 т. Разница мала, но для балансов и увязки с участком сгущения нужна одна цифра.</w:t>
+        <w:t xml:space="preserve">Давление перегретого пара одного и того же котла-утилизатора: 1,8 МПа (п. 1.3.10), 1,9 МПа (разд. 2.5 и табл. 26) и 1,863 МПа «не более» (табл. 23 поз. 267, строка 914). Влияет на нормы качества питательной воды по РД 24.032.01-91, характеристики котла и РОУ в опросных листах.</w:t>
       </w:r>
     </w:p>
     <w:p>
@@ -8016,7 +8031,7 @@
         <w:t xml:space="preserve">Вопрос Заказчику: </w:t>
       </w:r>
       <w:r>
-        <w:t xml:space="preserve">Какое количество концентрата ОРФ принимать базовым: 74516,6 т/год (текст ИД и ТЗ) или 74528 т/год (табл. 23 поз. 2)?</w:t>
+        <w:t xml:space="preserve">Какое рабочее давление перегретого пара котла-утилизатора принять единым по документу: 1,8, 1,863 или 1,9 МПа?</w:t>
       </w:r>
     </w:p>
     <w:p>
@@ -8041,13 +8056,13 @@
         <w:rPr>
           <w:b/>
         </w:rPr>
-        <w:t xml:space="preserve">C-21. </w:t>
-      </w:r>
-      <w:r>
-        <w:rPr>
-          <w:b/>
-        </w:rPr>
-        <w:t xml:space="preserve">Давление пара котла-утилизатора: 1,8 / 1,9 / 1,863 МПа в трёх местах</w:t>
+        <w:t xml:space="preserve">C-22. </w:t>
+      </w:r>
+      <w:r>
+        <w:rPr>
+          <w:b/>
+        </w:rPr>
+        <w:t xml:space="preserve">Состав пыли (вспомогательный вариант): в тексте Cu 67,57 %, в итогах таблицы 11 — 67,76 %</w:t>
       </w:r>
     </w:p>
     <w:p>
@@ -8100,16 +8115,16 @@
               <w:rPr>
                 <w:i/>
               </w:rPr>
-              <w:t xml:space="preserve">«при температуре охлаждаемого газа до 12000С и давлении пара 1,8 МПа подпиточная вода должна отвечать следующим характеристикам»</w:t>
-            </w:r>
-          </w:p>
-          <w:p>
-            <w:r>
-              <w:rPr>
-                <w:color w:val="666666"/>
-                <w:sz w:val="18"/>
-              </w:rPr>
-              <w:t xml:space="preserve">ИД ч.1, п. 1.3.10, строка 346 файла</w:t>
+              <w:t xml:space="preserve">«- для вспомогательного варианта: 67,57 Cu, 3,76 Ni, 0,17 Co, 4,71 Fe, 1,60 S, 0,019 Cl.»</w:t>
+            </w:r>
+          </w:p>
+          <w:p>
+            <w:r>
+              <w:rPr>
+                <w:color w:val="666666"/>
+                <w:sz w:val="18"/>
+              </w:rPr>
+              <w:t xml:space="preserve">ИД ч.1, п. 1.2.2, строка 155 файла</w:t>
             </w:r>
           </w:p>
         </w:tc>
@@ -8138,16 +8153,16 @@
               <w:rPr>
                 <w:i/>
               </w:rPr>
-              <w:t xml:space="preserve">«Котел-утилизатор вырабатывает перегретый пар с давлением 1,9 МПа и температурой 3750С»</w:t>
-            </w:r>
-          </w:p>
-          <w:p>
-            <w:r>
-              <w:rPr>
-                <w:color w:val="666666"/>
-                <w:sz w:val="18"/>
-              </w:rPr>
-              <w:t xml:space="preserve">ИД ч.1, разд. 2.5, строка 449 файла</w:t>
+              <w:t xml:space="preserve">«Химический состав, % ¦ 3,76 ¦ 67,76 ¦ 0,17 ¦ 4,71 ¦ 1,60»</w:t>
+            </w:r>
+          </w:p>
+          <w:p>
+            <w:r>
+              <w:rPr>
+                <w:color w:val="666666"/>
+                <w:sz w:val="18"/>
+              </w:rPr>
+              <w:t xml:space="preserve">ИД ч.1, табл. 11, итоговая строка, строка 184 файла</w:t>
             </w:r>
           </w:p>
         </w:tc>
@@ -8161,7 +8176,7 @@
         <w:t xml:space="preserve">На что влияет: </w:t>
       </w:r>
       <w:r>
-        <w:t xml:space="preserve">Давление перегретого пара одного и того же котла-утилизатора: 1,8 МПа (п. 1.3.10), 1,9 МПа (разд. 2.5 и табл. 26) и 1,863 МПа «не более» (табл. 23 поз. 267, строка 914). Влияет на нормы качества питательной воды по РД 24.032.01-91, характеристики котла и РОУ в опросных листах.</w:t>
+        <w:t xml:space="preserve">В итоговой строке табл. 11 Cu 67,76 % — цифра основного варианта; сумма самой таблицы по колонке Cu (2,57+1,88+63,09+0,033) даёт 67,57 %, как в тексте и в табл. 23 поз. 253 (67,567). Итоговую строку табл. 11 надо исправить, чтобы балансы по меди для гидрометаллургии сходились.</w:t>
       </w:r>
     </w:p>
     <w:p>
@@ -8172,7 +8187,7 @@
         <w:t xml:space="preserve">Вопрос Заказчику: </w:t>
       </w:r>
       <w:r>
-        <w:t xml:space="preserve">Какое рабочее давление перегретого пара котла-утилизатора принять единым по документу: 1,8, 1,863 или 1,9 МПа?</w:t>
+        <w:t xml:space="preserve">Подтвердите содержание меди в обжиговой пыли по вспомогательному варианту — 67,57 % (текст, табл. 23), а 67,76 % в итогах табл. 11 — опечатка?</w:t>
       </w:r>
     </w:p>
     <w:p>
@@ -8197,13 +8212,13 @@
         <w:rPr>
           <w:b/>
         </w:rPr>
-        <w:t xml:space="preserve">C-22. </w:t>
-      </w:r>
-      <w:r>
-        <w:rPr>
-          <w:b/>
-        </w:rPr>
-        <w:t xml:space="preserve">Состав пыли (вспомогательный вариант): в тексте Cu 67,57 %, в итогах таблицы 11 — 67,76 %</w:t>
+        <w:t xml:space="preserve">C-23. </w:t>
+      </w:r>
+      <w:r>
+        <w:rPr>
+          <w:b/>
+        </w:rPr>
+        <w:t xml:space="preserve">Сера в пыли котла-утилизатора (вспомогательный вариант): 1,43 % в тексте против 2,15 % в таблице 13</w:t>
       </w:r>
     </w:p>
     <w:p>
@@ -8256,16 +8271,16 @@
               <w:rPr>
                 <w:i/>
               </w:rPr>
-              <w:t xml:space="preserve">«- для вспомогательного варианта: 67,57 Cu, 3,76 Ni, 0,17 Co, 4,71 Fe, 1,60 S, 0,019 Cl.»</w:t>
-            </w:r>
-          </w:p>
-          <w:p>
-            <w:r>
-              <w:rPr>
-                <w:color w:val="666666"/>
-                <w:sz w:val="18"/>
-              </w:rPr>
-              <w:t xml:space="preserve">ИД ч.1, п. 1.2.2, строка 155 файла</w:t>
+              <w:t xml:space="preserve">«в пылесборнике котла-утилизатора – 2,15 (1,43), одиночного циклона – 2,27 (1,51), электрофильтра: 3,44 (2,29) %»</w:t>
+            </w:r>
+          </w:p>
+          <w:p>
+            <w:r>
+              <w:rPr>
+                <w:color w:val="666666"/>
+                <w:sz w:val="18"/>
+              </w:rPr>
+              <w:t xml:space="preserve">ИД ч.1, п. 1.2.2, строка 156 файла (в скобках — вспомогательный вариант)</w:t>
             </w:r>
           </w:p>
         </w:tc>
@@ -8294,16 +8309,16 @@
               <w:rPr>
                 <w:i/>
               </w:rPr>
-              <w:t xml:space="preserve">«Химический состав, % ¦ 3,76 ¦ 67,76 ¦ 0,17 ¦ 4,71 ¦ 1,60»</w:t>
-            </w:r>
-          </w:p>
-          <w:p>
-            <w:r>
-              <w:rPr>
-                <w:color w:val="666666"/>
-                <w:sz w:val="18"/>
-              </w:rPr>
-              <w:t xml:space="preserve">ИД ч.1, табл. 11, итоговая строка, строка 184 файла</w:t>
+              <w:t xml:space="preserve">«Химический состав, % ¦ 3,57 ¦ 69,05 ¦ 0,16 ¦ 4,29 ¦ 2,15 ¦ 0,05»</w:t>
+            </w:r>
+          </w:p>
+          <w:p>
+            <w:r>
+              <w:rPr>
+                <w:color w:val="666666"/>
+                <w:sz w:val="18"/>
+              </w:rPr>
+              <w:t xml:space="preserve">ИД ч.1, табл. 13 (вспомогательный вариант), итоговая строка, строка 212 файла</w:t>
             </w:r>
           </w:p>
         </w:tc>
@@ -8317,7 +8332,7 @@
         <w:t xml:space="preserve">На что влияет: </w:t>
       </w:r>
       <w:r>
-        <w:t xml:space="preserve">В итоговой строке табл. 11 Cu 67,76 % — цифра основного варианта; сумма самой таблицы по колонке Cu (2,57+1,88+63,09+0,033) даёт 67,57 %, как в тексте и в табл. 23 поз. 253 (67,567). Итоговую строку табл. 11 надо исправить, чтобы балансы по меди для гидрометаллургии сходились.</w:t>
+        <w:t xml:space="preserve">В итогах табл. 13 для вспомогательного варианта S=2,15 % — значение основного варианта; сумма серы по её же строкам 1,38+0,05=1,43 %, как в тексте. Третье значение даёт табл. 23 поз. 285 — 1,494 %. Содержание серы в «грубой» пыли определяет сульфатную нагрузку на выщелачивание.</w:t>
       </w:r>
     </w:p>
     <w:p>
@@ -8328,7 +8343,7 @@
         <w:t xml:space="preserve">Вопрос Заказчику: </w:t>
       </w:r>
       <w:r>
-        <w:t xml:space="preserve">Подтвердите содержание меди в обжиговой пыли по вспомогательному варианту — 67,57 % (текст, табл. 23), а 67,76 % в итогах табл. 11 — опечатка?</w:t>
+        <w:t xml:space="preserve">Какое содержание серы в пыли котла-утилизатора по вспомогательному варианту верно: 1,43 % (текст/суммы табл. 13), 1,494 % (табл. 23) или 2,15 % (итог табл. 13)?</w:t>
       </w:r>
     </w:p>
     <w:p>
@@ -8353,13 +8368,13 @@
         <w:rPr>
           <w:b/>
         </w:rPr>
-        <w:t xml:space="preserve">C-23. </w:t>
-      </w:r>
-      <w:r>
-        <w:rPr>
-          <w:b/>
-        </w:rPr>
-        <w:t xml:space="preserve">Сера в пыли котла-утилизатора (вспомогательный вариант): 1,43 % в тексте против 2,15 % в таблице 13</w:t>
+        <w:t xml:space="preserve">C-24. </w:t>
+      </w:r>
+      <w:r>
+        <w:rPr>
+          <w:b/>
+        </w:rPr>
+        <w:t xml:space="preserve">Влажность кека концентрата после фильтрации: 9-11 % против 10-15 %</w:t>
       </w:r>
     </w:p>
     <w:p>
@@ -8412,16 +8427,16 @@
               <w:rPr>
                 <w:i/>
               </w:rPr>
-              <w:t xml:space="preserve">«в пылесборнике котла-утилизатора – 2,15 (1,43), одиночного циклона – 2,27 (1,51), электрофильтра: 3,44 (2,29) %»</w:t>
-            </w:r>
-          </w:p>
-          <w:p>
-            <w:r>
-              <w:rPr>
-                <w:color w:val="666666"/>
-                <w:sz w:val="18"/>
-              </w:rPr>
-              <w:t xml:space="preserve">ИД ч.1, п. 1.2.2, строка 156 файла (в скобках — вспомогательный вариант)</w:t>
+              <w:t xml:space="preserve">«Влажность концентрата, поступающего на обжиг, составляет 9-11 %. Для расчетов принимается среднее значение: 10 %.»</w:t>
+            </w:r>
+          </w:p>
+          <w:p>
+            <w:r>
+              <w:rPr>
+                <w:color w:val="666666"/>
+                <w:sz w:val="18"/>
+              </w:rPr>
+              <w:t xml:space="preserve">ИД ч.1, п. 1.1.1, строка 56 файла</w:t>
             </w:r>
           </w:p>
         </w:tc>
@@ -8450,16 +8465,16 @@
               <w:rPr>
                 <w:i/>
               </w:rPr>
-              <w:t xml:space="preserve">«Химический состав, % ¦ 3,57 ¦ 69,05 ¦ 0,16 ¦ 4,29 ¦ 2,15 ¦ 0,05»</w:t>
-            </w:r>
-          </w:p>
-          <w:p>
-            <w:r>
-              <w:rPr>
-                <w:color w:val="666666"/>
-                <w:sz w:val="18"/>
-              </w:rPr>
-              <w:t xml:space="preserve">ИД ч.1, табл. 13 (вспомогательный вариант), итоговая строка, строка 212 файла</w:t>
+              <w:t xml:space="preserve">«Обезвоженный медный концентрат (кек) с остаточной влажностью 10-15 % с барабанных фильтров разгружается на ленточные конвейеры»</w:t>
+            </w:r>
+          </w:p>
+          <w:p>
+            <w:r>
+              <w:rPr>
+                <w:color w:val="666666"/>
+                <w:sz w:val="18"/>
+              </w:rPr>
+              <w:t xml:space="preserve">ИД ч.1, п. 2.1, строка 357 файла</w:t>
             </w:r>
           </w:p>
         </w:tc>
@@ -8473,7 +8488,7 @@
         <w:t xml:space="preserve">На что влияет: </w:t>
       </w:r>
       <w:r>
-        <w:t xml:space="preserve">В итогах табл. 13 для вспомогательного варианта S=2,15 % — значение основного варианта; сумма серы по её же строкам 1,38+0,05=1,43 %, как в тексте. Третье значение даёт табл. 23 поз. 285 — 1,494 %. Содержание серы в «грубой» пыли определяет сульфатную нагрузку на выщелачивание.</w:t>
+        <w:t xml:space="preserve">Про один и тот же кек с барабанных вакуум-фильтров: п. 1.1.1 и табл. 23 (поз. 47 — 10 %, поз. 70 — 9-11 %) и ТЗ (строка 127 — 10 %) против 10-15 % в п. 2.1. При 15 % влаги тепловой баланс печи и расход тепла на испарение (14 % расхода тепла) существенно уходят от расчёта.</w:t>
       </w:r>
     </w:p>
     <w:p>
@@ -8484,7 +8499,7 @@
         <w:t xml:space="preserve">Вопрос Заказчику: </w:t>
       </w:r>
       <w:r>
-        <w:t xml:space="preserve">Какое содержание серы в пыли котла-утилизатора по вспомогательному варианту верно: 1,43 % (текст/суммы табл. 13), 1,494 % (табл. 23) или 2,15 % (итог табл. 13)?</w:t>
+        <w:t xml:space="preserve">Какая гарантируемая влажность кека медного концентрата после барабанных фильтров: 9-11 % (расчёт 10 %) или 10-15 %?</w:t>
       </w:r>
     </w:p>
     <w:p>
@@ -8509,13 +8524,13 @@
         <w:rPr>
           <w:b/>
         </w:rPr>
-        <w:t xml:space="preserve">C-24. </w:t>
-      </w:r>
-      <w:r>
-        <w:rPr>
-          <w:b/>
-        </w:rPr>
-        <w:t xml:space="preserve">Влажность кека концентрата после фильтрации: 9-11 % против 10-15 %</w:t>
+        <w:t xml:space="preserve">C-25. </w:t>
+      </w:r>
+      <w:r>
+        <w:rPr>
+          <w:b/>
+        </w:rPr>
+        <w:t xml:space="preserve">Запылённость газа после котла-утилизатора: 110-130 против 110-125 г/нм3 в соседних абзацах</w:t>
       </w:r>
     </w:p>
     <w:p>
@@ -8568,16 +8583,16 @@
               <w:rPr>
                 <w:i/>
               </w:rPr>
-              <w:t xml:space="preserve">«Влажность концентрата, поступающего на обжиг, составляет 9-11 %. Для расчетов принимается среднее значение: 10 %.»</w:t>
-            </w:r>
-          </w:p>
-          <w:p>
-            <w:r>
-              <w:rPr>
-                <w:color w:val="666666"/>
-                <w:sz w:val="18"/>
-              </w:rPr>
-              <w:t xml:space="preserve">ИД ч.1, п. 1.1.1, строка 56 файла</w:t>
+              <w:t xml:space="preserve">«Температура газа на выходе из котла составляет 4000С, запыленность – 110-130 г/нм3»</w:t>
+            </w:r>
+          </w:p>
+          <w:p>
+            <w:r>
+              <w:rPr>
+                <w:color w:val="666666"/>
+                <w:sz w:val="18"/>
+              </w:rPr>
+              <w:t xml:space="preserve">ИД ч.1, разд. 2.5, строка 449 файла</w:t>
             </w:r>
           </w:p>
         </w:tc>
@@ -8606,16 +8621,16 @@
               <w:rPr>
                 <w:i/>
               </w:rPr>
-              <w:t xml:space="preserve">«Обезвоженный медный концентрат (кек) с остаточной влажностью 10-15 % с барабанных фильтров разгружается на ленточные конвейеры»</w:t>
-            </w:r>
-          </w:p>
-          <w:p>
-            <w:r>
-              <w:rPr>
-                <w:color w:val="666666"/>
-                <w:sz w:val="18"/>
-              </w:rPr>
-              <w:t xml:space="preserve">ИД ч.1, п. 2.1, строка 357 файла</w:t>
+              <w:t xml:space="preserve">«после чего запыленность газа снижается со 110-125 до 20-35 г/нм3»</w:t>
+            </w:r>
+          </w:p>
+          <w:p>
+            <w:r>
+              <w:rPr>
+                <w:color w:val="666666"/>
+                <w:sz w:val="18"/>
+              </w:rPr>
+              <w:t xml:space="preserve">ИД ч.1, разд. 2.5, строка 454 файла</w:t>
             </w:r>
           </w:p>
         </w:tc>
@@ -8629,7 +8644,7 @@
         <w:t xml:space="preserve">На что влияет: </w:t>
       </w:r>
       <w:r>
-        <w:t xml:space="preserve">Про один и тот же кек с барабанных вакуум-фильтров: п. 1.1.1 и табл. 23 (поз. 47 — 10 %, поз. 70 — 9-11 %) и ТЗ (строка 127 — 10 %) против 10-15 % в п. 2.1. При 15 % влаги тепловой баланс печи и расход тепла на испарение (14 % расхода тепла) существенно уходят от расчёта.</w:t>
+        <w:t xml:space="preserve">Один и тот же газ на входе в циклон: 110-130 г/нм3 в описании котла и 110-125 г/нм3 в описании циклона; расчётная табл. 23 (поз. 277) даёт 127,1 г/нм3 — за пределами второго диапазона. Мелочь, но диапазон входит в исходные требования на циклон.</w:t>
       </w:r>
     </w:p>
     <w:p>
@@ -8640,7 +8655,7 @@
         <w:t xml:space="preserve">Вопрос Заказчику: </w:t>
       </w:r>
       <w:r>
-        <w:t xml:space="preserve">Какая гарантируемая влажность кека медного концентрата после барабанных фильтров: 9-11 % (расчёт 10 %) или 10-15 %?</w:t>
+        <w:t xml:space="preserve">Уточните запылённость газа на входе в одиночный циклон: 110-130 или 110-125 г/нм3 (расчёт даёт 127,1)?</w:t>
       </w:r>
     </w:p>
     <w:p>
@@ -8665,13 +8680,13 @@
         <w:rPr>
           <w:b/>
         </w:rPr>
-        <w:t xml:space="preserve">C-25. </w:t>
-      </w:r>
-      <w:r>
-        <w:rPr>
-          <w:b/>
-        </w:rPr>
-        <w:t xml:space="preserve">Запылённость газа после котла-утилизатора: 110-130 против 110-125 г/нм3 в соседних абзацах</w:t>
+        <w:t xml:space="preserve">C-26. </w:t>
+      </w:r>
+      <w:r>
+        <w:rPr>
+          <w:b/>
+        </w:rPr>
+        <w:t xml:space="preserve">Арифметика таблицы 26: 2,2×7920 = 23760 в одной строке и 17424 в другой</w:t>
       </w:r>
     </w:p>
     <w:p>
@@ -8724,16 +8739,16 @@
               <w:rPr>
                 <w:i/>
               </w:rPr>
-              <w:t xml:space="preserve">«Температура газа на выходе из котла составляет 4000С, запыленность – 110-130 г/нм3»</w:t>
-            </w:r>
-          </w:p>
-          <w:p>
-            <w:r>
-              <w:rPr>
-                <w:color w:val="666666"/>
-                <w:sz w:val="18"/>
-              </w:rPr>
-              <w:t xml:space="preserve">ИД ч.1, разд. 2.5, строка 449 файла</w:t>
+              <w:t xml:space="preserve">«шлюзовый затвор выгрузки пылевого бункера ¦ 1 ¦  ¦  ¦ 380 ¦ 2,2×7920=23760 ¦ 23760/71264=0,333»</w:t>
+            </w:r>
+          </w:p>
+          <w:p>
+            <w:r>
+              <w:rPr>
+                <w:color w:val="666666"/>
+                <w:sz w:val="18"/>
+              </w:rPr>
+              <w:t xml:space="preserve">ИД ч.1, табл. 26, раздел «Очистка газа от пыли в одиночном циклоне», строка 1585 файла</w:t>
             </w:r>
           </w:p>
         </w:tc>
@@ -8762,16 +8777,16 @@
               <w:rPr>
                 <w:i/>
               </w:rPr>
-              <w:t xml:space="preserve">«после чего запыленность газа снижается со 110-125 до 20-35 г/нм3»</w:t>
-            </w:r>
-          </w:p>
-          <w:p>
-            <w:r>
-              <w:rPr>
-                <w:color w:val="666666"/>
-                <w:sz w:val="18"/>
-              </w:rPr>
-              <w:t xml:space="preserve">ИД ч.1, разд. 2.5, строка 454 файла</w:t>
+              <w:t xml:space="preserve">«виброразгружатель ¦ 1 ¦  ¦  ¦ 380 ¦ 2,2×7920=17424 ¦ 17424/71264=0,244»</w:t>
+            </w:r>
+          </w:p>
+          <w:p>
+            <w:r>
+              <w:rPr>
+                <w:color w:val="666666"/>
+                <w:sz w:val="18"/>
+              </w:rPr>
+              <w:t xml:space="preserve">ИД ч.1, табл. 26, раздел «Накопление и бункеровка огарка...», строка 1613 файла</w:t>
             </w:r>
           </w:p>
         </w:tc>
@@ -8785,7 +8800,7 @@
         <w:t xml:space="preserve">На что влияет: </w:t>
       </w:r>
       <w:r>
-        <w:t xml:space="preserve">Один и тот же газ на входе в циклон: 110-130 г/нм3 в описании котла и 110-125 г/нм3 в описании циклона; расчётная табл. 23 (поз. 277) даёт 127,1 г/нм3 — за пределами второго диапазона. Мелочь, но диапазон входит в исходные требования на циклон.</w:t>
+        <w:t xml:space="preserve">Одно и то же произведение 2,2×7920 в одной таблице равно 23760 (неверно, скопировано от затвора котла с 3 кВт) и 17424 (верно). Ошибка тянется в удельный расход (0,333 вместо 0,245) и ставит под сомнение итог электроэнергии 1524392 кВт·ч.</w:t>
       </w:r>
     </w:p>
     <w:p>
@@ -8796,7 +8811,7 @@
         <w:t xml:space="preserve">Вопрос Заказчику: </w:t>
       </w:r>
       <w:r>
-        <w:t xml:space="preserve">Уточните запылённость газа на входе в одиночный циклон: 110-130 или 110-125 г/нм3 (расчёт даёт 127,1)?</w:t>
+        <w:t xml:space="preserve">Просьба исправить строку затвора циклона в табл. 26 (2,2×7920=17424, удельный 0,245) и пересчитать итог электроэнергии по цеху.</w:t>
       </w:r>
     </w:p>
     <w:p>
@@ -8821,13 +8836,13 @@
         <w:rPr>
           <w:b/>
         </w:rPr>
-        <w:t xml:space="preserve">C-26. </w:t>
-      </w:r>
-      <w:r>
-        <w:rPr>
-          <w:b/>
-        </w:rPr>
-        <w:t xml:space="preserve">Арифметика таблицы 26: 2,2×7920 = 23760 в одной строке и 17424 в другой</w:t>
+        <w:t xml:space="preserve">C-27. </w:t>
+      </w:r>
+      <w:r>
+        <w:rPr>
+          <w:b/>
+        </w:rPr>
+        <w:t xml:space="preserve">Расход мазута на горелку разогрева 0,975 т/ч превышает паспорт МГМГ-10 (до 940 кг/ч)</w:t>
       </w:r>
     </w:p>
     <w:p>
@@ -8880,16 +8895,16 @@
               <w:rPr>
                 <w:i/>
               </w:rPr>
-              <w:t xml:space="preserve">«шлюзовый затвор выгрузки пылевого бункера ¦ 1 ¦  ¦  ¦ 380 ¦ 2,2×7920=23760 ¦ 23760/71264=0,333»</w:t>
-            </w:r>
-          </w:p>
-          <w:p>
-            <w:r>
-              <w:rPr>
-                <w:color w:val="666666"/>
-                <w:sz w:val="18"/>
-              </w:rPr>
-              <w:t xml:space="preserve">ИД ч.1, табл. 26, раздел «Очистка газа от пыли в одиночном циклоне», строка 1585 файла</w:t>
+              <w:t xml:space="preserve">«горелки МГМГ-10 производства ООО “Барнаульский завод энергетического оборудования” производительностью по мазуту до 940 кг/час»</w:t>
+            </w:r>
+          </w:p>
+          <w:p>
+            <w:r>
+              <w:rPr>
+                <w:color w:val="666666"/>
+                <w:sz w:val="18"/>
+              </w:rPr>
+              <w:t xml:space="preserve">ИД ч.1, п. 2.4, строка 428 файла</w:t>
             </w:r>
           </w:p>
         </w:tc>
@@ -8918,16 +8933,16 @@
               <w:rPr>
                 <w:i/>
               </w:rPr>
-              <w:t xml:space="preserve">«виброразгружатель ¦ 1 ¦  ¦  ¦ 380 ¦ 2,2×7920=17424 ¦ 17424/71264=0,244»</w:t>
-            </w:r>
-          </w:p>
-          <w:p>
-            <w:r>
-              <w:rPr>
-                <w:color w:val="666666"/>
-                <w:sz w:val="18"/>
-              </w:rPr>
-              <w:t xml:space="preserve">ИД ч.1, табл. 26, раздел «Накопление и бункеровка огарка...», строка 1613 файла</w:t>
+              <w:t xml:space="preserve">«Мазут М100 на разогрев печи, т ¦  ¦ содержание серы до 3,5 % ¦  ¦ 0,975×3×16×10=468»</w:t>
+            </w:r>
+          </w:p>
+          <w:p>
+            <w:r>
+              <w:rPr>
+                <w:color w:val="666666"/>
+                <w:sz w:val="18"/>
+              </w:rPr>
+              <w:t xml:space="preserve">ИД ч.1, табл. 26, раздел «Обжиг шихты в печи КС», строка 1574 файла</w:t>
             </w:r>
           </w:p>
         </w:tc>
@@ -8941,7 +8956,7 @@
         <w:t xml:space="preserve">На что влияет: </w:t>
       </w:r>
       <w:r>
-        <w:t xml:space="preserve">Одно и то же произведение 2,2×7920 в одной таблице равно 23760 (неверно, скопировано от затвора котла с 3 кВт) и 17424 (верно). Ошибка тянется в удельный расход (0,333 вместо 0,245) и ставит под сомнение итог электроэнергии 1524392 кВт·ч.</w:t>
+        <w:t xml:space="preserve">Норма расхода посчитана из 0,975 т/ч на каждую из 3 горелок, что выше паспортной производительности МГМГ-10 (0,940 т/ч). Либо число горелок/время разогрева, либо паспортная производительность в опросном листе должны быть скорректированы.</w:t>
       </w:r>
     </w:p>
     <w:p>
@@ -8952,7 +8967,7 @@
         <w:t xml:space="preserve">Вопрос Заказчику: </w:t>
       </w:r>
       <w:r>
-        <w:t xml:space="preserve">Просьба исправить строку затвора циклона в табл. 26 (2,2×7920=17424, удельный 0,245) и пересчитать итог электроэнергии по цеху.</w:t>
+        <w:t xml:space="preserve">Подтвердите расход мазута на горелку разогрева: 0,940 т/ч по паспорту МГМГ-10 или 0,975 т/ч, принятые в табл. 26?</w:t>
       </w:r>
     </w:p>
     <w:p>
@@ -8977,13 +8992,13 @@
         <w:rPr>
           <w:b/>
         </w:rPr>
-        <w:t xml:space="preserve">C-27. </w:t>
-      </w:r>
-      <w:r>
-        <w:rPr>
-          <w:b/>
-        </w:rPr>
-        <w:t xml:space="preserve">Расход мазута на горелку разогрева 0,975 т/ч превышает паспорт МГМГ-10 (до 940 кг/ч)</w:t>
+        <w:t xml:space="preserve">C-28. </w:t>
+      </w:r>
+      <w:r>
+        <w:rPr>
+          <w:b/>
+        </w:rPr>
+        <w:t xml:space="preserve">Высота расширяющейся части печи: 6450 мм в тексте против 6448 мм в таблице 23</w:t>
       </w:r>
     </w:p>
     <w:p>
@@ -9036,16 +9051,16 @@
               <w:rPr>
                 <w:i/>
               </w:rPr>
-              <w:t xml:space="preserve">«горелки МГМГ-10 производства ООО “Барнаульский завод энергетического оборудования” производительностью по мазуту до 940 кг/час»</w:t>
-            </w:r>
-          </w:p>
-          <w:p>
-            <w:r>
-              <w:rPr>
-                <w:color w:val="666666"/>
-                <w:sz w:val="18"/>
-              </w:rPr>
-              <w:t xml:space="preserve">ИД ч.1, п. 2.4, строка 428 файла</w:t>
+              <w:t xml:space="preserve">«Высота расширяющейся части печи 6450 мм»</w:t>
+            </w:r>
+          </w:p>
+          <w:p>
+            <w:r>
+              <w:rPr>
+                <w:color w:val="666666"/>
+                <w:sz w:val="18"/>
+              </w:rPr>
+              <w:t xml:space="preserve">ИД ч.1, разд. 2.3, строка 417 файла</w:t>
             </w:r>
           </w:p>
         </w:tc>
@@ -9074,16 +9089,16 @@
               <w:rPr>
                 <w:i/>
               </w:rPr>
-              <w:t xml:space="preserve">«Мазут М100 на разогрев печи, т ¦  ¦ содержание серы до 3,5 % ¦  ¦ 0,975×3×16×10=468»</w:t>
-            </w:r>
-          </w:p>
-          <w:p>
-            <w:r>
-              <w:rPr>
-                <w:color w:val="666666"/>
-                <w:sz w:val="18"/>
-              </w:rPr>
-              <w:t xml:space="preserve">ИД ч.1, табл. 26, раздел «Обжиг шихты в печи КС», строка 1574 файла</w:t>
+              <w:t xml:space="preserve">«высота расширяющейся части печи ¦ мм ¦ 6448»</w:t>
+            </w:r>
+          </w:p>
+          <w:p>
+            <w:r>
+              <w:rPr>
+                <w:color w:val="666666"/>
+                <w:sz w:val="18"/>
+              </w:rPr>
+              <w:t xml:space="preserve">ИД ч.1, табл. 23, поз. 214, строка 779 файла</w:t>
             </w:r>
           </w:p>
         </w:tc>
@@ -9097,7 +9112,7 @@
         <w:t xml:space="preserve">На что влияет: </w:t>
       </w:r>
       <w:r>
-        <w:t xml:space="preserve">Норма расхода посчитана из 0,975 т/ч на каждую из 3 горелок, что выше паспортной производительности МГМГ-10 (0,940 т/ч). Либо число горелок/время разогрева, либо паспортная производительность в опросном листе должны быть скорректированы.</w:t>
+        <w:t xml:space="preserve">Разница 2 мм непринципиальна, но это один и тот же геометрический размер печи КС в двух местах одного документа — в исходных требованиях на печь должна остаться одна цифра.</w:t>
       </w:r>
     </w:p>
     <w:p>
@@ -9108,7 +9123,7 @@
         <w:t xml:space="preserve">Вопрос Заказчику: </w:t>
       </w:r>
       <w:r>
-        <w:t xml:space="preserve">Подтвердите расход мазута на горелку разогрева: 0,940 т/ч по паспорту МГМГ-10 или 0,975 т/ч, принятые в табл. 26?</w:t>
+        <w:t xml:space="preserve">Какую высоту расширяющейся части печи КС фиксировать в исходных требованиях: 6448 или 6450 мм?</w:t>
       </w:r>
     </w:p>
     <w:p>
@@ -9133,13 +9148,13 @@
         <w:rPr>
           <w:b/>
         </w:rPr>
-        <w:t xml:space="preserve">C-28. </w:t>
-      </w:r>
-      <w:r>
-        <w:rPr>
-          <w:b/>
-        </w:rPr>
-        <w:t xml:space="preserve">Высота расширяющейся части печи: 6450 мм в тексте против 6448 мм в таблице 23</w:t>
+        <w:t xml:space="preserve">C-29. </w:t>
+      </w:r>
+      <w:r>
+        <w:rPr>
+          <w:b/>
+        </w:rPr>
+        <w:t xml:space="preserve">Годовая шихта: 107917 т в тексте против 106892 т в балансе (таблица 22)</w:t>
       </w:r>
     </w:p>
     <w:p>
@@ -9192,16 +9207,16 @@
               <w:rPr>
                 <w:i/>
               </w:rPr>
-              <w:t xml:space="preserve">«Высота расширяющейся части печи 6450 мм»</w:t>
-            </w:r>
-          </w:p>
-          <w:p>
-            <w:r>
-              <w:rPr>
-                <w:color w:val="666666"/>
-                <w:sz w:val="18"/>
-              </w:rPr>
-              <w:t xml:space="preserve">ИД ч.1, разд. 2.3, строка 417 файла</w:t>
+              <w:t xml:space="preserve">«годовую производительность по шихте на основе медного концентрата от разделения файнштейна, содержащей помимо концентрата медный кек NNH и цементную медь, равную 107917 т, что соответствует 71952 т меди»</w:t>
+            </w:r>
+          </w:p>
+          <w:p>
+            <w:r>
+              <w:rPr>
+                <w:color w:val="666666"/>
+                <w:sz w:val="18"/>
+              </w:rPr>
+              <w:t xml:space="preserve">ИД ч.1, разд. 2, строка 352 файла</w:t>
             </w:r>
           </w:p>
         </w:tc>
@@ -9230,16 +9245,16 @@
               <w:rPr>
                 <w:i/>
               </w:rPr>
-              <w:t xml:space="preserve">«высота расширяющейся части печи ¦ мм ¦ 6448»</w:t>
-            </w:r>
-          </w:p>
-          <w:p>
-            <w:r>
-              <w:rPr>
-                <w:color w:val="666666"/>
-                <w:sz w:val="18"/>
-              </w:rPr>
-              <w:t xml:space="preserve">ИД ч.1, табл. 23, поз. 214, строка 779 файла</w:t>
+              <w:t xml:space="preserve">«Итого приход ¦ 106892»</w:t>
+            </w:r>
+          </w:p>
+          <w:p>
+            <w:r>
+              <w:rPr>
+                <w:color w:val="666666"/>
+                <w:sz w:val="18"/>
+              </w:rPr>
+              <w:t xml:space="preserve">ИД ч.1, табл. 22, строка «Итого приход», строка 367 файла</w:t>
             </w:r>
           </w:p>
         </w:tc>
@@ -9253,7 +9268,7 @@
         <w:t xml:space="preserve">На что влияет: </w:t>
       </w:r>
       <w:r>
-        <w:t xml:space="preserve">Разница 2 мм непринципиальна, но это один и тот же геометрический размер печи КС в двух местах одного документа — в исходных требованиях на печь должна остаться одна цифра.</w:t>
+        <w:t xml:space="preserve">107917 т и 71952 т меди включают 1024,6 т концентрата, который перерабатывается в ГМУ без обжига и в шихту не входит; в печь по балансу идёт 106892 т с 71264 т меди. Формулировка «производительность по шихте» с цифрой 107917 вводит в заблуждение при расчёте печи и балансов.</w:t>
       </w:r>
     </w:p>
     <w:p>
@@ -9264,7 +9279,7 @@
         <w:t xml:space="preserve">Вопрос Заказчику: </w:t>
       </w:r>
       <w:r>
-        <w:t xml:space="preserve">Какую высоту расширяющейся части печи КС фиксировать в исходных требованиях: 6448 или 6450 мм?</w:t>
+        <w:t xml:space="preserve">Подтвердите: производительность линии обжига по шихте — 106892 т/год (71264 т меди), а 107917 т — весь поток сырья, включая 1025 т мимо печи?</w:t>
       </w:r>
     </w:p>
     <w:p>
@@ -9289,13 +9304,13 @@
         <w:rPr>
           <w:b/>
         </w:rPr>
-        <w:t xml:space="preserve">C-29. </w:t>
-      </w:r>
-      <w:r>
-        <w:rPr>
-          <w:b/>
-        </w:rPr>
-        <w:t xml:space="preserve">Годовая шихта: 107917 т в тексте против 106892 т в балансе (таблица 22)</w:t>
+        <w:t xml:space="preserve">C-30. </w:t>
+      </w:r>
+      <w:r>
+        <w:rPr>
+          <w:b/>
+        </w:rPr>
+        <w:t xml:space="preserve">Пыль в СКЦ: 14 т/год (таблица 22) не сходится с 1,319 кг/ч (таблица 23)</w:t>
       </w:r>
     </w:p>
     <w:p>
@@ -9348,16 +9363,16 @@
               <w:rPr>
                 <w:i/>
               </w:rPr>
-              <w:t xml:space="preserve">«годовую производительность по шихте на основе медного концентрата от разделения файнштейна, содержащей помимо концентрата медный кек NNH и цементную медь, равную 107917 т, что соответствует 71952 т меди»</w:t>
-            </w:r>
-          </w:p>
-          <w:p>
-            <w:r>
-              <w:rPr>
-                <w:color w:val="666666"/>
-                <w:sz w:val="18"/>
-              </w:rPr>
-              <w:t xml:space="preserve">ИД ч.1, разд. 2, строка 352 файла</w:t>
+              <w:t xml:space="preserve">«Пыль в СКЦ ¦ 14 ¦ 0,013»</w:t>
+            </w:r>
+          </w:p>
+          <w:p>
+            <w:r>
+              <w:rPr>
+                <w:color w:val="666666"/>
+                <w:sz w:val="18"/>
+              </w:rPr>
+              <w:t xml:space="preserve">ИД ч.1, табл. 22, строка 8 (основной вариант), строка 373 файла</w:t>
             </w:r>
           </w:p>
         </w:tc>
@@ -9386,16 +9401,16 @@
               <w:rPr>
                 <w:i/>
               </w:rPr>
-              <w:t xml:space="preserve">«Итого приход ¦ 106892»</w:t>
-            </w:r>
-          </w:p>
-          <w:p>
-            <w:r>
-              <w:rPr>
-                <w:color w:val="666666"/>
-                <w:sz w:val="18"/>
-              </w:rPr>
-              <w:t xml:space="preserve">ИД ч.1, табл. 22, строка «Итого приход», строка 367 файла</w:t>
+              <w:t xml:space="preserve">«373 ¦ Общее количество ¦ кг/ч ¦ 1,319 ¦ 2,184»</w:t>
+            </w:r>
+          </w:p>
+          <w:p>
+            <w:r>
+              <w:rPr>
+                <w:color w:val="666666"/>
+                <w:sz w:val="18"/>
+              </w:rPr>
+              <w:t xml:space="preserve">ИД ч.1, табл. 23, поз. 373, строка 1121 файла</w:t>
             </w:r>
           </w:p>
         </w:tc>
@@ -9409,7 +9424,7 @@
         <w:t xml:space="preserve">На что влияет: </w:t>
       </w:r>
       <w:r>
-        <w:t xml:space="preserve">107917 т и 71952 т меди включают 1024,6 т концентрата, который перерабатывается в ГМУ без обжига и в шихту не входит; в печь по балансу идёт 106892 т с 71264 т меди. Формулировка «производительность по шихте» с цифрой 107917 вводит в заблуждение при расчёте печи и балансов.</w:t>
+        <w:t xml:space="preserve">1,319 кг/ч × 7920 ч = 10,4 т/год против 14 т/год в балансе; по вспомогательному варианту цифры сходятся (2,184 кг/ч — это 15,04 т/год с коэффициентом запаса 1,15). Значение 1,319 совпадает с потоком пыли котла-утилизатора (поз. 284, т/ч) и похоже на копипаст. Пыль в СКЦ — исходное требование для сернокислотчиков.</w:t>
       </w:r>
     </w:p>
     <w:p>
@@ -9420,7 +9435,7 @@
         <w:t xml:space="preserve">Вопрос Заказчику: </w:t>
       </w:r>
       <w:r>
-        <w:t xml:space="preserve">Подтвердите: производительность линии обжига по шихте — 106892 т/год (71264 т меди), а 107917 т — весь поток сырья, включая 1025 т мимо печи?</w:t>
+        <w:t xml:space="preserve">Уточните унос пыли в СКЦ по основному варианту: 14 т/год (~2,03 кг/ч с запасом) или 1,319 кг/ч из табл. 23?</w:t>
       </w:r>
     </w:p>
     <w:p>
@@ -9445,13 +9460,13 @@
         <w:rPr>
           <w:b/>
         </w:rPr>
-        <w:t xml:space="preserve">C-30. </w:t>
-      </w:r>
-      <w:r>
-        <w:rPr>
-          <w:b/>
-        </w:rPr>
-        <w:t xml:space="preserve">Пыль в СКЦ: 14 т/год (таблица 22) не сходится с 1,319 кг/ч (таблица 23)</w:t>
+        <w:t xml:space="preserve">C-31. </w:t>
+      </w:r>
+      <w:r>
+        <w:rPr>
+          <w:b/>
+        </w:rPr>
+        <w:t xml:space="preserve">ТЗ: при круглосуточном режиме дни и часы не сходятся (345 дн ≠ 8322 ч; 358 дн ≠ 8585 ч)</w:t>
       </w:r>
     </w:p>
     <w:p>
@@ -9460,7 +9475,7 @@
           <w:color w:val="666666"/>
           <w:sz w:val="20"/>
         </w:rPr>
-        <w:t xml:space="preserve">Лот №1 · Цех обжига · важность: формальные</w:t>
+        <w:t xml:space="preserve">Лот №2 · Купорос · важность: формальные</w:t>
       </w:r>
     </w:p>
     <w:tbl>
@@ -9504,16 +9519,16 @@
               <w:rPr>
                 <w:i/>
               </w:rPr>
-              <w:t xml:space="preserve">«Пыль в СКЦ ¦ 14 ¦ 0,013»</w:t>
-            </w:r>
-          </w:p>
-          <w:p>
-            <w:r>
-              <w:rPr>
-                <w:color w:val="666666"/>
-                <w:sz w:val="18"/>
-              </w:rPr>
-              <w:t xml:space="preserve">ИД ч.1, табл. 22, строка 8 (основной вариант), строка 373 файла</w:t>
+              <w:t xml:space="preserve">«круглосуточный, 345 дней в году, 8322 рабочих часов»</w:t>
+            </w:r>
+          </w:p>
+          <w:p>
+            <w:r>
+              <w:rPr>
+                <w:color w:val="666666"/>
+                <w:sz w:val="18"/>
+              </w:rPr>
+              <w:t xml:space="preserve">ТЗ, п. 4.4 (Лот №2), строка 275 файла</w:t>
             </w:r>
           </w:p>
         </w:tc>
@@ -9542,16 +9557,16 @@
               <w:rPr>
                 <w:i/>
               </w:rPr>
-              <w:t xml:space="preserve">«373 ¦ Общее количество ¦ кг/ч ¦ 1,319 ¦ 2,184»</w:t>
-            </w:r>
-          </w:p>
-          <w:p>
-            <w:r>
-              <w:rPr>
-                <w:color w:val="666666"/>
-                <w:sz w:val="18"/>
-              </w:rPr>
-              <w:t xml:space="preserve">ИД ч.1, табл. 23, поз. 373, строка 1121 файла</w:t>
+              <w:t xml:space="preserve">«круглосуточный, 358 дней в году, 8585 рабочих часов»</w:t>
+            </w:r>
+          </w:p>
+          <w:p>
+            <w:r>
+              <w:rPr>
+                <w:color w:val="666666"/>
+                <w:sz w:val="18"/>
+              </w:rPr>
+              <w:t xml:space="preserve">ТЗ, п. 5.3 (Лот №3), строка 356 файла</w:t>
             </w:r>
           </w:p>
         </w:tc>
@@ -9565,7 +9580,7 @@
         <w:t xml:space="preserve">На что влияет: </w:t>
       </w:r>
       <w:r>
-        <w:t xml:space="preserve">1,319 кг/ч × 7920 ч = 10,4 т/год против 14 т/год в балансе; по вспомогательному варианту цифры сходятся (2,184 кг/ч — это 15,04 т/год с коэффициентом запаса 1,15). Значение 1,319 совпадает с потоком пыли котла-утилизатора (поз. 284, т/ч) и похоже на копипаст. Пыль в СКЦ — исходное требование для сернокислотчиков.</w:t>
+        <w:t xml:space="preserve">345×24 = 8280, а не 8322; 358×24 = 8592, а не 8585 (для Цеха обжига 330×24 = 7920 сходится). Часы соответствуют 95 % и 98 % календарного фонда 8760 ч, дни округлены отдельно. Для расчёта производительности оборудования Лотов №2 и №3 нужна одна из двух цифр.</w:t>
       </w:r>
     </w:p>
     <w:p>
@@ -9576,7 +9591,7 @@
         <w:t xml:space="preserve">Вопрос Заказчику: </w:t>
       </w:r>
       <w:r>
-        <w:t xml:space="preserve">Уточните унос пыли в СКЦ по основному варианту: 14 т/год (~2,03 кг/ч с запасом) или 1,319 кг/ч из табл. 23?</w:t>
+        <w:t xml:space="preserve">Что первично для Лотов №2 и №3 — дни (345/358) или годовые часы (8322/8585), и какую пару значений фиксировать в БИ?</w:t>
       </w:r>
     </w:p>
     <w:p>
@@ -9601,13 +9616,13 @@
         <w:rPr>
           <w:b/>
         </w:rPr>
-        <w:t xml:space="preserve">C-31. </w:t>
-      </w:r>
-      <w:r>
-        <w:rPr>
-          <w:b/>
-        </w:rPr>
-        <w:t xml:space="preserve">ТЗ: при круглосуточном режиме дни и часы не сходятся (345 дн ≠ 8322 ч; 358 дн ≠ 8585 ч)</w:t>
+        <w:t xml:space="preserve">C-32. </w:t>
+      </w:r>
+      <w:r>
+        <w:rPr>
+          <w:b/>
+        </w:rPr>
+        <w:t xml:space="preserve">Диапазон дымососа 19000-78000: в тексте нм3/час, в таблице — м3/ч</w:t>
       </w:r>
     </w:p>
     <w:p>
@@ -9616,7 +9631,7 @@
           <w:color w:val="666666"/>
           <w:sz w:val="20"/>
         </w:rPr>
-        <w:t xml:space="preserve">Лот №2 · Купорос · важность: формальные</w:t>
+        <w:t xml:space="preserve">Лот №1 · Цех обжига · важность: формальные</w:t>
       </w:r>
     </w:p>
     <w:tbl>
@@ -9660,16 +9675,16 @@
               <w:rPr>
                 <w:i/>
               </w:rPr>
-              <w:t xml:space="preserve">«круглосуточный, 345 дней в году, 8322 рабочих часов»</w:t>
-            </w:r>
-          </w:p>
-          <w:p>
-            <w:r>
-              <w:rPr>
-                <w:color w:val="666666"/>
-                <w:sz w:val="18"/>
-              </w:rPr>
-              <w:t xml:space="preserve">ТЗ, п. 4.4 (Лот №2), строка 275 файла</w:t>
+              <w:t xml:space="preserve">«в широкой области полных давлений 1650-7800 Па и объемных скоростей 19000-78000 нм3/час»</w:t>
+            </w:r>
+          </w:p>
+          <w:p>
+            <w:r>
+              <w:rPr>
+                <w:color w:val="666666"/>
+                <w:sz w:val="18"/>
+              </w:rPr>
+              <w:t xml:space="preserve">ИД ч.1, разд. 2.5, строка 456 файла</w:t>
             </w:r>
           </w:p>
         </w:tc>
@@ -9698,16 +9713,16 @@
               <w:rPr>
                 <w:i/>
               </w:rPr>
-              <w:t xml:space="preserve">«круглосуточный, 358 дней в году, 8585 рабочих часов»</w:t>
-            </w:r>
-          </w:p>
-          <w:p>
-            <w:r>
-              <w:rPr>
-                <w:color w:val="666666"/>
-                <w:sz w:val="18"/>
-              </w:rPr>
-              <w:t xml:space="preserve">ТЗ, п. 5.3 (Лот №3), строка 356 файла</w:t>
+              <w:t xml:space="preserve">«383 ¦ Диапазон рабочей производительности по перемещаемому газу ¦ м3/ч ¦ 19000-78000»</w:t>
+            </w:r>
+          </w:p>
+          <w:p>
+            <w:r>
+              <w:rPr>
+                <w:color w:val="666666"/>
+                <w:sz w:val="18"/>
+              </w:rPr>
+              <w:t xml:space="preserve">ИД ч.1, табл. 23, поз. 383, строка 1152 файла</w:t>
             </w:r>
           </w:p>
         </w:tc>
@@ -9721,7 +9736,7 @@
         <w:t xml:space="preserve">На что влияет: </w:t>
       </w:r>
       <w:r>
-        <w:t xml:space="preserve">345×24 = 8280, а не 8322; 358×24 = 8592, а не 8585 (для Цеха обжига 330×24 = 7920 сходится). Часы соответствуют 95 % и 98 % календарного фонда 8760 ч, дни округлены отдельно. Для расчёта производительности оборудования Лотов №2 и №3 нужна одна из двух цифр.</w:t>
+        <w:t xml:space="preserve">Один и тот же каталожный диапазон дымососа ДН-15БНЖ приведён с разными единицами: нормальные и рабочие кубометры при ~390 °C различаются в ~2,4 раза. От единиц зависит, проходит ли дымосос по производительности с запасом или впритык.</w:t>
       </w:r>
     </w:p>
     <w:p>
@@ -9732,7 +9747,7 @@
         <w:t xml:space="preserve">Вопрос Заказчику: </w:t>
       </w:r>
       <w:r>
-        <w:t xml:space="preserve">Что первично для Лотов №2 и №3 — дни (345/358) или годовые часы (8322/8585), и какую пару значений фиксировать в БИ?</w:t>
+        <w:t xml:space="preserve">В каких единицах указан каталожный диапазон дымососа ДН-15БНЖ (19000-78000) — нм3/час или рабочих м3/ч?</w:t>
       </w:r>
     </w:p>
     <w:p>
@@ -9757,13 +9772,13 @@
         <w:rPr>
           <w:b/>
         </w:rPr>
-        <w:t xml:space="preserve">C-32. </w:t>
-      </w:r>
-      <w:r>
-        <w:rPr>
-          <w:b/>
-        </w:rPr>
-        <w:t xml:space="preserve">Диапазон дымососа 19000-78000: в тексте нм3/час, в таблице — м3/ч</w:t>
+        <w:t xml:space="preserve">C-33. </w:t>
+      </w:r>
+      <w:r>
+        <w:rPr>
+          <w:b/>
+        </w:rPr>
+        <w:t xml:space="preserve">Таблица 26: в графе кВт·ч для конвейеров стоят числа производительностей м3/ч из таблицы 23</w:t>
       </w:r>
     </w:p>
     <w:p>
@@ -9816,16 +9831,16 @@
               <w:rPr>
                 <w:i/>
               </w:rPr>
-              <w:t xml:space="preserve">«в широкой области полных давлений 1650-7800 Па и объемных скоростей 19000-78000 нм3/час»</w:t>
-            </w:r>
-          </w:p>
-          <w:p>
-            <w:r>
-              <w:rPr>
-                <w:color w:val="666666"/>
-                <w:sz w:val="18"/>
-              </w:rPr>
-              <w:t xml:space="preserve">ИД ч.1, разд. 2.5, строка 456 файла</w:t>
+              <w:t xml:space="preserve">«109 ¦ Производительность транспортера ¦ м3/ч ¦ до 18,4»</w:t>
+            </w:r>
+          </w:p>
+          <w:p>
+            <w:r>
+              <w:rPr>
+                <w:color w:val="666666"/>
+                <w:sz w:val="18"/>
+              </w:rPr>
+              <w:t xml:space="preserve">ИД ч.1, табл. 23, поз. 109 (конвейер УКВ-320-Ц-60), строка 661 файла</w:t>
             </w:r>
           </w:p>
         </w:tc>
@@ -9854,16 +9869,16 @@
               <w:rPr>
                 <w:i/>
               </w:rPr>
-              <w:t xml:space="preserve">«383 ¦ Диапазон рабочей производительности по перемещаемому газу ¦ м3/ч ¦ 19000-78000»</w:t>
-            </w:r>
-          </w:p>
-          <w:p>
-            <w:r>
-              <w:rPr>
-                <w:color w:val="666666"/>
-                <w:sz w:val="18"/>
-              </w:rPr>
-              <w:t xml:space="preserve">ИД ч.1, табл. 23, поз. 383, строка 1152 файла</w:t>
+              <w:t xml:space="preserve">«конвейер УКВ-320-Ц-60 ¦ 1 ¦  ¦  ¦ 380 ¦ 18,4×7920=145728»</w:t>
+            </w:r>
+          </w:p>
+          <w:p>
+            <w:r>
+              <w:rPr>
+                <w:color w:val="666666"/>
+                <w:sz w:val="18"/>
+              </w:rPr>
+              <w:t xml:space="preserve">ИД ч.1, табл. 26, раздел «Бункеровка медного концентрата» (графа «Электричество по основным аппаратам, кВт·час»), строка 1541 файла</w:t>
             </w:r>
           </w:p>
         </w:tc>
@@ -9877,7 +9892,7 @@
         <w:t xml:space="preserve">На что влияет: </w:t>
       </w:r>
       <w:r>
-        <w:t xml:space="preserve">Один и тот же каталожный диапазон дымососа ДН-15БНЖ приведён с разными единицами: нормальные и рабочие кубометры при ~390 °C различаются в ~2,4 раза. От единиц зависит, проходит ли дымосос по производительности с запасом или впритык.</w:t>
+        <w:t xml:space="preserve">Для всех четырёх конвейеров множитель в расчёте электроэнергии совпадает с производительностью в м3/ч из табл. 23 (18,4; 5,4 — строки 679/1546; 3,4 — 697/1551; 30 — 743/1562), то есть м3/ч, похоже, использованы как кВт. Годовой расход электроэнергии цеха может быть завышен/искажён.</w:t>
       </w:r>
     </w:p>
     <w:p>
@@ -9888,7 +9903,7 @@
         <w:t xml:space="preserve">Вопрос Заказчику: </w:t>
       </w:r>
       <w:r>
-        <w:t xml:space="preserve">В каких единицах указан каталожный диапазон дымососа ДН-15БНЖ (19000-78000) — нм3/час или рабочих м3/ч?</w:t>
+        <w:t xml:space="preserve">Уточните установленные мощности (кВт) винтовых конвейеров УКВ в табл. 26 — числа совпадают с их производительностями в м3/ч из табл. 23.</w:t>
       </w:r>
     </w:p>
     <w:p>
@@ -9913,13 +9928,13 @@
         <w:rPr>
           <w:b/>
         </w:rPr>
-        <w:t xml:space="preserve">C-33. </w:t>
-      </w:r>
-      <w:r>
-        <w:rPr>
-          <w:b/>
-        </w:rPr>
-        <w:t xml:space="preserve">Таблица 26: в графе кВт·ч для конвейеров стоят числа производительностей м3/ч из таблицы 23</w:t>
+        <w:t xml:space="preserve">C-34. </w:t>
+      </w:r>
+      <w:r>
+        <w:rPr>
+          <w:b/>
+        </w:rPr>
+        <w:t xml:space="preserve">«HATH International» против «HATCH» (и «проекта ОВЭ 150» при шифре ОВЭ-75)</w:t>
       </w:r>
     </w:p>
     <w:p>
@@ -9972,16 +9987,16 @@
               <w:rPr>
                 <w:i/>
               </w:rPr>
-              <w:t xml:space="preserve">«109 ¦ Производительность транспортера ¦ м3/ч ¦ до 18,4»</w:t>
-            </w:r>
-          </w:p>
-          <w:p>
-            <w:r>
-              <w:rPr>
-                <w:color w:val="666666"/>
-                <w:sz w:val="18"/>
-              </w:rPr>
-              <w:t xml:space="preserve">ИД ч.1, табл. 23, поз. 109 (конвейер УКВ-320-Ц-60), строка 661 файла</w:t>
+              <w:t xml:space="preserve">«спроектирована специалистами инжиниринг-консалтинговой компанией HATCH»</w:t>
+            </w:r>
+          </w:p>
+          <w:p>
+            <w:r>
+              <w:rPr>
+                <w:color w:val="666666"/>
+                <w:sz w:val="18"/>
+              </w:rPr>
+              <w:t xml:space="preserve">ИД ч.1, разд. 2.3, строка 415 файла</w:t>
             </w:r>
           </w:p>
         </w:tc>
@@ -10010,16 +10025,16 @@
               <w:rPr>
                 <w:i/>
               </w:rPr>
-              <w:t xml:space="preserve">«конвейер УКВ-320-Ц-60 ¦ 1 ¦  ¦  ¦ 380 ¦ 18,4×7920=145728»</w:t>
-            </w:r>
-          </w:p>
-          <w:p>
-            <w:r>
-              <w:rPr>
-                <w:color w:val="666666"/>
-                <w:sz w:val="18"/>
-              </w:rPr>
-              <w:t xml:space="preserve">ИД ч.1, табл. 26, раздел «Бункеровка медного концентрата» (графа «Электричество по основным аппаратам, кВт·час»), строка 1541 файла</w:t>
+              <w:t xml:space="preserve">«согласно рекомендациям специалистов компании HATH International, утвержденным рабочей группой проекта ОВЭ 150»</w:t>
+            </w:r>
+          </w:p>
+          <w:p>
+            <w:r>
+              <w:rPr>
+                <w:color w:val="666666"/>
+                <w:sz w:val="18"/>
+              </w:rPr>
+              <w:t xml:space="preserve">ИД ч.1, разд. 6, строка 1496 файла</w:t>
             </w:r>
           </w:p>
         </w:tc>
@@ -10033,7 +10048,7 @@
         <w:t xml:space="preserve">На что влияет: </w:t>
       </w:r>
       <w:r>
-        <w:t xml:space="preserve">Для всех четырёх конвейеров множитель в расчёте электроэнергии совпадает с производительностью в м3/ч из табл. 23 (18,4; 5,4 — строки 679/1546; 3,4 — 697/1551; 30 — 743/1562), то есть м3/ч, похоже, использованы как кВт. Годовой расход электроэнергии цеха может быть завышен/искажён.</w:t>
+        <w:t xml:space="preserve">Разработчик печи в одном месте — HATCH, в другом — «HATH International» (при этом шифр отчёта в той же фразе — OVE-D-HATCH-PM-REP-00003-R). Там же простои обоснованы рекомендациями «проекта ОВЭ 150» — уточнить, ссылка ли это на прежний проект ОВЭ-150 или опечатка вместо ОВЭ-75: от этого зависит применимость нормативов простоев 336/510 ч.</w:t>
       </w:r>
     </w:p>
     <w:p>
@@ -10044,7 +10059,7 @@
         <w:t xml:space="preserve">Вопрос Заказчику: </w:t>
       </w:r>
       <w:r>
-        <w:t xml:space="preserve">Уточните установленные мощности (кВт) винтовых конвейеров УКВ в табл. 26 — числа совпадают с их производительностями в м3/ч из табл. 23.</w:t>
+        <w:t xml:space="preserve">Подтвердите написание компании (HATCH) и применимость к ОВЭ-75 рекомендаций по простоям из отчёта OVE-D-HATCH-PM-REP-00003-R, выпущенного для «ОВЭ 150».</w:t>
       </w:r>
     </w:p>
     <w:p>
@@ -10069,13 +10084,13 @@
         <w:rPr>
           <w:b/>
         </w:rPr>
-        <w:t xml:space="preserve">C-34. </w:t>
-      </w:r>
-      <w:r>
-        <w:rPr>
-          <w:b/>
-        </w:rPr>
-        <w:t xml:space="preserve">«HATH International» против «HATCH» (и «проекта ОВЭ 150» при шифре ОВЭ-75)</w:t>
+        <w:t xml:space="preserve">C-35. </w:t>
+      </w:r>
+      <w:r>
+        <w:rPr>
+          <w:b/>
+        </w:rPr>
+        <w:t xml:space="preserve">«Обжиговая медь» вместо обжиговой пыли в перечне оборотных материалов</w:t>
       </w:r>
     </w:p>
     <w:p>
@@ -10128,16 +10143,16 @@
               <w:rPr>
                 <w:i/>
               </w:rPr>
-              <w:t xml:space="preserve">«спроектирована специалистами инжиниринг-консалтинговой компанией HATCH»</w:t>
-            </w:r>
-          </w:p>
-          <w:p>
-            <w:r>
-              <w:rPr>
-                <w:color w:val="666666"/>
-                <w:sz w:val="18"/>
-              </w:rPr>
-              <w:t xml:space="preserve">ИД ч.1, разд. 2.3, строка 415 файла</w:t>
+              <w:t xml:space="preserve">«Бункеровка оборотных материалов (огарок для запуска печи и пыль, собираемая в пылесборнике электрофильтра)»</w:t>
+            </w:r>
+          </w:p>
+          <w:p>
+            <w:r>
+              <w:rPr>
+                <w:color w:val="666666"/>
+                <w:sz w:val="18"/>
+              </w:rPr>
+              <w:t xml:space="preserve">ИД ч.1, табл. 23, заголовок раздела, строка 700 файла</w:t>
             </w:r>
           </w:p>
         </w:tc>
@@ -10166,16 +10181,16 @@
               <w:rPr>
                 <w:i/>
               </w:rPr>
-              <w:t xml:space="preserve">«согласно рекомендациям специалистов компании HATH International, утвержденным рабочей группой проекта ОВЭ 150»</w:t>
-            </w:r>
-          </w:p>
-          <w:p>
-            <w:r>
-              <w:rPr>
-                <w:color w:val="666666"/>
-                <w:sz w:val="18"/>
-              </w:rPr>
-              <w:t xml:space="preserve">ИД ч.1, разд. 6, строка 1496 файла</w:t>
+              <w:t xml:space="preserve">«- линия оборотных материалов (огарок / обжиговая медь):»</w:t>
+            </w:r>
+          </w:p>
+          <w:p>
+            <w:r>
+              <w:rPr>
+                <w:color w:val="666666"/>
+                <w:sz w:val="18"/>
+              </w:rPr>
+              <w:t xml:space="preserve">ИД ч.1, разд. 5 (НЗП), строка 1364 файла</w:t>
             </w:r>
           </w:p>
         </w:tc>
@@ -10189,7 +10204,7 @@
         <w:t xml:space="preserve">На что влияет: </w:t>
       </w:r>
       <w:r>
-        <w:t xml:space="preserve">Разработчик печи в одном месте — HATCH, в другом — «HATH International» (при этом шифр отчёта в той же фразе — OVE-D-HATCH-PM-REP-00003-R). Там же простои обоснованы рекомендациями «проекта ОВЭ 150» — уточнить, ссылка ли это на прежний проект ОВЭ-150 или опечатка вместо ОВЭ-75: от этого зависит применимость нормативов простоев 336/510 ч.</w:t>
+        <w:t xml:space="preserve">Продукта «обжиговая медь» в технологии нет: оборотные материалы — огарок и обжиговая пыль электрофильтра. Опечатка в перечне НЗП может быть прочитана как отдельный продукт при расчёте незавершённого производства.</w:t>
       </w:r>
     </w:p>
     <w:p>
@@ -10200,7 +10215,7 @@
         <w:t xml:space="preserve">Вопрос Заказчику: </w:t>
       </w:r>
       <w:r>
-        <w:t xml:space="preserve">Подтвердите написание компании (HATCH) и применимость к ОВЭ-75 рекомендаций по простоям из отчёта OVE-D-HATCH-PM-REP-00003-R, выпущенного для «ОВЭ 150».</w:t>
+        <w:t xml:space="preserve">Подтвердите, что в перечне НЗП «обжиговая медь» следует читать как «обжиговая пыль» (пыль электрофильтра).</w:t>
       </w:r>
     </w:p>
     <w:p>
@@ -10225,13 +10240,13 @@
         <w:rPr>
           <w:b/>
         </w:rPr>
-        <w:t xml:space="preserve">C-35. </w:t>
-      </w:r>
-      <w:r>
-        <w:rPr>
-          <w:b/>
-        </w:rPr>
-        <w:t xml:space="preserve">«Обжиговая медь» вместо обжиговой пыли в перечне оборотных материалов</w:t>
+        <w:t xml:space="preserve">C-36. </w:t>
+      </w:r>
+      <w:r>
+        <w:rPr>
+          <w:b/>
+        </w:rPr>
+        <w:t xml:space="preserve">В ИД ч.1 отсутствует таблица 7: нумерация перескакивает с 6 на 8</w:t>
       </w:r>
     </w:p>
     <w:p>
@@ -10284,16 +10299,16 @@
               <w:rPr>
                 <w:i/>
               </w:rPr>
-              <w:t xml:space="preserve">«Бункеровка оборотных материалов (огарок для запуска печи и пыль, собираемая в пылесборнике электрофильтра)»</w:t>
-            </w:r>
-          </w:p>
-          <w:p>
-            <w:r>
-              <w:rPr>
-                <w:color w:val="666666"/>
-                <w:sz w:val="18"/>
-              </w:rPr>
-              <w:t xml:space="preserve">ИД ч.1, табл. 23, заголовок раздела, строка 700 файла</w:t>
+              <w:t xml:space="preserve">«Таблица 6 – Гранулометрический состав цементной меди»</w:t>
+            </w:r>
+          </w:p>
+          <w:p>
+            <w:r>
+              <w:rPr>
+                <w:color w:val="666666"/>
+                <w:sz w:val="18"/>
+              </w:rPr>
+              <w:t xml:space="preserve">ИД ч.1, п. 1.1.3, строка 116 файла</w:t>
             </w:r>
           </w:p>
         </w:tc>
@@ -10322,16 +10337,16 @@
               <w:rPr>
                 <w:i/>
               </w:rPr>
-              <w:t xml:space="preserve">«- линия оборотных материалов (огарок / обжиговая медь):»</w:t>
-            </w:r>
-          </w:p>
-          <w:p>
-            <w:r>
-              <w:rPr>
-                <w:color w:val="666666"/>
-                <w:sz w:val="18"/>
-              </w:rPr>
-              <w:t xml:space="preserve">ИД ч.1, разд. 5 (НЗП), строка 1364 файла</w:t>
+              <w:t xml:space="preserve">«Таблица 8 – Рациональный (вещественный) состав огарка»</w:t>
+            </w:r>
+          </w:p>
+          <w:p>
+            <w:r>
+              <w:rPr>
+                <w:color w:val="666666"/>
+                <w:sz w:val="18"/>
+              </w:rPr>
+              <w:t xml:space="preserve">ИД ч.1, п. 1.2.1, строка 129 файла</w:t>
             </w:r>
           </w:p>
         </w:tc>
@@ -10345,7 +10360,7 @@
         <w:t xml:space="preserve">На что влияет: </w:t>
       </w:r>
       <w:r>
-        <w:t xml:space="preserve">Продукта «обжиговая медь» в технологии нет: оборотные материалы — огарок и обжиговая пыль электрофильтра. Опечатка в перечне НЗП может быть прочитана как отдельный продукт при расчёте незавершённого производства.</w:t>
+        <w:t xml:space="preserve">Таблицы 7 в документе нет, ссылок на неё тоже (проверено поиском). Непонятно, пропущен только номер или выпала целая таблица (например, состав шихты между сырьём и огарком) — надо восстановить или перенумеровать.</w:t>
       </w:r>
     </w:p>
     <w:p>
@@ -10356,7 +10371,7 @@
         <w:t xml:space="preserve">Вопрос Заказчику: </w:t>
       </w:r>
       <w:r>
-        <w:t xml:space="preserve">Подтвердите, что в перечне НЗП «обжиговая медь» следует читать как «обжиговая пыль» (пыль электрофильтра).</w:t>
+        <w:t xml:space="preserve">Пропущена ли в ИД ч.1 таблица 7 по содержанию (какая?) или это сбой нумерации, который следует устранить?</w:t>
       </w:r>
     </w:p>
     <w:p>
@@ -10381,13 +10396,13 @@
         <w:rPr>
           <w:b/>
         </w:rPr>
-        <w:t xml:space="preserve">C-36. </w:t>
-      </w:r>
-      <w:r>
-        <w:rPr>
-          <w:b/>
-        </w:rPr>
-        <w:t xml:space="preserve">В ИД ч.1 отсутствует таблица 7: нумерация перескакивает с 6 на 8</w:t>
+        <w:t xml:space="preserve">C-37. </w:t>
+      </w:r>
+      <w:r>
+        <w:rPr>
+          <w:b/>
+        </w:rPr>
+        <w:t xml:space="preserve">Ссылка «состав продувочной воды приведён в п. 1.3.10» — в п. 1.3.10 состава нет</w:t>
       </w:r>
     </w:p>
     <w:p>
@@ -10440,16 +10455,16 @@
               <w:rPr>
                 <w:i/>
               </w:rPr>
-              <w:t xml:space="preserve">«Таблица 6 – Гранулометрический состав цементной меди»</w:t>
-            </w:r>
-          </w:p>
-          <w:p>
-            <w:r>
-              <w:rPr>
-                <w:color w:val="666666"/>
-                <w:sz w:val="18"/>
-              </w:rPr>
-              <w:t xml:space="preserve">ИД ч.1, п. 1.1.3, строка 116 файла</w:t>
+              <w:t xml:space="preserve">«Состав продувочной воды приведен в п.1.3.10.»</w:t>
+            </w:r>
+          </w:p>
+          <w:p>
+            <w:r>
+              <w:rPr>
+                <w:color w:val="666666"/>
+                <w:sz w:val="18"/>
+              </w:rPr>
+              <w:t xml:space="preserve">ИД ч.1, разд. 2.5, строка 452 файла</w:t>
             </w:r>
           </w:p>
         </w:tc>
@@ -10478,16 +10493,16 @@
               <w:rPr>
                 <w:i/>
               </w:rPr>
-              <w:t xml:space="preserve">«Таблица 8 – Рациональный (вещественный) состав огарка»</w:t>
-            </w:r>
-          </w:p>
-          <w:p>
-            <w:r>
-              <w:rPr>
-                <w:color w:val="666666"/>
-                <w:sz w:val="18"/>
-              </w:rPr>
-              <w:t xml:space="preserve">ИД ч.1, п. 1.2.1, строка 129 файла</w:t>
+              <w:t xml:space="preserve">«1.3.10 Вода»</w:t>
+            </w:r>
+          </w:p>
+          <w:p>
+            <w:r>
+              <w:rPr>
+                <w:color w:val="666666"/>
+                <w:sz w:val="18"/>
+              </w:rPr>
+              <w:t xml:space="preserve">ИД ч.1, п. 1.3.10 (заголовок), строка 344 файла</w:t>
             </w:r>
           </w:p>
         </w:tc>
@@ -10501,7 +10516,7 @@
         <w:t xml:space="preserve">На что влияет: </w:t>
       </w:r>
       <w:r>
-        <w:t xml:space="preserve">Таблицы 7 в документе нет, ссылок на неё тоже (проверено поиском). Непонятно, пропущен только номер или выпала целая таблица (например, состав шихты между сырьём и огарком) — надо восстановить или перенумеровать.</w:t>
+        <w:t xml:space="preserve">П. 1.3.10 описывает оборотную воду и требования к подпиточной воде котла (жёсткость, кислород, pH, нефтепродукты), состава продувочной воды там нет. Ссылка битая; состав продувки нужен для проектирования утилизации стоков.</w:t>
       </w:r>
     </w:p>
     <w:p>
@@ -10512,7 +10527,7 @@
         <w:t xml:space="preserve">Вопрос Заказчику: </w:t>
       </w:r>
       <w:r>
-        <w:t xml:space="preserve">Пропущена ли в ИД ч.1 таблица 7 по содержанию (какая?) или это сбой нумерации, который следует устранить?</w:t>
+        <w:t xml:space="preserve">Приведите состав продувочной воды котла-утилизатора или исправьте ссылку п. 2.5 на действительный пункт.</w:t>
       </w:r>
     </w:p>
     <w:p>
@@ -10537,13 +10552,13 @@
         <w:rPr>
           <w:b/>
         </w:rPr>
-        <w:t xml:space="preserve">C-37. </w:t>
-      </w:r>
-      <w:r>
-        <w:rPr>
-          <w:b/>
-        </w:rPr>
-        <w:t xml:space="preserve">Ссылка «состав продувочной воды приведён в п. 1.3.10» — в п. 1.3.10 состава нет</w:t>
+        <w:t xml:space="preserve">C-56. </w:t>
+      </w:r>
+      <w:r>
+        <w:rPr>
+          <w:b/>
+        </w:rPr>
+        <w:t xml:space="preserve">Битая ссылка: фильтр-прессы песков названы «поз. 1.1.29» вместо 4.1.29</w:t>
       </w:r>
     </w:p>
     <w:p>
@@ -10552,7 +10567,7 @@
           <w:color w:val="666666"/>
           <w:sz w:val="20"/>
         </w:rPr>
-        <w:t xml:space="preserve">Лот №1 · Цех обжига · важность: формальные</w:t>
+        <w:t xml:space="preserve">общий / стык · важность: формальные</w:t>
       </w:r>
     </w:p>
     <w:tbl>
@@ -10596,16 +10611,16 @@
               <w:rPr>
                 <w:i/>
               </w:rPr>
-              <w:t xml:space="preserve">«Состав продувочной воды приведен в п.1.3.10.»</w:t>
-            </w:r>
-          </w:p>
-          <w:p>
-            <w:r>
-              <w:rPr>
-                <w:color w:val="666666"/>
-                <w:sz w:val="18"/>
-              </w:rPr>
-              <w:t xml:space="preserve">ИД ч.1, разд. 2.5, строка 452 файла</w:t>
+              <w:t xml:space="preserve">«Пески сгустителя через промежуточный сборник (на рис. 4.1 не показан) передаются на фильтрацию и промывку на фильтр-прессы поз. 1.1.29…»</w:t>
+            </w:r>
+          </w:p>
+          <w:p>
+            <w:r>
+              <w:rPr>
+                <w:color w:val="666666"/>
+                <w:sz w:val="18"/>
+              </w:rPr>
+              <w:t xml:space="preserve">ИД ч.2, разд. 4.1.1, строка 449</w:t>
             </w:r>
           </w:p>
         </w:tc>
@@ -10634,16 +10649,16 @@
               <w:rPr>
                 <w:i/>
               </w:rPr>
-              <w:t xml:space="preserve">«1.3.10 Вода»</w:t>
-            </w:r>
-          </w:p>
-          <w:p>
-            <w:r>
-              <w:rPr>
-                <w:color w:val="666666"/>
-                <w:sz w:val="18"/>
-              </w:rPr>
-              <w:t xml:space="preserve">ИД ч.1, п. 1.3.10 (заголовок), строка 344 файла</w:t>
+              <w:t xml:space="preserve">«Кек выгрузки фильтр-прессов поз. 4.1.29 передается на передел флотации…»</w:t>
+            </w:r>
+          </w:p>
+          <w:p>
+            <w:r>
+              <w:rPr>
+                <w:color w:val="666666"/>
+                <w:sz w:val="18"/>
+              </w:rPr>
+              <w:t xml:space="preserve">ИД ч.2, разд. 4.1.1, строка 451</w:t>
             </w:r>
           </w:p>
         </w:tc>
@@ -10657,7 +10672,7 @@
         <w:t xml:space="preserve">На что влияет: </w:t>
       </w:r>
       <w:r>
-        <w:t xml:space="preserve">П. 1.3.10 описывает оборотную воду и требования к подпиточной воде котла (жёсткость, кислород, pH, нефтепродукты), состава продувочной воды там нет. Ссылка битая; состав продувки нужен для проектирования утилизации стоков.</w:t>
+        <w:t xml:space="preserve">Позиции 1.1.29 не существует — опечатка от 4.1.29 (первая цифра).</w:t>
       </w:r>
     </w:p>
     <w:p>
@@ -10668,7 +10683,7 @@
         <w:t xml:space="preserve">Вопрос Заказчику: </w:t>
       </w:r>
       <w:r>
-        <w:t xml:space="preserve">Приведите состав продувочной воды котла-утилизатора или исправьте ссылку п. 2.5 на действительный пункт.</w:t>
+        <w:t xml:space="preserve">Поправить на 4.1.29.</w:t>
       </w:r>
     </w:p>
     <w:p>
@@ -10693,13 +10708,13 @@
         <w:rPr>
           <w:b/>
         </w:rPr>
-        <w:t xml:space="preserve">C-56. </w:t>
-      </w:r>
-      <w:r>
-        <w:rPr>
-          <w:b/>
-        </w:rPr>
-        <w:t xml:space="preserve">Битая ссылка: фильтр-прессы песков названы «поз. 1.1.29» вместо 4.1.29</w:t>
+        <w:t xml:space="preserve">C-57. </w:t>
+      </w:r>
+      <w:r>
+        <w:rPr>
+          <w:b/>
+        </w:rPr>
+        <w:t xml:space="preserve">Опечатка в номере позиции: «поз. 4,1.22» (запятая) вместо 4.1.22</w:t>
       </w:r>
     </w:p>
     <w:p>
@@ -10708,7 +10723,7 @@
           <w:color w:val="666666"/>
           <w:sz w:val="20"/>
         </w:rPr>
-        <w:t xml:space="preserve">общий / стык · важность: формальные</w:t>
+        <w:t xml:space="preserve">Лот №2 · Купорос · важность: формальные</w:t>
       </w:r>
     </w:p>
     <w:tbl>
@@ -10752,16 +10767,16 @@
               <w:rPr>
                 <w:i/>
               </w:rPr>
-              <w:t xml:space="preserve">«Пески сгустителя через промежуточный сборник (на рис. 4.1 не показан) передаются на фильтрацию и промывку на фильтр-прессы поз. 1.1.29…»</w:t>
-            </w:r>
-          </w:p>
-          <w:p>
-            <w:r>
-              <w:rPr>
-                <w:color w:val="666666"/>
-                <w:sz w:val="18"/>
-              </w:rPr>
-              <w:t xml:space="preserve">ИД ч.2, разд. 4.1.1, строка 449</w:t>
+              <w:t xml:space="preserve">«Смешанный купорос для удаления кислоты и микропримесей промывается в центрифуге первичным раствором, поступающим из бака поз. 4,1.22…»</w:t>
+            </w:r>
+          </w:p>
+          <w:p>
+            <w:r>
+              <w:rPr>
+                <w:color w:val="666666"/>
+                <w:sz w:val="18"/>
+              </w:rPr>
+              <w:t xml:space="preserve">ИД ч.2, разд. 4.1.1, строка 455</w:t>
             </w:r>
           </w:p>
         </w:tc>
@@ -10790,16 +10805,16 @@
               <w:rPr>
                 <w:i/>
               </w:rPr>
-              <w:t xml:space="preserve">«Кек выгрузки фильтр-прессов поз. 4.1.29 передается на передел флотации…»</w:t>
-            </w:r>
-          </w:p>
-          <w:p>
-            <w:r>
-              <w:rPr>
-                <w:color w:val="666666"/>
-                <w:sz w:val="18"/>
-              </w:rPr>
-              <w:t xml:space="preserve">ИД ч.2, разд. 4.1.1, строка 451</w:t>
+              <w:t xml:space="preserve">«Часть чистого фильтрата из промежуточной емкости поз. 4.1.19 через бак поз. 4.1.22 поступает в выносной теплообменник первой ступени вакуумной кристаллизации медного купороса…»</w:t>
+            </w:r>
+          </w:p>
+          <w:p>
+            <w:r>
+              <w:rPr>
+                <w:color w:val="666666"/>
+                <w:sz w:val="18"/>
+              </w:rPr>
+              <w:t xml:space="preserve">ИД ч.2, разд. 4.1.1, строка 452 (также «из бака поз. 4.1.22», строка 477)</w:t>
             </w:r>
           </w:p>
         </w:tc>
@@ -10813,7 +10828,7 @@
         <w:t xml:space="preserve">На что влияет: </w:t>
       </w:r>
       <w:r>
-        <w:t xml:space="preserve">Позиции 1.1.29 не существует — опечатка от 4.1.29 (первая цифра).</w:t>
+        <w:t xml:space="preserve">Запятая вместо точки в номере позиции; при автоматическом разборе спецификаций ссылка теряется.</w:t>
       </w:r>
     </w:p>
     <w:p>
@@ -10824,7 +10839,7 @@
         <w:t xml:space="preserve">Вопрос Заказчику: </w:t>
       </w:r>
       <w:r>
-        <w:t xml:space="preserve">Поправить на 4.1.29.</w:t>
+        <w:t xml:space="preserve">Поправить на 4.1.22.</w:t>
       </w:r>
     </w:p>
     <w:p>
@@ -10849,13 +10864,13 @@
         <w:rPr>
           <w:b/>
         </w:rPr>
-        <w:t xml:space="preserve">C-57. </w:t>
-      </w:r>
-      <w:r>
-        <w:rPr>
-          <w:b/>
-        </w:rPr>
-        <w:t xml:space="preserve">Опечатка в номере позиции: «поз. 4,1.22» (запятая) вместо 4.1.22</w:t>
+        <w:t xml:space="preserve">C-58. </w:t>
+      </w:r>
+      <w:r>
+        <w:rPr>
+          <w:b/>
+        </w:rPr>
+        <w:t xml:space="preserve">Таблица 1.1 катодной меди: в заголовке и тексте ГОСТ 859-2014, в шапке той же таблицы — ГОСТ 859-2001</w:t>
       </w:r>
     </w:p>
     <w:p>
@@ -10864,7 +10879,7 @@
           <w:color w:val="666666"/>
           <w:sz w:val="20"/>
         </w:rPr>
-        <w:t xml:space="preserve">Лот №2 · Купорос · важность: формальные</w:t>
+        <w:t xml:space="preserve">Лот №3 · Электроэкстракция · важность: формальные</w:t>
       </w:r>
     </w:p>
     <w:tbl>
@@ -10908,16 +10923,16 @@
               <w:rPr>
                 <w:i/>
               </w:rPr>
-              <w:t xml:space="preserve">«Смешанный купорос для удаления кислоты и микропримесей промывается в центрифуге первичным раствором, поступающим из бака поз. 4,1.22…»</w:t>
-            </w:r>
-          </w:p>
-          <w:p>
-            <w:r>
-              <w:rPr>
-                <w:color w:val="666666"/>
-                <w:sz w:val="18"/>
-              </w:rPr>
-              <w:t xml:space="preserve">ИД ч.2, разд. 4.1.1, строка 455</w:t>
+              <w:t xml:space="preserve">«Таблица 1.1 – Требования ГОСТ 859-2014 и ожидаемый химический состав катодной меди, %»</w:t>
+            </w:r>
+          </w:p>
+          <w:p>
+            <w:r>
+              <w:rPr>
+                <w:color w:val="666666"/>
+                <w:sz w:val="18"/>
+              </w:rPr>
+              <w:t xml:space="preserve">ИД ч.2, строка 83 (и текст: «…высшей марки М00к по ГОСТ 859-2014», строка 82)</w:t>
             </w:r>
           </w:p>
         </w:tc>
@@ -10946,16 +10961,16 @@
               <w:rPr>
                 <w:i/>
               </w:rPr>
-              <w:t xml:space="preserve">«Часть чистого фильтрата из промежуточной емкости поз. 4.1.19 через бак поз. 4.1.22 поступает в выносной теплообменник первой ступени вакуумной кристаллизации медного купороса…»</w:t>
-            </w:r>
-          </w:p>
-          <w:p>
-            <w:r>
-              <w:rPr>
-                <w:color w:val="666666"/>
-                <w:sz w:val="18"/>
-              </w:rPr>
-              <w:t xml:space="preserve">ИД ч.2, разд. 4.1.1, строка 452 (также «из бака поз. 4.1.22», строка 477)</w:t>
+              <w:t xml:space="preserve">«Примеси, не более ¦ ГОСТ 859-2001(1) ¦ Ожидаемые значения»</w:t>
+            </w:r>
+          </w:p>
+          <w:p>
+            <w:r>
+              <w:rPr>
+                <w:color w:val="666666"/>
+                <w:sz w:val="18"/>
+              </w:rPr>
+              <w:t xml:space="preserve">ИД ч.2, табл. 1.1, шапка, строка 85</w:t>
             </w:r>
           </w:p>
         </w:tc>
@@ -10969,7 +10984,7 @@
         <w:t xml:space="preserve">На что влияет: </w:t>
       </w:r>
       <w:r>
-        <w:t xml:space="preserve">Запятая вместо точки в номере позиции; при автоматическом разборе спецификаций ссылка теряется.</w:t>
+        <w:t xml:space="preserve">Две редакции стандарта в одной таблице; нормативы примесей и примечание о суммах (строка 107) должны соответствовать одной редакции. На табл. 1.1 ссылается ТЗ как на требование к продукции Лотов 3 и 4 (строки 308, 312, 388).</w:t>
       </w:r>
     </w:p>
     <w:p>
@@ -10980,7 +10995,7 @@
         <w:t xml:space="preserve">Вопрос Заказчику: </w:t>
       </w:r>
       <w:r>
-        <w:t xml:space="preserve">Поправить на 4.1.22.</w:t>
+        <w:t xml:space="preserve">Привести таблицу к одной (актуальной) редакции ГОСТ 859 и пересверить нормы.</w:t>
       </w:r>
     </w:p>
     <w:p>
@@ -11005,13 +11020,13 @@
         <w:rPr>
           <w:b/>
         </w:rPr>
-        <w:t xml:space="preserve">C-58. </w:t>
-      </w:r>
-      <w:r>
-        <w:rPr>
-          <w:b/>
-        </w:rPr>
-        <w:t xml:space="preserve">Таблица 1.1 катодной меди: в заголовке и тексте ГОСТ 859-2014, в шапке той же таблицы — ГОСТ 859-2001</w:t>
+        <w:t xml:space="preserve">C-59. </w:t>
+      </w:r>
+      <w:r>
+        <w:rPr>
+          <w:b/>
+        </w:rPr>
+        <w:t xml:space="preserve">Сейсмика в Прил. В: ОСР-97 и СП 14.13330.2009 в характеристике площадки против СП 14.13330.2018 в перечне норм (в ТЗ — ОСР-2015)</w:t>
       </w:r>
     </w:p>
     <w:p>
@@ -11064,16 +11079,16 @@
               <w:rPr>
                 <w:i/>
               </w:rPr>
-              <w:t xml:space="preserve">«Таблица 1.1 – Требования ГОСТ 859-2014 и ожидаемый химический состав катодной меди, %»</w:t>
-            </w:r>
-          </w:p>
-          <w:p>
-            <w:r>
-              <w:rPr>
-                <w:color w:val="666666"/>
-                <w:sz w:val="18"/>
-              </w:rPr>
-              <w:t xml:space="preserve">ИД ч.2, строка 83 (и текст: «…высшей марки М00к по ГОСТ 859-2014», строка 82)</w:t>
+              <w:t xml:space="preserve">«Сейсмическая интенсивность в пункте размещения согласно комплекта карт ОСР-97 (СП 14.13330.2009) ¦ балл ¦ 6»</w:t>
+            </w:r>
+          </w:p>
+          <w:p>
+            <w:r>
+              <w:rPr>
+                <w:color w:val="666666"/>
+                <w:sz w:val="18"/>
+              </w:rPr>
+              <w:t xml:space="preserve">ИД ч.2, Приложение В (ДЕЛЬТА, ванны), разд. 3, строка 1243</w:t>
             </w:r>
           </w:p>
         </w:tc>
@@ -11102,16 +11117,16 @@
               <w:rPr>
                 <w:i/>
               </w:rPr>
-              <w:t xml:space="preserve">«Примеси, не более ¦ ГОСТ 859-2001(1) ¦ Ожидаемые значения»</w:t>
-            </w:r>
-          </w:p>
-          <w:p>
-            <w:r>
-              <w:rPr>
-                <w:color w:val="666666"/>
-                <w:sz w:val="18"/>
-              </w:rPr>
-              <w:t xml:space="preserve">ИД ч.2, табл. 1.1, шапка, строка 85</w:t>
+              <w:t xml:space="preserve">«…СП 14.13330.2018 Свод правил «Строительство в сейсмичных районах».»</w:t>
+            </w:r>
+          </w:p>
+          <w:p>
+            <w:r>
+              <w:rPr>
+                <w:color w:val="666666"/>
+                <w:sz w:val="18"/>
+              </w:rPr>
+              <w:t xml:space="preserve">ИД ч.2, Приложение В (ДЕЛЬТА, ванны), разд. 8.1, строка 1343 (в ТЗ: «Сейсмичность для г. Мончегорска по карте ОСР-2015-В составляет 6 баллов», строка 108)</w:t>
             </w:r>
           </w:p>
         </w:tc>
@@ -11125,7 +11140,7 @@
         <w:t xml:space="preserve">На что влияет: </w:t>
       </w:r>
       <w:r>
-        <w:t xml:space="preserve">Две редакции стандарта в одной таблице; нормативы примесей и примечание о суммах (строка 107) должны соответствовать одной редакции. На табл. 1.1 ссылается ТЗ как на требование к продукции Лотов 3 и 4 (строки 308, 312, 388).</w:t>
+        <w:t xml:space="preserve">Внутри одного документа две редакции свода правил и устаревший комплект карт; балл (6) совпадает, но нормативная база для расчёта ванн должна быть одна.</w:t>
       </w:r>
     </w:p>
     <w:p>
@@ -11136,7 +11151,7 @@
         <w:t xml:space="preserve">Вопрос Заказчику: </w:t>
       </w:r>
       <w:r>
-        <w:t xml:space="preserve">Привести таблицу к одной (актуальной) редакции ГОСТ 859 и пересверить нормы.</w:t>
+        <w:t xml:space="preserve">Указать действующие ОСР-2015/СП 14.13330 (актуальная редакция) во всех разделах Прил. В.</w:t>
       </w:r>
     </w:p>
     <w:p>
@@ -11161,13 +11176,13 @@
         <w:rPr>
           <w:b/>
         </w:rPr>
-        <w:t xml:space="preserve">C-59. </w:t>
-      </w:r>
-      <w:r>
-        <w:rPr>
-          <w:b/>
-        </w:rPr>
-        <w:t xml:space="preserve">Сейсмика в Прил. В: ОСР-97 и СП 14.13330.2009 в характеристике площадки против СП 14.13330.2018 в перечне норм (в ТЗ — ОСР-2015)</w:t>
+        <w:t xml:space="preserve">C-60. </w:t>
+      </w:r>
+      <w:r>
+        <w:rPr>
+          <w:b/>
+        </w:rPr>
+        <w:t xml:space="preserve">Климатические параметры площадки: Прил. В и ТЗ дают разные температуры холодных суток/пятидневки</w:t>
       </w:r>
     </w:p>
     <w:p>
@@ -11220,16 +11235,16 @@
               <w:rPr>
                 <w:i/>
               </w:rPr>
-              <w:t xml:space="preserve">«Сейсмическая интенсивность в пункте размещения согласно комплекта карт ОСР-97 (СП 14.13330.2009) ¦ балл ¦ 6»</w:t>
-            </w:r>
-          </w:p>
-          <w:p>
-            <w:r>
-              <w:rPr>
-                <w:color w:val="666666"/>
-                <w:sz w:val="18"/>
-              </w:rPr>
-              <w:t xml:space="preserve">ИД ч.2, Приложение В (ДЕЛЬТА, ванны), разд. 3, строка 1243</w:t>
+              <w:t xml:space="preserve">«Температура наружного воздуха:…средняя самых холодных суток;средняя самой холодной пятидневки;… ¦ 0,6минус 41минус 32минус 4,5минус 11,3»</w:t>
+            </w:r>
+          </w:p>
+          <w:p>
+            <w:r>
+              <w:rPr>
+                <w:color w:val="666666"/>
+                <w:sz w:val="18"/>
+              </w:rPr>
+              <w:t xml:space="preserve">ИД ч.2, Приложение В (ДЕЛЬТА, ванны), разд. 3, строка 1241 (сутки −41; пятидневка −32; абс. минимум −44,0, строка 1242)</w:t>
             </w:r>
           </w:p>
         </w:tc>
@@ -11258,16 +11273,16 @@
               <w:rPr>
                 <w:i/>
               </w:rPr>
-              <w:t xml:space="preserve">«…СП 14.13330.2018 Свод правил «Строительство в сейсмичных районах».»</w:t>
-            </w:r>
-          </w:p>
-          <w:p>
-            <w:r>
-              <w:rPr>
-                <w:color w:val="666666"/>
-                <w:sz w:val="18"/>
-              </w:rPr>
-              <w:t xml:space="preserve">ИД ч.2, Приложение В (ДЕЛЬТА, ванны), разд. 8.1, строка 1343 (в ТЗ: «Сейсмичность для г. Мончегорска по карте ОСР-2015-В составляет 6 баллов», строка 108)</w:t>
+              <w:t xml:space="preserve">«Температура воздуха наиболее холодных суток, с обеспеченностью 0,98 равна -40 °С. … Температура воздуха наиболее холодной пятидневки, с обеспеченностью 0,98 равна -34 °С. … с обеспеченностью 0,92 равна -30 °С.»</w:t>
+            </w:r>
+          </w:p>
+          <w:p>
+            <w:r>
+              <w:rPr>
+                <w:color w:val="666666"/>
+                <w:sz w:val="18"/>
+              </w:rPr>
+              <w:t xml:space="preserve">ТЗ v3.6, п. 2.10.1, строки 99-100</w:t>
             </w:r>
           </w:p>
         </w:tc>
@@ -11281,7 +11296,7 @@
         <w:t xml:space="preserve">На что влияет: </w:t>
       </w:r>
       <w:r>
-        <w:t xml:space="preserve">Внутри одного документа две редакции свода правил и устаревший комплект карт; балл (6) совпадает, но нормативная база для расчёта ванн должна быть одна.</w:t>
+        <w:t xml:space="preserve">Разные источники климатологии: −41/−32 (Дельта) против −40/−34(−30) (ТЗ). Для транспортировки/хранения ванн в северном исполнении (УХЛ3) параметры должны совпадать.</w:t>
       </w:r>
     </w:p>
     <w:p>
@@ -11292,7 +11307,7 @@
         <w:t xml:space="preserve">Вопрос Заказчику: </w:t>
       </w:r>
       <w:r>
-        <w:t xml:space="preserve">Указать действующие ОСР-2015/СП 14.13330 (актуальная редакция) во всех разделах Прил. В.</w:t>
+        <w:t xml:space="preserve">Принять единые данные по СП 131.13330 для Мончегорска и поправить один из документов.</w:t>
       </w:r>
     </w:p>
     <w:p>
@@ -11317,13 +11332,13 @@
         <w:rPr>
           <w:b/>
         </w:rPr>
-        <w:t xml:space="preserve">C-60. </w:t>
-      </w:r>
-      <w:r>
-        <w:rPr>
-          <w:b/>
-        </w:rPr>
-        <w:t xml:space="preserve">Климатические параметры площадки: Прил. В и ТЗ дают разные температуры холодных суток/пятидневки</w:t>
+        <w:t xml:space="preserve">C-61. </w:t>
+      </w:r>
+      <w:r>
+        <w:rPr>
+          <w:b/>
+        </w:rPr>
+        <w:t xml:space="preserve">Прил. В: «Удельная плотность электролита ¦ м3/кг ¦ 1200» — размерность перевёрнута</w:t>
       </w:r>
     </w:p>
     <w:p>
@@ -11376,16 +11391,16 @@
               <w:rPr>
                 <w:i/>
               </w:rPr>
-              <w:t xml:space="preserve">«Температура наружного воздуха:…средняя самых холодных суток;средняя самой холодной пятидневки;… ¦ 0,6минус 41минус 32минус 4,5минус 11,3»</w:t>
-            </w:r>
-          </w:p>
-          <w:p>
-            <w:r>
-              <w:rPr>
-                <w:color w:val="666666"/>
-                <w:sz w:val="18"/>
-              </w:rPr>
-              <w:t xml:space="preserve">ИД ч.2, Приложение В (ДЕЛЬТА, ванны), разд. 3, строка 1241 (сутки −41; пятидневка −32; абс. минимум −44,0, строка 1242)</w:t>
+              <w:t xml:space="preserve">«Удельная плотность электролита ¦ м3/кг ¦ 1200»</w:t>
+            </w:r>
+          </w:p>
+          <w:p>
+            <w:r>
+              <w:rPr>
+                <w:color w:val="666666"/>
+                <w:sz w:val="18"/>
+              </w:rPr>
+              <w:t xml:space="preserve">ИД ч.2, Приложение В (ДЕЛЬТА, ванны), разд. 5.3, строка 1296</w:t>
             </w:r>
           </w:p>
         </w:tc>
@@ -11414,16 +11429,16 @@
               <w:rPr>
                 <w:i/>
               </w:rPr>
-              <w:t xml:space="preserve">«Температура воздуха наиболее холодных суток, с обеспеченностью 0,98 равна -40 °С. … Температура воздуха наиболее холодной пятидневки, с обеспеченностью 0,98 равна -34 °С. … с обеспеченностью 0,92 равна -30 °С.»</w:t>
-            </w:r>
-          </w:p>
-          <w:p>
-            <w:r>
-              <w:rPr>
-                <w:color w:val="666666"/>
-                <w:sz w:val="18"/>
-              </w:rPr>
-              <w:t xml:space="preserve">ТЗ v3.6, п. 2.10.1, строки 99-100</w:t>
+              <w:t xml:space="preserve">«Плотность электролита ¦ т/м3 ¦ 1,2»</w:t>
+            </w:r>
+          </w:p>
+          <w:p>
+            <w:r>
+              <w:rPr>
+                <w:color w:val="666666"/>
+                <w:sz w:val="18"/>
+              </w:rPr>
+              <w:t xml:space="preserve">ИД ч.2, Приложение В (ДЕЛЬТА, ванны), разд. 5.1.1, строка 1261</w:t>
             </w:r>
           </w:p>
         </w:tc>
@@ -11437,7 +11452,7 @@
         <w:t xml:space="preserve">На что влияет: </w:t>
       </w:r>
       <w:r>
-        <w:t xml:space="preserve">Разные источники климатологии: −41/−32 (Дельта) против −40/−34(−30) (ТЗ). Для транспортировки/хранения ванн в северном исполнении (УХЛ3) параметры должны совпадать.</w:t>
+        <w:t xml:space="preserve">Должно быть 1200 кг/м3 (=1,2 т/м3); в текущем виде «1200 м3/кг» — бессмыслица в документе, идущем поставщику.</w:t>
       </w:r>
     </w:p>
     <w:p>
@@ -11448,7 +11463,7 @@
         <w:t xml:space="preserve">Вопрос Заказчику: </w:t>
       </w:r>
       <w:r>
-        <w:t xml:space="preserve">Принять единые данные по СП 131.13330 для Мончегорска и поправить один из документов.</w:t>
+        <w:t xml:space="preserve">Поправить размерность на кг/м3.</w:t>
       </w:r>
     </w:p>
     <w:p>
@@ -11473,13 +11488,13 @@
         <w:rPr>
           <w:b/>
         </w:rPr>
-        <w:t xml:space="preserve">C-61. </w:t>
-      </w:r>
-      <w:r>
-        <w:rPr>
-          <w:b/>
-        </w:rPr>
-        <w:t xml:space="preserve">Прил. В: «Удельная плотность электролита ¦ м3/кг ¦ 1200» — размерность перевёрнута</w:t>
+        <w:t xml:space="preserve">C-62. </w:t>
+      </w:r>
+      <w:r>
+        <w:rPr>
+          <w:b/>
+        </w:rPr>
+        <w:t xml:space="preserve">Прил. В: плотность тока в А/м3 вместо А/м2 (280 и 420)</w:t>
       </w:r>
     </w:p>
     <w:p>
@@ -11532,16 +11547,16 @@
               <w:rPr>
                 <w:i/>
               </w:rPr>
-              <w:t xml:space="preserve">«Удельная плотность электролита ¦ м3/кг ¦ 1200»</w:t>
-            </w:r>
-          </w:p>
-          <w:p>
-            <w:r>
-              <w:rPr>
-                <w:color w:val="666666"/>
-                <w:sz w:val="18"/>
-              </w:rPr>
-              <w:t xml:space="preserve">ИД ч.2, Приложение В (ДЕЛЬТА, ванны), разд. 5.3, строка 1296</w:t>
+              <w:t xml:space="preserve">«Плотность тока – максимальная рабочая ¦ А/м3 ¦ 280; Плотность тока – максимальная (для ванны, в процесса изъятия катодов) ¦ А/м3 ¦ 420»</w:t>
+            </w:r>
+          </w:p>
+          <w:p>
+            <w:r>
+              <w:rPr>
+                <w:color w:val="666666"/>
+                <w:sz w:val="18"/>
+              </w:rPr>
+              <w:t xml:space="preserve">ИД ч.2, Приложение В (ДЕЛЬТА, ванны), разд. 5.5, строки 1320-1321</w:t>
             </w:r>
           </w:p>
         </w:tc>
@@ -11570,16 +11585,16 @@
               <w:rPr>
                 <w:i/>
               </w:rPr>
-              <w:t xml:space="preserve">«Плотность электролита ¦ т/м3 ¦ 1,2»</w:t>
-            </w:r>
-          </w:p>
-          <w:p>
-            <w:r>
-              <w:rPr>
-                <w:color w:val="666666"/>
-                <w:sz w:val="18"/>
-              </w:rPr>
-              <w:t xml:space="preserve">ИД ч.2, Приложение В (ДЕЛЬТА, ванны), разд. 5.1.1, строка 1261</w:t>
+              <w:t xml:space="preserve">«Плотность тока номинальная ¦ 280 ¦ А/м2»</w:t>
+            </w:r>
+          </w:p>
+          <w:p>
+            <w:r>
+              <w:rPr>
+                <w:color w:val="666666"/>
+                <w:sz w:val="18"/>
+              </w:rPr>
+              <w:t xml:space="preserve">ИД ч.2, табл. 3.1, строка 417 (и Прил. В, строка 1264: «Плотность тока ¦ А/м2 ¦ 280»)</w:t>
             </w:r>
           </w:p>
         </w:tc>
@@ -11593,7 +11608,7 @@
         <w:t xml:space="preserve">На что влияет: </w:t>
       </w:r>
       <w:r>
-        <w:t xml:space="preserve">Должно быть 1200 кг/м3 (=1,2 т/м3); в текущем виде «1200 м3/кг» — бессмыслица в документе, идущем поставщику.</w:t>
+        <w:t xml:space="preserve">Размерность А/м3 ошибочна; кроме того 280 в одном месте названа «номинальной», в другом «максимальной рабочей» — при выгрузке 1/3 катодов плотность растёт до 420 А/м2, т.е. 280 именно номинал.</w:t>
       </w:r>
     </w:p>
     <w:p>
@@ -11604,7 +11619,7 @@
         <w:t xml:space="preserve">Вопрос Заказчику: </w:t>
       </w:r>
       <w:r>
-        <w:t xml:space="preserve">Поправить размерность на кг/м3.</w:t>
+        <w:t xml:space="preserve">Поправить размерности и терминологию (номинальная 280, максимальная 420 А/м2).</w:t>
       </w:r>
     </w:p>
     <w:p>
@@ -11629,13 +11644,13 @@
         <w:rPr>
           <w:b/>
         </w:rPr>
-        <w:t xml:space="preserve">C-62. </w:t>
-      </w:r>
-      <w:r>
-        <w:rPr>
-          <w:b/>
-        </w:rPr>
-        <w:t xml:space="preserve">Прил. В: плотность тока в А/м3 вместо А/м2 (280 и 420)</w:t>
+        <w:t xml:space="preserve">C-63. </w:t>
+      </w:r>
+      <w:r>
+        <w:rPr>
+          <w:b/>
+        </w:rPr>
+        <w:t xml:space="preserve">Режим работы ванн: 8760 ч/год в Прил. В против 8584,8 ч/год (КИО 98%) в ИД</w:t>
       </w:r>
     </w:p>
     <w:p>
@@ -11688,16 +11703,16 @@
               <w:rPr>
                 <w:i/>
               </w:rPr>
-              <w:t xml:space="preserve">«Плотность тока – максимальная рабочая ¦ А/м3 ¦ 280; Плотность тока – максимальная (для ванны, в процесса изъятия катодов) ¦ А/м3 ¦ 420»</w:t>
-            </w:r>
-          </w:p>
-          <w:p>
-            <w:r>
-              <w:rPr>
-                <w:color w:val="666666"/>
-                <w:sz w:val="18"/>
-              </w:rPr>
-              <w:t xml:space="preserve">ИД ч.2, Приложение В (ДЕЛЬТА, ванны), разд. 5.5, строки 1320-1321</w:t>
+              <w:t xml:space="preserve">«Режим работы оборудования, ч/год ¦ 8760»</w:t>
+            </w:r>
+          </w:p>
+          <w:p>
+            <w:r>
+              <w:rPr>
+                <w:color w:val="666666"/>
+                <w:sz w:val="18"/>
+              </w:rPr>
+              <w:t xml:space="preserve">ИД ч.2, Приложение В (ДЕЛЬТА, ванны), разд. 2, строка 1237</w:t>
             </w:r>
           </w:p>
         </w:tc>
@@ -11726,16 +11741,16 @@
               <w:rPr>
                 <w:i/>
               </w:rPr>
-              <w:t xml:space="preserve">«Плотность тока номинальная ¦ 280 ¦ А/м2»</w:t>
-            </w:r>
-          </w:p>
-          <w:p>
-            <w:r>
-              <w:rPr>
-                <w:color w:val="666666"/>
-                <w:sz w:val="18"/>
-              </w:rPr>
-              <w:t xml:space="preserve">ИД ч.2, табл. 3.1, строка 417 (и Прил. В, строка 1264: «Плотность тока ¦ А/м2 ¦ 280»)</w:t>
+              <w:t xml:space="preserve">«Машинное время работы ванн ¦ 8584,8 ¦ ч/год»</w:t>
+            </w:r>
+          </w:p>
+          <w:p>
+            <w:r>
+              <w:rPr>
+                <w:color w:val="666666"/>
+                <w:sz w:val="18"/>
+              </w:rPr>
+              <w:t xml:space="preserve">ИД ч.2, табл. 3.1, строка 415 (и строка 259: «8584,8 часов … соответствует КИО 98%»)</w:t>
             </w:r>
           </w:p>
         </w:tc>
@@ -11749,7 +11764,7 @@
         <w:t xml:space="preserve">На что влияет: </w:t>
       </w:r>
       <w:r>
-        <w:t xml:space="preserve">Размерность А/м3 ошибочна; кроме того 280 в одном месте названа «номинальной», в другом «максимальной рабочей» — при выгрузке 1/3 катодов плотность растёт до 420 А/м2, т.е. 280 именно номинал.</w:t>
+        <w:t xml:space="preserve">Дельта закладывает непрерывную работу (8760), ИД — 8584,8 ч с КИО 98%. Для ресурса ванн некритично, но как расчётная база производительности — расхождение.</w:t>
       </w:r>
     </w:p>
     <w:p>
@@ -11760,7 +11775,7 @@
         <w:t xml:space="preserve">Вопрос Заказчику: </w:t>
       </w:r>
       <w:r>
-        <w:t xml:space="preserve">Поправить размерности и терминологию (номинальная 280, максимальная 420 А/м2).</w:t>
+        <w:t xml:space="preserve">Указать в Прил. В расчётное машинное время 8584,8 ч (или пометить 8760 как режим готовности).</w:t>
       </w:r>
     </w:p>
     <w:p>
@@ -11785,13 +11800,13 @@
         <w:rPr>
           <w:b/>
         </w:rPr>
-        <w:t xml:space="preserve">C-63. </w:t>
-      </w:r>
-      <w:r>
-        <w:rPr>
-          <w:b/>
-        </w:rPr>
-        <w:t xml:space="preserve">Режим работы ванн: 8760 ч/год в Прил. В против 8584,8 ч/год (КИО 98%) в ИД</w:t>
+        <w:t xml:space="preserve">C-64. </w:t>
+      </w:r>
+      <w:r>
+        <w:rPr>
+          <w:b/>
+        </w:rPr>
+        <w:t xml:space="preserve">Маточник-2 в ЦЭН: три места дают разные проценты разбавления и температуры транспортировки</w:t>
       </w:r>
     </w:p>
     <w:p>
@@ -11800,7 +11815,7 @@
           <w:color w:val="666666"/>
           <w:sz w:val="20"/>
         </w:rPr>
-        <w:t xml:space="preserve">Лот №3 · Электроэкстракция · важность: формальные</w:t>
+        <w:t xml:space="preserve">Лот №2 · Купорос · важность: формальные</w:t>
       </w:r>
     </w:p>
     <w:tbl>
@@ -11844,16 +11859,16 @@
               <w:rPr>
                 <w:i/>
               </w:rPr>
-              <w:t xml:space="preserve">«Режим работы оборудования, ч/год ¦ 8760»</w:t>
-            </w:r>
-          </w:p>
-          <w:p>
-            <w:r>
-              <w:rPr>
-                <w:color w:val="666666"/>
-                <w:sz w:val="18"/>
-              </w:rPr>
-              <w:t xml:space="preserve">ИД ч.2, Приложение В (ДЕЛЬТА, ванны), разд. 2, строка 1237</w:t>
+              <w:t xml:space="preserve">«Раствор насыщен при 20-25 0С, поэтому для исключения кристаллизации при транспортировке, рекомендуется транспортировать его при повышенной температуре, либо предварительно разбавив водой на 10-15%.»</w:t>
+            </w:r>
+          </w:p>
+          <w:p>
+            <w:r>
+              <w:rPr>
+                <w:color w:val="666666"/>
+                <w:sz w:val="18"/>
+              </w:rPr>
+              <w:t xml:space="preserve">ИД ч.2, п. 1.4.2.2, строка 220</w:t>
             </w:r>
           </w:p>
         </w:tc>
@@ -11882,16 +11897,16 @@
               <w:rPr>
                 <w:i/>
               </w:rPr>
-              <w:t xml:space="preserve">«Машинное время работы ванн ¦ 8584,8 ¦ ч/год»</w:t>
-            </w:r>
-          </w:p>
-          <w:p>
-            <w:r>
-              <w:rPr>
-                <w:color w:val="666666"/>
-                <w:sz w:val="18"/>
-              </w:rPr>
-              <w:t xml:space="preserve">ИД ч.2, табл. 3.1, строка 415 (и строка 259: «8584,8 часов … соответствует КИО 98%»)</w:t>
+              <w:t xml:space="preserve">«Направляемый в ЦЭН из бака поз. 4.1.26 маточник 2 близок к насыщению по солям при температуре 20-300С. Поэтому при его транспортировке в ЦЭН следует обеспечить температуру раствора не ниже 30-400С, либо разбавить его водой на 15-20% и не допускать охлаждения ниже 15-200С.»</w:t>
+            </w:r>
+          </w:p>
+          <w:p>
+            <w:r>
+              <w:rPr>
+                <w:color w:val="666666"/>
+                <w:sz w:val="18"/>
+              </w:rPr>
+              <w:t xml:space="preserve">ИД ч.2, разд. 4.2.1, строка 526 (третий вариант в разд. 2.3, строка 244: «…исключить его охлаждение при хранении и транспортировки ниже температуры 25-300С»)</w:t>
             </w:r>
           </w:p>
         </w:tc>
@@ -11905,7 +11920,7 @@
         <w:t xml:space="preserve">На что влияет: </w:t>
       </w:r>
       <w:r>
-        <w:t xml:space="preserve">Дельта закладывает непрерывную работу (8760), ИД — 8584,8 ч с КИО 98%. Для ресурса ванн некритично, но как расчётная база производительности — расхождение.</w:t>
+        <w:t xml:space="preserve">Для одного и того же раствора: разбавление 10-15% против 15-20%; насыщение при 20-25 °С против 20-30 °С; минимальная температура 25-30 °С против 30-40 °С. Требования к обогреву трассы в ЦЭН неоднозначны.</w:t>
       </w:r>
     </w:p>
     <w:p>
@@ -11916,7 +11931,7 @@
         <w:t xml:space="preserve">Вопрос Заказчику: </w:t>
       </w:r>
       <w:r>
-        <w:t xml:space="preserve">Указать в Прил. В расчётное машинное время 8584,8 ч (или пометить 8760 как режим готовности).</w:t>
+        <w:t xml:space="preserve">Свести к одному набору значений (насыщение, разбавление, мин. температура) во всех трёх разделах.</w:t>
       </w:r>
     </w:p>
     <w:p>
@@ -11941,13 +11956,13 @@
         <w:rPr>
           <w:b/>
         </w:rPr>
-        <w:t xml:space="preserve">C-64. </w:t>
-      </w:r>
-      <w:r>
-        <w:rPr>
-          <w:b/>
-        </w:rPr>
-        <w:t xml:space="preserve">Маточник-2 в ЦЭН: три места дают разные проценты разбавления и температуры транспортировки</w:t>
+        <w:t xml:space="preserve">C-65. </w:t>
+      </w:r>
+      <w:r>
+        <w:rPr>
+          <w:b/>
+        </w:rPr>
+        <w:t xml:space="preserve">Состав медного купороса: ТЗ даёт Cu 25,7% и Co 0,02% — вне диапазонов табл. 3.1 ИД (Cu 24-25; Co 0,008-0,012)</w:t>
       </w:r>
     </w:p>
     <w:p>
@@ -12000,16 +12015,16 @@
               <w:rPr>
                 <w:i/>
               </w:rPr>
-              <w:t xml:space="preserve">«Раствор насыщен при 20-25 0С, поэтому для исключения кристаллизации при транспортировке, рекомендуется транспортировать его при повышенной температуре, либо предварительно разбавив водой на 10-15%.»</w:t>
-            </w:r>
-          </w:p>
-          <w:p>
-            <w:r>
-              <w:rPr>
-                <w:color w:val="666666"/>
-                <w:sz w:val="18"/>
-              </w:rPr>
-              <w:t xml:space="preserve">ИД ч.2, п. 1.4.2.2, строка 220</w:t>
+              <w:t xml:space="preserve">«Химический состав медного купороса, принятый в расчетах, %: 25,7 Сu, 0,29 Ni, 0,02 Co, 0,04 Fe, 12,83 S.»</w:t>
+            </w:r>
+          </w:p>
+          <w:p>
+            <w:r>
+              <w:rPr>
+                <w:color w:val="666666"/>
+                <w:sz w:val="18"/>
+              </w:rPr>
+              <w:t xml:space="preserve">ТЗ v3.6, п. 4.2, строка 237</w:t>
             </w:r>
           </w:p>
         </w:tc>
@@ -12038,16 +12053,16 @@
               <w:rPr>
                 <w:i/>
               </w:rPr>
-              <w:t xml:space="preserve">«Направляемый в ЦЭН из бака поз. 4.1.26 маточник 2 близок к насыщению по солям при температуре 20-300С. Поэтому при его транспортировке в ЦЭН следует обеспечить температуру раствора не ниже 30-400С, либо разбавить его водой на 15-20% и не допускать охлаждения ниже 15-200С.»</w:t>
-            </w:r>
-          </w:p>
-          <w:p>
-            <w:r>
-              <w:rPr>
-                <w:color w:val="666666"/>
-                <w:sz w:val="18"/>
-              </w:rPr>
-              <w:t xml:space="preserve">ИД ч.2, разд. 4.2.1, строка 526 (третий вариант в разд. 2.3, строка 244: «…исключить его охлаждение при хранении и транспортировки ниже температуры 25-300С»)</w:t>
+              <w:t xml:space="preserve">«Состав медного купороса: … Cu ¦ 24-25 ¦ %; Ni ¦ 0,2-0,4 ¦ %; Fe ¦ 0,02-0,04 ¦ %; Co ¦ 0,008-0,012 ¦ %»</w:t>
+            </w:r>
+          </w:p>
+          <w:p>
+            <w:r>
+              <w:rPr>
+                <w:color w:val="666666"/>
+                <w:sz w:val="18"/>
+              </w:rPr>
+              <w:t xml:space="preserve">ИД ч.2, табл. 3.1, строки 315-319</w:t>
             </w:r>
           </w:p>
         </w:tc>
@@ -12061,7 +12076,7 @@
         <w:t xml:space="preserve">На что влияет: </w:t>
       </w:r>
       <w:r>
-        <w:t xml:space="preserve">Для одного и того же раствора: разбавление 10-15% против 15-20%; насыщение при 20-25 °С против 20-30 °С; минимальная температура 25-30 °С против 30-40 °С. Требования к обогреву трассы в ЦЭН неоднозначны.</w:t>
+        <w:t xml:space="preserve">Cu 25,7 выше диапазона 24-25 (чистый CuSO4·5H2O — 25,5% Cu); Co 0,02 вдвое выше верхней границы 0,012 (возможно, в ТЗ значения Fe и Co взяты по строке Fe). Влияет на баланс меди при растворении купороса.</w:t>
       </w:r>
     </w:p>
     <w:p>
@@ -12072,7 +12087,7 @@
         <w:t xml:space="preserve">Вопрос Заказчику: </w:t>
       </w:r>
       <w:r>
-        <w:t xml:space="preserve">Свести к одному набору значений (насыщение, разбавление, мин. температура) во всех трёх разделах.</w:t>
+        <w:t xml:space="preserve">Уточнить, какой состав расчётный (табл. 5.5/5.6 против табл. 3.1), и поправить ТЗ или ИД.</w:t>
       </w:r>
     </w:p>
     <w:p>
@@ -12097,13 +12112,13 @@
         <w:rPr>
           <w:b/>
         </w:rPr>
-        <w:t xml:space="preserve">C-65. </w:t>
-      </w:r>
-      <w:r>
-        <w:rPr>
-          <w:b/>
-        </w:rPr>
-        <w:t xml:space="preserve">Состав медного купороса: ТЗ даёт Cu 25,7% и Co 0,02% — вне диапазонов табл. 3.1 ИД (Cu 24-25; Co 0,008-0,012)</w:t>
+        <w:t xml:space="preserve">C-66. </w:t>
+      </w:r>
+      <w:r>
+        <w:rPr>
+          <w:b/>
+        </w:rPr>
+        <w:t xml:space="preserve">Чем промывается смешанный купорос на центрифуге: исходным раствором (разд. 2.3, 3, 4.1.1) или водой (разд. 4.1.4)</w:t>
       </w:r>
     </w:p>
     <w:p>
@@ -12156,16 +12171,16 @@
               <w:rPr>
                 <w:i/>
               </w:rPr>
-              <w:t xml:space="preserve">«Химический состав медного купороса, принятый в расчетах, %: 25,7 Сu, 0,29 Ni, 0,02 Co, 0,04 Fe, 12,83 S.»</w:t>
-            </w:r>
-          </w:p>
-          <w:p>
-            <w:r>
-              <w:rPr>
-                <w:color w:val="666666"/>
-                <w:sz w:val="18"/>
-              </w:rPr>
-              <w:t xml:space="preserve">ТЗ v3.6, п. 4.2, строка 237</w:t>
+              <w:t xml:space="preserve">«Смешанный купорос для удаления кислоты и микропримесей промывается в центрифуге первичным раствором, поступающим из бака поз. 4,1.22…»</w:t>
+            </w:r>
+          </w:p>
+          <w:p>
+            <w:r>
+              <w:rPr>
+                <w:color w:val="666666"/>
+                <w:sz w:val="18"/>
+              </w:rPr>
+              <w:t xml:space="preserve">ИД ч.2, разд. 4.1.1, строка 455 (также разд. 2.3, строка 244: «…отмываются от кислоты на центрифуге исходным раствором питания…»; табл. 3.1, строка 363: «Расход питающего раствора выпарки медного купороса на промывку кристаллов ¦ 0,15 ¦ м3/т»)</w:t>
             </w:r>
           </w:p>
         </w:tc>
@@ -12194,16 +12209,16 @@
               <w:rPr>
                 <w:i/>
               </w:rPr>
-              <w:t xml:space="preserve">«Состав медного купороса: … Cu ¦ 24-25 ¦ %; Ni ¦ 0,2-0,4 ¦ %; Fe ¦ 0,02-0,04 ¦ %; Co ¦ 0,008-0,012 ¦ %»</w:t>
-            </w:r>
-          </w:p>
-          <w:p>
-            <w:r>
-              <w:rPr>
-                <w:color w:val="666666"/>
-                <w:sz w:val="18"/>
-              </w:rPr>
-              <w:t xml:space="preserve">ИД ч.2, табл. 3.1, строки 315-319</w:t>
+              <w:t xml:space="preserve">«Смешанный купорос в центрифуге промывается водой для удаления кислоты и микропримесей, промводы сбрасываются в бак (поз.9) и возвращаются в аппарат первой ступени.»</w:t>
+            </w:r>
+          </w:p>
+          <w:p>
+            <w:r>
+              <w:rPr>
+                <w:color w:val="666666"/>
+                <w:sz w:val="18"/>
+              </w:rPr>
+              <w:t xml:space="preserve">ИД ч.2, разд. 4.1.4 (передел кристаллизации смешанного купороса), строка 499</w:t>
             </w:r>
           </w:p>
         </w:tc>
@@ -12217,7 +12232,7 @@
         <w:t xml:space="preserve">На что влияет: </w:t>
       </w:r>
       <w:r>
-        <w:t xml:space="preserve">Cu 25,7 выше диапазона 24-25 (чистый CuSO4·5H2O — 25,5% Cu); Co 0,02 вдвое выше верхней границы 0,012 (возможно, в ТЗ значения Fe и Co взяты по строке Fe). Влияет на баланс меди при растворении купороса.</w:t>
+        <w:t xml:space="preserve">Промывной агент двоится: исходный раствор (фильтрат контрольной фильтрации) против воды. Влияет на водный баланс выпарки и на качество купороса (микропримеси).</w:t>
       </w:r>
     </w:p>
     <w:p>
@@ -12228,7 +12243,7 @@
         <w:t xml:space="preserve">Вопрос Заказчику: </w:t>
       </w:r>
       <w:r>
-        <w:t xml:space="preserve">Уточнить, какой состав расчётный (табл. 5.5/5.6 против табл. 3.1), и поправить ТЗ или ИД.</w:t>
+        <w:t xml:space="preserve">Указать один агент промывки (по балансам — исходный раствор, 0,15 м3/т) и поправить разд. 4.1.4.</w:t>
       </w:r>
     </w:p>
     <w:p>
@@ -12253,13 +12268,13 @@
         <w:rPr>
           <w:b/>
         </w:rPr>
-        <w:t xml:space="preserve">C-66. </w:t>
-      </w:r>
-      <w:r>
-        <w:rPr>
-          <w:b/>
-        </w:rPr>
-        <w:t xml:space="preserve">Чем промывается смешанный купорос на центрифуге: исходным раствором (разд. 2.3, 3, 4.1.1) или водой (разд. 4.1.4)</w:t>
+        <w:t xml:space="preserve">C-67. </w:t>
+      </w:r>
+      <w:r>
+        <w:rPr>
+          <w:b/>
+        </w:rPr>
+        <w:t xml:space="preserve">Куда уходит излишек промывной воды КСМ: «в ГМО» по описанию машины против возврата в бак питания ванн по схеме ИД</w:t>
       </w:r>
     </w:p>
     <w:p>
@@ -12268,7 +12283,7 @@
           <w:color w:val="666666"/>
           <w:sz w:val="20"/>
         </w:rPr>
-        <w:t xml:space="preserve">Лот №2 · Купорос · важность: формальные</w:t>
+        <w:t xml:space="preserve">Лот №3 · Электроэкстракция · важность: формальные</w:t>
       </w:r>
     </w:p>
     <w:tbl>
@@ -12312,16 +12327,16 @@
               <w:rPr>
                 <w:i/>
               </w:rPr>
-              <w:t xml:space="preserve">«Смешанный купорос для удаления кислоты и микропримесей промывается в центрифуге первичным раствором, поступающим из бака поз. 4,1.22…»</w:t>
-            </w:r>
-          </w:p>
-          <w:p>
-            <w:r>
-              <w:rPr>
-                <w:color w:val="666666"/>
-                <w:sz w:val="18"/>
-              </w:rPr>
-              <w:t xml:space="preserve">ИД ч.2, разд. 4.1.1, строка 455 (также разд. 2.3, строка 244: «…отмываются от кислоты на центрифуге исходным раствором питания…»; табл. 3.1, строка 363: «Расход питающего раствора выпарки медного купороса на промывку кристаллов ¦ 0,15 ¦ м3/т»)</w:t>
+              <w:t xml:space="preserve">«Излишек воды насосом автоматически скачивается в ГМО. После окончания обработки серии вода из резервуара скачивается в ГМО для дальнейшего использования.»</w:t>
+            </w:r>
+          </w:p>
+          <w:p>
+            <w:r>
+              <w:rPr>
+                <w:color w:val="666666"/>
+                <w:sz w:val="18"/>
+              </w:rPr>
+              <w:t xml:space="preserve">ИД ч.2, описание КСМ, строка 555</w:t>
             </w:r>
           </w:p>
         </w:tc>
@@ -12350,16 +12365,16 @@
               <w:rPr>
                 <w:i/>
               </w:rPr>
-              <w:t xml:space="preserve">«Смешанный купорос в центрифуге промывается водой для удаления кислоты и микропримесей, промводы сбрасываются в бак (поз.9) и возвращаются в аппарат первой ступени.»</w:t>
-            </w:r>
-          </w:p>
-          <w:p>
-            <w:r>
-              <w:rPr>
-                <w:color w:val="666666"/>
-                <w:sz w:val="18"/>
-              </w:rPr>
-              <w:t xml:space="preserve">ИД ч.2, разд. 4.1.4 (передел кристаллизации смешанного купороса), строка 499</w:t>
+              <w:t xml:space="preserve">«Промывные воды с катодосдирочных машин передаются в бак питания ванн, поз. 4.2.1.»</w:t>
+            </w:r>
+          </w:p>
+          <w:p>
+            <w:r>
+              <w:rPr>
+                <w:color w:val="666666"/>
+                <w:sz w:val="18"/>
+              </w:rPr>
+              <w:t xml:space="preserve">ИД ч.2, разд. 4.1.2, строка 465 (также строка 461: «Также в бак питания поступают растворы промывки катодов, растворы системы аспирации ванн»)</w:t>
             </w:r>
           </w:p>
         </w:tc>
@@ -12373,7 +12388,7 @@
         <w:t xml:space="preserve">На что влияет: </w:t>
       </w:r>
       <w:r>
-        <w:t xml:space="preserve">Промывной агент двоится: исходный раствор (фильтрат контрольной фильтрации) против воды. Влияет на водный баланс выпарки и на качество купороса (микропримеси).</w:t>
+        <w:t xml:space="preserve">Описание КСМ, судя по упоминаниям «ГМО» и «под ваннами», перенесено из другого проекта и не адаптировано: по принятой схеме промводы возвращаются в циркуляцию электролиза, а не в гидрометаллургическое отделение.</w:t>
       </w:r>
     </w:p>
     <w:p>
@@ -12384,7 +12399,7 @@
         <w:t xml:space="preserve">Вопрос Заказчику: </w:t>
       </w:r>
       <w:r>
-        <w:t xml:space="preserve">Указать один агент промывки (по балансам — исходный раствор, 0,15 м3/т) и поправить разд. 4.1.4.</w:t>
+        <w:t xml:space="preserve">Адаптировать описание КСМ к принятой схеме (возврат в поз. 4.2.1) либо показать поток в ГМО в балансе.</w:t>
       </w:r>
     </w:p>
     <w:p>
@@ -12409,13 +12424,13 @@
         <w:rPr>
           <w:b/>
         </w:rPr>
-        <w:t xml:space="preserve">C-67. </w:t>
-      </w:r>
-      <w:r>
-        <w:rPr>
-          <w:b/>
-        </w:rPr>
-        <w:t xml:space="preserve">Куда уходит излишек промывной воды КСМ: «в ГМО» по описанию машины против возврата в бак питания ванн по схеме ИД</w:t>
+        <w:t xml:space="preserve">C-68. </w:t>
+      </w:r>
+      <w:r>
+        <w:rPr>
+          <w:b/>
+        </w:rPr>
+        <w:t xml:space="preserve">Нормы расхода матриц и анодов (табл. 8.5) не сходятся с заявленными сроками службы при 180 ваннах</w:t>
       </w:r>
     </w:p>
     <w:p>
@@ -12468,16 +12483,16 @@
               <w:rPr>
                 <w:i/>
               </w:rPr>
-              <w:t xml:space="preserve">«Излишек воды насосом автоматически скачивается в ГМО. После окончания обработки серии вода из резервуара скачивается в ГМО для дальнейшего использования.»</w:t>
-            </w:r>
-          </w:p>
-          <w:p>
-            <w:r>
-              <w:rPr>
-                <w:color w:val="666666"/>
-                <w:sz w:val="18"/>
-              </w:rPr>
-              <w:t xml:space="preserve">ИД ч.2, описание КСМ, строка 555</w:t>
+              <w:t xml:space="preserve">«Расчетный срок эксплуатации матриц – 6 лет.»</w:t>
+            </w:r>
+          </w:p>
+          <w:p>
+            <w:r>
+              <w:rPr>
+                <w:color w:val="666666"/>
+                <w:sz w:val="18"/>
+              </w:rPr>
+              <w:t xml:space="preserve">ИД ч.2, п. 1.4.1.3, строка 210 (аноды: «Расчетный срок эксплуатации анодов – 5 лет», строка 202)</w:t>
             </w:r>
           </w:p>
         </w:tc>
@@ -12506,16 +12521,16 @@
               <w:rPr>
                 <w:i/>
               </w:rPr>
-              <w:t xml:space="preserve">«Промывные воды с катодосдирочных машин передаются в бак питания ванн, поз. 4.2.1.»</w:t>
-            </w:r>
-          </w:p>
-          <w:p>
-            <w:r>
-              <w:rPr>
-                <w:color w:val="666666"/>
-                <w:sz w:val="18"/>
-              </w:rPr>
-              <w:t xml:space="preserve">ИД ч.2, разд. 4.1.2, строка 465 (также строка 461: «Также в бак питания поступают растворы промывки катодов, растворы системы аспирации ванн»)</w:t>
+              <w:t xml:space="preserve">«9 ¦ Катодные матрицы ¦ шт. ¦ 1150 ¦ 0,017»</w:t>
+            </w:r>
+          </w:p>
+          <w:p>
+            <w:r>
+              <w:rPr>
+                <w:color w:val="666666"/>
+                <w:sz w:val="18"/>
+              </w:rPr>
+              <w:t xml:space="preserve">ИД ч.2, табл. 8.5, строка 689 (аноды: «8 ¦ Аноды из свинцового сплава ¦ шт. ¦ 2300 ¦ 0,033», строка 688)</w:t>
             </w:r>
           </w:p>
         </w:tc>
@@ -12529,7 +12544,7 @@
         <w:t xml:space="preserve">На что влияет: </w:t>
       </w:r>
       <w:r>
-        <w:t xml:space="preserve">Описание КСМ, судя по упоминаниям «ГМО» и «под ваннами», перенесено из другого проекта и не адаптировано: по принятой схеме промводы возвращаются в циркуляцию электролиза, а не в гидрометаллургическое отделение.</w:t>
+        <w:t xml:space="preserve">В работе 180 ванн × 84 матрицы = 15120 шт. (строки 403, 466); при сроке 6 лет годовой расход ≈2520 шт., в табл. 8.5 — 1150 (соответствует ~13 годам). Аноды: 180 × 85 = 15300; при 5 годах ≈3060 шт./год против 2300 (≈6,7 года, что ближе к «сроку анодной компании 5-7 лет», строка 422). Нормы и сроки службы не согласованы между разделами 1.4 и 8.</w:t>
       </w:r>
     </w:p>
     <w:p>
@@ -12540,7 +12555,7 @@
         <w:t xml:space="preserve">Вопрос Заказчику: </w:t>
       </w:r>
       <w:r>
-        <w:t xml:space="preserve">Адаптировать описание КСМ к принятой схеме (возврат в поз. 4.2.1) либо показать поток в ГМО в балансе.</w:t>
+        <w:t xml:space="preserve">Пересчитать нормы табл. 8.5/9.5 от принятых сроков службы (или скорректировать сроки).</w:t>
       </w:r>
     </w:p>
     <w:p>
@@ -12565,13 +12580,13 @@
         <w:rPr>
           <w:b/>
         </w:rPr>
-        <w:t xml:space="preserve">C-68. </w:t>
-      </w:r>
-      <w:r>
-        <w:rPr>
-          <w:b/>
-        </w:rPr>
-        <w:t xml:space="preserve">Нормы расхода матриц и анодов (табл. 8.5) не сходятся с заявленными сроками службы при 180 ваннах</w:t>
+        <w:t xml:space="preserve">C-69. </w:t>
+      </w:r>
+      <w:r>
+        <w:rPr>
+          <w:b/>
+        </w:rPr>
+        <w:t xml:space="preserve">Обрамление катодных матриц: «ПВХ (ПП)» в табл. 3.1 против полипропилена по разд. 1.3</w:t>
       </w:r>
     </w:p>
     <w:p>
@@ -12624,16 +12639,16 @@
               <w:rPr>
                 <w:i/>
               </w:rPr>
-              <w:t xml:space="preserve">«Расчетный срок эксплуатации матриц – 6 лет.»</w:t>
-            </w:r>
-          </w:p>
-          <w:p>
-            <w:r>
-              <w:rPr>
-                <w:color w:val="666666"/>
-                <w:sz w:val="18"/>
-              </w:rPr>
-              <w:t xml:space="preserve">ИД ч.2, п. 1.4.1.3, строка 210 (аноды: «Расчетный срок эксплуатации анодов – 5 лет», строка 202)</w:t>
+              <w:t xml:space="preserve">«Катоды – матрица из нерж. ст. 316L с ПВХ (ПП) обрамлением»</w:t>
+            </w:r>
+          </w:p>
+          <w:p>
+            <w:r>
+              <w:rPr>
+                <w:color w:val="666666"/>
+                <w:sz w:val="18"/>
+              </w:rPr>
+              <w:t xml:space="preserve">ИД ч.2, табл. 3.1, строка 406</w:t>
             </w:r>
           </w:p>
         </w:tc>
@@ -12662,16 +12677,16 @@
               <w:rPr>
                 <w:i/>
               </w:rPr>
-              <w:t xml:space="preserve">«9 ¦ Катодные матрицы ¦ шт. ¦ 1150 ¦ 0,017»</w:t>
-            </w:r>
-          </w:p>
-          <w:p>
-            <w:r>
-              <w:rPr>
-                <w:color w:val="666666"/>
-                <w:sz w:val="18"/>
-              </w:rPr>
-              <w:t xml:space="preserve">ИД ч.2, табл. 8.5, строка 689 (аноды: «8 ¦ Аноды из свинцового сплава ¦ шт. ¦ 2300 ¦ 0,033», строка 688)</w:t>
+              <w:t xml:space="preserve">«1.3.7 Полипропиленовый профиль (пруток). Используется для обрамления катодных матриц.»</w:t>
+            </w:r>
+          </w:p>
+          <w:p>
+            <w:r>
+              <w:rPr>
+                <w:color w:val="666666"/>
+                <w:sz w:val="18"/>
+              </w:rPr>
+              <w:t xml:space="preserve">ИД ч.2, п. 1.3.7, строка 151 (в перечне материалов — «полипропиленовый профиль», строка 118)</w:t>
             </w:r>
           </w:p>
         </w:tc>
@@ -12685,7 +12700,7 @@
         <w:t xml:space="preserve">На что влияет: </w:t>
       </w:r>
       <w:r>
-        <w:t xml:space="preserve">В работе 180 ванн × 84 матрицы = 15120 шт. (строки 403, 466); при сроке 6 лет годовой расход ≈2520 шт., в табл. 8.5 — 1150 (соответствует ~13 годам). Аноды: 180 × 85 = 15300; при 5 годах ≈3060 шт./год против 2300 (≈6,7 года, что ближе к «сроку анодной компании 5-7 лет», строка 422). Нормы и сроки службы не согласованы между разделами 1.4 и 8.</w:t>
+        <w:t xml:space="preserve">ПВХ и полипропилен — разные материалы с разной стойкостью при 50 °С в кислой среде; во всех остальных местах (и у поставщиков в Прил. Б) — полипропилен.</w:t>
       </w:r>
     </w:p>
     <w:p>
@@ -12696,7 +12711,7 @@
         <w:t xml:space="preserve">Вопрос Заказчику: </w:t>
       </w:r>
       <w:r>
-        <w:t xml:space="preserve">Пересчитать нормы табл. 8.5/9.5 от принятых сроков службы (или скорректировать сроки).</w:t>
+        <w:t xml:space="preserve">Убрать «ПВХ», оставить полипропилен (ПП).</w:t>
       </w:r>
     </w:p>
     <w:p>
@@ -12721,13 +12736,13 @@
         <w:rPr>
           <w:b/>
         </w:rPr>
-        <w:t xml:space="preserve">C-69. </w:t>
-      </w:r>
-      <w:r>
-        <w:rPr>
-          <w:b/>
-        </w:rPr>
-        <w:t xml:space="preserve">Обрамление катодных матриц: «ПВХ (ПП)» в табл. 3.1 против полипропилена по разд. 1.3</w:t>
+        <w:t xml:space="preserve">C-70. </w:t>
+      </w:r>
+      <w:r>
+        <w:rPr>
+          <w:b/>
+        </w:rPr>
+        <w:t xml:space="preserve">ТЗ: «345 дней в году, 8322 рабочих часов» — дни и часы не сходятся между собой (345×24=8280)</w:t>
       </w:r>
     </w:p>
     <w:p>
@@ -12736,7 +12751,7 @@
           <w:color w:val="666666"/>
           <w:sz w:val="20"/>
         </w:rPr>
-        <w:t xml:space="preserve">Лот №3 · Электроэкстракция · важность: формальные</w:t>
+        <w:t xml:space="preserve">Лот №2 · Купорос · важность: формальные</w:t>
       </w:r>
     </w:p>
     <w:tbl>
@@ -12780,16 +12795,16 @@
               <w:rPr>
                 <w:i/>
               </w:rPr>
-              <w:t xml:space="preserve">«Катоды – матрица из нерж. ст. 316L с ПВХ (ПП) обрамлением»</w:t>
-            </w:r>
-          </w:p>
-          <w:p>
-            <w:r>
-              <w:rPr>
-                <w:color w:val="666666"/>
-                <w:sz w:val="18"/>
-              </w:rPr>
-              <w:t xml:space="preserve">ИД ч.2, табл. 3.1, строка 406</w:t>
+              <w:t xml:space="preserve">«Режим работы оборудования Участка получения медного и медно-никелевого купороса (ИД, часть 1, Приложение В): круглосуточный, 345 дней в году, 8322 рабочих часов.»</w:t>
+            </w:r>
+          </w:p>
+          <w:p>
+            <w:r>
+              <w:rPr>
+                <w:color w:val="666666"/>
+                <w:sz w:val="18"/>
+              </w:rPr>
+              <w:t xml:space="preserve">ТЗ v3.6, п. 4.4, строка 275 (аналогично п. 5.3, строка 356: «круглосуточный, 358 дней в году, 8585 рабочих часов», а 358×24=8592)</w:t>
             </w:r>
           </w:p>
         </w:tc>
@@ -12818,16 +12833,16 @@
               <w:rPr>
                 <w:i/>
               </w:rPr>
-              <w:t xml:space="preserve">«1.3.7 Полипропиленовый профиль (пруток). Используется для обрамления катодных матриц.»</w:t>
-            </w:r>
-          </w:p>
-          <w:p>
-            <w:r>
-              <w:rPr>
-                <w:color w:val="666666"/>
-                <w:sz w:val="18"/>
-              </w:rPr>
-              <w:t xml:space="preserve">ИД ч.2, п. 1.3.7, строка 151 (в перечне материалов — «полипропиленовый профиль», строка 118)</w:t>
+              <w:t xml:space="preserve">«Если в настоящем разделе приводятся часовые потоки, то они относятся к расчетам из годовой работы 8322 часов (КИО=95%) для гидрометаллургического производства и 8584,8 часов для ванн и иного оборудования электролизного отделения, что соответствует КИО 98%.»</w:t>
+            </w:r>
+          </w:p>
+          <w:p>
+            <w:r>
+              <w:rPr>
+                <w:color w:val="666666"/>
+                <w:sz w:val="18"/>
+              </w:rPr>
+              <w:t xml:space="preserve">ИД ч.2, разд. 3, строка 259</w:t>
             </w:r>
           </w:p>
         </w:tc>
@@ -12841,7 +12856,7 @@
         <w:t xml:space="preserve">На что влияет: </w:t>
       </w:r>
       <w:r>
-        <w:t xml:space="preserve">ПВХ и полипропилен — разные материалы с разной стойкостью при 50 °С в кислой среде; во всех остальных местах (и у поставщиков в Прил. Б) — полипропилен.</w:t>
+        <w:t xml:space="preserve">8322 ч = 346,75 сут (КИО 95%), а не 345 сут (8280 ч); 8584,8 ч = 357,7 сут, а не 358. Дни в ТЗ округлены несогласованно с часами — при пересчётах производительности возможна ошибка ~0,5%.</w:t>
       </w:r>
     </w:p>
     <w:p>
@@ -12852,7 +12867,7 @@
         <w:t xml:space="preserve">Вопрос Заказчику: </w:t>
       </w:r>
       <w:r>
-        <w:t xml:space="preserve">Убрать «ПВХ», оставить полипропилен (ПП).</w:t>
+        <w:t xml:space="preserve">В ТЗ оставить только часы (8322 / 8585) либо согласованные пары «дни-часы».</w:t>
       </w:r>
     </w:p>
     <w:p>
@@ -12877,13 +12892,13 @@
         <w:rPr>
           <w:b/>
         </w:rPr>
-        <w:t xml:space="preserve">C-70. </w:t>
-      </w:r>
-      <w:r>
-        <w:rPr>
-          <w:b/>
-        </w:rPr>
-        <w:t xml:space="preserve">ТЗ: «345 дней в году, 8322 рабочих часов» — дни и часы не сходятся между собой (345×24=8280)</w:t>
+        <w:t xml:space="preserve">C-71. </w:t>
+      </w:r>
+      <w:r>
+        <w:rPr>
+          <w:b/>
+        </w:rPr>
+        <w:t xml:space="preserve">Стык режимов: сгущение-фильтрация концентрата рассчитаны на 8322 ч/год, а Цех обжига (куда ТЗ включает участок фильтрации) работает 7920 ч/год</w:t>
       </w:r>
     </w:p>
     <w:p>
@@ -12892,7 +12907,7 @@
           <w:color w:val="666666"/>
           <w:sz w:val="20"/>
         </w:rPr>
-        <w:t xml:space="preserve">Лот №2 · Купорос · важность: формальные</w:t>
+        <w:t xml:space="preserve">общий / стык · важность: формальные</w:t>
       </w:r>
     </w:p>
     <w:tbl>
@@ -12936,16 +12951,16 @@
               <w:rPr>
                 <w:i/>
               </w:rPr>
-              <w:t xml:space="preserve">«Режим работы оборудования Участка получения медного и медно-никелевого купороса (ИД, часть 1, Приложение В): круглосуточный, 345 дней в году, 8322 рабочих часов.»</w:t>
-            </w:r>
-          </w:p>
-          <w:p>
-            <w:r>
-              <w:rPr>
-                <w:color w:val="666666"/>
-                <w:sz w:val="18"/>
-              </w:rPr>
-              <w:t xml:space="preserve">ТЗ v3.6, п. 4.4, строка 275 (аналогично п. 5.3, строка 356: «круглосуточный, 358 дней в году, 8585 рабочих часов», а 358×24=8592)</w:t>
+              <w:t xml:space="preserve">«1 ¦ Число рабочих часов в году ¦ ч/год ¦ 8322»</w:t>
+            </w:r>
+          </w:p>
+          <w:p>
+            <w:r>
+              <w:rPr>
+                <w:color w:val="666666"/>
+                <w:sz w:val="18"/>
+              </w:rPr>
+              <w:t xml:space="preserve">ИД ч.1, табл. 23, раздел «Сгущение и фильтрация медного концентрата», строка 479</w:t>
             </w:r>
           </w:p>
         </w:tc>
@@ -12974,16 +12989,16 @@
               <w:rPr>
                 <w:i/>
               </w:rPr>
-              <w:t xml:space="preserve">«Если в настоящем разделе приводятся часовые потоки, то они относятся к расчетам из годовой работы 8322 часов (КИО=95%) для гидрометаллургического производства и 8584,8 часов для ванн и иного оборудования электролизного отделения, что соответствует КИО 98%.»</w:t>
-            </w:r>
-          </w:p>
-          <w:p>
-            <w:r>
-              <w:rPr>
-                <w:color w:val="666666"/>
-                <w:sz w:val="18"/>
-              </w:rPr>
-              <w:t xml:space="preserve">ИД ч.2, разд. 3, строка 259</w:t>
+              <w:t xml:space="preserve">«Режим работы оборудования Цеха обжига (ИД, часть 1, Приложение В - письмо №КГМК/6525-исх от 25.05.2026 «О сценарных условиях для ИД и ТР»): круглосуточный, 330 дней в году, 7920 рабочих часов.»</w:t>
+            </w:r>
+          </w:p>
+          <w:p>
+            <w:r>
+              <w:rPr>
+                <w:color w:val="666666"/>
+                <w:sz w:val="18"/>
+              </w:rPr>
+              <w:t xml:space="preserve">ТЗ v3.6, п. 3.4, строка 185 (и ИД ч.1, табл. 23, строка 640: «90 ¦ Число рабочих часов в году ¦ ч/год ¦ 7920»)</w:t>
             </w:r>
           </w:p>
         </w:tc>
@@ -12997,7 +13012,7 @@
         <w:t xml:space="preserve">На что влияет: </w:t>
       </w:r>
       <w:r>
-        <w:t xml:space="preserve">8322 ч = 346,75 сут (КИО 95%), а не 345 сут (8280 ч); 8584,8 ч = 357,7 сут, а не 358. Дни в ТЗ округлены несогласованно с часами — при пересчётах производительности возможна ошибка ~0,5%.</w:t>
+        <w:t xml:space="preserve">Участок фильтрации медного концентрата входит в Цех обжига (Лот 1, ТЗ п. 2.8.3, строка 80), кек с барабанных фильтров конвейером подаётся прямо на шихтовку. Внутри одной табл. 23 ч.1 для фильтрации принято 8322 ч (гидрометаллургический режим), для обжига — 7920 ч: часовые производительности фильтров и печи посчитаны от разных баз.</w:t>
       </w:r>
     </w:p>
     <w:p>
@@ -13008,7 +13023,7 @@
         <w:t xml:space="preserve">Вопрос Заказчику: </w:t>
       </w:r>
       <w:r>
-        <w:t xml:space="preserve">В ТЗ оставить только часы (8322 / 8585) либо согласованные пары «дни-часы».</w:t>
+        <w:t xml:space="preserve">Определить, по какому режиму проектируется фильтрация (7920 ч как часть Лота 1?) и пересчитать её часовые потоки.</w:t>
       </w:r>
     </w:p>
     <w:p>
@@ -13033,13 +13048,13 @@
         <w:rPr>
           <w:b/>
         </w:rPr>
-        <w:t xml:space="preserve">C-71. </w:t>
-      </w:r>
-      <w:r>
-        <w:rPr>
-          <w:b/>
-        </w:rPr>
-        <w:t xml:space="preserve">Стык режимов: сгущение-фильтрация концентрата рассчитаны на 8322 ч/год, а Цех обжига (куда ТЗ включает участок фильтрации) работает 7920 ч/год</w:t>
+        <w:t xml:space="preserve">C-72. </w:t>
+      </w:r>
+      <w:r>
+        <w:rPr>
+          <w:b/>
+        </w:rPr>
+        <w:t xml:space="preserve">Хлор в обжиговой пыли (основной вариант): 0,023% в тексте ч.1 и ТЗ против 0,019% в табл. 10</w:t>
       </w:r>
     </w:p>
     <w:p>
@@ -13092,16 +13107,16 @@
               <w:rPr>
                 <w:i/>
               </w:rPr>
-              <w:t xml:space="preserve">«1 ¦ Число рабочих часов в году ¦ ч/год ¦ 8322»</w:t>
-            </w:r>
-          </w:p>
-          <w:p>
-            <w:r>
-              <w:rPr>
-                <w:color w:val="666666"/>
-                <w:sz w:val="18"/>
-              </w:rPr>
-              <w:t xml:space="preserve">ИД ч.1, табл. 23, раздел «Сгущение и фильтрация медного концентрата», строка 479</w:t>
+              <w:t xml:space="preserve">«- для основного варианта: 67,76 Cu, 3,72 Ni, 0,16 Co, 4,99 Fe, 2,40 S, 0,023 Cl,»</w:t>
+            </w:r>
+          </w:p>
+          <w:p>
+            <w:r>
+              <w:rPr>
+                <w:color w:val="666666"/>
+                <w:sz w:val="18"/>
+              </w:rPr>
+              <w:t xml:space="preserve">ИД ч.1, п. 1.2.2, строка 154 (то же в ТЗ, строка 144: «…2,40 S, 0,023 Cl»)</w:t>
             </w:r>
           </w:p>
         </w:tc>
@@ -13130,16 +13145,16 @@
               <w:rPr>
                 <w:i/>
               </w:rPr>
-              <w:t xml:space="preserve">«Режим работы оборудования Цеха обжига (ИД, часть 1, Приложение В - письмо №КГМК/6525-исх от 25.05.2026 «О сценарных условиях для ИД и ТР»): круглосуточный, 330 дней в году, 7920 рабочих часов.»</w:t>
-            </w:r>
-          </w:p>
-          <w:p>
-            <w:r>
-              <w:rPr>
-                <w:color w:val="666666"/>
-                <w:sz w:val="18"/>
-              </w:rPr>
-              <w:t xml:space="preserve">ТЗ v3.6, п. 3.4, строка 185 (и ИД ч.1, табл. 23, строка 640: «90 ¦ Число рабочих часов в году ¦ ч/год ¦ 7920»)</w:t>
+              <w:t xml:space="preserve">«Химический состав, % ¦ 3,72 ¦ 67,76 ¦ 0,16 ¦ 4,99 ¦ 2,40 ¦ 1,43 ¦ 21,18 ¦ 0,019 ¦ 100,00»</w:t>
+            </w:r>
+          </w:p>
+          <w:p>
+            <w:r>
+              <w:rPr>
+                <w:color w:val="666666"/>
+                <w:sz w:val="18"/>
+              </w:rPr>
+              <w:t xml:space="preserve">ИД ч.1, табл. 10 (средний состав пыли, основной вариант), строка 170</w:t>
             </w:r>
           </w:p>
         </w:tc>
@@ -13153,7 +13168,7 @@
         <w:t xml:space="preserve">На что влияет: </w:t>
       </w:r>
       <w:r>
-        <w:t xml:space="preserve">Участок фильтрации медного концентрата входит в Цех обжига (Лот 1, ТЗ п. 2.8.3, строка 80), кек с барабанных фильтров конвейером подаётся прямо на шихтовку. Внутри одной табл. 23 ч.1 для фильтрации принято 8322 ч (гидрометаллургический режим), для обжига — 7920 ч: часовые производительности фильтров и печи посчитаны от разных баз.</w:t>
+        <w:t xml:space="preserve">Табл. 10 (и расчёт через CuCl 0,052%) даёт Cl 0,019; текст и ТЗ — 0,023. Хлор пыли — входной параметр ч.2: от него зависят хлоридный фон электролита (20-35 г/м3, строка 188 ч.2) и потребность в соляной кислоте.</w:t>
       </w:r>
     </w:p>
     <w:p>
@@ -13164,7 +13179,7 @@
         <w:t xml:space="preserve">Вопрос Заказчику: </w:t>
       </w:r>
       <w:r>
-        <w:t xml:space="preserve">Определить, по какому режиму проектируется фильтрация (7920 ч как часть Лота 1?) и пересчитать её часовые потоки.</w:t>
+        <w:t xml:space="preserve">Выверить средний Cl пыли по балансу табл. 22 и поправить текст/ТЗ или таблицу.</w:t>
       </w:r>
     </w:p>
     <w:p>
@@ -13189,13 +13204,13 @@
         <w:rPr>
           <w:b/>
         </w:rPr>
-        <w:t xml:space="preserve">C-72. </w:t>
-      </w:r>
-      <w:r>
-        <w:rPr>
-          <w:b/>
-        </w:rPr>
-        <w:t xml:space="preserve">Хлор в обжиговой пыли (основной вариант): 0,023% в тексте ч.1 и ТЗ против 0,019% в табл. 10</w:t>
+        <w:t xml:space="preserve">C-73. </w:t>
+      </w:r>
+      <w:r>
+        <w:rPr>
+          <w:b/>
+        </w:rPr>
+        <w:t xml:space="preserve">Удельные нормы «на 1 т меди»: ч.1 делит на 71264 т (медь в шихте), сводная табл. 9.5 ч.2 — на ~69250 т (катодная медь)</w:t>
       </w:r>
     </w:p>
     <w:p>
@@ -13248,16 +13263,16 @@
               <w:rPr>
                 <w:i/>
               </w:rPr>
-              <w:t xml:space="preserve">«- для основного варианта: 67,76 Cu, 3,72 Ni, 0,16 Co, 4,99 Fe, 2,40 S, 0,023 Cl,»</w:t>
-            </w:r>
-          </w:p>
-          <w:p>
-            <w:r>
-              <w:rPr>
-                <w:color w:val="666666"/>
-                <w:sz w:val="18"/>
-              </w:rPr>
-              <w:t xml:space="preserve">ИД ч.1, п. 1.2.2, строка 154 (то же в ТЗ, строка 144: «…2,40 S, 0,023 Cl»)</w:t>
+              <w:t xml:space="preserve">«Технический кислород (96 % O2) на дутье, нм3 ¦  ¦ 0,8-1,2 ¦ 25 ¦  ¦ 4687×7920=37121040 ¦ 37121040/71264=520,9»</w:t>
+            </w:r>
+          </w:p>
+          <w:p>
+            <w:r>
+              <w:rPr>
+                <w:color w:val="666666"/>
+                <w:sz w:val="18"/>
+              </w:rPr>
+              <w:t xml:space="preserve">ИД ч.1, табл. 26, строка 1567</w:t>
             </w:r>
           </w:p>
         </w:tc>
@@ -13286,16 +13301,16 @@
               <w:rPr>
                 <w:i/>
               </w:rPr>
-              <w:t xml:space="preserve">«Химический состав, % ¦ 3,72 ¦ 67,76 ¦ 0,16 ¦ 4,99 ¦ 2,40 ¦ 1,43 ¦ 21,18 ¦ 0,019 ¦ 100,00»</w:t>
-            </w:r>
-          </w:p>
-          <w:p>
-            <w:r>
-              <w:rPr>
-                <w:color w:val="666666"/>
-                <w:sz w:val="18"/>
-              </w:rPr>
-              <w:t xml:space="preserve">ИД ч.1, табл. 10 (средний состав пыли, основной вариант), строка 170</w:t>
+              <w:t xml:space="preserve">«18 ¦ Кислород (96%) на дутье в печь КС ¦ тыс.м3 ¦ 37121 ¦ 0,536»</w:t>
+            </w:r>
+          </w:p>
+          <w:p>
+            <w:r>
+              <w:rPr>
+                <w:color w:val="666666"/>
+                <w:sz w:val="18"/>
+              </w:rPr>
+              <w:t xml:space="preserve">ИД ч.2, табл. 9.5, строка 732</w:t>
             </w:r>
           </w:p>
         </w:tc>
@@ -13309,7 +13324,7 @@
         <w:t xml:space="preserve">На что влияет: </w:t>
       </w:r>
       <w:r>
-        <w:t xml:space="preserve">Табл. 10 (и расчёт через CuCl 0,052%) даёт Cl 0,019; текст и ТЗ — 0,023. Хлор пыли — входной параметр ч.2: от него зависят хлоридный фон электролита (20-35 г/м3, строка 188 ч.2) и потребность в соляной кислоте.</w:t>
+        <w:t xml:space="preserve">Годовой объём один и тот же (37121 тыс. нм3), но удельный расход в ч.1 — 520,9 нм3/т (база 71264 т меди в шихте), а в ч.2 — 536 нм3/т (база ~69250 т катодной меди). Одинаково названные нормы «на 1 т меди» в двух частях ИД несопоставимы (~3%).</w:t>
       </w:r>
     </w:p>
     <w:p>
@@ -13320,7 +13335,7 @@
         <w:t xml:space="preserve">Вопрос Заказчику: </w:t>
       </w:r>
       <w:r>
-        <w:t xml:space="preserve">Выверить средний Cl пыли по балансу табл. 22 и поправить текст/ТЗ или таблицу.</w:t>
+        <w:t xml:space="preserve">Оговорить базу удельных норм (катодная медь) и пересчитать табл. 26 ч.1 либо снабдить обе таблицы примечанием.</w:t>
       </w:r>
     </w:p>
     <w:p>
@@ -13345,13 +13360,13 @@
         <w:rPr>
           <w:b/>
         </w:rPr>
-        <w:t xml:space="preserve">C-73. </w:t>
-      </w:r>
-      <w:r>
-        <w:rPr>
-          <w:b/>
-        </w:rPr>
-        <w:t xml:space="preserve">Удельные нормы «на 1 т меди»: ч.1 делит на 71264 т (медь в шихте), сводная табл. 9.5 ч.2 — на ~69250 т (катодная медь)</w:t>
+        <w:t xml:space="preserve">C-76. </w:t>
+      </w:r>
+      <w:r>
+        <w:rPr>
+          <w:b/>
+        </w:rPr>
+        <w:t xml:space="preserve">Опечатка в наименовании ГОСТ Р 10.0.02-2019/ИСО 16739-1:2018: «Честь 1. Схема данных»</w:t>
       </w:r>
     </w:p>
     <w:p>
@@ -13404,16 +13419,16 @@
               <w:rPr>
                 <w:i/>
               </w:rPr>
-              <w:t xml:space="preserve">«Технический кислород (96 % O2) на дутье, нм3 ¦  ¦ 0,8-1,2 ¦ 25 ¦  ¦ 4687×7920=37121040 ¦ 37121040/71264=520,9»</w:t>
-            </w:r>
-          </w:p>
-          <w:p>
-            <w:r>
-              <w:rPr>
-                <w:color w:val="666666"/>
-                <w:sz w:val="18"/>
-              </w:rPr>
-              <w:t xml:space="preserve">ИД ч.1, табл. 26, строка 1567</w:t>
+              <w:t xml:space="preserve">«Честь 1. Схема данных»</w:t>
+            </w:r>
+          </w:p>
+          <w:p>
+            <w:r>
+              <w:rPr>
+                <w:color w:val="666666"/>
+                <w:sz w:val="18"/>
+              </w:rPr>
+              <w:t xml:space="preserve">Прил.4, ТЗ на ЦИМ_ОВЭ-75.txt, стр.18 (табл. нормативных ссылок, строка ГОСТ Р 10.0.02-2019)</w:t>
             </w:r>
           </w:p>
         </w:tc>
@@ -13442,16 +13457,16 @@
               <w:rPr>
                 <w:i/>
               </w:rPr>
-              <w:t xml:space="preserve">«18 ¦ Кислород (96%) на дутье в печь КС ¦ тыс.м3 ¦ 37121 ¦ 0,536»</w:t>
-            </w:r>
-          </w:p>
-          <w:p>
-            <w:r>
-              <w:rPr>
-                <w:color w:val="666666"/>
-                <w:sz w:val="18"/>
-              </w:rPr>
-              <w:t xml:space="preserve">ИД ч.2, табл. 9.5, строка 732</w:t>
+              <w:t xml:space="preserve">«Часть 1. Методология и формат»</w:t>
+            </w:r>
+          </w:p>
+          <w:p>
+            <w:r>
+              <w:rPr>
+                <w:color w:val="666666"/>
+                <w:sz w:val="18"/>
+              </w:rPr>
+              <w:t xml:space="preserve">Прил.4, ТЗ на ЦИМ_ОВЭ-75.txt, стр.19 (соседняя строка той же таблицы — корректное написание)</w:t>
             </w:r>
           </w:p>
         </w:tc>
@@ -13465,7 +13480,22 @@
         <w:t xml:space="preserve">На что влияет: </w:t>
       </w:r>
       <w:r>
-        <w:t xml:space="preserve">Годовой объём один и тот же (37121 тыс. нм3), но удельный расход в ч.1 — 520,9 нм3/т (база 71264 т меди в шихте), а в ч.2 — 536 нм3/т (база ~69250 т катодной меди). Одинаково названные нормы «на 1 т меди» в двух частях ИД несопоставимы (~3%).</w:t>
+        <w:t xml:space="preserve">Официальное наименование ГОСТ Р 10.0.02-2019/ИСО 16739-1:2018 заканчивается словами «Часть 1. Схема данных»; в таблице — «Честь 1». Остальные строки таблицы (ГОСТ Р 10.0.03-2019, 10.0.05-2019, 10.0.06-2019) используют правильное «Часть …».</w:t>
+      </w:r>
+    </w:p>
+    <w:p>
+      <w:r>
+        <w:rPr>
+          <w:b/>
+          <w:color w:val="0CA30C"/>
+        </w:rPr>
+        <w:t xml:space="preserve">Статус по редакции 25.08.2026 (ТЗ v4.1 / ЦИМ ред.2): </w:t>
+      </w:r>
+      <w:r>
+        <w:rPr>
+          <w:color w:val="0CA30C"/>
+        </w:rPr>
+        <w:t xml:space="preserve">перечень НТД со строкой «Честь 1» в ред.2 исключён</w:t>
       </w:r>
     </w:p>
     <w:p>
@@ -13476,7 +13506,7 @@
         <w:t xml:space="preserve">Вопрос Заказчику: </w:t>
       </w:r>
       <w:r>
-        <w:t xml:space="preserve">Оговорить базу удельных норм (катодная медь) и пересчитать табл. 26 ч.1 либо снабдить обе таблицы примечанием.</w:t>
+        <w:t xml:space="preserve">Исправить «Честь» на «Часть» в строке ГОСТ Р 10.0.02-2019.</w:t>
       </w:r>
     </w:p>
     <w:p>
@@ -13501,13 +13531,13 @@
         <w:rPr>
           <w:b/>
         </w:rPr>
-        <w:t xml:space="preserve">C-76. </w:t>
-      </w:r>
-      <w:r>
-        <w:rPr>
-          <w:b/>
-        </w:rPr>
-        <w:t xml:space="preserve">Опечатка в наименовании ГОСТ Р 10.0.02-2019/ИСО 16739-1:2018: «Честь 1. Схема данных»</w:t>
+        <w:t xml:space="preserve">C-79. </w:t>
+      </w:r>
+      <w:r>
+        <w:rPr>
+          <w:b/>
+        </w:rPr>
+        <w:t xml:space="preserve">Прил.4 ЦИМ (наименования файлов): один код на две стадии, два кода на одно содержание, дубли и опечатки</w:t>
       </w:r>
     </w:p>
     <w:p>
@@ -13560,16 +13590,16 @@
               <w:rPr>
                 <w:i/>
               </w:rPr>
-              <w:t xml:space="preserve">«Честь 1. Схема данных»</w:t>
-            </w:r>
-          </w:p>
-          <w:p>
-            <w:r>
-              <w:rPr>
-                <w:color w:val="666666"/>
-                <w:sz w:val="18"/>
-              </w:rPr>
-              <w:t xml:space="preserve">Прил.4, ТЗ на ЦИМ_ОВЭ-75.txt, стр.18 (табл. нормативных ссылок, строка ГОСТ Р 10.0.02-2019)</w:t>
+              <w:t xml:space="preserve">«CONCP ¦ Проектная ЦИМ (Эскизный проект)»</w:t>
+            </w:r>
+          </w:p>
+          <w:p>
+            <w:r>
+              <w:rPr>
+                <w:color w:val="666666"/>
+                <w:sz w:val="18"/>
+              </w:rPr>
+              <w:t xml:space="preserve">Прил.4/Прил.4 ЦИМ «Правила наименования файлов».txt, стр.32 (табл. стадий)</w:t>
             </w:r>
           </w:p>
         </w:tc>
@@ -13598,16 +13628,16 @@
               <w:rPr>
                 <w:i/>
               </w:rPr>
-              <w:t xml:space="preserve">«Часть 1. Методология и формат»</w:t>
-            </w:r>
-          </w:p>
-          <w:p>
-            <w:r>
-              <w:rPr>
-                <w:color w:val="666666"/>
-                <w:sz w:val="18"/>
-              </w:rPr>
-              <w:t xml:space="preserve">Прил.4, ТЗ на ЦИМ_ОВЭ-75.txt, стр.19 (соседняя строка той же таблицы — корректное написание)</w:t>
+              <w:t xml:space="preserve">«CONCP ¦ Проектная ЦИМ (Архитектурный проект)»</w:t>
+            </w:r>
+          </w:p>
+          <w:p>
+            <w:r>
+              <w:rPr>
+                <w:color w:val="666666"/>
+                <w:sz w:val="18"/>
+              </w:rPr>
+              <w:t xml:space="preserve">Прил.4/Прил.4 ЦИМ «Правила наименования файлов».txt, стр.33 (та же таблица, следующая строка)</w:t>
             </w:r>
           </w:p>
         </w:tc>
@@ -13621,22 +13651,7 @@
         <w:t xml:space="preserve">На что влияет: </w:t>
       </w:r>
       <w:r>
-        <w:t xml:space="preserve">Официальное наименование ГОСТ Р 10.0.02-2019/ИСО 16739-1:2018 заканчивается словами «Часть 1. Схема данных»; в таблице — «Честь 1». Остальные строки таблицы (ГОСТ Р 10.0.03-2019, 10.0.05-2019, 10.0.06-2019) используют правильное «Часть …».</w:t>
-      </w:r>
-    </w:p>
-    <w:p>
-      <w:r>
-        <w:rPr>
-          <w:b/>
-          <w:color w:val="0CA30C"/>
-        </w:rPr>
-        <w:t xml:space="preserve">Статус по редакции 25.08.2026 (ТЗ v4.1 / ЦИМ ред.2): </w:t>
-      </w:r>
-      <w:r>
-        <w:rPr>
-          <w:color w:val="0CA30C"/>
-        </w:rPr>
-        <w:t xml:space="preserve">перечень НТД со строкой «Честь 1» в ред.2 исключён</w:t>
+        <w:t xml:space="preserve">Код CONCP назначен двум разным стадиям — имя файла их не различит. Также: «Кислород ¦ Oxygen» (стр.142) и «Кислород ¦ G2» (стр.196) — два кода одного содержания; «Воздуховоды ¦ AirLines» и «Воздуховоды ¦ Airlines» (стр.122–123); «Фасад ¦ Facade» дважды (стр.136, 141); «ТМ ¦ TM» дважды (стр.58–59); опечатка «напорныq» (стр.177); в примере стадия возведения «ex» строчными (стр.24) при коде таблицы «EX» (стр.82).</w:t>
       </w:r>
     </w:p>
     <w:p>
@@ -13647,7 +13662,7 @@
         <w:t xml:space="preserve">Вопрос Заказчику: </w:t>
       </w:r>
       <w:r>
-        <w:t xml:space="preserve">Исправить «Честь» на «Часть» в строке ГОСТ Р 10.0.02-2019.</w:t>
+        <w:t xml:space="preserve">Вычистить таблицы кодов: уникальный код каждой стадии/содержанию, убрать дубли, исправить опечатки, зафиксировать регистр кодов.</w:t>
       </w:r>
     </w:p>
     <w:p>
@@ -13672,13 +13687,13 @@
         <w:rPr>
           <w:b/>
         </w:rPr>
-        <w:t xml:space="preserve">C-79. </w:t>
-      </w:r>
-      <w:r>
-        <w:rPr>
-          <w:b/>
-        </w:rPr>
-        <w:t xml:space="preserve">Прил.4 ЦИМ (наименования файлов): один код на две стадии, два кода на одно содержание, дубли и опечатки</w:t>
+        <w:t xml:space="preserve">C-80. </w:t>
+      </w:r>
+      <w:r>
+        <w:rPr>
+          <w:b/>
+        </w:rPr>
+        <w:t xml:space="preserve">Прил.3 ЦИМ: в проверках коллизий стадии Р наборы элементов не соответствуют названиям проверок — часть коллизий не ловится</w:t>
       </w:r>
     </w:p>
     <w:p>
@@ -13731,16 +13746,16 @@
               <w:rPr>
                 <w:i/>
               </w:rPr>
-              <w:t xml:space="preserve">«CONCP ¦ Проектная ЦИМ (Эскизный проект)»</w:t>
-            </w:r>
-          </w:p>
-          <w:p>
-            <w:r>
-              <w:rPr>
-                <w:color w:val="666666"/>
-                <w:sz w:val="18"/>
-              </w:rPr>
-              <w:t xml:space="preserve">Прил.4/Прил.4 ЦИМ «Правила наименования файлов».txt, стр.32 (табл. стадий)</w:t>
+              <w:t xml:space="preserve">«КЖ-КМ_Колонны, балки – ТХ_Газоходы ¦ КЖ_КолонныКЖ_БалкиКМ_Колонны и балки ¦ ИС_Трубы канализация ¦ 20 мм ¦ Пересечения ж/б и металлических колонн и балок с трубами канализационной системы»</w:t>
+            </w:r>
+          </w:p>
+          <w:p>
+            <w:r>
+              <w:rPr>
+                <w:color w:val="666666"/>
+                <w:sz w:val="18"/>
+              </w:rPr>
+              <w:t xml:space="preserve">Прил.4/Прил.3 ЦИМ «Наборы и правила проверки».txt, стр.104 (проверка 7.6, стадия Р)</w:t>
             </w:r>
           </w:p>
         </w:tc>
@@ -13769,16 +13784,16 @@
               <w:rPr>
                 <w:i/>
               </w:rPr>
-              <w:t xml:space="preserve">«CONCP ¦ Проектная ЦИМ (Архитектурный проект)»</w:t>
-            </w:r>
-          </w:p>
-          <w:p>
-            <w:r>
-              <w:rPr>
-                <w:color w:val="666666"/>
-                <w:sz w:val="18"/>
-              </w:rPr>
-              <w:t xml:space="preserve">Прил.4/Прил.4 ЦИМ «Правила наименования файлов».txt, стр.33 (та же таблица, следующая строка)</w:t>
+              <w:t xml:space="preserve">«КЖ-КМ_Колонны, балки – ИС_Канализация ¦ КЖ_КолонныКЖ_БалкиКМ_Колонны и балки ¦ ИС_Трубы канализация»</w:t>
+            </w:r>
+          </w:p>
+          <w:p>
+            <w:r>
+              <w:rPr>
+                <w:color w:val="666666"/>
+                <w:sz w:val="18"/>
+              </w:rPr>
+              <w:t xml:space="preserve">Прил.4/Прил.3 ЦИМ «Наборы и правила проверки».txt, стр.96 (проверка 6.4, стадия Р — тот же состав наборов)</w:t>
             </w:r>
           </w:p>
         </w:tc>
@@ -13792,7 +13807,7 @@
         <w:t xml:space="preserve">На что влияет: </w:t>
       </w:r>
       <w:r>
-        <w:t xml:space="preserve">Код CONCP назначен двум разным стадиям — имя файла их не различит. Также: «Кислород ¦ Oxygen» (стр.142) и «Кислород ¦ G2» (стр.196) — два кода одного содержания; «Воздуховоды ¦ AirLines» и «Воздуховоды ¦ Airlines» (стр.122–123); «Фасад ¦ Facade» дважды (стр.136, 141); «ТМ ¦ TM» дважды (стр.58–59); опечатка «напорныq» (стр.177); в примере стадия возведения «ex» строчными (стр.24) при коде таблицы «EX» (стр.82).</w:t>
+        <w:t xml:space="preserve">Проверка 7.6 называется «колонны/балки – ТХ_Газоходы», но набором Б назначена канализация — это дубль проверки 6.4, а пересечения колонн/балок с газоходами не проверяются вовсе. Аналогично 8.2 «ТХ_Газоходы – ИС_Оборудование» получила набором Б трассы (стр.108, дубль 8.1), а 9.5 «АР – ТХ_Оборудование» — набор А «ИС_Оборудование» (стр.118): коллизии газоходов с оборудованием ИС и техоборудования с АР выпадают из контроля качества.</w:t>
       </w:r>
     </w:p>
     <w:p>
@@ -13803,7 +13818,7 @@
         <w:t xml:space="preserve">Вопрос Заказчику: </w:t>
       </w:r>
       <w:r>
-        <w:t xml:space="preserve">Вычистить таблицы кодов: уникальный код каждой стадии/содержанию, убрать дубли, исправить опечатки, зафиксировать регистр кодов.</w:t>
+        <w:t xml:space="preserve">Исправить наборы А/Б в проверках 7.6, 8.2 и 9.5 стадии Р в соответствии с их названиями и описаниями.</w:t>
       </w:r>
     </w:p>
     <w:p>
@@ -13828,13 +13843,13 @@
         <w:rPr>
           <w:b/>
         </w:rPr>
-        <w:t xml:space="preserve">C-80. </w:t>
-      </w:r>
-      <w:r>
-        <w:rPr>
-          <w:b/>
-        </w:rPr>
-        <w:t xml:space="preserve">Прил.3 ЦИМ: в проверках коллизий стадии Р наборы элементов не соответствуют названиям проверок — часть коллизий не ловится</w:t>
+        <w:t xml:space="preserve">C-82. </w:t>
+      </w:r>
+      <w:r>
+        <w:rPr>
+          <w:b/>
+        </w:rPr>
+        <w:t xml:space="preserve">ПИМ: три разные расшифровки одного термина внутри ТЗ на ЦИМ</w:t>
       </w:r>
     </w:p>
     <w:p>
@@ -13887,16 +13902,16 @@
               <w:rPr>
                 <w:i/>
               </w:rPr>
-              <w:t xml:space="preserve">«КЖ-КМ_Колонны, балки – ТХ_Газоходы ¦ КЖ_КолонныКЖ_БалкиКМ_Колонны и балки ¦ ИС_Трубы канализация ¦ 20 мм ¦ Пересечения ж/б и металлических колонн и балок с трубами канализационной системы»</w:t>
-            </w:r>
-          </w:p>
-          <w:p>
-            <w:r>
-              <w:rPr>
-                <w:color w:val="666666"/>
-                <w:sz w:val="18"/>
-              </w:rPr>
-              <w:t xml:space="preserve">Прил.4/Прил.3 ЦИМ «Наборы и правила проверки».txt, стр.104 (проверка 7.6, стадия Р)</w:t>
+              <w:t xml:space="preserve">«План реализации проекта с использованием информационного моделирования; ПИМ: Технический документ»</w:t>
+            </w:r>
+          </w:p>
+          <w:p>
+            <w:r>
+              <w:rPr>
+                <w:color w:val="666666"/>
+                <w:sz w:val="18"/>
+              </w:rPr>
+              <w:t xml:space="preserve">Прил.4, ТЗ на ЦИМ_ОВЭ-75.txt, стр.43 (Термины и определения)</w:t>
             </w:r>
           </w:p>
         </w:tc>
@@ -13925,16 +13940,16 @@
               <w:rPr>
                 <w:i/>
               </w:rPr>
-              <w:t xml:space="preserve">«КЖ-КМ_Колонны, балки – ИС_Канализация ¦ КЖ_КолонныКЖ_БалкиКМ_Колонны и балки ¦ ИС_Трубы канализация»</w:t>
-            </w:r>
-          </w:p>
-          <w:p>
-            <w:r>
-              <w:rPr>
-                <w:color w:val="666666"/>
-                <w:sz w:val="18"/>
-              </w:rPr>
-              <w:t xml:space="preserve">Прил.4/Прил.3 ЦИМ «Наборы и правила проверки».txt, стр.96 (проверка 6.4, стадия Р — тот же состав наборов)</w:t>
+              <w:t xml:space="preserve">««Плана выполнения проекта с применением информационного моделирования» (ПИМ)»</w:t>
+            </w:r>
+          </w:p>
+          <w:p>
+            <w:r>
+              <w:rPr>
+                <w:color w:val="666666"/>
+                <w:sz w:val="18"/>
+              </w:rPr>
+              <w:t xml:space="preserve">Прил.4, ТЗ на ЦИМ_ОВЭ-75.txt, стр.186 (раздел Совещания)</w:t>
             </w:r>
           </w:p>
         </w:tc>
@@ -13948,7 +13963,22 @@
         <w:t xml:space="preserve">На что влияет: </w:t>
       </w:r>
       <w:r>
-        <w:t xml:space="preserve">Проверка 7.6 называется «колонны/балки – ТХ_Газоходы», но набором Б назначена канализация — это дубль проверки 6.4, а пересечения колонн/балок с газоходами не проверяются вовсе. Аналогично 8.2 «ТХ_Газоходы – ИС_Оборудование» получила набором Б трассы (стр.108, дубль 8.1), а 9.5 «АР – ТХ_Оборудование» — набор А «ИС_Оборудование» (стр.118): коллизии газоходов с оборудованием ИС и техоборудования с АР выпадают из контроля качества.</w:t>
+        <w:t xml:space="preserve">В терминах ПИМ — «План реализации проекта с использованием информационного моделирования» (стр.43), в сокращениях — «План информационного моделирования» (стр.61), в разделе совещаний — «План выполнения проекта с применением информационного моделирования» (стр.186). Один документ фигурирует под тремя именами — риск разночтений в договоре и СОД.</w:t>
+      </w:r>
+    </w:p>
+    <w:p>
+      <w:r>
+        <w:rPr>
+          <w:b/>
+          <w:color w:val="0CA30C"/>
+        </w:rPr>
+        <w:t xml:space="preserve">Статус по редакции 25.08.2026 (ТЗ v4.1 / ЦИМ ред.2): </w:t>
+      </w:r>
+      <w:r>
+        <w:rPr>
+          <w:color w:val="0CA30C"/>
+        </w:rPr>
+        <w:t xml:space="preserve">термин ПИМ в ред.2 исключён</w:t>
       </w:r>
     </w:p>
     <w:p>
@@ -13959,7 +13989,7 @@
         <w:t xml:space="preserve">Вопрос Заказчику: </w:t>
       </w:r>
       <w:r>
-        <w:t xml:space="preserve">Исправить наборы А/Б в проверках 7.6, 8.2 и 9.5 стадии Р в соответствии с их названиями и описаниями.</w:t>
+        <w:t xml:space="preserve">Унифицировать наименование ПИМ по всему ТЗ на ЦИМ и приложениям.</w:t>
       </w:r>
     </w:p>
     <w:p>
@@ -13984,13 +14014,13 @@
         <w:rPr>
           <w:b/>
         </w:rPr>
-        <w:t xml:space="preserve">C-82. </w:t>
-      </w:r>
-      <w:r>
-        <w:rPr>
-          <w:b/>
-        </w:rPr>
-        <w:t xml:space="preserve">ПИМ: три разные расшифровки одного термина внутри ТЗ на ЦИМ</w:t>
+        <w:t xml:space="preserve">C-85. </w:t>
+      </w:r>
+      <w:r>
+        <w:rPr>
+          <w:b/>
+        </w:rPr>
+        <w:t xml:space="preserve">Номинал питающей сети в одном приложении: 230 В для АСУ и 220В для весоизмерения</w:t>
       </w:r>
     </w:p>
     <w:p>
@@ -14043,16 +14073,16 @@
               <w:rPr>
                 <w:i/>
               </w:rPr>
-              <w:t xml:space="preserve">«План реализации проекта с использованием информационного моделирования; ПИМ: Технический документ»</w:t>
-            </w:r>
-          </w:p>
-          <w:p>
-            <w:r>
-              <w:rPr>
-                <w:color w:val="666666"/>
-                <w:sz w:val="18"/>
-              </w:rPr>
-              <w:t xml:space="preserve">Прил.4, ТЗ на ЦИМ_ОВЭ-75.txt, стр.43 (Термины и определения)</w:t>
+              <w:t xml:space="preserve">«с характеристиками: 230 В, 50 Гц, стабилизированное»</w:t>
+            </w:r>
+          </w:p>
+          <w:p>
+            <w:r>
+              <w:rPr>
+                <w:color w:val="666666"/>
+                <w:sz w:val="18"/>
+              </w:rPr>
+              <w:t xml:space="preserve">Прил.5 «Базовые требования…» (brief.txt), стр.86 (АСУТП → Требования к надёжности)</w:t>
             </w:r>
           </w:p>
         </w:tc>
@@ -14081,16 +14111,16 @@
               <w:rPr>
                 <w:i/>
               </w:rPr>
-              <w:t xml:space="preserve">««Плана выполнения проекта с применением информационного моделирования» (ПИМ)»</w:t>
-            </w:r>
-          </w:p>
-          <w:p>
-            <w:r>
-              <w:rPr>
-                <w:color w:val="666666"/>
-                <w:sz w:val="18"/>
-              </w:rPr>
-              <w:t xml:space="preserve">Прил.4, ТЗ на ЦИМ_ОВЭ-75.txt, стр.186 (раздел Совещания)</w:t>
+              <w:t xml:space="preserve">«электропитание: 220В, 50Гц.»</w:t>
+            </w:r>
+          </w:p>
+          <w:p>
+            <w:r>
+              <w:rPr>
+                <w:color w:val="666666"/>
+                <w:sz w:val="18"/>
+              </w:rPr>
+              <w:t xml:space="preserve">Прил.5 «Базовые требования…» (brief.txt), стр.197 (Весоизмерение (АИС) → Требования к надёжности)</w:t>
             </w:r>
           </w:p>
         </w:tc>
@@ -14104,22 +14134,7 @@
         <w:t xml:space="preserve">На что влияет: </w:t>
       </w:r>
       <w:r>
-        <w:t xml:space="preserve">В терминах ПИМ — «План реализации проекта с использованием информационного моделирования» (стр.43), в сокращениях — «План информационного моделирования» (стр.61), в разделе совещаний — «План выполнения проекта с применением информационного моделирования» (стр.186). Один документ фигурирует под тремя именами — риск разночтений в договоре и СОД.</w:t>
-      </w:r>
-    </w:p>
-    <w:p>
-      <w:r>
-        <w:rPr>
-          <w:b/>
-          <w:color w:val="0CA30C"/>
-        </w:rPr>
-        <w:t xml:space="preserve">Статус по редакции 25.08.2026 (ТЗ v4.1 / ЦИМ ред.2): </w:t>
-      </w:r>
-      <w:r>
-        <w:rPr>
-          <w:color w:val="0CA30C"/>
-        </w:rPr>
-        <w:t xml:space="preserve">термин ПИМ в ред.2 исключён</w:t>
+        <w:t xml:space="preserve">Формально это разделы разных систем (АСУ и АИС весоизмерения), однако обе питаются от одной сети 0,4 кВ площадки (ср. ТЗ на БИ, стр.251: «шкафы управления 0,4 кВ»), а действующий номинал напряжения в РФ — 230 В (ГОСТ 29322-2014). Два номинала в одном приложении — след шаблонов разных лет; при заказе ИБП, стабилизаторов и заполнении опросных листов даст разнобой.</w:t>
       </w:r>
     </w:p>
     <w:p>
@@ -14130,7 +14145,7 @@
         <w:t xml:space="preserve">Вопрос Заказчику: </w:t>
       </w:r>
       <w:r>
-        <w:t xml:space="preserve">Унифицировать наименование ПИМ по всему ТЗ на ЦИМ и приложениям.</w:t>
+        <w:t xml:space="preserve">Унифицировать номинал электропитания (230 В) по всем разделам Прил.5.</w:t>
       </w:r>
     </w:p>
     <w:p>
@@ -14155,13 +14170,13 @@
         <w:rPr>
           <w:b/>
         </w:rPr>
-        <w:t xml:space="preserve">C-85. </w:t>
-      </w:r>
-      <w:r>
-        <w:rPr>
-          <w:b/>
-        </w:rPr>
-        <w:t xml:space="preserve">Номинал питающей сети в одном приложении: 230 В для АСУ и 220В для весоизмерения</w:t>
+        <w:t xml:space="preserve">C-86. </w:t>
+      </w:r>
+      <w:r>
+        <w:rPr>
+          <w:b/>
+        </w:rPr>
+        <w:t xml:space="preserve">ПГС: три разных требования к степени защиты IP в соседних абзацах без границ применения</w:t>
       </w:r>
     </w:p>
     <w:p>
@@ -14214,16 +14229,16 @@
               <w:rPr>
                 <w:i/>
               </w:rPr>
-              <w:t xml:space="preserve">«с характеристиками: 230 В, 50 Гц, стабилизированное»</w:t>
-            </w:r>
-          </w:p>
-          <w:p>
-            <w:r>
-              <w:rPr>
-                <w:color w:val="666666"/>
-                <w:sz w:val="18"/>
-              </w:rPr>
-              <w:t xml:space="preserve">Прил.5 «Базовые требования…» (brief.txt), стр.86 (АСУТП → Требования к надёжности)</w:t>
+              <w:t xml:space="preserve">«с классом защиты IP54 и терморегуляцией»</w:t>
+            </w:r>
+          </w:p>
+          <w:p>
+            <w:r>
+              <w:rPr>
+                <w:color w:val="666666"/>
+                <w:sz w:val="18"/>
+              </w:rPr>
+              <w:t xml:space="preserve">Прил.5 «Базовые требования…» (brief.txt), стр.389 (ПГС — шкаф коммутатора оперативно-технологической связи)</w:t>
             </w:r>
           </w:p>
         </w:tc>
@@ -14252,16 +14267,16 @@
               <w:rPr>
                 <w:i/>
               </w:rPr>
-              <w:t xml:space="preserve">«электропитание: 220В, 50Гц.»</w:t>
-            </w:r>
-          </w:p>
-          <w:p>
-            <w:r>
-              <w:rPr>
-                <w:color w:val="666666"/>
-                <w:sz w:val="18"/>
-              </w:rPr>
-              <w:t xml:space="preserve">Прил.5 «Базовые требования…» (brief.txt), стр.197 (Весоизмерение (АИС) → Требования к надёжности)</w:t>
+              <w:t xml:space="preserve">«Класс защиты должен быть IP 65.»</w:t>
+            </w:r>
+          </w:p>
+          <w:p>
+            <w:r>
+              <w:rPr>
+                <w:color w:val="666666"/>
+                <w:sz w:val="18"/>
+              </w:rPr>
+              <w:t xml:space="preserve">Прил.5 «Базовые требования…» (brief.txt), стр.391 (ПГС — оборудование в технологических зонах)</w:t>
             </w:r>
           </w:p>
         </w:tc>
@@ -14275,7 +14290,7 @@
         <w:t xml:space="preserve">На что влияет: </w:t>
       </w:r>
       <w:r>
-        <w:t xml:space="preserve">Формально это разделы разных систем (АСУ и АИС весоизмерения), однако обе питаются от одной сети 0,4 кВ площадки (ср. ТЗ на БИ, стр.251: «шкафы управления 0,4 кВ»), а действующий номинал напряжения в РФ — 230 В (ГОСТ 29322-2014). Два номинала в одном приложении — след шаблонов разных лет; при заказе ИБП, стабилизаторов и заполнении опросных листов даст разнобой.</w:t>
+        <w:t xml:space="preserve">Для шкафа коммутатора ПГС задан IP54 (стр.389); следующий абзац для техсредств ПГС в закрытых шкафах велит «Степень защиты IР определить в соответствии с внешними производственными факторами» (стр.390 — причём «IР» набрано с кириллической «Р»); а стр.391 для оборудования в технологических зонах жёстко требует IP 65. Границы применения трёх правил не заданы — к какому из них относится коммутатор и шкафы с серверами/ИБП, неясно.</w:t>
       </w:r>
     </w:p>
     <w:p>
@@ -14286,7 +14301,7 @@
         <w:t xml:space="preserve">Вопрос Заказчику: </w:t>
       </w:r>
       <w:r>
-        <w:t xml:space="preserve">Унифицировать номинал электропитания (230 В) по всем разделам Прил.5.</w:t>
+        <w:t xml:space="preserve">Разграничить требования: какие элементы ПГС — IP54, какие — IP65, какие — «по факторам»; исправить опечатку «IР».</w:t>
       </w:r>
     </w:p>
     <w:p>
@@ -14311,13 +14326,13 @@
         <w:rPr>
           <w:b/>
         </w:rPr>
-        <w:t xml:space="preserve">C-86. </w:t>
-      </w:r>
-      <w:r>
-        <w:rPr>
-          <w:b/>
-        </w:rPr>
-        <w:t xml:space="preserve">ПГС: три разных требования к степени защиты IP в соседних абзацах без границ применения</w:t>
+        <w:t xml:space="preserve">C-87. </w:t>
+      </w:r>
+      <w:r>
+        <w:rPr>
+          <w:b/>
+        </w:rPr>
+        <w:t xml:space="preserve">Лот №1: в таблице границ проектирования два пункта 3.3.2, пункт 3.3.3 отсутствует</w:t>
       </w:r>
     </w:p>
     <w:p>
@@ -14326,7 +14341,7 @@
           <w:color w:val="666666"/>
           <w:sz w:val="20"/>
         </w:rPr>
-        <w:t xml:space="preserve">общий / стык · важность: формальные</w:t>
+        <w:t xml:space="preserve">Лот №1 · Цех обжига · важность: формальные</w:t>
       </w:r>
     </w:p>
     <w:tbl>
@@ -14370,16 +14385,16 @@
               <w:rPr>
                 <w:i/>
               </w:rPr>
-              <w:t xml:space="preserve">«с классом защиты IP54 и терморегуляцией»</w:t>
-            </w:r>
-          </w:p>
-          <w:p>
-            <w:r>
-              <w:rPr>
-                <w:color w:val="666666"/>
-                <w:sz w:val="18"/>
-              </w:rPr>
-              <w:t xml:space="preserve">Прил.5 «Базовые требования…» (brief.txt), стр.389 (ПГС — шкаф коммутатора оперативно-технологической связи)</w:t>
+              <w:t xml:space="preserve">«3.3.2 ¦ Медный кек NNH в «биг-бэг» ¦ Ворота цеха»</w:t>
+            </w:r>
+          </w:p>
+          <w:p>
+            <w:r>
+              <w:rPr>
+                <w:color w:val="666666"/>
+                <w:sz w:val="18"/>
+              </w:rPr>
+              <w:t xml:space="preserve">ТЗ на БИ ОВЭ-75. v.3.6.txt, стр.151 (табл. п.3.3)</w:t>
             </w:r>
           </w:p>
         </w:tc>
@@ -14408,16 +14423,16 @@
               <w:rPr>
                 <w:i/>
               </w:rPr>
-              <w:t xml:space="preserve">«Класс защиты должен быть IP 65.»</w:t>
-            </w:r>
-          </w:p>
-          <w:p>
-            <w:r>
-              <w:rPr>
-                <w:color w:val="666666"/>
-                <w:sz w:val="18"/>
-              </w:rPr>
-              <w:t xml:space="preserve">Прил.5 «Базовые требования…» (brief.txt), стр.391 (ПГС — оборудование в технологических зонах)</w:t>
+              <w:t xml:space="preserve">«3.3.2 ¦ Цементная медь в титановых контейнерах ¦ Ворота цеха»</w:t>
+            </w:r>
+          </w:p>
+          <w:p>
+            <w:r>
+              <w:rPr>
+                <w:color w:val="666666"/>
+                <w:sz w:val="18"/>
+              </w:rPr>
+              <w:t xml:space="preserve">ТЗ на БИ ОВЭ-75. v.3.6.txt, стр.152 (та же таблица, следующая строка)</w:t>
             </w:r>
           </w:p>
         </w:tc>
@@ -14431,7 +14446,22 @@
         <w:t xml:space="preserve">На что влияет: </w:t>
       </w:r>
       <w:r>
-        <w:t xml:space="preserve">Для шкафа коммутатора ПГС задан IP54 (стр.389); следующий абзац для техсредств ПГС в закрытых шкафах велит «Степень защиты IР определить в соответствии с внешними производственными факторами» (стр.390 — причём «IР» набрано с кириллической «Р»); а стр.391 для оборудования в технологических зонах жёстко требует IP 65. Границы применения трёх правил не заданы — к какому из них относится коммутатор и шкафы с серверами/ИБП, неясно.</w:t>
+        <w:t xml:space="preserve">Номер 3.3.2 присвоен двум разным продуктам (медный кек и цементная медь), следующий пункт — сразу 3.3.4 (стр.153). На пункт 3.3 завязаны состав оборудования (стр.165) и оценка стоимости (стр.223); ссылки на конкретные подпункты границ будут неоднозначными.</w:t>
+      </w:r>
+    </w:p>
+    <w:p>
+      <w:r>
+        <w:rPr>
+          <w:b/>
+          <w:color w:val="0CA30C"/>
+        </w:rPr>
+        <w:t xml:space="preserve">Статус по редакции 25.08.2026 (ТЗ v4.1 / ЦИМ ред.2): </w:t>
+      </w:r>
+      <w:r>
+        <w:rPr>
+          <w:color w:val="0CA30C"/>
+        </w:rPr>
+        <w:t xml:space="preserve">нумерация строк таблиц границ в v4.1 удалена — двойного 3.3.2 больше нет; на таблицу границ Лота 1 ссылаются как на п. 4.5</w:t>
       </w:r>
     </w:p>
     <w:p>
@@ -14442,7 +14472,7 @@
         <w:t xml:space="preserve">Вопрос Заказчику: </w:t>
       </w:r>
       <w:r>
-        <w:t xml:space="preserve">Разграничить требования: какие элементы ПГС — IP54, какие — IP65, какие — «по факторам»; исправить опечатку «IР».</w:t>
+        <w:t xml:space="preserve">Перенумеровать таблицу границ Лота №1 (цементная медь → 3.3.3).</w:t>
       </w:r>
     </w:p>
     <w:p>
@@ -14467,13 +14497,13 @@
         <w:rPr>
           <w:b/>
         </w:rPr>
-        <w:t xml:space="preserve">C-87. </w:t>
-      </w:r>
-      <w:r>
-        <w:rPr>
-          <w:b/>
-        </w:rPr>
-        <w:t xml:space="preserve">Лот №1: в таблице границ проектирования два пункта 3.3.2, пункт 3.3.3 отсутствует</w:t>
+        <w:t xml:space="preserve">C-89. </w:t>
+      </w:r>
+      <w:r>
+        <w:rPr>
+          <w:b/>
+        </w:rPr>
+        <w:t xml:space="preserve">Снеговая нагрузка записана в «кПа (кг/м2)», ветровая рядом — в «кПа (кгс/м2)»</w:t>
       </w:r>
     </w:p>
     <w:p>
@@ -14482,7 +14512,7 @@
           <w:color w:val="666666"/>
           <w:sz w:val="20"/>
         </w:rPr>
-        <w:t xml:space="preserve">Лот №1 · Цех обжига · важность: формальные</w:t>
+        <w:t xml:space="preserve">общий / стык · важность: формальные</w:t>
       </w:r>
     </w:p>
     <w:tbl>
@@ -14526,16 +14556,16 @@
               <w:rPr>
                 <w:i/>
               </w:rPr>
-              <w:t xml:space="preserve">«3.3.2 ¦ Медный кек NNH в «биг-бэг» ¦ Ворота цеха»</w:t>
-            </w:r>
-          </w:p>
-          <w:p>
-            <w:r>
-              <w:rPr>
-                <w:color w:val="666666"/>
-                <w:sz w:val="18"/>
-              </w:rPr>
-              <w:t xml:space="preserve">ТЗ на БИ ОВЭ-75. v.3.6.txt, стр.151 (табл. п.3.3)</w:t>
+              <w:t xml:space="preserve">«равное 3,2 (320) кПа (кг/м2)»</w:t>
+            </w:r>
+          </w:p>
+          <w:p>
+            <w:r>
+              <w:rPr>
+                <w:color w:val="666666"/>
+                <w:sz w:val="18"/>
+              </w:rPr>
+              <w:t xml:space="preserve">ТЗ на БИ ОВЭ-75. v.3.6.txt, стр.103 (Снеговые нагрузки)</w:t>
             </w:r>
           </w:p>
         </w:tc>
@@ -14564,16 +14594,16 @@
               <w:rPr>
                 <w:i/>
               </w:rPr>
-              <w:t xml:space="preserve">«3.3.2 ¦ Цементная медь в титановых контейнерах ¦ Ворота цеха»</w:t>
-            </w:r>
-          </w:p>
-          <w:p>
-            <w:r>
-              <w:rPr>
-                <w:color w:val="666666"/>
-                <w:sz w:val="18"/>
-              </w:rPr>
-              <w:t xml:space="preserve">ТЗ на БИ ОВЭ-75. v.3.6.txt, стр.152 (та же таблица, следующая строка)</w:t>
+              <w:t xml:space="preserve">«W0 = 0,30 (30) кПа (кгс/м2)»</w:t>
+            </w:r>
+          </w:p>
+          <w:p>
+            <w:r>
+              <w:rPr>
+                <w:color w:val="666666"/>
+                <w:sz w:val="18"/>
+              </w:rPr>
+              <w:t xml:space="preserve">ТЗ на БИ ОВЭ-75. v.3.6.txt, стр.105 (Ветровые нагрузки)</w:t>
             </w:r>
           </w:p>
         </w:tc>
@@ -14587,22 +14617,7 @@
         <w:t xml:space="preserve">На что влияет: </w:t>
       </w:r>
       <w:r>
-        <w:t xml:space="preserve">Номер 3.3.2 присвоен двум разным продуктам (медный кек и цементная медь), следующий пункт — сразу 3.3.4 (стр.153). На пункт 3.3 завязаны состав оборудования (стр.165) и оценка стоимости (стр.223); ссылки на конкретные подпункты границ будут неоднозначными.</w:t>
-      </w:r>
-    </w:p>
-    <w:p>
-      <w:r>
-        <w:rPr>
-          <w:b/>
-          <w:color w:val="0CA30C"/>
-        </w:rPr>
-        <w:t xml:space="preserve">Статус по редакции 25.08.2026 (ТЗ v4.1 / ЦИМ ред.2): </w:t>
-      </w:r>
-      <w:r>
-        <w:rPr>
-          <w:color w:val="0CA30C"/>
-        </w:rPr>
-        <w:t xml:space="preserve">нумерация строк таблиц границ в v4.1 удалена — двойного 3.3.2 больше нет; на таблицу границ Лота 1 ссылаются как на п. 4.5</w:t>
+        <w:t xml:space="preserve">В соседних пунктах дублирующая размерность нагрузки записана по-разному: «кг/м2» (единица массы) для снеговой и корректная «кгс/м2» (единица силы) для ветровой. Для нагрузок правильно кгс/м².</w:t>
       </w:r>
     </w:p>
     <w:p>
@@ -14613,7 +14628,7 @@
         <w:t xml:space="preserve">Вопрос Заказчику: </w:t>
       </w:r>
       <w:r>
-        <w:t xml:space="preserve">Перенумеровать таблицу границ Лота №1 (цементная медь → 3.3.3).</w:t>
+        <w:t xml:space="preserve">Исправить «кг/м2» на «кгс/м2» в пункте о снеговой нагрузке.</w:t>
       </w:r>
     </w:p>
     <w:p>
@@ -14638,13 +14653,13 @@
         <w:rPr>
           <w:b/>
         </w:rPr>
-        <w:t xml:space="preserve">C-89. </w:t>
-      </w:r>
-      <w:r>
-        <w:rPr>
-          <w:b/>
-        </w:rPr>
-        <w:t xml:space="preserve">Снеговая нагрузка записана в «кПа (кг/м2)», ветровая рядом — в «кПа (кгс/м2)»</w:t>
+        <w:t xml:space="preserve">C-90. </w:t>
+      </w:r>
+      <w:r>
+        <w:rPr>
+          <w:b/>
+        </w:rPr>
+        <w:t xml:space="preserve">АСУ с прикладным ПО включена в оценку стоимости Лотов №2 и №3, но не упомянута в стоимости Лотов №1 и №4</w:t>
       </w:r>
     </w:p>
     <w:p>
@@ -14697,16 +14712,16 @@
               <w:rPr>
                 <w:i/>
               </w:rPr>
-              <w:t xml:space="preserve">«равное 3,2 (320) кПа (кг/м2)»</w:t>
-            </w:r>
-          </w:p>
-          <w:p>
-            <w:r>
-              <w:rPr>
-                <w:color w:val="666666"/>
-                <w:sz w:val="18"/>
-              </w:rPr>
-              <w:t xml:space="preserve">ТЗ на БИ ОВЭ-75. v.3.6.txt, стр.103 (Снеговые нагрузки)</w:t>
+              <w:t xml:space="preserve">«с учетом поставки АСУ с прикладным программным обеспечением.»</w:t>
+            </w:r>
+          </w:p>
+          <w:p>
+            <w:r>
+              <w:rPr>
+                <w:color w:val="666666"/>
+                <w:sz w:val="18"/>
+              </w:rPr>
+              <w:t xml:space="preserve">ТЗ на БИ ОВЭ-75. v.3.6.txt, стр.305 (Стоимость поставки по Лоту №2)</w:t>
             </w:r>
           </w:p>
         </w:tc>
@@ -14735,16 +14750,16 @@
               <w:rPr>
                 <w:i/>
               </w:rPr>
-              <w:t xml:space="preserve">«W0 = 0,30 (30) кПа (кгс/м2)»</w:t>
-            </w:r>
-          </w:p>
-          <w:p>
-            <w:r>
-              <w:rPr>
-                <w:color w:val="666666"/>
-                <w:sz w:val="18"/>
-              </w:rPr>
-              <w:t xml:space="preserve">ТЗ на БИ ОВЭ-75. v.3.6.txt, стр.105 (Ветровые нагрузки)</w:t>
+              <w:t xml:space="preserve">«оценку общей стоимости комплектной поставки технологического оборудования и материалов (трубопроводов, газоходов, технологических металлоконструкций, теплоизоляции и т.д.) в границах проектирования, указанных в пункте 3.3.»</w:t>
+            </w:r>
+          </w:p>
+          <w:p>
+            <w:r>
+              <w:rPr>
+                <w:color w:val="666666"/>
+                <w:sz w:val="18"/>
+              </w:rPr>
+              <w:t xml:space="preserve">ТЗ на БИ ОВЭ-75. v.3.6.txt, стр.223 (Стоимость поставки по Лоту №1)</w:t>
             </w:r>
           </w:p>
         </w:tc>
@@ -14758,7 +14773,22 @@
         <w:t xml:space="preserve">На что влияет: </w:t>
       </w:r>
       <w:r>
-        <w:t xml:space="preserve">В соседних пунктах дублирующая размерность нагрузки записана по-разному: «кг/м2» (единица массы) для снеговой и корректная «кгс/м2» (единица силы) для ветровой. Для нагрузок правильно кгс/м².</w:t>
+        <w:t xml:space="preserve">Для Лотов №2 и №3 оценка стоимости прямо включает «поставку АСУ с прикладным программным обеспечением» (стр.305, 385). В Лоте №1 АСУ в стоимости не упомянута, хотя лот требует автоматику печи «с использованием машинного обучения» (стр.201) и схему КТС АСУ (стр.217); в Лоте №4 (стр.422) не упомянуты ни АСУ, ни «материалы», хотя «АСУ должна управлять роботами…» (стр.418). Участники заложат несопоставимые объёмы в цены лотов.</w:t>
+      </w:r>
+    </w:p>
+    <w:p>
+      <w:r>
+        <w:rPr>
+          <w:b/>
+          <w:color w:val="666666"/>
+        </w:rPr>
+        <w:t xml:space="preserve">Статус по редакции 25.08.2026 (ТЗ v4.1 / ЦИМ ред.2): </w:t>
+      </w:r>
+      <w:r>
+        <w:rPr>
+          <w:color w:val="666666"/>
+        </w:rPr>
+        <w:t xml:space="preserve">сохраняется в v4.1: «Бюджетную оценку … с учетом поставки АСУ с прикладным программным обеспечением» — только в Лотах 2 и 3; в Лотах 1 и 4 АСУ не упомянута</w:t>
       </w:r>
     </w:p>
     <w:p>
@@ -14769,7 +14799,7 @@
         <w:t xml:space="preserve">Вопрос Заказчику: </w:t>
       </w:r>
       <w:r>
-        <w:t xml:space="preserve">Исправить «кг/м2» на «кгс/м2» в пункте о снеговой нагрузке.</w:t>
+        <w:t xml:space="preserve">Указать для Лотов №1 и №4, входит ли АСУ с ППО (и материалы) в оценку стоимости комплектной поставки.</w:t>
       </w:r>
     </w:p>
     <w:p>
@@ -14794,13 +14824,13 @@
         <w:rPr>
           <w:b/>
         </w:rPr>
-        <w:t xml:space="preserve">C-90. </w:t>
-      </w:r>
-      <w:r>
-        <w:rPr>
-          <w:b/>
-        </w:rPr>
-        <w:t xml:space="preserve">АСУ с прикладным ПО включена в оценку стоимости Лотов №2 и №3, но не упомянута в стоимости Лотов №1 и №4</w:t>
+        <w:t xml:space="preserve">C-91. </w:t>
+      </w:r>
+      <w:r>
+        <w:rPr>
+          <w:b/>
+        </w:rPr>
+        <w:t xml:space="preserve">В разделе весоизмерения система названа АИС, а требования сформулированы к «шкафам АСУ»</w:t>
       </w:r>
     </w:p>
     <w:p>
@@ -14853,16 +14883,16 @@
               <w:rPr>
                 <w:i/>
               </w:rPr>
-              <w:t xml:space="preserve">«с учетом поставки АСУ с прикладным программным обеспечением.»</w:t>
-            </w:r>
-          </w:p>
-          <w:p>
-            <w:r>
-              <w:rPr>
-                <w:color w:val="666666"/>
-                <w:sz w:val="18"/>
-              </w:rPr>
-              <w:t xml:space="preserve">ТЗ на БИ ОВЭ-75. v.3.6.txt, стр.305 (Стоимость поставки по Лоту №2)</w:t>
+              <w:t xml:space="preserve">«Автоматизированная информационная система (далее – АИС) должна выполнять»</w:t>
+            </w:r>
+          </w:p>
+          <w:p>
+            <w:r>
+              <w:rPr>
+                <w:color w:val="666666"/>
+                <w:sz w:val="18"/>
+              </w:rPr>
+              <w:t xml:space="preserve">Прил.5 «Базовые требования…» (brief.txt), стр.180 (Весоизмерение → Общие требования)</w:t>
             </w:r>
           </w:p>
         </w:tc>
@@ -14891,16 +14921,16 @@
               <w:rPr>
                 <w:i/>
               </w:rPr>
-              <w:t xml:space="preserve">«оценку общей стоимости комплектной поставки технологического оборудования и материалов (трубопроводов, газоходов, технологических металлоконструкций, теплоизоляции и т.д.) в границах проектирования, указанных в пункте 3.3.»</w:t>
-            </w:r>
-          </w:p>
-          <w:p>
-            <w:r>
-              <w:rPr>
-                <w:color w:val="666666"/>
-                <w:sz w:val="18"/>
-              </w:rPr>
-              <w:t xml:space="preserve">ТЗ на БИ ОВЭ-75. v.3.6.txt, стр.223 (Стоимость поставки по Лоту №1)</w:t>
+              <w:t xml:space="preserve">«Шкафы АСУ должны быть оборудованы запорными устройствами с системой контроля открывания двери»</w:t>
+            </w:r>
+          </w:p>
+          <w:p>
+            <w:r>
+              <w:rPr>
+                <w:color w:val="666666"/>
+                <w:sz w:val="18"/>
+              </w:rPr>
+              <w:t xml:space="preserve">Прил.5 «Базовые требования…» (brief.txt), стр.205 (Весоизмерение → Требования по безопасности)</w:t>
             </w:r>
           </w:p>
         </w:tc>
@@ -14914,22 +14944,7 @@
         <w:t xml:space="preserve">На что влияет: </w:t>
       </w:r>
       <w:r>
-        <w:t xml:space="preserve">Для Лотов №2 и №3 оценка стоимости прямо включает «поставку АСУ с прикладным программным обеспечением» (стр.305, 385). В Лоте №1 АСУ в стоимости не упомянута, хотя лот требует автоматику печи «с использованием машинного обучения» (стр.201) и схему КТС АСУ (стр.217); в Лоте №4 (стр.422) не упомянуты ни АСУ, ни «материалы», хотя «АСУ должна управлять роботами…» (стр.418). Участники заложат несопоставимые объёмы в цены лотов.</w:t>
-      </w:r>
-    </w:p>
-    <w:p>
-      <w:r>
-        <w:rPr>
-          <w:b/>
-          <w:color w:val="666666"/>
-        </w:rPr>
-        <w:t xml:space="preserve">Статус по редакции 25.08.2026 (ТЗ v4.1 / ЦИМ ред.2): </w:t>
-      </w:r>
-      <w:r>
-        <w:rPr>
-          <w:color w:val="666666"/>
-        </w:rPr>
-        <w:t xml:space="preserve">сохраняется в v4.1: «Бюджетную оценку … с учетом поставки АСУ с прикладным программным обеспечением» — только в Лотах 2 и 3; в Лотах 1 и 4 АСУ не упомянута</w:t>
+        <w:t xml:space="preserve">Раздел весоизмерения вводит термин АИС, но требование о контроле открывания дверей адресовано «шкафам АСУ» — формально к шкафам АИС оно не привязано. Параллельно по Прил.5 без расшифровки употребляются и АСУ (стр.51), и АСУТП (стр.63, 77); в основном ТЗ расшифровано только «АСУ» (стр.12).</w:t>
       </w:r>
     </w:p>
     <w:p>
@@ -14940,7 +14955,7 @@
         <w:t xml:space="preserve">Вопрос Заказчику: </w:t>
       </w:r>
       <w:r>
-        <w:t xml:space="preserve">Указать для Лотов №1 и №4, входит ли АСУ с ППО (и материалы) в оценку стоимости комплектной поставки.</w:t>
+        <w:t xml:space="preserve">Унифицировать термины (АСУ/АСУТП/АИС), дать расшифровки в перечнях сокращений; в разделе АИС заменить «Шкафы АСУ» на «Шкафы АИС».</w:t>
       </w:r>
     </w:p>
     <w:p>
@@ -14965,13 +14980,13 @@
         <w:rPr>
           <w:b/>
         </w:rPr>
-        <w:t xml:space="preserve">C-91. </w:t>
-      </w:r>
-      <w:r>
-        <w:rPr>
-          <w:b/>
-        </w:rPr>
-        <w:t xml:space="preserve">В разделе весоизмерения система названа АИС, а требования сформулированы к «шкафам АСУ»</w:t>
+        <w:t xml:space="preserve">C-92. </w:t>
+      </w:r>
+      <w:r>
+        <w:rPr>
+          <w:b/>
+        </w:rPr>
+        <w:t xml:space="preserve">КСПД/ТСПД используются в требованиях без расшифровки — определение сегментов есть только в перечнях</w:t>
       </w:r>
     </w:p>
     <w:p>
@@ -15024,16 +15039,16 @@
               <w:rPr>
                 <w:i/>
               </w:rPr>
-              <w:t xml:space="preserve">«Автоматизированная информационная система (далее – АИС) должна выполнять»</w:t>
-            </w:r>
-          </w:p>
-          <w:p>
-            <w:r>
-              <w:rPr>
-                <w:color w:val="666666"/>
-                <w:sz w:val="18"/>
-              </w:rPr>
-              <w:t xml:space="preserve">Прил.5 «Базовые требования…» (brief.txt), стр.180 (Весоизмерение → Общие требования)</w:t>
+              <w:t xml:space="preserve">«сетевая инфраструктура (КСПД, ТСПД)»</w:t>
+            </w:r>
+          </w:p>
+          <w:p>
+            <w:r>
+              <w:rPr>
+                <w:color w:val="666666"/>
+                <w:sz w:val="18"/>
+              </w:rPr>
+              <w:t xml:space="preserve">Прил.5 «Базовые требования…» (brief.txt), стр.78 (АСУТП → Структура системы)</w:t>
             </w:r>
           </w:p>
         </w:tc>
@@ -15062,16 +15077,16 @@
               <w:rPr>
                 <w:i/>
               </w:rPr>
-              <w:t xml:space="preserve">«Шкафы АСУ должны быть оборудованы запорными устройствами с системой контроля открывания двери»</w:t>
-            </w:r>
-          </w:p>
-          <w:p>
-            <w:r>
-              <w:rPr>
-                <w:color w:val="666666"/>
-                <w:sz w:val="18"/>
-              </w:rPr>
-              <w:t xml:space="preserve">Прил.5 «Базовые требования…» (brief.txt), стр.205 (Весоизмерение → Требования по безопасности)</w:t>
+              <w:t xml:space="preserve">«Перечень сетевого оборудования для подземных опорных сетей передачи данных Технологического сегмента (ТСПД)»</w:t>
+            </w:r>
+          </w:p>
+          <w:p>
+            <w:r>
+              <w:rPr>
+                <w:color w:val="666666"/>
+                <w:sz w:val="18"/>
+              </w:rPr>
+              <w:t xml:space="preserve">Прил.5, перечни рекомендованных СА (pa.txt), стр.136–137 (п.5, заголовок)</w:t>
             </w:r>
           </w:p>
         </w:tc>
@@ -15085,7 +15100,7 @@
         <w:t xml:space="preserve">На что влияет: </w:t>
       </w:r>
       <w:r>
-        <w:t xml:space="preserve">Раздел весоизмерения вводит термин АИС, но требование о контроле открывания дверей адресовано «шкафам АСУ» — формально к шкафам АИС оно не привязано. Параллельно по Прил.5 без расшифровки употребляются и АСУ (стр.51), и АСУТП (стр.63, 77); в основном ТЗ расшифровано только «АСУ» (стр.12).</w:t>
+        <w:t xml:space="preserve">В требованиях Прил.5 аббревиатуры КСПД/ТСПД нигде не расшифрованы; сегменты определяются лишь косвенно в перечнях: «Сетевое оборудование офисного сегмента (КСПД)» (pa.txt, стр.126–128) и «технологического сегмента (ТСПД)» (стр.131–133, 137). Исполнителю, не знакомому с НМД «Норникеля», состав и границы этих сетей неочевидны.</w:t>
       </w:r>
     </w:p>
     <w:p>
@@ -15096,7 +15111,7 @@
         <w:t xml:space="preserve">Вопрос Заказчику: </w:t>
       </w:r>
       <w:r>
-        <w:t xml:space="preserve">Унифицировать термины (АСУ/АСУТП/АИС), дать расшифровки в перечнях сокращений; в разделе АИС заменить «Шкафы АСУ» на «Шкафы АИС».</w:t>
+        <w:t xml:space="preserve">Добавить расшифровку КСПД/ТСПД (корпоративная/технологическая сеть передачи данных) в термины Прил.5.</w:t>
       </w:r>
     </w:p>
     <w:p>
@@ -15121,13 +15136,13 @@
         <w:rPr>
           <w:b/>
         </w:rPr>
-        <w:t xml:space="preserve">C-92. </w:t>
-      </w:r>
-      <w:r>
-        <w:rPr>
-          <w:b/>
-        </w:rPr>
-        <w:t xml:space="preserve">КСПД/ТСПД используются в требованиях без расшифровки — определение сегментов есть только в перечнях</w:t>
+        <w:t xml:space="preserve">C-93. </w:t>
+      </w:r>
+      <w:r>
+        <w:rPr>
+          <w:b/>
+        </w:rPr>
+        <w:t xml:space="preserve">Один объект — три имени: «Гидрометаллургический цех», «Гидрометаллургический участок (ГМУ)» и папка «Здание Минпрок»</w:t>
       </w:r>
     </w:p>
     <w:p>
@@ -15180,16 +15195,16 @@
               <w:rPr>
                 <w:i/>
               </w:rPr>
-              <w:t xml:space="preserve">«сетевая инфраструктура (КСПД, ТСПД)»</w:t>
-            </w:r>
-          </w:p>
-          <w:p>
-            <w:r>
-              <w:rPr>
-                <w:color w:val="666666"/>
-                <w:sz w:val="18"/>
-              </w:rPr>
-              <w:t xml:space="preserve">Прил.5 «Базовые требования…» (brief.txt), стр.78 (АСУТП → Структура системы)</w:t>
+              <w:t xml:space="preserve">«Гидрометаллургический цех, в составе:»</w:t>
+            </w:r>
+          </w:p>
+          <w:p>
+            <w:r>
+              <w:rPr>
+                <w:color w:val="666666"/>
+                <w:sz w:val="18"/>
+              </w:rPr>
+              <w:t xml:space="preserve">ТЗ на БИ ОВЭ-75. v.3.6.txt, стр.86 (табл. п.2.8, поз.2.8.5) (пометка «(существующие здания)» в v4.1 вычеркнута)</w:t>
             </w:r>
           </w:p>
         </w:tc>
@@ -15218,16 +15233,16 @@
               <w:rPr>
                 <w:i/>
               </w:rPr>
-              <w:t xml:space="preserve">«Перечень сетевого оборудования для подземных опорных сетей передачи данных Технологического сегмента (ТСПД)»</w:t>
-            </w:r>
-          </w:p>
-          <w:p>
-            <w:r>
-              <w:rPr>
-                <w:color w:val="666666"/>
-                <w:sz w:val="18"/>
-              </w:rPr>
-              <w:t xml:space="preserve">Прил.5, перечни рекомендованных СА (pa.txt), стр.136–137 (п.5, заголовок)</w:t>
+              <w:t xml:space="preserve">«Приложение № 7 – Существующее здание Гидрометаллургического участка (ГМУ)»</w:t>
+            </w:r>
+          </w:p>
+          <w:p>
+            <w:r>
+              <w:rPr>
+                <w:color w:val="666666"/>
+                <w:sz w:val="18"/>
+              </w:rPr>
+              <w:t xml:space="preserve">ТЗ на БИ ОВЭ-75. v.3.6.txt, стр.434 (Перечень приложений)</w:t>
             </w:r>
           </w:p>
         </w:tc>
@@ -15241,7 +15256,22 @@
         <w:t xml:space="preserve">На что влияет: </w:t>
       </w:r>
       <w:r>
-        <w:t xml:space="preserve">В требованиях Прил.5 аббревиатуры КСПД/ТСПД нигде не расшифрованы; сегменты определяются лишь косвенно в перечнях: «Сетевое оборудование офисного сегмента (КСПД)» (pa.txt, стр.126–128) и «технологического сегмента (ТСПД)» (стр.131–133, 137). Исполнителю, не знакомому с НМД «Норникеля», состав и границы этих сетей неочевидны.</w:t>
+        <w:t xml:space="preserve">В теле ТЗ существующий объект размещения Лотов №2–4 называется «Гидрометаллургический цех», в перечне приложений — «Гидрометаллургический участок (ГМУ)» (сокращения ГМУ в списке нет), а папка приложения №7 в переданном пакете названа «Приложение №7 - Здание Минпрок». Три наименования одного здания в одном пакете.</w:t>
+      </w:r>
+    </w:p>
+    <w:p>
+      <w:r>
+        <w:rPr>
+          <w:b/>
+          <w:color w:val="B07C00"/>
+        </w:rPr>
+        <w:t xml:space="preserve">Статус по редакции 25.08.2026 (ТЗ v4.1 / ЦИМ ред.2): </w:t>
+      </w:r>
+      <w:r>
+        <w:rPr>
+          <w:color w:val="B07C00"/>
+        </w:rPr>
+        <w:t xml:space="preserve">в v4.1 пометка «(существующие здания)» вычеркнута; тройное имя объекта (цех / участок ГМУ / «Минпрок») сохраняется</w:t>
       </w:r>
     </w:p>
     <w:p>
@@ -15252,7 +15282,7 @@
         <w:t xml:space="preserve">Вопрос Заказчику: </w:t>
       </w:r>
       <w:r>
-        <w:t xml:space="preserve">Добавить расшифровку КСПД/ТСПД (корпоративная/технологическая сеть передачи данных) в термины Прил.5.</w:t>
+        <w:t xml:space="preserve">Привести наименование объекта Прил.7 к единому виду; если остаётся ГМУ — добавить в перечень сокращений.</w:t>
       </w:r>
     </w:p>
     <w:p>
@@ -15277,13 +15307,13 @@
         <w:rPr>
           <w:b/>
         </w:rPr>
-        <w:t xml:space="preserve">C-93. </w:t>
-      </w:r>
-      <w:r>
-        <w:rPr>
-          <w:b/>
-        </w:rPr>
-        <w:t xml:space="preserve">Один объект — три имени: «Гидрометаллургический цех», «Гидрометаллургический участок (ГМУ)» и папка «Здание Минпрок»</w:t>
+        <w:t xml:space="preserve">C-95. </w:t>
+      </w:r>
+      <w:r>
+        <w:rPr>
+          <w:b/>
+        </w:rPr>
+        <w:t xml:space="preserve">v4.1: «в автоцементовозы» вычеркнуто из состава Лота №1, но осталось в описательной части</w:t>
       </w:r>
     </w:p>
     <w:p>
@@ -15292,7 +15322,7 @@
           <w:color w:val="666666"/>
           <w:sz w:val="20"/>
         </w:rPr>
-        <w:t xml:space="preserve">общий / стык · важность: формальные</w:t>
+        <w:t xml:space="preserve">Лот №1 · Цех обжига · важность: формальные</w:t>
       </w:r>
     </w:p>
     <w:tbl>
@@ -15336,16 +15366,16 @@
               <w:rPr>
                 <w:i/>
               </w:rPr>
-              <w:t xml:space="preserve">«Гидрометаллургический цех (существующие здания), в составе:»</w:t>
-            </w:r>
-          </w:p>
-          <w:p>
-            <w:r>
-              <w:rPr>
-                <w:color w:val="666666"/>
-                <w:sz w:val="18"/>
-              </w:rPr>
-              <w:t xml:space="preserve">ТЗ на БИ ОВЭ-75. v.3.6.txt, стр.86 (табл. п.2.8, поз.2.8.5)</w:t>
+              <w:t xml:space="preserve">«накопление и передача огарка и пыли на гидрометаллургическую переработку (способ транспортировки определяется при разработке ОТР).»</w:t>
+            </w:r>
+          </w:p>
+          <w:p>
+            <w:r>
+              <w:rPr>
+                <w:color w:val="666666"/>
+                <w:sz w:val="18"/>
+              </w:rPr>
+              <w:t xml:space="preserve">ТЗ на БИ v4.1, разд. 2 «Общая технология», Цех обжига</w:t>
             </w:r>
           </w:p>
         </w:tc>
@@ -15374,16 +15404,16 @@
               <w:rPr>
                 <w:i/>
               </w:rPr>
-              <w:t xml:space="preserve">«Приложение № 7 – Существующее здание Гидрометаллургического участка (ГМУ)»</w:t>
-            </w:r>
-          </w:p>
-          <w:p>
-            <w:r>
-              <w:rPr>
-                <w:color w:val="666666"/>
-                <w:sz w:val="18"/>
-              </w:rPr>
-              <w:t xml:space="preserve">ТЗ на БИ ОВЭ-75. v.3.6.txt, стр.434 (Перечень приложений)</w:t>
+              <w:t xml:space="preserve">«Отгрузка огарка и «грубой» пыли из бункера предусматривается в автоцементовозы.»</w:t>
+            </w:r>
+          </w:p>
+          <w:p>
+            <w:r>
+              <w:rPr>
+                <w:color w:val="666666"/>
+                <w:sz w:val="18"/>
+              </w:rPr>
+              <w:t xml:space="preserve">ТЗ на БИ v4.1, описание технологии Цеха обжига (то же — для «тонкой» пыли); в составе оборудования Лота №1 слова «в автоцементовозы» вычеркнуты</w:t>
             </w:r>
           </w:p>
         </w:tc>
@@ -15397,7 +15427,7 @@
         <w:t xml:space="preserve">На что влияет: </w:t>
       </w:r>
       <w:r>
-        <w:t xml:space="preserve">В теле ТЗ существующий объект размещения Лотов №2–4 называется «Гидрометаллургический цех», в перечне приложений — «Гидрометаллургический участок (ГМУ)» (сокращения ГМУ в списке нет), а папка приложения №7 в переданном пакете названа «Приложение №7 - Здание Минпрок». Три наименования одного здания в одном пакете.</w:t>
+        <w:t xml:space="preserve">Состав Лота №1 приведён к «способ транспортировки определяется при разработке ОТР» (автоцементовозы вычеркнуты) — принято. В описательной части остались два упоминания автоцементовозов — рудимент правки. Конфликт температур (70 °С на выгрузке против допуска цементовоза 65 °С, C-54) актуализируется, только если при ОТР транспорт подтвердят автоцементовозами.</w:t>
       </w:r>
     </w:p>
     <w:p>
@@ -15408,7 +15438,7 @@
         <w:t xml:space="preserve">Вопрос Заказчику: </w:t>
       </w:r>
       <w:r>
-        <w:t xml:space="preserve">Привести наименование объекта Прил.7 к единому виду; если остаётся ГМУ — добавить в перечень сокращений.</w:t>
+        <w:t xml:space="preserve">Вычистить оставшиеся упоминания автоцементовозов из описательной части (либо подтвердить их как принятое решение — тогда см. C-54).</w:t>
       </w:r>
     </w:p>
     <w:p>
@@ -16126,7 +16156,7 @@
         <w:t xml:space="preserve">Ответ: </w:t>
       </w:r>
       <w:r>
-        <w:t xml:space="preserve">Частично закрыт ТЗ v4.1 от 25.08.2026, п.1.3: «Предусматривается новое строительство объектов комплекса ОВЭ на свободной территории Промплощадки КГМК по варианту размещения, принятому Заказчиком». Однако таблица объектов v4.1 по-прежнему относит гидрометаллургический цех (Лоты 2–3) к существующим зданиям, а Прил.№6/№7 остались в перечне приложений — противоречие внесено в реестр (C-94).</w:t>
+        <w:t xml:space="preserve">Закрыт ТЗ v4.1 от 25.08.2026: п.1.3 — «Предусматривается новое строительство объектов комплекса ОВЭ на свободной территории Промплощадки КГМК по варианту размещения, принятому Заказчиком»; пометки «(существующие здания)»/«(новое строительство)» в таблице объектов вычеркнуты (зачёркнутое = исключено) — базис един для всех лотов. Открытыми остаются статус обмерных Прил.№6/№7 (C-94) и выдача генплана (Q-10).</w:t>
       </w:r>
     </w:p>
     <w:p>

--- a/ove/public/docs/ove75-reestr.docx
+++ b/ove/public/docs/ove75-reestr.docx
@@ -34,7 +34,7 @@
           <w:color w:val="666666"/>
           <w:sz w:val="20"/>
         </w:rPr>
-        <w:t xml:space="preserve">Основание: ТЗ на БИ v4.1 от 25.08.2026, ТЗ на ЦИМ ред.2 и приложения; реестр сверен с новой редакцией (снятые позиции помечены, новые расхождения v4.1 — C-94…C-101; адреса цитат в исторических позициях — по v3.6). Составлено 26.08.2026. Каждая позиция — две дословные цитаты из документов Заказчика; все цитаты проверены программно на дословное вхождение в исходники.</w:t>
+        <w:t xml:space="preserve">Основание: ТЗ на БИ v4.1 от 25.08.2026, ТЗ на ЦИМ ред.2 и приложения; реестр сверен с новой редакцией (снятые позиции помечены, новые расхождения v4.1 — C-94…C-101; адреса цитат в исторических позициях — по v3.6). Составлено 27.08.2026. Каждая позиция — две дословные цитаты из документов Заказчика; все цитаты проверены программно на дословное вхождение в исходники.</w:t>
       </w:r>
     </w:p>
     <w:p>

--- a/ove/public/docs/ove75-reestr.docx
+++ b/ove/public/docs/ove75-reestr.docx
@@ -42,7 +42,7 @@
         <w:rPr>
           <w:sz w:val="20"/>
         </w:rPr>
-        <w:t xml:space="preserve">Как работать с документом: пройти позиции с Заказчиком, зафиксировать по каждой, какая редакция верна (или иное решение), в строке «Решение Заказчика». Живая версия реестра с теми же номерами — на сайте проекта, вкладка «Расхождения ТЗ»; решения, внесённые там, попадают в общую базу и в следующую редакцию этого документа.</w:t>
+        <w:t xml:space="preserve">Как работать с документом: пройти позиции с Заказчиком, зафиксировать по каждой, какая редакция верна (или иное решение), в строке «Решение Заказчика». Актуальная редакция реестра с теми же номерами ведётся Исполнителем и передаётся Заказчику по мере пополнения; решения, зафиксированные на рабочей встрече, попадают в следующую редакцию этого документа.</w:t>
       </w:r>
     </w:p>
     <w:p>

--- a/ove/public/docs/ove75-reestr.docx
+++ b/ove/public/docs/ove75-reestr.docx
@@ -15995,7 +15995,7 @@
         <w:t xml:space="preserve">Q-03. </w:t>
       </w:r>
       <w:r>
-        <w:t xml:space="preserve">Допускается ли поставка технологических агрегатов неросcийского производства, и в каком объёме требуется согласование по каждому отступлению от Приложения №5?</w:t>
+        <w:t xml:space="preserve">Допускается ли поставка технологических агрегатов нероссийского производства, и в каком объёме требуется согласование по каждому отступлению от Приложения №5?</w:t>
       </w:r>
     </w:p>
     <w:p>

--- a/ove/public/docs/ove75-reestr.docx
+++ b/ove/public/docs/ove75-reestr.docx
@@ -42,7 +42,7 @@
         <w:rPr>
           <w:sz w:val="20"/>
         </w:rPr>
-        <w:t xml:space="preserve">Как работать с документом: пройти позиции с Заказчиком, зафиксировать по каждой, какая редакция верна (или иное решение), в строке «Решение Заказчика». Живая версия реестра с теми же номерами — на сайте проекта, вкладка «Расхождения ТЗ»; решения, внесённые там, попадают в общую базу и в следующую редакцию этого документа.</w:t>
+        <w:t xml:space="preserve">Как работать с документом: пройти позиции с Заказчиком, зафиксировать по каждой, какая редакция верна (или иное решение), в строке «Решение Заказчика». Актуальная редакция реестра с теми же номерами ведётся Исполнителем и передаётся Заказчику по мере пополнения; решения, зафиксированные на рабочей встрече, попадают в следующую редакцию этого документа.</w:t>
       </w:r>
     </w:p>
     <w:p>
@@ -15995,7 +15995,7 @@
         <w:t xml:space="preserve">Q-03. </w:t>
       </w:r>
       <w:r>
-        <w:t xml:space="preserve">Допускается ли поставка технологических агрегатов неросcийского производства, и в каком объёме требуется согласование по каждому отступлению от Приложения №5?</w:t>
+        <w:t xml:space="preserve">Допускается ли поставка технологических агрегатов нероссийского производства, и в каком объёме требуется согласование по каждому отступлению от Приложения №5?</w:t>
       </w:r>
     </w:p>
     <w:p>

--- a/ove/public/docs/ove75-reestr.docx
+++ b/ove/public/docs/ove75-reestr.docx
@@ -53,7 +53,7 @@
         <w:t xml:space="preserve">Сводка: </w:t>
       </w:r>
       <w:r>
-        <w:t xml:space="preserve">расхождений 101 — блокирующих 7, существенных 39, формальных 55; решено 0. Плюс 11 общих вопросов без парных цитат.</w:t>
+        <w:t xml:space="preserve">расхождений 100 — блокирующих 7, существенных 39, формальных 54; решено 0. Плюс 11 общих вопросов без парных цитат.</w:t>
       </w:r>
     </w:p>
     <w:p>
@@ -1997,13 +1997,13 @@
         <w:rPr>
           <w:b/>
         </w:rPr>
-        <w:t xml:space="preserve">C-12. </w:t>
-      </w:r>
-      <w:r>
-        <w:rPr>
-          <w:b/>
-        </w:rPr>
-        <w:t xml:space="preserve">Фонд времени участка фильтрации: 7920 ч (ТЗ) против 8322 ч (ИД табл. 23)</w:t>
+        <w:t xml:space="preserve">C-100. </w:t>
+      </w:r>
+      <w:r>
+        <w:rPr>
+          <w:b/>
+        </w:rPr>
+        <w:t xml:space="preserve">v4.1: граница Лота №3 — фланец патрубка подачи каждой ванны, но циркуляционный бак остаётся в составе БИ (выше границы)</w:t>
       </w:r>
     </w:p>
     <w:p>
@@ -2012,7 +2012,7 @@
           <w:color w:val="666666"/>
           <w:sz w:val="20"/>
         </w:rPr>
-        <w:t xml:space="preserve">Лот №1 · Цех обжига · важность: существенные</w:t>
+        <w:t xml:space="preserve">Лот №3 · Электроэкстракция · важность: существенные</w:t>
       </w:r>
     </w:p>
     <w:tbl>
@@ -2056,16 +2056,16 @@
               <w:rPr>
                 <w:i/>
               </w:rPr>
-              <w:t xml:space="preserve">«Режим работы оборудования Цеха обжига (ИД, часть 1, Приложение В - письмо №КГМК/6525-исх от 25.05.2026 «О сценарных условиях для ИД и ТР»): круглосуточный, 330 дней в году, 7920 рабочих часов.»</w:t>
-            </w:r>
-          </w:p>
-          <w:p>
-            <w:r>
-              <w:rPr>
-                <w:color w:val="666666"/>
-                <w:sz w:val="18"/>
-              </w:rPr>
-              <w:t xml:space="preserve">ТЗ, п. 3.4, строка 185 файла (участок фильтрации входит в Цех обжига — ТЗ, п. 2.8.3, строка 80)</w:t>
+              <w:t xml:space="preserve">«Раствор питания электролизных ванн ¦ Фланец патрубка подачи электролита в каждую электролизную ванну»</w:t>
+            </w:r>
+          </w:p>
+          <w:p>
+            <w:r>
+              <w:rPr>
+                <w:color w:val="666666"/>
+                <w:sz w:val="18"/>
+              </w:rPr>
+              <w:t xml:space="preserve">ТЗ на БИ v4.1, таблица границ Лота №3</w:t>
             </w:r>
           </w:p>
         </w:tc>
@@ -2094,16 +2094,16 @@
               <w:rPr>
                 <w:i/>
               </w:rPr>
-              <w:t xml:space="preserve">«1 ¦ Число рабочих часов в году ¦ ч/год ¦ 8322»</w:t>
-            </w:r>
-          </w:p>
-          <w:p>
-            <w:r>
-              <w:rPr>
-                <w:color w:val="666666"/>
-                <w:sz w:val="18"/>
-              </w:rPr>
-              <w:t xml:space="preserve">ИД ч.1, табл. 23, раздел «Сгущение и фильтрация медного концентрата», поз. 1, строка 479 файла</w:t>
+              <w:t xml:space="preserve">«Оборудование для получения катодной меди, включая: Циркуляционный бак. … Напорный трубопровод для ванн электроэкстракции меди»</w:t>
+            </w:r>
+          </w:p>
+          <w:p>
+            <w:r>
+              <w:rPr>
+                <w:color w:val="666666"/>
+                <w:sz w:val="18"/>
+              </w:rPr>
+              <w:t xml:space="preserve">ТЗ на БИ v4.1, перечни Лота №3: бак — в составе БИ, напорный трубопровод — в перечне «не включаемого»</w:t>
             </w:r>
           </w:p>
         </w:tc>
@@ -2117,7 +2117,7 @@
         <w:t xml:space="preserve">На что влияет: </w:t>
       </w:r>
       <w:r>
-        <w:t xml:space="preserve">По ТЗ участок фильтрации медного концентрата входит в Цех обжига (Лот №1) с режимом 7920 ч/год, а ИД считают сгущение и фильтрацию на 8322 ч/год (9,0 т/ч концентрата, поз. 2), тогда как обжиг — на 7920 ч (табл. 23 поз. 90). От фонда времени напрямую зависят производительность и площадь барабанных вакуум-фильтров Лота №1.</w:t>
+        <w:t xml:space="preserve">Вход в границы Лота 3 перенесён с ёмкости фильтрата (v3.6) на патрубок подачи каждой ванны. Но циркуляционный бак стоит выше этой границы (между ним и ваннами — исключённый из БИ напорный трубопровод), при этом бак включён в состав БИ Лота 3. Оборудование в составе лота оказывается вне его заявленных границ — исполнитель БИ не может корректно определить объём проектирования и стоимости.</w:t>
       </w:r>
     </w:p>
     <w:p>
@@ -2128,7 +2128,7 @@
         <w:t xml:space="preserve">Вопрос Заказчику: </w:t>
       </w:r>
       <w:r>
-        <w:t xml:space="preserve">На какой годовой фонд времени рассчитывать фильтрацию медного концентрата в Лоте №1 — 7920 ч (режим Цеха обжига по ТЗ) или 8322 ч (табл. 23 ИД ч.1)?</w:t>
+        <w:t xml:space="preserve">Определить вход Лота №3: либо граница — входной фланец циркуляционного бака (тогда таблицу границ дополнить), либо патрубки ванн (тогда указать, в чей объём входят циркуляционный бак и напорный коллектор).</w:t>
       </w:r>
     </w:p>
     <w:p>
@@ -2153,13 +2153,13 @@
         <w:rPr>
           <w:b/>
         </w:rPr>
-        <w:t xml:space="preserve">C-13. </w:t>
-      </w:r>
-      <w:r>
-        <w:rPr>
-          <w:b/>
-        </w:rPr>
-        <w:t xml:space="preserve">Расчётное сопротивление циклона 2231,9 Па превышает его же предел «не более 2000 Па»</w:t>
+        <w:t xml:space="preserve">C-12. </w:t>
+      </w:r>
+      <w:r>
+        <w:rPr>
+          <w:b/>
+        </w:rPr>
+        <w:t xml:space="preserve">Фонд времени участка фильтрации: 7920 ч (ТЗ) против 8322 ч (ИД табл. 23)</w:t>
       </w:r>
     </w:p>
     <w:p>
@@ -2212,16 +2212,16 @@
               <w:rPr>
                 <w:i/>
               </w:rPr>
-              <w:t xml:space="preserve">«309 ¦ Гидравлическое сопротивление циклона, не более ¦ Па ¦ 2000»</w:t>
-            </w:r>
-          </w:p>
-          <w:p>
-            <w:r>
-              <w:rPr>
-                <w:color w:val="666666"/>
-                <w:sz w:val="18"/>
-              </w:rPr>
-              <w:t xml:space="preserve">ИД ч.1, табл. 23, поз. 309, строка 991 файла</w:t>
+              <w:t xml:space="preserve">«Режим работы оборудования Цеха обжига (ИД, часть 1, Приложение В - письмо №КГМК/6525-исх от 25.05.2026 «О сценарных условиях для ИД и ТР»): круглосуточный, 330 дней в году, 7920 рабочих часов.»</w:t>
+            </w:r>
+          </w:p>
+          <w:p>
+            <w:r>
+              <w:rPr>
+                <w:color w:val="666666"/>
+                <w:sz w:val="18"/>
+              </w:rPr>
+              <w:t xml:space="preserve">ТЗ, п. 3.4, строка 185 файла (участок фильтрации входит в Цех обжига — ТЗ, п. 2.8.3, строка 80)</w:t>
             </w:r>
           </w:p>
         </w:tc>
@@ -2250,16 +2250,16 @@
               <w:rPr>
                 <w:i/>
               </w:rPr>
-              <w:t xml:space="preserve">«319 ¦ Гидравлическое сопротивление циклона (расчет) ¦ Па ¦ 868,4 ¦ 2231,9»</w:t>
-            </w:r>
-          </w:p>
-          <w:p>
-            <w:r>
-              <w:rPr>
-                <w:color w:val="666666"/>
-                <w:sz w:val="18"/>
-              </w:rPr>
-              <w:t xml:space="preserve">ИД ч.1, табл. 23, поз. 319 (второй столбец — вспомогательный вариант), строка 1010 файла</w:t>
+              <w:t xml:space="preserve">«1 ¦ Число рабочих часов в году ¦ ч/год ¦ 8322»</w:t>
+            </w:r>
+          </w:p>
+          <w:p>
+            <w:r>
+              <w:rPr>
+                <w:color w:val="666666"/>
+                <w:sz w:val="18"/>
+              </w:rPr>
+              <w:t xml:space="preserve">ИД ч.1, табл. 23, раздел «Сгущение и фильтрация медного концентрата», поз. 1, строка 479 файла</w:t>
             </w:r>
           </w:p>
         </w:tc>
@@ -2273,7 +2273,7 @@
         <w:t xml:space="preserve">На что влияет: </w:t>
       </w:r>
       <w:r>
-        <w:t xml:space="preserve">Для выбранного циклона СЦН-50-1800×1УП паспортное ограничение — не более 2000 Па, а собственный расчёт ИД по вспомогательному варианту даёт 2231,9 Па. Аппарат не проходит по своему же ограничению; под вопросом выбор типоразмера циклона и напор дымососа.</w:t>
+        <w:t xml:space="preserve">По ТЗ участок фильтрации медного концентрата входит в Цех обжига (Лот №1) с режимом 7920 ч/год, а ИД считают сгущение и фильтрацию на 8322 ч/год (9,0 т/ч концентрата, поз. 2), тогда как обжиг — на 7920 ч (табл. 23 поз. 90). От фонда времени напрямую зависят производительность и площадь барабанных вакуум-фильтров Лота №1.</w:t>
       </w:r>
     </w:p>
     <w:p>
@@ -2284,7 +2284,7 @@
         <w:t xml:space="preserve">Вопрос Заказчику: </w:t>
       </w:r>
       <w:r>
-        <w:t xml:space="preserve">Подтвердите допустимость работы циклона СЦН-50-1800×1УП при расчётном сопротивлении 2231,9 Па (вспомогательный вариант) при паспортном пределе 2000 Па, либо уточните типоразмер.</w:t>
+        <w:t xml:space="preserve">На какой годовой фонд времени рассчитывать фильтрацию медного концентрата в Лоте №1 — 7920 ч (режим Цеха обжига по ТЗ) или 8322 ч (табл. 23 ИД ч.1)?</w:t>
       </w:r>
     </w:p>
     <w:p>
@@ -2309,13 +2309,13 @@
         <w:rPr>
           <w:b/>
         </w:rPr>
-        <w:t xml:space="preserve">C-14. </w:t>
-      </w:r>
-      <w:r>
-        <w:rPr>
-          <w:b/>
-        </w:rPr>
-        <w:t xml:space="preserve">Степень очистки электрофильтра «не менее 96 %» не обеспечивает заявленные 100 мг/нм3 на выходе</w:t>
+        <w:t xml:space="preserve">C-13. </w:t>
+      </w:r>
+      <w:r>
+        <w:rPr>
+          <w:b/>
+        </w:rPr>
+        <w:t xml:space="preserve">Расчётное сопротивление циклона 2231,9 Па превышает его же предел «не более 2000 Па»</w:t>
       </w:r>
     </w:p>
     <w:p>
@@ -2368,16 +2368,16 @@
               <w:rPr>
                 <w:i/>
               </w:rPr>
-              <w:t xml:space="preserve">«Количество собираемой пыли в электрофильтрах составляет 0,4-0,5 т/час при степени пылеочистки газа не менее 96 %»</w:t>
-            </w:r>
-          </w:p>
-          <w:p>
-            <w:r>
-              <w:rPr>
-                <w:color w:val="666666"/>
-                <w:sz w:val="18"/>
-              </w:rPr>
-              <w:t xml:space="preserve">ИД ч.1, разд. 2.5, строка 455 файла</w:t>
+              <w:t xml:space="preserve">«309 ¦ Гидравлическое сопротивление циклона, не более ¦ Па ¦ 2000»</w:t>
+            </w:r>
+          </w:p>
+          <w:p>
+            <w:r>
+              <w:rPr>
+                <w:color w:val="666666"/>
+                <w:sz w:val="18"/>
+              </w:rPr>
+              <w:t xml:space="preserve">ИД ч.1, табл. 23, поз. 309, строка 991 файла</w:t>
             </w:r>
           </w:p>
         </w:tc>
@@ -2406,16 +2406,16 @@
               <w:rPr>
                 <w:i/>
               </w:rPr>
-              <w:t xml:space="preserve">«Очищенный газ с температурой 385-3900С, остаточной запыленностью не более 100 мг/нм3»</w:t>
-            </w:r>
-          </w:p>
-          <w:p>
-            <w:r>
-              <w:rPr>
-                <w:color w:val="666666"/>
-                <w:sz w:val="18"/>
-              </w:rPr>
-              <w:t xml:space="preserve">ИД ч.1, разд. 2.5, строка 456 файла</w:t>
+              <w:t xml:space="preserve">«319 ¦ Гидравлическое сопротивление циклона (расчет) ¦ Па ¦ 868,4 ¦ 2231,9»</w:t>
+            </w:r>
+          </w:p>
+          <w:p>
+            <w:r>
+              <w:rPr>
+                <w:color w:val="666666"/>
+                <w:sz w:val="18"/>
+              </w:rPr>
+              <w:t xml:space="preserve">ИД ч.1, табл. 23, поз. 319 (второй столбец — вспомогательный вариант), строка 1010 файла</w:t>
             </w:r>
           </w:p>
         </w:tc>
@@ -2429,7 +2429,7 @@
         <w:t xml:space="preserve">На что влияет: </w:t>
       </w:r>
       <w:r>
-        <w:t xml:space="preserve">При входной запылённости 20-35 г/нм3 (строка 454) очистка на 96 % даёт на выходе 0,8-1,4 г/нм3, а не ≤0,1 г/нм3. Чтобы выдать 100 мг/нм3, нужна эффективность 99,69 % (табл. 23 поз. 372 так и считает: 99,688 %). Гарантийный показатель для газа в СКЦ и требования к электрофильтру в опросных листах зависят от того, какая цифра верна.</w:t>
+        <w:t xml:space="preserve">Для выбранного циклона СЦН-50-1800×1УП паспортное ограничение — не более 2000 Па, а собственный расчёт ИД по вспомогательному варианту даёт 2231,9 Па. Аппарат не проходит по своему же ограничению; под вопросом выбор типоразмера циклона и напор дымососа.</w:t>
       </w:r>
     </w:p>
     <w:p>
@@ -2440,7 +2440,7 @@
         <w:t xml:space="preserve">Вопрос Заказчику: </w:t>
       </w:r>
       <w:r>
-        <w:t xml:space="preserve">Какая степень очистки закладывается в требования к электрофильтру: паспортная «не менее 96 %» или 99,69 %, необходимая для 100 мг/нм3 на входе в СКЦ?</w:t>
+        <w:t xml:space="preserve">Подтвердите допустимость работы циклона СЦН-50-1800×1УП при расчётном сопротивлении 2231,9 Па (вспомогательный вариант) при паспортном пределе 2000 Па, либо уточните типоразмер.</w:t>
       </w:r>
     </w:p>
     <w:p>
@@ -2465,13 +2465,13 @@
         <w:rPr>
           <w:b/>
         </w:rPr>
-        <w:t xml:space="preserve">C-15. </w:t>
-      </w:r>
-      <w:r>
-        <w:rPr>
-          <w:b/>
-        </w:rPr>
-        <w:t xml:space="preserve">Давление технического кислорода: 400-800 кПа против 0,8-1,2 МПа</w:t>
+        <w:t xml:space="preserve">C-14. </w:t>
+      </w:r>
+      <w:r>
+        <w:rPr>
+          <w:b/>
+        </w:rPr>
+        <w:t xml:space="preserve">Степень очистки электрофильтра «не менее 96 %» не обеспечивает заявленные 100 мг/нм3 на выходе</w:t>
       </w:r>
     </w:p>
     <w:p>
@@ -2524,16 +2524,16 @@
               <w:rPr>
                 <w:i/>
               </w:rPr>
-              <w:t xml:space="preserve">«Кислород поступает с давлением 400-800 кПа»</w:t>
-            </w:r>
-          </w:p>
-          <w:p>
-            <w:r>
-              <w:rPr>
-                <w:color w:val="666666"/>
-                <w:sz w:val="18"/>
-              </w:rPr>
-              <w:t xml:space="preserve">ИД ч.1, п. 1.3.1, строка 325 файла</w:t>
+              <w:t xml:space="preserve">«Количество собираемой пыли в электрофильтрах составляет 0,4-0,5 т/час при степени пылеочистки газа не менее 96 %»</w:t>
+            </w:r>
+          </w:p>
+          <w:p>
+            <w:r>
+              <w:rPr>
+                <w:color w:val="666666"/>
+                <w:sz w:val="18"/>
+              </w:rPr>
+              <w:t xml:space="preserve">ИД ч.1, разд. 2.5, строка 455 файла</w:t>
             </w:r>
           </w:p>
         </w:tc>
@@ -2562,16 +2562,16 @@
               <w:rPr>
                 <w:i/>
               </w:rPr>
-              <w:t xml:space="preserve">«Технический кислород (96 % O2) на дутье, нм3 ¦  ¦ 0,8-1,2 ¦ 25»</w:t>
-            </w:r>
-          </w:p>
-          <w:p>
-            <w:r>
-              <w:rPr>
-                <w:color w:val="666666"/>
-                <w:sz w:val="18"/>
-              </w:rPr>
-              <w:t xml:space="preserve">ИД ч.1, табл. 26 (столбец «давление, МПа»), строка 1567 файла</w:t>
+              <w:t xml:space="preserve">«Очищенный газ с температурой 385-3900С, остаточной запыленностью не более 100 мг/нм3»</w:t>
+            </w:r>
+          </w:p>
+          <w:p>
+            <w:r>
+              <w:rPr>
+                <w:color w:val="666666"/>
+                <w:sz w:val="18"/>
+              </w:rPr>
+              <w:t xml:space="preserve">ИД ч.1, разд. 2.5, строка 456 файла</w:t>
             </w:r>
           </w:p>
         </w:tc>
@@ -2585,7 +2585,7 @@
         <w:t xml:space="preserve">На что влияет: </w:t>
       </w:r>
       <w:r>
-        <w:t xml:space="preserve">Один и тот же кислород на дутьё в п. 1.3.1 подаётся при 400-800 кПа, а в нормах расхода табл. 26 — при 0,8-1,2 МПа (800-1200 кПа): диапазоны почти не пересекаются. От давления зависят ТУ на подключение, трубопроводы и арматура кислородной линии в границе 3.3.8 ТЗ.</w:t>
+        <w:t xml:space="preserve">При входной запылённости 20-35 г/нм3 (строка 454) очистка на 96 % даёт на выходе 0,8-1,4 г/нм3, а не ≤0,1 г/нм3. Чтобы выдать 100 мг/нм3, нужна эффективность 99,69 % (табл. 23 поз. 372 так и считает: 99,688 %). Гарантийный показатель для газа в СКЦ и требования к электрофильтру в опросных листах зависят от того, какая цифра верна.</w:t>
       </w:r>
     </w:p>
     <w:p>
@@ -2596,7 +2596,7 @@
         <w:t xml:space="preserve">Вопрос Заказчику: </w:t>
       </w:r>
       <w:r>
-        <w:t xml:space="preserve">Какое давление технического кислорода на границе проектирования принимать: 400-800 кПа (п. 1.3.1 ИД ч.1) или 0,8-1,2 МПа (табл. 26 ИД ч.1)?</w:t>
+        <w:t xml:space="preserve">Какая степень очистки закладывается в требования к электрофильтру: паспортная «не менее 96 %» или 99,69 %, необходимая для 100 мг/нм3 на входе в СКЦ?</w:t>
       </w:r>
     </w:p>
     <w:p>
@@ -2621,13 +2621,13 @@
         <w:rPr>
           <w:b/>
         </w:rPr>
-        <w:t xml:space="preserve">C-16. </w:t>
-      </w:r>
-      <w:r>
-        <w:rPr>
-          <w:b/>
-        </w:rPr>
-        <w:t xml:space="preserve">Кислород по ГОСТ 93±3 % против расчётных «не менее 96 %»</w:t>
+        <w:t xml:space="preserve">C-15. </w:t>
+      </w:r>
+      <w:r>
+        <w:rPr>
+          <w:b/>
+        </w:rPr>
+        <w:t xml:space="preserve">Давление технического кислорода: 400-800 кПа против 0,8-1,2 МПа</w:t>
       </w:r>
     </w:p>
     <w:p>
@@ -2680,7 +2680,7 @@
               <w:rPr>
                 <w:i/>
               </w:rPr>
-              <w:t xml:space="preserve">«Содержание кислорода в газе, получаемом на кислородных станциях, согласно ГОСТ 5583-78 (ИСО 2046-73) – 93±3 %»</w:t>
+              <w:t xml:space="preserve">«Кислород поступает с давлением 400-800 кПа»</w:t>
             </w:r>
           </w:p>
           <w:p>
@@ -2718,16 +2718,16 @@
               <w:rPr>
                 <w:i/>
               </w:rPr>
-              <w:t xml:space="preserve">«Степень обогащения дутья техническим (не менее 96 %) кислородом»</w:t>
-            </w:r>
-          </w:p>
-          <w:p>
-            <w:r>
-              <w:rPr>
-                <w:color w:val="666666"/>
-                <w:sz w:val="18"/>
-              </w:rPr>
-              <w:t xml:space="preserve">ИД ч.1, п. 1.3.3, строка 329 файла</w:t>
+              <w:t xml:space="preserve">«Технический кислород (96 % O2) на дутье, нм3 ¦  ¦ 0,8-1,2 ¦ 25»</w:t>
+            </w:r>
+          </w:p>
+          <w:p>
+            <w:r>
+              <w:rPr>
+                <w:color w:val="666666"/>
+                <w:sz w:val="18"/>
+              </w:rPr>
+              <w:t xml:space="preserve">ИД ч.1, табл. 26 (столбец «давление, МПа»), строка 1567 файла</w:t>
             </w:r>
           </w:p>
         </w:tc>
@@ -2741,7 +2741,7 @@
         <w:t xml:space="preserve">На что влияет: </w:t>
       </w:r>
       <w:r>
-        <w:t xml:space="preserve">Гарантированный диапазон поставки кислорода 90-96 %, а тепловой баланс печи КС и состав дутья (52 % O2) рассчитаны на «не менее 96 %» — верхнюю границу диапазона. При реальных 90-93 % расчётные режимы обжига не обеспечиваются. Дополнительно проверить актуальность ссылки на ГОСТ 5583-78: значение 93±3 % его маркам технического кислорода не соответствует (без веб-проверки — проверить актуальность).</w:t>
+        <w:t xml:space="preserve">Один и тот же кислород на дутьё в п. 1.3.1 подаётся при 400-800 кПа, а в нормах расхода табл. 26 — при 0,8-1,2 МПа (800-1200 кПа): диапазоны почти не пересекаются. От давления зависят ТУ на подключение, трубопроводы и арматура кислородной линии в границе 3.3.8 ТЗ.</w:t>
       </w:r>
     </w:p>
     <w:p>
@@ -2752,7 +2752,7 @@
         <w:t xml:space="preserve">Вопрос Заказчику: </w:t>
       </w:r>
       <w:r>
-        <w:t xml:space="preserve">Какая гарантированная концентрация кислорода на границе проектирования: 93±3 % по условиям кислородной станции или не менее 96 %, принятые в расчётах печи КС?</w:t>
+        <w:t xml:space="preserve">Какое давление технического кислорода на границе проектирования принимать: 400-800 кПа (п. 1.3.1 ИД ч.1) или 0,8-1,2 МПа (табл. 26 ИД ч.1)?</w:t>
       </w:r>
     </w:p>
     <w:p>
@@ -2777,13 +2777,13 @@
         <w:rPr>
           <w:b/>
         </w:rPr>
-        <w:t xml:space="preserve">C-17. </w:t>
-      </w:r>
-      <w:r>
-        <w:rPr>
-          <w:b/>
-        </w:rPr>
-        <w:t xml:space="preserve">Бункер оборотных материалов: один на 50 м3 против двух (огарок 50 м3 + пыль 20 м3)</w:t>
+        <w:t xml:space="preserve">C-16. </w:t>
+      </w:r>
+      <w:r>
+        <w:rPr>
+          <w:b/>
+        </w:rPr>
+        <w:t xml:space="preserve">Кислород по ГОСТ 93±3 % против расчётных «не менее 96 %»</w:t>
       </w:r>
     </w:p>
     <w:p>
@@ -2836,16 +2836,16 @@
               <w:rPr>
                 <w:i/>
               </w:rPr>
-              <w:t xml:space="preserve">«Концентрат – 60, кек – 20,цементная медь -10, оборотных материалов – 50 м3.»</w:t>
-            </w:r>
-          </w:p>
-          <w:p>
-            <w:r>
-              <w:rPr>
-                <w:color w:val="666666"/>
-                <w:sz w:val="18"/>
-              </w:rPr>
-              <w:t xml:space="preserve">ИД ч.1, табл. 24Б, строка «Приемные бункера», строка 1332 файла</w:t>
+              <w:t xml:space="preserve">«Содержание кислорода в газе, получаемом на кислородных станциях, согласно ГОСТ 5583-78 (ИСО 2046-73) – 93±3 %»</w:t>
+            </w:r>
+          </w:p>
+          <w:p>
+            <w:r>
+              <w:rPr>
+                <w:color w:val="666666"/>
+                <w:sz w:val="18"/>
+              </w:rPr>
+              <w:t xml:space="preserve">ИД ч.1, п. 1.3.1, строка 325 файла</w:t>
             </w:r>
           </w:p>
         </w:tc>
@@ -2874,16 +2874,16 @@
               <w:rPr>
                 <w:i/>
               </w:rPr>
-              <w:t xml:space="preserve">«Приемный бункер оборотной пыли ¦ 4 ¦ 1 ¦ 20 ¦ 0»</w:t>
-            </w:r>
-          </w:p>
-          <w:p>
-            <w:r>
-              <w:rPr>
-                <w:color w:val="666666"/>
-                <w:sz w:val="18"/>
-              </w:rPr>
-              <w:t xml:space="preserve">ИД ч.1, табл. 25, строка 1442 файла</w:t>
+              <w:t xml:space="preserve">«Степень обогащения дутья техническим (не менее 96 %) кислородом»</w:t>
+            </w:r>
+          </w:p>
+          <w:p>
+            <w:r>
+              <w:rPr>
+                <w:color w:val="666666"/>
+                <w:sz w:val="18"/>
+              </w:rPr>
+              <w:t xml:space="preserve">ИД ч.1, п. 1.3.3, строка 329 файла</w:t>
             </w:r>
           </w:p>
         </w:tc>
@@ -2897,7 +2897,7 @@
         <w:t xml:space="preserve">На что влияет: </w:t>
       </w:r>
       <w:r>
-        <w:t xml:space="preserve">Текст п. 2.2 (строка 410), табл. 23 (поз. 146-147) и табл. 24Б дают один общий бункер оборотных материалов 50 м3 с одним питателем и дозатором, а табл. 25 — два отдельных бункера (оборотного огарка 50 м3, строка 1439, и оборотной пыли 20 м3) с двумя питателями и двумя дозаторами. Разный состав оборудования и компоновка узла шихтовки Лота №1.</w:t>
+        <w:t xml:space="preserve">Гарантированный диапазон поставки кислорода 90-96 %, а тепловой баланс печи КС и состав дутья (52 % O2) рассчитаны на «не менее 96 %» — верхнюю границу диапазона. При реальных 90-93 % расчётные режимы обжига не обеспечиваются. Дополнительно проверить актуальность ссылки на ГОСТ 5583-78: значение 93±3 % его маркам технического кислорода не соответствует (без веб-проверки — проверить актуальность).</w:t>
       </w:r>
     </w:p>
     <w:p>
@@ -2908,7 +2908,7 @@
         <w:t xml:space="preserve">Вопрос Заказчику: </w:t>
       </w:r>
       <w:r>
-        <w:t xml:space="preserve">Сколько бункеров оборотных материалов закладывать: один общий 50 м3 (табл. 23/24Б) или два раздельных 50 м3 + 20 м3 (табл. 25)?</w:t>
+        <w:t xml:space="preserve">Какая гарантированная концентрация кислорода на границе проектирования: 93±3 % по условиям кислородной станции или не менее 96 %, принятые в расчётах печи КС?</w:t>
       </w:r>
     </w:p>
     <w:p>
@@ -2933,13 +2933,13 @@
         <w:rPr>
           <w:b/>
         </w:rPr>
-        <w:t xml:space="preserve">C-18. </w:t>
-      </w:r>
-      <w:r>
-        <w:rPr>
-          <w:b/>
-        </w:rPr>
-        <w:t xml:space="preserve">Силосная башня огарка 100 м3 не вмещает заявленный суточный запас</w:t>
+        <w:t xml:space="preserve">C-17. </w:t>
+      </w:r>
+      <w:r>
+        <w:rPr>
+          <w:b/>
+        </w:rPr>
+        <w:t xml:space="preserve">Бункер оборотных материалов: один на 50 м3 против двух (огарок 50 м3 + пыль 20 м3)</w:t>
       </w:r>
     </w:p>
     <w:p>
@@ -2992,16 +2992,16 @@
               <w:rPr>
                 <w:i/>
               </w:rPr>
-              <w:t xml:space="preserve">«Объем для обеспечения непрерывной работы в течение суток ¦ 100 м3»</w:t>
-            </w:r>
-          </w:p>
-          <w:p>
-            <w:r>
-              <w:rPr>
-                <w:color w:val="666666"/>
-                <w:sz w:val="18"/>
-              </w:rPr>
-              <w:t xml:space="preserve">ИД ч.1, табл. 24Б, строка «Приемный бункер охлажденного огарка и грубой пыли», строка 1347 файла</w:t>
+              <w:t xml:space="preserve">«Концентрат – 60, кек – 20,цементная медь -10, оборотных материалов – 50 м3.»</w:t>
+            </w:r>
+          </w:p>
+          <w:p>
+            <w:r>
+              <w:rPr>
+                <w:color w:val="666666"/>
+                <w:sz w:val="18"/>
+              </w:rPr>
+              <w:t xml:space="preserve">ИД ч.1, табл. 24Б, строка «Приемные бункера», строка 1332 файла</w:t>
             </w:r>
           </w:p>
         </w:tc>
@@ -3030,16 +3030,16 @@
               <w:rPr>
                 <w:i/>
               </w:rPr>
-              <w:t xml:space="preserve">«432 ¦ Общее количество материала на охлаждение ¦ т/ч ¦ 14,346 ¦ 14,3805»</w:t>
-            </w:r>
-          </w:p>
-          <w:p>
-            <w:r>
-              <w:rPr>
-                <w:color w:val="666666"/>
-                <w:sz w:val="18"/>
-              </w:rPr>
-              <w:t xml:space="preserve">ИД ч.1, табл. 23, поз. 432, строка 1209 файла</w:t>
+              <w:t xml:space="preserve">«Приемный бункер оборотной пыли ¦ 4 ¦ 1 ¦ 20 ¦ 0»</w:t>
+            </w:r>
+          </w:p>
+          <w:p>
+            <w:r>
+              <w:rPr>
+                <w:color w:val="666666"/>
+                <w:sz w:val="18"/>
+              </w:rPr>
+              <w:t xml:space="preserve">ИД ч.1, табл. 25, строка 1442 файла</w:t>
             </w:r>
           </w:p>
         </w:tc>
@@ -3053,7 +3053,7 @@
         <w:t xml:space="preserve">На что влияет: </w:t>
       </w:r>
       <w:r>
-        <w:t xml:space="preserve">Поток огарка и грубой пыли 14,35 т/ч даёт 344 т/сутки, а башня 100 м3 при плотности ~2000 кг/м3 вмещает лишь ~221 т (табл. 25, строка 1465) — около 15 часов, а не сутки. Либо объём башни, либо формулировка «в течение суток» неверны; влияет на габарит закупаемой башни и логистику цементовозов.</w:t>
+        <w:t xml:space="preserve">Текст п. 2.2 (строка 410), табл. 23 (поз. 146-147) и табл. 24Б дают один общий бункер оборотных материалов 50 м3 с одним питателем и дозатором, а табл. 25 — два отдельных бункера (оборотного огарка 50 м3, строка 1439, и оборотной пыли 20 м3) с двумя питателями и двумя дозаторами. Разный состав оборудования и компоновка узла шихтовки Лота №1.</w:t>
       </w:r>
     </w:p>
     <w:p>
@@ -3064,7 +3064,7 @@
         <w:t xml:space="preserve">Вопрос Заказчику: </w:t>
       </w:r>
       <w:r>
-        <w:t xml:space="preserve">Подтвердите требуемый запас приёмной башни огарка и грубой пыли: сутки работы (тогда нужно ~160-170 м3) или фактические ~15 часов при 100 м3?</w:t>
+        <w:t xml:space="preserve">Сколько бункеров оборотных материалов закладывать: один общий 50 м3 (табл. 23/24Б) или два раздельных 50 м3 + 20 м3 (табл. 25)?</w:t>
       </w:r>
     </w:p>
     <w:p>
@@ -3089,13 +3089,13 @@
         <w:rPr>
           <w:b/>
         </w:rPr>
-        <w:t xml:space="preserve">C-41. </w:t>
-      </w:r>
-      <w:r>
-        <w:rPr>
-          <w:b/>
-        </w:rPr>
-        <w:t xml:space="preserve">Состав электролита: Прил. В задаёт Ni 16, Fe max 2, Co 1,2 г/л против расчётных Ni 20, Fe 2,6, Co 1,6 в ИД</w:t>
+        <w:t xml:space="preserve">C-18. </w:t>
+      </w:r>
+      <w:r>
+        <w:rPr>
+          <w:b/>
+        </w:rPr>
+        <w:t xml:space="preserve">Силосная башня огарка 100 м3 не вмещает заявленный суточный запас</w:t>
       </w:r>
     </w:p>
     <w:p>
@@ -3104,7 +3104,7 @@
           <w:color w:val="666666"/>
           <w:sz w:val="20"/>
         </w:rPr>
-        <w:t xml:space="preserve">Лот №3 · Электроэкстракция · важность: существенные</w:t>
+        <w:t xml:space="preserve">Лот №1 · Цех обжига · важность: существенные</w:t>
       </w:r>
     </w:p>
     <w:tbl>
@@ -3148,16 +3148,16 @@
               <w:rPr>
                 <w:i/>
               </w:rPr>
-              <w:t xml:space="preserve">«Никель ¦ г/л ¦ 16; Железо ¦ г/л ¦ 2; Максимальное содержание железа ¦ г/л ¦ 2; Кобальт ¦ г/л ¦ 1,2»</w:t>
-            </w:r>
-          </w:p>
-          <w:p>
-            <w:r>
-              <w:rPr>
-                <w:color w:val="666666"/>
-                <w:sz w:val="18"/>
-              </w:rPr>
-              <w:t xml:space="preserve">ИД ч.2, Приложение В (ДЕЛЬТА, ванны), разд. 5.1.2 и 5.2.1, строки 1270-1271, 1276-1277</w:t>
+              <w:t xml:space="preserve">«Объем для обеспечения непрерывной работы в течение суток ¦ 100 м3»</w:t>
+            </w:r>
+          </w:p>
+          <w:p>
+            <w:r>
+              <w:rPr>
+                <w:color w:val="666666"/>
+                <w:sz w:val="18"/>
+              </w:rPr>
+              <w:t xml:space="preserve">ИД ч.1, табл. 24Б, строка «Приемный бункер охлажденного огарка и грубой пыли», строка 1347 файла</w:t>
             </w:r>
           </w:p>
         </w:tc>
@@ -3186,16 +3186,16 @@
               <w:rPr>
                 <w:i/>
               </w:rPr>
-              <w:t xml:space="preserve">«Состав электролита в ванне: … Ni ¦ 20,0; Fe ¦ 2,6; Co ¦ 1,6 … лидирующей примесью в медном электролите сохраняется никель, предельное расчетное содержание которого составляет 20 г/л»</w:t>
-            </w:r>
-          </w:p>
-          <w:p>
-            <w:r>
-              <w:rPr>
-                <w:color w:val="666666"/>
-                <w:sz w:val="18"/>
-              </w:rPr>
-              <w:t xml:space="preserve">ИД ч.2, табл. 3.1, строки 427-429; разд. 2.1, строка 233 (то же в ТЗ, строка 313: «35 Cu, 20 Ni, 1,6 Co, 2,6 Fe, 120 H2SO4»)</w:t>
+              <w:t xml:space="preserve">«432 ¦ Общее количество материала на охлаждение ¦ т/ч ¦ 14,346 ¦ 14,3805»</w:t>
+            </w:r>
+          </w:p>
+          <w:p>
+            <w:r>
+              <w:rPr>
+                <w:color w:val="666666"/>
+                <w:sz w:val="18"/>
+              </w:rPr>
+              <w:t xml:space="preserve">ИД ч.1, табл. 23, поз. 432, строка 1209 файла</w:t>
             </w:r>
           </w:p>
         </w:tc>
@@ -3209,7 +3209,7 @@
         <w:t xml:space="preserve">На что влияет: </w:t>
       </w:r>
       <w:r>
-        <w:t xml:space="preserve">Рабочие концентрации ИД/ТЗ (Fe 2,6; Co 1,6; Ni 20) превышают «максимальные» значения, заложенные в исходные требования на ванны (Fe 2,0; Co 1,2; Ni 16). Коррозионная среда и плотность электролита для конструирования ванн занижены.</w:t>
+        <w:t xml:space="preserve">Поток огарка и грубой пыли 14,35 т/ч даёт 344 т/сутки, а башня 100 м3 при плотности ~2000 кг/м3 вмещает лишь ~221 т (табл. 25, строка 1465) — около 15 часов, а не сутки. Либо объём башни, либо формулировка «в течение суток» неверны; влияет на габарит закупаемой башни и логистику цементовозов.</w:t>
       </w:r>
     </w:p>
     <w:p>
@@ -3220,7 +3220,7 @@
         <w:t xml:space="preserve">Вопрос Заказчику: </w:t>
       </w:r>
       <w:r>
-        <w:t xml:space="preserve">Передать Дельте/поставщику единый расчётный состав (Ni 20, Fe 2,6-3,0, Co 1,6) и переутвердить требования.</w:t>
+        <w:t xml:space="preserve">Подтвердите требуемый запас приёмной башни огарка и грубой пыли: сутки работы (тогда нужно ~160-170 м3) или фактические ~15 часов при 100 м3?</w:t>
       </w:r>
     </w:p>
     <w:p>
@@ -3245,13 +3245,13 @@
         <w:rPr>
           <w:b/>
         </w:rPr>
-        <w:t xml:space="preserve">C-42. </w:t>
-      </w:r>
-      <w:r>
-        <w:rPr>
-          <w:b/>
-        </w:rPr>
-        <w:t xml:space="preserve">Напряжение на ванне: 2,17/2,71 В (Прил. В) против 2,05/2,5 В (ИД)</w:t>
+        <w:t xml:space="preserve">C-41. </w:t>
+      </w:r>
+      <w:r>
+        <w:rPr>
+          <w:b/>
+        </w:rPr>
+        <w:t xml:space="preserve">Состав электролита: Прил. В задаёт Ni 16, Fe max 2, Co 1,2 г/л против расчётных Ni 20, Fe 2,6, Co 1,6 в ИД</w:t>
       </w:r>
     </w:p>
     <w:p>
@@ -3304,16 +3304,16 @@
               <w:rPr>
                 <w:i/>
               </w:rPr>
-              <w:t xml:space="preserve">«Напряжение на электролизере (номинальное) ¦ В ¦ 2,17; Напряжение на электролизере (проектное) ¦ В ¦ 2,71»</w:t>
-            </w:r>
-          </w:p>
-          <w:p>
-            <w:r>
-              <w:rPr>
-                <w:color w:val="666666"/>
-                <w:sz w:val="18"/>
-              </w:rPr>
-              <w:t xml:space="preserve">ИД ч.2, Приложение В (ДЕЛЬТА, ванны), разд. 5.5, строки 1317-1318</w:t>
+              <w:t xml:space="preserve">«Никель ¦ г/л ¦ 16; Железо ¦ г/л ¦ 2; Максимальное содержание железа ¦ г/л ¦ 2; Кобальт ¦ г/л ¦ 1,2»</w:t>
+            </w:r>
+          </w:p>
+          <w:p>
+            <w:r>
+              <w:rPr>
+                <w:color w:val="666666"/>
+                <w:sz w:val="18"/>
+              </w:rPr>
+              <w:t xml:space="preserve">ИД ч.2, Приложение В (ДЕЛЬТА, ванны), разд. 5.1.2 и 5.2.1, строки 1270-1271, 1276-1277</w:t>
             </w:r>
           </w:p>
         </w:tc>
@@ -3342,16 +3342,16 @@
               <w:rPr>
                 <w:i/>
               </w:rPr>
-              <w:t xml:space="preserve">«Напряжение на ванне номинальное ¦ 2,05 ¦ В; Напряжение на ванне максимальное ¦ 2,5 ¦ В»</w:t>
-            </w:r>
-          </w:p>
-          <w:p>
-            <w:r>
-              <w:rPr>
-                <w:color w:val="666666"/>
-                <w:sz w:val="18"/>
-              </w:rPr>
-              <w:t xml:space="preserve">ИД ч.2, табл. 3.1, строки 418-419</w:t>
+              <w:t xml:space="preserve">«Состав электролита в ванне: … Ni ¦ 20,0; Fe ¦ 2,6; Co ¦ 1,6 … лидирующей примесью в медном электролите сохраняется никель, предельное расчетное содержание которого составляет 20 г/л»</w:t>
+            </w:r>
+          </w:p>
+          <w:p>
+            <w:r>
+              <w:rPr>
+                <w:color w:val="666666"/>
+                <w:sz w:val="18"/>
+              </w:rPr>
+              <w:t xml:space="preserve">ИД ч.2, табл. 3.1, строки 427-429; разд. 2.1, строка 233 (то же в ТЗ, строка 313: «35 Cu, 20 Ni, 1,6 Co, 2,6 Fe, 120 H2SO4»)</w:t>
             </w:r>
           </w:p>
         </w:tc>
@@ -3365,7 +3365,7 @@
         <w:t xml:space="preserve">На что влияет: </w:t>
       </w:r>
       <w:r>
-        <w:t xml:space="preserve">Расхождение ~6-8% меняет расчёт выпрямителей и удельный расход электроэнергии (в ИД принят 1940 кВт·ч/т, строка 420, и 134484 тыс. кВт·ч/год в табл. 8.5/9.5).</w:t>
+        <w:t xml:space="preserve">Рабочие концентрации ИД/ТЗ (Fe 2,6; Co 1,6; Ni 20) превышают «максимальные» значения, заложенные в исходные требования на ванны (Fe 2,0; Co 1,2; Ni 16). Коррозионная среда и плотность электролита для конструирования ванн занижены.</w:t>
       </w:r>
     </w:p>
     <w:p>
@@ -3376,7 +3376,7 @@
         <w:t xml:space="preserve">Вопрос Заказчику: </w:t>
       </w:r>
       <w:r>
-        <w:t xml:space="preserve">Согласовать номинальное и максимальное напряжение (с учётом падения в ошиновке 0,06 В по Прил. В, строка 1319).</w:t>
+        <w:t xml:space="preserve">Передать Дельте/поставщику единый расчётный состав (Ni 20, Fe 2,6-3,0, Co 1,6) и переутвердить требования.</w:t>
       </w:r>
     </w:p>
     <w:p>
@@ -3401,13 +3401,13 @@
         <w:rPr>
           <w:b/>
         </w:rPr>
-        <w:t xml:space="preserve">C-43. </w:t>
-      </w:r>
-      <w:r>
-        <w:rPr>
-          <w:b/>
-        </w:rPr>
-        <w:t xml:space="preserve">Прил. В внутри себя: поток электролита на ванну 0,5 м3/мин (=30 м3/ч) против удельного расхода 8,32 м3/ч на ванну</w:t>
+        <w:t xml:space="preserve">C-42. </w:t>
+      </w:r>
+      <w:r>
+        <w:rPr>
+          <w:b/>
+        </w:rPr>
+        <w:t xml:space="preserve">Напряжение на ванне: 2,17/2,71 В (Прил. В) против 2,05/2,5 В (ИД)</w:t>
       </w:r>
     </w:p>
     <w:p>
@@ -3460,16 +3460,16 @@
               <w:rPr>
                 <w:i/>
               </w:rPr>
-              <w:t xml:space="preserve">«Поток электролита на ванну ¦ м3/мин ¦ 0,5»</w:t>
-            </w:r>
-          </w:p>
-          <w:p>
-            <w:r>
-              <w:rPr>
-                <w:color w:val="666666"/>
-                <w:sz w:val="18"/>
-              </w:rPr>
-              <w:t xml:space="preserve">ИД ч.2, Приложение В (ДЕЛЬТА, ванны), разд. 5.1.1, строка 1263</w:t>
+              <w:t xml:space="preserve">«Напряжение на электролизере (номинальное) ¦ В ¦ 2,17; Напряжение на электролизере (проектное) ¦ В ¦ 2,71»</w:t>
+            </w:r>
+          </w:p>
+          <w:p>
+            <w:r>
+              <w:rPr>
+                <w:color w:val="666666"/>
+                <w:sz w:val="18"/>
+              </w:rPr>
+              <w:t xml:space="preserve">ИД ч.2, Приложение В (ДЕЛЬТА, ванны), разд. 5.5, строки 1317-1318</w:t>
             </w:r>
           </w:p>
         </w:tc>
@@ -3498,16 +3498,16 @@
               <w:rPr>
                 <w:i/>
               </w:rPr>
-              <w:t xml:space="preserve">«Удельный расход ¦ м3/ч/ванна ¦ 8,32»</w:t>
-            </w:r>
-          </w:p>
-          <w:p>
-            <w:r>
-              <w:rPr>
-                <w:color w:val="666666"/>
-                <w:sz w:val="18"/>
-              </w:rPr>
-              <w:t xml:space="preserve">ИД ч.2, Приложение В (ДЕЛЬТА, ванны), разд. 5.3, строка 1301</w:t>
+              <w:t xml:space="preserve">«Напряжение на ванне номинальное ¦ 2,05 ¦ В; Напряжение на ванне максимальное ¦ 2,5 ¦ В»</w:t>
+            </w:r>
+          </w:p>
+          <w:p>
+            <w:r>
+              <w:rPr>
+                <w:color w:val="666666"/>
+                <w:sz w:val="18"/>
+              </w:rPr>
+              <w:t xml:space="preserve">ИД ч.2, табл. 3.1, строки 418-419</w:t>
             </w:r>
           </w:p>
         </w:tc>
@@ -3521,7 +3521,7 @@
         <w:t xml:space="preserve">На что влияет: </w:t>
       </w:r>
       <w:r>
-        <w:t xml:space="preserve">0,5 м3/мин = 30 м3/ч — в 3,6 раза больше 8,32 м3/ч/ванна; 8,32 согласуется с 1165 м3/ч на 140 ванн (строка 1286), а в ИД удельный ≈9,0 (1600-1650 м3/ч на 180 ванн). Патрубки/коллектор ванны считаются от этой цифры.</w:t>
+        <w:t xml:space="preserve">Расхождение ~6-8% меняет расчёт выпрямителей и удельный расход электроэнергии (в ИД принят 1940 кВт·ч/т, строка 420, и 134484 тыс. кВт·ч/год в табл. 8.5/9.5).</w:t>
       </w:r>
     </w:p>
     <w:p>
@@ -3532,7 +3532,7 @@
         <w:t xml:space="preserve">Вопрос Заказчику: </w:t>
       </w:r>
       <w:r>
-        <w:t xml:space="preserve">Указать в требованиях один расчётный поток на ванну (и привести его к конфигурации 180 ванн).</w:t>
+        <w:t xml:space="preserve">Согласовать номинальное и максимальное напряжение (с учётом падения в ошиновке 0,06 В по Прил. В, строка 1319).</w:t>
       </w:r>
     </w:p>
     <w:p>
@@ -3557,13 +3557,13 @@
         <w:rPr>
           <w:b/>
         </w:rPr>
-        <w:t xml:space="preserve">C-44. </w:t>
-      </w:r>
-      <w:r>
-        <w:rPr>
-          <w:b/>
-        </w:rPr>
-        <w:t xml:space="preserve">Температура I ступени выпарки медного купороса: 65-75 °С в табл. 3.1 против 40 °С в описании схемы</w:t>
+        <w:t xml:space="preserve">C-43. </w:t>
+      </w:r>
+      <w:r>
+        <w:rPr>
+          <w:b/>
+        </w:rPr>
+        <w:t xml:space="preserve">Прил. В внутри себя: поток электролита на ванну 0,5 м3/мин (=30 м3/ч) против удельного расхода 8,32 м3/ч на ванну</w:t>
       </w:r>
     </w:p>
     <w:p>
@@ -3572,7 +3572,7 @@
           <w:color w:val="666666"/>
           <w:sz w:val="20"/>
         </w:rPr>
-        <w:t xml:space="preserve">Лот №2 · Купорос · важность: существенные</w:t>
+        <w:t xml:space="preserve">Лот №3 · Электроэкстракция · важность: существенные</w:t>
       </w:r>
     </w:p>
     <w:tbl>
@@ -3616,16 +3616,16 @@
               <w:rPr>
                 <w:i/>
               </w:rPr>
-              <w:t xml:space="preserve">«Выпарной аппарат I стадии… Температура ¦ 65-75 ¦ 0С; Давление ¦ 0,06-0,08 ¦ атм.»</w:t>
-            </w:r>
-          </w:p>
-          <w:p>
-            <w:r>
-              <w:rPr>
-                <w:color w:val="666666"/>
-                <w:sz w:val="18"/>
-              </w:rPr>
-              <w:t xml:space="preserve">ИД ч.2, табл. 3.1 «а, б получение медного купороса», строки 269, 277-278</w:t>
+              <w:t xml:space="preserve">«Поток электролита на ванну ¦ м3/мин ¦ 0,5»</w:t>
+            </w:r>
+          </w:p>
+          <w:p>
+            <w:r>
+              <w:rPr>
+                <w:color w:val="666666"/>
+                <w:sz w:val="18"/>
+              </w:rPr>
+              <w:t xml:space="preserve">ИД ч.2, Приложение В (ДЕЛЬТА, ванны), разд. 5.1.1, строка 1263</w:t>
             </w:r>
           </w:p>
         </w:tc>
@@ -3654,16 +3654,16 @@
               <w:rPr>
                 <w:i/>
               </w:rPr>
-              <w:t xml:space="preserve">«Температура в аппарате первой ступени поддерживается на уровне 400С, в аппарате второй ступени 200С.»</w:t>
-            </w:r>
-          </w:p>
-          <w:p>
-            <w:r>
-              <w:rPr>
-                <w:color w:val="666666"/>
-                <w:sz w:val="18"/>
-              </w:rPr>
-              <w:t xml:space="preserve">ИД ч.2, разд. 4.1.4 (передел кристаллизации медного купороса), строка 478</w:t>
+              <w:t xml:space="preserve">«Удельный расход ¦ м3/ч/ванна ¦ 8,32»</w:t>
+            </w:r>
+          </w:p>
+          <w:p>
+            <w:r>
+              <w:rPr>
+                <w:color w:val="666666"/>
+                <w:sz w:val="18"/>
+              </w:rPr>
+              <w:t xml:space="preserve">ИД ч.2, Приложение В (ДЕЛЬТА, ванны), разд. 5.3, строка 1301</w:t>
             </w:r>
           </w:p>
         </w:tc>
@@ -3677,7 +3677,7 @@
         <w:t xml:space="preserve">На что влияет: </w:t>
       </w:r>
       <w:r>
-        <w:t xml:space="preserve">Для одного и того же аппарата два значения: 65-75 °С и 40 °С. 40 °С физически согласуется с давлением 0,06-0,08 атм (кипение воды ~39-42 °С) и с описанием смешанного передела (40/20 °С, строки 453, 497); 65-75 °С совпадает с температурой растворения купороса (строка 373). От температуры зависит поверхность теплообменника поз.1 (63 м2, строка 486) — ключевой параметр Лота 2.</w:t>
+        <w:t xml:space="preserve">0,5 м3/мин = 30 м3/ч — в 3,6 раза больше 8,32 м3/ч/ванна; 8,32 согласуется с 1165 м3/ч на 140 ванн (строка 1286), а в ИД удельный ≈9,0 (1600-1650 м3/ч на 180 ванн). Патрубки/коллектор ванны считаются от этой цифры.</w:t>
       </w:r>
     </w:p>
     <w:p>
@@ -3688,7 +3688,7 @@
         <w:t xml:space="preserve">Вопрос Заказчику: </w:t>
       </w:r>
       <w:r>
-        <w:t xml:space="preserve">Зафиксировать расчётную температуру I ступени (и объяснить, к чему относятся 65-75 °С).</w:t>
+        <w:t xml:space="preserve">Указать в требованиях один расчётный поток на ванну (и привести его к конфигурации 180 ванн).</w:t>
       </w:r>
     </w:p>
     <w:p>
@@ -3713,13 +3713,13 @@
         <w:rPr>
           <w:b/>
         </w:rPr>
-        <w:t xml:space="preserve">C-45. </w:t>
-      </w:r>
-      <w:r>
-        <w:rPr>
-          <w:b/>
-        </w:rPr>
-        <w:t xml:space="preserve">Fe и Co переставлены местами в составе маточника, поступающего на смешанный купорос (табл. 3.1)</w:t>
+        <w:t xml:space="preserve">C-44. </w:t>
+      </w:r>
+      <w:r>
+        <w:rPr>
+          <w:b/>
+        </w:rPr>
+        <w:t xml:space="preserve">Температура I ступени выпарки медного купороса: 65-75 °С в табл. 3.1 против 40 °С в описании схемы</w:t>
       </w:r>
     </w:p>
     <w:p>
@@ -3772,16 +3772,16 @@
               <w:rPr>
                 <w:i/>
               </w:rPr>
-              <w:t xml:space="preserve">«Проток маточного р-ра на выпарку смеш. купороса ¦ 2,3-2,5 ¦ м3/ч; Состав маточного раствора: … кобальт ¦ 5,5-6,0 ¦ кг/м3; железо ¦ 8-10 ¦ кг/м3»</w:t>
-            </w:r>
-          </w:p>
-          <w:p>
-            <w:r>
-              <w:rPr>
-                <w:color w:val="666666"/>
-                <w:sz w:val="18"/>
-              </w:rPr>
-              <w:t xml:space="preserve">ИД ч.2, табл. 3.1, блок «а, б получение медного купороса», строки 296, 300-301</w:t>
+              <w:t xml:space="preserve">«Выпарной аппарат I стадии… Температура ¦ 65-75 ¦ 0С; Давление ¦ 0,06-0,08 ¦ атм.»</w:t>
+            </w:r>
+          </w:p>
+          <w:p>
+            <w:r>
+              <w:rPr>
+                <w:color w:val="666666"/>
+                <w:sz w:val="18"/>
+              </w:rPr>
+              <w:t xml:space="preserve">ИД ч.2, табл. 3.1 «а, б получение медного купороса», строки 269, 277-278</w:t>
             </w:r>
           </w:p>
         </w:tc>
@@ -3810,16 +3810,16 @@
               <w:rPr>
                 <w:i/>
               </w:rPr>
-              <w:t xml:space="preserve">«Поток поступающего раствора ¦ 2,5-2,6 ¦ м3/ч; Состав поступающего раствора: … Fe ¦ 5,5-6,0 ¦ кг/м3; Co ¦ 8-10 ¦ кг/м3»</w:t>
-            </w:r>
-          </w:p>
-          <w:p>
-            <w:r>
-              <w:rPr>
-                <w:color w:val="666666"/>
-                <w:sz w:val="18"/>
-              </w:rPr>
-              <w:t xml:space="preserve">ИД ч.2, табл. 3.1, блок «б, В получение смешанного медно-никелевого купороса», строки 322, 326-327</w:t>
+              <w:t xml:space="preserve">«Температура в аппарате первой ступени поддерживается на уровне 400С, в аппарате второй ступени 200С.»</w:t>
+            </w:r>
+          </w:p>
+          <w:p>
+            <w:r>
+              <w:rPr>
+                <w:color w:val="666666"/>
+                <w:sz w:val="18"/>
+              </w:rPr>
+              <w:t xml:space="preserve">ИД ч.2, разд. 4.1.4 (передел кристаллизации медного купороса), строка 478</w:t>
             </w:r>
           </w:p>
         </w:tc>
@@ -3833,7 +3833,7 @@
         <w:t xml:space="preserve">На что влияет: </w:t>
       </w:r>
       <w:r>
-        <w:t xml:space="preserve">Это один и тот же поток (маточник после медного купороса = питание смешанного). ТЗ (строка 230: «60 Cu, 70 Ni, 5,59 Со, 8,98 Fe») и исходное соотношение в питании (Fe 2,5-3,0 &gt; Co 1,5-1,8) подтверждают первый вариант: Co ≈ 5,6, Fe ≈ 9. Во втором блоке значения Fe и Co переставлены.</w:t>
+        <w:t xml:space="preserve">Для одного и того же аппарата два значения: 65-75 °С и 40 °С. 40 °С физически согласуется с давлением 0,06-0,08 атм (кипение воды ~39-42 °С) и с описанием смешанного передела (40/20 °С, строки 453, 497); 65-75 °С совпадает с температурой растворения купороса (строка 373). От температуры зависит поверхность теплообменника поз.1 (63 м2, строка 486) — ключевой параметр Лота 2.</w:t>
       </w:r>
     </w:p>
     <w:p>
@@ -3844,7 +3844,7 @@
         <w:t xml:space="preserve">Вопрос Заказчику: </w:t>
       </w:r>
       <w:r>
-        <w:t xml:space="preserve">Поправить блок «б, В» табл. 3.1 (Fe 8-10; Co 5,5-6,0).</w:t>
+        <w:t xml:space="preserve">Зафиксировать расчётную температуру I ступени (и объяснить, к чему относятся 65-75 °С).</w:t>
       </w:r>
     </w:p>
     <w:p>
@@ -3869,13 +3869,13 @@
         <w:rPr>
           <w:b/>
         </w:rPr>
-        <w:t xml:space="preserve">C-46. </w:t>
-      </w:r>
-      <w:r>
-        <w:rPr>
-          <w:b/>
-        </w:rPr>
-        <w:t xml:space="preserve">Поток маточника на смешанный купорос: 11,81 тыс. м3/год по ТЗ против 2,3-2,5 м3/ч (=19-21 тыс. м3/год) по табл. 3.1</w:t>
+        <w:t xml:space="preserve">C-45. </w:t>
+      </w:r>
+      <w:r>
+        <w:rPr>
+          <w:b/>
+        </w:rPr>
+        <w:t xml:space="preserve">Fe и Co переставлены местами в составе маточника, поступающего на смешанный купорос (табл. 3.1)</w:t>
       </w:r>
     </w:p>
     <w:p>
@@ -3928,16 +3928,16 @@
               <w:rPr>
                 <w:i/>
               </w:rPr>
-              <w:t xml:space="preserve">«Общее количество маточного раствора от кристаллизации медного купороса, поступающего на получение медно-никелевого купороса, составляет 11,81 тыс. м3/год.»</w:t>
-            </w:r>
-          </w:p>
-          <w:p>
-            <w:r>
-              <w:rPr>
-                <w:color w:val="666666"/>
-                <w:sz w:val="18"/>
-              </w:rPr>
-              <w:t xml:space="preserve">ТЗ v3.6, п. 4.1, строка 231</w:t>
+              <w:t xml:space="preserve">«Проток маточного р-ра на выпарку смеш. купороса ¦ 2,3-2,5 ¦ м3/ч; Состав маточного раствора: … кобальт ¦ 5,5-6,0 ¦ кг/м3; железо ¦ 8-10 ¦ кг/м3»</w:t>
+            </w:r>
+          </w:p>
+          <w:p>
+            <w:r>
+              <w:rPr>
+                <w:color w:val="666666"/>
+                <w:sz w:val="18"/>
+              </w:rPr>
+              <w:t xml:space="preserve">ИД ч.2, табл. 3.1, блок «а, б получение медного купороса», строки 296, 300-301</w:t>
             </w:r>
           </w:p>
         </w:tc>
@@ -3966,16 +3966,16 @@
               <w:rPr>
                 <w:i/>
               </w:rPr>
-              <w:t xml:space="preserve">«Проток маточного р-ра на выпарку смеш. купороса ¦ 2,3-2,5 ¦ м3/ч»</w:t>
-            </w:r>
-          </w:p>
-          <w:p>
-            <w:r>
-              <w:rPr>
-                <w:color w:val="666666"/>
-                <w:sz w:val="18"/>
-              </w:rPr>
-              <w:t xml:space="preserve">ИД ч.2, табл. 3.1, строка 296 (также «Поток поступающего раствора ¦ 2,5-2,6 ¦ м3/ч», строка 322)</w:t>
+              <w:t xml:space="preserve">«Поток поступающего раствора ¦ 2,5-2,6 ¦ м3/ч; Состав поступающего раствора: … Fe ¦ 5,5-6,0 ¦ кг/м3; Co ¦ 8-10 ¦ кг/м3»</w:t>
+            </w:r>
+          </w:p>
+          <w:p>
+            <w:r>
+              <w:rPr>
+                <w:color w:val="666666"/>
+                <w:sz w:val="18"/>
+              </w:rPr>
+              <w:t xml:space="preserve">ИД ч.2, табл. 3.1, блок «б, В получение смешанного медно-никелевого купороса», строки 322, 326-327</w:t>
             </w:r>
           </w:p>
         </w:tc>
@@ -3989,7 +3989,7 @@
         <w:t xml:space="preserve">На что влияет: </w:t>
       </w:r>
       <w:r>
-        <w:t xml:space="preserve">11,81 тыс. м3/год = 1,42 м3/ч против 2,3-2,6 м3/ч в табл. 3.1 — расхождение в ~1,7 раза. ИД сама оговаривает (строка 259), что при разночтениях приоритет у разделов 2 и 5 (ТЗ, судя по числам, взято из балансов 5.7/5.18), но производительность выпарных аппаратов Лота 2 выбирается по этим потокам.</w:t>
+        <w:t xml:space="preserve">Это один и тот же поток (маточник после медного купороса = питание смешанного). ТЗ (строка 230: «60 Cu, 70 Ni, 5,59 Со, 8,98 Fe») и исходное соотношение в питании (Fe 2,5-3,0 &gt; Co 1,5-1,8) подтверждают первый вариант: Co ≈ 5,6, Fe ≈ 9. Во втором блоке значения Fe и Co переставлены.</w:t>
       </w:r>
     </w:p>
     <w:p>
@@ -4000,7 +4000,7 @@
         <w:t xml:space="preserve">Вопрос Заказчику: </w:t>
       </w:r>
       <w:r>
-        <w:t xml:space="preserve">Свести табл. 3.1 с балансами 5.7/5.18 и указать расчётный поток питания смешанной кристаллизации.</w:t>
+        <w:t xml:space="preserve">Поправить блок «б, В» табл. 3.1 (Fe 8-10; Co 5,5-6,0).</w:t>
       </w:r>
     </w:p>
     <w:p>
@@ -4025,13 +4025,13 @@
         <w:rPr>
           <w:b/>
         </w:rPr>
-        <w:t xml:space="preserve">C-47. </w:t>
-      </w:r>
-      <w:r>
-        <w:rPr>
-          <w:b/>
-        </w:rPr>
-        <w:t xml:space="preserve">Кобальт в растворе после усреднения: 13 кг/м3 против 1,6 кг/м3 в ванне (порядковая опечатка)</w:t>
+        <w:t xml:space="preserve">C-46. </w:t>
+      </w:r>
+      <w:r>
+        <w:rPr>
+          <w:b/>
+        </w:rPr>
+        <w:t xml:space="preserve">Поток маточника на смешанный купорос: 11,81 тыс. м3/год по ТЗ против 2,3-2,5 м3/ч (=19-21 тыс. м3/год) по табл. 3.1</w:t>
       </w:r>
     </w:p>
     <w:p>
@@ -4040,7 +4040,7 @@
           <w:color w:val="666666"/>
           <w:sz w:val="20"/>
         </w:rPr>
-        <w:t xml:space="preserve">Лот №3 · Электроэкстракция · важность: существенные</w:t>
+        <w:t xml:space="preserve">Лот №2 · Купорос · важность: существенные</w:t>
       </w:r>
     </w:p>
     <w:tbl>
@@ -4084,16 +4084,16 @@
               <w:rPr>
                 <w:i/>
               </w:rPr>
-              <w:t xml:space="preserve">«Состав р-ра после усреднения на теплообменник: … Co ¦ 13 ¦ кг/м3»</w:t>
-            </w:r>
-          </w:p>
-          <w:p>
-            <w:r>
-              <w:rPr>
-                <w:color w:val="666666"/>
-                <w:sz w:val="18"/>
-              </w:rPr>
-              <w:t xml:space="preserve">ИД ч.2, табл. 3.1 «Усреднение растворов перед электролизом», строки 387, 391</w:t>
+              <w:t xml:space="preserve">«Общее количество маточного раствора от кристаллизации медного купороса, поступающего на получение медно-никелевого купороса, составляет 11,81 тыс. м3/год.»</w:t>
+            </w:r>
+          </w:p>
+          <w:p>
+            <w:r>
+              <w:rPr>
+                <w:color w:val="666666"/>
+                <w:sz w:val="18"/>
+              </w:rPr>
+              <w:t xml:space="preserve">ТЗ v3.6, п. 4.1, строка 231</w:t>
             </w:r>
           </w:p>
         </w:tc>
@@ -4122,16 +4122,16 @@
               <w:rPr>
                 <w:i/>
               </w:rPr>
-              <w:t xml:space="preserve">«Состав электролита в ванне: … Co ¦ 1,6»</w:t>
-            </w:r>
-          </w:p>
-          <w:p>
-            <w:r>
-              <w:rPr>
-                <w:color w:val="666666"/>
-                <w:sz w:val="18"/>
-              </w:rPr>
-              <w:t xml:space="preserve">ИД ч.2, табл. 3.1 «Электроэкстракция меди», строки 425, 429 (также Co 1,5-1,8 в богатом растворе, строка 275)</w:t>
+              <w:t xml:space="preserve">«Проток маточного р-ра на выпарку смеш. купороса ¦ 2,3-2,5 ¦ м3/ч»</w:t>
+            </w:r>
+          </w:p>
+          <w:p>
+            <w:r>
+              <w:rPr>
+                <w:color w:val="666666"/>
+                <w:sz w:val="18"/>
+              </w:rPr>
+              <w:t xml:space="preserve">ИД ч.2, табл. 3.1, строка 296 (также «Поток поступающего раствора ¦ 2,5-2,6 ¦ м3/ч», строка 322)</w:t>
             </w:r>
           </w:p>
         </w:tc>
@@ -4145,7 +4145,7 @@
         <w:t xml:space="preserve">На что влияет: </w:t>
       </w:r>
       <w:r>
-        <w:t xml:space="preserve">Питание ванн не может содержать 13 кг/м3 Co при 1,6 в ванне и 1,5-1,8 в богатом растворе; судя по ряду (Cu 40, Ni 20, Fe 2,6), должно быть 1,3-1,6.</w:t>
+        <w:t xml:space="preserve">11,81 тыс. м3/год = 1,42 м3/ч против 2,3-2,6 м3/ч в табл. 3.1 — расхождение в ~1,7 раза. ИД сама оговаривает (строка 259), что при разночтениях приоритет у разделов 2 и 5 (ТЗ, судя по числам, взято из балансов 5.7/5.18), но производительность выпарных аппаратов Лота 2 выбирается по этим потокам.</w:t>
       </w:r>
     </w:p>
     <w:p>
@@ -4156,7 +4156,7 @@
         <w:t xml:space="preserve">Вопрос Заказчику: </w:t>
       </w:r>
       <w:r>
-        <w:t xml:space="preserve">Поправить значение Co в строке «после усреднения» (вероятно 1,3).</w:t>
+        <w:t xml:space="preserve">Свести табл. 3.1 с балансами 5.7/5.18 и указать расчётный поток питания смешанной кристаллизации.</w:t>
       </w:r>
     </w:p>
     <w:p>
@@ -4181,13 +4181,13 @@
         <w:rPr>
           <w:b/>
         </w:rPr>
-        <w:t xml:space="preserve">C-48. </w:t>
-      </w:r>
-      <w:r>
-        <w:rPr>
-          <w:b/>
-        </w:rPr>
-        <w:t xml:space="preserve">Категория помещений по пожарной опасности: В2 в Прил. В против Д по разд. 6 ИД</w:t>
+        <w:t xml:space="preserve">C-47. </w:t>
+      </w:r>
+      <w:r>
+        <w:rPr>
+          <w:b/>
+        </w:rPr>
+        <w:t xml:space="preserve">Кобальт в растворе после усреднения: 13 кг/м3 против 1,6 кг/м3 в ванне (порядковая опечатка)</w:t>
       </w:r>
     </w:p>
     <w:p>
@@ -4240,16 +4240,16 @@
               <w:rPr>
                 <w:i/>
               </w:rPr>
-              <w:t xml:space="preserve">«Категория помещения по взрывопожарной и пожарной опасности по СП 12.13130.2009 ¦ В2»</w:t>
-            </w:r>
-          </w:p>
-          <w:p>
-            <w:r>
-              <w:rPr>
-                <w:color w:val="666666"/>
-                <w:sz w:val="18"/>
-              </w:rPr>
-              <w:t xml:space="preserve">ИД ч.2, Приложение В (ДЕЛЬТА, ванны), разд. 4 «Условия эксплуатации», строка 1254</w:t>
+              <w:t xml:space="preserve">«Состав р-ра после усреднения на теплообменник: … Co ¦ 13 ¦ кг/м3»</w:t>
+            </w:r>
+          </w:p>
+          <w:p>
+            <w:r>
+              <w:rPr>
+                <w:color w:val="666666"/>
+                <w:sz w:val="18"/>
+              </w:rPr>
+              <w:t xml:space="preserve">ИД ч.2, табл. 3.1 «Усреднение растворов перед электролизом», строки 387, 391</w:t>
             </w:r>
           </w:p>
         </w:tc>
@@ -4278,16 +4278,16 @@
               <w:rPr>
                 <w:i/>
               </w:rPr>
-              <w:t xml:space="preserve">«Все помещения производства по взрывопожарной и пожарной опасности относятся к категории Д. Исключение составляют помещения приготовления рабочих растворов флотореагентов…»</w:t>
-            </w:r>
-          </w:p>
-          <w:p>
-            <w:r>
-              <w:rPr>
-                <w:color w:val="666666"/>
-                <w:sz w:val="18"/>
-              </w:rPr>
-              <w:t xml:space="preserve">ИД ч.2, разд. 6, строка 653</w:t>
+              <w:t xml:space="preserve">«Состав электролита в ванне: … Co ¦ 1,6»</w:t>
+            </w:r>
+          </w:p>
+          <w:p>
+            <w:r>
+              <w:rPr>
+                <w:color w:val="666666"/>
+                <w:sz w:val="18"/>
+              </w:rPr>
+              <w:t xml:space="preserve">ИД ч.2, табл. 3.1 «Электроэкстракция меди», строки 425, 429 (также Co 1,5-1,8 в богатом растворе, строка 275)</w:t>
             </w:r>
           </w:p>
         </w:tc>
@@ -4301,7 +4301,7 @@
         <w:t xml:space="preserve">На что влияет: </w:t>
       </w:r>
       <w:r>
-        <w:t xml:space="preserve">Для электролизного зала (место установки ванн) Дельта требует категорию В2 (пожароопасная), ИД декларирует Д для всех помещений. От категории зависят строительные и противопожарные решения существующего корпуса ЦЭМ.</w:t>
+        <w:t xml:space="preserve">Питание ванн не может содержать 13 кг/м3 Co при 1,6 в ванне и 1,5-1,8 в богатом растворе; судя по ряду (Cu 40, Ni 20, Fe 2,6), должно быть 1,3-1,6.</w:t>
       </w:r>
     </w:p>
     <w:p>
@@ -4312,7 +4312,7 @@
         <w:t xml:space="preserve">Вопрос Заказчику: </w:t>
       </w:r>
       <w:r>
-        <w:t xml:space="preserve">Определить категорию электролизного отделения расчётом пожарной нагрузки и привести оба документа к одному значению.</w:t>
+        <w:t xml:space="preserve">Поправить значение Co в строке «после усреднения» (вероятно 1,3).</w:t>
       </w:r>
     </w:p>
     <w:p>
@@ -4337,13 +4337,13 @@
         <w:rPr>
           <w:b/>
         </w:rPr>
-        <w:t xml:space="preserve">C-49. </w:t>
-      </w:r>
-      <w:r>
-        <w:rPr>
-          <w:b/>
-        </w:rPr>
-        <w:t xml:space="preserve">Параметры промывки катодов в КСМ: два абзаца дают разные температуры обеих ступеней и несовместимые расходы</w:t>
+        <w:t xml:space="preserve">C-48. </w:t>
+      </w:r>
+      <w:r>
+        <w:rPr>
+          <w:b/>
+        </w:rPr>
+        <w:t xml:space="preserve">Категория помещений по пожарной опасности: В2 в Прил. В против Д по разд. 6 ИД</w:t>
       </w:r>
     </w:p>
     <w:p>
@@ -4396,16 +4396,16 @@
               <w:rPr>
                 <w:i/>
               </w:rPr>
-              <w:t xml:space="preserve">«Подача охлаждающей воды: давление 1,5 бар; температура - макс. 30C; скорость потока 25 л/мин; подача воды на 1 стадию промывки – 25 м3/ч, 60-80 C; подача воды на 2 стадию промывки - 4 м3/час, 90-115C»</w:t>
-            </w:r>
-          </w:p>
-          <w:p>
-            <w:r>
-              <w:rPr>
-                <w:color w:val="666666"/>
-                <w:sz w:val="18"/>
-              </w:rPr>
-              <w:t xml:space="preserve">ИД ч.2, описание КСМ Outotec, строка 551</w:t>
+              <w:t xml:space="preserve">«Категория помещения по взрывопожарной и пожарной опасности по СП 12.13130.2009 ¦ В2»</w:t>
+            </w:r>
+          </w:p>
+          <w:p>
+            <w:r>
+              <w:rPr>
+                <w:color w:val="666666"/>
+                <w:sz w:val="18"/>
+              </w:rPr>
+              <w:t xml:space="preserve">ИД ч.2, Приложение В (ДЕЛЬТА, ванны), разд. 4 «Условия эксплуатации», строка 1254</w:t>
             </w:r>
           </w:p>
         </w:tc>
@@ -4434,16 +4434,16 @@
               <w:rPr>
                 <w:i/>
               </w:rPr>
-              <w:t xml:space="preserve">«С теплообменника КСМ, вода с температурой 40-70 оС, поступает в резервуар промывочной камеры, откуда циркуляционным насосом подается на форсунки 1-ой стадии промывки. Кроме этого свежая промывная вода, с температурой 50-90 оС, поступает на форсунки 2-ой стадии промывки… Производительность насоса - 250 л/мин.»</w:t>
-            </w:r>
-          </w:p>
-          <w:p>
-            <w:r>
-              <w:rPr>
-                <w:color w:val="666666"/>
-                <w:sz w:val="18"/>
-              </w:rPr>
-              <w:t xml:space="preserve">ИД ч.2, описание КСМ, «Промывочная камера», строка 555</w:t>
+              <w:t xml:space="preserve">«Все помещения производства по взрывопожарной и пожарной опасности относятся к категории Д. Исключение составляют помещения приготовления рабочих растворов флотореагентов…»</w:t>
+            </w:r>
+          </w:p>
+          <w:p>
+            <w:r>
+              <w:rPr>
+                <w:color w:val="666666"/>
+                <w:sz w:val="18"/>
+              </w:rPr>
+              <w:t xml:space="preserve">ИД ч.2, разд. 6, строка 653</w:t>
             </w:r>
           </w:p>
         </w:tc>
@@ -4457,7 +4457,7 @@
         <w:t xml:space="preserve">На что влияет: </w:t>
       </w:r>
       <w:r>
-        <w:t xml:space="preserve">1-я ступень: 60-80 °С и 25 м3/ч против 40-70 °С при насосе 250 л/мин (=15 м3/ч — заявленную подачу 25 м3/ч не обеспечивает); 2-я ступень: 90-115 °С против 50-90 °С (115 °С вообще выше точки кипения при атмосферном давлении). Требования к КСМ (Лот 3) по воде и теплу не сведены.</w:t>
+        <w:t xml:space="preserve">Для электролизного зала (место установки ванн) Дельта требует категорию В2 (пожароопасная), ИД декларирует Д для всех помещений. От категории зависят строительные и противопожарные решения существующего корпуса ЦЭМ.</w:t>
       </w:r>
     </w:p>
     <w:p>
@@ -4468,7 +4468,7 @@
         <w:t xml:space="preserve">Вопрос Заказчику: </w:t>
       </w:r>
       <w:r>
-        <w:t xml:space="preserve">Задать в ТЗ на КСМ один набор параметров промывки (температуры, расходы, источник горячей воды).</w:t>
+        <w:t xml:space="preserve">Определить категорию электролизного отделения расчётом пожарной нагрузки и привести оба документа к одному значению.</w:t>
       </w:r>
     </w:p>
     <w:p>
@@ -4493,13 +4493,13 @@
         <w:rPr>
           <w:b/>
         </w:rPr>
-        <w:t xml:space="preserve">C-50. </w:t>
-      </w:r>
-      <w:r>
-        <w:rPr>
-          <w:b/>
-        </w:rPr>
-        <w:t xml:space="preserve">Куда идёт пульпа выгрузки контрольной фильтрации: в реактор 4.1.15 или в «буферный реактор 4.1.19», который тут же назван ёмкостью чистого фильтрата</w:t>
+        <w:t xml:space="preserve">C-49. </w:t>
+      </w:r>
+      <w:r>
+        <w:rPr>
+          <w:b/>
+        </w:rPr>
+        <w:t xml:space="preserve">Параметры промывки катодов в КСМ: два абзаца дают разные температуры обеих ступеней и несовместимые расходы</w:t>
       </w:r>
     </w:p>
     <w:p>
@@ -4508,7 +4508,7 @@
           <w:color w:val="666666"/>
           <w:sz w:val="20"/>
         </w:rPr>
-        <w:t xml:space="preserve">общий / стык · важность: существенные</w:t>
+        <w:t xml:space="preserve">Лот №3 · Электроэкстракция · важность: существенные</w:t>
       </w:r>
     </w:p>
     <w:tbl>
@@ -4552,16 +4552,16 @@
               <w:rPr>
                 <w:i/>
               </w:rPr>
-              <w:t xml:space="preserve">«Одновременно в реактор, поз. 4.1.15 выгружается пульпа фильтра контрольной фильтрации, поз. 4.1.20.»</w:t>
-            </w:r>
-          </w:p>
-          <w:p>
-            <w:r>
-              <w:rPr>
-                <w:color w:val="666666"/>
-                <w:sz w:val="18"/>
-              </w:rPr>
-              <w:t xml:space="preserve">ИД ч.2, разд. 4.1.1, строка 449 (согласуется с разд. 2.2, строка 238: «Пульпа выгрузки контрольной фильтрации возвращается на сгущение»)</w:t>
+              <w:t xml:space="preserve">«Подача охлаждающей воды: давление 1,5 бар; температура - макс. 30C; скорость потока 25 л/мин; подача воды на 1 стадию промывки – 25 м3/ч, 60-80 C; подача воды на 2 стадию промывки - 4 м3/час, 90-115C»</w:t>
+            </w:r>
+          </w:p>
+          <w:p>
+            <w:r>
+              <w:rPr>
+                <w:color w:val="666666"/>
+                <w:sz w:val="18"/>
+              </w:rPr>
+              <w:t xml:space="preserve">ИД ч.2, описание КСМ Outotec, строка 551</w:t>
             </w:r>
           </w:p>
         </w:tc>
@@ -4590,16 +4590,16 @@
               <w:rPr>
                 <w:i/>
               </w:rPr>
-              <w:t xml:space="preserve">«Пульпа выгрузки фильтров контрольной фильтрации сбрасывается в буферный реактор поз. 4.1.19. Фильтрат контрольной фильтрации, поз. 4.1.20, через промежуточную емкость, поз. 4.1.19, и теплообменник поз. 4.1.17 в качестве богатого раствора поступает в усреднительный бак, поз. 4.2.1…»</w:t>
-            </w:r>
-          </w:p>
-          <w:p>
-            <w:r>
-              <w:rPr>
-                <w:color w:val="666666"/>
-                <w:sz w:val="18"/>
-              </w:rPr>
-              <w:t xml:space="preserve">ИД ч.2, разд. 4.1.1, строка 450</w:t>
+              <w:t xml:space="preserve">«С теплообменника КСМ, вода с температурой 40-70 оС, поступает в резервуар промывочной камеры, откуда циркуляционным насосом подается на форсунки 1-ой стадии промывки. Кроме этого свежая промывная вода, с температурой 50-90 оС, поступает на форсунки 2-ой стадии промывки… Производительность насоса - 250 л/мин.»</w:t>
+            </w:r>
+          </w:p>
+          <w:p>
+            <w:r>
+              <w:rPr>
+                <w:color w:val="666666"/>
+                <w:sz w:val="18"/>
+              </w:rPr>
+              <w:t xml:space="preserve">ИД ч.2, описание КСМ, «Промывочная камера», строка 555</w:t>
             </w:r>
           </w:p>
         </w:tc>
@@ -4613,7 +4613,7 @@
         <w:t xml:space="preserve">На что влияет: </w:t>
       </w:r>
       <w:r>
-        <w:t xml:space="preserve">В соседних предложениях поз. 4.1.19 — одновременно приёмник грязной пульпы выгрузки и ёмкость чистого фильтрата, а сама пульпа направлена в два разных места (4.1.15 и 4.1.19). При этом именно «емкость сбора фильтрата (поз. 4.1.19)» — точка границы Лотов 2 и 3 по ТЗ (пп. 4.3.1, 5.2.1).</w:t>
+        <w:t xml:space="preserve">1-я ступень: 60-80 °С и 25 м3/ч против 40-70 °С при насосе 250 л/мин (=15 м3/ч — заявленную подачу 25 м3/ч не обеспечивает); 2-я ступень: 90-115 °С против 50-90 °С (115 °С вообще выше точки кипения при атмосферном давлении). Требования к КСМ (Лот 3) по воде и теплу не сведены.</w:t>
       </w:r>
     </w:p>
     <w:p>
@@ -4624,7 +4624,7 @@
         <w:t xml:space="preserve">Вопрос Заказчику: </w:t>
       </w:r>
       <w:r>
-        <w:t xml:space="preserve">Уточнить схему: пульпа выгрузки — на сгущение (4.1.15?), фильтрат — через какую ёмкость; поправить номер в одном из предложений.</w:t>
+        <w:t xml:space="preserve">Задать в ТЗ на КСМ один набор параметров промывки (температуры, расходы, источник горячей воды).</w:t>
       </w:r>
     </w:p>
     <w:p>
@@ -4649,13 +4649,13 @@
         <w:rPr>
           <w:b/>
         </w:rPr>
-        <w:t xml:space="preserve">C-51. </w:t>
-      </w:r>
-      <w:r>
-        <w:rPr>
-          <w:b/>
-        </w:rPr>
-        <w:t xml:space="preserve">Аноды: «холоднокатаные, легированные Sn, Al и Ca» против «горячекатаная пластина Pb-Ca-Sn»</w:t>
+        <w:t xml:space="preserve">C-50. </w:t>
+      </w:r>
+      <w:r>
+        <w:rPr>
+          <w:b/>
+        </w:rPr>
+        <w:t xml:space="preserve">Куда идёт пульпа выгрузки контрольной фильтрации: в реактор 4.1.15 или в «буферный реактор 4.1.19», который тут же назван ёмкостью чистого фильтрата</w:t>
       </w:r>
     </w:p>
     <w:p>
@@ -4664,7 +4664,7 @@
           <w:color w:val="666666"/>
           <w:sz w:val="20"/>
         </w:rPr>
-        <w:t xml:space="preserve">Лот №3 · Электроэкстракция · важность: существенные</w:t>
+        <w:t xml:space="preserve">общий / стык · важность: существенные</w:t>
       </w:r>
     </w:p>
     <w:tbl>
@@ -4708,16 +4708,16 @@
               <w:rPr>
                 <w:i/>
               </w:rPr>
-              <w:t xml:space="preserve">«Аноды нерастворимые, толщиной 6(8) мм, холоднокатаные на основе свинцового сплава, легированные оловом, алюминием и кальцием.»</w:t>
-            </w:r>
-          </w:p>
-          <w:p>
-            <w:r>
-              <w:rPr>
-                <w:color w:val="666666"/>
-                <w:sz w:val="18"/>
-              </w:rPr>
-              <w:t xml:space="preserve">ИД ч.2, п. 1.3.9, строка 153 (то же в Прил. Б, строка 1038)</w:t>
+              <w:t xml:space="preserve">«Одновременно в реактор, поз. 4.1.15 выгружается пульпа фильтра контрольной фильтрации, поз. 4.1.20.»</w:t>
+            </w:r>
+          </w:p>
+          <w:p>
+            <w:r>
+              <w:rPr>
+                <w:color w:val="666666"/>
+                <w:sz w:val="18"/>
+              </w:rPr>
+              <w:t xml:space="preserve">ИД ч.2, разд. 4.1.1, строка 449 (согласуется с разд. 2.2, строка 238: «Пульпа выгрузки контрольной фильтрации возвращается на сгущение»)</w:t>
             </w:r>
           </w:p>
         </w:tc>
@@ -4746,16 +4746,16 @@
               <w:rPr>
                 <w:i/>
               </w:rPr>
-              <w:t xml:space="preserve">«Аноды – горячекатаная пластина сплава Pb-Сa (0,06 %)-Sn (1,4 %), приваренная к штанге»</w:t>
-            </w:r>
-          </w:p>
-          <w:p>
-            <w:r>
-              <w:rPr>
-                <w:color w:val="666666"/>
-                <w:sz w:val="18"/>
-              </w:rPr>
-              <w:t xml:space="preserve">ИД ч.2, табл. 3.1 «Электроэкстракция меди», строка 411</w:t>
+              <w:t xml:space="preserve">«Пульпа выгрузки фильтров контрольной фильтрации сбрасывается в буферный реактор поз. 4.1.19. Фильтрат контрольной фильтрации, поз. 4.1.20, через промежуточную емкость, поз. 4.1.19, и теплообменник поз. 4.1.17 в качестве богатого раствора поступает в усреднительный бак, поз. 4.2.1…»</w:t>
+            </w:r>
+          </w:p>
+          <w:p>
+            <w:r>
+              <w:rPr>
+                <w:color w:val="666666"/>
+                <w:sz w:val="18"/>
+              </w:rPr>
+              <w:t xml:space="preserve">ИД ч.2, разд. 4.1.1, строка 450</w:t>
             </w:r>
           </w:p>
         </w:tc>
@@ -4769,7 +4769,7 @@
         <w:t xml:space="preserve">На что влияет: </w:t>
       </w:r>
       <w:r>
-        <w:t xml:space="preserve">Разный способ проката (холодно-/горячекатаные) и разное легирование (с алюминием / без). Прил. В (строка 1230) говорит про «аноды из сплава свинца-кальция-олова» без Al. Аноды входят в поставку Лота 3 (ТЗ, строка 331) — спецификация двоится. Плюс толщина «6(8) мм» против «Толщина анодов 6,0 мм» (строка 409).</w:t>
+        <w:t xml:space="preserve">В соседних предложениях поз. 4.1.19 — одновременно приёмник грязной пульпы выгрузки и ёмкость чистого фильтрата, а сама пульпа направлена в два разных места (4.1.15 и 4.1.19). При этом именно «емкость сбора фильтрата (поз. 4.1.19)» — точка границы Лотов 2 и 3 по ТЗ (пп. 4.3.1, 5.2.1).</w:t>
       </w:r>
     </w:p>
     <w:p>
@@ -4780,7 +4780,7 @@
         <w:t xml:space="preserve">Вопрос Заказчику: </w:t>
       </w:r>
       <w:r>
-        <w:t xml:space="preserve">Зафиксировать способ проката, состав сплава (с Al или без) и толщину.</w:t>
+        <w:t xml:space="preserve">Уточнить схему: пульпа выгрузки — на сгущение (4.1.15?), фильтрат — через какую ёмкость; поправить номер в одном из предложений.</w:t>
       </w:r>
     </w:p>
     <w:p>
@@ -4805,13 +4805,13 @@
         <w:rPr>
           <w:b/>
         </w:rPr>
-        <w:t xml:space="preserve">C-52. </w:t>
-      </w:r>
-      <w:r>
-        <w:rPr>
-          <w:b/>
-        </w:rPr>
-        <w:t xml:space="preserve">ТЗ называет контрольную фильтрацию «фильтр-прессом», в ИД это намывные фильтры (фильтр-прессы — другая позиция)</w:t>
+        <w:t xml:space="preserve">C-51. </w:t>
+      </w:r>
+      <w:r>
+        <w:rPr>
+          <w:b/>
+        </w:rPr>
+        <w:t xml:space="preserve">Аноды: «холоднокатаные, легированные Sn, Al и Ca» против «горячекатаная пластина Pb-Ca-Sn»</w:t>
       </w:r>
     </w:p>
     <w:p>
@@ -4820,7 +4820,7 @@
           <w:color w:val="666666"/>
           <w:sz w:val="20"/>
         </w:rPr>
-        <w:t xml:space="preserve">общий / стык · важность: существенные</w:t>
+        <w:t xml:space="preserve">Лот №3 · Электроэкстракция · важность: существенные</w:t>
       </w:r>
     </w:p>
     <w:tbl>
@@ -4864,16 +4864,16 @@
               <w:rPr>
                 <w:i/>
               </w:rPr>
-              <w:t xml:space="preserve">«Фильтрат от фильтр-пресса контрольной фильтрации, продукционный (богатый) раствор ¦ Фланец трубопровода от емкости сбора фильтрата фильтр-пресса (ИД, часть 2, рис. 4.1, поз. 4.1.19)»</w:t>
-            </w:r>
-          </w:p>
-          <w:p>
-            <w:r>
-              <w:rPr>
-                <w:color w:val="666666"/>
-                <w:sz w:val="18"/>
-              </w:rPr>
-              <w:t xml:space="preserve">ТЗ v3.6, пп. 4.3.1 и 5.2.1, строки 245, 319</w:t>
+              <w:t xml:space="preserve">«Аноды нерастворимые, толщиной 6(8) мм, холоднокатаные на основе свинцового сплава, легированные оловом, алюминием и кальцием.»</w:t>
+            </w:r>
+          </w:p>
+          <w:p>
+            <w:r>
+              <w:rPr>
+                <w:color w:val="666666"/>
+                <w:sz w:val="18"/>
+              </w:rPr>
+              <w:t xml:space="preserve">ИД ч.2, п. 1.3.9, строка 153 (то же в Прил. Б, строка 1038)</w:t>
             </w:r>
           </w:p>
         </w:tc>
@@ -4902,16 +4902,16 @@
               <w:rPr>
                 <w:i/>
               </w:rPr>
-              <w:t xml:space="preserve">«Фильтры контрольной фильтрации, поз. 4.1.20, с диатомитовым намывным слоем.»</w:t>
-            </w:r>
-          </w:p>
-          <w:p>
-            <w:r>
-              <w:rPr>
-                <w:color w:val="666666"/>
-                <w:sz w:val="18"/>
-              </w:rPr>
-              <w:t xml:space="preserve">ИД ч.2, разд. 4.1.1, строка 450 (также «Контрольная фильтрация продукционных растворов на намывных фильтрах», строка 265)</w:t>
+              <w:t xml:space="preserve">«Аноды – горячекатаная пластина сплава Pb-Сa (0,06 %)-Sn (1,4 %), приваренная к штанге»</w:t>
+            </w:r>
+          </w:p>
+          <w:p>
+            <w:r>
+              <w:rPr>
+                <w:color w:val="666666"/>
+                <w:sz w:val="18"/>
+              </w:rPr>
+              <w:t xml:space="preserve">ИД ч.2, табл. 3.1 «Электроэкстракция меди», строка 411</w:t>
             </w:r>
           </w:p>
         </w:tc>
@@ -4925,22 +4925,7 @@
         <w:t xml:space="preserve">На что влияет: </w:t>
       </w:r>
       <w:r>
-        <w:t xml:space="preserve">Фильтр-прессы в ИД — это поз. 4.1.29 (фильтрация песков), а контрольная фильтрация — намывные фильтры поз. 4.1.20. Граница проектирования Лотов 2 и 3 в ТЗ описана через несуществующую единицу («фильтр-пресс контрольной фильтрации»).</w:t>
-      </w:r>
-    </w:p>
-    <w:p>
-      <w:r>
-        <w:rPr>
-          <w:b/>
-          <w:color w:val="0CA30C"/>
-        </w:rPr>
-        <w:t xml:space="preserve">Статус по редакции 25.08.2026 (ТЗ v4.1 / ЦИМ ред.2): </w:t>
-      </w:r>
-      <w:r>
-        <w:rPr>
-          <w:color w:val="0CA30C"/>
-        </w:rPr>
-        <w:t xml:space="preserve">границы переписаны: вход Лота 2 — «Фланец выпарного аппарата I ступени получения медного купороса», Лота 3 — «Фланец патрубка подачи электролита в каждую электролизную ванну»; упоминание «фильтр-пресса контрольной фильтрации» из границ исключено</w:t>
+        <w:t xml:space="preserve">Разный способ проката (холодно-/горячекатаные) и разное легирование (с алюминием / без). Прил. В (строка 1230) говорит про «аноды из сплава свинца-кальция-олова» без Al. Аноды входят в поставку Лота 3 (ТЗ, строка 331) — спецификация двоится. Плюс толщина «6(8) мм» против «Толщина анодов 6,0 мм» (строка 409).</w:t>
       </w:r>
     </w:p>
     <w:p>
@@ -4951,7 +4936,7 @@
         <w:t xml:space="preserve">Вопрос Заказчику: </w:t>
       </w:r>
       <w:r>
-        <w:t xml:space="preserve">Переформулировать границу: «фланец трубопровода от ёмкости фильтрата намывных фильтров контрольной фильтрации (поз. 4.1.19/4.1.20)».</w:t>
+        <w:t xml:space="preserve">Зафиксировать способ проката, состав сплава (с Al или без) и толщину.</w:t>
       </w:r>
     </w:p>
     <w:p>
@@ -4976,13 +4961,13 @@
         <w:rPr>
           <w:b/>
         </w:rPr>
-        <w:t xml:space="preserve">C-53. </w:t>
-      </w:r>
-      <w:r>
-        <w:rPr>
-          <w:b/>
-        </w:rPr>
-        <w:t xml:space="preserve">ТЗ (Лот 3): «специальные автоматические краны» включены в БИ, но «грузоподъемное оборудование» из БИ исключено</w:t>
+        <w:t xml:space="preserve">C-52. </w:t>
+      </w:r>
+      <w:r>
+        <w:rPr>
+          <w:b/>
+        </w:rPr>
+        <w:t xml:space="preserve">ТЗ называет контрольную фильтрацию «фильтр-прессом», в ИД это намывные фильтры (фильтр-прессы — другая позиция)</w:t>
       </w:r>
     </w:p>
     <w:p>
@@ -4991,7 +4976,7 @@
           <w:color w:val="666666"/>
           <w:sz w:val="20"/>
         </w:rPr>
-        <w:t xml:space="preserve">Лот №3 · Электроэкстракция · важность: существенные</w:t>
+        <w:t xml:space="preserve">общий / стык · важность: существенные</w:t>
       </w:r>
     </w:p>
     <w:tbl>
@@ -5035,16 +5020,16 @@
               <w:rPr>
                 <w:i/>
               </w:rPr>
-              <w:t xml:space="preserve">«- Специальные автоматические краны с системой позиционирования;»</w:t>
-            </w:r>
-          </w:p>
-          <w:p>
-            <w:r>
-              <w:rPr>
-                <w:color w:val="666666"/>
-                <w:sz w:val="18"/>
-              </w:rPr>
-              <w:t xml:space="preserve">ТЗ v3.6, п. 5.3, перечень включаемого в БИ, строка 338 (и строка 385: «…а также специальными автоматическими кранами электролизного зала» в стоимости поставки)</w:t>
+              <w:t xml:space="preserve">«Фильтрат от фильтр-пресса контрольной фильтрации, продукционный (богатый) раствор ¦ Фланец трубопровода от емкости сбора фильтрата фильтр-пресса (ИД, часть 2, рис. 4.1, поз. 4.1.19)»</w:t>
+            </w:r>
+          </w:p>
+          <w:p>
+            <w:r>
+              <w:rPr>
+                <w:color w:val="666666"/>
+                <w:sz w:val="18"/>
+              </w:rPr>
+              <w:t xml:space="preserve">ТЗ v3.6, пп. 4.3.1 и 5.2.1, строки 245, 319</w:t>
             </w:r>
           </w:p>
         </w:tc>
@@ -5073,16 +5058,16 @@
               <w:rPr>
                 <w:i/>
               </w:rPr>
-              <w:t xml:space="preserve">«- Грузоподъемное оборудование;»</w:t>
-            </w:r>
-          </w:p>
-          <w:p>
-            <w:r>
-              <w:rPr>
-                <w:color w:val="666666"/>
-                <w:sz w:val="18"/>
-              </w:rPr>
-              <w:t xml:space="preserve">ТЗ v3.6, п. 5.3, «Перечень оборудования, не включаемого в состав БИ», строки 344, 352</w:t>
+              <w:t xml:space="preserve">«Фильтры контрольной фильтрации, поз. 4.1.20, с диатомитовым намывным слоем.»</w:t>
+            </w:r>
+          </w:p>
+          <w:p>
+            <w:r>
+              <w:rPr>
+                <w:color w:val="666666"/>
+                <w:sz w:val="18"/>
+              </w:rPr>
+              <w:t xml:space="preserve">ИД ч.2, разд. 4.1.1, строка 450 (также «Контрольная фильтрация продукционных растворов на намывных фильтрах», строка 265)</w:t>
             </w:r>
           </w:p>
         </w:tc>
@@ -5096,22 +5081,22 @@
         <w:t xml:space="preserve">На что влияет: </w:t>
       </w:r>
       <w:r>
-        <w:t xml:space="preserve">Спецкраны — грузоподъёмное оборудование; один перечень их включает (и стоимость по Лоту 3 их учитывает), другой — исключает. Исполнитель БИ не сможет однозначно определить объём поставки.</w:t>
-      </w:r>
-    </w:p>
-    <w:p>
-      <w:r>
-        <w:rPr>
-          <w:b/>
-          <w:color w:val="666666"/>
+        <w:t xml:space="preserve">Фильтр-прессы в ИД — это поз. 4.1.29 (фильтрация песков), а контрольная фильтрация — намывные фильтры поз. 4.1.20. Граница проектирования Лотов 2 и 3 в ТЗ описана через несуществующую единицу («фильтр-пресс контрольной фильтрации»).</w:t>
+      </w:r>
+    </w:p>
+    <w:p>
+      <w:r>
+        <w:rPr>
+          <w:b/>
+          <w:color w:val="0CA30C"/>
         </w:rPr>
         <w:t xml:space="preserve">Статус по редакции 25.08.2026 (ТЗ v4.1 / ЦИМ ред.2): </w:t>
       </w:r>
       <w:r>
         <w:rPr>
-          <w:color w:val="666666"/>
-        </w:rPr>
-        <w:t xml:space="preserve">перечни включаемого и не включаемого оборудования Лота 3 в v4.1 не изменены — вопрос в силе</w:t>
+          <w:color w:val="0CA30C"/>
+        </w:rPr>
+        <w:t xml:space="preserve">границы переписаны: вход Лота 2 — «Фланец выпарного аппарата I ступени получения медного купороса», Лота 3 — «Фланец патрубка подачи электролита в каждую электролизную ванну»; упоминание «фильтр-пресса контрольной фильтрации» из границ исключено</w:t>
       </w:r>
     </w:p>
     <w:p>
@@ -5122,7 +5107,7 @@
         <w:t xml:space="preserve">Вопрос Заказчику: </w:t>
       </w:r>
       <w:r>
-        <w:t xml:space="preserve">Уточнить: «прочее грузоподъёмное оборудование, кроме специальных автоматических кранов, в БИ не включается» (или наоборот).</w:t>
+        <w:t xml:space="preserve">Переформулировать границу: «фланец трубопровода от ёмкости фильтрата намывных фильтров контрольной фильтрации (поз. 4.1.19/4.1.20)».</w:t>
       </w:r>
     </w:p>
     <w:p>
@@ -5147,13 +5132,13 @@
         <w:rPr>
           <w:b/>
         </w:rPr>
-        <w:t xml:space="preserve">C-54. </w:t>
-      </w:r>
-      <w:r>
-        <w:rPr>
-          <w:b/>
-        </w:rPr>
-        <w:t xml:space="preserve">Стык обжиг→ГМЦ: продукты обжига выгружаются при 70 °С, а выбранный автоцементовоз допускает не более 65 °С</w:t>
+        <w:t xml:space="preserve">C-53. </w:t>
+      </w:r>
+      <w:r>
+        <w:rPr>
+          <w:b/>
+        </w:rPr>
+        <w:t xml:space="preserve">ТЗ (Лот 3): «специальные автоматические краны» включены в БИ, но «грузоподъемное оборудование» из БИ исключено</w:t>
       </w:r>
     </w:p>
     <w:p>
@@ -5162,7 +5147,7 @@
           <w:color w:val="666666"/>
           <w:sz w:val="20"/>
         </w:rPr>
-        <w:t xml:space="preserve">общий / стык · важность: существенные</w:t>
+        <w:t xml:space="preserve">Лот №3 · Электроэкстракция · важность: существенные</w:t>
       </w:r>
     </w:p>
     <w:tbl>
@@ -5206,16 +5191,16 @@
               <w:rPr>
                 <w:i/>
               </w:rPr>
-              <w:t xml:space="preserve">«434 ¦ Температура материала на выходе из холодильника ¦ 0С ¦ 70»</w:t>
-            </w:r>
-          </w:p>
-          <w:p>
-            <w:r>
-              <w:rPr>
-                <w:color w:val="666666"/>
-                <w:sz w:val="18"/>
-              </w:rPr>
-              <w:t xml:space="preserve">ИД ч.1, табл. 23, строка 1211 (то же в ТЗ, строка 145: «охлаждаются в холодильнике до температуры 70 град С»)</w:t>
+              <w:t xml:space="preserve">«- Специальные автоматические краны с системой позиционирования;»</w:t>
+            </w:r>
+          </w:p>
+          <w:p>
+            <w:r>
+              <w:rPr>
+                <w:color w:val="666666"/>
+                <w:sz w:val="18"/>
+              </w:rPr>
+              <w:t xml:space="preserve">ТЗ v3.6, п. 5.3, перечень включаемого в БИ, строка 338 (и строка 385: «…а также специальными автоматическими кранами электролизного зала» в стоимости поставки)</w:t>
             </w:r>
           </w:p>
         </w:tc>
@@ -5244,16 +5229,16 @@
               <w:rPr>
                 <w:i/>
               </w:rPr>
-              <w:t xml:space="preserve">«499 ¦ Рабочая температура, не более ¦ оС ¦ 65»</w:t>
-            </w:r>
-          </w:p>
-          <w:p>
-            <w:r>
-              <w:rPr>
-                <w:color w:val="666666"/>
-                <w:sz w:val="18"/>
-              </w:rPr>
-              <w:t xml:space="preserve">ИД ч.1, табл. 23 «Транспортировка продуктов обжига в ГМУ», автоцементовоз BULL-WABCO-45, строка 1311</w:t>
+              <w:t xml:space="preserve">«- Грузоподъемное оборудование;»</w:t>
+            </w:r>
+          </w:p>
+          <w:p>
+            <w:r>
+              <w:rPr>
+                <w:color w:val="666666"/>
+                <w:sz w:val="18"/>
+              </w:rPr>
+              <w:t xml:space="preserve">ТЗ v3.6, п. 5.3, «Перечень оборудования, не включаемого в состав БИ», строки 344, 352</w:t>
             </w:r>
           </w:p>
         </w:tc>
@@ -5267,22 +5252,22 @@
         <w:t xml:space="preserve">На что влияет: </w:t>
       </w:r>
       <w:r>
-        <w:t xml:space="preserve">Огарок и пыль грузятся в силосную башню и далее в цементовоз при 70 °С (в тексте ч.1 «до 60-70 °С», строка 460), а паспортная рабочая температура цементовоза с алюминиевой цистерной — не более 65 °С. Интерфейс перевозки на гидрометаллургию не сходится.</w:t>
-      </w:r>
-    </w:p>
-    <w:p>
-      <w:r>
-        <w:rPr>
-          <w:b/>
-          <w:color w:val="B07C00"/>
+        <w:t xml:space="preserve">Спецкраны — грузоподъёмное оборудование; один перечень их включает (и стоимость по Лоту 3 их учитывает), другой — исключает. Исполнитель БИ не сможет однозначно определить объём поставки.</w:t>
+      </w:r>
+    </w:p>
+    <w:p>
+      <w:r>
+        <w:rPr>
+          <w:b/>
+          <w:color w:val="666666"/>
         </w:rPr>
         <w:t xml:space="preserve">Статус по редакции 25.08.2026 (ТЗ v4.1 / ЦИМ ред.2): </w:t>
       </w:r>
       <w:r>
         <w:rPr>
-          <w:color w:val="B07C00"/>
-        </w:rPr>
-        <w:t xml:space="preserve">в составе Лота 1 «в автоцементовозы» вычеркнуто (зачёркнутое = исключено), способ транспортировки — при ОТР; конфликт 70 °С против 65 °С актуализируется, только если транспорт подтвердят автоцементовозами (C-95)</w:t>
+          <w:color w:val="666666"/>
+        </w:rPr>
+        <w:t xml:space="preserve">перечни включаемого и не включаемого оборудования Лота 3 в v4.1 не изменены — вопрос в силе</w:t>
       </w:r>
     </w:p>
     <w:p>
@@ -5293,7 +5278,7 @@
         <w:t xml:space="preserve">Вопрос Заказчику: </w:t>
       </w:r>
       <w:r>
-        <w:t xml:space="preserve">Либо охлаждать до ≤65 °С (запас холодильника есть), либо выбрать транспорт с допуском ≥70 °С; зафиксировать температуру приёмки в ч.2.</w:t>
+        <w:t xml:space="preserve">Уточнить: «прочее грузоподъёмное оборудование, кроме специальных автоматических кранов, в БИ не включается» (или наоборот).</w:t>
       </w:r>
     </w:p>
     <w:p>
@@ -5318,13 +5303,13 @@
         <w:rPr>
           <w:b/>
         </w:rPr>
-        <w:t xml:space="preserve">C-55. </w:t>
-      </w:r>
-      <w:r>
-        <w:rPr>
-          <w:b/>
-        </w:rPr>
-        <w:t xml:space="preserve">Центрифуга медного купороса: в ТЗ «поз. 4.1.6», в ИД «поз. 4.1.16», при этом 4.1.16 в ИД — ещё и сгуститель</w:t>
+        <w:t xml:space="preserve">C-54. </w:t>
+      </w:r>
+      <w:r>
+        <w:rPr>
+          <w:b/>
+        </w:rPr>
+        <w:t xml:space="preserve">Стык обжиг→ГМЦ: продукты обжига выгружаются при 70 °С, а выбранный автоцементовоз допускает не более 65 °С</w:t>
       </w:r>
     </w:p>
     <w:p>
@@ -5333,7 +5318,7 @@
           <w:color w:val="666666"/>
           <w:sz w:val="20"/>
         </w:rPr>
-        <w:t xml:space="preserve">Лот №2 · Купорос · важность: существенные</w:t>
+        <w:t xml:space="preserve">общий / стык · важность: существенные</w:t>
       </w:r>
     </w:p>
     <w:tbl>
@@ -5377,16 +5362,16 @@
               <w:rPr>
                 <w:i/>
               </w:rPr>
-              <w:t xml:space="preserve">«Оборотный медный купорос ¦ Фланец выгрузки центрифуги (ИД, часть 2, рис. 4.1, поз. 4.1.6)»</w:t>
-            </w:r>
-          </w:p>
-          <w:p>
-            <w:r>
-              <w:rPr>
-                <w:color w:val="666666"/>
-                <w:sz w:val="18"/>
-              </w:rPr>
-              <w:t xml:space="preserve">ТЗ v3.6, п. 4.3.4, строка 248</w:t>
+              <w:t xml:space="preserve">«434 ¦ Температура материала на выходе из холодильника ¦ 0С ¦ 70»</w:t>
+            </w:r>
+          </w:p>
+          <w:p>
+            <w:r>
+              <w:rPr>
+                <w:color w:val="666666"/>
+                <w:sz w:val="18"/>
+              </w:rPr>
+              <w:t xml:space="preserve">ИД ч.1, табл. 23, строка 1211 (то же в ТЗ, строка 145: «охлаждаются в холодильнике до температуры 70 град С»)</w:t>
             </w:r>
           </w:p>
         </w:tc>
@@ -5415,16 +5400,16 @@
               <w:rPr>
                 <w:i/>
               </w:rPr>
-              <w:t xml:space="preserve">«Пульпа купороса из испарителя поз. 4.1.2 через солевую колонну сбрасывается в репульпатор поз. 4.1.4, откуда поступает на центрифуги поз. 4.1.16.»</w:t>
-            </w:r>
-          </w:p>
-          <w:p>
-            <w:r>
-              <w:rPr>
-                <w:color w:val="666666"/>
-                <w:sz w:val="18"/>
-              </w:rPr>
-              <w:t xml:space="preserve">ИД ч.2, разд. 4.1.1, строка 452 (при этом «…последний реактор является буферным для сгустителя поз. 4.1.16, в котором происходит сгущение остатка выщелачивания», строка 449)</w:t>
+              <w:t xml:space="preserve">«499 ¦ Рабочая температура, не более ¦ оС ¦ 65»</w:t>
+            </w:r>
+          </w:p>
+          <w:p>
+            <w:r>
+              <w:rPr>
+                <w:color w:val="666666"/>
+                <w:sz w:val="18"/>
+              </w:rPr>
+              <w:t xml:space="preserve">ИД ч.1, табл. 23 «Транспортировка продуктов обжига в ГМУ», автоцементовоз BULL-WABCO-45, строка 1311</w:t>
             </w:r>
           </w:p>
         </w:tc>
@@ -5438,7 +5423,7 @@
         <w:t xml:space="preserve">На что влияет: </w:t>
       </w:r>
       <w:r>
-        <w:t xml:space="preserve">Граница Лота 2 в ТЗ привязана к поз. 4.1.6, которой в тексте ИД нет; в ИД центрифуга названа 4.1.16, но этот же номер занят сгустителем. Похоже, в строке 452 опечатка (4.1.6 → набрано 4.1.16).</w:t>
+        <w:t xml:space="preserve">Огарок и пыль грузятся в силосную башню и далее в цементовоз при 70 °С (в тексте ч.1 «до 60-70 °С», строка 460), а паспортная рабочая температура цементовоза с алюминиевой цистерной — не более 65 °С. Интерфейс перевозки на гидрометаллургию не сходится.</w:t>
       </w:r>
     </w:p>
     <w:p>
@@ -5453,7 +5438,7 @@
         <w:rPr>
           <w:color w:val="B07C00"/>
         </w:rPr>
-        <w:t xml:space="preserve">граница в v4.1 — «Оборотный медный купорос ¦ Фланец выгрузки центрифуги медного купороса», ссылки на поз. 4.1.6 больше нет; дубль поз. 4.1.16 внутри ИД ч.2 остаётся</w:t>
+        <w:t xml:space="preserve">в составе Лота 1 «в автоцементовозы» вычеркнуто (зачёркнутое = исключено), способ транспортировки — при ОТР; конфликт 70 °С против 65 °С актуализируется, только если транспорт подтвердят автоцементовозами (C-95)</w:t>
       </w:r>
     </w:p>
     <w:p>
@@ -5464,7 +5449,7 @@
         <w:t xml:space="preserve">Вопрос Заказчику: </w:t>
       </w:r>
       <w:r>
-        <w:t xml:space="preserve">Сверить нумерацию с рис. 4.1/табл. 4.1 и устранить двойное использование 4.1.16.</w:t>
+        <w:t xml:space="preserve">Либо охлаждать до ≤65 °С (запас холодильника есть), либо выбрать транспорт с допуском ≥70 °С; зафиксировать температуру приёмки в ч.2.</w:t>
       </w:r>
     </w:p>
     <w:p>
@@ -5489,13 +5474,13 @@
         <w:rPr>
           <w:b/>
         </w:rPr>
-        <w:t xml:space="preserve">C-75. </w:t>
-      </w:r>
-      <w:r>
-        <w:rPr>
-          <w:b/>
-        </w:rPr>
-        <w:t xml:space="preserve">ТЗ на ЦИМ внутренне: этапом заявлена только стадия П, но текст и приложения оперируют стадиями Р, 4D, исполнительной и эксплуатационной</w:t>
+        <w:t xml:space="preserve">C-55. </w:t>
+      </w:r>
+      <w:r>
+        <w:rPr>
+          <w:b/>
+        </w:rPr>
+        <w:t xml:space="preserve">Центрифуга медного купороса: в ТЗ «поз. 4.1.6», в ИД «поз. 4.1.16», при этом 4.1.16 в ИД — ещё и сгуститель</w:t>
       </w:r>
     </w:p>
     <w:p>
@@ -5504,7 +5489,7 @@
           <w:color w:val="666666"/>
           <w:sz w:val="20"/>
         </w:rPr>
-        <w:t xml:space="preserve">общий / стык · важность: существенные</w:t>
+        <w:t xml:space="preserve">Лот №2 · Купорос · важность: существенные</w:t>
       </w:r>
     </w:p>
     <w:tbl>
@@ -5548,16 +5533,16 @@
               <w:rPr>
                 <w:i/>
               </w:rPr>
-              <w:t xml:space="preserve">«Выделены следующие этапы разработки ЦИМ для ИСП»</w:t>
-            </w:r>
-          </w:p>
-          <w:p>
-            <w:r>
-              <w:rPr>
-                <w:color w:val="666666"/>
-                <w:sz w:val="18"/>
-              </w:rPr>
-              <w:t xml:space="preserve">Прил.4, ТЗ на ЦИМ_ОВЭ-75.txt, стр.79 (табл.2 содержит один этап — «Проектная ЦИМ (стадия П)», стр.83)</w:t>
+              <w:t xml:space="preserve">«Оборотный медный купорос ¦ Фланец выгрузки центрифуги (ИД, часть 2, рис. 4.1, поз. 4.1.6)»</w:t>
+            </w:r>
+          </w:p>
+          <w:p>
+            <w:r>
+              <w:rPr>
+                <w:color w:val="666666"/>
+                <w:sz w:val="18"/>
+              </w:rPr>
+              <w:t xml:space="preserve">ТЗ v3.6, п. 4.3.4, строка 248</w:t>
             </w:r>
           </w:p>
         </w:tc>
@@ -5586,16 +5571,16 @@
               <w:rPr>
                 <w:i/>
               </w:rPr>
-              <w:t xml:space="preserve">«Для Проектной ЦИМ стадии Р – выгруженная из ЦИМ спецификация»</w:t>
-            </w:r>
-          </w:p>
-          <w:p>
-            <w:r>
-              <w:rPr>
-                <w:color w:val="666666"/>
-                <w:sz w:val="18"/>
-              </w:rPr>
-              <w:t xml:space="preserve">Прил.4, ТЗ на ЦИМ_ОВЭ-75.txt, стр.208 (Данные, передаваемые Заказчику)</w:t>
+              <w:t xml:space="preserve">«Пульпа купороса из испарителя поз. 4.1.2 через солевую колонну сбрасывается в репульпатор поз. 4.1.4, откуда поступает на центрифуги поз. 4.1.16.»</w:t>
+            </w:r>
+          </w:p>
+          <w:p>
+            <w:r>
+              <w:rPr>
+                <w:color w:val="666666"/>
+                <w:sz w:val="18"/>
+              </w:rPr>
+              <w:t xml:space="preserve">ИД ч.2, разд. 4.1.1, строка 452 (при этом «…последний реактор является буферным для сгустителя поз. 4.1.16, в котором происходит сгущение остатка выщелачивания», строка 449)</w:t>
             </w:r>
           </w:p>
         </w:tc>
@@ -5609,7 +5594,7 @@
         <w:t xml:space="preserve">На что влияет: </w:t>
       </w:r>
       <w:r>
-        <w:t xml:space="preserve">Таблица 2 задаёт единственный этап — «Проектная ЦИМ (стадия П)», однако раздел результатов требует спецификацию «Для Проектной ЦИМ стадии Р» (стр.208), таблица 4 назначает проверки для этапов «Проектная ЦИМ (стадия Р), Строительная ЦИМ (4D-модель), Исполнительная ЦИМ («как построено»), Эксплуатационная ЦИМ» (стр.169–175), Прил.6 озаглавлено «…стадий П и Р», а Прил.4 кодирует стадии RD/4D/ID/EXP (стр.37–40). Какие этапы входят в договорный объём — не определено.</w:t>
+        <w:t xml:space="preserve">Граница Лота 2 в ТЗ привязана к поз. 4.1.6, которой в тексте ИД нет; в ИД центрифуга названа 4.1.16, но этот же номер занят сгустителем. Похоже, в строке 452 опечатка (4.1.6 → набрано 4.1.16).</w:t>
       </w:r>
     </w:p>
     <w:p>
@@ -5624,7 +5609,7 @@
         <w:rPr>
           <w:color w:val="B07C00"/>
         </w:rPr>
-        <w:t xml:space="preserve">ред.2: этап — ЦИМ стадии БИ, упоминания стадии Р исключены; но пример имени файла остался «стадия ПД», а единственный код стадии — CONCP (эскизный проект): кода для БИ нет</w:t>
+        <w:t xml:space="preserve">граница в v4.1 — «Оборотный медный купорос ¦ Фланец выгрузки центрифуги медного купороса», ссылки на поз. 4.1.6 больше нет; дубль поз. 4.1.16 внутри ИД ч.2 остаётся</w:t>
       </w:r>
     </w:p>
     <w:p>
@@ -5635,7 +5620,7 @@
         <w:t xml:space="preserve">Вопрос Заказчику: </w:t>
       </w:r>
       <w:r>
-        <w:t xml:space="preserve">Привести таблицу 2 к фактически заказываемым этапам и вычистить из текста/приложений требования по этапам вне объёма (либо явно включить их).</w:t>
+        <w:t xml:space="preserve">Сверить нумерацию с рис. 4.1/табл. 4.1 и устранить двойное использование 4.1.16.</w:t>
       </w:r>
     </w:p>
     <w:p>
@@ -5660,13 +5645,13 @@
         <w:rPr>
           <w:b/>
         </w:rPr>
-        <w:t xml:space="preserve">C-77. </w:t>
-      </w:r>
-      <w:r>
-        <w:rPr>
-          <w:b/>
-        </w:rPr>
-        <w:t xml:space="preserve">Версии IFC: ТЗ на ЦИМ допускает 2.3.0.0 / 4.0.2.1 / 4.3+, а правила наименования кодируют другой набор, включая недопустимые и черновые версии</w:t>
+        <w:t xml:space="preserve">C-75. </w:t>
+      </w:r>
+      <w:r>
+        <w:rPr>
+          <w:b/>
+        </w:rPr>
+        <w:t xml:space="preserve">ТЗ на ЦИМ внутренне: этапом заявлена только стадия П, но текст и приложения оперируют стадиями Р, 4D, исполнительной и эксплуатационной</w:t>
       </w:r>
     </w:p>
     <w:p>
@@ -5719,16 +5704,16 @@
               <w:rPr>
                 <w:i/>
               </w:rPr>
-              <w:t xml:space="preserve">«Допустимыми версиями IFC являются версии IFC 2.3.0.0, IFC 4.0.2.1, IFC 4.3 и более поздние версии.»</w:t>
-            </w:r>
-          </w:p>
-          <w:p>
-            <w:r>
-              <w:rPr>
-                <w:color w:val="666666"/>
-                <w:sz w:val="18"/>
-              </w:rPr>
-              <w:t xml:space="preserve">Прил.4, ТЗ на ЦИМ_ОВЭ-75.txt, стр.224 (Требования к файлам формата IFC)</w:t>
+              <w:t xml:space="preserve">«Выделены следующие этапы разработки ЦИМ для ИСП»</w:t>
+            </w:r>
+          </w:p>
+          <w:p>
+            <w:r>
+              <w:rPr>
+                <w:color w:val="666666"/>
+                <w:sz w:val="18"/>
+              </w:rPr>
+              <w:t xml:space="preserve">Прил.4, ТЗ на ЦИМ_ОВЭ-75.txt, стр.79 (табл.2 содержит один этап — «Проектная ЦИМ (стадия П)», стр.83)</w:t>
             </w:r>
           </w:p>
         </w:tc>
@@ -5757,16 +5742,16 @@
               <w:rPr>
                 <w:i/>
               </w:rPr>
-              <w:t xml:space="preserve">«IFC4 версии 4.3.rc.1 (IFC4.3 RC1) ¦ I43R1»</w:t>
-            </w:r>
-          </w:p>
-          <w:p>
-            <w:r>
-              <w:rPr>
-                <w:color w:val="666666"/>
-                <w:sz w:val="18"/>
-              </w:rPr>
-              <w:t xml:space="preserve">Прил.4/Прил.4 ЦИМ «Правила наименования файлов».txt, стр.273 (табл. обозначений ПО)</w:t>
+              <w:t xml:space="preserve">«Для Проектной ЦИМ стадии Р – выгруженная из ЦИМ спецификация»</w:t>
+            </w:r>
+          </w:p>
+          <w:p>
+            <w:r>
+              <w:rPr>
+                <w:color w:val="666666"/>
+                <w:sz w:val="18"/>
+              </w:rPr>
+              <w:t xml:space="preserve">Прил.4, ТЗ на ЦИМ_ОВЭ-75.txt, стр.208 (Данные, передаваемые Заказчику)</w:t>
             </w:r>
           </w:p>
         </w:tc>
@@ -5780,22 +5765,22 @@
         <w:t xml:space="preserve">На что влияет: </w:t>
       </w:r>
       <w:r>
-        <w:t xml:space="preserve">Таблица кодов Прил.4 легализует имена файлов для IFC 2.3.0.1, 4.0.0.0–4.2.0.0, 4.3 RC1/RC2 и «IFC перспективной версии 5» (стр.259–275) — почти все эти версии не входят в допустимый перечень ТЗ. Для «IFC 4.3 и более поздних» в таблице есть только черновые RC-коды: выпущенный IFC 4.3 (ISO 16739-1:2024) кода не имеет. Разночтение позволяет сдать модель в версии, которую Заказчик принимать не обязан.</w:t>
-      </w:r>
-    </w:p>
-    <w:p>
-      <w:r>
-        <w:rPr>
-          <w:b/>
-          <w:color w:val="666666"/>
+        <w:t xml:space="preserve">Таблица 2 задаёт единственный этап — «Проектная ЦИМ (стадия П)», однако раздел результатов требует спецификацию «Для Проектной ЦИМ стадии Р» (стр.208), таблица 4 назначает проверки для этапов «Проектная ЦИМ (стадия Р), Строительная ЦИМ (4D-модель), Исполнительная ЦИМ («как построено»), Эксплуатационная ЦИМ» (стр.169–175), Прил.6 озаглавлено «…стадий П и Р», а Прил.4 кодирует стадии RD/4D/ID/EXP (стр.37–40). Какие этапы входят в договорный объём — не определено.</w:t>
+      </w:r>
+    </w:p>
+    <w:p>
+      <w:r>
+        <w:rPr>
+          <w:b/>
+          <w:color w:val="B07C00"/>
         </w:rPr>
         <w:t xml:space="preserve">Статус по редакции 25.08.2026 (ТЗ v4.1 / ЦИМ ред.2): </w:t>
       </w:r>
       <w:r>
         <w:rPr>
-          <w:color w:val="666666"/>
-        </w:rPr>
-        <w:t xml:space="preserve">сохраняется в ред.2: таблица кодов по-прежнему легализует IFC 2.3.0.1, 4.0.2.0, 4.3 RC1 и др. против допустимых 2.3.0.0 / 4.0.2.1 / 4.3+</w:t>
+          <w:color w:val="B07C00"/>
+        </w:rPr>
+        <w:t xml:space="preserve">ред.2: этап — ЦИМ стадии БИ, упоминания стадии Р исключены; но пример имени файла остался «стадия ПД», а единственный код стадии — CONCP (эскизный проект): кода для БИ нет</w:t>
       </w:r>
     </w:p>
     <w:p>
@@ -5806,7 +5791,7 @@
         <w:t xml:space="preserve">Вопрос Заказчику: </w:t>
       </w:r>
       <w:r>
-        <w:t xml:space="preserve">Синхронизировать перечень допустимых версий IFC и таблицу кодов Прил.4: убрать коды недопустимых/черновых версий, добавить код релизного IFC 4.3.</w:t>
+        <w:t xml:space="preserve">Привести таблицу 2 к фактически заказываемым этапам и вычистить из текста/приложений требования по этапам вне объёма (либо явно включить их).</w:t>
       </w:r>
     </w:p>
     <w:p>
@@ -5831,13 +5816,13 @@
         <w:rPr>
           <w:b/>
         </w:rPr>
-        <w:t xml:space="preserve">C-78. </w:t>
-      </w:r>
-      <w:r>
-        <w:rPr>
-          <w:b/>
-        </w:rPr>
-        <w:t xml:space="preserve">ПО для ЦИМ: таблица 3 разрешает только российский софт, а правила наименования и единственный пример — Bentley/Autodesk/Archicad и пр.</w:t>
+        <w:t xml:space="preserve">C-77. </w:t>
+      </w:r>
+      <w:r>
+        <w:rPr>
+          <w:b/>
+        </w:rPr>
+        <w:t xml:space="preserve">Версии IFC: ТЗ на ЦИМ допускает 2.3.0.0 / 4.0.2.1 / 4.3+, а правила наименования кодируют другой набор, включая недопустимые и черновые версии</w:t>
       </w:r>
     </w:p>
     <w:p>
@@ -5890,16 +5875,16 @@
               <w:rPr>
                 <w:i/>
               </w:rPr>
-              <w:t xml:space="preserve">«Перечень допустимого программного обеспечения для создания ЦИМ приведен в таблице 3.»</w:t>
-            </w:r>
-          </w:p>
-          <w:p>
-            <w:r>
-              <w:rPr>
-                <w:color w:val="666666"/>
-                <w:sz w:val="18"/>
-              </w:rPr>
-              <w:t xml:space="preserve">Прил.4, ТЗ на ЦИМ_ОВЭ-75.txt, стр.102 (в табл.3 — Model Studio CS, NanoCAD, Renga, Топоматик Robur, Кредо, CADLib, Larix)</w:t>
+              <w:t xml:space="preserve">«Допустимыми версиями IFC являются версии IFC 2.3.0.0, IFC 4.0.2.1, IFC 4.3 и более поздние версии.»</w:t>
+            </w:r>
+          </w:p>
+          <w:p>
+            <w:r>
+              <w:rPr>
+                <w:color w:val="666666"/>
+                <w:sz w:val="18"/>
+              </w:rPr>
+              <w:t xml:space="preserve">Прил.4, ТЗ на ЦИМ_ОВЭ-75.txt, стр.224 (Требования к файлам формата IFC)</w:t>
             </w:r>
           </w:p>
         </w:tc>
@@ -5928,16 +5913,16 @@
               <w:rPr>
                 <w:i/>
               </w:rPr>
-              <w:t xml:space="preserve">«KGMK-OVE_PD_1200_TX_ex_Conveyor_OPM.dgn Проект КГМК-ОВЭ, стадия ПД, объект 1200, марка ТХ, существующее, конвейерное оборудование, ПО Bentley OpenPlant Modeler.»</w:t>
-            </w:r>
-          </w:p>
-          <w:p>
-            <w:r>
-              <w:rPr>
-                <w:color w:val="666666"/>
-                <w:sz w:val="18"/>
-              </w:rPr>
-              <w:t xml:space="preserve">Прил.4/Прил.4 ЦИМ «Правила наименования файлов».txt, стр.24–25 (пример наименования файла)</w:t>
+              <w:t xml:space="preserve">«IFC4 версии 4.3.rc.1 (IFC4.3 RC1) ¦ I43R1»</w:t>
+            </w:r>
+          </w:p>
+          <w:p>
+            <w:r>
+              <w:rPr>
+                <w:color w:val="666666"/>
+                <w:sz w:val="18"/>
+              </w:rPr>
+              <w:t xml:space="preserve">Прил.4/Прил.4 ЦИМ «Правила наименования файлов».txt, стр.273 (табл. обозначений ПО)</w:t>
             </w:r>
           </w:p>
         </w:tc>
@@ -5951,22 +5936,22 @@
         <w:t xml:space="preserve">На что влияет: </w:t>
       </w:r>
       <w:r>
-        <w:t xml:space="preserve">Прил.4 задаёт коды несогласованного с таблицей 3 ПО — Autodesk Revit 2020 «AR20» (стр.231), Archicad, Tekla, AVEVA, Intergraph и др. (стр.223–258), а единственный пример имени файла построен на Bentley OpenPlant (.dgn). При этом Прил.5 требует, чтобы ПО промышленной автоматизации «должно быть разработано и произведено на территории РФ» (brief.txt, стр.118). Исполнителю неясно, допустимы ли иностранные САПР.</w:t>
-      </w:r>
-    </w:p>
-    <w:p>
-      <w:r>
-        <w:rPr>
-          <w:b/>
-          <w:color w:val="B07C00"/>
+        <w:t xml:space="preserve">Таблица кодов Прил.4 легализует имена файлов для IFC 2.3.0.1, 4.0.0.0–4.2.0.0, 4.3 RC1/RC2 и «IFC перспективной версии 5» (стр.259–275) — почти все эти версии не входят в допустимый перечень ТЗ. Для «IFC 4.3 и более поздних» в таблице есть только черновые RC-коды: выпущенный IFC 4.3 (ISO 16739-1:2024) кода не имеет. Разночтение позволяет сдать модель в версии, которую Заказчик принимать не обязан.</w:t>
+      </w:r>
+    </w:p>
+    <w:p>
+      <w:r>
+        <w:rPr>
+          <w:b/>
+          <w:color w:val="666666"/>
         </w:rPr>
         <w:t xml:space="preserve">Статус по редакции 25.08.2026 (ТЗ v4.1 / ЦИМ ред.2): </w:t>
       </w:r>
       <w:r>
         <w:rPr>
-          <w:color w:val="B07C00"/>
-        </w:rPr>
-        <w:t xml:space="preserve">ред.2: перечень ПО стал «рекомендуемым» и согласуется с Заказчиком (Model Studio CS, NanoCAD, CADLib, Larix); коды имён файлов и пример — по-прежнему Bentley/Renga</w:t>
+          <w:color w:val="666666"/>
+        </w:rPr>
+        <w:t xml:space="preserve">сохраняется в ред.2: таблица кодов по-прежнему легализует IFC 2.3.0.1, 4.0.2.0, 4.3 RC1 и др. против допустимых 2.3.0.0 / 4.0.2.1 / 4.3+</w:t>
       </w:r>
     </w:p>
     <w:p>
@@ -5977,7 +5962,7 @@
         <w:t xml:space="preserve">Вопрос Заказчику: </w:t>
       </w:r>
       <w:r>
-        <w:t xml:space="preserve">Оставить в Прил.4 коды только для ПО из таблицы 3 (или осознанно расширить таблицу 3); пример имени файла переписать на допустимое ПО.</w:t>
+        <w:t xml:space="preserve">Синхронизировать перечень допустимых версий IFC и таблицу кодов Прил.4: убрать коды недопустимых/черновых версий, добавить код релизного IFC 4.3.</w:t>
       </w:r>
     </w:p>
     <w:p>
@@ -6002,13 +5987,13 @@
         <w:rPr>
           <w:b/>
         </w:rPr>
-        <w:t xml:space="preserve">C-81. </w:t>
-      </w:r>
-      <w:r>
-        <w:rPr>
-          <w:b/>
-        </w:rPr>
-        <w:t xml:space="preserve">Кто Заказчик: АО «Кольская ГМК» (основное ТЗ) или подразделение ПАО «ГМК «Норильский Никель» (ТЗ на ЦИМ)</w:t>
+        <w:t xml:space="preserve">C-78. </w:t>
+      </w:r>
+      <w:r>
+        <w:rPr>
+          <w:b/>
+        </w:rPr>
+        <w:t xml:space="preserve">ПО для ЦИМ: таблица 3 разрешает только российский софт, а правила наименования и единственный пример — Bentley/Autodesk/Archicad и пр.</w:t>
       </w:r>
     </w:p>
     <w:p>
@@ -6061,16 +6046,16 @@
               <w:rPr>
                 <w:i/>
               </w:rPr>
-              <w:t xml:space="preserve">«Заказчиком проекта является АО «Кольская ГМК».»</w:t>
-            </w:r>
-          </w:p>
-          <w:p>
-            <w:r>
-              <w:rPr>
-                <w:color w:val="666666"/>
-                <w:sz w:val="18"/>
-              </w:rPr>
-              <w:t xml:space="preserve">ТЗ на БИ ОВЭ-75. v.3.6.txt, стр.36 (п. Заказчик проекта)</w:t>
+              <w:t xml:space="preserve">«Перечень допустимого программного обеспечения для создания ЦИМ приведен в таблице 3.»</w:t>
+            </w:r>
+          </w:p>
+          <w:p>
+            <w:r>
+              <w:rPr>
+                <w:color w:val="666666"/>
+                <w:sz w:val="18"/>
+              </w:rPr>
+              <w:t xml:space="preserve">Прил.4, ТЗ на ЦИМ_ОВЭ-75.txt, стр.102 (в табл.3 — Model Studio CS, NanoCAD, Renga, Топоматик Robur, Кредо, CADLib, Larix)</w:t>
             </w:r>
           </w:p>
         </w:tc>
@@ -6099,16 +6084,16 @@
               <w:rPr>
                 <w:i/>
               </w:rPr>
-              <w:t xml:space="preserve">«Заказчик: подразделение ПАО ГМК «Норильский Никель», в интересах которого»</w:t>
-            </w:r>
-          </w:p>
-          <w:p>
-            <w:r>
-              <w:rPr>
-                <w:color w:val="666666"/>
-                <w:sz w:val="18"/>
-              </w:rPr>
-              <w:t xml:space="preserve">Прил.4, ТЗ на ЦИМ_ОВЭ-75.txt, стр.33 (Термины и определения)</w:t>
+              <w:t xml:space="preserve">«KGMK-OVE_PD_1200_TX_ex_Conveyor_OPM.dgn Проект КГМК-ОВЭ, стадия ПД, объект 1200, марка ТХ, существующее, конвейерное оборудование, ПО Bentley OpenPlant Modeler.»</w:t>
+            </w:r>
+          </w:p>
+          <w:p>
+            <w:r>
+              <w:rPr>
+                <w:color w:val="666666"/>
+                <w:sz w:val="18"/>
+              </w:rPr>
+              <w:t xml:space="preserve">Прил.4/Прил.4 ЦИМ «Правила наименования файлов».txt, стр.24–25 (пример наименования файла)</w:t>
             </w:r>
           </w:p>
         </w:tc>
@@ -6122,22 +6107,22 @@
         <w:t xml:space="preserve">На что влияет: </w:t>
       </w:r>
       <w:r>
-        <w:t xml:space="preserve">Основное ТЗ определяет Заказчика как АО «Кольская ГМК» — самостоятельное юрлицо, а ТЗ на ЦИМ — как подразделение ПАО «ГМК «Норильский Никель»; при этом утверждает ТЗ на ЦИМ главный инженер АО «Кольская ГМК» (титульный лист, стр.2). Разные определения стороны, которая принимает ЦИМ, ведёт СОД и согласует ПИМ.</w:t>
-      </w:r>
-    </w:p>
-    <w:p>
-      <w:r>
-        <w:rPr>
-          <w:b/>
-          <w:color w:val="666666"/>
+        <w:t xml:space="preserve">Прил.4 задаёт коды несогласованного с таблицей 3 ПО — Autodesk Revit 2020 «AR20» (стр.231), Archicad, Tekla, AVEVA, Intergraph и др. (стр.223–258), а единственный пример имени файла построен на Bentley OpenPlant (.dgn). При этом Прил.5 требует, чтобы ПО промышленной автоматизации «должно быть разработано и произведено на территории РФ» (brief.txt, стр.118). Исполнителю неясно, допустимы ли иностранные САПР.</w:t>
+      </w:r>
+    </w:p>
+    <w:p>
+      <w:r>
+        <w:rPr>
+          <w:b/>
+          <w:color w:val="B07C00"/>
         </w:rPr>
         <w:t xml:space="preserve">Статус по редакции 25.08.2026 (ТЗ v4.1 / ЦИМ ред.2): </w:t>
       </w:r>
       <w:r>
         <w:rPr>
-          <w:color w:val="666666"/>
-        </w:rPr>
-        <w:t xml:space="preserve">сохраняется в ред.2: «Заказчик: подразделение ПАО ГМК „Норильский Никель“…» при титуле АО «Кольская ГМК»</w:t>
+          <w:color w:val="B07C00"/>
+        </w:rPr>
+        <w:t xml:space="preserve">ред.2: перечень ПО стал «рекомендуемым» и согласуется с Заказчиком (Model Studio CS, NanoCAD, CADLib, Larix); коды имён файлов и пример — по-прежнему Bentley/Renga</w:t>
       </w:r>
     </w:p>
     <w:p>
@@ -6148,7 +6133,7 @@
         <w:t xml:space="preserve">Вопрос Заказчику: </w:t>
       </w:r>
       <w:r>
-        <w:t xml:space="preserve">Привести определение «Заказчик» в ТЗ на ЦИМ к АО «Кольская ГМК» либо явно разграничить роли КГМК и ПАО в процессах ЦИМ/СОД.</w:t>
+        <w:t xml:space="preserve">Оставить в Прил.4 коды только для ПО из таблицы 3 (или осознанно расширить таблицу 3); пример имени файла переписать на допустимое ПО.</w:t>
       </w:r>
     </w:p>
     <w:p>
@@ -6173,13 +6158,13 @@
         <w:rPr>
           <w:b/>
         </w:rPr>
-        <w:t xml:space="preserve">C-83. </w:t>
-      </w:r>
-      <w:r>
-        <w:rPr>
-          <w:b/>
-        </w:rPr>
-        <w:t xml:space="preserve">SCADA верхнего уровня: текст Прил.5 жёстко фиксирует AlphaScada, перечни того же Прил.5 требуют конкурсный выбор из двух целевых систем</w:t>
+        <w:t xml:space="preserve">C-81. </w:t>
+      </w:r>
+      <w:r>
+        <w:rPr>
+          <w:b/>
+        </w:rPr>
+        <w:t xml:space="preserve">Кто Заказчик: АО «Кольская ГМК» (основное ТЗ) или подразделение ПАО «ГМК «Норильский Никель» (ТЗ на ЦИМ)</w:t>
       </w:r>
     </w:p>
     <w:p>
@@ -6232,16 +6217,16 @@
               <w:rPr>
                 <w:i/>
               </w:rPr>
-              <w:t xml:space="preserve">«Верхний уровень строится на основе SCADA системы AlphaScada производитель АО «Атомик Софт»»</w:t>
-            </w:r>
-          </w:p>
-          <w:p>
-            <w:r>
-              <w:rPr>
-                <w:color w:val="666666"/>
-                <w:sz w:val="18"/>
-              </w:rPr>
-              <w:t xml:space="preserve">Прил.5 «Базовые требования…» (brief.txt), стр.75 (АСУТП → Структура системы)</w:t>
+              <w:t xml:space="preserve">«Заказчиком проекта является АО «Кольская ГМК».»</w:t>
+            </w:r>
+          </w:p>
+          <w:p>
+            <w:r>
+              <w:rPr>
+                <w:color w:val="666666"/>
+                <w:sz w:val="18"/>
+              </w:rPr>
+              <w:t xml:space="preserve">ТЗ на БИ ОВЭ-75. v.3.6.txt, стр.36 (п. Заказчик проекта)</w:t>
             </w:r>
           </w:p>
         </w:tc>
@@ -6270,16 +6255,16 @@
               <w:rPr>
                 <w:i/>
               </w:rPr>
-              <w:t xml:space="preserve">«Утвердить для ИТ-систем класса АСУТП, реализуемых как ИТ-проекты, а также для проектов капитального строительства с ИТ-составляющей, следующие санкционно-независимые (отечественные) целевые SCADA-системы:»</w:t>
-            </w:r>
-          </w:p>
-          <w:p>
-            <w:r>
-              <w:rPr>
-                <w:color w:val="666666"/>
-                <w:sz w:val="18"/>
-              </w:rPr>
-              <w:t xml:space="preserve">Прил.5, перечни рекомендованных СА (pa.txt), стр.68–70 (п.2, Протокол № ГМК/13-пр-017 от 15.06.2026)</w:t>
+              <w:t xml:space="preserve">«Заказчик: подразделение ПАО ГМК «Норильский Никель», в интересах которого»</w:t>
+            </w:r>
+          </w:p>
+          <w:p>
+            <w:r>
+              <w:rPr>
+                <w:color w:val="666666"/>
+                <w:sz w:val="18"/>
+              </w:rPr>
+              <w:t xml:space="preserve">Прил.4, ТЗ на ЦИМ_ОВЭ-75.txt, стр.33 (Термины и определения)</w:t>
             </w:r>
           </w:p>
         </w:tc>
@@ -6293,7 +6278,22 @@
         <w:t xml:space="preserve">На что влияет: </w:t>
       </w:r>
       <w:r>
-        <w:t xml:space="preserve">Перечень называет две целевые SCADA — Alpha.Platform (АО «Атомик Софт») и Integrity SCADA (АО «ЭлеСи») — с примечанием «конечный выбор решения производить на основе конкурсных процедур» (pa.txt, стр.72–75). Сам текст Прил.5 ниже также говорит: «Окончательный выбор основы построения верхнего уровня определяется на стадии проектирования… с утверждением у Заказчика» (brief.txt, стр.79), противореча собственной жёсткой фиксации AlphaScada в стр.75. Написание продукта тоже расходится: AlphaScada против Alpha.Scada (модуль Alpha.Platform).</w:t>
+        <w:t xml:space="preserve">Основное ТЗ определяет Заказчика как АО «Кольская ГМК» — самостоятельное юрлицо, а ТЗ на ЦИМ — как подразделение ПАО «ГМК «Норильский Никель»; при этом утверждает ТЗ на ЦИМ главный инженер АО «Кольская ГМК» (титульный лист, стр.2). Разные определения стороны, которая принимает ЦИМ, ведёт СОД и согласует ПИМ.</w:t>
+      </w:r>
+    </w:p>
+    <w:p>
+      <w:r>
+        <w:rPr>
+          <w:b/>
+          <w:color w:val="666666"/>
+        </w:rPr>
+        <w:t xml:space="preserve">Статус по редакции 25.08.2026 (ТЗ v4.1 / ЦИМ ред.2): </w:t>
+      </w:r>
+      <w:r>
+        <w:rPr>
+          <w:color w:val="666666"/>
+        </w:rPr>
+        <w:t xml:space="preserve">сохраняется в ред.2: «Заказчик: подразделение ПАО ГМК „Норильский Никель“…» при титуле АО «Кольская ГМК»</w:t>
       </w:r>
     </w:p>
     <w:p>
@@ -6304,7 +6304,7 @@
         <w:t xml:space="preserve">Вопрос Заказчику: </w:t>
       </w:r>
       <w:r>
-        <w:t xml:space="preserve">Определить единый порядок: конкурсный выбор из целевых SCADA по перечню или прямое назначение AlphaScada; согласовать написание наименования продукта.</w:t>
+        <w:t xml:space="preserve">Привести определение «Заказчик» в ТЗ на ЦИМ к АО «Кольская ГМК» либо явно разграничить роли КГМК и ПАО в процессах ЦИМ/СОД.</w:t>
       </w:r>
     </w:p>
     <w:p>
@@ -6329,13 +6329,13 @@
         <w:rPr>
           <w:b/>
         </w:rPr>
-        <w:t xml:space="preserve">C-84. </w:t>
-      </w:r>
-      <w:r>
-        <w:rPr>
-          <w:b/>
-        </w:rPr>
-        <w:t xml:space="preserve">ПЛК среднего уровня: в тексте Прил.5 — «Прософт Системы» REGUL RX00 (вся серия), в перечнях — ООО «РегЛаб» и только Regul R050/R400/R500</w:t>
+        <w:t xml:space="preserve">C-83. </w:t>
+      </w:r>
+      <w:r>
+        <w:rPr>
+          <w:b/>
+        </w:rPr>
+        <w:t xml:space="preserve">SCADA верхнего уровня: текст Прил.5 жёстко фиксирует AlphaScada, перечни того же Прил.5 требуют конкурсный выбор из двух целевых систем</w:t>
       </w:r>
     </w:p>
     <w:p>
@@ -6388,16 +6388,16 @@
               <w:rPr>
                 <w:i/>
               </w:rPr>
-              <w:t xml:space="preserve">«Средний уровень строится на основе контроллерного оборудования российских производителей ПЛК ООО «Прософт Системы» REGUL RX00, НИЦ «Инкомсистем» АБАК.»</w:t>
-            </w:r>
-          </w:p>
-          <w:p>
-            <w:r>
-              <w:rPr>
-                <w:color w:val="666666"/>
-                <w:sz w:val="18"/>
-              </w:rPr>
-              <w:t xml:space="preserve">Прил.5 «Базовые требования…» (brief.txt), стр.68 (АСУТП → Структура системы)</w:t>
+              <w:t xml:space="preserve">«Верхний уровень строится на основе SCADA системы AlphaScada производитель АО «Атомик Софт»»</w:t>
+            </w:r>
+          </w:p>
+          <w:p>
+            <w:r>
+              <w:rPr>
+                <w:color w:val="666666"/>
+                <w:sz w:val="18"/>
+              </w:rPr>
+              <w:t xml:space="preserve">Прил.5 «Базовые требования…» (brief.txt), стр.75 (АСУТП → Структура системы)</w:t>
             </w:r>
           </w:p>
         </w:tc>
@@ -6426,16 +6426,16 @@
               <w:rPr>
                 <w:i/>
               </w:rPr>
-              <w:t xml:space="preserve">«Regul R050/ R400/R500    ООО «РегЛаб»»</w:t>
-            </w:r>
-          </w:p>
-          <w:p>
-            <w:r>
-              <w:rPr>
-                <w:color w:val="666666"/>
-                <w:sz w:val="18"/>
-              </w:rPr>
-              <w:t xml:space="preserve">Прил.5, перечни рекомендованных СА (pa.txt), стр.25 (п.1а, Протокол № ГМК/7-пр-081 от 10.06.2026)</w:t>
+              <w:t xml:space="preserve">«Утвердить для ИТ-систем класса АСУТП, реализуемых как ИТ-проекты, а также для проектов капитального строительства с ИТ-составляющей, следующие санкционно-независимые (отечественные) целевые SCADA-системы:»</w:t>
+            </w:r>
+          </w:p>
+          <w:p>
+            <w:r>
+              <w:rPr>
+                <w:color w:val="666666"/>
+                <w:sz w:val="18"/>
+              </w:rPr>
+              <w:t xml:space="preserve">Прил.5, перечни рекомендованных СА (pa.txt), стр.68–70 (п.2, Протокол № ГМК/13-пр-017 от 15.06.2026)</w:t>
             </w:r>
           </w:p>
         </w:tc>
@@ -6449,7 +6449,7 @@
         <w:t xml:space="preserve">На что влияет: </w:t>
       </w:r>
       <w:r>
-        <w:t xml:space="preserve">Текст допускает всю серию REGUL RX00 производства «Прософт Системы»; утверждённый перечень — только модели R050/R400/R500 с производителем ООО «РегЛаб», а АБАК — только К2/К3 у АО НИЦ «Инкомсистем» (pa.txt, стр.26). Неясно, допустимы ли прочие модели серии (R200, R600) и какой производитель указывается в спецификациях и опросных листах.</w:t>
+        <w:t xml:space="preserve">Перечень называет две целевые SCADA — Alpha.Platform (АО «Атомик Софт») и Integrity SCADA (АО «ЭлеСи») — с примечанием «конечный выбор решения производить на основе конкурсных процедур» (pa.txt, стр.72–75). Сам текст Прил.5 ниже также говорит: «Окончательный выбор основы построения верхнего уровня определяется на стадии проектирования… с утверждением у Заказчика» (brief.txt, стр.79), противореча собственной жёсткой фиксации AlphaScada в стр.75. Написание продукта тоже расходится: AlphaScada против Alpha.Scada (модуль Alpha.Platform).</w:t>
       </w:r>
     </w:p>
     <w:p>
@@ -6460,7 +6460,7 @@
         <w:t xml:space="preserve">Вопрос Заказчику: </w:t>
       </w:r>
       <w:r>
-        <w:t xml:space="preserve">Синхронизировать текст Прил.5 с перечнем: закрытый список допустимых моделей ПЛК и точные юридические наименования производителей.</w:t>
+        <w:t xml:space="preserve">Определить единый порядок: конкурсный выбор из целевых SCADA по перечню или прямое назначение AlphaScada; согласовать написание наименования продукта.</w:t>
       </w:r>
     </w:p>
     <w:p>
@@ -6485,13 +6485,13 @@
         <w:rPr>
           <w:b/>
         </w:rPr>
-        <w:t xml:space="preserve">C-88. </w:t>
-      </w:r>
-      <w:r>
-        <w:rPr>
-          <w:b/>
-        </w:rPr>
-        <w:t xml:space="preserve">Приложение №5: в ТЗ названо «Требования ОАСУ», документ называется иначе, и в теле ТЗ не вызвано ни для одного лота</w:t>
+        <w:t xml:space="preserve">C-84. </w:t>
+      </w:r>
+      <w:r>
+        <w:rPr>
+          <w:b/>
+        </w:rPr>
+        <w:t xml:space="preserve">ПЛК среднего уровня: в тексте Прил.5 — «Прософт Системы» REGUL RX00 (вся серия), в перечнях — ООО «РегЛаб» и только Regul R050/R400/R500</w:t>
       </w:r>
     </w:p>
     <w:p>
@@ -6544,16 +6544,16 @@
               <w:rPr>
                 <w:i/>
               </w:rPr>
-              <w:t xml:space="preserve">«Приложение № 5 – Требования ОАСУ.»</w:t>
-            </w:r>
-          </w:p>
-          <w:p>
-            <w:r>
-              <w:rPr>
-                <w:color w:val="666666"/>
-                <w:sz w:val="18"/>
-              </w:rPr>
-              <w:t xml:space="preserve">ТЗ на БИ ОВЭ-75. v.3.6.txt, стр.432 (Перечень приложений)</w:t>
+              <w:t xml:space="preserve">«Средний уровень строится на основе контроллерного оборудования российских производителей ПЛК ООО «Прософт Системы» REGUL RX00, НИЦ «Инкомсистем» АБАК.»</w:t>
+            </w:r>
+          </w:p>
+          <w:p>
+            <w:r>
+              <w:rPr>
+                <w:color w:val="666666"/>
+                <w:sz w:val="18"/>
+              </w:rPr>
+              <w:t xml:space="preserve">Прил.5 «Базовые требования…» (brief.txt), стр.68 (АСУТП → Структура системы)</w:t>
             </w:r>
           </w:p>
         </w:tc>
@@ -6582,16 +6582,16 @@
               <w:rPr>
                 <w:i/>
               </w:rPr>
-              <w:t xml:space="preserve">«Базовые требования при построении систем автоматизации на пл. Мончегорск»</w:t>
-            </w:r>
-          </w:p>
-          <w:p>
-            <w:r>
-              <w:rPr>
-                <w:color w:val="666666"/>
-                <w:sz w:val="18"/>
-              </w:rPr>
-              <w:t xml:space="preserve">Прил.5 «Базовые требования…» (brief.txt), стр.9 (титул Прил.5)</w:t>
+              <w:t xml:space="preserve">«Regul R050/ R400/R500    ООО «РегЛаб»»</w:t>
+            </w:r>
+          </w:p>
+          <w:p>
+            <w:r>
+              <w:rPr>
+                <w:color w:val="666666"/>
+                <w:sz w:val="18"/>
+              </w:rPr>
+              <w:t xml:space="preserve">Прил.5, перечни рекомендованных СА (pa.txt), стр.25 (п.1а, Протокол № ГМК/7-пр-081 от 10.06.2026)</w:t>
             </w:r>
           </w:p>
         </w:tc>
@@ -6605,7 +6605,7 @@
         <w:t xml:space="preserve">На что влияет: </w:t>
       </w:r>
       <w:r>
-        <w:t xml:space="preserve">Сокращение «ОАСУ» в ТЗ нигде не расшифровано (в перечне сокращений его нет), наименование в перечне приложений не совпадает с титулом документа. В отличие от Прил.3, вызываемого в составе каждого лота (стр.198, 214, 296, 376, 416), и Прил.4 (стр.425), Прил.5 в теле ТЗ не упомянуто ни разу — обязательность его требований (и перечней рекомендованных средств, вторая часть без титула приложения) для Лотов 1–4 формально не установлена.</w:t>
+        <w:t xml:space="preserve">Текст допускает всю серию REGUL RX00 производства «Прософт Системы»; утверждённый перечень — только модели R050/R400/R500 с производителем ООО «РегЛаб», а АБАК — только К2/К3 у АО НИЦ «Инкомсистем» (pa.txt, стр.26). Неясно, допустимы ли прочие модели серии (R200, R600) и какой производитель указывается в спецификациях и опросных листах.</w:t>
       </w:r>
     </w:p>
     <w:p>
@@ -6616,7 +6616,7 @@
         <w:t xml:space="preserve">Вопрос Заказчику: </w:t>
       </w:r>
       <w:r>
-        <w:t xml:space="preserve">Расшифровать ОАСУ, привести название Прил.5 в соответствие с документом и прямо указать его применимость в требованиях каждого лота.</w:t>
+        <w:t xml:space="preserve">Синхронизировать текст Прил.5 с перечнем: закрытый список допустимых моделей ПЛК и точные юридические наименования производителей.</w:t>
       </w:r>
     </w:p>
     <w:p>
@@ -6641,13 +6641,13 @@
         <w:rPr>
           <w:b/>
         </w:rPr>
-        <w:t xml:space="preserve">C-94. </w:t>
-      </w:r>
-      <w:r>
-        <w:rPr>
-          <w:b/>
-        </w:rPr>
-        <w:t xml:space="preserve">v4.1: базис — новое строительство (п.1.3; пометки базиса в таблице объектов вычеркнуты), но в перечне приложений остались обмерные Прил.№6/№7 существующих зданий</w:t>
+        <w:t xml:space="preserve">C-88. </w:t>
+      </w:r>
+      <w:r>
+        <w:rPr>
+          <w:b/>
+        </w:rPr>
+        <w:t xml:space="preserve">Приложение №5: в ТЗ названо «Требования ОАСУ», документ называется иначе, и в теле ТЗ не вызвано ни для одного лота</w:t>
       </w:r>
     </w:p>
     <w:p>
@@ -6700,16 +6700,16 @@
               <w:rPr>
                 <w:i/>
               </w:rPr>
-              <w:t xml:space="preserve">«Предусматривается новое строительство объектов комплекса ОВЭ на свободной территории Промплощадки КГМК по варианту размещения, принятому Заказчиком.»</w:t>
-            </w:r>
-          </w:p>
-          <w:p>
-            <w:r>
-              <w:rPr>
-                <w:color w:val="666666"/>
-                <w:sz w:val="18"/>
-              </w:rPr>
-              <w:t xml:space="preserve">ТЗ на БИ v4.1, разд. 1.3 «Наименование и местонахождение проектируемого объекта»</w:t>
+              <w:t xml:space="preserve">«Приложение № 5 – Требования ОАСУ.»</w:t>
+            </w:r>
+          </w:p>
+          <w:p>
+            <w:r>
+              <w:rPr>
+                <w:color w:val="666666"/>
+                <w:sz w:val="18"/>
+              </w:rPr>
+              <w:t xml:space="preserve">ТЗ на БИ ОВЭ-75. v.3.6.txt, стр.432 (Перечень приложений)</w:t>
             </w:r>
           </w:p>
         </w:tc>
@@ -6738,16 +6738,16 @@
               <w:rPr>
                 <w:i/>
               </w:rPr>
-              <w:t xml:space="preserve">«Приложение № 6 – Существующее здание Цеха электролиза меди (ЦЭМ). … Приложение № 7 – Существующее здание Гидрометаллургического участка (ГМУ)»</w:t>
-            </w:r>
-          </w:p>
-          <w:p>
-            <w:r>
-              <w:rPr>
-                <w:color w:val="666666"/>
-                <w:sz w:val="18"/>
-              </w:rPr>
-              <w:t xml:space="preserve">ТЗ на БИ v4.1, «Перечень приложений» (пометки «(новое строительство)»/«(существующие здания)» в таблице объектов v4.1 вычеркнуты)</w:t>
+              <w:t xml:space="preserve">«Базовые требования при построении систем автоматизации на пл. Мончегорск»</w:t>
+            </w:r>
+          </w:p>
+          <w:p>
+            <w:r>
+              <w:rPr>
+                <w:color w:val="666666"/>
+                <w:sz w:val="18"/>
+              </w:rPr>
+              <w:t xml:space="preserve">Прил.5 «Базовые требования…» (brief.txt), стр.9 (титул Прил.5)</w:t>
             </w:r>
           </w:p>
         </w:tc>
@@ -6761,7 +6761,7 @@
         <w:t xml:space="preserve">На что влияет: </w:t>
       </w:r>
       <w:r>
-        <w:t xml:space="preserve">По правилу «зачёркнутое = исключено» v4.1 сняла пометки базиса в таблице объектов, и базис остаётся один — п.1.3: новое строительство всех объектов комплекса на свободной территории. При этом в перечне приложений сохранены обмерные Прил.№6 (здание ЦЭМ) и №7 (здание ГМУ) «существующих зданий» — их статус при новом строительстве не определён. Сам «вариант размещения, принятый Заказчиком» в ИД не выдан.</w:t>
+        <w:t xml:space="preserve">Сокращение «ОАСУ» в ТЗ нигде не расшифровано (в перечне сокращений его нет), наименование в перечне приложений не совпадает с титулом документа. В отличие от Прил.3, вызываемого в составе каждого лота (стр.198, 214, 296, 376, 416), и Прил.4 (стр.425), Прил.5 в теле ТЗ не упомянуто ни разу — обязательность его требований (и перечней рекомендованных средств, вторая часть без титула приложения) для Лотов 1–4 формально не установлена.</w:t>
       </w:r>
     </w:p>
     <w:p>
@@ -6772,7 +6772,7 @@
         <w:t xml:space="preserve">Вопрос Заказчику: </w:t>
       </w:r>
       <w:r>
-        <w:t xml:space="preserve">Подтвердить протоколом: базис всех лотов — новое строительство (п.1.3); статус Прил.№6/№7 — справочные (не применяются) либо исключить; передать «вариант размещения» (генплан) как ИД.</w:t>
+        <w:t xml:space="preserve">Расшифровать ОАСУ, привести название Прил.5 в соответствие с документом и прямо указать его применимость в требованиях каждого лота.</w:t>
       </w:r>
     </w:p>
     <w:p>
@@ -6797,13 +6797,13 @@
         <w:rPr>
           <w:b/>
         </w:rPr>
-        <w:t xml:space="preserve">C-96. </w:t>
-      </w:r>
-      <w:r>
-        <w:rPr>
-          <w:b/>
-        </w:rPr>
-        <w:t xml:space="preserve">v4.1: в таблице границ Лота №2 пустая строка — потеряна граница по сжатому воздуху</w:t>
+        <w:t xml:space="preserve">C-94. </w:t>
+      </w:r>
+      <w:r>
+        <w:rPr>
+          <w:b/>
+        </w:rPr>
+        <w:t xml:space="preserve">v4.1: базис — новое строительство (п.1.3; пометки базиса в таблице объектов вычеркнуты), но в перечне приложений остались обмерные Прил.№6/№7 существующих зданий</w:t>
       </w:r>
     </w:p>
     <w:p>
@@ -6812,7 +6812,7 @@
           <w:color w:val="666666"/>
           <w:sz w:val="20"/>
         </w:rPr>
-        <w:t xml:space="preserve">Лот №2 · Купорос · важность: существенные</w:t>
+        <w:t xml:space="preserve">общий / стык · важность: существенные</w:t>
       </w:r>
     </w:p>
     <w:tbl>
@@ -6856,16 +6856,16 @@
               <w:rPr>
                 <w:i/>
               </w:rPr>
-              <w:t xml:space="preserve">«Маточный раствор 2 от получения медно-никелевого купороса ¦ Фланец выпарного аппарата II ступени получения медно-никелевого купороса»</w:t>
-            </w:r>
-          </w:p>
-          <w:p>
-            <w:r>
-              <w:rPr>
-                <w:color w:val="666666"/>
-                <w:sz w:val="18"/>
-              </w:rPr>
-              <w:t xml:space="preserve">ТЗ на БИ v4.1, таблица границ Лота №2 — следующая строка таблицы полностью пуста (« ¦ ¦ »)</w:t>
+              <w:t xml:space="preserve">«Предусматривается новое строительство объектов комплекса ОВЭ на свободной территории Промплощадки КГМК по варианту размещения, принятому Заказчиком.»</w:t>
+            </w:r>
+          </w:p>
+          <w:p>
+            <w:r>
+              <w:rPr>
+                <w:color w:val="666666"/>
+                <w:sz w:val="18"/>
+              </w:rPr>
+              <w:t xml:space="preserve">ТЗ на БИ v4.1, разд. 1.3 «Наименование и местонахождение проектируемого объекта»</w:t>
             </w:r>
           </w:p>
         </w:tc>
@@ -6894,16 +6894,16 @@
               <w:rPr>
                 <w:i/>
               </w:rPr>
-              <w:t xml:space="preserve">«Компрессорный сжатый воздух для обеспечения технологии, пневматических механизмов и средств автоматизации ¦ Предварительно: фланец трубопровода на внешней стене цеха. Уточняется при разработке БИ и ОТР (согласовании Заказчиком ТУ на подключение)»</w:t>
-            </w:r>
-          </w:p>
-          <w:p>
-            <w:r>
-              <w:rPr>
-                <w:color w:val="666666"/>
-                <w:sz w:val="18"/>
-              </w:rPr>
-              <w:t xml:space="preserve">ТЗ на БИ v3.6, п. 4.3.2 — строка, стоявшая на этом месте до пересмотра</w:t>
+              <w:t xml:space="preserve">«Приложение № 6 – Существующее здание Цеха электролиза меди (ЦЭМ). … Приложение № 7 – Существующее здание Гидрометаллургического участка (ГМУ)»</w:t>
+            </w:r>
+          </w:p>
+          <w:p>
+            <w:r>
+              <w:rPr>
+                <w:color w:val="666666"/>
+                <w:sz w:val="18"/>
+              </w:rPr>
+              <w:t xml:space="preserve">ТЗ на БИ v4.1, «Перечень приложений» (пометки «(новое строительство)»/«(существующие здания)» в таблице объектов v4.1 вычеркнуты)</w:t>
             </w:r>
           </w:p>
         </w:tc>
@@ -6917,7 +6917,7 @@
         <w:t xml:space="preserve">На что влияет: </w:t>
       </w:r>
       <w:r>
-        <w:t xml:space="preserve">При переписывании таблицы границ Лота 2 строка про сжатый воздух опустела: в v4.1 между «маточным раствором 2» и «паром» осталась строка без продукта и без границы. У Лота 3 граница по сжатому воздуху есть, у Лота 2 — исчезла, хотя пневмооборудование участка (центрифуги, клапаны, КИП) никуда не делось.</w:t>
+        <w:t xml:space="preserve">По правилу «зачёркнутое = исключено» v4.1 сняла пометки базиса в таблице объектов, и базис остаётся один — п.1.3: новое строительство всех объектов комплекса на свободной территории. При этом в перечне приложений сохранены обмерные Прил.№6 (здание ЦЭМ) и №7 (здание ГМУ) «существующих зданий» — их статус при новом строительстве не определён. Сам «вариант размещения, принятый Заказчиком» в ИД не выдан.</w:t>
       </w:r>
     </w:p>
     <w:p>
@@ -6928,7 +6928,7 @@
         <w:t xml:space="preserve">Вопрос Заказчику: </w:t>
       </w:r>
       <w:r>
-        <w:t xml:space="preserve">Восстановить строку «Компрессорный сжатый воздух …» в таблице границ Лота №2 (или явно подтвердить исключение сжатого воздуха из границ Лота №2 с указанием, кто проектирует подвод).</w:t>
+        <w:t xml:space="preserve">Подтвердить протоколом: базис всех лотов — новое строительство (п.1.3); статус Прил.№6/№7 — справочные (не применяются) либо исключить; передать «вариант размещения» (генплан) как ИД.</w:t>
       </w:r>
     </w:p>
     <w:p>
@@ -6953,13 +6953,13 @@
         <w:rPr>
           <w:b/>
         </w:rPr>
-        <w:t xml:space="preserve">C-98. </w:t>
-      </w:r>
-      <w:r>
-        <w:rPr>
-          <w:b/>
-        </w:rPr>
-        <w:t xml:space="preserve">v4.1: «не менее 2-х – 3-х ТКП на каждую позицию» и «Бюджетные ТКП по основному оборудованию» в одной фразе</w:t>
+        <w:t xml:space="preserve">C-96. </w:t>
+      </w:r>
+      <w:r>
+        <w:rPr>
+          <w:b/>
+        </w:rPr>
+        <w:t xml:space="preserve">v4.1: в таблице границ Лота №2 пустая строка — потеряна граница по сжатому воздуху</w:t>
       </w:r>
     </w:p>
     <w:p>
@@ -6968,7 +6968,7 @@
           <w:color w:val="666666"/>
           <w:sz w:val="20"/>
         </w:rPr>
-        <w:t xml:space="preserve">общий / стык · важность: существенные</w:t>
+        <w:t xml:space="preserve">Лот №2 · Купорос · важность: существенные</w:t>
       </w:r>
     </w:p>
     <w:tbl>
@@ -7012,16 +7012,16 @@
               <w:rPr>
                 <w:i/>
               </w:rPr>
-              <w:t xml:space="preserve">«Стоимость оборудования по данным Технико-коммерческих предложений (ТКП) потенциальных поставщиков (не менее 2-х – 3-х на каждую позицию оборудования); Бюджетные ТКП по основному оборудованию.»</w:t>
-            </w:r>
-          </w:p>
-          <w:p>
-            <w:r>
-              <w:rPr>
-                <w:color w:val="666666"/>
-                <w:sz w:val="18"/>
-              </w:rPr>
-              <w:t xml:space="preserve">ТЗ на БИ v4.1, «Стоимость поставки» — одинаково по Лотам №1–4</w:t>
+              <w:t xml:space="preserve">«Маточный раствор 2 от получения медно-никелевого купороса ¦ Фланец выпарного аппарата II ступени получения медно-никелевого купороса»</w:t>
+            </w:r>
+          </w:p>
+          <w:p>
+            <w:r>
+              <w:rPr>
+                <w:color w:val="666666"/>
+                <w:sz w:val="18"/>
+              </w:rPr>
+              <w:t xml:space="preserve">ТЗ на БИ v4.1, таблица границ Лота №2 — следующая строка таблицы полностью пуста (« ¦ ¦ »)</w:t>
             </w:r>
           </w:p>
         </w:tc>
@@ -7050,16 +7050,16 @@
               <w:rPr>
                 <w:i/>
               </w:rPr>
-              <w:t xml:space="preserve">«Бюджетную оценку общей стоимости комплектной поставки технологического оборудования и материалов (трубопроводов, газоходов, технологических металлоконструкций, теплоизоляции и т.д.) в границах проектирования, указанных в пункте 4.5.»</w:t>
-            </w:r>
-          </w:p>
-          <w:p>
-            <w:r>
-              <w:rPr>
-                <w:color w:val="666666"/>
-                <w:sz w:val="18"/>
-              </w:rPr>
-              <w:t xml:space="preserve">ТЗ на БИ v4.1, «Стоимость поставки по Лоту №1», второй абзац</w:t>
+              <w:t xml:space="preserve">«Компрессорный сжатый воздух для обеспечения технологии, пневматических механизмов и средств автоматизации ¦ Предварительно: фланец трубопровода на внешней стене цеха. Уточняется при разработке БИ и ОТР (согласовании Заказчиком ТУ на подключение)»</w:t>
+            </w:r>
+          </w:p>
+          <w:p>
+            <w:r>
+              <w:rPr>
+                <w:color w:val="666666"/>
+                <w:sz w:val="18"/>
+              </w:rPr>
+              <w:t xml:space="preserve">ТЗ на БИ v3.6, п. 4.3.2 — строка, стоявшая на этом месте до пересмотра</w:t>
             </w:r>
           </w:p>
         </w:tc>
@@ -7073,22 +7073,7 @@
         <w:t xml:space="preserve">На что влияет: </w:t>
       </w:r>
       <w:r>
-        <w:t xml:space="preserve">v4.1 добавила «Бюджетные ТКП по основному оборудованию» (наше предложение по глубине оценки принято) и назвала итоговую оценку «Бюджетной», но не сняла «не менее 2-х – 3-х на КАЖДУЮ позицию». На этапе БИ это сотни позиций × 2–3 полноценных ТКП — невыполнимо по срокам и не нужно для бюджетной оценки; непонятно, какая из двух норм действует. [Правка 25.08: при первичном прочтении вычеркнутая строка учитывалась как действующая; по правилу «зачёркнутое = исключено» противоречия нет — действует только «Бюджетные ТКП по основному оборудованию».]</w:t>
-      </w:r>
-    </w:p>
-    <w:p>
-      <w:r>
-        <w:rPr>
-          <w:b/>
-          <w:color w:val="0CA30C"/>
-        </w:rPr>
-        <w:t xml:space="preserve">Статус по редакции 25.08.2026 (ТЗ v4.1 / ЦИМ ред.2): </w:t>
-      </w:r>
-      <w:r>
-        <w:rPr>
-          <w:color w:val="0CA30C"/>
-        </w:rPr>
-        <w:t xml:space="preserve">снято по правило чтения v4.1 «зачёркнутое = исключено» (принято 25.08.2026, подтвердить протоколом с Заказчиком): строка «не менее 2-х – 3-х на каждую позицию» в v4.1 вычеркнута — действуют только бюджетные ТКП по основному оборудованию</w:t>
+        <w:t xml:space="preserve">При переписывании таблицы границ Лота 2 строка про сжатый воздух опустела: в v4.1 между «маточным раствором 2» и «паром» осталась строка без продукта и без границы. У Лота 3 граница по сжатому воздуху есть, у Лота 2 — исчезла, хотя пневмооборудование участка (центрифуги, клапаны, КИП) никуда не делось.</w:t>
       </w:r>
     </w:p>
     <w:p>
@@ -7099,7 +7084,7 @@
         <w:t xml:space="preserve">Вопрос Заказчику: </w:t>
       </w:r>
       <w:r>
-        <w:t xml:space="preserve">Сформулировать однозначно: «бюджетные ТКП по основному оборудованию (не менее 2 на позицию основного перечня, перечень фиксируется при старте БИ); прочее — по укрупнённым показателям и базам данных».</w:t>
+        <w:t xml:space="preserve">Восстановить строку «Компрессорный сжатый воздух …» в таблице границ Лота №2 (или явно подтвердить исключение сжатого воздуха из границ Лота №2 с указанием, кто проектирует подвод).</w:t>
       </w:r>
     </w:p>
     <w:p>
@@ -7124,13 +7109,13 @@
         <w:rPr>
           <w:b/>
         </w:rPr>
-        <w:t xml:space="preserve">C-100. </w:t>
-      </w:r>
-      <w:r>
-        <w:rPr>
-          <w:b/>
-        </w:rPr>
-        <w:t xml:space="preserve">v4.1: граница Лота №3 — фланец патрубка подачи каждой ванны, но циркуляционный бак остаётся в составе БИ (выше границы)</w:t>
+        <w:t xml:space="preserve">C-98. </w:t>
+      </w:r>
+      <w:r>
+        <w:rPr>
+          <w:b/>
+        </w:rPr>
+        <w:t xml:space="preserve">v4.1: «не менее 2-х – 3-х ТКП на каждую позицию» и «Бюджетные ТКП по основному оборудованию» в одной фразе</w:t>
       </w:r>
     </w:p>
     <w:p>
@@ -7139,7 +7124,7 @@
           <w:color w:val="666666"/>
           <w:sz w:val="20"/>
         </w:rPr>
-        <w:t xml:space="preserve">Лот №3 · Электроэкстракция · важность: существенные</w:t>
+        <w:t xml:space="preserve">общий / стык · важность: существенные</w:t>
       </w:r>
     </w:p>
     <w:tbl>
@@ -7183,16 +7168,16 @@
               <w:rPr>
                 <w:i/>
               </w:rPr>
-              <w:t xml:space="preserve">«Раствор питания электролизных ванн ¦ Фланец патрубка подачи электролита в каждую электролизную ванну»</w:t>
-            </w:r>
-          </w:p>
-          <w:p>
-            <w:r>
-              <w:rPr>
-                <w:color w:val="666666"/>
-                <w:sz w:val="18"/>
-              </w:rPr>
-              <w:t xml:space="preserve">ТЗ на БИ v4.1, таблица границ Лота №3</w:t>
+              <w:t xml:space="preserve">«Стоимость оборудования по данным Технико-коммерческих предложений (ТКП) потенциальных поставщиков (не менее 2-х – 3-х на каждую позицию оборудования); Бюджетные ТКП по основному оборудованию.»</w:t>
+            </w:r>
+          </w:p>
+          <w:p>
+            <w:r>
+              <w:rPr>
+                <w:color w:val="666666"/>
+                <w:sz w:val="18"/>
+              </w:rPr>
+              <w:t xml:space="preserve">ТЗ на БИ v4.1, «Стоимость поставки» — одинаково по Лотам №1–4</w:t>
             </w:r>
           </w:p>
         </w:tc>
@@ -7221,16 +7206,16 @@
               <w:rPr>
                 <w:i/>
               </w:rPr>
-              <w:t xml:space="preserve">«Оборудование для получения катодной меди, включая: Циркуляционный бак. … Напорный трубопровод для ванн электроэкстракции меди»</w:t>
-            </w:r>
-          </w:p>
-          <w:p>
-            <w:r>
-              <w:rPr>
-                <w:color w:val="666666"/>
-                <w:sz w:val="18"/>
-              </w:rPr>
-              <w:t xml:space="preserve">ТЗ на БИ v4.1, перечни Лота №3: бак — в составе БИ, напорный трубопровод — в перечне «не включаемого»</w:t>
+              <w:t xml:space="preserve">«Бюджетную оценку общей стоимости комплектной поставки технологического оборудования и материалов (трубопроводов, газоходов, технологических металлоконструкций, теплоизоляции и т.д.) в границах проектирования, указанных в пункте 4.5.»</w:t>
+            </w:r>
+          </w:p>
+          <w:p>
+            <w:r>
+              <w:rPr>
+                <w:color w:val="666666"/>
+                <w:sz w:val="18"/>
+              </w:rPr>
+              <w:t xml:space="preserve">ТЗ на БИ v4.1, «Стоимость поставки по Лоту №1», второй абзац</w:t>
             </w:r>
           </w:p>
         </w:tc>
@@ -7244,7 +7229,22 @@
         <w:t xml:space="preserve">На что влияет: </w:t>
       </w:r>
       <w:r>
-        <w:t xml:space="preserve">Вход в границы Лота 3 перенесён с ёмкости фильтрата (v3.6) на патрубок подачи каждой ванны. Но циркуляционный бак стоит выше этой границы (между ним и ваннами — исключённый из БИ напорный трубопровод), при этом бак включён в состав БИ Лота 3. Оборудование в составе лота оказывается вне его заявленных границ — исполнитель БИ не может корректно определить объём проектирования и стоимости.</w:t>
+        <w:t xml:space="preserve">v4.1 добавила «Бюджетные ТКП по основному оборудованию» (наше предложение по глубине оценки принято) и назвала итоговую оценку «Бюджетной», но не сняла «не менее 2-х – 3-х на КАЖДУЮ позицию». На этапе БИ это сотни позиций × 2–3 полноценных ТКП — невыполнимо по срокам и не нужно для бюджетной оценки; непонятно, какая из двух норм действует. [Правка 25.08: при первичном прочтении вычеркнутая строка учитывалась как действующая; по правилу «зачёркнутое = исключено» противоречия нет — действует только «Бюджетные ТКП по основному оборудованию».]</w:t>
+      </w:r>
+    </w:p>
+    <w:p>
+      <w:r>
+        <w:rPr>
+          <w:b/>
+          <w:color w:val="0CA30C"/>
+        </w:rPr>
+        <w:t xml:space="preserve">Статус по редакции 25.08.2026 (ТЗ v4.1 / ЦИМ ред.2): </w:t>
+      </w:r>
+      <w:r>
+        <w:rPr>
+          <w:color w:val="0CA30C"/>
+        </w:rPr>
+        <w:t xml:space="preserve">снято по правило чтения v4.1 «зачёркнутое = исключено» (принято 25.08.2026, подтвердить протоколом с Заказчиком): строка «не менее 2-х – 3-х на каждую позицию» в v4.1 вычеркнута — действуют только бюджетные ТКП по основному оборудованию</w:t>
       </w:r>
     </w:p>
     <w:p>
@@ -7255,7 +7255,7 @@
         <w:t xml:space="preserve">Вопрос Заказчику: </w:t>
       </w:r>
       <w:r>
-        <w:t xml:space="preserve">Определить вход Лота №3: либо граница — входной фланец циркуляционного бака (тогда таблицу границ дополнить), либо патрубки ванн (тогда указать, в чей объём входят циркуляционный бак и напорный коллектор).</w:t>
+        <w:t xml:space="preserve">Сформулировать однозначно: «бюджетные ТКП по основному оборудованию (не менее 2 на позицию основного перечня, перечень фиксируется при старте БИ); прочее — по укрупнённым показателям и базам данных».</w:t>
       </w:r>
     </w:p>
     <w:p>
@@ -7277,7 +7277,7 @@
         <w:pStyle w:val="Heading1"/>
       </w:pPr>
       <w:r>
-        <w:t xml:space="preserve">3. Формальные расхождения (55)</w:t>
+        <w:t xml:space="preserve">3. Формальные расхождения (54)</w:t>
       </w:r>
     </w:p>
     <w:p>
@@ -7356,7 +7356,7 @@
               <w:rPr>
                 <w:i/>
               </w:rPr>
-              <w:t xml:space="preserve">«ИД ч.1, табл. 24 — материал циклона, электрофильтра и дымососов указан четырежды как «12Х1812Т»»</w:t>
+              <w:t xml:space="preserve">«ИД ч.1 — материал указан четырежды как «12Х1812Т»: табл. 24 трижды (циклон СЦН-50-1800×1УП, электрофильтр УГТ1-20-4, дымосос ДН-15БНЖ) и табл. 23 п. 311 (материал для изготовления циклона)»</w:t>
             </w:r>
           </w:p>
         </w:tc>
@@ -7385,7 +7385,7 @@
               <w:rPr>
                 <w:i/>
               </w:rPr>
-              <w:t xml:space="preserve">«Там же, один раз указано корректно — 12Х18Н10Т»</w:t>
+              <w:t xml:space="preserve">«ИД ч.1, табл. 23 п. 125 (винтовой конвейер УКВ-200-Ц-60) — единственное корректное написание: 12Х18Н10Т»</w:t>
             </w:r>
           </w:p>
         </w:tc>
@@ -7573,13 +7573,13 @@
         <w:rPr>
           <w:b/>
         </w:rPr>
-        <w:t xml:space="preserve">C-19. </w:t>
-      </w:r>
-      <w:r>
-        <w:rPr>
-          <w:b/>
-        </w:rPr>
-        <w:t xml:space="preserve">Дубль номера 3.3.2 в таблице границ проектирования ТЗ (3.3.3 пропущен)</w:t>
+        <w:t xml:space="preserve">C-101. </w:t>
+      </w:r>
+      <w:r>
+        <w:rPr>
+          <w:b/>
+        </w:rPr>
+        <w:t xml:space="preserve">ЦИМ ред.2: текст требует проверки «перечисленные в таблице 4», а перечень озаглавлен «Таблица 3»</w:t>
       </w:r>
     </w:p>
     <w:p>
@@ -7588,7 +7588,7 @@
           <w:color w:val="666666"/>
           <w:sz w:val="20"/>
         </w:rPr>
-        <w:t xml:space="preserve">Лот №1 · Цех обжига · важность: формальные</w:t>
+        <w:t xml:space="preserve">общий / стык · важность: формальные</w:t>
       </w:r>
     </w:p>
     <w:tbl>
@@ -7632,16 +7632,16 @@
               <w:rPr>
                 <w:i/>
               </w:rPr>
-              <w:t xml:space="preserve">«3.3.2 ¦ Медный кек NNH в «биг-бэг» ¦ Ворота цеха»</w:t>
-            </w:r>
-          </w:p>
-          <w:p>
-            <w:r>
-              <w:rPr>
-                <w:color w:val="666666"/>
-                <w:sz w:val="18"/>
-              </w:rPr>
-              <w:t xml:space="preserve">ТЗ, п. 3.3, таблица границ проектирования, строка 151 файла</w:t>
+              <w:t xml:space="preserve">«Исполнителю перед сдачей ЦИМ Заказчику необходимо выполнить проверки, перечисленные в таблице 4 применительно к этапу разработки в соответствии с требованиями настоящего документа.»</w:t>
+            </w:r>
+          </w:p>
+          <w:p>
+            <w:r>
+              <w:rPr>
+                <w:color w:val="666666"/>
+                <w:sz w:val="18"/>
+              </w:rPr>
+              <w:t xml:space="preserve">ТЗ на ЦИМ ред.2, «Требования к контролю качества»</w:t>
             </w:r>
           </w:p>
         </w:tc>
@@ -7670,16 +7670,16 @@
               <w:rPr>
                 <w:i/>
               </w:rPr>
-              <w:t xml:space="preserve">«3.3.2 ¦ Цементная медь в титановых контейнерах ¦ Ворота цеха»</w:t>
-            </w:r>
-          </w:p>
-          <w:p>
-            <w:r>
-              <w:rPr>
-                <w:color w:val="666666"/>
-                <w:sz w:val="18"/>
-              </w:rPr>
-              <w:t xml:space="preserve">ТЗ, п. 3.3, таблица границ проектирования, строка 152 файла</w:t>
+              <w:t xml:space="preserve">«Таблица 3 – Перечень проверок»</w:t>
+            </w:r>
+          </w:p>
+          <w:p>
+            <w:r>
+              <w:rPr>
+                <w:color w:val="666666"/>
+                <w:sz w:val="18"/>
+              </w:rPr>
+              <w:t xml:space="preserve">ТЗ на ЦИМ ред.2, там же, заголовок следующей таблицы</w:t>
             </w:r>
           </w:p>
         </w:tc>
@@ -7693,22 +7693,7 @@
         <w:t xml:space="preserve">На что влияет: </w:t>
       </w:r>
       <w:r>
-        <w:t xml:space="preserve">Две разные границы (кек NNH и цементная медь) идут под одним номером 3.3.2, номера 3.3.3 нет — дальше идёт 3.3.4. Ссылки на «границы, указанные в пункте 3.3» (пп. 3.4, 3.6 ТЗ) становятся неоднозначными для двух позиций.</w:t>
-      </w:r>
-    </w:p>
-    <w:p>
-      <w:r>
-        <w:rPr>
-          <w:b/>
-          <w:color w:val="0CA30C"/>
-        </w:rPr>
-        <w:t xml:space="preserve">Статус по редакции 25.08.2026 (ТЗ v4.1 / ЦИМ ред.2): </w:t>
-      </w:r>
-      <w:r>
-        <w:rPr>
-          <w:color w:val="0CA30C"/>
-        </w:rPr>
-        <w:t xml:space="preserve">нумерация строк таблиц границ в v4.1 удалена вовсе — двойного 3.3.2 больше нет; ссылки теперь ведут на пункты целиком (границы Лота 1 — п. 4.5)</w:t>
+        <w:t xml:space="preserve">Таблицы 4 в документе нет: перечень проверок идёт под номером 3 (нумерация сдвинулась при сокращении документа). Формальность, но ссылка на несуществующую таблицу в договорном документе даёт повод для разночтений при сдаче-приёмке ЦИМ.</w:t>
       </w:r>
     </w:p>
     <w:p>
@@ -7719,7 +7704,7 @@
         <w:t xml:space="preserve">Вопрос Заказчику: </w:t>
       </w:r>
       <w:r>
-        <w:t xml:space="preserve">Просьба перенумеровать таблицу границ п. 3.3 ТЗ (цементную медь — в 3.3.3), чтобы ссылки на границы были однозначны.</w:t>
+        <w:t xml:space="preserve">Исправить ссылку на «таблицу 3» (или перенумеровать таблицы).</w:t>
       </w:r>
     </w:p>
     <w:p>
@@ -7744,13 +7729,13 @@
         <w:rPr>
           <w:b/>
         </w:rPr>
-        <w:t xml:space="preserve">C-20. </w:t>
-      </w:r>
-      <w:r>
-        <w:rPr>
-          <w:b/>
-        </w:rPr>
-        <w:t xml:space="preserve">Количество концентрата ОРФ: 74528 против 74516,60 т/год внутри одной таблицы ИД</w:t>
+        <w:t xml:space="preserve">C-19. </w:t>
+      </w:r>
+      <w:r>
+        <w:rPr>
+          <w:b/>
+        </w:rPr>
+        <w:t xml:space="preserve">Дубль номера 3.3.2 в таблице границ проектирования ТЗ (3.3.3 пропущен)</w:t>
       </w:r>
     </w:p>
     <w:p>
@@ -7803,16 +7788,16 @@
               <w:rPr>
                 <w:i/>
               </w:rPr>
-              <w:t xml:space="preserve">«2 ¦ Общее количество поступающего медного концентрата от разделения файнштейна ¦ т/год ¦ 74528»</w:t>
-            </w:r>
-          </w:p>
-          <w:p>
-            <w:r>
-              <w:rPr>
-                <w:color w:val="666666"/>
-                <w:sz w:val="18"/>
-              </w:rPr>
-              <w:t xml:space="preserve">ИД ч.1, табл. 23, поз. 2, строка 480 файла</w:t>
+              <w:t xml:space="preserve">«3.3.2 ¦ Медный кек NNH в «биг-бэг» ¦ Ворота цеха»</w:t>
+            </w:r>
+          </w:p>
+          <w:p>
+            <w:r>
+              <w:rPr>
+                <w:color w:val="666666"/>
+                <w:sz w:val="18"/>
+              </w:rPr>
+              <w:t xml:space="preserve">ТЗ, п. 3.3, таблица границ проектирования (ТЗ v3.6, стр. 151 файла)</w:t>
             </w:r>
           </w:p>
         </w:tc>
@@ -7841,16 +7826,16 @@
               <w:rPr>
                 <w:i/>
               </w:rPr>
-              <w:t xml:space="preserve">«60 ¦ Количество перерабатываемого медного концентрата ОРФ ¦ т/год ¦ 74516,60»</w:t>
-            </w:r>
-          </w:p>
-          <w:p>
-            <w:r>
-              <w:rPr>
-                <w:color w:val="666666"/>
-                <w:sz w:val="18"/>
-              </w:rPr>
-              <w:t xml:space="preserve">ИД ч.1, табл. 23, поз. 60, строка 549 файла</w:t>
+              <w:t xml:space="preserve">«3.3.2 ¦ Цементная медь в титановых контейнерах ¦ Ворота цеха»</w:t>
+            </w:r>
+          </w:p>
+          <w:p>
+            <w:r>
+              <w:rPr>
+                <w:color w:val="666666"/>
+                <w:sz w:val="18"/>
+              </w:rPr>
+              <w:t xml:space="preserve">ТЗ, п. 3.3, та же таблица, следующая строка (ТЗ v3.6, стр. 152 файла)</w:t>
             </w:r>
           </w:p>
         </w:tc>
@@ -7864,7 +7849,22 @@
         <w:t xml:space="preserve">На что влияет: </w:t>
       </w:r>
       <w:r>
-        <w:t xml:space="preserve">Один и тот же годовой поток концентрата в одной таблице: 74528 т (поз. 2, откуда и 9,0 т/ч) и 74516,60 т (поз. 60). Той же линии — «концентрата на фильтрацию 73496,0» (поз. 44) против «на обжиг 73492,02» (поз. 62). ТЗ (строка 123) и текст ИД (строка 352) дают 74517/74516,6 т. Разница мала, но для балансов и увязки с участком сгущения нужна одна цифра.</w:t>
+        <w:t xml:space="preserve">Две разные границы (кек NNH и цементная медь) идут под одним номером 3.3.2, номера 3.3.3 нет — дальше идёт 3.3.4. Ссылки на «границы, указанные в пункте 3.3» (пп. 3.4, 3.6 ТЗ) становятся неоднозначными для двух позиций. На пункт 3.3 завязаны состав оборудования (стр. 165) и оценка стоимости (стр. 223).</w:t>
+      </w:r>
+    </w:p>
+    <w:p>
+      <w:r>
+        <w:rPr>
+          <w:b/>
+          <w:color w:val="0CA30C"/>
+        </w:rPr>
+        <w:t xml:space="preserve">Статус по редакции 25.08.2026 (ТЗ v4.1 / ЦИМ ред.2): </w:t>
+      </w:r>
+      <w:r>
+        <w:rPr>
+          <w:color w:val="0CA30C"/>
+        </w:rPr>
+        <w:t xml:space="preserve">нумерация строк таблиц границ в v4.1 удалена вовсе — двойного 3.3.2 больше нет; ссылки теперь ведут на пункты целиком (границы Лота 1 — п. 4.5)</w:t>
       </w:r>
     </w:p>
     <w:p>
@@ -7875,7 +7875,7 @@
         <w:t xml:space="preserve">Вопрос Заказчику: </w:t>
       </w:r>
       <w:r>
-        <w:t xml:space="preserve">Какое количество концентрата ОРФ принимать базовым: 74516,6 т/год (текст ИД и ТЗ) или 74528 т/год (табл. 23 поз. 2)?</w:t>
+        <w:t xml:space="preserve">Просьба перенумеровать таблицу границ п. 3.3 ТЗ (цементную медь — в 3.3.3), чтобы ссылки на границы были однозначны.</w:t>
       </w:r>
     </w:p>
     <w:p>
@@ -7900,13 +7900,13 @@
         <w:rPr>
           <w:b/>
         </w:rPr>
-        <w:t xml:space="preserve">C-21. </w:t>
-      </w:r>
-      <w:r>
-        <w:rPr>
-          <w:b/>
-        </w:rPr>
-        <w:t xml:space="preserve">Давление пара котла-утилизатора: 1,8 / 1,9 / 1,863 МПа в трёх местах</w:t>
+        <w:t xml:space="preserve">C-20. </w:t>
+      </w:r>
+      <w:r>
+        <w:rPr>
+          <w:b/>
+        </w:rPr>
+        <w:t xml:space="preserve">Количество концентрата ОРФ: 74528 против 74516,60 т/год внутри одной таблицы ИД</w:t>
       </w:r>
     </w:p>
     <w:p>
@@ -7959,16 +7959,16 @@
               <w:rPr>
                 <w:i/>
               </w:rPr>
-              <w:t xml:space="preserve">«при температуре охлаждаемого газа до 12000С и давлении пара 1,8 МПа подпиточная вода должна отвечать следующим характеристикам»</w:t>
-            </w:r>
-          </w:p>
-          <w:p>
-            <w:r>
-              <w:rPr>
-                <w:color w:val="666666"/>
-                <w:sz w:val="18"/>
-              </w:rPr>
-              <w:t xml:space="preserve">ИД ч.1, п. 1.3.10, строка 346 файла</w:t>
+              <w:t xml:space="preserve">«2 ¦ Общее количество поступающего медного концентрата от разделения файнштейна ¦ т/год ¦ 74528»</w:t>
+            </w:r>
+          </w:p>
+          <w:p>
+            <w:r>
+              <w:rPr>
+                <w:color w:val="666666"/>
+                <w:sz w:val="18"/>
+              </w:rPr>
+              <w:t xml:space="preserve">ИД ч.1, табл. 23, поз. 2, строка 480 файла</w:t>
             </w:r>
           </w:p>
         </w:tc>
@@ -7997,16 +7997,16 @@
               <w:rPr>
                 <w:i/>
               </w:rPr>
-              <w:t xml:space="preserve">«Котел-утилизатор вырабатывает перегретый пар с давлением 1,9 МПа и температурой 3750С»</w:t>
-            </w:r>
-          </w:p>
-          <w:p>
-            <w:r>
-              <w:rPr>
-                <w:color w:val="666666"/>
-                <w:sz w:val="18"/>
-              </w:rPr>
-              <w:t xml:space="preserve">ИД ч.1, разд. 2.5, строка 449 файла</w:t>
+              <w:t xml:space="preserve">«60 ¦ Количество перерабатываемого медного концентрата ОРФ ¦ т/год ¦ 74516,60»</w:t>
+            </w:r>
+          </w:p>
+          <w:p>
+            <w:r>
+              <w:rPr>
+                <w:color w:val="666666"/>
+                <w:sz w:val="18"/>
+              </w:rPr>
+              <w:t xml:space="preserve">ИД ч.1, табл. 23, поз. 60, строка 549 файла</w:t>
             </w:r>
           </w:p>
         </w:tc>
@@ -8020,7 +8020,7 @@
         <w:t xml:space="preserve">На что влияет: </w:t>
       </w:r>
       <w:r>
-        <w:t xml:space="preserve">Давление перегретого пара одного и того же котла-утилизатора: 1,8 МПа (п. 1.3.10), 1,9 МПа (разд. 2.5 и табл. 26) и 1,863 МПа «не более» (табл. 23 поз. 267, строка 914). Влияет на нормы качества питательной воды по РД 24.032.01-91, характеристики котла и РОУ в опросных листах.</w:t>
+        <w:t xml:space="preserve">Один и тот же годовой поток концентрата в одной таблице: 74528 т (поз. 2, откуда и 9,0 т/ч) и 74516,60 т (поз. 60). Той же линии — «концентрата на фильтрацию 73496,0» (поз. 44) против «на обжиг 73492,02» (поз. 62). ТЗ (строка 123) и текст ИД (строка 352) дают 74517/74516,6 т. Разница мала, но для балансов и увязки с участком сгущения нужна одна цифра.</w:t>
       </w:r>
     </w:p>
     <w:p>
@@ -8031,7 +8031,7 @@
         <w:t xml:space="preserve">Вопрос Заказчику: </w:t>
       </w:r>
       <w:r>
-        <w:t xml:space="preserve">Какое рабочее давление перегретого пара котла-утилизатора принять единым по документу: 1,8, 1,863 или 1,9 МПа?</w:t>
+        <w:t xml:space="preserve">Какое количество концентрата ОРФ принимать базовым: 74516,6 т/год (текст ИД и ТЗ) или 74528 т/год (табл. 23 поз. 2)?</w:t>
       </w:r>
     </w:p>
     <w:p>
@@ -8056,13 +8056,13 @@
         <w:rPr>
           <w:b/>
         </w:rPr>
-        <w:t xml:space="preserve">C-22. </w:t>
-      </w:r>
-      <w:r>
-        <w:rPr>
-          <w:b/>
-        </w:rPr>
-        <w:t xml:space="preserve">Состав пыли (вспомогательный вариант): в тексте Cu 67,57 %, в итогах таблицы 11 — 67,76 %</w:t>
+        <w:t xml:space="preserve">C-21. </w:t>
+      </w:r>
+      <w:r>
+        <w:rPr>
+          <w:b/>
+        </w:rPr>
+        <w:t xml:space="preserve">Давление пара котла-утилизатора: 1,8 / 1,9 / 1,863 МПа в трёх местах</w:t>
       </w:r>
     </w:p>
     <w:p>
@@ -8115,16 +8115,16 @@
               <w:rPr>
                 <w:i/>
               </w:rPr>
-              <w:t xml:space="preserve">«- для вспомогательного варианта: 67,57 Cu, 3,76 Ni, 0,17 Co, 4,71 Fe, 1,60 S, 0,019 Cl.»</w:t>
-            </w:r>
-          </w:p>
-          <w:p>
-            <w:r>
-              <w:rPr>
-                <w:color w:val="666666"/>
-                <w:sz w:val="18"/>
-              </w:rPr>
-              <w:t xml:space="preserve">ИД ч.1, п. 1.2.2, строка 155 файла</w:t>
+              <w:t xml:space="preserve">«при температуре охлаждаемого газа до 12000С и давлении пара 1,8 МПа подпиточная вода должна отвечать следующим характеристикам»</w:t>
+            </w:r>
+          </w:p>
+          <w:p>
+            <w:r>
+              <w:rPr>
+                <w:color w:val="666666"/>
+                <w:sz w:val="18"/>
+              </w:rPr>
+              <w:t xml:space="preserve">ИД ч.1, п. 1.3.10, строка 346 файла</w:t>
             </w:r>
           </w:p>
         </w:tc>
@@ -8153,16 +8153,16 @@
               <w:rPr>
                 <w:i/>
               </w:rPr>
-              <w:t xml:space="preserve">«Химический состав, % ¦ 3,76 ¦ 67,76 ¦ 0,17 ¦ 4,71 ¦ 1,60»</w:t>
-            </w:r>
-          </w:p>
-          <w:p>
-            <w:r>
-              <w:rPr>
-                <w:color w:val="666666"/>
-                <w:sz w:val="18"/>
-              </w:rPr>
-              <w:t xml:space="preserve">ИД ч.1, табл. 11, итоговая строка, строка 184 файла</w:t>
+              <w:t xml:space="preserve">«Котел-утилизатор вырабатывает перегретый пар с давлением 1,9 МПа и температурой 3750С»</w:t>
+            </w:r>
+          </w:p>
+          <w:p>
+            <w:r>
+              <w:rPr>
+                <w:color w:val="666666"/>
+                <w:sz w:val="18"/>
+              </w:rPr>
+              <w:t xml:space="preserve">ИД ч.1, разд. 2.5, строка 449 файла</w:t>
             </w:r>
           </w:p>
         </w:tc>
@@ -8176,7 +8176,7 @@
         <w:t xml:space="preserve">На что влияет: </w:t>
       </w:r>
       <w:r>
-        <w:t xml:space="preserve">В итоговой строке табл. 11 Cu 67,76 % — цифра основного варианта; сумма самой таблицы по колонке Cu (2,57+1,88+63,09+0,033) даёт 67,57 %, как в тексте и в табл. 23 поз. 253 (67,567). Итоговую строку табл. 11 надо исправить, чтобы балансы по меди для гидрометаллургии сходились.</w:t>
+        <w:t xml:space="preserve">Давление перегретого пара одного и того же котла-утилизатора: 1,8 МПа (п. 1.3.10), 1,9 МПа (разд. 2.5 и табл. 26) и 1,863 МПа «не более» (табл. 23 поз. 267, строка 914). Влияет на нормы качества питательной воды по РД 24.032.01-91, характеристики котла и РОУ в опросных листах.</w:t>
       </w:r>
     </w:p>
     <w:p>
@@ -8187,7 +8187,7 @@
         <w:t xml:space="preserve">Вопрос Заказчику: </w:t>
       </w:r>
       <w:r>
-        <w:t xml:space="preserve">Подтвердите содержание меди в обжиговой пыли по вспомогательному варианту — 67,57 % (текст, табл. 23), а 67,76 % в итогах табл. 11 — опечатка?</w:t>
+        <w:t xml:space="preserve">Какое рабочее давление перегретого пара котла-утилизатора принять единым по документу: 1,8, 1,863 или 1,9 МПа?</w:t>
       </w:r>
     </w:p>
     <w:p>
@@ -8212,13 +8212,13 @@
         <w:rPr>
           <w:b/>
         </w:rPr>
-        <w:t xml:space="preserve">C-23. </w:t>
-      </w:r>
-      <w:r>
-        <w:rPr>
-          <w:b/>
-        </w:rPr>
-        <w:t xml:space="preserve">Сера в пыли котла-утилизатора (вспомогательный вариант): 1,43 % в тексте против 2,15 % в таблице 13</w:t>
+        <w:t xml:space="preserve">C-22. </w:t>
+      </w:r>
+      <w:r>
+        <w:rPr>
+          <w:b/>
+        </w:rPr>
+        <w:t xml:space="preserve">Состав пыли (вспомогательный вариант): в тексте Cu 67,57 %, в итогах таблицы 11 — 67,76 %</w:t>
       </w:r>
     </w:p>
     <w:p>
@@ -8271,16 +8271,16 @@
               <w:rPr>
                 <w:i/>
               </w:rPr>
-              <w:t xml:space="preserve">«в пылесборнике котла-утилизатора – 2,15 (1,43), одиночного циклона – 2,27 (1,51), электрофильтра: 3,44 (2,29) %»</w:t>
-            </w:r>
-          </w:p>
-          <w:p>
-            <w:r>
-              <w:rPr>
-                <w:color w:val="666666"/>
-                <w:sz w:val="18"/>
-              </w:rPr>
-              <w:t xml:space="preserve">ИД ч.1, п. 1.2.2, строка 156 файла (в скобках — вспомогательный вариант)</w:t>
+              <w:t xml:space="preserve">«- для вспомогательного варианта: 67,57 Cu, 3,76 Ni, 0,17 Co, 4,71 Fe, 1,60 S, 0,019 Cl.»</w:t>
+            </w:r>
+          </w:p>
+          <w:p>
+            <w:r>
+              <w:rPr>
+                <w:color w:val="666666"/>
+                <w:sz w:val="18"/>
+              </w:rPr>
+              <w:t xml:space="preserve">ИД ч.1, п. 1.2.2, строка 155 файла</w:t>
             </w:r>
           </w:p>
         </w:tc>
@@ -8309,16 +8309,16 @@
               <w:rPr>
                 <w:i/>
               </w:rPr>
-              <w:t xml:space="preserve">«Химический состав, % ¦ 3,57 ¦ 69,05 ¦ 0,16 ¦ 4,29 ¦ 2,15 ¦ 0,05»</w:t>
-            </w:r>
-          </w:p>
-          <w:p>
-            <w:r>
-              <w:rPr>
-                <w:color w:val="666666"/>
-                <w:sz w:val="18"/>
-              </w:rPr>
-              <w:t xml:space="preserve">ИД ч.1, табл. 13 (вспомогательный вариант), итоговая строка, строка 212 файла</w:t>
+              <w:t xml:space="preserve">«Химический состав, % ¦ 3,76 ¦ 67,76 ¦ 0,17 ¦ 4,71 ¦ 1,60»</w:t>
+            </w:r>
+          </w:p>
+          <w:p>
+            <w:r>
+              <w:rPr>
+                <w:color w:val="666666"/>
+                <w:sz w:val="18"/>
+              </w:rPr>
+              <w:t xml:space="preserve">ИД ч.1, табл. 11, итоговая строка, строка 184 файла</w:t>
             </w:r>
           </w:p>
         </w:tc>
@@ -8332,7 +8332,7 @@
         <w:t xml:space="preserve">На что влияет: </w:t>
       </w:r>
       <w:r>
-        <w:t xml:space="preserve">В итогах табл. 13 для вспомогательного варианта S=2,15 % — значение основного варианта; сумма серы по её же строкам 1,38+0,05=1,43 %, как в тексте. Третье значение даёт табл. 23 поз. 285 — 1,494 %. Содержание серы в «грубой» пыли определяет сульфатную нагрузку на выщелачивание.</w:t>
+        <w:t xml:space="preserve">В итоговой строке табл. 11 Cu 67,76 % — цифра основного варианта; сумма самой таблицы по колонке Cu (2,57+1,88+63,09+0,033) даёт 67,57 %, как в тексте и в табл. 23 поз. 253 (67,567). Итоговую строку табл. 11 надо исправить, чтобы балансы по меди для гидрометаллургии сходились.</w:t>
       </w:r>
     </w:p>
     <w:p>
@@ -8343,7 +8343,7 @@
         <w:t xml:space="preserve">Вопрос Заказчику: </w:t>
       </w:r>
       <w:r>
-        <w:t xml:space="preserve">Какое содержание серы в пыли котла-утилизатора по вспомогательному варианту верно: 1,43 % (текст/суммы табл. 13), 1,494 % (табл. 23) или 2,15 % (итог табл. 13)?</w:t>
+        <w:t xml:space="preserve">Подтвердите содержание меди в обжиговой пыли по вспомогательному варианту — 67,57 % (текст, табл. 23), а 67,76 % в итогах табл. 11 — опечатка?</w:t>
       </w:r>
     </w:p>
     <w:p>
@@ -8368,13 +8368,13 @@
         <w:rPr>
           <w:b/>
         </w:rPr>
-        <w:t xml:space="preserve">C-24. </w:t>
-      </w:r>
-      <w:r>
-        <w:rPr>
-          <w:b/>
-        </w:rPr>
-        <w:t xml:space="preserve">Влажность кека концентрата после фильтрации: 9-11 % против 10-15 %</w:t>
+        <w:t xml:space="preserve">C-23. </w:t>
+      </w:r>
+      <w:r>
+        <w:rPr>
+          <w:b/>
+        </w:rPr>
+        <w:t xml:space="preserve">Сера в пыли котла-утилизатора (вспомогательный вариант): 1,43 % в тексте против 2,15 % в таблице 13</w:t>
       </w:r>
     </w:p>
     <w:p>
@@ -8427,16 +8427,16 @@
               <w:rPr>
                 <w:i/>
               </w:rPr>
-              <w:t xml:space="preserve">«Влажность концентрата, поступающего на обжиг, составляет 9-11 %. Для расчетов принимается среднее значение: 10 %.»</w:t>
-            </w:r>
-          </w:p>
-          <w:p>
-            <w:r>
-              <w:rPr>
-                <w:color w:val="666666"/>
-                <w:sz w:val="18"/>
-              </w:rPr>
-              <w:t xml:space="preserve">ИД ч.1, п. 1.1.1, строка 56 файла</w:t>
+              <w:t xml:space="preserve">«в пылесборнике котла-утилизатора – 2,15 (1,43), одиночного циклона – 2,27 (1,51), электрофильтра: 3,44 (2,29) %»</w:t>
+            </w:r>
+          </w:p>
+          <w:p>
+            <w:r>
+              <w:rPr>
+                <w:color w:val="666666"/>
+                <w:sz w:val="18"/>
+              </w:rPr>
+              <w:t xml:space="preserve">ИД ч.1, п. 1.2.2, строка 156 файла (в скобках — вспомогательный вариант)</w:t>
             </w:r>
           </w:p>
         </w:tc>
@@ -8465,16 +8465,16 @@
               <w:rPr>
                 <w:i/>
               </w:rPr>
-              <w:t xml:space="preserve">«Обезвоженный медный концентрат (кек) с остаточной влажностью 10-15 % с барабанных фильтров разгружается на ленточные конвейеры»</w:t>
-            </w:r>
-          </w:p>
-          <w:p>
-            <w:r>
-              <w:rPr>
-                <w:color w:val="666666"/>
-                <w:sz w:val="18"/>
-              </w:rPr>
-              <w:t xml:space="preserve">ИД ч.1, п. 2.1, строка 357 файла</w:t>
+              <w:t xml:space="preserve">«Химический состав, % ¦ 3,57 ¦ 69,05 ¦ 0,16 ¦ 4,29 ¦ 2,15 ¦ 0,05»</w:t>
+            </w:r>
+          </w:p>
+          <w:p>
+            <w:r>
+              <w:rPr>
+                <w:color w:val="666666"/>
+                <w:sz w:val="18"/>
+              </w:rPr>
+              <w:t xml:space="preserve">ИД ч.1, табл. 13 (вспомогательный вариант), итоговая строка, строка 212 файла</w:t>
             </w:r>
           </w:p>
         </w:tc>
@@ -8488,7 +8488,7 @@
         <w:t xml:space="preserve">На что влияет: </w:t>
       </w:r>
       <w:r>
-        <w:t xml:space="preserve">Про один и тот же кек с барабанных вакуум-фильтров: п. 1.1.1 и табл. 23 (поз. 47 — 10 %, поз. 70 — 9-11 %) и ТЗ (строка 127 — 10 %) против 10-15 % в п. 2.1. При 15 % влаги тепловой баланс печи и расход тепла на испарение (14 % расхода тепла) существенно уходят от расчёта.</w:t>
+        <w:t xml:space="preserve">В итогах табл. 13 для вспомогательного варианта S=2,15 % — значение основного варианта; сумма серы по её же строкам 1,38+0,05=1,43 %, как в тексте. Третье значение даёт табл. 23 поз. 285 — 1,494 %. Содержание серы в «грубой» пыли определяет сульфатную нагрузку на выщелачивание.</w:t>
       </w:r>
     </w:p>
     <w:p>
@@ -8499,7 +8499,7 @@
         <w:t xml:space="preserve">Вопрос Заказчику: </w:t>
       </w:r>
       <w:r>
-        <w:t xml:space="preserve">Какая гарантируемая влажность кека медного концентрата после барабанных фильтров: 9-11 % (расчёт 10 %) или 10-15 %?</w:t>
+        <w:t xml:space="preserve">Какое содержание серы в пыли котла-утилизатора по вспомогательному варианту верно: 1,43 % (текст/суммы табл. 13), 1,494 % (табл. 23) или 2,15 % (итог табл. 13)?</w:t>
       </w:r>
     </w:p>
     <w:p>
@@ -8524,13 +8524,13 @@
         <w:rPr>
           <w:b/>
         </w:rPr>
-        <w:t xml:space="preserve">C-25. </w:t>
-      </w:r>
-      <w:r>
-        <w:rPr>
-          <w:b/>
-        </w:rPr>
-        <w:t xml:space="preserve">Запылённость газа после котла-утилизатора: 110-130 против 110-125 г/нм3 в соседних абзацах</w:t>
+        <w:t xml:space="preserve">C-24. </w:t>
+      </w:r>
+      <w:r>
+        <w:rPr>
+          <w:b/>
+        </w:rPr>
+        <w:t xml:space="preserve">Влажность кека концентрата после фильтрации: 9-11 % против 10-15 %</w:t>
       </w:r>
     </w:p>
     <w:p>
@@ -8583,16 +8583,16 @@
               <w:rPr>
                 <w:i/>
               </w:rPr>
-              <w:t xml:space="preserve">«Температура газа на выходе из котла составляет 4000С, запыленность – 110-130 г/нм3»</w:t>
-            </w:r>
-          </w:p>
-          <w:p>
-            <w:r>
-              <w:rPr>
-                <w:color w:val="666666"/>
-                <w:sz w:val="18"/>
-              </w:rPr>
-              <w:t xml:space="preserve">ИД ч.1, разд. 2.5, строка 449 файла</w:t>
+              <w:t xml:space="preserve">«Влажность концентрата, поступающего на обжиг, составляет 9-11 %. Для расчетов принимается среднее значение: 10 %.»</w:t>
+            </w:r>
+          </w:p>
+          <w:p>
+            <w:r>
+              <w:rPr>
+                <w:color w:val="666666"/>
+                <w:sz w:val="18"/>
+              </w:rPr>
+              <w:t xml:space="preserve">ИД ч.1, п. 1.1.1, строка 56 файла</w:t>
             </w:r>
           </w:p>
         </w:tc>
@@ -8621,16 +8621,16 @@
               <w:rPr>
                 <w:i/>
               </w:rPr>
-              <w:t xml:space="preserve">«после чего запыленность газа снижается со 110-125 до 20-35 г/нм3»</w:t>
-            </w:r>
-          </w:p>
-          <w:p>
-            <w:r>
-              <w:rPr>
-                <w:color w:val="666666"/>
-                <w:sz w:val="18"/>
-              </w:rPr>
-              <w:t xml:space="preserve">ИД ч.1, разд. 2.5, строка 454 файла</w:t>
+              <w:t xml:space="preserve">«Обезвоженный медный концентрат (кек) с остаточной влажностью 10-15 % с барабанных фильтров разгружается на ленточные конвейеры»</w:t>
+            </w:r>
+          </w:p>
+          <w:p>
+            <w:r>
+              <w:rPr>
+                <w:color w:val="666666"/>
+                <w:sz w:val="18"/>
+              </w:rPr>
+              <w:t xml:space="preserve">ИД ч.1, п. 2.1, строка 357 файла</w:t>
             </w:r>
           </w:p>
         </w:tc>
@@ -8644,7 +8644,7 @@
         <w:t xml:space="preserve">На что влияет: </w:t>
       </w:r>
       <w:r>
-        <w:t xml:space="preserve">Один и тот же газ на входе в циклон: 110-130 г/нм3 в описании котла и 110-125 г/нм3 в описании циклона; расчётная табл. 23 (поз. 277) даёт 127,1 г/нм3 — за пределами второго диапазона. Мелочь, но диапазон входит в исходные требования на циклон.</w:t>
+        <w:t xml:space="preserve">Про один и тот же кек с барабанных вакуум-фильтров: п. 1.1.1 и табл. 23 (поз. 47 — 10 %, поз. 70 — 9-11 %) и ТЗ (строка 127 — 10 %) против 10-15 % в п. 2.1. При 15 % влаги тепловой баланс печи и расход тепла на испарение (14 % расхода тепла) существенно уходят от расчёта.</w:t>
       </w:r>
     </w:p>
     <w:p>
@@ -8655,7 +8655,7 @@
         <w:t xml:space="preserve">Вопрос Заказчику: </w:t>
       </w:r>
       <w:r>
-        <w:t xml:space="preserve">Уточните запылённость газа на входе в одиночный циклон: 110-130 или 110-125 г/нм3 (расчёт даёт 127,1)?</w:t>
+        <w:t xml:space="preserve">Какая гарантируемая влажность кека медного концентрата после барабанных фильтров: 9-11 % (расчёт 10 %) или 10-15 %?</w:t>
       </w:r>
     </w:p>
     <w:p>
@@ -8680,13 +8680,13 @@
         <w:rPr>
           <w:b/>
         </w:rPr>
-        <w:t xml:space="preserve">C-26. </w:t>
-      </w:r>
-      <w:r>
-        <w:rPr>
-          <w:b/>
-        </w:rPr>
-        <w:t xml:space="preserve">Арифметика таблицы 26: 2,2×7920 = 23760 в одной строке и 17424 в другой</w:t>
+        <w:t xml:space="preserve">C-25. </w:t>
+      </w:r>
+      <w:r>
+        <w:rPr>
+          <w:b/>
+        </w:rPr>
+        <w:t xml:space="preserve">Запылённость газа после котла-утилизатора: 110-130 против 110-125 г/нм3 в соседних абзацах</w:t>
       </w:r>
     </w:p>
     <w:p>
@@ -8739,16 +8739,16 @@
               <w:rPr>
                 <w:i/>
               </w:rPr>
-              <w:t xml:space="preserve">«шлюзовый затвор выгрузки пылевого бункера ¦ 1 ¦  ¦  ¦ 380 ¦ 2,2×7920=23760 ¦ 23760/71264=0,333»</w:t>
-            </w:r>
-          </w:p>
-          <w:p>
-            <w:r>
-              <w:rPr>
-                <w:color w:val="666666"/>
-                <w:sz w:val="18"/>
-              </w:rPr>
-              <w:t xml:space="preserve">ИД ч.1, табл. 26, раздел «Очистка газа от пыли в одиночном циклоне», строка 1585 файла</w:t>
+              <w:t xml:space="preserve">«Температура газа на выходе из котла составляет 4000С, запыленность – 110-130 г/нм3»</w:t>
+            </w:r>
+          </w:p>
+          <w:p>
+            <w:r>
+              <w:rPr>
+                <w:color w:val="666666"/>
+                <w:sz w:val="18"/>
+              </w:rPr>
+              <w:t xml:space="preserve">ИД ч.1, разд. 2.5, строка 449 файла</w:t>
             </w:r>
           </w:p>
         </w:tc>
@@ -8777,16 +8777,16 @@
               <w:rPr>
                 <w:i/>
               </w:rPr>
-              <w:t xml:space="preserve">«виброразгружатель ¦ 1 ¦  ¦  ¦ 380 ¦ 2,2×7920=17424 ¦ 17424/71264=0,244»</w:t>
-            </w:r>
-          </w:p>
-          <w:p>
-            <w:r>
-              <w:rPr>
-                <w:color w:val="666666"/>
-                <w:sz w:val="18"/>
-              </w:rPr>
-              <w:t xml:space="preserve">ИД ч.1, табл. 26, раздел «Накопление и бункеровка огарка...», строка 1613 файла</w:t>
+              <w:t xml:space="preserve">«после чего запыленность газа снижается со 110-125 до 20-35 г/нм3»</w:t>
+            </w:r>
+          </w:p>
+          <w:p>
+            <w:r>
+              <w:rPr>
+                <w:color w:val="666666"/>
+                <w:sz w:val="18"/>
+              </w:rPr>
+              <w:t xml:space="preserve">ИД ч.1, разд. 2.5, строка 454 файла</w:t>
             </w:r>
           </w:p>
         </w:tc>
@@ -8800,7 +8800,7 @@
         <w:t xml:space="preserve">На что влияет: </w:t>
       </w:r>
       <w:r>
-        <w:t xml:space="preserve">Одно и то же произведение 2,2×7920 в одной таблице равно 23760 (неверно, скопировано от затвора котла с 3 кВт) и 17424 (верно). Ошибка тянется в удельный расход (0,333 вместо 0,245) и ставит под сомнение итог электроэнергии 1524392 кВт·ч.</w:t>
+        <w:t xml:space="preserve">Один и тот же газ на входе в циклон: 110-130 г/нм3 в описании котла и 110-125 г/нм3 в описании циклона; расчётная табл. 23 (поз. 277) даёт 127,1 г/нм3 — за пределами второго диапазона. Мелочь, но диапазон входит в исходные требования на циклон.</w:t>
       </w:r>
     </w:p>
     <w:p>
@@ -8811,7 +8811,7 @@
         <w:t xml:space="preserve">Вопрос Заказчику: </w:t>
       </w:r>
       <w:r>
-        <w:t xml:space="preserve">Просьба исправить строку затвора циклона в табл. 26 (2,2×7920=17424, удельный 0,245) и пересчитать итог электроэнергии по цеху.</w:t>
+        <w:t xml:space="preserve">Уточните запылённость газа на входе в одиночный циклон: 110-130 или 110-125 г/нм3 (расчёт даёт 127,1)?</w:t>
       </w:r>
     </w:p>
     <w:p>
@@ -8836,13 +8836,13 @@
         <w:rPr>
           <w:b/>
         </w:rPr>
-        <w:t xml:space="preserve">C-27. </w:t>
-      </w:r>
-      <w:r>
-        <w:rPr>
-          <w:b/>
-        </w:rPr>
-        <w:t xml:space="preserve">Расход мазута на горелку разогрева 0,975 т/ч превышает паспорт МГМГ-10 (до 940 кг/ч)</w:t>
+        <w:t xml:space="preserve">C-26. </w:t>
+      </w:r>
+      <w:r>
+        <w:rPr>
+          <w:b/>
+        </w:rPr>
+        <w:t xml:space="preserve">Арифметика таблицы 26: 2,2×7920 = 23760 в одной строке и 17424 в другой</w:t>
       </w:r>
     </w:p>
     <w:p>
@@ -8895,16 +8895,16 @@
               <w:rPr>
                 <w:i/>
               </w:rPr>
-              <w:t xml:space="preserve">«горелки МГМГ-10 производства ООО “Барнаульский завод энергетического оборудования” производительностью по мазуту до 940 кг/час»</w:t>
-            </w:r>
-          </w:p>
-          <w:p>
-            <w:r>
-              <w:rPr>
-                <w:color w:val="666666"/>
-                <w:sz w:val="18"/>
-              </w:rPr>
-              <w:t xml:space="preserve">ИД ч.1, п. 2.4, строка 428 файла</w:t>
+              <w:t xml:space="preserve">«шлюзовый затвор выгрузки пылевого бункера ¦ 1 ¦  ¦  ¦ 380 ¦ 2,2×7920=23760 ¦ 23760/71264=0,333»</w:t>
+            </w:r>
+          </w:p>
+          <w:p>
+            <w:r>
+              <w:rPr>
+                <w:color w:val="666666"/>
+                <w:sz w:val="18"/>
+              </w:rPr>
+              <w:t xml:space="preserve">ИД ч.1, табл. 26, раздел «Очистка газа от пыли в одиночном циклоне», строка 1585 файла</w:t>
             </w:r>
           </w:p>
         </w:tc>
@@ -8933,16 +8933,16 @@
               <w:rPr>
                 <w:i/>
               </w:rPr>
-              <w:t xml:space="preserve">«Мазут М100 на разогрев печи, т ¦  ¦ содержание серы до 3,5 % ¦  ¦ 0,975×3×16×10=468»</w:t>
-            </w:r>
-          </w:p>
-          <w:p>
-            <w:r>
-              <w:rPr>
-                <w:color w:val="666666"/>
-                <w:sz w:val="18"/>
-              </w:rPr>
-              <w:t xml:space="preserve">ИД ч.1, табл. 26, раздел «Обжиг шихты в печи КС», строка 1574 файла</w:t>
+              <w:t xml:space="preserve">«виброразгружатель ¦ 1 ¦  ¦  ¦ 380 ¦ 2,2×7920=17424 ¦ 17424/71264=0,244»</w:t>
+            </w:r>
+          </w:p>
+          <w:p>
+            <w:r>
+              <w:rPr>
+                <w:color w:val="666666"/>
+                <w:sz w:val="18"/>
+              </w:rPr>
+              <w:t xml:space="preserve">ИД ч.1, табл. 26, раздел «Накопление и бункеровка огарка...», строка 1613 файла</w:t>
             </w:r>
           </w:p>
         </w:tc>
@@ -8956,7 +8956,7 @@
         <w:t xml:space="preserve">На что влияет: </w:t>
       </w:r>
       <w:r>
-        <w:t xml:space="preserve">Норма расхода посчитана из 0,975 т/ч на каждую из 3 горелок, что выше паспортной производительности МГМГ-10 (0,940 т/ч). Либо число горелок/время разогрева, либо паспортная производительность в опросном листе должны быть скорректированы.</w:t>
+        <w:t xml:space="preserve">Одно и то же произведение 2,2×7920 в одной таблице равно 23760 (неверно, скопировано от затвора котла с 3 кВт) и 17424 (верно). Ошибка тянется в удельный расход (0,333 вместо 0,245) и ставит под сомнение итог электроэнергии 1524392 кВт·ч.</w:t>
       </w:r>
     </w:p>
     <w:p>
@@ -8967,7 +8967,7 @@
         <w:t xml:space="preserve">Вопрос Заказчику: </w:t>
       </w:r>
       <w:r>
-        <w:t xml:space="preserve">Подтвердите расход мазута на горелку разогрева: 0,940 т/ч по паспорту МГМГ-10 или 0,975 т/ч, принятые в табл. 26?</w:t>
+        <w:t xml:space="preserve">Просьба исправить строку затвора циклона в табл. 26 (2,2×7920=17424, удельный 0,245) и пересчитать итог электроэнергии по цеху.</w:t>
       </w:r>
     </w:p>
     <w:p>
@@ -8992,13 +8992,13 @@
         <w:rPr>
           <w:b/>
         </w:rPr>
-        <w:t xml:space="preserve">C-28. </w:t>
-      </w:r>
-      <w:r>
-        <w:rPr>
-          <w:b/>
-        </w:rPr>
-        <w:t xml:space="preserve">Высота расширяющейся части печи: 6450 мм в тексте против 6448 мм в таблице 23</w:t>
+        <w:t xml:space="preserve">C-27. </w:t>
+      </w:r>
+      <w:r>
+        <w:rPr>
+          <w:b/>
+        </w:rPr>
+        <w:t xml:space="preserve">Расход мазута на горелку разогрева 0,975 т/ч превышает паспорт МГМГ-10 (до 940 кг/ч)</w:t>
       </w:r>
     </w:p>
     <w:p>
@@ -9051,16 +9051,16 @@
               <w:rPr>
                 <w:i/>
               </w:rPr>
-              <w:t xml:space="preserve">«Высота расширяющейся части печи 6450 мм»</w:t>
-            </w:r>
-          </w:p>
-          <w:p>
-            <w:r>
-              <w:rPr>
-                <w:color w:val="666666"/>
-                <w:sz w:val="18"/>
-              </w:rPr>
-              <w:t xml:space="preserve">ИД ч.1, разд. 2.3, строка 417 файла</w:t>
+              <w:t xml:space="preserve">«горелки МГМГ-10 производства ООО “Барнаульский завод энергетического оборудования” производительностью по мазуту до 940 кг/час»</w:t>
+            </w:r>
+          </w:p>
+          <w:p>
+            <w:r>
+              <w:rPr>
+                <w:color w:val="666666"/>
+                <w:sz w:val="18"/>
+              </w:rPr>
+              <w:t xml:space="preserve">ИД ч.1, п. 2.4, строка 428 файла</w:t>
             </w:r>
           </w:p>
         </w:tc>
@@ -9089,16 +9089,16 @@
               <w:rPr>
                 <w:i/>
               </w:rPr>
-              <w:t xml:space="preserve">«высота расширяющейся части печи ¦ мм ¦ 6448»</w:t>
-            </w:r>
-          </w:p>
-          <w:p>
-            <w:r>
-              <w:rPr>
-                <w:color w:val="666666"/>
-                <w:sz w:val="18"/>
-              </w:rPr>
-              <w:t xml:space="preserve">ИД ч.1, табл. 23, поз. 214, строка 779 файла</w:t>
+              <w:t xml:space="preserve">«Мазут М100 на разогрев печи, т ¦  ¦ содержание серы до 3,5 % ¦  ¦ 0,975×3×16×10=468»</w:t>
+            </w:r>
+          </w:p>
+          <w:p>
+            <w:r>
+              <w:rPr>
+                <w:color w:val="666666"/>
+                <w:sz w:val="18"/>
+              </w:rPr>
+              <w:t xml:space="preserve">ИД ч.1, табл. 26, раздел «Обжиг шихты в печи КС», строка 1574 файла</w:t>
             </w:r>
           </w:p>
         </w:tc>
@@ -9112,7 +9112,7 @@
         <w:t xml:space="preserve">На что влияет: </w:t>
       </w:r>
       <w:r>
-        <w:t xml:space="preserve">Разница 2 мм непринципиальна, но это один и тот же геометрический размер печи КС в двух местах одного документа — в исходных требованиях на печь должна остаться одна цифра.</w:t>
+        <w:t xml:space="preserve">Норма расхода посчитана из 0,975 т/ч на каждую из 3 горелок, что выше паспортной производительности МГМГ-10 (0,940 т/ч). Либо число горелок/время разогрева, либо паспортная производительность в опросном листе должны быть скорректированы.</w:t>
       </w:r>
     </w:p>
     <w:p>
@@ -9123,7 +9123,7 @@
         <w:t xml:space="preserve">Вопрос Заказчику: </w:t>
       </w:r>
       <w:r>
-        <w:t xml:space="preserve">Какую высоту расширяющейся части печи КС фиксировать в исходных требованиях: 6448 или 6450 мм?</w:t>
+        <w:t xml:space="preserve">Подтвердите расход мазута на горелку разогрева: 0,940 т/ч по паспорту МГМГ-10 или 0,975 т/ч, принятые в табл. 26?</w:t>
       </w:r>
     </w:p>
     <w:p>
@@ -9148,13 +9148,13 @@
         <w:rPr>
           <w:b/>
         </w:rPr>
-        <w:t xml:space="preserve">C-29. </w:t>
-      </w:r>
-      <w:r>
-        <w:rPr>
-          <w:b/>
-        </w:rPr>
-        <w:t xml:space="preserve">Годовая шихта: 107917 т в тексте против 106892 т в балансе (таблица 22)</w:t>
+        <w:t xml:space="preserve">C-28. </w:t>
+      </w:r>
+      <w:r>
+        <w:rPr>
+          <w:b/>
+        </w:rPr>
+        <w:t xml:space="preserve">Высота расширяющейся части печи: 6450 мм в тексте против 6448 мм в таблице 23</w:t>
       </w:r>
     </w:p>
     <w:p>
@@ -9207,16 +9207,16 @@
               <w:rPr>
                 <w:i/>
               </w:rPr>
-              <w:t xml:space="preserve">«годовую производительность по шихте на основе медного концентрата от разделения файнштейна, содержащей помимо концентрата медный кек NNH и цементную медь, равную 107917 т, что соответствует 71952 т меди»</w:t>
-            </w:r>
-          </w:p>
-          <w:p>
-            <w:r>
-              <w:rPr>
-                <w:color w:val="666666"/>
-                <w:sz w:val="18"/>
-              </w:rPr>
-              <w:t xml:space="preserve">ИД ч.1, разд. 2, строка 352 файла</w:t>
+              <w:t xml:space="preserve">«Высота расширяющейся части печи 6450 мм»</w:t>
+            </w:r>
+          </w:p>
+          <w:p>
+            <w:r>
+              <w:rPr>
+                <w:color w:val="666666"/>
+                <w:sz w:val="18"/>
+              </w:rPr>
+              <w:t xml:space="preserve">ИД ч.1, разд. 2.3, строка 417 файла</w:t>
             </w:r>
           </w:p>
         </w:tc>
@@ -9245,16 +9245,16 @@
               <w:rPr>
                 <w:i/>
               </w:rPr>
-              <w:t xml:space="preserve">«Итого приход ¦ 106892»</w:t>
-            </w:r>
-          </w:p>
-          <w:p>
-            <w:r>
-              <w:rPr>
-                <w:color w:val="666666"/>
-                <w:sz w:val="18"/>
-              </w:rPr>
-              <w:t xml:space="preserve">ИД ч.1, табл. 22, строка «Итого приход», строка 367 файла</w:t>
+              <w:t xml:space="preserve">«высота расширяющейся части печи ¦ мм ¦ 6448»</w:t>
+            </w:r>
+          </w:p>
+          <w:p>
+            <w:r>
+              <w:rPr>
+                <w:color w:val="666666"/>
+                <w:sz w:val="18"/>
+              </w:rPr>
+              <w:t xml:space="preserve">ИД ч.1, табл. 23, поз. 214, строка 779 файла</w:t>
             </w:r>
           </w:p>
         </w:tc>
@@ -9268,7 +9268,7 @@
         <w:t xml:space="preserve">На что влияет: </w:t>
       </w:r>
       <w:r>
-        <w:t xml:space="preserve">107917 т и 71952 т меди включают 1024,6 т концентрата, который перерабатывается в ГМУ без обжига и в шихту не входит; в печь по балансу идёт 106892 т с 71264 т меди. Формулировка «производительность по шихте» с цифрой 107917 вводит в заблуждение при расчёте печи и балансов.</w:t>
+        <w:t xml:space="preserve">Разница 2 мм непринципиальна, но это один и тот же геометрический размер печи КС в двух местах одного документа — в исходных требованиях на печь должна остаться одна цифра.</w:t>
       </w:r>
     </w:p>
     <w:p>
@@ -9279,7 +9279,7 @@
         <w:t xml:space="preserve">Вопрос Заказчику: </w:t>
       </w:r>
       <w:r>
-        <w:t xml:space="preserve">Подтвердите: производительность линии обжига по шихте — 106892 т/год (71264 т меди), а 107917 т — весь поток сырья, включая 1025 т мимо печи?</w:t>
+        <w:t xml:space="preserve">Какую высоту расширяющейся части печи КС фиксировать в исходных требованиях: 6448 или 6450 мм?</w:t>
       </w:r>
     </w:p>
     <w:p>
@@ -9304,13 +9304,13 @@
         <w:rPr>
           <w:b/>
         </w:rPr>
-        <w:t xml:space="preserve">C-30. </w:t>
-      </w:r>
-      <w:r>
-        <w:rPr>
-          <w:b/>
-        </w:rPr>
-        <w:t xml:space="preserve">Пыль в СКЦ: 14 т/год (таблица 22) не сходится с 1,319 кг/ч (таблица 23)</w:t>
+        <w:t xml:space="preserve">C-29. </w:t>
+      </w:r>
+      <w:r>
+        <w:rPr>
+          <w:b/>
+        </w:rPr>
+        <w:t xml:space="preserve">Годовая шихта: 107917 т в тексте против 106892 т в балансе (таблица 22)</w:t>
       </w:r>
     </w:p>
     <w:p>
@@ -9363,16 +9363,16 @@
               <w:rPr>
                 <w:i/>
               </w:rPr>
-              <w:t xml:space="preserve">«Пыль в СКЦ ¦ 14 ¦ 0,013»</w:t>
-            </w:r>
-          </w:p>
-          <w:p>
-            <w:r>
-              <w:rPr>
-                <w:color w:val="666666"/>
-                <w:sz w:val="18"/>
-              </w:rPr>
-              <w:t xml:space="preserve">ИД ч.1, табл. 22, строка 8 (основной вариант), строка 373 файла</w:t>
+              <w:t xml:space="preserve">«годовую производительность по шихте на основе медного концентрата от разделения файнштейна, содержащей помимо концентрата медный кек NNH и цементную медь, равную 107917 т, что соответствует 71952 т меди»</w:t>
+            </w:r>
+          </w:p>
+          <w:p>
+            <w:r>
+              <w:rPr>
+                <w:color w:val="666666"/>
+                <w:sz w:val="18"/>
+              </w:rPr>
+              <w:t xml:space="preserve">ИД ч.1, разд. 2, строка 352 файла</w:t>
             </w:r>
           </w:p>
         </w:tc>
@@ -9401,16 +9401,16 @@
               <w:rPr>
                 <w:i/>
               </w:rPr>
-              <w:t xml:space="preserve">«373 ¦ Общее количество ¦ кг/ч ¦ 1,319 ¦ 2,184»</w:t>
-            </w:r>
-          </w:p>
-          <w:p>
-            <w:r>
-              <w:rPr>
-                <w:color w:val="666666"/>
-                <w:sz w:val="18"/>
-              </w:rPr>
-              <w:t xml:space="preserve">ИД ч.1, табл. 23, поз. 373, строка 1121 файла</w:t>
+              <w:t xml:space="preserve">«Итого приход ¦ 106892»</w:t>
+            </w:r>
+          </w:p>
+          <w:p>
+            <w:r>
+              <w:rPr>
+                <w:color w:val="666666"/>
+                <w:sz w:val="18"/>
+              </w:rPr>
+              <w:t xml:space="preserve">ИД ч.1, табл. 22, строка «Итого приход», строка 367 файла</w:t>
             </w:r>
           </w:p>
         </w:tc>
@@ -9424,7 +9424,7 @@
         <w:t xml:space="preserve">На что влияет: </w:t>
       </w:r>
       <w:r>
-        <w:t xml:space="preserve">1,319 кг/ч × 7920 ч = 10,4 т/год против 14 т/год в балансе; по вспомогательному варианту цифры сходятся (2,184 кг/ч — это 15,04 т/год с коэффициентом запаса 1,15). Значение 1,319 совпадает с потоком пыли котла-утилизатора (поз. 284, т/ч) и похоже на копипаст. Пыль в СКЦ — исходное требование для сернокислотчиков.</w:t>
+        <w:t xml:space="preserve">107917 т и 71952 т меди включают 1024,6 т концентрата, который перерабатывается в ГМУ без обжига и в шихту не входит; в печь по балансу идёт 106892 т с 71264 т меди. Формулировка «производительность по шихте» с цифрой 107917 вводит в заблуждение при расчёте печи и балансов.</w:t>
       </w:r>
     </w:p>
     <w:p>
@@ -9435,7 +9435,7 @@
         <w:t xml:space="preserve">Вопрос Заказчику: </w:t>
       </w:r>
       <w:r>
-        <w:t xml:space="preserve">Уточните унос пыли в СКЦ по основному варианту: 14 т/год (~2,03 кг/ч с запасом) или 1,319 кг/ч из табл. 23?</w:t>
+        <w:t xml:space="preserve">Подтвердите: производительность линии обжига по шихте — 106892 т/год (71264 т меди), а 107917 т — весь поток сырья, включая 1025 т мимо печи?</w:t>
       </w:r>
     </w:p>
     <w:p>
@@ -9460,13 +9460,13 @@
         <w:rPr>
           <w:b/>
         </w:rPr>
-        <w:t xml:space="preserve">C-31. </w:t>
-      </w:r>
-      <w:r>
-        <w:rPr>
-          <w:b/>
-        </w:rPr>
-        <w:t xml:space="preserve">ТЗ: при круглосуточном режиме дни и часы не сходятся (345 дн ≠ 8322 ч; 358 дн ≠ 8585 ч)</w:t>
+        <w:t xml:space="preserve">C-30. </w:t>
+      </w:r>
+      <w:r>
+        <w:rPr>
+          <w:b/>
+        </w:rPr>
+        <w:t xml:space="preserve">Пыль в СКЦ: 14 т/год (таблица 22) не сходится с 1,319 кг/ч (таблица 23)</w:t>
       </w:r>
     </w:p>
     <w:p>
@@ -9475,7 +9475,7 @@
           <w:color w:val="666666"/>
           <w:sz w:val="20"/>
         </w:rPr>
-        <w:t xml:space="preserve">Лот №2 · Купорос · важность: формальные</w:t>
+        <w:t xml:space="preserve">Лот №1 · Цех обжига · важность: формальные</w:t>
       </w:r>
     </w:p>
     <w:tbl>
@@ -9519,16 +9519,16 @@
               <w:rPr>
                 <w:i/>
               </w:rPr>
-              <w:t xml:space="preserve">«круглосуточный, 345 дней в году, 8322 рабочих часов»</w:t>
-            </w:r>
-          </w:p>
-          <w:p>
-            <w:r>
-              <w:rPr>
-                <w:color w:val="666666"/>
-                <w:sz w:val="18"/>
-              </w:rPr>
-              <w:t xml:space="preserve">ТЗ, п. 4.4 (Лот №2), строка 275 файла</w:t>
+              <w:t xml:space="preserve">«Пыль в СКЦ ¦ 14 ¦ 0,013»</w:t>
+            </w:r>
+          </w:p>
+          <w:p>
+            <w:r>
+              <w:rPr>
+                <w:color w:val="666666"/>
+                <w:sz w:val="18"/>
+              </w:rPr>
+              <w:t xml:space="preserve">ИД ч.1, табл. 22, строка 8 (основной вариант), строка 373 файла</w:t>
             </w:r>
           </w:p>
         </w:tc>
@@ -9557,16 +9557,16 @@
               <w:rPr>
                 <w:i/>
               </w:rPr>
-              <w:t xml:space="preserve">«круглосуточный, 358 дней в году, 8585 рабочих часов»</w:t>
-            </w:r>
-          </w:p>
-          <w:p>
-            <w:r>
-              <w:rPr>
-                <w:color w:val="666666"/>
-                <w:sz w:val="18"/>
-              </w:rPr>
-              <w:t xml:space="preserve">ТЗ, п. 5.3 (Лот №3), строка 356 файла</w:t>
+              <w:t xml:space="preserve">«373 ¦ Общее количество ¦ кг/ч ¦ 1,319 ¦ 2,184»</w:t>
+            </w:r>
+          </w:p>
+          <w:p>
+            <w:r>
+              <w:rPr>
+                <w:color w:val="666666"/>
+                <w:sz w:val="18"/>
+              </w:rPr>
+              <w:t xml:space="preserve">ИД ч.1, табл. 23, поз. 373, строка 1121 файла</w:t>
             </w:r>
           </w:p>
         </w:tc>
@@ -9580,7 +9580,7 @@
         <w:t xml:space="preserve">На что влияет: </w:t>
       </w:r>
       <w:r>
-        <w:t xml:space="preserve">345×24 = 8280, а не 8322; 358×24 = 8592, а не 8585 (для Цеха обжига 330×24 = 7920 сходится). Часы соответствуют 95 % и 98 % календарного фонда 8760 ч, дни округлены отдельно. Для расчёта производительности оборудования Лотов №2 и №3 нужна одна из двух цифр.</w:t>
+        <w:t xml:space="preserve">1,319 кг/ч × 7920 ч = 10,4 т/год против 14 т/год в балансе; по вспомогательному варианту цифры сходятся (2,184 кг/ч — это 15,04 т/год с коэффициентом запаса 1,15). Значение 1,319 совпадает с потоком пыли котла-утилизатора (поз. 284, т/ч) и похоже на копипаст. Пыль в СКЦ — исходное требование для сернокислотчиков.</w:t>
       </w:r>
     </w:p>
     <w:p>
@@ -9591,7 +9591,7 @@
         <w:t xml:space="preserve">Вопрос Заказчику: </w:t>
       </w:r>
       <w:r>
-        <w:t xml:space="preserve">Что первично для Лотов №2 и №3 — дни (345/358) или годовые часы (8322/8585), и какую пару значений фиксировать в БИ?</w:t>
+        <w:t xml:space="preserve">Уточните унос пыли в СКЦ по основному варианту: 14 т/год (~2,03 кг/ч с запасом) или 1,319 кг/ч из табл. 23?</w:t>
       </w:r>
     </w:p>
     <w:p>
@@ -9616,13 +9616,13 @@
         <w:rPr>
           <w:b/>
         </w:rPr>
-        <w:t xml:space="preserve">C-32. </w:t>
-      </w:r>
-      <w:r>
-        <w:rPr>
-          <w:b/>
-        </w:rPr>
-        <w:t xml:space="preserve">Диапазон дымососа 19000-78000: в тексте нм3/час, в таблице — м3/ч</w:t>
+        <w:t xml:space="preserve">C-31. </w:t>
+      </w:r>
+      <w:r>
+        <w:rPr>
+          <w:b/>
+        </w:rPr>
+        <w:t xml:space="preserve">ТЗ: при круглосуточном режиме дни и часы не сходятся (345 дн ≠ 8322 ч; 358 дн ≠ 8585 ч)</w:t>
       </w:r>
     </w:p>
     <w:p>
@@ -9631,7 +9631,7 @@
           <w:color w:val="666666"/>
           <w:sz w:val="20"/>
         </w:rPr>
-        <w:t xml:space="preserve">Лот №1 · Цех обжига · важность: формальные</w:t>
+        <w:t xml:space="preserve">Лот №2 · Купорос · важность: формальные</w:t>
       </w:r>
     </w:p>
     <w:tbl>
@@ -9675,16 +9675,16 @@
               <w:rPr>
                 <w:i/>
               </w:rPr>
-              <w:t xml:space="preserve">«в широкой области полных давлений 1650-7800 Па и объемных скоростей 19000-78000 нм3/час»</w:t>
-            </w:r>
-          </w:p>
-          <w:p>
-            <w:r>
-              <w:rPr>
-                <w:color w:val="666666"/>
-                <w:sz w:val="18"/>
-              </w:rPr>
-              <w:t xml:space="preserve">ИД ч.1, разд. 2.5, строка 456 файла</w:t>
+              <w:t xml:space="preserve">«круглосуточный, 345 дней в году, 8322 рабочих часов»</w:t>
+            </w:r>
+          </w:p>
+          <w:p>
+            <w:r>
+              <w:rPr>
+                <w:color w:val="666666"/>
+                <w:sz w:val="18"/>
+              </w:rPr>
+              <w:t xml:space="preserve">ТЗ, п. 4.4 (Лот №2), строка 275 файла</w:t>
             </w:r>
           </w:p>
         </w:tc>
@@ -9713,16 +9713,16 @@
               <w:rPr>
                 <w:i/>
               </w:rPr>
-              <w:t xml:space="preserve">«383 ¦ Диапазон рабочей производительности по перемещаемому газу ¦ м3/ч ¦ 19000-78000»</w:t>
-            </w:r>
-          </w:p>
-          <w:p>
-            <w:r>
-              <w:rPr>
-                <w:color w:val="666666"/>
-                <w:sz w:val="18"/>
-              </w:rPr>
-              <w:t xml:space="preserve">ИД ч.1, табл. 23, поз. 383, строка 1152 файла</w:t>
+              <w:t xml:space="preserve">«круглосуточный, 358 дней в году, 8585 рабочих часов»</w:t>
+            </w:r>
+          </w:p>
+          <w:p>
+            <w:r>
+              <w:rPr>
+                <w:color w:val="666666"/>
+                <w:sz w:val="18"/>
+              </w:rPr>
+              <w:t xml:space="preserve">ТЗ, п. 5.3 (Лот №3), строка 356 файла</w:t>
             </w:r>
           </w:p>
         </w:tc>
@@ -9736,7 +9736,7 @@
         <w:t xml:space="preserve">На что влияет: </w:t>
       </w:r>
       <w:r>
-        <w:t xml:space="preserve">Один и тот же каталожный диапазон дымососа ДН-15БНЖ приведён с разными единицами: нормальные и рабочие кубометры при ~390 °C различаются в ~2,4 раза. От единиц зависит, проходит ли дымосос по производительности с запасом или впритык.</w:t>
+        <w:t xml:space="preserve">345×24 = 8280, а не 8322; 358×24 = 8592, а не 8585 (для Цеха обжига 330×24 = 7920 сходится). Часы соответствуют 95 % и 98 % календарного фонда 8760 ч, дни округлены отдельно. Для расчёта производительности оборудования Лотов №2 и №3 нужна одна из двух цифр.</w:t>
       </w:r>
     </w:p>
     <w:p>
@@ -9747,7 +9747,7 @@
         <w:t xml:space="preserve">Вопрос Заказчику: </w:t>
       </w:r>
       <w:r>
-        <w:t xml:space="preserve">В каких единицах указан каталожный диапазон дымососа ДН-15БНЖ (19000-78000) — нм3/час или рабочих м3/ч?</w:t>
+        <w:t xml:space="preserve">Что первично для Лотов №2 и №3 — дни (345/358) или годовые часы (8322/8585), и какую пару значений фиксировать в БИ?</w:t>
       </w:r>
     </w:p>
     <w:p>
@@ -9772,13 +9772,13 @@
         <w:rPr>
           <w:b/>
         </w:rPr>
-        <w:t xml:space="preserve">C-33. </w:t>
-      </w:r>
-      <w:r>
-        <w:rPr>
-          <w:b/>
-        </w:rPr>
-        <w:t xml:space="preserve">Таблица 26: в графе кВт·ч для конвейеров стоят числа производительностей м3/ч из таблицы 23</w:t>
+        <w:t xml:space="preserve">C-32. </w:t>
+      </w:r>
+      <w:r>
+        <w:rPr>
+          <w:b/>
+        </w:rPr>
+        <w:t xml:space="preserve">Диапазон дымососа 19000-78000: в тексте нм3/час, в таблице — м3/ч</w:t>
       </w:r>
     </w:p>
     <w:p>
@@ -9831,16 +9831,16 @@
               <w:rPr>
                 <w:i/>
               </w:rPr>
-              <w:t xml:space="preserve">«109 ¦ Производительность транспортера ¦ м3/ч ¦ до 18,4»</w:t>
-            </w:r>
-          </w:p>
-          <w:p>
-            <w:r>
-              <w:rPr>
-                <w:color w:val="666666"/>
-                <w:sz w:val="18"/>
-              </w:rPr>
-              <w:t xml:space="preserve">ИД ч.1, табл. 23, поз. 109 (конвейер УКВ-320-Ц-60), строка 661 файла</w:t>
+              <w:t xml:space="preserve">«в широкой области полных давлений 1650-7800 Па и объемных скоростей 19000-78000 нм3/час»</w:t>
+            </w:r>
+          </w:p>
+          <w:p>
+            <w:r>
+              <w:rPr>
+                <w:color w:val="666666"/>
+                <w:sz w:val="18"/>
+              </w:rPr>
+              <w:t xml:space="preserve">ИД ч.1, разд. 2.5, строка 456 файла</w:t>
             </w:r>
           </w:p>
         </w:tc>
@@ -9869,16 +9869,16 @@
               <w:rPr>
                 <w:i/>
               </w:rPr>
-              <w:t xml:space="preserve">«конвейер УКВ-320-Ц-60 ¦ 1 ¦  ¦  ¦ 380 ¦ 18,4×7920=145728»</w:t>
-            </w:r>
-          </w:p>
-          <w:p>
-            <w:r>
-              <w:rPr>
-                <w:color w:val="666666"/>
-                <w:sz w:val="18"/>
-              </w:rPr>
-              <w:t xml:space="preserve">ИД ч.1, табл. 26, раздел «Бункеровка медного концентрата» (графа «Электричество по основным аппаратам, кВт·час»), строка 1541 файла</w:t>
+              <w:t xml:space="preserve">«383 ¦ Диапазон рабочей производительности по перемещаемому газу ¦ м3/ч ¦ 19000-78000»</w:t>
+            </w:r>
+          </w:p>
+          <w:p>
+            <w:r>
+              <w:rPr>
+                <w:color w:val="666666"/>
+                <w:sz w:val="18"/>
+              </w:rPr>
+              <w:t xml:space="preserve">ИД ч.1, табл. 23, поз. 383, строка 1152 файла</w:t>
             </w:r>
           </w:p>
         </w:tc>
@@ -9892,7 +9892,7 @@
         <w:t xml:space="preserve">На что влияет: </w:t>
       </w:r>
       <w:r>
-        <w:t xml:space="preserve">Для всех четырёх конвейеров множитель в расчёте электроэнергии совпадает с производительностью в м3/ч из табл. 23 (18,4; 5,4 — строки 679/1546; 3,4 — 697/1551; 30 — 743/1562), то есть м3/ч, похоже, использованы как кВт. Годовой расход электроэнергии цеха может быть завышен/искажён.</w:t>
+        <w:t xml:space="preserve">Один и тот же каталожный диапазон дымососа ДН-15БНЖ приведён с разными единицами: нормальные и рабочие кубометры при ~390 °C различаются в ~2,4 раза. От единиц зависит, проходит ли дымосос по производительности с запасом или впритык.</w:t>
       </w:r>
     </w:p>
     <w:p>
@@ -9903,7 +9903,7 @@
         <w:t xml:space="preserve">Вопрос Заказчику: </w:t>
       </w:r>
       <w:r>
-        <w:t xml:space="preserve">Уточните установленные мощности (кВт) винтовых конвейеров УКВ в табл. 26 — числа совпадают с их производительностями в м3/ч из табл. 23.</w:t>
+        <w:t xml:space="preserve">В каких единицах указан каталожный диапазон дымососа ДН-15БНЖ (19000-78000) — нм3/час или рабочих м3/ч?</w:t>
       </w:r>
     </w:p>
     <w:p>
@@ -9928,13 +9928,13 @@
         <w:rPr>
           <w:b/>
         </w:rPr>
-        <w:t xml:space="preserve">C-34. </w:t>
-      </w:r>
-      <w:r>
-        <w:rPr>
-          <w:b/>
-        </w:rPr>
-        <w:t xml:space="preserve">«HATH International» против «HATCH» (и «проекта ОВЭ 150» при шифре ОВЭ-75)</w:t>
+        <w:t xml:space="preserve">C-33. </w:t>
+      </w:r>
+      <w:r>
+        <w:rPr>
+          <w:b/>
+        </w:rPr>
+        <w:t xml:space="preserve">Таблица 26: в графе кВт·ч для конвейеров стоят числа производительностей м3/ч из таблицы 23</w:t>
       </w:r>
     </w:p>
     <w:p>
@@ -9987,16 +9987,16 @@
               <w:rPr>
                 <w:i/>
               </w:rPr>
-              <w:t xml:space="preserve">«спроектирована специалистами инжиниринг-консалтинговой компанией HATCH»</w:t>
-            </w:r>
-          </w:p>
-          <w:p>
-            <w:r>
-              <w:rPr>
-                <w:color w:val="666666"/>
-                <w:sz w:val="18"/>
-              </w:rPr>
-              <w:t xml:space="preserve">ИД ч.1, разд. 2.3, строка 415 файла</w:t>
+              <w:t xml:space="preserve">«109 ¦ Производительность транспортера ¦ м3/ч ¦ до 18,4»</w:t>
+            </w:r>
+          </w:p>
+          <w:p>
+            <w:r>
+              <w:rPr>
+                <w:color w:val="666666"/>
+                <w:sz w:val="18"/>
+              </w:rPr>
+              <w:t xml:space="preserve">ИД ч.1, табл. 23, поз. 109 (конвейер УКВ-320-Ц-60), строка 661 файла</w:t>
             </w:r>
           </w:p>
         </w:tc>
@@ -10025,16 +10025,16 @@
               <w:rPr>
                 <w:i/>
               </w:rPr>
-              <w:t xml:space="preserve">«согласно рекомендациям специалистов компании HATH International, утвержденным рабочей группой проекта ОВЭ 150»</w:t>
-            </w:r>
-          </w:p>
-          <w:p>
-            <w:r>
-              <w:rPr>
-                <w:color w:val="666666"/>
-                <w:sz w:val="18"/>
-              </w:rPr>
-              <w:t xml:space="preserve">ИД ч.1, разд. 6, строка 1496 файла</w:t>
+              <w:t xml:space="preserve">«конвейер УКВ-320-Ц-60 ¦ 1 ¦  ¦  ¦ 380 ¦ 18,4×7920=145728»</w:t>
+            </w:r>
+          </w:p>
+          <w:p>
+            <w:r>
+              <w:rPr>
+                <w:color w:val="666666"/>
+                <w:sz w:val="18"/>
+              </w:rPr>
+              <w:t xml:space="preserve">ИД ч.1, табл. 26, раздел «Бункеровка медного концентрата» (графа «Электричество по основным аппаратам, кВт·час»), строка 1541 файла</w:t>
             </w:r>
           </w:p>
         </w:tc>
@@ -10048,7 +10048,7 @@
         <w:t xml:space="preserve">На что влияет: </w:t>
       </w:r>
       <w:r>
-        <w:t xml:space="preserve">Разработчик печи в одном месте — HATCH, в другом — «HATH International» (при этом шифр отчёта в той же фразе — OVE-D-HATCH-PM-REP-00003-R). Там же простои обоснованы рекомендациями «проекта ОВЭ 150» — уточнить, ссылка ли это на прежний проект ОВЭ-150 или опечатка вместо ОВЭ-75: от этого зависит применимость нормативов простоев 336/510 ч.</w:t>
+        <w:t xml:space="preserve">Для всех четырёх конвейеров множитель в расчёте электроэнергии совпадает с производительностью в м3/ч из табл. 23 (18,4; 5,4 — строки 679/1546; 3,4 — 697/1551; 30 — 743/1562), то есть м3/ч, похоже, использованы как кВт. Годовой расход электроэнергии цеха может быть завышен/искажён.</w:t>
       </w:r>
     </w:p>
     <w:p>
@@ -10059,7 +10059,7 @@
         <w:t xml:space="preserve">Вопрос Заказчику: </w:t>
       </w:r>
       <w:r>
-        <w:t xml:space="preserve">Подтвердите написание компании (HATCH) и применимость к ОВЭ-75 рекомендаций по простоям из отчёта OVE-D-HATCH-PM-REP-00003-R, выпущенного для «ОВЭ 150».</w:t>
+        <w:t xml:space="preserve">Уточните установленные мощности (кВт) винтовых конвейеров УКВ в табл. 26 — числа совпадают с их производительностями в м3/ч из табл. 23.</w:t>
       </w:r>
     </w:p>
     <w:p>
@@ -10084,13 +10084,13 @@
         <w:rPr>
           <w:b/>
         </w:rPr>
-        <w:t xml:space="preserve">C-35. </w:t>
-      </w:r>
-      <w:r>
-        <w:rPr>
-          <w:b/>
-        </w:rPr>
-        <w:t xml:space="preserve">«Обжиговая медь» вместо обжиговой пыли в перечне оборотных материалов</w:t>
+        <w:t xml:space="preserve">C-34. </w:t>
+      </w:r>
+      <w:r>
+        <w:rPr>
+          <w:b/>
+        </w:rPr>
+        <w:t xml:space="preserve">«HATH International» против «HATCH» (и «проекта ОВЭ 150» при шифре ОВЭ-75)</w:t>
       </w:r>
     </w:p>
     <w:p>
@@ -10143,16 +10143,16 @@
               <w:rPr>
                 <w:i/>
               </w:rPr>
-              <w:t xml:space="preserve">«Бункеровка оборотных материалов (огарок для запуска печи и пыль, собираемая в пылесборнике электрофильтра)»</w:t>
-            </w:r>
-          </w:p>
-          <w:p>
-            <w:r>
-              <w:rPr>
-                <w:color w:val="666666"/>
-                <w:sz w:val="18"/>
-              </w:rPr>
-              <w:t xml:space="preserve">ИД ч.1, табл. 23, заголовок раздела, строка 700 файла</w:t>
+              <w:t xml:space="preserve">«спроектирована специалистами инжиниринг-консалтинговой компанией HATCH»</w:t>
+            </w:r>
+          </w:p>
+          <w:p>
+            <w:r>
+              <w:rPr>
+                <w:color w:val="666666"/>
+                <w:sz w:val="18"/>
+              </w:rPr>
+              <w:t xml:space="preserve">ИД ч.1, разд. 2.3, строка 415 файла</w:t>
             </w:r>
           </w:p>
         </w:tc>
@@ -10181,16 +10181,16 @@
               <w:rPr>
                 <w:i/>
               </w:rPr>
-              <w:t xml:space="preserve">«- линия оборотных материалов (огарок / обжиговая медь):»</w:t>
-            </w:r>
-          </w:p>
-          <w:p>
-            <w:r>
-              <w:rPr>
-                <w:color w:val="666666"/>
-                <w:sz w:val="18"/>
-              </w:rPr>
-              <w:t xml:space="preserve">ИД ч.1, разд. 5 (НЗП), строка 1364 файла</w:t>
+              <w:t xml:space="preserve">«согласно рекомендациям специалистов компании HATH International, утвержденным рабочей группой проекта ОВЭ 150»</w:t>
+            </w:r>
+          </w:p>
+          <w:p>
+            <w:r>
+              <w:rPr>
+                <w:color w:val="666666"/>
+                <w:sz w:val="18"/>
+              </w:rPr>
+              <w:t xml:space="preserve">ИД ч.1, разд. 6, строка 1496 файла</w:t>
             </w:r>
           </w:p>
         </w:tc>
@@ -10204,7 +10204,7 @@
         <w:t xml:space="preserve">На что влияет: </w:t>
       </w:r>
       <w:r>
-        <w:t xml:space="preserve">Продукта «обжиговая медь» в технологии нет: оборотные материалы — огарок и обжиговая пыль электрофильтра. Опечатка в перечне НЗП может быть прочитана как отдельный продукт при расчёте незавершённого производства.</w:t>
+        <w:t xml:space="preserve">Разработчик печи в одном месте — HATCH, в другом — «HATH International» (при этом шифр отчёта в той же фразе — OVE-D-HATCH-PM-REP-00003-R). Там же простои обоснованы рекомендациями «проекта ОВЭ 150» — уточнить, ссылка ли это на прежний проект ОВЭ-150 или опечатка вместо ОВЭ-75: от этого зависит применимость нормативов простоев 336/510 ч.</w:t>
       </w:r>
     </w:p>
     <w:p>
@@ -10215,7 +10215,7 @@
         <w:t xml:space="preserve">Вопрос Заказчику: </w:t>
       </w:r>
       <w:r>
-        <w:t xml:space="preserve">Подтвердите, что в перечне НЗП «обжиговая медь» следует читать как «обжиговая пыль» (пыль электрофильтра).</w:t>
+        <w:t xml:space="preserve">Подтвердите написание компании (HATCH) и применимость к ОВЭ-75 рекомендаций по простоям из отчёта OVE-D-HATCH-PM-REP-00003-R, выпущенного для «ОВЭ 150».</w:t>
       </w:r>
     </w:p>
     <w:p>
@@ -10240,13 +10240,13 @@
         <w:rPr>
           <w:b/>
         </w:rPr>
-        <w:t xml:space="preserve">C-36. </w:t>
-      </w:r>
-      <w:r>
-        <w:rPr>
-          <w:b/>
-        </w:rPr>
-        <w:t xml:space="preserve">В ИД ч.1 отсутствует таблица 7: нумерация перескакивает с 6 на 8</w:t>
+        <w:t xml:space="preserve">C-35. </w:t>
+      </w:r>
+      <w:r>
+        <w:rPr>
+          <w:b/>
+        </w:rPr>
+        <w:t xml:space="preserve">«Обжиговая медь» вместо обжиговой пыли в перечне оборотных материалов</w:t>
       </w:r>
     </w:p>
     <w:p>
@@ -10299,16 +10299,16 @@
               <w:rPr>
                 <w:i/>
               </w:rPr>
-              <w:t xml:space="preserve">«Таблица 6 – Гранулометрический состав цементной меди»</w:t>
-            </w:r>
-          </w:p>
-          <w:p>
-            <w:r>
-              <w:rPr>
-                <w:color w:val="666666"/>
-                <w:sz w:val="18"/>
-              </w:rPr>
-              <w:t xml:space="preserve">ИД ч.1, п. 1.1.3, строка 116 файла</w:t>
+              <w:t xml:space="preserve">«Бункеровка оборотных материалов (огарок для запуска печи и пыль, собираемая в пылесборнике электрофильтра)»</w:t>
+            </w:r>
+          </w:p>
+          <w:p>
+            <w:r>
+              <w:rPr>
+                <w:color w:val="666666"/>
+                <w:sz w:val="18"/>
+              </w:rPr>
+              <w:t xml:space="preserve">ИД ч.1, табл. 23, заголовок раздела, строка 700 файла</w:t>
             </w:r>
           </w:p>
         </w:tc>
@@ -10337,16 +10337,16 @@
               <w:rPr>
                 <w:i/>
               </w:rPr>
-              <w:t xml:space="preserve">«Таблица 8 – Рациональный (вещественный) состав огарка»</w:t>
-            </w:r>
-          </w:p>
-          <w:p>
-            <w:r>
-              <w:rPr>
-                <w:color w:val="666666"/>
-                <w:sz w:val="18"/>
-              </w:rPr>
-              <w:t xml:space="preserve">ИД ч.1, п. 1.2.1, строка 129 файла</w:t>
+              <w:t xml:space="preserve">«- линия оборотных материалов (огарок / обжиговая медь):»</w:t>
+            </w:r>
+          </w:p>
+          <w:p>
+            <w:r>
+              <w:rPr>
+                <w:color w:val="666666"/>
+                <w:sz w:val="18"/>
+              </w:rPr>
+              <w:t xml:space="preserve">ИД ч.1, разд. 5 (НЗП), строка 1364 файла</w:t>
             </w:r>
           </w:p>
         </w:tc>
@@ -10360,7 +10360,7 @@
         <w:t xml:space="preserve">На что влияет: </w:t>
       </w:r>
       <w:r>
-        <w:t xml:space="preserve">Таблицы 7 в документе нет, ссылок на неё тоже (проверено поиском). Непонятно, пропущен только номер или выпала целая таблица (например, состав шихты между сырьём и огарком) — надо восстановить или перенумеровать.</w:t>
+        <w:t xml:space="preserve">Продукта «обжиговая медь» в технологии нет: оборотные материалы — огарок и обжиговая пыль электрофильтра. Опечатка в перечне НЗП может быть прочитана как отдельный продукт при расчёте незавершённого производства.</w:t>
       </w:r>
     </w:p>
     <w:p>
@@ -10371,7 +10371,7 @@
         <w:t xml:space="preserve">Вопрос Заказчику: </w:t>
       </w:r>
       <w:r>
-        <w:t xml:space="preserve">Пропущена ли в ИД ч.1 таблица 7 по содержанию (какая?) или это сбой нумерации, который следует устранить?</w:t>
+        <w:t xml:space="preserve">Подтвердите, что в перечне НЗП «обжиговая медь» следует читать как «обжиговая пыль» (пыль электрофильтра).</w:t>
       </w:r>
     </w:p>
     <w:p>
@@ -10396,13 +10396,13 @@
         <w:rPr>
           <w:b/>
         </w:rPr>
-        <w:t xml:space="preserve">C-37. </w:t>
-      </w:r>
-      <w:r>
-        <w:rPr>
-          <w:b/>
-        </w:rPr>
-        <w:t xml:space="preserve">Ссылка «состав продувочной воды приведён в п. 1.3.10» — в п. 1.3.10 состава нет</w:t>
+        <w:t xml:space="preserve">C-36. </w:t>
+      </w:r>
+      <w:r>
+        <w:rPr>
+          <w:b/>
+        </w:rPr>
+        <w:t xml:space="preserve">В ИД ч.1 отсутствует таблица 7: нумерация перескакивает с 6 на 8</w:t>
       </w:r>
     </w:p>
     <w:p>
@@ -10455,16 +10455,16 @@
               <w:rPr>
                 <w:i/>
               </w:rPr>
-              <w:t xml:space="preserve">«Состав продувочной воды приведен в п.1.3.10.»</w:t>
-            </w:r>
-          </w:p>
-          <w:p>
-            <w:r>
-              <w:rPr>
-                <w:color w:val="666666"/>
-                <w:sz w:val="18"/>
-              </w:rPr>
-              <w:t xml:space="preserve">ИД ч.1, разд. 2.5, строка 452 файла</w:t>
+              <w:t xml:space="preserve">«Таблица 6 – Гранулометрический состав цементной меди»</w:t>
+            </w:r>
+          </w:p>
+          <w:p>
+            <w:r>
+              <w:rPr>
+                <w:color w:val="666666"/>
+                <w:sz w:val="18"/>
+              </w:rPr>
+              <w:t xml:space="preserve">ИД ч.1, п. 1.1.3, строка 116 файла</w:t>
             </w:r>
           </w:p>
         </w:tc>
@@ -10493,16 +10493,16 @@
               <w:rPr>
                 <w:i/>
               </w:rPr>
-              <w:t xml:space="preserve">«1.3.10 Вода»</w:t>
-            </w:r>
-          </w:p>
-          <w:p>
-            <w:r>
-              <w:rPr>
-                <w:color w:val="666666"/>
-                <w:sz w:val="18"/>
-              </w:rPr>
-              <w:t xml:space="preserve">ИД ч.1, п. 1.3.10 (заголовок), строка 344 файла</w:t>
+              <w:t xml:space="preserve">«Таблица 8 – Рациональный (вещественный) состав огарка»</w:t>
+            </w:r>
+          </w:p>
+          <w:p>
+            <w:r>
+              <w:rPr>
+                <w:color w:val="666666"/>
+                <w:sz w:val="18"/>
+              </w:rPr>
+              <w:t xml:space="preserve">ИД ч.1, п. 1.2.1, строка 129 файла</w:t>
             </w:r>
           </w:p>
         </w:tc>
@@ -10516,7 +10516,7 @@
         <w:t xml:space="preserve">На что влияет: </w:t>
       </w:r>
       <w:r>
-        <w:t xml:space="preserve">П. 1.3.10 описывает оборотную воду и требования к подпиточной воде котла (жёсткость, кислород, pH, нефтепродукты), состава продувочной воды там нет. Ссылка битая; состав продувки нужен для проектирования утилизации стоков.</w:t>
+        <w:t xml:space="preserve">Таблицы 7 в документе нет, ссылок на неё тоже (проверено поиском). Непонятно, пропущен только номер или выпала целая таблица (например, состав шихты между сырьём и огарком) — надо восстановить или перенумеровать.</w:t>
       </w:r>
     </w:p>
     <w:p>
@@ -10527,7 +10527,7 @@
         <w:t xml:space="preserve">Вопрос Заказчику: </w:t>
       </w:r>
       <w:r>
-        <w:t xml:space="preserve">Приведите состав продувочной воды котла-утилизатора или исправьте ссылку п. 2.5 на действительный пункт.</w:t>
+        <w:t xml:space="preserve">Пропущена ли в ИД ч.1 таблица 7 по содержанию (какая?) или это сбой нумерации, который следует устранить?</w:t>
       </w:r>
     </w:p>
     <w:p>
@@ -10552,13 +10552,13 @@
         <w:rPr>
           <w:b/>
         </w:rPr>
-        <w:t xml:space="preserve">C-56. </w:t>
-      </w:r>
-      <w:r>
-        <w:rPr>
-          <w:b/>
-        </w:rPr>
-        <w:t xml:space="preserve">Битая ссылка: фильтр-прессы песков названы «поз. 1.1.29» вместо 4.1.29</w:t>
+        <w:t xml:space="preserve">C-37. </w:t>
+      </w:r>
+      <w:r>
+        <w:rPr>
+          <w:b/>
+        </w:rPr>
+        <w:t xml:space="preserve">Ссылка «состав продувочной воды приведён в п. 1.3.10» — в п. 1.3.10 состава нет</w:t>
       </w:r>
     </w:p>
     <w:p>
@@ -10567,7 +10567,7 @@
           <w:color w:val="666666"/>
           <w:sz w:val="20"/>
         </w:rPr>
-        <w:t xml:space="preserve">общий / стык · важность: формальные</w:t>
+        <w:t xml:space="preserve">Лот №1 · Цех обжига · важность: формальные</w:t>
       </w:r>
     </w:p>
     <w:tbl>
@@ -10611,16 +10611,16 @@
               <w:rPr>
                 <w:i/>
               </w:rPr>
-              <w:t xml:space="preserve">«Пески сгустителя через промежуточный сборник (на рис. 4.1 не показан) передаются на фильтрацию и промывку на фильтр-прессы поз. 1.1.29…»</w:t>
-            </w:r>
-          </w:p>
-          <w:p>
-            <w:r>
-              <w:rPr>
-                <w:color w:val="666666"/>
-                <w:sz w:val="18"/>
-              </w:rPr>
-              <w:t xml:space="preserve">ИД ч.2, разд. 4.1.1, строка 449</w:t>
+              <w:t xml:space="preserve">«Состав продувочной воды приведен в п.1.3.10.»</w:t>
+            </w:r>
+          </w:p>
+          <w:p>
+            <w:r>
+              <w:rPr>
+                <w:color w:val="666666"/>
+                <w:sz w:val="18"/>
+              </w:rPr>
+              <w:t xml:space="preserve">ИД ч.1, разд. 2.5, строка 452 файла</w:t>
             </w:r>
           </w:p>
         </w:tc>
@@ -10649,16 +10649,16 @@
               <w:rPr>
                 <w:i/>
               </w:rPr>
-              <w:t xml:space="preserve">«Кек выгрузки фильтр-прессов поз. 4.1.29 передается на передел флотации…»</w:t>
-            </w:r>
-          </w:p>
-          <w:p>
-            <w:r>
-              <w:rPr>
-                <w:color w:val="666666"/>
-                <w:sz w:val="18"/>
-              </w:rPr>
-              <w:t xml:space="preserve">ИД ч.2, разд. 4.1.1, строка 451</w:t>
+              <w:t xml:space="preserve">«1.3.10 Вода»</w:t>
+            </w:r>
+          </w:p>
+          <w:p>
+            <w:r>
+              <w:rPr>
+                <w:color w:val="666666"/>
+                <w:sz w:val="18"/>
+              </w:rPr>
+              <w:t xml:space="preserve">ИД ч.1, п. 1.3.10 (заголовок), строка 344 файла</w:t>
             </w:r>
           </w:p>
         </w:tc>
@@ -10672,7 +10672,7 @@
         <w:t xml:space="preserve">На что влияет: </w:t>
       </w:r>
       <w:r>
-        <w:t xml:space="preserve">Позиции 1.1.29 не существует — опечатка от 4.1.29 (первая цифра).</w:t>
+        <w:t xml:space="preserve">П. 1.3.10 описывает оборотную воду и требования к подпиточной воде котла (жёсткость, кислород, pH, нефтепродукты), состава продувочной воды там нет. Ссылка битая; состав продувки нужен для проектирования утилизации стоков.</w:t>
       </w:r>
     </w:p>
     <w:p>
@@ -10683,7 +10683,7 @@
         <w:t xml:space="preserve">Вопрос Заказчику: </w:t>
       </w:r>
       <w:r>
-        <w:t xml:space="preserve">Поправить на 4.1.29.</w:t>
+        <w:t xml:space="preserve">Приведите состав продувочной воды котла-утилизатора или исправьте ссылку п. 2.5 на действительный пункт.</w:t>
       </w:r>
     </w:p>
     <w:p>
@@ -10708,13 +10708,13 @@
         <w:rPr>
           <w:b/>
         </w:rPr>
-        <w:t xml:space="preserve">C-57. </w:t>
-      </w:r>
-      <w:r>
-        <w:rPr>
-          <w:b/>
-        </w:rPr>
-        <w:t xml:space="preserve">Опечатка в номере позиции: «поз. 4,1.22» (запятая) вместо 4.1.22</w:t>
+        <w:t xml:space="preserve">C-56. </w:t>
+      </w:r>
+      <w:r>
+        <w:rPr>
+          <w:b/>
+        </w:rPr>
+        <w:t xml:space="preserve">Битая ссылка: фильтр-прессы песков названы «поз. 1.1.29» вместо 4.1.29</w:t>
       </w:r>
     </w:p>
     <w:p>
@@ -10723,7 +10723,7 @@
           <w:color w:val="666666"/>
           <w:sz w:val="20"/>
         </w:rPr>
-        <w:t xml:space="preserve">Лот №2 · Купорос · важность: формальные</w:t>
+        <w:t xml:space="preserve">общий / стык · важность: формальные</w:t>
       </w:r>
     </w:p>
     <w:tbl>
@@ -10767,16 +10767,16 @@
               <w:rPr>
                 <w:i/>
               </w:rPr>
-              <w:t xml:space="preserve">«Смешанный купорос для удаления кислоты и микропримесей промывается в центрифуге первичным раствором, поступающим из бака поз. 4,1.22…»</w:t>
-            </w:r>
-          </w:p>
-          <w:p>
-            <w:r>
-              <w:rPr>
-                <w:color w:val="666666"/>
-                <w:sz w:val="18"/>
-              </w:rPr>
-              <w:t xml:space="preserve">ИД ч.2, разд. 4.1.1, строка 455</w:t>
+              <w:t xml:space="preserve">«Пески сгустителя через промежуточный сборник (на рис. 4.1 не показан) передаются на фильтрацию и промывку на фильтр-прессы поз. 1.1.29…»</w:t>
+            </w:r>
+          </w:p>
+          <w:p>
+            <w:r>
+              <w:rPr>
+                <w:color w:val="666666"/>
+                <w:sz w:val="18"/>
+              </w:rPr>
+              <w:t xml:space="preserve">ИД ч.2, разд. 4.1.1, строка 449</w:t>
             </w:r>
           </w:p>
         </w:tc>
@@ -10805,16 +10805,16 @@
               <w:rPr>
                 <w:i/>
               </w:rPr>
-              <w:t xml:space="preserve">«Часть чистого фильтрата из промежуточной емкости поз. 4.1.19 через бак поз. 4.1.22 поступает в выносной теплообменник первой ступени вакуумной кристаллизации медного купороса…»</w:t>
-            </w:r>
-          </w:p>
-          <w:p>
-            <w:r>
-              <w:rPr>
-                <w:color w:val="666666"/>
-                <w:sz w:val="18"/>
-              </w:rPr>
-              <w:t xml:space="preserve">ИД ч.2, разд. 4.1.1, строка 452 (также «из бака поз. 4.1.22», строка 477)</w:t>
+              <w:t xml:space="preserve">«Кек выгрузки фильтр-прессов поз. 4.1.29 передается на передел флотации…»</w:t>
+            </w:r>
+          </w:p>
+          <w:p>
+            <w:r>
+              <w:rPr>
+                <w:color w:val="666666"/>
+                <w:sz w:val="18"/>
+              </w:rPr>
+              <w:t xml:space="preserve">ИД ч.2, разд. 4.1.1, строка 451</w:t>
             </w:r>
           </w:p>
         </w:tc>
@@ -10828,7 +10828,7 @@
         <w:t xml:space="preserve">На что влияет: </w:t>
       </w:r>
       <w:r>
-        <w:t xml:space="preserve">Запятая вместо точки в номере позиции; при автоматическом разборе спецификаций ссылка теряется.</w:t>
+        <w:t xml:space="preserve">Позиции 1.1.29 не существует — опечатка от 4.1.29 (первая цифра).</w:t>
       </w:r>
     </w:p>
     <w:p>
@@ -10839,7 +10839,7 @@
         <w:t xml:space="preserve">Вопрос Заказчику: </w:t>
       </w:r>
       <w:r>
-        <w:t xml:space="preserve">Поправить на 4.1.22.</w:t>
+        <w:t xml:space="preserve">Поправить на 4.1.29.</w:t>
       </w:r>
     </w:p>
     <w:p>
@@ -10864,13 +10864,13 @@
         <w:rPr>
           <w:b/>
         </w:rPr>
-        <w:t xml:space="preserve">C-58. </w:t>
-      </w:r>
-      <w:r>
-        <w:rPr>
-          <w:b/>
-        </w:rPr>
-        <w:t xml:space="preserve">Таблица 1.1 катодной меди: в заголовке и тексте ГОСТ 859-2014, в шапке той же таблицы — ГОСТ 859-2001</w:t>
+        <w:t xml:space="preserve">C-57. </w:t>
+      </w:r>
+      <w:r>
+        <w:rPr>
+          <w:b/>
+        </w:rPr>
+        <w:t xml:space="preserve">Опечатка в номере позиции: «поз. 4,1.22» (запятая) вместо 4.1.22</w:t>
       </w:r>
     </w:p>
     <w:p>
@@ -10879,7 +10879,7 @@
           <w:color w:val="666666"/>
           <w:sz w:val="20"/>
         </w:rPr>
-        <w:t xml:space="preserve">Лот №3 · Электроэкстракция · важность: формальные</w:t>
+        <w:t xml:space="preserve">Лот №2 · Купорос · важность: формальные</w:t>
       </w:r>
     </w:p>
     <w:tbl>
@@ -10923,16 +10923,16 @@
               <w:rPr>
                 <w:i/>
               </w:rPr>
-              <w:t xml:space="preserve">«Таблица 1.1 – Требования ГОСТ 859-2014 и ожидаемый химический состав катодной меди, %»</w:t>
-            </w:r>
-          </w:p>
-          <w:p>
-            <w:r>
-              <w:rPr>
-                <w:color w:val="666666"/>
-                <w:sz w:val="18"/>
-              </w:rPr>
-              <w:t xml:space="preserve">ИД ч.2, строка 83 (и текст: «…высшей марки М00к по ГОСТ 859-2014», строка 82)</w:t>
+              <w:t xml:space="preserve">«Смешанный купорос для удаления кислоты и микропримесей промывается в центрифуге первичным раствором, поступающим из бака поз. 4,1.22…»</w:t>
+            </w:r>
+          </w:p>
+          <w:p>
+            <w:r>
+              <w:rPr>
+                <w:color w:val="666666"/>
+                <w:sz w:val="18"/>
+              </w:rPr>
+              <w:t xml:space="preserve">ИД ч.2, разд. 4.1.1, строка 455</w:t>
             </w:r>
           </w:p>
         </w:tc>
@@ -10961,16 +10961,16 @@
               <w:rPr>
                 <w:i/>
               </w:rPr>
-              <w:t xml:space="preserve">«Примеси, не более ¦ ГОСТ 859-2001(1) ¦ Ожидаемые значения»</w:t>
-            </w:r>
-          </w:p>
-          <w:p>
-            <w:r>
-              <w:rPr>
-                <w:color w:val="666666"/>
-                <w:sz w:val="18"/>
-              </w:rPr>
-              <w:t xml:space="preserve">ИД ч.2, табл. 1.1, шапка, строка 85</w:t>
+              <w:t xml:space="preserve">«Часть чистого фильтрата из промежуточной емкости поз. 4.1.19 через бак поз. 4.1.22 поступает в выносной теплообменник первой ступени вакуумной кристаллизации медного купороса…»</w:t>
+            </w:r>
+          </w:p>
+          <w:p>
+            <w:r>
+              <w:rPr>
+                <w:color w:val="666666"/>
+                <w:sz w:val="18"/>
+              </w:rPr>
+              <w:t xml:space="preserve">ИД ч.2, разд. 4.1.1, строка 452 (также «из бака поз. 4.1.22», строка 477)</w:t>
             </w:r>
           </w:p>
         </w:tc>
@@ -10984,7 +10984,7 @@
         <w:t xml:space="preserve">На что влияет: </w:t>
       </w:r>
       <w:r>
-        <w:t xml:space="preserve">Две редакции стандарта в одной таблице; нормативы примесей и примечание о суммах (строка 107) должны соответствовать одной редакции. На табл. 1.1 ссылается ТЗ как на требование к продукции Лотов 3 и 4 (строки 308, 312, 388).</w:t>
+        <w:t xml:space="preserve">Запятая вместо точки в номере позиции; при автоматическом разборе спецификаций ссылка теряется.</w:t>
       </w:r>
     </w:p>
     <w:p>
@@ -10995,7 +10995,7 @@
         <w:t xml:space="preserve">Вопрос Заказчику: </w:t>
       </w:r>
       <w:r>
-        <w:t xml:space="preserve">Привести таблицу к одной (актуальной) редакции ГОСТ 859 и пересверить нормы.</w:t>
+        <w:t xml:space="preserve">Поправить на 4.1.22.</w:t>
       </w:r>
     </w:p>
     <w:p>
@@ -11020,13 +11020,13 @@
         <w:rPr>
           <w:b/>
         </w:rPr>
-        <w:t xml:space="preserve">C-59. </w:t>
-      </w:r>
-      <w:r>
-        <w:rPr>
-          <w:b/>
-        </w:rPr>
-        <w:t xml:space="preserve">Сейсмика в Прил. В: ОСР-97 и СП 14.13330.2009 в характеристике площадки против СП 14.13330.2018 в перечне норм (в ТЗ — ОСР-2015)</w:t>
+        <w:t xml:space="preserve">C-58. </w:t>
+      </w:r>
+      <w:r>
+        <w:rPr>
+          <w:b/>
+        </w:rPr>
+        <w:t xml:space="preserve">Таблица 1.1 катодной меди: в заголовке и тексте ГОСТ 859-2014, в шапке той же таблицы — ГОСТ 859-2001</w:t>
       </w:r>
     </w:p>
     <w:p>
@@ -11079,16 +11079,16 @@
               <w:rPr>
                 <w:i/>
               </w:rPr>
-              <w:t xml:space="preserve">«Сейсмическая интенсивность в пункте размещения согласно комплекта карт ОСР-97 (СП 14.13330.2009) ¦ балл ¦ 6»</w:t>
-            </w:r>
-          </w:p>
-          <w:p>
-            <w:r>
-              <w:rPr>
-                <w:color w:val="666666"/>
-                <w:sz w:val="18"/>
-              </w:rPr>
-              <w:t xml:space="preserve">ИД ч.2, Приложение В (ДЕЛЬТА, ванны), разд. 3, строка 1243</w:t>
+              <w:t xml:space="preserve">«Таблица 1.1 – Требования ГОСТ 859-2014 и ожидаемый химический состав катодной меди, %»</w:t>
+            </w:r>
+          </w:p>
+          <w:p>
+            <w:r>
+              <w:rPr>
+                <w:color w:val="666666"/>
+                <w:sz w:val="18"/>
+              </w:rPr>
+              <w:t xml:space="preserve">ИД ч.2, строка 83 (и текст: «…высшей марки М00к по ГОСТ 859-2014», строка 82)</w:t>
             </w:r>
           </w:p>
         </w:tc>
@@ -11117,16 +11117,16 @@
               <w:rPr>
                 <w:i/>
               </w:rPr>
-              <w:t xml:space="preserve">«…СП 14.13330.2018 Свод правил «Строительство в сейсмичных районах».»</w:t>
-            </w:r>
-          </w:p>
-          <w:p>
-            <w:r>
-              <w:rPr>
-                <w:color w:val="666666"/>
-                <w:sz w:val="18"/>
-              </w:rPr>
-              <w:t xml:space="preserve">ИД ч.2, Приложение В (ДЕЛЬТА, ванны), разд. 8.1, строка 1343 (в ТЗ: «Сейсмичность для г. Мончегорска по карте ОСР-2015-В составляет 6 баллов», строка 108)</w:t>
+              <w:t xml:space="preserve">«Примеси, не более ¦ ГОСТ 859-2001(1) ¦ Ожидаемые значения»</w:t>
+            </w:r>
+          </w:p>
+          <w:p>
+            <w:r>
+              <w:rPr>
+                <w:color w:val="666666"/>
+                <w:sz w:val="18"/>
+              </w:rPr>
+              <w:t xml:space="preserve">ИД ч.2, табл. 1.1, шапка, строка 85</w:t>
             </w:r>
           </w:p>
         </w:tc>
@@ -11140,7 +11140,7 @@
         <w:t xml:space="preserve">На что влияет: </w:t>
       </w:r>
       <w:r>
-        <w:t xml:space="preserve">Внутри одного документа две редакции свода правил и устаревший комплект карт; балл (6) совпадает, но нормативная база для расчёта ванн должна быть одна.</w:t>
+        <w:t xml:space="preserve">Две редакции стандарта в одной таблице; нормативы примесей и примечание о суммах (строка 107) должны соответствовать одной редакции. На табл. 1.1 ссылается ТЗ как на требование к продукции Лотов 3 и 4 (строки 308, 312, 388).</w:t>
       </w:r>
     </w:p>
     <w:p>
@@ -11151,7 +11151,7 @@
         <w:t xml:space="preserve">Вопрос Заказчику: </w:t>
       </w:r>
       <w:r>
-        <w:t xml:space="preserve">Указать действующие ОСР-2015/СП 14.13330 (актуальная редакция) во всех разделах Прил. В.</w:t>
+        <w:t xml:space="preserve">Привести таблицу к одной (актуальной) редакции ГОСТ 859 и пересверить нормы.</w:t>
       </w:r>
     </w:p>
     <w:p>
@@ -11176,13 +11176,13 @@
         <w:rPr>
           <w:b/>
         </w:rPr>
-        <w:t xml:space="preserve">C-60. </w:t>
-      </w:r>
-      <w:r>
-        <w:rPr>
-          <w:b/>
-        </w:rPr>
-        <w:t xml:space="preserve">Климатические параметры площадки: Прил. В и ТЗ дают разные температуры холодных суток/пятидневки</w:t>
+        <w:t xml:space="preserve">C-59. </w:t>
+      </w:r>
+      <w:r>
+        <w:rPr>
+          <w:b/>
+        </w:rPr>
+        <w:t xml:space="preserve">Сейсмика в Прил. В: ОСР-97 и СП 14.13330.2009 в характеристике площадки против СП 14.13330.2018 в перечне норм (в ТЗ — ОСР-2015)</w:t>
       </w:r>
     </w:p>
     <w:p>
@@ -11235,16 +11235,16 @@
               <w:rPr>
                 <w:i/>
               </w:rPr>
-              <w:t xml:space="preserve">«Температура наружного воздуха:…средняя самых холодных суток;средняя самой холодной пятидневки;… ¦ 0,6минус 41минус 32минус 4,5минус 11,3»</w:t>
-            </w:r>
-          </w:p>
-          <w:p>
-            <w:r>
-              <w:rPr>
-                <w:color w:val="666666"/>
-                <w:sz w:val="18"/>
-              </w:rPr>
-              <w:t xml:space="preserve">ИД ч.2, Приложение В (ДЕЛЬТА, ванны), разд. 3, строка 1241 (сутки −41; пятидневка −32; абс. минимум −44,0, строка 1242)</w:t>
+              <w:t xml:space="preserve">«Сейсмическая интенсивность в пункте размещения согласно комплекта карт ОСР-97 (СП 14.13330.2009) ¦ балл ¦ 6»</w:t>
+            </w:r>
+          </w:p>
+          <w:p>
+            <w:r>
+              <w:rPr>
+                <w:color w:val="666666"/>
+                <w:sz w:val="18"/>
+              </w:rPr>
+              <w:t xml:space="preserve">ИД ч.2, Приложение В (ДЕЛЬТА, ванны), разд. 3, строка 1243</w:t>
             </w:r>
           </w:p>
         </w:tc>
@@ -11273,16 +11273,16 @@
               <w:rPr>
                 <w:i/>
               </w:rPr>
-              <w:t xml:space="preserve">«Температура воздуха наиболее холодных суток, с обеспеченностью 0,98 равна -40 °С. … Температура воздуха наиболее холодной пятидневки, с обеспеченностью 0,98 равна -34 °С. … с обеспеченностью 0,92 равна -30 °С.»</w:t>
-            </w:r>
-          </w:p>
-          <w:p>
-            <w:r>
-              <w:rPr>
-                <w:color w:val="666666"/>
-                <w:sz w:val="18"/>
-              </w:rPr>
-              <w:t xml:space="preserve">ТЗ v3.6, п. 2.10.1, строки 99-100</w:t>
+              <w:t xml:space="preserve">«…СП 14.13330.2018 Свод правил «Строительство в сейсмичных районах».»</w:t>
+            </w:r>
+          </w:p>
+          <w:p>
+            <w:r>
+              <w:rPr>
+                <w:color w:val="666666"/>
+                <w:sz w:val="18"/>
+              </w:rPr>
+              <w:t xml:space="preserve">ИД ч.2, Приложение В (ДЕЛЬТА, ванны), разд. 8.1, строка 1343 (в ТЗ: «Сейсмичность для г. Мончегорска по карте ОСР-2015-В составляет 6 баллов», строка 108)</w:t>
             </w:r>
           </w:p>
         </w:tc>
@@ -11296,7 +11296,7 @@
         <w:t xml:space="preserve">На что влияет: </w:t>
       </w:r>
       <w:r>
-        <w:t xml:space="preserve">Разные источники климатологии: −41/−32 (Дельта) против −40/−34(−30) (ТЗ). Для транспортировки/хранения ванн в северном исполнении (УХЛ3) параметры должны совпадать.</w:t>
+        <w:t xml:space="preserve">Внутри одного документа две редакции свода правил и устаревший комплект карт; балл (6) совпадает, но нормативная база для расчёта ванн должна быть одна.</w:t>
       </w:r>
     </w:p>
     <w:p>
@@ -11307,7 +11307,7 @@
         <w:t xml:space="preserve">Вопрос Заказчику: </w:t>
       </w:r>
       <w:r>
-        <w:t xml:space="preserve">Принять единые данные по СП 131.13330 для Мончегорска и поправить один из документов.</w:t>
+        <w:t xml:space="preserve">Указать действующие ОСР-2015/СП 14.13330 (актуальная редакция) во всех разделах Прил. В.</w:t>
       </w:r>
     </w:p>
     <w:p>
@@ -11332,13 +11332,13 @@
         <w:rPr>
           <w:b/>
         </w:rPr>
-        <w:t xml:space="preserve">C-61. </w:t>
-      </w:r>
-      <w:r>
-        <w:rPr>
-          <w:b/>
-        </w:rPr>
-        <w:t xml:space="preserve">Прил. В: «Удельная плотность электролита ¦ м3/кг ¦ 1200» — размерность перевёрнута</w:t>
+        <w:t xml:space="preserve">C-60. </w:t>
+      </w:r>
+      <w:r>
+        <w:rPr>
+          <w:b/>
+        </w:rPr>
+        <w:t xml:space="preserve">Климатические параметры площадки: Прил. В и ТЗ дают разные температуры холодных суток/пятидневки</w:t>
       </w:r>
     </w:p>
     <w:p>
@@ -11391,16 +11391,16 @@
               <w:rPr>
                 <w:i/>
               </w:rPr>
-              <w:t xml:space="preserve">«Удельная плотность электролита ¦ м3/кг ¦ 1200»</w:t>
-            </w:r>
-          </w:p>
-          <w:p>
-            <w:r>
-              <w:rPr>
-                <w:color w:val="666666"/>
-                <w:sz w:val="18"/>
-              </w:rPr>
-              <w:t xml:space="preserve">ИД ч.2, Приложение В (ДЕЛЬТА, ванны), разд. 5.3, строка 1296</w:t>
+              <w:t xml:space="preserve">«Температура наружного воздуха:…средняя самых холодных суток;средняя самой холодной пятидневки;… ¦ 0,6минус 41минус 32минус 4,5минус 11,3»</w:t>
+            </w:r>
+          </w:p>
+          <w:p>
+            <w:r>
+              <w:rPr>
+                <w:color w:val="666666"/>
+                <w:sz w:val="18"/>
+              </w:rPr>
+              <w:t xml:space="preserve">ИД ч.2, Приложение В (ДЕЛЬТА, ванны), разд. 3, строка 1241 (сутки −41; пятидневка −32; абс. минимум −44,0, строка 1242)</w:t>
             </w:r>
           </w:p>
         </w:tc>
@@ -11429,16 +11429,16 @@
               <w:rPr>
                 <w:i/>
               </w:rPr>
-              <w:t xml:space="preserve">«Плотность электролита ¦ т/м3 ¦ 1,2»</w:t>
-            </w:r>
-          </w:p>
-          <w:p>
-            <w:r>
-              <w:rPr>
-                <w:color w:val="666666"/>
-                <w:sz w:val="18"/>
-              </w:rPr>
-              <w:t xml:space="preserve">ИД ч.2, Приложение В (ДЕЛЬТА, ванны), разд. 5.1.1, строка 1261</w:t>
+              <w:t xml:space="preserve">«Температура воздуха наиболее холодных суток, с обеспеченностью 0,98 равна -40 °С. … Температура воздуха наиболее холодной пятидневки, с обеспеченностью 0,98 равна -34 °С. … с обеспеченностью 0,92 равна -30 °С.»</w:t>
+            </w:r>
+          </w:p>
+          <w:p>
+            <w:r>
+              <w:rPr>
+                <w:color w:val="666666"/>
+                <w:sz w:val="18"/>
+              </w:rPr>
+              <w:t xml:space="preserve">ТЗ v3.6, п. 2.10.1, строки 99-100</w:t>
             </w:r>
           </w:p>
         </w:tc>
@@ -11452,7 +11452,7 @@
         <w:t xml:space="preserve">На что влияет: </w:t>
       </w:r>
       <w:r>
-        <w:t xml:space="preserve">Должно быть 1200 кг/м3 (=1,2 т/м3); в текущем виде «1200 м3/кг» — бессмыслица в документе, идущем поставщику.</w:t>
+        <w:t xml:space="preserve">Разные источники климатологии: −41/−32 (Дельта) против −40/−34(−30) (ТЗ). Для транспортировки/хранения ванн в северном исполнении (УХЛ3) параметры должны совпадать.</w:t>
       </w:r>
     </w:p>
     <w:p>
@@ -11463,7 +11463,7 @@
         <w:t xml:space="preserve">Вопрос Заказчику: </w:t>
       </w:r>
       <w:r>
-        <w:t xml:space="preserve">Поправить размерность на кг/м3.</w:t>
+        <w:t xml:space="preserve">Принять единые данные по СП 131.13330 для Мончегорска и поправить один из документов.</w:t>
       </w:r>
     </w:p>
     <w:p>
@@ -11488,13 +11488,13 @@
         <w:rPr>
           <w:b/>
         </w:rPr>
-        <w:t xml:space="preserve">C-62. </w:t>
-      </w:r>
-      <w:r>
-        <w:rPr>
-          <w:b/>
-        </w:rPr>
-        <w:t xml:space="preserve">Прил. В: плотность тока в А/м3 вместо А/м2 (280 и 420)</w:t>
+        <w:t xml:space="preserve">C-61. </w:t>
+      </w:r>
+      <w:r>
+        <w:rPr>
+          <w:b/>
+        </w:rPr>
+        <w:t xml:space="preserve">Прил. В: «Удельная плотность электролита ¦ м3/кг ¦ 1200» — размерность перевёрнута</w:t>
       </w:r>
     </w:p>
     <w:p>
@@ -11547,16 +11547,16 @@
               <w:rPr>
                 <w:i/>
               </w:rPr>
-              <w:t xml:space="preserve">«Плотность тока – максимальная рабочая ¦ А/м3 ¦ 280; Плотность тока – максимальная (для ванны, в процесса изъятия катодов) ¦ А/м3 ¦ 420»</w:t>
-            </w:r>
-          </w:p>
-          <w:p>
-            <w:r>
-              <w:rPr>
-                <w:color w:val="666666"/>
-                <w:sz w:val="18"/>
-              </w:rPr>
-              <w:t xml:space="preserve">ИД ч.2, Приложение В (ДЕЛЬТА, ванны), разд. 5.5, строки 1320-1321</w:t>
+              <w:t xml:space="preserve">«Удельная плотность электролита ¦ м3/кг ¦ 1200»</w:t>
+            </w:r>
+          </w:p>
+          <w:p>
+            <w:r>
+              <w:rPr>
+                <w:color w:val="666666"/>
+                <w:sz w:val="18"/>
+              </w:rPr>
+              <w:t xml:space="preserve">ИД ч.2, Приложение В (ДЕЛЬТА, ванны), разд. 5.3, строка 1296</w:t>
             </w:r>
           </w:p>
         </w:tc>
@@ -11585,16 +11585,16 @@
               <w:rPr>
                 <w:i/>
               </w:rPr>
-              <w:t xml:space="preserve">«Плотность тока номинальная ¦ 280 ¦ А/м2»</w:t>
-            </w:r>
-          </w:p>
-          <w:p>
-            <w:r>
-              <w:rPr>
-                <w:color w:val="666666"/>
-                <w:sz w:val="18"/>
-              </w:rPr>
-              <w:t xml:space="preserve">ИД ч.2, табл. 3.1, строка 417 (и Прил. В, строка 1264: «Плотность тока ¦ А/м2 ¦ 280»)</w:t>
+              <w:t xml:space="preserve">«Плотность электролита ¦ т/м3 ¦ 1,2»</w:t>
+            </w:r>
+          </w:p>
+          <w:p>
+            <w:r>
+              <w:rPr>
+                <w:color w:val="666666"/>
+                <w:sz w:val="18"/>
+              </w:rPr>
+              <w:t xml:space="preserve">ИД ч.2, Приложение В (ДЕЛЬТА, ванны), разд. 5.1.1, строка 1261</w:t>
             </w:r>
           </w:p>
         </w:tc>
@@ -11608,7 +11608,7 @@
         <w:t xml:space="preserve">На что влияет: </w:t>
       </w:r>
       <w:r>
-        <w:t xml:space="preserve">Размерность А/м3 ошибочна; кроме того 280 в одном месте названа «номинальной», в другом «максимальной рабочей» — при выгрузке 1/3 катодов плотность растёт до 420 А/м2, т.е. 280 именно номинал.</w:t>
+        <w:t xml:space="preserve">Должно быть 1200 кг/м3 (=1,2 т/м3); в текущем виде «1200 м3/кг» — бессмыслица в документе, идущем поставщику.</w:t>
       </w:r>
     </w:p>
     <w:p>
@@ -11619,7 +11619,7 @@
         <w:t xml:space="preserve">Вопрос Заказчику: </w:t>
       </w:r>
       <w:r>
-        <w:t xml:space="preserve">Поправить размерности и терминологию (номинальная 280, максимальная 420 А/м2).</w:t>
+        <w:t xml:space="preserve">Поправить размерность на кг/м3.</w:t>
       </w:r>
     </w:p>
     <w:p>
@@ -11644,13 +11644,13 @@
         <w:rPr>
           <w:b/>
         </w:rPr>
-        <w:t xml:space="preserve">C-63. </w:t>
-      </w:r>
-      <w:r>
-        <w:rPr>
-          <w:b/>
-        </w:rPr>
-        <w:t xml:space="preserve">Режим работы ванн: 8760 ч/год в Прил. В против 8584,8 ч/год (КИО 98%) в ИД</w:t>
+        <w:t xml:space="preserve">C-62. </w:t>
+      </w:r>
+      <w:r>
+        <w:rPr>
+          <w:b/>
+        </w:rPr>
+        <w:t xml:space="preserve">Прил. В: плотность тока в А/м3 вместо А/м2 (280 и 420)</w:t>
       </w:r>
     </w:p>
     <w:p>
@@ -11703,16 +11703,16 @@
               <w:rPr>
                 <w:i/>
               </w:rPr>
-              <w:t xml:space="preserve">«Режим работы оборудования, ч/год ¦ 8760»</w:t>
-            </w:r>
-          </w:p>
-          <w:p>
-            <w:r>
-              <w:rPr>
-                <w:color w:val="666666"/>
-                <w:sz w:val="18"/>
-              </w:rPr>
-              <w:t xml:space="preserve">ИД ч.2, Приложение В (ДЕЛЬТА, ванны), разд. 2, строка 1237</w:t>
+              <w:t xml:space="preserve">«Плотность тока – максимальная рабочая ¦ А/м3 ¦ 280; Плотность тока – максимальная (для ванны, в процесса изъятия катодов) ¦ А/м3 ¦ 420»</w:t>
+            </w:r>
+          </w:p>
+          <w:p>
+            <w:r>
+              <w:rPr>
+                <w:color w:val="666666"/>
+                <w:sz w:val="18"/>
+              </w:rPr>
+              <w:t xml:space="preserve">ИД ч.2, Приложение В (ДЕЛЬТА, ванны), разд. 5.5, строки 1320-1321</w:t>
             </w:r>
           </w:p>
         </w:tc>
@@ -11741,16 +11741,16 @@
               <w:rPr>
                 <w:i/>
               </w:rPr>
-              <w:t xml:space="preserve">«Машинное время работы ванн ¦ 8584,8 ¦ ч/год»</w:t>
-            </w:r>
-          </w:p>
-          <w:p>
-            <w:r>
-              <w:rPr>
-                <w:color w:val="666666"/>
-                <w:sz w:val="18"/>
-              </w:rPr>
-              <w:t xml:space="preserve">ИД ч.2, табл. 3.1, строка 415 (и строка 259: «8584,8 часов … соответствует КИО 98%»)</w:t>
+              <w:t xml:space="preserve">«Плотность тока номинальная ¦ 280 ¦ А/м2»</w:t>
+            </w:r>
+          </w:p>
+          <w:p>
+            <w:r>
+              <w:rPr>
+                <w:color w:val="666666"/>
+                <w:sz w:val="18"/>
+              </w:rPr>
+              <w:t xml:space="preserve">ИД ч.2, табл. 3.1, строка 417 (и Прил. В, строка 1264: «Плотность тока ¦ А/м2 ¦ 280»)</w:t>
             </w:r>
           </w:p>
         </w:tc>
@@ -11764,7 +11764,7 @@
         <w:t xml:space="preserve">На что влияет: </w:t>
       </w:r>
       <w:r>
-        <w:t xml:space="preserve">Дельта закладывает непрерывную работу (8760), ИД — 8584,8 ч с КИО 98%. Для ресурса ванн некритично, но как расчётная база производительности — расхождение.</w:t>
+        <w:t xml:space="preserve">Размерность А/м3 ошибочна; кроме того 280 в одном месте названа «номинальной», в другом «максимальной рабочей» — при выгрузке 1/3 катодов плотность растёт до 420 А/м2, т.е. 280 именно номинал.</w:t>
       </w:r>
     </w:p>
     <w:p>
@@ -11775,7 +11775,7 @@
         <w:t xml:space="preserve">Вопрос Заказчику: </w:t>
       </w:r>
       <w:r>
-        <w:t xml:space="preserve">Указать в Прил. В расчётное машинное время 8584,8 ч (или пометить 8760 как режим готовности).</w:t>
+        <w:t xml:space="preserve">Поправить размерности и терминологию (номинальная 280, максимальная 420 А/м2).</w:t>
       </w:r>
     </w:p>
     <w:p>
@@ -11800,13 +11800,13 @@
         <w:rPr>
           <w:b/>
         </w:rPr>
-        <w:t xml:space="preserve">C-64. </w:t>
-      </w:r>
-      <w:r>
-        <w:rPr>
-          <w:b/>
-        </w:rPr>
-        <w:t xml:space="preserve">Маточник-2 в ЦЭН: три места дают разные проценты разбавления и температуры транспортировки</w:t>
+        <w:t xml:space="preserve">C-63. </w:t>
+      </w:r>
+      <w:r>
+        <w:rPr>
+          <w:b/>
+        </w:rPr>
+        <w:t xml:space="preserve">Режим работы ванн: 8760 ч/год в Прил. В против 8584,8 ч/год (КИО 98%) в ИД</w:t>
       </w:r>
     </w:p>
     <w:p>
@@ -11815,7 +11815,7 @@
           <w:color w:val="666666"/>
           <w:sz w:val="20"/>
         </w:rPr>
-        <w:t xml:space="preserve">Лот №2 · Купорос · важность: формальные</w:t>
+        <w:t xml:space="preserve">Лот №3 · Электроэкстракция · важность: формальные</w:t>
       </w:r>
     </w:p>
     <w:tbl>
@@ -11859,16 +11859,16 @@
               <w:rPr>
                 <w:i/>
               </w:rPr>
-              <w:t xml:space="preserve">«Раствор насыщен при 20-25 0С, поэтому для исключения кристаллизации при транспортировке, рекомендуется транспортировать его при повышенной температуре, либо предварительно разбавив водой на 10-15%.»</w:t>
-            </w:r>
-          </w:p>
-          <w:p>
-            <w:r>
-              <w:rPr>
-                <w:color w:val="666666"/>
-                <w:sz w:val="18"/>
-              </w:rPr>
-              <w:t xml:space="preserve">ИД ч.2, п. 1.4.2.2, строка 220</w:t>
+              <w:t xml:space="preserve">«Режим работы оборудования, ч/год ¦ 8760»</w:t>
+            </w:r>
+          </w:p>
+          <w:p>
+            <w:r>
+              <w:rPr>
+                <w:color w:val="666666"/>
+                <w:sz w:val="18"/>
+              </w:rPr>
+              <w:t xml:space="preserve">ИД ч.2, Приложение В (ДЕЛЬТА, ванны), разд. 2, строка 1237</w:t>
             </w:r>
           </w:p>
         </w:tc>
@@ -11897,16 +11897,16 @@
               <w:rPr>
                 <w:i/>
               </w:rPr>
-              <w:t xml:space="preserve">«Направляемый в ЦЭН из бака поз. 4.1.26 маточник 2 близок к насыщению по солям при температуре 20-300С. Поэтому при его транспортировке в ЦЭН следует обеспечить температуру раствора не ниже 30-400С, либо разбавить его водой на 15-20% и не допускать охлаждения ниже 15-200С.»</w:t>
-            </w:r>
-          </w:p>
-          <w:p>
-            <w:r>
-              <w:rPr>
-                <w:color w:val="666666"/>
-                <w:sz w:val="18"/>
-              </w:rPr>
-              <w:t xml:space="preserve">ИД ч.2, разд. 4.2.1, строка 526 (третий вариант в разд. 2.3, строка 244: «…исключить его охлаждение при хранении и транспортировки ниже температуры 25-300С»)</w:t>
+              <w:t xml:space="preserve">«Машинное время работы ванн ¦ 8584,8 ¦ ч/год»</w:t>
+            </w:r>
+          </w:p>
+          <w:p>
+            <w:r>
+              <w:rPr>
+                <w:color w:val="666666"/>
+                <w:sz w:val="18"/>
+              </w:rPr>
+              <w:t xml:space="preserve">ИД ч.2, табл. 3.1, строка 415 (и строка 259: «8584,8 часов … соответствует КИО 98%»)</w:t>
             </w:r>
           </w:p>
         </w:tc>
@@ -11920,7 +11920,7 @@
         <w:t xml:space="preserve">На что влияет: </w:t>
       </w:r>
       <w:r>
-        <w:t xml:space="preserve">Для одного и того же раствора: разбавление 10-15% против 15-20%; насыщение при 20-25 °С против 20-30 °С; минимальная температура 25-30 °С против 30-40 °С. Требования к обогреву трассы в ЦЭН неоднозначны.</w:t>
+        <w:t xml:space="preserve">Дельта закладывает непрерывную работу (8760), ИД — 8584,8 ч с КИО 98%. Для ресурса ванн некритично, но как расчётная база производительности — расхождение.</w:t>
       </w:r>
     </w:p>
     <w:p>
@@ -11931,7 +11931,7 @@
         <w:t xml:space="preserve">Вопрос Заказчику: </w:t>
       </w:r>
       <w:r>
-        <w:t xml:space="preserve">Свести к одному набору значений (насыщение, разбавление, мин. температура) во всех трёх разделах.</w:t>
+        <w:t xml:space="preserve">Указать в Прил. В расчётное машинное время 8584,8 ч (или пометить 8760 как режим готовности).</w:t>
       </w:r>
     </w:p>
     <w:p>
@@ -11956,13 +11956,13 @@
         <w:rPr>
           <w:b/>
         </w:rPr>
-        <w:t xml:space="preserve">C-65. </w:t>
-      </w:r>
-      <w:r>
-        <w:rPr>
-          <w:b/>
-        </w:rPr>
-        <w:t xml:space="preserve">Состав медного купороса: ТЗ даёт Cu 25,7% и Co 0,02% — вне диапазонов табл. 3.1 ИД (Cu 24-25; Co 0,008-0,012)</w:t>
+        <w:t xml:space="preserve">C-64. </w:t>
+      </w:r>
+      <w:r>
+        <w:rPr>
+          <w:b/>
+        </w:rPr>
+        <w:t xml:space="preserve">Маточник-2 в ЦЭН: три места дают разные проценты разбавления и температуры транспортировки</w:t>
       </w:r>
     </w:p>
     <w:p>
@@ -12015,16 +12015,16 @@
               <w:rPr>
                 <w:i/>
               </w:rPr>
-              <w:t xml:space="preserve">«Химический состав медного купороса, принятый в расчетах, %: 25,7 Сu, 0,29 Ni, 0,02 Co, 0,04 Fe, 12,83 S.»</w:t>
-            </w:r>
-          </w:p>
-          <w:p>
-            <w:r>
-              <w:rPr>
-                <w:color w:val="666666"/>
-                <w:sz w:val="18"/>
-              </w:rPr>
-              <w:t xml:space="preserve">ТЗ v3.6, п. 4.2, строка 237</w:t>
+              <w:t xml:space="preserve">«Раствор насыщен при 20-25 0С, поэтому для исключения кристаллизации при транспортировке, рекомендуется транспортировать его при повышенной температуре, либо предварительно разбавив водой на 10-15%.»</w:t>
+            </w:r>
+          </w:p>
+          <w:p>
+            <w:r>
+              <w:rPr>
+                <w:color w:val="666666"/>
+                <w:sz w:val="18"/>
+              </w:rPr>
+              <w:t xml:space="preserve">ИД ч.2, п. 1.4.2.2, строка 220</w:t>
             </w:r>
           </w:p>
         </w:tc>
@@ -12053,16 +12053,16 @@
               <w:rPr>
                 <w:i/>
               </w:rPr>
-              <w:t xml:space="preserve">«Состав медного купороса: … Cu ¦ 24-25 ¦ %; Ni ¦ 0,2-0,4 ¦ %; Fe ¦ 0,02-0,04 ¦ %; Co ¦ 0,008-0,012 ¦ %»</w:t>
-            </w:r>
-          </w:p>
-          <w:p>
-            <w:r>
-              <w:rPr>
-                <w:color w:val="666666"/>
-                <w:sz w:val="18"/>
-              </w:rPr>
-              <w:t xml:space="preserve">ИД ч.2, табл. 3.1, строки 315-319</w:t>
+              <w:t xml:space="preserve">«Направляемый в ЦЭН из бака поз. 4.1.26 маточник 2 близок к насыщению по солям при температуре 20-300С. Поэтому при его транспортировке в ЦЭН следует обеспечить температуру раствора не ниже 30-400С, либо разбавить его водой на 15-20% и не допускать охлаждения ниже 15-200С.»</w:t>
+            </w:r>
+          </w:p>
+          <w:p>
+            <w:r>
+              <w:rPr>
+                <w:color w:val="666666"/>
+                <w:sz w:val="18"/>
+              </w:rPr>
+              <w:t xml:space="preserve">ИД ч.2, разд. 4.2.1, строка 526 (третий вариант в разд. 2.3, строка 244: «…исключить его охлаждение при хранении и транспортировки ниже температуры 25-300С»)</w:t>
             </w:r>
           </w:p>
         </w:tc>
@@ -12076,7 +12076,7 @@
         <w:t xml:space="preserve">На что влияет: </w:t>
       </w:r>
       <w:r>
-        <w:t xml:space="preserve">Cu 25,7 выше диапазона 24-25 (чистый CuSO4·5H2O — 25,5% Cu); Co 0,02 вдвое выше верхней границы 0,012 (возможно, в ТЗ значения Fe и Co взяты по строке Fe). Влияет на баланс меди при растворении купороса.</w:t>
+        <w:t xml:space="preserve">Для одного и того же раствора: разбавление 10-15% против 15-20%; насыщение при 20-25 °С против 20-30 °С; минимальная температура 25-30 °С против 30-40 °С. Требования к обогреву трассы в ЦЭН неоднозначны.</w:t>
       </w:r>
     </w:p>
     <w:p>
@@ -12087,7 +12087,7 @@
         <w:t xml:space="preserve">Вопрос Заказчику: </w:t>
       </w:r>
       <w:r>
-        <w:t xml:space="preserve">Уточнить, какой состав расчётный (табл. 5.5/5.6 против табл. 3.1), и поправить ТЗ или ИД.</w:t>
+        <w:t xml:space="preserve">Свести к одному набору значений (насыщение, разбавление, мин. температура) во всех трёх разделах.</w:t>
       </w:r>
     </w:p>
     <w:p>
@@ -12112,13 +12112,13 @@
         <w:rPr>
           <w:b/>
         </w:rPr>
-        <w:t xml:space="preserve">C-66. </w:t>
-      </w:r>
-      <w:r>
-        <w:rPr>
-          <w:b/>
-        </w:rPr>
-        <w:t xml:space="preserve">Чем промывается смешанный купорос на центрифуге: исходным раствором (разд. 2.3, 3, 4.1.1) или водой (разд. 4.1.4)</w:t>
+        <w:t xml:space="preserve">C-65. </w:t>
+      </w:r>
+      <w:r>
+        <w:rPr>
+          <w:b/>
+        </w:rPr>
+        <w:t xml:space="preserve">Состав медного купороса: ТЗ даёт Cu 25,7% и Co 0,02% — вне диапазонов табл. 3.1 ИД (Cu 24-25; Co 0,008-0,012)</w:t>
       </w:r>
     </w:p>
     <w:p>
@@ -12171,16 +12171,16 @@
               <w:rPr>
                 <w:i/>
               </w:rPr>
-              <w:t xml:space="preserve">«Смешанный купорос для удаления кислоты и микропримесей промывается в центрифуге первичным раствором, поступающим из бака поз. 4,1.22…»</w:t>
-            </w:r>
-          </w:p>
-          <w:p>
-            <w:r>
-              <w:rPr>
-                <w:color w:val="666666"/>
-                <w:sz w:val="18"/>
-              </w:rPr>
-              <w:t xml:space="preserve">ИД ч.2, разд. 4.1.1, строка 455 (также разд. 2.3, строка 244: «…отмываются от кислоты на центрифуге исходным раствором питания…»; табл. 3.1, строка 363: «Расход питающего раствора выпарки медного купороса на промывку кристаллов ¦ 0,15 ¦ м3/т»)</w:t>
+              <w:t xml:space="preserve">«Химический состав медного купороса, принятый в расчетах, %: 25,7 Сu, 0,29 Ni, 0,02 Co, 0,04 Fe, 12,83 S.»</w:t>
+            </w:r>
+          </w:p>
+          <w:p>
+            <w:r>
+              <w:rPr>
+                <w:color w:val="666666"/>
+                <w:sz w:val="18"/>
+              </w:rPr>
+              <w:t xml:space="preserve">ТЗ v3.6, п. 4.2, строка 237</w:t>
             </w:r>
           </w:p>
         </w:tc>
@@ -12209,16 +12209,16 @@
               <w:rPr>
                 <w:i/>
               </w:rPr>
-              <w:t xml:space="preserve">«Смешанный купорос в центрифуге промывается водой для удаления кислоты и микропримесей, промводы сбрасываются в бак (поз.9) и возвращаются в аппарат первой ступени.»</w:t>
-            </w:r>
-          </w:p>
-          <w:p>
-            <w:r>
-              <w:rPr>
-                <w:color w:val="666666"/>
-                <w:sz w:val="18"/>
-              </w:rPr>
-              <w:t xml:space="preserve">ИД ч.2, разд. 4.1.4 (передел кристаллизации смешанного купороса), строка 499</w:t>
+              <w:t xml:space="preserve">«Состав медного купороса: … Cu ¦ 24-25 ¦ %; Ni ¦ 0,2-0,4 ¦ %; Fe ¦ 0,02-0,04 ¦ %; Co ¦ 0,008-0,012 ¦ %»</w:t>
+            </w:r>
+          </w:p>
+          <w:p>
+            <w:r>
+              <w:rPr>
+                <w:color w:val="666666"/>
+                <w:sz w:val="18"/>
+              </w:rPr>
+              <w:t xml:space="preserve">ИД ч.2, табл. 3.1, строки 315-319</w:t>
             </w:r>
           </w:p>
         </w:tc>
@@ -12232,7 +12232,7 @@
         <w:t xml:space="preserve">На что влияет: </w:t>
       </w:r>
       <w:r>
-        <w:t xml:space="preserve">Промывной агент двоится: исходный раствор (фильтрат контрольной фильтрации) против воды. Влияет на водный баланс выпарки и на качество купороса (микропримеси).</w:t>
+        <w:t xml:space="preserve">Cu 25,7 выше диапазона 24-25 (чистый CuSO4·5H2O — 25,5% Cu); Co 0,02 вдвое выше верхней границы 0,012 (возможно, в ТЗ значения Fe и Co взяты по строке Fe). Влияет на баланс меди при растворении купороса.</w:t>
       </w:r>
     </w:p>
     <w:p>
@@ -12243,7 +12243,7 @@
         <w:t xml:space="preserve">Вопрос Заказчику: </w:t>
       </w:r>
       <w:r>
-        <w:t xml:space="preserve">Указать один агент промывки (по балансам — исходный раствор, 0,15 м3/т) и поправить разд. 4.1.4.</w:t>
+        <w:t xml:space="preserve">Уточнить, какой состав расчётный (табл. 5.5/5.6 против табл. 3.1), и поправить ТЗ или ИД.</w:t>
       </w:r>
     </w:p>
     <w:p>
@@ -12268,13 +12268,13 @@
         <w:rPr>
           <w:b/>
         </w:rPr>
-        <w:t xml:space="preserve">C-67. </w:t>
-      </w:r>
-      <w:r>
-        <w:rPr>
-          <w:b/>
-        </w:rPr>
-        <w:t xml:space="preserve">Куда уходит излишек промывной воды КСМ: «в ГМО» по описанию машины против возврата в бак питания ванн по схеме ИД</w:t>
+        <w:t xml:space="preserve">C-66. </w:t>
+      </w:r>
+      <w:r>
+        <w:rPr>
+          <w:b/>
+        </w:rPr>
+        <w:t xml:space="preserve">Чем промывается смешанный купорос на центрифуге: исходным раствором (разд. 2.3, 3, 4.1.1) или водой (разд. 4.1.4)</w:t>
       </w:r>
     </w:p>
     <w:p>
@@ -12283,7 +12283,7 @@
           <w:color w:val="666666"/>
           <w:sz w:val="20"/>
         </w:rPr>
-        <w:t xml:space="preserve">Лот №3 · Электроэкстракция · важность: формальные</w:t>
+        <w:t xml:space="preserve">Лот №2 · Купорос · важность: формальные</w:t>
       </w:r>
     </w:p>
     <w:tbl>
@@ -12327,16 +12327,16 @@
               <w:rPr>
                 <w:i/>
               </w:rPr>
-              <w:t xml:space="preserve">«Излишек воды насосом автоматически скачивается в ГМО. После окончания обработки серии вода из резервуара скачивается в ГМО для дальнейшего использования.»</w:t>
-            </w:r>
-          </w:p>
-          <w:p>
-            <w:r>
-              <w:rPr>
-                <w:color w:val="666666"/>
-                <w:sz w:val="18"/>
-              </w:rPr>
-              <w:t xml:space="preserve">ИД ч.2, описание КСМ, строка 555</w:t>
+              <w:t xml:space="preserve">«Смешанный купорос для удаления кислоты и микропримесей промывается в центрифуге первичным раствором, поступающим из бака поз. 4,1.22…»</w:t>
+            </w:r>
+          </w:p>
+          <w:p>
+            <w:r>
+              <w:rPr>
+                <w:color w:val="666666"/>
+                <w:sz w:val="18"/>
+              </w:rPr>
+              <w:t xml:space="preserve">ИД ч.2, разд. 4.1.1, строка 455 (также разд. 2.3, строка 244: «…отмываются от кислоты на центрифуге исходным раствором питания…»; табл. 3.1, строка 363: «Расход питающего раствора выпарки медного купороса на промывку кристаллов ¦ 0,15 ¦ м3/т»)</w:t>
             </w:r>
           </w:p>
         </w:tc>
@@ -12365,16 +12365,16 @@
               <w:rPr>
                 <w:i/>
               </w:rPr>
-              <w:t xml:space="preserve">«Промывные воды с катодосдирочных машин передаются в бак питания ванн, поз. 4.2.1.»</w:t>
-            </w:r>
-          </w:p>
-          <w:p>
-            <w:r>
-              <w:rPr>
-                <w:color w:val="666666"/>
-                <w:sz w:val="18"/>
-              </w:rPr>
-              <w:t xml:space="preserve">ИД ч.2, разд. 4.1.2, строка 465 (также строка 461: «Также в бак питания поступают растворы промывки катодов, растворы системы аспирации ванн»)</w:t>
+              <w:t xml:space="preserve">«Смешанный купорос в центрифуге промывается водой для удаления кислоты и микропримесей, промводы сбрасываются в бак (поз.9) и возвращаются в аппарат первой ступени.»</w:t>
+            </w:r>
+          </w:p>
+          <w:p>
+            <w:r>
+              <w:rPr>
+                <w:color w:val="666666"/>
+                <w:sz w:val="18"/>
+              </w:rPr>
+              <w:t xml:space="preserve">ИД ч.2, разд. 4.1.4 (передел кристаллизации смешанного купороса), строка 499</w:t>
             </w:r>
           </w:p>
         </w:tc>
@@ -12388,7 +12388,7 @@
         <w:t xml:space="preserve">На что влияет: </w:t>
       </w:r>
       <w:r>
-        <w:t xml:space="preserve">Описание КСМ, судя по упоминаниям «ГМО» и «под ваннами», перенесено из другого проекта и не адаптировано: по принятой схеме промводы возвращаются в циркуляцию электролиза, а не в гидрометаллургическое отделение.</w:t>
+        <w:t xml:space="preserve">Промывной агент двоится: исходный раствор (фильтрат контрольной фильтрации) против воды. Влияет на водный баланс выпарки и на качество купороса (микропримеси).</w:t>
       </w:r>
     </w:p>
     <w:p>
@@ -12399,7 +12399,7 @@
         <w:t xml:space="preserve">Вопрос Заказчику: </w:t>
       </w:r>
       <w:r>
-        <w:t xml:space="preserve">Адаптировать описание КСМ к принятой схеме (возврат в поз. 4.2.1) либо показать поток в ГМО в балансе.</w:t>
+        <w:t xml:space="preserve">Указать один агент промывки (по балансам — исходный раствор, 0,15 м3/т) и поправить разд. 4.1.4.</w:t>
       </w:r>
     </w:p>
     <w:p>
@@ -12424,13 +12424,13 @@
         <w:rPr>
           <w:b/>
         </w:rPr>
-        <w:t xml:space="preserve">C-68. </w:t>
-      </w:r>
-      <w:r>
-        <w:rPr>
-          <w:b/>
-        </w:rPr>
-        <w:t xml:space="preserve">Нормы расхода матриц и анодов (табл. 8.5) не сходятся с заявленными сроками службы при 180 ваннах</w:t>
+        <w:t xml:space="preserve">C-67. </w:t>
+      </w:r>
+      <w:r>
+        <w:rPr>
+          <w:b/>
+        </w:rPr>
+        <w:t xml:space="preserve">Куда уходит излишек промывной воды КСМ: «в ГМО» по описанию машины против возврата в бак питания ванн по схеме ИД</w:t>
       </w:r>
     </w:p>
     <w:p>
@@ -12483,16 +12483,16 @@
               <w:rPr>
                 <w:i/>
               </w:rPr>
-              <w:t xml:space="preserve">«Расчетный срок эксплуатации матриц – 6 лет.»</w:t>
-            </w:r>
-          </w:p>
-          <w:p>
-            <w:r>
-              <w:rPr>
-                <w:color w:val="666666"/>
-                <w:sz w:val="18"/>
-              </w:rPr>
-              <w:t xml:space="preserve">ИД ч.2, п. 1.4.1.3, строка 210 (аноды: «Расчетный срок эксплуатации анодов – 5 лет», строка 202)</w:t>
+              <w:t xml:space="preserve">«Излишек воды насосом автоматически скачивается в ГМО. После окончания обработки серии вода из резервуара скачивается в ГМО для дальнейшего использования.»</w:t>
+            </w:r>
+          </w:p>
+          <w:p>
+            <w:r>
+              <w:rPr>
+                <w:color w:val="666666"/>
+                <w:sz w:val="18"/>
+              </w:rPr>
+              <w:t xml:space="preserve">ИД ч.2, описание КСМ, строка 555</w:t>
             </w:r>
           </w:p>
         </w:tc>
@@ -12521,16 +12521,16 @@
               <w:rPr>
                 <w:i/>
               </w:rPr>
-              <w:t xml:space="preserve">«9 ¦ Катодные матрицы ¦ шт. ¦ 1150 ¦ 0,017»</w:t>
-            </w:r>
-          </w:p>
-          <w:p>
-            <w:r>
-              <w:rPr>
-                <w:color w:val="666666"/>
-                <w:sz w:val="18"/>
-              </w:rPr>
-              <w:t xml:space="preserve">ИД ч.2, табл. 8.5, строка 689 (аноды: «8 ¦ Аноды из свинцового сплава ¦ шт. ¦ 2300 ¦ 0,033», строка 688)</w:t>
+              <w:t xml:space="preserve">«Промывные воды с катодосдирочных машин передаются в бак питания ванн, поз. 4.2.1.»</w:t>
+            </w:r>
+          </w:p>
+          <w:p>
+            <w:r>
+              <w:rPr>
+                <w:color w:val="666666"/>
+                <w:sz w:val="18"/>
+              </w:rPr>
+              <w:t xml:space="preserve">ИД ч.2, разд. 4.1.2, строка 465 (также строка 461: «Также в бак питания поступают растворы промывки катодов, растворы системы аспирации ванн»)</w:t>
             </w:r>
           </w:p>
         </w:tc>
@@ -12544,7 +12544,7 @@
         <w:t xml:space="preserve">На что влияет: </w:t>
       </w:r>
       <w:r>
-        <w:t xml:space="preserve">В работе 180 ванн × 84 матрицы = 15120 шт. (строки 403, 466); при сроке 6 лет годовой расход ≈2520 шт., в табл. 8.5 — 1150 (соответствует ~13 годам). Аноды: 180 × 85 = 15300; при 5 годах ≈3060 шт./год против 2300 (≈6,7 года, что ближе к «сроку анодной компании 5-7 лет», строка 422). Нормы и сроки службы не согласованы между разделами 1.4 и 8.</w:t>
+        <w:t xml:space="preserve">Описание КСМ, судя по упоминаниям «ГМО» и «под ваннами», перенесено из другого проекта и не адаптировано: по принятой схеме промводы возвращаются в циркуляцию электролиза, а не в гидрометаллургическое отделение.</w:t>
       </w:r>
     </w:p>
     <w:p>
@@ -12555,7 +12555,7 @@
         <w:t xml:space="preserve">Вопрос Заказчику: </w:t>
       </w:r>
       <w:r>
-        <w:t xml:space="preserve">Пересчитать нормы табл. 8.5/9.5 от принятых сроков службы (или скорректировать сроки).</w:t>
+        <w:t xml:space="preserve">Адаптировать описание КСМ к принятой схеме (возврат в поз. 4.2.1) либо показать поток в ГМО в балансе.</w:t>
       </w:r>
     </w:p>
     <w:p>
@@ -12580,13 +12580,13 @@
         <w:rPr>
           <w:b/>
         </w:rPr>
-        <w:t xml:space="preserve">C-69. </w:t>
-      </w:r>
-      <w:r>
-        <w:rPr>
-          <w:b/>
-        </w:rPr>
-        <w:t xml:space="preserve">Обрамление катодных матриц: «ПВХ (ПП)» в табл. 3.1 против полипропилена по разд. 1.3</w:t>
+        <w:t xml:space="preserve">C-68. </w:t>
+      </w:r>
+      <w:r>
+        <w:rPr>
+          <w:b/>
+        </w:rPr>
+        <w:t xml:space="preserve">Нормы расхода матриц и анодов (табл. 8.5) не сходятся с заявленными сроками службы при 180 ваннах</w:t>
       </w:r>
     </w:p>
     <w:p>
@@ -12639,16 +12639,16 @@
               <w:rPr>
                 <w:i/>
               </w:rPr>
-              <w:t xml:space="preserve">«Катоды – матрица из нерж. ст. 316L с ПВХ (ПП) обрамлением»</w:t>
-            </w:r>
-          </w:p>
-          <w:p>
-            <w:r>
-              <w:rPr>
-                <w:color w:val="666666"/>
-                <w:sz w:val="18"/>
-              </w:rPr>
-              <w:t xml:space="preserve">ИД ч.2, табл. 3.1, строка 406</w:t>
+              <w:t xml:space="preserve">«Расчетный срок эксплуатации матриц – 6 лет.»</w:t>
+            </w:r>
+          </w:p>
+          <w:p>
+            <w:r>
+              <w:rPr>
+                <w:color w:val="666666"/>
+                <w:sz w:val="18"/>
+              </w:rPr>
+              <w:t xml:space="preserve">ИД ч.2, п. 1.4.1.3, строка 210 (аноды: «Расчетный срок эксплуатации анодов – 5 лет», строка 202)</w:t>
             </w:r>
           </w:p>
         </w:tc>
@@ -12677,16 +12677,16 @@
               <w:rPr>
                 <w:i/>
               </w:rPr>
-              <w:t xml:space="preserve">«1.3.7 Полипропиленовый профиль (пруток). Используется для обрамления катодных матриц.»</w:t>
-            </w:r>
-          </w:p>
-          <w:p>
-            <w:r>
-              <w:rPr>
-                <w:color w:val="666666"/>
-                <w:sz w:val="18"/>
-              </w:rPr>
-              <w:t xml:space="preserve">ИД ч.2, п. 1.3.7, строка 151 (в перечне материалов — «полипропиленовый профиль», строка 118)</w:t>
+              <w:t xml:space="preserve">«9 ¦ Катодные матрицы ¦ шт. ¦ 1150 ¦ 0,017»</w:t>
+            </w:r>
+          </w:p>
+          <w:p>
+            <w:r>
+              <w:rPr>
+                <w:color w:val="666666"/>
+                <w:sz w:val="18"/>
+              </w:rPr>
+              <w:t xml:space="preserve">ИД ч.2, табл. 8.5, строка 689 (аноды: «8 ¦ Аноды из свинцового сплава ¦ шт. ¦ 2300 ¦ 0,033», строка 688)</w:t>
             </w:r>
           </w:p>
         </w:tc>
@@ -12700,7 +12700,7 @@
         <w:t xml:space="preserve">На что влияет: </w:t>
       </w:r>
       <w:r>
-        <w:t xml:space="preserve">ПВХ и полипропилен — разные материалы с разной стойкостью при 50 °С в кислой среде; во всех остальных местах (и у поставщиков в Прил. Б) — полипропилен.</w:t>
+        <w:t xml:space="preserve">В работе 180 ванн × 84 матрицы = 15120 шт. (строки 403, 466); при сроке 6 лет годовой расход ≈2520 шт., в табл. 8.5 — 1150 (соответствует ~13 годам). Аноды: 180 × 85 = 15300; при 5 годах ≈3060 шт./год против 2300 (≈6,7 года, что ближе к «сроку анодной компании 5-7 лет», строка 422). Нормы и сроки службы не согласованы между разделами 1.4 и 8.</w:t>
       </w:r>
     </w:p>
     <w:p>
@@ -12711,7 +12711,7 @@
         <w:t xml:space="preserve">Вопрос Заказчику: </w:t>
       </w:r>
       <w:r>
-        <w:t xml:space="preserve">Убрать «ПВХ», оставить полипропилен (ПП).</w:t>
+        <w:t xml:space="preserve">Пересчитать нормы табл. 8.5/9.5 от принятых сроков службы (или скорректировать сроки).</w:t>
       </w:r>
     </w:p>
     <w:p>
@@ -12736,13 +12736,13 @@
         <w:rPr>
           <w:b/>
         </w:rPr>
-        <w:t xml:space="preserve">C-70. </w:t>
-      </w:r>
-      <w:r>
-        <w:rPr>
-          <w:b/>
-        </w:rPr>
-        <w:t xml:space="preserve">ТЗ: «345 дней в году, 8322 рабочих часов» — дни и часы не сходятся между собой (345×24=8280)</w:t>
+        <w:t xml:space="preserve">C-69. </w:t>
+      </w:r>
+      <w:r>
+        <w:rPr>
+          <w:b/>
+        </w:rPr>
+        <w:t xml:space="preserve">Обрамление катодных матриц: «ПВХ (ПП)» в табл. 3.1 против полипропилена по разд. 1.3</w:t>
       </w:r>
     </w:p>
     <w:p>
@@ -12751,7 +12751,7 @@
           <w:color w:val="666666"/>
           <w:sz w:val="20"/>
         </w:rPr>
-        <w:t xml:space="preserve">Лот №2 · Купорос · важность: формальные</w:t>
+        <w:t xml:space="preserve">Лот №3 · Электроэкстракция · важность: формальные</w:t>
       </w:r>
     </w:p>
     <w:tbl>
@@ -12795,16 +12795,16 @@
               <w:rPr>
                 <w:i/>
               </w:rPr>
-              <w:t xml:space="preserve">«Режим работы оборудования Участка получения медного и медно-никелевого купороса (ИД, часть 1, Приложение В): круглосуточный, 345 дней в году, 8322 рабочих часов.»</w:t>
-            </w:r>
-          </w:p>
-          <w:p>
-            <w:r>
-              <w:rPr>
-                <w:color w:val="666666"/>
-                <w:sz w:val="18"/>
-              </w:rPr>
-              <w:t xml:space="preserve">ТЗ v3.6, п. 4.4, строка 275 (аналогично п. 5.3, строка 356: «круглосуточный, 358 дней в году, 8585 рабочих часов», а 358×24=8592)</w:t>
+              <w:t xml:space="preserve">«Катоды – матрица из нерж. ст. 316L с ПВХ (ПП) обрамлением»</w:t>
+            </w:r>
+          </w:p>
+          <w:p>
+            <w:r>
+              <w:rPr>
+                <w:color w:val="666666"/>
+                <w:sz w:val="18"/>
+              </w:rPr>
+              <w:t xml:space="preserve">ИД ч.2, табл. 3.1, строка 406</w:t>
             </w:r>
           </w:p>
         </w:tc>
@@ -12833,16 +12833,16 @@
               <w:rPr>
                 <w:i/>
               </w:rPr>
-              <w:t xml:space="preserve">«Если в настоящем разделе приводятся часовые потоки, то они относятся к расчетам из годовой работы 8322 часов (КИО=95%) для гидрометаллургического производства и 8584,8 часов для ванн и иного оборудования электролизного отделения, что соответствует КИО 98%.»</w:t>
-            </w:r>
-          </w:p>
-          <w:p>
-            <w:r>
-              <w:rPr>
-                <w:color w:val="666666"/>
-                <w:sz w:val="18"/>
-              </w:rPr>
-              <w:t xml:space="preserve">ИД ч.2, разд. 3, строка 259</w:t>
+              <w:t xml:space="preserve">«1.3.7 Полипропиленовый профиль (пруток). Используется для обрамления катодных матриц.»</w:t>
+            </w:r>
+          </w:p>
+          <w:p>
+            <w:r>
+              <w:rPr>
+                <w:color w:val="666666"/>
+                <w:sz w:val="18"/>
+              </w:rPr>
+              <w:t xml:space="preserve">ИД ч.2, п. 1.3.7, строка 151 (в перечне материалов — «полипропиленовый профиль», строка 118)</w:t>
             </w:r>
           </w:p>
         </w:tc>
@@ -12856,7 +12856,7 @@
         <w:t xml:space="preserve">На что влияет: </w:t>
       </w:r>
       <w:r>
-        <w:t xml:space="preserve">8322 ч = 346,75 сут (КИО 95%), а не 345 сут (8280 ч); 8584,8 ч = 357,7 сут, а не 358. Дни в ТЗ округлены несогласованно с часами — при пересчётах производительности возможна ошибка ~0,5%.</w:t>
+        <w:t xml:space="preserve">ПВХ и полипропилен — разные материалы с разной стойкостью при 50 °С в кислой среде; во всех остальных местах (и у поставщиков в Прил. Б) — полипропилен.</w:t>
       </w:r>
     </w:p>
     <w:p>
@@ -12867,7 +12867,7 @@
         <w:t xml:space="preserve">Вопрос Заказчику: </w:t>
       </w:r>
       <w:r>
-        <w:t xml:space="preserve">В ТЗ оставить только часы (8322 / 8585) либо согласованные пары «дни-часы».</w:t>
+        <w:t xml:space="preserve">Убрать «ПВХ», оставить полипропилен (ПП).</w:t>
       </w:r>
     </w:p>
     <w:p>
@@ -12892,13 +12892,13 @@
         <w:rPr>
           <w:b/>
         </w:rPr>
-        <w:t xml:space="preserve">C-71. </w:t>
-      </w:r>
-      <w:r>
-        <w:rPr>
-          <w:b/>
-        </w:rPr>
-        <w:t xml:space="preserve">Стык режимов: сгущение-фильтрация концентрата рассчитаны на 8322 ч/год, а Цех обжига (куда ТЗ включает участок фильтрации) работает 7920 ч/год</w:t>
+        <w:t xml:space="preserve">C-70. </w:t>
+      </w:r>
+      <w:r>
+        <w:rPr>
+          <w:b/>
+        </w:rPr>
+        <w:t xml:space="preserve">ТЗ: «345 дней в году, 8322 рабочих часов» — дни и часы не сходятся между собой (345×24=8280)</w:t>
       </w:r>
     </w:p>
     <w:p>
@@ -12907,7 +12907,7 @@
           <w:color w:val="666666"/>
           <w:sz w:val="20"/>
         </w:rPr>
-        <w:t xml:space="preserve">общий / стык · важность: формальные</w:t>
+        <w:t xml:space="preserve">Лот №2 · Купорос · важность: формальные</w:t>
       </w:r>
     </w:p>
     <w:tbl>
@@ -12951,16 +12951,16 @@
               <w:rPr>
                 <w:i/>
               </w:rPr>
-              <w:t xml:space="preserve">«1 ¦ Число рабочих часов в году ¦ ч/год ¦ 8322»</w:t>
-            </w:r>
-          </w:p>
-          <w:p>
-            <w:r>
-              <w:rPr>
-                <w:color w:val="666666"/>
-                <w:sz w:val="18"/>
-              </w:rPr>
-              <w:t xml:space="preserve">ИД ч.1, табл. 23, раздел «Сгущение и фильтрация медного концентрата», строка 479</w:t>
+              <w:t xml:space="preserve">«Режим работы оборудования Участка получения медного и медно-никелевого купороса (ИД, часть 1, Приложение В): круглосуточный, 345 дней в году, 8322 рабочих часов.»</w:t>
+            </w:r>
+          </w:p>
+          <w:p>
+            <w:r>
+              <w:rPr>
+                <w:color w:val="666666"/>
+                <w:sz w:val="18"/>
+              </w:rPr>
+              <w:t xml:space="preserve">ТЗ v3.6, п. 4.4, строка 275 (аналогично п. 5.3, строка 356: «круглосуточный, 358 дней в году, 8585 рабочих часов», а 358×24=8592)</w:t>
             </w:r>
           </w:p>
         </w:tc>
@@ -12989,16 +12989,16 @@
               <w:rPr>
                 <w:i/>
               </w:rPr>
-              <w:t xml:space="preserve">«Режим работы оборудования Цеха обжига (ИД, часть 1, Приложение В - письмо №КГМК/6525-исх от 25.05.2026 «О сценарных условиях для ИД и ТР»): круглосуточный, 330 дней в году, 7920 рабочих часов.»</w:t>
-            </w:r>
-          </w:p>
-          <w:p>
-            <w:r>
-              <w:rPr>
-                <w:color w:val="666666"/>
-                <w:sz w:val="18"/>
-              </w:rPr>
-              <w:t xml:space="preserve">ТЗ v3.6, п. 3.4, строка 185 (и ИД ч.1, табл. 23, строка 640: «90 ¦ Число рабочих часов в году ¦ ч/год ¦ 7920»)</w:t>
+              <w:t xml:space="preserve">«Если в настоящем разделе приводятся часовые потоки, то они относятся к расчетам из годовой работы 8322 часов (КИО=95%) для гидрометаллургического производства и 8584,8 часов для ванн и иного оборудования электролизного отделения, что соответствует КИО 98%.»</w:t>
+            </w:r>
+          </w:p>
+          <w:p>
+            <w:r>
+              <w:rPr>
+                <w:color w:val="666666"/>
+                <w:sz w:val="18"/>
+              </w:rPr>
+              <w:t xml:space="preserve">ИД ч.2, разд. 3, строка 259</w:t>
             </w:r>
           </w:p>
         </w:tc>
@@ -13012,7 +13012,7 @@
         <w:t xml:space="preserve">На что влияет: </w:t>
       </w:r>
       <w:r>
-        <w:t xml:space="preserve">Участок фильтрации медного концентрата входит в Цех обжига (Лот 1, ТЗ п. 2.8.3, строка 80), кек с барабанных фильтров конвейером подаётся прямо на шихтовку. Внутри одной табл. 23 ч.1 для фильтрации принято 8322 ч (гидрометаллургический режим), для обжига — 7920 ч: часовые производительности фильтров и печи посчитаны от разных баз.</w:t>
+        <w:t xml:space="preserve">8322 ч = 346,75 сут (КИО 95%), а не 345 сут (8280 ч); 8584,8 ч = 357,7 сут, а не 358. Дни в ТЗ округлены несогласованно с часами — при пересчётах производительности возможна ошибка ~0,5%.</w:t>
       </w:r>
     </w:p>
     <w:p>
@@ -13023,7 +13023,7 @@
         <w:t xml:space="preserve">Вопрос Заказчику: </w:t>
       </w:r>
       <w:r>
-        <w:t xml:space="preserve">Определить, по какому режиму проектируется фильтрация (7920 ч как часть Лота 1?) и пересчитать её часовые потоки.</w:t>
+        <w:t xml:space="preserve">В ТЗ оставить только часы (8322 / 8585) либо согласованные пары «дни-часы».</w:t>
       </w:r>
     </w:p>
     <w:p>
@@ -13048,13 +13048,13 @@
         <w:rPr>
           <w:b/>
         </w:rPr>
-        <w:t xml:space="preserve">C-72. </w:t>
-      </w:r>
-      <w:r>
-        <w:rPr>
-          <w:b/>
-        </w:rPr>
-        <w:t xml:space="preserve">Хлор в обжиговой пыли (основной вариант): 0,023% в тексте ч.1 и ТЗ против 0,019% в табл. 10</w:t>
+        <w:t xml:space="preserve">C-71. </w:t>
+      </w:r>
+      <w:r>
+        <w:rPr>
+          <w:b/>
+        </w:rPr>
+        <w:t xml:space="preserve">Стык режимов: сгущение-фильтрация концентрата рассчитаны на 8322 ч/год, а Цех обжига (куда ТЗ включает участок фильтрации) работает 7920 ч/год</w:t>
       </w:r>
     </w:p>
     <w:p>
@@ -13107,16 +13107,16 @@
               <w:rPr>
                 <w:i/>
               </w:rPr>
-              <w:t xml:space="preserve">«- для основного варианта: 67,76 Cu, 3,72 Ni, 0,16 Co, 4,99 Fe, 2,40 S, 0,023 Cl,»</w:t>
-            </w:r>
-          </w:p>
-          <w:p>
-            <w:r>
-              <w:rPr>
-                <w:color w:val="666666"/>
-                <w:sz w:val="18"/>
-              </w:rPr>
-              <w:t xml:space="preserve">ИД ч.1, п. 1.2.2, строка 154 (то же в ТЗ, строка 144: «…2,40 S, 0,023 Cl»)</w:t>
+              <w:t xml:space="preserve">«1 ¦ Число рабочих часов в году ¦ ч/год ¦ 8322»</w:t>
+            </w:r>
+          </w:p>
+          <w:p>
+            <w:r>
+              <w:rPr>
+                <w:color w:val="666666"/>
+                <w:sz w:val="18"/>
+              </w:rPr>
+              <w:t xml:space="preserve">ИД ч.1, табл. 23, раздел «Сгущение и фильтрация медного концентрата», строка 479</w:t>
             </w:r>
           </w:p>
         </w:tc>
@@ -13145,16 +13145,16 @@
               <w:rPr>
                 <w:i/>
               </w:rPr>
-              <w:t xml:space="preserve">«Химический состав, % ¦ 3,72 ¦ 67,76 ¦ 0,16 ¦ 4,99 ¦ 2,40 ¦ 1,43 ¦ 21,18 ¦ 0,019 ¦ 100,00»</w:t>
-            </w:r>
-          </w:p>
-          <w:p>
-            <w:r>
-              <w:rPr>
-                <w:color w:val="666666"/>
-                <w:sz w:val="18"/>
-              </w:rPr>
-              <w:t xml:space="preserve">ИД ч.1, табл. 10 (средний состав пыли, основной вариант), строка 170</w:t>
+              <w:t xml:space="preserve">«Режим работы оборудования Цеха обжига (ИД, часть 1, Приложение В - письмо №КГМК/6525-исх от 25.05.2026 «О сценарных условиях для ИД и ТР»): круглосуточный, 330 дней в году, 7920 рабочих часов.»</w:t>
+            </w:r>
+          </w:p>
+          <w:p>
+            <w:r>
+              <w:rPr>
+                <w:color w:val="666666"/>
+                <w:sz w:val="18"/>
+              </w:rPr>
+              <w:t xml:space="preserve">ТЗ v3.6, п. 3.4, строка 185 (и ИД ч.1, табл. 23, строка 640: «90 ¦ Число рабочих часов в году ¦ ч/год ¦ 7920»)</w:t>
             </w:r>
           </w:p>
         </w:tc>
@@ -13168,7 +13168,7 @@
         <w:t xml:space="preserve">На что влияет: </w:t>
       </w:r>
       <w:r>
-        <w:t xml:space="preserve">Табл. 10 (и расчёт через CuCl 0,052%) даёт Cl 0,019; текст и ТЗ — 0,023. Хлор пыли — входной параметр ч.2: от него зависят хлоридный фон электролита (20-35 г/м3, строка 188 ч.2) и потребность в соляной кислоте.</w:t>
+        <w:t xml:space="preserve">Участок фильтрации медного концентрата входит в Цех обжига (Лот 1, ТЗ п. 2.8.3, строка 80), кек с барабанных фильтров конвейером подаётся прямо на шихтовку. Внутри одной табл. 23 ч.1 для фильтрации принято 8322 ч (гидрометаллургический режим), для обжига — 7920 ч: часовые производительности фильтров и печи посчитаны от разных баз.</w:t>
       </w:r>
     </w:p>
     <w:p>
@@ -13179,7 +13179,7 @@
         <w:t xml:space="preserve">Вопрос Заказчику: </w:t>
       </w:r>
       <w:r>
-        <w:t xml:space="preserve">Выверить средний Cl пыли по балансу табл. 22 и поправить текст/ТЗ или таблицу.</w:t>
+        <w:t xml:space="preserve">Определить, по какому режиму проектируется фильтрация (7920 ч как часть Лота 1?) и пересчитать её часовые потоки.</w:t>
       </w:r>
     </w:p>
     <w:p>
@@ -13204,13 +13204,13 @@
         <w:rPr>
           <w:b/>
         </w:rPr>
-        <w:t xml:space="preserve">C-73. </w:t>
-      </w:r>
-      <w:r>
-        <w:rPr>
-          <w:b/>
-        </w:rPr>
-        <w:t xml:space="preserve">Удельные нормы «на 1 т меди»: ч.1 делит на 71264 т (медь в шихте), сводная табл. 9.5 ч.2 — на ~69250 т (катодная медь)</w:t>
+        <w:t xml:space="preserve">C-72. </w:t>
+      </w:r>
+      <w:r>
+        <w:rPr>
+          <w:b/>
+        </w:rPr>
+        <w:t xml:space="preserve">Хлор в обжиговой пыли (основной вариант): 0,023% в тексте ч.1 и ТЗ против 0,019% в табл. 10</w:t>
       </w:r>
     </w:p>
     <w:p>
@@ -13263,16 +13263,16 @@
               <w:rPr>
                 <w:i/>
               </w:rPr>
-              <w:t xml:space="preserve">«Технический кислород (96 % O2) на дутье, нм3 ¦  ¦ 0,8-1,2 ¦ 25 ¦  ¦ 4687×7920=37121040 ¦ 37121040/71264=520,9»</w:t>
-            </w:r>
-          </w:p>
-          <w:p>
-            <w:r>
-              <w:rPr>
-                <w:color w:val="666666"/>
-                <w:sz w:val="18"/>
-              </w:rPr>
-              <w:t xml:space="preserve">ИД ч.1, табл. 26, строка 1567</w:t>
+              <w:t xml:space="preserve">«- для основного варианта: 67,76 Cu, 3,72 Ni, 0,16 Co, 4,99 Fe, 2,40 S, 0,023 Cl,»</w:t>
+            </w:r>
+          </w:p>
+          <w:p>
+            <w:r>
+              <w:rPr>
+                <w:color w:val="666666"/>
+                <w:sz w:val="18"/>
+              </w:rPr>
+              <w:t xml:space="preserve">ИД ч.1, п. 1.2.2, строка 154 (то же в ТЗ, строка 144: «…2,40 S, 0,023 Cl»)</w:t>
             </w:r>
           </w:p>
         </w:tc>
@@ -13301,16 +13301,16 @@
               <w:rPr>
                 <w:i/>
               </w:rPr>
-              <w:t xml:space="preserve">«18 ¦ Кислород (96%) на дутье в печь КС ¦ тыс.м3 ¦ 37121 ¦ 0,536»</w:t>
-            </w:r>
-          </w:p>
-          <w:p>
-            <w:r>
-              <w:rPr>
-                <w:color w:val="666666"/>
-                <w:sz w:val="18"/>
-              </w:rPr>
-              <w:t xml:space="preserve">ИД ч.2, табл. 9.5, строка 732</w:t>
+              <w:t xml:space="preserve">«Химический состав, % ¦ 3,72 ¦ 67,76 ¦ 0,16 ¦ 4,99 ¦ 2,40 ¦ 1,43 ¦ 21,18 ¦ 0,019 ¦ 100,00»</w:t>
+            </w:r>
+          </w:p>
+          <w:p>
+            <w:r>
+              <w:rPr>
+                <w:color w:val="666666"/>
+                <w:sz w:val="18"/>
+              </w:rPr>
+              <w:t xml:space="preserve">ИД ч.1, табл. 10 (средний состав пыли, основной вариант), строка 170</w:t>
             </w:r>
           </w:p>
         </w:tc>
@@ -13324,7 +13324,7 @@
         <w:t xml:space="preserve">На что влияет: </w:t>
       </w:r>
       <w:r>
-        <w:t xml:space="preserve">Годовой объём один и тот же (37121 тыс. нм3), но удельный расход в ч.1 — 520,9 нм3/т (база 71264 т меди в шихте), а в ч.2 — 536 нм3/т (база ~69250 т катодной меди). Одинаково названные нормы «на 1 т меди» в двух частях ИД несопоставимы (~3%).</w:t>
+        <w:t xml:space="preserve">Табл. 10 (и расчёт через CuCl 0,052%) даёт Cl 0,019; текст и ТЗ — 0,023. Хлор пыли — входной параметр ч.2: от него зависят хлоридный фон электролита (20-35 г/м3, строка 188 ч.2) и потребность в соляной кислоте.</w:t>
       </w:r>
     </w:p>
     <w:p>
@@ -13335,7 +13335,7 @@
         <w:t xml:space="preserve">Вопрос Заказчику: </w:t>
       </w:r>
       <w:r>
-        <w:t xml:space="preserve">Оговорить базу удельных норм (катодная медь) и пересчитать табл. 26 ч.1 либо снабдить обе таблицы примечанием.</w:t>
+        <w:t xml:space="preserve">Выверить средний Cl пыли по балансу табл. 22 и поправить текст/ТЗ или таблицу.</w:t>
       </w:r>
     </w:p>
     <w:p>
@@ -13360,13 +13360,13 @@
         <w:rPr>
           <w:b/>
         </w:rPr>
-        <w:t xml:space="preserve">C-76. </w:t>
-      </w:r>
-      <w:r>
-        <w:rPr>
-          <w:b/>
-        </w:rPr>
-        <w:t xml:space="preserve">Опечатка в наименовании ГОСТ Р 10.0.02-2019/ИСО 16739-1:2018: «Честь 1. Схема данных»</w:t>
+        <w:t xml:space="preserve">C-73. </w:t>
+      </w:r>
+      <w:r>
+        <w:rPr>
+          <w:b/>
+        </w:rPr>
+        <w:t xml:space="preserve">Удельные нормы «на 1 т меди»: ч.1 делит на 71264 т (медь в шихте), сводная табл. 9.5 ч.2 — на ~69250 т (катодная медь)</w:t>
       </w:r>
     </w:p>
     <w:p>
@@ -13419,16 +13419,16 @@
               <w:rPr>
                 <w:i/>
               </w:rPr>
-              <w:t xml:space="preserve">«Честь 1. Схема данных»</w:t>
-            </w:r>
-          </w:p>
-          <w:p>
-            <w:r>
-              <w:rPr>
-                <w:color w:val="666666"/>
-                <w:sz w:val="18"/>
-              </w:rPr>
-              <w:t xml:space="preserve">Прил.4, ТЗ на ЦИМ_ОВЭ-75.txt, стр.18 (табл. нормативных ссылок, строка ГОСТ Р 10.0.02-2019)</w:t>
+              <w:t xml:space="preserve">«Технический кислород (96 % O2) на дутье, нм3 ¦  ¦ 0,8-1,2 ¦ 25 ¦  ¦ 4687×7920=37121040 ¦ 37121040/71264=520,9»</w:t>
+            </w:r>
+          </w:p>
+          <w:p>
+            <w:r>
+              <w:rPr>
+                <w:color w:val="666666"/>
+                <w:sz w:val="18"/>
+              </w:rPr>
+              <w:t xml:space="preserve">ИД ч.1, табл. 26, строка 1567</w:t>
             </w:r>
           </w:p>
         </w:tc>
@@ -13457,16 +13457,16 @@
               <w:rPr>
                 <w:i/>
               </w:rPr>
-              <w:t xml:space="preserve">«Часть 1. Методология и формат»</w:t>
-            </w:r>
-          </w:p>
-          <w:p>
-            <w:r>
-              <w:rPr>
-                <w:color w:val="666666"/>
-                <w:sz w:val="18"/>
-              </w:rPr>
-              <w:t xml:space="preserve">Прил.4, ТЗ на ЦИМ_ОВЭ-75.txt, стр.19 (соседняя строка той же таблицы — корректное написание)</w:t>
+              <w:t xml:space="preserve">«18 ¦ Кислород (96%) на дутье в печь КС ¦ тыс.м3 ¦ 37121 ¦ 0,536»</w:t>
+            </w:r>
+          </w:p>
+          <w:p>
+            <w:r>
+              <w:rPr>
+                <w:color w:val="666666"/>
+                <w:sz w:val="18"/>
+              </w:rPr>
+              <w:t xml:space="preserve">ИД ч.2, табл. 9.5, строка 732</w:t>
             </w:r>
           </w:p>
         </w:tc>
@@ -13480,22 +13480,7 @@
         <w:t xml:space="preserve">На что влияет: </w:t>
       </w:r>
       <w:r>
-        <w:t xml:space="preserve">Официальное наименование ГОСТ Р 10.0.02-2019/ИСО 16739-1:2018 заканчивается словами «Часть 1. Схема данных»; в таблице — «Честь 1». Остальные строки таблицы (ГОСТ Р 10.0.03-2019, 10.0.05-2019, 10.0.06-2019) используют правильное «Часть …».</w:t>
-      </w:r>
-    </w:p>
-    <w:p>
-      <w:r>
-        <w:rPr>
-          <w:b/>
-          <w:color w:val="0CA30C"/>
-        </w:rPr>
-        <w:t xml:space="preserve">Статус по редакции 25.08.2026 (ТЗ v4.1 / ЦИМ ред.2): </w:t>
-      </w:r>
-      <w:r>
-        <w:rPr>
-          <w:color w:val="0CA30C"/>
-        </w:rPr>
-        <w:t xml:space="preserve">перечень НТД со строкой «Честь 1» в ред.2 исключён</w:t>
+        <w:t xml:space="preserve">Годовой объём один и тот же (37121 тыс. нм3), но удельный расход в ч.1 — 520,9 нм3/т (база 71264 т меди в шихте), а в ч.2 — 536 нм3/т (база ~69250 т катодной меди). Одинаково названные нормы «на 1 т меди» в двух частях ИД несопоставимы (~3%).</w:t>
       </w:r>
     </w:p>
     <w:p>
@@ -13506,7 +13491,7 @@
         <w:t xml:space="preserve">Вопрос Заказчику: </w:t>
       </w:r>
       <w:r>
-        <w:t xml:space="preserve">Исправить «Честь» на «Часть» в строке ГОСТ Р 10.0.02-2019.</w:t>
+        <w:t xml:space="preserve">Оговорить базу удельных норм (катодная медь) и пересчитать табл. 26 ч.1 либо снабдить обе таблицы примечанием.</w:t>
       </w:r>
     </w:p>
     <w:p>
@@ -13531,13 +13516,13 @@
         <w:rPr>
           <w:b/>
         </w:rPr>
-        <w:t xml:space="preserve">C-79. </w:t>
-      </w:r>
-      <w:r>
-        <w:rPr>
-          <w:b/>
-        </w:rPr>
-        <w:t xml:space="preserve">Прил.4 ЦИМ (наименования файлов): один код на две стадии, два кода на одно содержание, дубли и опечатки</w:t>
+        <w:t xml:space="preserve">C-76. </w:t>
+      </w:r>
+      <w:r>
+        <w:rPr>
+          <w:b/>
+        </w:rPr>
+        <w:t xml:space="preserve">Опечатка в наименовании ГОСТ Р 10.0.02-2019/ИСО 16739-1:2018: «Честь 1. Схема данных»</w:t>
       </w:r>
     </w:p>
     <w:p>
@@ -13590,16 +13575,16 @@
               <w:rPr>
                 <w:i/>
               </w:rPr>
-              <w:t xml:space="preserve">«CONCP ¦ Проектная ЦИМ (Эскизный проект)»</w:t>
-            </w:r>
-          </w:p>
-          <w:p>
-            <w:r>
-              <w:rPr>
-                <w:color w:val="666666"/>
-                <w:sz w:val="18"/>
-              </w:rPr>
-              <w:t xml:space="preserve">Прил.4/Прил.4 ЦИМ «Правила наименования файлов».txt, стр.32 (табл. стадий)</w:t>
+              <w:t xml:space="preserve">«Честь 1. Схема данных»</w:t>
+            </w:r>
+          </w:p>
+          <w:p>
+            <w:r>
+              <w:rPr>
+                <w:color w:val="666666"/>
+                <w:sz w:val="18"/>
+              </w:rPr>
+              <w:t xml:space="preserve">Прил.4, ТЗ на ЦИМ_ОВЭ-75.txt, стр.18 (табл. нормативных ссылок, строка ГОСТ Р 10.0.02-2019)</w:t>
             </w:r>
           </w:p>
         </w:tc>
@@ -13628,16 +13613,16 @@
               <w:rPr>
                 <w:i/>
               </w:rPr>
-              <w:t xml:space="preserve">«CONCP ¦ Проектная ЦИМ (Архитектурный проект)»</w:t>
-            </w:r>
-          </w:p>
-          <w:p>
-            <w:r>
-              <w:rPr>
-                <w:color w:val="666666"/>
-                <w:sz w:val="18"/>
-              </w:rPr>
-              <w:t xml:space="preserve">Прил.4/Прил.4 ЦИМ «Правила наименования файлов».txt, стр.33 (та же таблица, следующая строка)</w:t>
+              <w:t xml:space="preserve">«Часть 1. Методология и формат»</w:t>
+            </w:r>
+          </w:p>
+          <w:p>
+            <w:r>
+              <w:rPr>
+                <w:color w:val="666666"/>
+                <w:sz w:val="18"/>
+              </w:rPr>
+              <w:t xml:space="preserve">Прил.4, ТЗ на ЦИМ_ОВЭ-75.txt, стр.19 (соседняя строка той же таблицы — корректное написание)</w:t>
             </w:r>
           </w:p>
         </w:tc>
@@ -13651,7 +13636,22 @@
         <w:t xml:space="preserve">На что влияет: </w:t>
       </w:r>
       <w:r>
-        <w:t xml:space="preserve">Код CONCP назначен двум разным стадиям — имя файла их не различит. Также: «Кислород ¦ Oxygen» (стр.142) и «Кислород ¦ G2» (стр.196) — два кода одного содержания; «Воздуховоды ¦ AirLines» и «Воздуховоды ¦ Airlines» (стр.122–123); «Фасад ¦ Facade» дважды (стр.136, 141); «ТМ ¦ TM» дважды (стр.58–59); опечатка «напорныq» (стр.177); в примере стадия возведения «ex» строчными (стр.24) при коде таблицы «EX» (стр.82).</w:t>
+        <w:t xml:space="preserve">Официальное наименование ГОСТ Р 10.0.02-2019/ИСО 16739-1:2018 заканчивается словами «Часть 1. Схема данных»; в таблице — «Честь 1». Остальные строки таблицы (ГОСТ Р 10.0.03-2019, 10.0.05-2019, 10.0.06-2019) используют правильное «Часть …».</w:t>
+      </w:r>
+    </w:p>
+    <w:p>
+      <w:r>
+        <w:rPr>
+          <w:b/>
+          <w:color w:val="0CA30C"/>
+        </w:rPr>
+        <w:t xml:space="preserve">Статус по редакции 25.08.2026 (ТЗ v4.1 / ЦИМ ред.2): </w:t>
+      </w:r>
+      <w:r>
+        <w:rPr>
+          <w:color w:val="0CA30C"/>
+        </w:rPr>
+        <w:t xml:space="preserve">перечень НТД со строкой «Честь 1» в ред.2 исключён</w:t>
       </w:r>
     </w:p>
     <w:p>
@@ -13662,7 +13662,7 @@
         <w:t xml:space="preserve">Вопрос Заказчику: </w:t>
       </w:r>
       <w:r>
-        <w:t xml:space="preserve">Вычистить таблицы кодов: уникальный код каждой стадии/содержанию, убрать дубли, исправить опечатки, зафиксировать регистр кодов.</w:t>
+        <w:t xml:space="preserve">Исправить «Честь» на «Часть» в строке ГОСТ Р 10.0.02-2019.</w:t>
       </w:r>
     </w:p>
     <w:p>
@@ -13687,13 +13687,13 @@
         <w:rPr>
           <w:b/>
         </w:rPr>
-        <w:t xml:space="preserve">C-80. </w:t>
-      </w:r>
-      <w:r>
-        <w:rPr>
-          <w:b/>
-        </w:rPr>
-        <w:t xml:space="preserve">Прил.3 ЦИМ: в проверках коллизий стадии Р наборы элементов не соответствуют названиям проверок — часть коллизий не ловится</w:t>
+        <w:t xml:space="preserve">C-79. </w:t>
+      </w:r>
+      <w:r>
+        <w:rPr>
+          <w:b/>
+        </w:rPr>
+        <w:t xml:space="preserve">Прил.4 ЦИМ (наименования файлов): один код на две стадии, два кода на одно содержание, дубли и опечатки</w:t>
       </w:r>
     </w:p>
     <w:p>
@@ -13746,16 +13746,16 @@
               <w:rPr>
                 <w:i/>
               </w:rPr>
-              <w:t xml:space="preserve">«КЖ-КМ_Колонны, балки – ТХ_Газоходы ¦ КЖ_КолонныКЖ_БалкиКМ_Колонны и балки ¦ ИС_Трубы канализация ¦ 20 мм ¦ Пересечения ж/б и металлических колонн и балок с трубами канализационной системы»</w:t>
-            </w:r>
-          </w:p>
-          <w:p>
-            <w:r>
-              <w:rPr>
-                <w:color w:val="666666"/>
-                <w:sz w:val="18"/>
-              </w:rPr>
-              <w:t xml:space="preserve">Прил.4/Прил.3 ЦИМ «Наборы и правила проверки».txt, стр.104 (проверка 7.6, стадия Р)</w:t>
+              <w:t xml:space="preserve">«CONCP ¦ Проектная ЦИМ (Эскизный проект)»</w:t>
+            </w:r>
+          </w:p>
+          <w:p>
+            <w:r>
+              <w:rPr>
+                <w:color w:val="666666"/>
+                <w:sz w:val="18"/>
+              </w:rPr>
+              <w:t xml:space="preserve">Прил.4/Прил.4 ЦИМ «Правила наименования файлов».txt, стр.32 (табл. стадий)</w:t>
             </w:r>
           </w:p>
         </w:tc>
@@ -13784,16 +13784,16 @@
               <w:rPr>
                 <w:i/>
               </w:rPr>
-              <w:t xml:space="preserve">«КЖ-КМ_Колонны, балки – ИС_Канализация ¦ КЖ_КолонныКЖ_БалкиКМ_Колонны и балки ¦ ИС_Трубы канализация»</w:t>
-            </w:r>
-          </w:p>
-          <w:p>
-            <w:r>
-              <w:rPr>
-                <w:color w:val="666666"/>
-                <w:sz w:val="18"/>
-              </w:rPr>
-              <w:t xml:space="preserve">Прил.4/Прил.3 ЦИМ «Наборы и правила проверки».txt, стр.96 (проверка 6.4, стадия Р — тот же состав наборов)</w:t>
+              <w:t xml:space="preserve">«CONCP ¦ Проектная ЦИМ (Архитектурный проект)»</w:t>
+            </w:r>
+          </w:p>
+          <w:p>
+            <w:r>
+              <w:rPr>
+                <w:color w:val="666666"/>
+                <w:sz w:val="18"/>
+              </w:rPr>
+              <w:t xml:space="preserve">Прил.4/Прил.4 ЦИМ «Правила наименования файлов».txt, стр.33 (та же таблица, следующая строка)</w:t>
             </w:r>
           </w:p>
         </w:tc>
@@ -13807,7 +13807,7 @@
         <w:t xml:space="preserve">На что влияет: </w:t>
       </w:r>
       <w:r>
-        <w:t xml:space="preserve">Проверка 7.6 называется «колонны/балки – ТХ_Газоходы», но набором Б назначена канализация — это дубль проверки 6.4, а пересечения колонн/балок с газоходами не проверяются вовсе. Аналогично 8.2 «ТХ_Газоходы – ИС_Оборудование» получила набором Б трассы (стр.108, дубль 8.1), а 9.5 «АР – ТХ_Оборудование» — набор А «ИС_Оборудование» (стр.118): коллизии газоходов с оборудованием ИС и техоборудования с АР выпадают из контроля качества.</w:t>
+        <w:t xml:space="preserve">Код CONCP назначен двум разным стадиям — имя файла их не различит. Также: «Кислород ¦ Oxygen» (стр.142) и «Кислород ¦ G2» (стр.196) — два кода одного содержания; «Воздуховоды ¦ AirLines» и «Воздуховоды ¦ Airlines» (стр.122–123); «Фасад ¦ Facade» дважды (стр.136, 141); «ТМ ¦ TM» дважды (стр.58–59); опечатка «напорныq» (стр.177); в примере стадия возведения «ex» строчными (стр.24) при коде таблицы «EX» (стр.82).</w:t>
       </w:r>
     </w:p>
     <w:p>
@@ -13818,7 +13818,7 @@
         <w:t xml:space="preserve">Вопрос Заказчику: </w:t>
       </w:r>
       <w:r>
-        <w:t xml:space="preserve">Исправить наборы А/Б в проверках 7.6, 8.2 и 9.5 стадии Р в соответствии с их названиями и описаниями.</w:t>
+        <w:t xml:space="preserve">Вычистить таблицы кодов: уникальный код каждой стадии/содержанию, убрать дубли, исправить опечатки, зафиксировать регистр кодов.</w:t>
       </w:r>
     </w:p>
     <w:p>
@@ -13843,13 +13843,13 @@
         <w:rPr>
           <w:b/>
         </w:rPr>
-        <w:t xml:space="preserve">C-82. </w:t>
-      </w:r>
-      <w:r>
-        <w:rPr>
-          <w:b/>
-        </w:rPr>
-        <w:t xml:space="preserve">ПИМ: три разные расшифровки одного термина внутри ТЗ на ЦИМ</w:t>
+        <w:t xml:space="preserve">C-80. </w:t>
+      </w:r>
+      <w:r>
+        <w:rPr>
+          <w:b/>
+        </w:rPr>
+        <w:t xml:space="preserve">Прил.3 ЦИМ: в проверках коллизий стадии Р наборы элементов не соответствуют названиям проверок — часть коллизий не ловится</w:t>
       </w:r>
     </w:p>
     <w:p>
@@ -13902,16 +13902,16 @@
               <w:rPr>
                 <w:i/>
               </w:rPr>
-              <w:t xml:space="preserve">«План реализации проекта с использованием информационного моделирования; ПИМ: Технический документ»</w:t>
-            </w:r>
-          </w:p>
-          <w:p>
-            <w:r>
-              <w:rPr>
-                <w:color w:val="666666"/>
-                <w:sz w:val="18"/>
-              </w:rPr>
-              <w:t xml:space="preserve">Прил.4, ТЗ на ЦИМ_ОВЭ-75.txt, стр.43 (Термины и определения)</w:t>
+              <w:t xml:space="preserve">«КЖ-КМ_Колонны, балки – ТХ_Газоходы ¦ КЖ_КолонныКЖ_БалкиКМ_Колонны и балки ¦ ИС_Трубы канализация ¦ 20 мм ¦ Пересечения ж/б и металлических колонн и балок с трубами канализационной системы»</w:t>
+            </w:r>
+          </w:p>
+          <w:p>
+            <w:r>
+              <w:rPr>
+                <w:color w:val="666666"/>
+                <w:sz w:val="18"/>
+              </w:rPr>
+              <w:t xml:space="preserve">Прил.4/Прил.3 ЦИМ «Наборы и правила проверки».txt, стр.104 (проверка 7.6, стадия Р)</w:t>
             </w:r>
           </w:p>
         </w:tc>
@@ -13940,16 +13940,16 @@
               <w:rPr>
                 <w:i/>
               </w:rPr>
-              <w:t xml:space="preserve">««Плана выполнения проекта с применением информационного моделирования» (ПИМ)»</w:t>
-            </w:r>
-          </w:p>
-          <w:p>
-            <w:r>
-              <w:rPr>
-                <w:color w:val="666666"/>
-                <w:sz w:val="18"/>
-              </w:rPr>
-              <w:t xml:space="preserve">Прил.4, ТЗ на ЦИМ_ОВЭ-75.txt, стр.186 (раздел Совещания)</w:t>
+              <w:t xml:space="preserve">«КЖ-КМ_Колонны, балки – ИС_Канализация ¦ КЖ_КолонныКЖ_БалкиКМ_Колонны и балки ¦ ИС_Трубы канализация»</w:t>
+            </w:r>
+          </w:p>
+          <w:p>
+            <w:r>
+              <w:rPr>
+                <w:color w:val="666666"/>
+                <w:sz w:val="18"/>
+              </w:rPr>
+              <w:t xml:space="preserve">Прил.4/Прил.3 ЦИМ «Наборы и правила проверки».txt, стр.96 (проверка 6.4, стадия Р — тот же состав наборов)</w:t>
             </w:r>
           </w:p>
         </w:tc>
@@ -13963,22 +13963,7 @@
         <w:t xml:space="preserve">На что влияет: </w:t>
       </w:r>
       <w:r>
-        <w:t xml:space="preserve">В терминах ПИМ — «План реализации проекта с использованием информационного моделирования» (стр.43), в сокращениях — «План информационного моделирования» (стр.61), в разделе совещаний — «План выполнения проекта с применением информационного моделирования» (стр.186). Один документ фигурирует под тремя именами — риск разночтений в договоре и СОД.</w:t>
-      </w:r>
-    </w:p>
-    <w:p>
-      <w:r>
-        <w:rPr>
-          <w:b/>
-          <w:color w:val="0CA30C"/>
-        </w:rPr>
-        <w:t xml:space="preserve">Статус по редакции 25.08.2026 (ТЗ v4.1 / ЦИМ ред.2): </w:t>
-      </w:r>
-      <w:r>
-        <w:rPr>
-          <w:color w:val="0CA30C"/>
-        </w:rPr>
-        <w:t xml:space="preserve">термин ПИМ в ред.2 исключён</w:t>
+        <w:t xml:space="preserve">Проверка 7.6 называется «колонны/балки – ТХ_Газоходы», но набором Б назначена канализация — это дубль проверки 6.4, а пересечения колонн/балок с газоходами не проверяются вовсе. Аналогично 8.2 «ТХ_Газоходы – ИС_Оборудование» получила набором Б трассы (стр.108, дубль 8.1), а 9.5 «АР – ТХ_Оборудование» — набор А «ИС_Оборудование» (стр.118): коллизии газоходов с оборудованием ИС и техоборудования с АР выпадают из контроля качества.</w:t>
       </w:r>
     </w:p>
     <w:p>
@@ -13989,7 +13974,7 @@
         <w:t xml:space="preserve">Вопрос Заказчику: </w:t>
       </w:r>
       <w:r>
-        <w:t xml:space="preserve">Унифицировать наименование ПИМ по всему ТЗ на ЦИМ и приложениям.</w:t>
+        <w:t xml:space="preserve">Исправить наборы А/Б в проверках 7.6, 8.2 и 9.5 стадии Р в соответствии с их названиями и описаниями.</w:t>
       </w:r>
     </w:p>
     <w:p>
@@ -14014,13 +13999,13 @@
         <w:rPr>
           <w:b/>
         </w:rPr>
-        <w:t xml:space="preserve">C-85. </w:t>
-      </w:r>
-      <w:r>
-        <w:rPr>
-          <w:b/>
-        </w:rPr>
-        <w:t xml:space="preserve">Номинал питающей сети в одном приложении: 230 В для АСУ и 220В для весоизмерения</w:t>
+        <w:t xml:space="preserve">C-82. </w:t>
+      </w:r>
+      <w:r>
+        <w:rPr>
+          <w:b/>
+        </w:rPr>
+        <w:t xml:space="preserve">ПИМ: три разные расшифровки одного термина внутри ТЗ на ЦИМ</w:t>
       </w:r>
     </w:p>
     <w:p>
@@ -14073,16 +14058,16 @@
               <w:rPr>
                 <w:i/>
               </w:rPr>
-              <w:t xml:space="preserve">«с характеристиками: 230 В, 50 Гц, стабилизированное»</w:t>
-            </w:r>
-          </w:p>
-          <w:p>
-            <w:r>
-              <w:rPr>
-                <w:color w:val="666666"/>
-                <w:sz w:val="18"/>
-              </w:rPr>
-              <w:t xml:space="preserve">Прил.5 «Базовые требования…» (brief.txt), стр.86 (АСУТП → Требования к надёжности)</w:t>
+              <w:t xml:space="preserve">«План реализации проекта с использованием информационного моделирования; ПИМ: Технический документ»</w:t>
+            </w:r>
+          </w:p>
+          <w:p>
+            <w:r>
+              <w:rPr>
+                <w:color w:val="666666"/>
+                <w:sz w:val="18"/>
+              </w:rPr>
+              <w:t xml:space="preserve">Прил.4, ТЗ на ЦИМ_ОВЭ-75.txt, стр.43 (Термины и определения)</w:t>
             </w:r>
           </w:p>
         </w:tc>
@@ -14111,16 +14096,16 @@
               <w:rPr>
                 <w:i/>
               </w:rPr>
-              <w:t xml:space="preserve">«электропитание: 220В, 50Гц.»</w:t>
-            </w:r>
-          </w:p>
-          <w:p>
-            <w:r>
-              <w:rPr>
-                <w:color w:val="666666"/>
-                <w:sz w:val="18"/>
-              </w:rPr>
-              <w:t xml:space="preserve">Прил.5 «Базовые требования…» (brief.txt), стр.197 (Весоизмерение (АИС) → Требования к надёжности)</w:t>
+              <w:t xml:space="preserve">««Плана выполнения проекта с применением информационного моделирования» (ПИМ)»</w:t>
+            </w:r>
+          </w:p>
+          <w:p>
+            <w:r>
+              <w:rPr>
+                <w:color w:val="666666"/>
+                <w:sz w:val="18"/>
+              </w:rPr>
+              <w:t xml:space="preserve">Прил.4, ТЗ на ЦИМ_ОВЭ-75.txt, стр.186 (раздел Совещания)</w:t>
             </w:r>
           </w:p>
         </w:tc>
@@ -14134,7 +14119,22 @@
         <w:t xml:space="preserve">На что влияет: </w:t>
       </w:r>
       <w:r>
-        <w:t xml:space="preserve">Формально это разделы разных систем (АСУ и АИС весоизмерения), однако обе питаются от одной сети 0,4 кВ площадки (ср. ТЗ на БИ, стр.251: «шкафы управления 0,4 кВ»), а действующий номинал напряжения в РФ — 230 В (ГОСТ 29322-2014). Два номинала в одном приложении — след шаблонов разных лет; при заказе ИБП, стабилизаторов и заполнении опросных листов даст разнобой.</w:t>
+        <w:t xml:space="preserve">В терминах ПИМ — «План реализации проекта с использованием информационного моделирования» (стр.43), в сокращениях — «План информационного моделирования» (стр.61), в разделе совещаний — «План выполнения проекта с применением информационного моделирования» (стр.186). Один документ фигурирует под тремя именами — риск разночтений в договоре и СОД.</w:t>
+      </w:r>
+    </w:p>
+    <w:p>
+      <w:r>
+        <w:rPr>
+          <w:b/>
+          <w:color w:val="0CA30C"/>
+        </w:rPr>
+        <w:t xml:space="preserve">Статус по редакции 25.08.2026 (ТЗ v4.1 / ЦИМ ред.2): </w:t>
+      </w:r>
+      <w:r>
+        <w:rPr>
+          <w:color w:val="0CA30C"/>
+        </w:rPr>
+        <w:t xml:space="preserve">термин ПИМ в ред.2 исключён</w:t>
       </w:r>
     </w:p>
     <w:p>
@@ -14145,7 +14145,7 @@
         <w:t xml:space="preserve">Вопрос Заказчику: </w:t>
       </w:r>
       <w:r>
-        <w:t xml:space="preserve">Унифицировать номинал электропитания (230 В) по всем разделам Прил.5.</w:t>
+        <w:t xml:space="preserve">Унифицировать наименование ПИМ по всему ТЗ на ЦИМ и приложениям.</w:t>
       </w:r>
     </w:p>
     <w:p>
@@ -14170,13 +14170,13 @@
         <w:rPr>
           <w:b/>
         </w:rPr>
-        <w:t xml:space="preserve">C-86. </w:t>
-      </w:r>
-      <w:r>
-        <w:rPr>
-          <w:b/>
-        </w:rPr>
-        <w:t xml:space="preserve">ПГС: три разных требования к степени защиты IP в соседних абзацах без границ применения</w:t>
+        <w:t xml:space="preserve">C-85. </w:t>
+      </w:r>
+      <w:r>
+        <w:rPr>
+          <w:b/>
+        </w:rPr>
+        <w:t xml:space="preserve">Номинал питающей сети в одном приложении: 230 В для АСУ и 220В для весоизмерения</w:t>
       </w:r>
     </w:p>
     <w:p>
@@ -14229,16 +14229,16 @@
               <w:rPr>
                 <w:i/>
               </w:rPr>
-              <w:t xml:space="preserve">«с классом защиты IP54 и терморегуляцией»</w:t>
-            </w:r>
-          </w:p>
-          <w:p>
-            <w:r>
-              <w:rPr>
-                <w:color w:val="666666"/>
-                <w:sz w:val="18"/>
-              </w:rPr>
-              <w:t xml:space="preserve">Прил.5 «Базовые требования…» (brief.txt), стр.389 (ПГС — шкаф коммутатора оперативно-технологической связи)</w:t>
+              <w:t xml:space="preserve">«с характеристиками: 230 В, 50 Гц, стабилизированное»</w:t>
+            </w:r>
+          </w:p>
+          <w:p>
+            <w:r>
+              <w:rPr>
+                <w:color w:val="666666"/>
+                <w:sz w:val="18"/>
+              </w:rPr>
+              <w:t xml:space="preserve">Прил.5 «Базовые требования…» (brief.txt), стр.86 (АСУТП → Требования к надёжности)</w:t>
             </w:r>
           </w:p>
         </w:tc>
@@ -14267,16 +14267,16 @@
               <w:rPr>
                 <w:i/>
               </w:rPr>
-              <w:t xml:space="preserve">«Класс защиты должен быть IP 65.»</w:t>
-            </w:r>
-          </w:p>
-          <w:p>
-            <w:r>
-              <w:rPr>
-                <w:color w:val="666666"/>
-                <w:sz w:val="18"/>
-              </w:rPr>
-              <w:t xml:space="preserve">Прил.5 «Базовые требования…» (brief.txt), стр.391 (ПГС — оборудование в технологических зонах)</w:t>
+              <w:t xml:space="preserve">«электропитание: 220В, 50Гц.»</w:t>
+            </w:r>
+          </w:p>
+          <w:p>
+            <w:r>
+              <w:rPr>
+                <w:color w:val="666666"/>
+                <w:sz w:val="18"/>
+              </w:rPr>
+              <w:t xml:space="preserve">Прил.5 «Базовые требования…» (brief.txt), стр.197 (Весоизмерение (АИС) → Требования к надёжности)</w:t>
             </w:r>
           </w:p>
         </w:tc>
@@ -14290,7 +14290,7 @@
         <w:t xml:space="preserve">На что влияет: </w:t>
       </w:r>
       <w:r>
-        <w:t xml:space="preserve">Для шкафа коммутатора ПГС задан IP54 (стр.389); следующий абзац для техсредств ПГС в закрытых шкафах велит «Степень защиты IР определить в соответствии с внешними производственными факторами» (стр.390 — причём «IР» набрано с кириллической «Р»); а стр.391 для оборудования в технологических зонах жёстко требует IP 65. Границы применения трёх правил не заданы — к какому из них относится коммутатор и шкафы с серверами/ИБП, неясно.</w:t>
+        <w:t xml:space="preserve">Формально это разделы разных систем (АСУ и АИС весоизмерения), однако обе питаются от одной сети 0,4 кВ площадки (ср. ТЗ на БИ, стр.251: «шкафы управления 0,4 кВ»), а действующий номинал напряжения в РФ — 230 В (ГОСТ 29322-2014). Два номинала в одном приложении — след шаблонов разных лет; при заказе ИБП, стабилизаторов и заполнении опросных листов даст разнобой.</w:t>
       </w:r>
     </w:p>
     <w:p>
@@ -14301,7 +14301,7 @@
         <w:t xml:space="preserve">Вопрос Заказчику: </w:t>
       </w:r>
       <w:r>
-        <w:t xml:space="preserve">Разграничить требования: какие элементы ПГС — IP54, какие — IP65, какие — «по факторам»; исправить опечатку «IР».</w:t>
+        <w:t xml:space="preserve">Унифицировать номинал электропитания (230 В) по всем разделам Прил.5.</w:t>
       </w:r>
     </w:p>
     <w:p>
@@ -14326,13 +14326,13 @@
         <w:rPr>
           <w:b/>
         </w:rPr>
-        <w:t xml:space="preserve">C-87. </w:t>
-      </w:r>
-      <w:r>
-        <w:rPr>
-          <w:b/>
-        </w:rPr>
-        <w:t xml:space="preserve">Лот №1: в таблице границ проектирования два пункта 3.3.2, пункт 3.3.3 отсутствует</w:t>
+        <w:t xml:space="preserve">C-86. </w:t>
+      </w:r>
+      <w:r>
+        <w:rPr>
+          <w:b/>
+        </w:rPr>
+        <w:t xml:space="preserve">ПГС: три разных требования к степени защиты IP в соседних абзацах без границ применения</w:t>
       </w:r>
     </w:p>
     <w:p>
@@ -14341,7 +14341,7 @@
           <w:color w:val="666666"/>
           <w:sz w:val="20"/>
         </w:rPr>
-        <w:t xml:space="preserve">Лот №1 · Цех обжига · важность: формальные</w:t>
+        <w:t xml:space="preserve">общий / стык · важность: формальные</w:t>
       </w:r>
     </w:p>
     <w:tbl>
@@ -14385,16 +14385,16 @@
               <w:rPr>
                 <w:i/>
               </w:rPr>
-              <w:t xml:space="preserve">«3.3.2 ¦ Медный кек NNH в «биг-бэг» ¦ Ворота цеха»</w:t>
-            </w:r>
-          </w:p>
-          <w:p>
-            <w:r>
-              <w:rPr>
-                <w:color w:val="666666"/>
-                <w:sz w:val="18"/>
-              </w:rPr>
-              <w:t xml:space="preserve">ТЗ на БИ ОВЭ-75. v.3.6.txt, стр.151 (табл. п.3.3)</w:t>
+              <w:t xml:space="preserve">«с классом защиты IP54 и терморегуляцией»</w:t>
+            </w:r>
+          </w:p>
+          <w:p>
+            <w:r>
+              <w:rPr>
+                <w:color w:val="666666"/>
+                <w:sz w:val="18"/>
+              </w:rPr>
+              <w:t xml:space="preserve">Прил.5 «Базовые требования…» (brief.txt), стр.389 (ПГС — шкаф коммутатора оперативно-технологической связи)</w:t>
             </w:r>
           </w:p>
         </w:tc>
@@ -14423,16 +14423,16 @@
               <w:rPr>
                 <w:i/>
               </w:rPr>
-              <w:t xml:space="preserve">«3.3.2 ¦ Цементная медь в титановых контейнерах ¦ Ворота цеха»</w:t>
-            </w:r>
-          </w:p>
-          <w:p>
-            <w:r>
-              <w:rPr>
-                <w:color w:val="666666"/>
-                <w:sz w:val="18"/>
-              </w:rPr>
-              <w:t xml:space="preserve">ТЗ на БИ ОВЭ-75. v.3.6.txt, стр.152 (та же таблица, следующая строка)</w:t>
+              <w:t xml:space="preserve">«Класс защиты должен быть IP 65.»</w:t>
+            </w:r>
+          </w:p>
+          <w:p>
+            <w:r>
+              <w:rPr>
+                <w:color w:val="666666"/>
+                <w:sz w:val="18"/>
+              </w:rPr>
+              <w:t xml:space="preserve">Прил.5 «Базовые требования…» (brief.txt), стр.391 (ПГС — оборудование в технологических зонах)</w:t>
             </w:r>
           </w:p>
         </w:tc>
@@ -14446,22 +14446,7 @@
         <w:t xml:space="preserve">На что влияет: </w:t>
       </w:r>
       <w:r>
-        <w:t xml:space="preserve">Номер 3.3.2 присвоен двум разным продуктам (медный кек и цементная медь), следующий пункт — сразу 3.3.4 (стр.153). На пункт 3.3 завязаны состав оборудования (стр.165) и оценка стоимости (стр.223); ссылки на конкретные подпункты границ будут неоднозначными.</w:t>
-      </w:r>
-    </w:p>
-    <w:p>
-      <w:r>
-        <w:rPr>
-          <w:b/>
-          <w:color w:val="0CA30C"/>
-        </w:rPr>
-        <w:t xml:space="preserve">Статус по редакции 25.08.2026 (ТЗ v4.1 / ЦИМ ред.2): </w:t>
-      </w:r>
-      <w:r>
-        <w:rPr>
-          <w:color w:val="0CA30C"/>
-        </w:rPr>
-        <w:t xml:space="preserve">нумерация строк таблиц границ в v4.1 удалена — двойного 3.3.2 больше нет; на таблицу границ Лота 1 ссылаются как на п. 4.5</w:t>
+        <w:t xml:space="preserve">Для шкафа коммутатора ПГС задан IP54 (стр.389); следующий абзац для техсредств ПГС в закрытых шкафах велит «Степень защиты IР определить в соответствии с внешними производственными факторами» (стр.390 — причём «IР» набрано с кириллической «Р»); а стр.391 для оборудования в технологических зонах жёстко требует IP 65. Границы применения трёх правил не заданы — к какому из них относится коммутатор и шкафы с серверами/ИБП, неясно.</w:t>
       </w:r>
     </w:p>
     <w:p>
@@ -14472,7 +14457,7 @@
         <w:t xml:space="preserve">Вопрос Заказчику: </w:t>
       </w:r>
       <w:r>
-        <w:t xml:space="preserve">Перенумеровать таблицу границ Лота №1 (цементная медь → 3.3.3).</w:t>
+        <w:t xml:space="preserve">Разграничить требования: какие элементы ПГС — IP54, какие — IP65, какие — «по факторам»; исправить опечатку «IР».</w:t>
       </w:r>
     </w:p>
     <w:p>
@@ -15751,162 +15736,6 @@
       </w:r>
       <w:r>
         <w:t xml:space="preserve">Восстановить «часть 2» и выверить единый перечень разделов/таблиц ИД в обеих фразах.</w:t>
-      </w:r>
-    </w:p>
-    <w:p>
-      <w:r>
-        <w:rPr>
-          <w:b/>
-        </w:rPr>
-        <w:t xml:space="preserve">Решение Заказчика: </w:t>
-      </w:r>
-      <w:r>
-        <w:rPr>
-          <w:color w:val="888888"/>
-        </w:rPr>
-        <w:t xml:space="preserve">____________________________________________________________</w:t>
-      </w:r>
-    </w:p>
-    <w:p>
-      <w:pPr>
-        <w:pStyle w:val="Heading2"/>
-      </w:pPr>
-      <w:r>
-        <w:rPr>
-          <w:b/>
-        </w:rPr>
-        <w:t xml:space="preserve">C-101. </w:t>
-      </w:r>
-      <w:r>
-        <w:rPr>
-          <w:b/>
-        </w:rPr>
-        <w:t xml:space="preserve">ЦИМ ред.2: текст требует проверки «перечисленные в таблице 4», а перечень озаглавлен «Таблица 3»</w:t>
-      </w:r>
-    </w:p>
-    <w:p>
-      <w:r>
-        <w:rPr>
-          <w:color w:val="666666"/>
-          <w:sz w:val="20"/>
-        </w:rPr>
-        <w:t xml:space="preserve">общий / стык · важность: формальные</w:t>
-      </w:r>
-    </w:p>
-    <w:tbl>
-      <w:tblPr>
-        <w:tblW w:w="9638" w:type="dxa"/>
-        <w:tblBorders>
-          <w:top w:val="single" w:sz="4" w:color="C9C9C9"/>
-          <w:left w:val="single" w:sz="4" w:color="C9C9C9"/>
-          <w:bottom w:val="single" w:sz="4" w:color="C9C9C9"/>
-          <w:right w:val="single" w:sz="4" w:color="C9C9C9"/>
-          <w:insideH w:val="single" w:sz="4" w:color="C9C9C9"/>
-          <w:insideV w:val="single" w:sz="4" w:color="C9C9C9"/>
-        </w:tblBorders>
-        <w:tblLayout w:type="fixed"/>
-      </w:tblPr>
-      <w:tblGrid>
-        <w:gridCol w:w="1560"/>
-        <w:gridCol w:w="8078"/>
-      </w:tblGrid>
-      <w:tr>
-        <w:tc>
-          <w:tcPr>
-            <w:tcW w:w="1560" w:type="dxa"/>
-            <w:shd w:val="clear" w:fill="F2F2F2"/>
-          </w:tcPr>
-          <w:p>
-            <w:r>
-              <w:rPr>
-                <w:b/>
-              </w:rPr>
-              <w:t xml:space="preserve">Редакция А</w:t>
-            </w:r>
-          </w:p>
-        </w:tc>
-        <w:tc>
-          <w:tcPr>
-            <w:tcW w:w="8078" w:type="dxa"/>
-          </w:tcPr>
-          <w:p>
-            <w:r>
-              <w:rPr>
-                <w:i/>
-              </w:rPr>
-              <w:t xml:space="preserve">«Исполнителю перед сдачей ЦИМ Заказчику необходимо выполнить проверки, перечисленные в таблице 4 применительно к этапу разработки в соответствии с требованиями настоящего документа.»</w:t>
-            </w:r>
-          </w:p>
-          <w:p>
-            <w:r>
-              <w:rPr>
-                <w:color w:val="666666"/>
-                <w:sz w:val="18"/>
-              </w:rPr>
-              <w:t xml:space="preserve">ТЗ на ЦИМ ред.2, «Требования к контролю качества»</w:t>
-            </w:r>
-          </w:p>
-        </w:tc>
-      </w:tr>
-      <w:tr>
-        <w:tc>
-          <w:tcPr>
-            <w:tcW w:w="1560" w:type="dxa"/>
-            <w:shd w:val="clear" w:fill="F2F2F2"/>
-          </w:tcPr>
-          <w:p>
-            <w:r>
-              <w:rPr>
-                <w:b/>
-              </w:rPr>
-              <w:t xml:space="preserve">Редакция Б</w:t>
-            </w:r>
-          </w:p>
-        </w:tc>
-        <w:tc>
-          <w:tcPr>
-            <w:tcW w:w="8078" w:type="dxa"/>
-          </w:tcPr>
-          <w:p>
-            <w:r>
-              <w:rPr>
-                <w:i/>
-              </w:rPr>
-              <w:t xml:space="preserve">«Таблица 3 – Перечень проверок»</w:t>
-            </w:r>
-          </w:p>
-          <w:p>
-            <w:r>
-              <w:rPr>
-                <w:color w:val="666666"/>
-                <w:sz w:val="18"/>
-              </w:rPr>
-              <w:t xml:space="preserve">ТЗ на ЦИМ ред.2, там же, заголовок следующей таблицы</w:t>
-            </w:r>
-          </w:p>
-        </w:tc>
-      </w:tr>
-    </w:tbl>
-    <w:p>
-      <w:r>
-        <w:rPr>
-          <w:b/>
-        </w:rPr>
-        <w:t xml:space="preserve">На что влияет: </w:t>
-      </w:r>
-      <w:r>
-        <w:t xml:space="preserve">Таблицы 4 в документе нет: перечень проверок идёт под номером 3 (нумерация сдвинулась при сокращении документа). Формальность, но ссылка на несуществующую таблицу в договорном документе даёт повод для разночтений при сдаче-приёмке ЦИМ.</w:t>
-      </w:r>
-    </w:p>
-    <w:p>
-      <w:r>
-        <w:rPr>
-          <w:b/>
-        </w:rPr>
-        <w:t xml:space="preserve">Вопрос Заказчику: </w:t>
-      </w:r>
-      <w:r>
-        <w:t xml:space="preserve">Исправить ссылку на «таблицу 3» (или перенумеровать таблицы).</w:t>
       </w:r>
     </w:p>
     <w:p>

--- a/ove/public/docs/ove75-reestr.docx
+++ b/ove/public/docs/ove75-reestr.docx
@@ -34,7 +34,7 @@
           <w:color w:val="666666"/>
           <w:sz w:val="20"/>
         </w:rPr>
-        <w:t xml:space="preserve">Основание: ТЗ на БИ v4.1 от 25.08.2026, ТЗ на ЦИМ ред.2 и приложения; реестр сверен с новой редакцией (снятые позиции помечены, новые расхождения v4.1 — C-94…C-101; адреса цитат в исторических позициях — по v3.6). Составлено 27.08.2026. Каждая позиция — две дословные цитаты из документов Заказчика; все цитаты проверены программно на дословное вхождение в исходники.</w:t>
+        <w:t xml:space="preserve">Основание: ТЗ на БИ v4.1 от 25.08.2026, ТЗ на ЦИМ ред.2 и приложения; реестр сверен с новой редакцией (снятые позиции помечены, новые расхождения v4.1 — C-94…C-101; адреса цитат в исторических позициях — по v3.6). Составлено 28.08.2026. Каждая позиция — две дословные цитаты из документов Заказчика; все цитаты проверены программно на дословное вхождение в исходники.</w:t>
       </w:r>
     </w:p>
     <w:p>

--- a/ove/public/docs/ove75-reestr.docx
+++ b/ove/public/docs/ove75-reestr.docx
@@ -34,7 +34,7 @@
           <w:color w:val="666666"/>
           <w:sz w:val="20"/>
         </w:rPr>
-        <w:t xml:space="preserve">Основание: ТЗ на БИ v4.1 от 25.08.2026, ТЗ на ЦИМ ред.2 и приложения; реестр сверен с новой редакцией (снятые позиции помечены, новые расхождения v4.1 — C-94…C-101; адреса цитат в исторических позициях — по v3.6). Составлено 28.08.2026. Каждая позиция — две дословные цитаты из документов Заказчика; все цитаты проверены программно на дословное вхождение в исходники.</w:t>
+        <w:t xml:space="preserve">Основание: ТЗ на БИ v4.1 от 25.08.2026, ТЗ на ЦИМ ред.2 и приложения; реестр сверен с новой редакцией (снятые позиции помечены, новые расхождения v4.1 — C-94…C-101; адреса цитат в исторических позициях — по v3.6). Составлено 01.09.2026. Каждая позиция — две дословные цитаты из документов Заказчика; все цитаты проверены программно на дословное вхождение в исходники.</w:t>
       </w:r>
     </w:p>
     <w:p>

--- a/ove/public/docs/ove75-reestr.docx
+++ b/ove/public/docs/ove75-reestr.docx
@@ -209,6 +209,17 @@
           <w:color w:val="888888"/>
         </w:rPr>
         <w:t xml:space="preserve">____________________________________________________________</w:t>
+      </w:r>
+    </w:p>
+    <w:p>
+      <w:r>
+        <w:rPr>
+          <w:b/>
+        </w:rPr>
+        <w:t xml:space="preserve">Комментарий инженера: </w:t>
+      </w:r>
+      <w:r>
+        <w:t xml:space="preserve">Техническая запись: сквозная проверка канала отправки ответов с сайта после установки токена и пароля (01.09.2026). Канал работает; запись можно не учитывать.</w:t>
       </w:r>
     </w:p>
     <w:p>

--- a/ove/public/docs/ove75-reestr.docx
+++ b/ove/public/docs/ove75-reestr.docx
@@ -34,26 +34,7 @@
           <w:color w:val="666666"/>
           <w:sz w:val="20"/>
         </w:rPr>
-        <w:t xml:space="preserve">Основание: ТЗ на БИ v4.1 от 25.08.2026, ТЗ на ЦИМ ред.2 и приложения; реестр сверен с новой редакцией (снятые позиции помечены, новые расхождения v4.1 — C-94…C-101; адреса цитат в исторических позициях — по v3.6). Составлено 01.09.2026. Каждая позиция — две дословные цитаты из документов Заказчика; все цитаты проверены программно на дословное вхождение в исходники.</w:t>
-      </w:r>
-    </w:p>
-    <w:p>
-      <w:r>
-        <w:rPr>
-          <w:sz w:val="20"/>
-        </w:rPr>
-        <w:t xml:space="preserve">Как работать с документом: пройти позиции с Заказчиком, зафиксировать по каждой, какая редакция верна (или иное решение), в строке «Решение Заказчика». Актуальная редакция реестра с теми же номерами ведётся Исполнителем и передаётся Заказчику по мере пополнения; решения, зафиксированные на рабочей встрече, попадают в следующую редакцию этого документа.</w:t>
-      </w:r>
-    </w:p>
-    <w:p>
-      <w:r>
-        <w:rPr>
-          <w:b/>
-        </w:rPr>
-        <w:t xml:space="preserve">Сводка: </w:t>
-      </w:r>
-      <w:r>
-        <w:t xml:space="preserve">расхождений 100 — блокирующих 7, существенных 39, формальных 54; решено 0. Плюс 11 общих вопросов без парных цитат.</w:t>
+        <w:t xml:space="preserve">Составлено 02.09.2026.</w:t>
       </w:r>
     </w:p>
     <w:p>
@@ -61,7 +42,63 @@
         <w:pStyle w:val="Heading1"/>
       </w:pPr>
       <w:r>
-        <w:t xml:space="preserve">1. Блокирующие расхождения (7)</w:t>
+        <w:t xml:space="preserve">1. Общие сведения</w:t>
+      </w:r>
+    </w:p>
+    <w:p>
+      <w:r>
+        <w:rPr>
+          <w:sz w:val="20"/>
+        </w:rPr>
+        <w:t xml:space="preserve">Реестр сводит расхождения между документами конкурсной пакетной документации Заказчика и вопросы, требующие решения Заказчика для продолжения работ. Каждая позиция содержит две дословные цитаты из документов Заказчика (редакция А и редакция Б), оценку влияния на проектные решения и вопрос Заказчику. Все цитаты проверены на дословное вхождение в исходные документы.</w:t>
+      </w:r>
+    </w:p>
+    <w:p>
+      <w:r>
+        <w:rPr>
+          <w:b/>
+        </w:rPr>
+        <w:t xml:space="preserve">Основание: </w:t>
+      </w:r>
+      <w:r>
+        <w:rPr>
+          <w:color w:val="666666"/>
+          <w:sz w:val="20"/>
+        </w:rPr>
+        <w:t xml:space="preserve">ТЗ на БИ v4.1 от 25.08.2026, ТЗ на ЦИМ ред.2 и приложения; реестр сверен с новой редакцией (снятые позиции помечены, новые расхождения — C-94…C-101; адреса цитат в исторических позициях приведены по редакции v3.6).</w:t>
+      </w:r>
+    </w:p>
+    <w:p>
+      <w:r>
+        <w:rPr>
+          <w:b/>
+        </w:rPr>
+        <w:t xml:space="preserve">Порядок работы с реестром. </w:t>
+      </w:r>
+      <w:r>
+        <w:rPr>
+          <w:sz w:val="20"/>
+        </w:rPr>
+        <w:t xml:space="preserve">По каждой позиции Заказчик фиксирует, какая редакция принимается за проектную (или иное решение), в строке «Решение Заказчика». Реестр ведётся Исполнителем со сквозной нумерацией позиций и передаётся Заказчику по мере пополнения; решения, зафиксированные на рабочих встречах, входят в следующую ревизию настоящего документа.</w:t>
+      </w:r>
+    </w:p>
+    <w:p>
+      <w:r>
+        <w:rPr>
+          <w:b/>
+        </w:rPr>
+        <w:t xml:space="preserve">Сводка: </w:t>
+      </w:r>
+      <w:r>
+        <w:t xml:space="preserve">расхождений 100 — блокирующих 7, существенных 39, формальных 54; решений Заказчика зафиксировано 0. Дополнительно 11 общих вопросов без парных цитат.</w:t>
+      </w:r>
+    </w:p>
+    <w:p>
+      <w:pPr>
+        <w:pStyle w:val="Heading1"/>
+      </w:pPr>
+      <w:r>
+        <w:t xml:space="preserve">2. Блокирующие расхождения (7)</w:t>
       </w:r>
     </w:p>
     <w:p>
@@ -212,17 +249,6 @@
       </w:r>
     </w:p>
     <w:p>
-      <w:r>
-        <w:rPr>
-          <w:b/>
-        </w:rPr>
-        <w:t xml:space="preserve">Комментарий инженера: </w:t>
-      </w:r>
-      <w:r>
-        <w:t xml:space="preserve">Техническая запись: сквозная проверка канала отправки ответов с сайта после установки токена и пароля (01.09.2026). Канал работает; запись можно не учитывать.</w:t>
-      </w:r>
-    </w:p>
-    <w:p>
       <w:pPr>
         <w:pStyle w:val="Heading2"/>
       </w:pPr>
@@ -1160,7 +1186,7 @@
         <w:pStyle w:val="Heading1"/>
       </w:pPr>
       <w:r>
-        <w:t xml:space="preserve">2. Существенные расхождения (39)</w:t>
+        <w:t xml:space="preserve">3. Существенные расхождения (39)</w:t>
       </w:r>
     </w:p>
     <w:p>
@@ -7240,7 +7266,7 @@
         <w:t xml:space="preserve">На что влияет: </w:t>
       </w:r>
       <w:r>
-        <w:t xml:space="preserve">v4.1 добавила «Бюджетные ТКП по основному оборудованию» (наше предложение по глубине оценки принято) и назвала итоговую оценку «Бюджетной», но не сняла «не менее 2-х – 3-х на КАЖДУЮ позицию». На этапе БИ это сотни позиций × 2–3 полноценных ТКП — невыполнимо по срокам и не нужно для бюджетной оценки; непонятно, какая из двух норм действует. [Правка 25.08: при первичном прочтении вычеркнутая строка учитывалась как действующая; по правилу «зачёркнутое = исключено» противоречия нет — действует только «Бюджетные ТКП по основному оборудованию».]</w:t>
+        <w:t xml:space="preserve">v4.1 добавила «Бюджетные ТКП по основному оборудованию» (наше предложение по глубине оценки принято) и назвала итоговую оценку «Бюджетной», но не сняла «не менее 2-х – 3-х на КАЖДУЮ позицию». На этапе БИ это сотни позиций × 2–3 полноценных ТКП — невыполнимо по срокам и не нужно для бюджетной оценки; непонятно, какая из двух норм действует.</w:t>
       </w:r>
     </w:p>
     <w:p>
@@ -7288,7 +7314,7 @@
         <w:pStyle w:val="Heading1"/>
       </w:pPr>
       <w:r>
-        <w:t xml:space="preserve">3. Формальные расхождения (54)</w:t>
+        <w:t xml:space="preserve">4. Формальные расхождения (54)</w:t>
       </w:r>
     </w:p>
     <w:p>
@@ -7297,7 +7323,7 @@
           <w:color w:val="666666"/>
           <w:sz w:val="20"/>
         </w:rPr>
-        <w:t xml:space="preserve">Формальности: опечатки и битые ссылки, которые всплывут на экспертизе.</w:t>
+        <w:t xml:space="preserve">Опечатки, неверные ссылки и несогласованные обозначения, выявляемые при экспертизе.</w:t>
       </w:r>
     </w:p>
     <w:p>
@@ -15768,7 +15794,7 @@
         <w:pStyle w:val="Heading1"/>
       </w:pPr>
       <w:r>
-        <w:t xml:space="preserve">4. Общие вопросы Заказчику (11)</w:t>
+        <w:t xml:space="preserve">5. Общие вопросы Заказчику (11)</w:t>
       </w:r>
     </w:p>
     <w:p>
@@ -16047,6 +16073,58 @@
           <w:color w:val="888888"/>
         </w:rPr>
         <w:t xml:space="preserve">____________________________________________________________</w:t>
+      </w:r>
+    </w:p>
+    <w:p>
+      <w:pPr>
+        <w:pStyle w:val="Heading1"/>
+      </w:pPr>
+      <w:r>
+        <w:t xml:space="preserve">6. Открытые позиции</w:t>
+      </w:r>
+    </w:p>
+    <w:p>
+      <w:r>
+        <w:rPr>
+          <w:b/>
+        </w:rPr>
+        <w:t xml:space="preserve">— </w:t>
+      </w:r>
+      <w:r>
+        <w:t xml:space="preserve">Решение Заказчика не получено по 100 позициям реестра — определяется на стадии БИ по итогам рабочих встреч и переписки с Заказчиком.</w:t>
+      </w:r>
+    </w:p>
+    <w:p>
+      <w:r>
+        <w:rPr>
+          <w:b/>
+        </w:rPr>
+        <w:t xml:space="preserve">— </w:t>
+      </w:r>
+      <w:r>
+        <w:t xml:space="preserve">Блокирующие расхождения (7 позиций) закрываются в первую очередь: без принятого решения проектные решения и оценка стоимости по соответствующим узлам не выпускаются.</w:t>
+      </w:r>
+    </w:p>
+    <w:p>
+      <w:r>
+        <w:rPr>
+          <w:b/>
+        </w:rPr>
+        <w:t xml:space="preserve">— </w:t>
+      </w:r>
+      <w:r>
+        <w:t xml:space="preserve">Позиции, снятые новой редакцией технического задания, сохранены в реестре с пометкой о статусе — для прослеживаемости принятых изменений.</w:t>
+      </w:r>
+    </w:p>
+    <w:p>
+      <w:r>
+        <w:rPr>
+          <w:b/>
+        </w:rPr>
+        <w:t xml:space="preserve">— </w:t>
+      </w:r>
+      <w:r>
+        <w:t xml:space="preserve">Реестр пополняется по мере анализа исходных данных; сквозная нумерация позиций сохраняется между ревизиями.</w:t>
       </w:r>
     </w:p>
     <w:sectPr>
